--- a/Dokumentace_Maturitniho_projektu_Vacula.docx
+++ b/Dokumentace_Maturitniho_projektu_Vacula.docx
@@ -13,10 +13,7 @@
         <w:t>Vyšší odborná škola</w:t>
       </w:r>
       <w:r>
-        <w:t xml:space="preserve"> a Jazyková škola </w:t>
-      </w:r>
-      <w:r>
-        <w:t>s právem státní jazykové zkoušky Uherské Hradiště</w:t>
+        <w:t xml:space="preserve"> a Jazyková škola s právem státní jazykové zkoušky Uherské Hradiště</w:t>
       </w:r>
     </w:p>
     <w:p>
@@ -28,7 +25,7 @@
           <w:noProof/>
         </w:rPr>
         <w:drawing>
-          <wp:inline distT="0" distB="0" distL="0" distR="0" wp14:anchorId="0D2F1002" wp14:editId="6185D658">
+          <wp:inline distT="0" distB="0" distL="0" distR="0" wp14:anchorId="18ACF130" wp14:editId="3DAD6C39">
             <wp:extent cx="1847850" cy="1847850"/>
             <wp:effectExtent l="0" t="0" r="0" b="0"/>
             <wp:docPr id="1" name="obrázek 1" descr="100×100"/>
@@ -82,10 +79,7 @@
         <w:pStyle w:val="nazevprojektu"/>
       </w:pPr>
       <w:r>
-        <w:t xml:space="preserve">Maturitní </w:t>
-      </w:r>
-      <w:r>
-        <w:t>PRÁCE</w:t>
+        <w:t>Maturitní PRÁCE</w:t>
       </w:r>
     </w:p>
     <w:p>
@@ -93,10 +87,15 @@
         <w:pStyle w:val="nazevprojektu"/>
       </w:pPr>
       <w:r>
-        <w:t>lone survivor</w:t>
-      </w:r>
-      <w:r>
-        <w:t xml:space="preserve"> - 2D akční hra </w:t>
+        <w:t xml:space="preserve">lone </w:t>
+      </w:r>
+      <w:proofErr w:type="gramStart"/>
+      <w:r>
+        <w:t>survivor - 2D</w:t>
+      </w:r>
+      <w:proofErr w:type="gramEnd"/>
+      <w:r>
+        <w:t xml:space="preserve"> akční hra </w:t>
       </w:r>
     </w:p>
     <w:p>
@@ -120,15 +119,13 @@
         <w:rPr>
           <w:noProof/>
         </w:rPr>
-        <w:t>2025</w:t>
+        <w:t>2026</w:t>
       </w:r>
       <w:r>
         <w:fldChar w:fldCharType="end"/>
       </w:r>
       <w:r>
         <w:tab/>
-      </w:r>
-      <w:r>
         <w:t>Stanislav Vacula 4. B</w:t>
       </w:r>
       <w:r>
@@ -149,7 +146,7 @@
           <w:szCs w:val="24"/>
         </w:rPr>
         <w:drawing>
-          <wp:inline distT="0" distB="0" distL="0" distR="0" wp14:anchorId="67A72E6A" wp14:editId="0F29A229">
+          <wp:inline distT="0" distB="0" distL="0" distR="0" wp14:anchorId="411D9083" wp14:editId="263DC835">
             <wp:extent cx="5859780" cy="6618517"/>
             <wp:effectExtent l="0" t="0" r="7620" b="0"/>
             <wp:docPr id="1419657929" name="Obrázek 1" descr="Obsah obrázku text, snímek obrazovky, Písmo, číslo&#10;&#10;Obsah vygenerovaný umělou inteligencí může být nesprávný."/>
@@ -197,7 +194,7 @@
         </w:rPr>
         <w:lastRenderedPageBreak/>
         <w:drawing>
-          <wp:inline distT="0" distB="0" distL="0" distR="0" wp14:anchorId="0BEB99C1" wp14:editId="598A5DE2">
+          <wp:inline distT="0" distB="0" distL="0" distR="0" wp14:anchorId="2B367232" wp14:editId="62C7B2F1">
             <wp:extent cx="5734645" cy="5200650"/>
             <wp:effectExtent l="0" t="0" r="0" b="0"/>
             <wp:docPr id="1370365872" name="Obrázek 1" descr="Obsah obrázku text, snímek obrazovky, Písmo, účtenka&#10;&#10;Obsah vygenerovaný umělou inteligencí může být nesprávný."/>
@@ -246,16 +243,7 @@
     </w:p>
     <w:p>
       <w:r>
-        <w:t xml:space="preserve">Souhlasím s tím, že s výsledky mé práce může být naloženo podle uvážení vedoucího </w:t>
-      </w:r>
-      <w:r>
-        <w:t>maturitní</w:t>
-      </w:r>
-      <w:r>
-        <w:t xml:space="preserve"> práce a ředitele školy</w:t>
-      </w:r>
-      <w:r>
-        <w:t xml:space="preserve">. V případě publikace budu </w:t>
+        <w:t xml:space="preserve">Souhlasím s tím, že s výsledky mé práce může být naloženo podle uvážení vedoucího maturitní práce a ředitele školy. V případě publikace budu </w:t>
       </w:r>
       <w:r>
         <w:fldChar w:fldCharType="begin">
@@ -288,16 +276,7 @@
     </w:p>
     <w:p>
       <w:r>
-        <w:t>Prohl</w:t>
-      </w:r>
-      <w:r>
-        <w:t xml:space="preserve">ašuji, že jsem na celé </w:t>
-      </w:r>
-      <w:r>
-        <w:t>maturitní</w:t>
-      </w:r>
-      <w:r>
-        <w:t xml:space="preserve"> práci </w:t>
+        <w:t xml:space="preserve">Prohlašuji, že jsem na celé maturitní práci </w:t>
       </w:r>
       <w:bookmarkStart w:id="1" w:name="Rozbalovací2"/>
       <w:r>
@@ -325,13 +304,7 @@
       </w:r>
       <w:bookmarkEnd w:id="1"/>
       <w:r>
-        <w:t xml:space="preserve"> samostatně a </w:t>
-      </w:r>
-      <w:r>
-        <w:t xml:space="preserve">veškeré použité zdroje </w:t>
-      </w:r>
-      <w:r>
-        <w:t xml:space="preserve">jsem </w:t>
+        <w:t xml:space="preserve"> samostatně a veškeré použité zdroje jsem </w:t>
       </w:r>
       <w:r>
         <w:fldChar w:fldCharType="begin">
@@ -367,13 +340,7 @@
         <w:pStyle w:val="msto"/>
       </w:pPr>
       <w:r>
-        <w:t>V Uherském Hradišti</w:t>
-      </w:r>
-      <w:r>
-        <w:t>, dne</w:t>
-      </w:r>
-      <w:r>
-        <w:t xml:space="preserve"> </w:t>
+        <w:t xml:space="preserve">V Uherském Hradišti, dne </w:t>
       </w:r>
       <w:r>
         <w:rPr>
@@ -407,8 +374,6 @@
       </w:r>
       <w:r>
         <w:tab/>
-      </w:r>
-      <w:r>
         <w:t>podpis absolventa</w:t>
       </w:r>
     </w:p>
@@ -436,7 +401,63 @@
         <w:rPr>
           <w:rStyle w:val="doplnittext"/>
         </w:rPr>
-        <w:t>Moje maturitní práce je 2D akční hra Lone Survivor, která je vytvořena v herním enginu Godot 4.4. Hra sleduje příběh vojáka, jenž po pádu vrtulníku musí přežít v nepřátelském území plném pastí a ozbrojených protivníků. Cílem projektu je ukázat propojení herního designu, programování a animace v jednotném funkčním celku a vytvořit hratelný prototyp, který demonstruje tvorbu herní logiky, pohybu, boje a interakce s prostředím v moderním vývojovém nástroji.</w:t>
+        <w:t xml:space="preserve">Moje maturitní práce je </w:t>
+      </w:r>
+      <w:proofErr w:type="gramStart"/>
+      <w:r>
+        <w:rPr>
+          <w:rStyle w:val="doplnittext"/>
+        </w:rPr>
+        <w:t>2D</w:t>
+      </w:r>
+      <w:proofErr w:type="gramEnd"/>
+      <w:r>
+        <w:rPr>
+          <w:rStyle w:val="doplnittext"/>
+        </w:rPr>
+        <w:t xml:space="preserve"> akční hra </w:t>
+      </w:r>
+      <w:proofErr w:type="spellStart"/>
+      <w:r>
+        <w:rPr>
+          <w:rStyle w:val="doplnittext"/>
+        </w:rPr>
+        <w:t>Lone</w:t>
+      </w:r>
+      <w:proofErr w:type="spellEnd"/>
+      <w:r>
+        <w:rPr>
+          <w:rStyle w:val="doplnittext"/>
+        </w:rPr>
+        <w:t xml:space="preserve"> </w:t>
+      </w:r>
+      <w:proofErr w:type="spellStart"/>
+      <w:r>
+        <w:rPr>
+          <w:rStyle w:val="doplnittext"/>
+        </w:rPr>
+        <w:t>Survivor</w:t>
+      </w:r>
+      <w:proofErr w:type="spellEnd"/>
+      <w:r>
+        <w:rPr>
+          <w:rStyle w:val="doplnittext"/>
+        </w:rPr>
+        <w:t xml:space="preserve">, která je vytvořena v herním </w:t>
+      </w:r>
+      <w:proofErr w:type="spellStart"/>
+      <w:r>
+        <w:rPr>
+          <w:rStyle w:val="doplnittext"/>
+        </w:rPr>
+        <w:t>enginu</w:t>
+      </w:r>
+      <w:proofErr w:type="spellEnd"/>
+      <w:r>
+        <w:rPr>
+          <w:rStyle w:val="doplnittext"/>
+        </w:rPr>
+        <w:t xml:space="preserve"> Godot 4.4. Hra sleduje příběh vojáka, jenž po pádu vrtulníku musí přežít v nepřátelském území plném pastí a ozbrojených protivníků. Cílem projektu je ukázat propojení herního designu, programování a animace v jednotném funkčním celku a vytvořit hratelný prototyp, který demonstruje tvorbu herní logiky, pohybu, boje a interakce s prostředím v moderním vývojovém nástroji.</w:t>
       </w:r>
     </w:p>
     <w:p>
@@ -454,11 +475,14 @@
       <w:pPr>
         <w:pStyle w:val="Obsah1"/>
         <w:rPr>
+          <w:rFonts w:asciiTheme="minorHAnsi" w:eastAsiaTheme="minorEastAsia" w:hAnsiTheme="minorHAnsi" w:cstheme="minorBidi"/>
           <w:b w:val="0"/>
           <w:bCs w:val="0"/>
           <w:caps w:val="0"/>
+          <w:kern w:val="2"/>
           <w:sz w:val="24"/>
           <w:szCs w:val="24"/>
+          <w14:ligatures w14:val="standardContextual"/>
         </w:rPr>
       </w:pPr>
       <w:r>
@@ -480,13 +504,13 @@
         <w:fldChar w:fldCharType="begin"/>
       </w:r>
       <w:r>
-        <w:instrText xml:space="preserve"> PAGEREF _Toc225217929 \h </w:instrText>
+        <w:instrText xml:space="preserve"> PAGEREF _Toc223976684 \h </w:instrText>
       </w:r>
       <w:r>
         <w:fldChar w:fldCharType="separate"/>
       </w:r>
       <w:r>
-        <w:t>5</w:t>
+        <w:t>8</w:t>
       </w:r>
       <w:r>
         <w:fldChar w:fldCharType="end"/>
@@ -496,11 +520,14 @@
       <w:pPr>
         <w:pStyle w:val="Obsah1"/>
         <w:rPr>
+          <w:rFonts w:asciiTheme="minorHAnsi" w:eastAsiaTheme="minorEastAsia" w:hAnsiTheme="minorHAnsi" w:cstheme="minorBidi"/>
           <w:b w:val="0"/>
           <w:bCs w:val="0"/>
           <w:caps w:val="0"/>
+          <w:kern w:val="2"/>
           <w:sz w:val="24"/>
           <w:szCs w:val="24"/>
+          <w14:ligatures w14:val="standardContextual"/>
         </w:rPr>
       </w:pPr>
       <w:r>
@@ -508,16 +535,19 @@
       </w:r>
       <w:r>
         <w:rPr>
+          <w:rFonts w:asciiTheme="minorHAnsi" w:eastAsiaTheme="minorEastAsia" w:hAnsiTheme="minorHAnsi" w:cstheme="minorBidi"/>
           <w:b w:val="0"/>
           <w:bCs w:val="0"/>
           <w:caps w:val="0"/>
+          <w:kern w:val="2"/>
           <w:sz w:val="24"/>
           <w:szCs w:val="24"/>
+          <w14:ligatures w14:val="standardContextual"/>
         </w:rPr>
         <w:tab/>
       </w:r>
       <w:r>
-        <w:t>NADPISY HLAVNÍCH KAPITOL</w:t>
+        <w:t>Teoretický úvod</w:t>
       </w:r>
       <w:r>
         <w:tab/>
@@ -526,13 +556,13 @@
         <w:fldChar w:fldCharType="begin"/>
       </w:r>
       <w:r>
-        <w:instrText xml:space="preserve"> PAGEREF _Toc225217930 \h </w:instrText>
+        <w:instrText xml:space="preserve"> PAGEREF _Toc223976685 \h </w:instrText>
       </w:r>
       <w:r>
         <w:fldChar w:fldCharType="separate"/>
       </w:r>
       <w:r>
-        <w:t>6</w:t>
+        <w:t>10</w:t>
       </w:r>
       <w:r>
         <w:fldChar w:fldCharType="end"/>
@@ -542,9 +572,12 @@
       <w:pPr>
         <w:pStyle w:val="Obsah2"/>
         <w:rPr>
-          <w:noProof/>
+          <w:rFonts w:asciiTheme="minorHAnsi" w:eastAsiaTheme="minorEastAsia" w:hAnsiTheme="minorHAnsi" w:cstheme="minorBidi"/>
+          <w:noProof/>
+          <w:kern w:val="2"/>
           <w:sz w:val="24"/>
           <w:szCs w:val="24"/>
+          <w14:ligatures w14:val="standardContextual"/>
         </w:rPr>
       </w:pPr>
       <w:r>
@@ -555,9 +588,12 @@
       </w:r>
       <w:r>
         <w:rPr>
-          <w:noProof/>
+          <w:rFonts w:asciiTheme="minorHAnsi" w:eastAsiaTheme="minorEastAsia" w:hAnsiTheme="minorHAnsi" w:cstheme="minorBidi"/>
+          <w:noProof/>
+          <w:kern w:val="2"/>
           <w:sz w:val="24"/>
           <w:szCs w:val="24"/>
+          <w14:ligatures w14:val="standardContextual"/>
         </w:rPr>
         <w:tab/>
       </w:r>
@@ -565,7 +601,7 @@
         <w:rPr>
           <w:noProof/>
         </w:rPr>
-        <w:t>Nadpisy kapitol</w:t>
+        <w:t>Představení projektu</w:t>
       </w:r>
       <w:r>
         <w:rPr>
@@ -583,7 +619,7 @@
         <w:rPr>
           <w:noProof/>
         </w:rPr>
-        <w:instrText xml:space="preserve"> PAGEREF _Toc225217931 \h </w:instrText>
+        <w:instrText xml:space="preserve"> PAGEREF _Toc223976686 \h </w:instrText>
       </w:r>
       <w:r>
         <w:rPr>
@@ -600,7 +636,7 @@
         <w:rPr>
           <w:noProof/>
         </w:rPr>
-        <w:t>6</w:t>
+        <w:t>10</w:t>
       </w:r>
       <w:r>
         <w:rPr>
@@ -611,24 +647,107 @@
     </w:p>
     <w:p>
       <w:pPr>
+        <w:pStyle w:val="Obsah2"/>
+        <w:rPr>
+          <w:rFonts w:asciiTheme="minorHAnsi" w:eastAsiaTheme="minorEastAsia" w:hAnsiTheme="minorHAnsi" w:cstheme="minorBidi"/>
+          <w:noProof/>
+          <w:kern w:val="2"/>
+          <w:sz w:val="24"/>
+          <w:szCs w:val="24"/>
+          <w14:ligatures w14:val="standardContextual"/>
+        </w:rPr>
+      </w:pPr>
+      <w:r>
+        <w:rPr>
+          <w:noProof/>
+        </w:rPr>
+        <w:t>1.2</w:t>
+      </w:r>
+      <w:r>
+        <w:rPr>
+          <w:rFonts w:asciiTheme="minorHAnsi" w:eastAsiaTheme="minorEastAsia" w:hAnsiTheme="minorHAnsi" w:cstheme="minorBidi"/>
+          <w:noProof/>
+          <w:kern w:val="2"/>
+          <w:sz w:val="24"/>
+          <w:szCs w:val="24"/>
+          <w14:ligatures w14:val="standardContextual"/>
+        </w:rPr>
+        <w:tab/>
+      </w:r>
+      <w:r>
+        <w:rPr>
+          <w:noProof/>
+        </w:rPr>
+        <w:t>Použité technologie</w:t>
+      </w:r>
+      <w:r>
+        <w:rPr>
+          <w:noProof/>
+        </w:rPr>
+        <w:tab/>
+      </w:r>
+      <w:r>
+        <w:rPr>
+          <w:noProof/>
+        </w:rPr>
+        <w:fldChar w:fldCharType="begin"/>
+      </w:r>
+      <w:r>
+        <w:rPr>
+          <w:noProof/>
+        </w:rPr>
+        <w:instrText xml:space="preserve"> PAGEREF _Toc223976687 \h </w:instrText>
+      </w:r>
+      <w:r>
+        <w:rPr>
+          <w:noProof/>
+        </w:rPr>
+      </w:r>
+      <w:r>
+        <w:rPr>
+          <w:noProof/>
+        </w:rPr>
+        <w:fldChar w:fldCharType="separate"/>
+      </w:r>
+      <w:r>
+        <w:rPr>
+          <w:noProof/>
+        </w:rPr>
+        <w:t>10</w:t>
+      </w:r>
+      <w:r>
+        <w:rPr>
+          <w:noProof/>
+        </w:rPr>
+        <w:fldChar w:fldCharType="end"/>
+      </w:r>
+    </w:p>
+    <w:p>
+      <w:pPr>
         <w:pStyle w:val="Obsah3"/>
         <w:rPr>
+          <w:rFonts w:asciiTheme="minorHAnsi" w:eastAsiaTheme="minorEastAsia" w:hAnsiTheme="minorHAnsi" w:cstheme="minorBidi"/>
           <w:iCs w:val="0"/>
           <w:noProof/>
+          <w:kern w:val="2"/>
           <w:sz w:val="24"/>
-        </w:rPr>
-      </w:pPr>
-      <w:r>
-        <w:rPr>
-          <w:noProof/>
-        </w:rPr>
-        <w:t>1.1.1</w:t>
-      </w:r>
-      <w:r>
-        <w:rPr>
+          <w14:ligatures w14:val="standardContextual"/>
+        </w:rPr>
+      </w:pPr>
+      <w:r>
+        <w:rPr>
+          <w:noProof/>
+        </w:rPr>
+        <w:t>1.2.1</w:t>
+      </w:r>
+      <w:r>
+        <w:rPr>
+          <w:rFonts w:asciiTheme="minorHAnsi" w:eastAsiaTheme="minorEastAsia" w:hAnsiTheme="minorHAnsi" w:cstheme="minorBidi"/>
           <w:iCs w:val="0"/>
           <w:noProof/>
+          <w:kern w:val="2"/>
           <w:sz w:val="24"/>
+          <w14:ligatures w14:val="standardContextual"/>
         </w:rPr>
         <w:tab/>
       </w:r>
@@ -636,7 +755,7 @@
         <w:rPr>
           <w:noProof/>
         </w:rPr>
-        <w:t>Nadpisy podkapitol</w:t>
+        <w:t>Herní Engine - GODOT</w:t>
       </w:r>
       <w:r>
         <w:rPr>
@@ -654,7 +773,7 @@
         <w:rPr>
           <w:noProof/>
         </w:rPr>
-        <w:instrText xml:space="preserve"> PAGEREF _Toc225217932 \h </w:instrText>
+        <w:instrText xml:space="preserve"> PAGEREF _Toc223976688 \h </w:instrText>
       </w:r>
       <w:r>
         <w:rPr>
@@ -671,7 +790,7 @@
         <w:rPr>
           <w:noProof/>
         </w:rPr>
-        <w:t>6</w:t>
+        <w:t>10</w:t>
       </w:r>
       <w:r>
         <w:rPr>
@@ -682,65 +801,975 @@
     </w:p>
     <w:p>
       <w:pPr>
+        <w:pStyle w:val="Obsah3"/>
+        <w:rPr>
+          <w:rFonts w:asciiTheme="minorHAnsi" w:eastAsiaTheme="minorEastAsia" w:hAnsiTheme="minorHAnsi" w:cstheme="minorBidi"/>
+          <w:iCs w:val="0"/>
+          <w:noProof/>
+          <w:kern w:val="2"/>
+          <w:sz w:val="24"/>
+          <w14:ligatures w14:val="standardContextual"/>
+        </w:rPr>
+      </w:pPr>
+      <w:r>
+        <w:rPr>
+          <w:noProof/>
+        </w:rPr>
+        <w:t>1.2.2</w:t>
+      </w:r>
+      <w:r>
+        <w:rPr>
+          <w:rFonts w:asciiTheme="minorHAnsi" w:eastAsiaTheme="minorEastAsia" w:hAnsiTheme="minorHAnsi" w:cstheme="minorBidi"/>
+          <w:iCs w:val="0"/>
+          <w:noProof/>
+          <w:kern w:val="2"/>
+          <w:sz w:val="24"/>
+          <w14:ligatures w14:val="standardContextual"/>
+        </w:rPr>
+        <w:tab/>
+      </w:r>
+      <w:r>
+        <w:rPr>
+          <w:noProof/>
+        </w:rPr>
+        <w:t>Grafika hry - Pixelorama/Photoshop</w:t>
+      </w:r>
+      <w:r>
+        <w:rPr>
+          <w:noProof/>
+        </w:rPr>
+        <w:tab/>
+      </w:r>
+      <w:r>
+        <w:rPr>
+          <w:noProof/>
+        </w:rPr>
+        <w:fldChar w:fldCharType="begin"/>
+      </w:r>
+      <w:r>
+        <w:rPr>
+          <w:noProof/>
+        </w:rPr>
+        <w:instrText xml:space="preserve"> PAGEREF _Toc223976689 \h </w:instrText>
+      </w:r>
+      <w:r>
+        <w:rPr>
+          <w:noProof/>
+        </w:rPr>
+      </w:r>
+      <w:r>
+        <w:rPr>
+          <w:noProof/>
+        </w:rPr>
+        <w:fldChar w:fldCharType="separate"/>
+      </w:r>
+      <w:r>
+        <w:rPr>
+          <w:noProof/>
+        </w:rPr>
+        <w:t>10</w:t>
+      </w:r>
+      <w:r>
+        <w:rPr>
+          <w:noProof/>
+        </w:rPr>
+        <w:fldChar w:fldCharType="end"/>
+      </w:r>
+    </w:p>
+    <w:p>
+      <w:pPr>
+        <w:pStyle w:val="Obsah2"/>
+        <w:rPr>
+          <w:rFonts w:asciiTheme="minorHAnsi" w:eastAsiaTheme="minorEastAsia" w:hAnsiTheme="minorHAnsi" w:cstheme="minorBidi"/>
+          <w:noProof/>
+          <w:kern w:val="2"/>
+          <w:sz w:val="24"/>
+          <w:szCs w:val="24"/>
+          <w14:ligatures w14:val="standardContextual"/>
+        </w:rPr>
+      </w:pPr>
+      <w:r>
+        <w:rPr>
+          <w:noProof/>
+        </w:rPr>
+        <w:t>1.3</w:t>
+      </w:r>
+      <w:r>
+        <w:rPr>
+          <w:rFonts w:asciiTheme="minorHAnsi" w:eastAsiaTheme="minorEastAsia" w:hAnsiTheme="minorHAnsi" w:cstheme="minorBidi"/>
+          <w:noProof/>
+          <w:kern w:val="2"/>
+          <w:sz w:val="24"/>
+          <w:szCs w:val="24"/>
+          <w14:ligatures w14:val="standardContextual"/>
+        </w:rPr>
+        <w:tab/>
+      </w:r>
+      <w:r>
+        <w:rPr>
+          <w:noProof/>
+        </w:rPr>
+        <w:t>Konkurenční řešení</w:t>
+      </w:r>
+      <w:r>
+        <w:rPr>
+          <w:noProof/>
+        </w:rPr>
+        <w:tab/>
+      </w:r>
+      <w:r>
+        <w:rPr>
+          <w:noProof/>
+        </w:rPr>
+        <w:fldChar w:fldCharType="begin"/>
+      </w:r>
+      <w:r>
+        <w:rPr>
+          <w:noProof/>
+        </w:rPr>
+        <w:instrText xml:space="preserve"> PAGEREF _Toc223976690 \h </w:instrText>
+      </w:r>
+      <w:r>
+        <w:rPr>
+          <w:noProof/>
+        </w:rPr>
+      </w:r>
+      <w:r>
+        <w:rPr>
+          <w:noProof/>
+        </w:rPr>
+        <w:fldChar w:fldCharType="separate"/>
+      </w:r>
+      <w:r>
+        <w:rPr>
+          <w:noProof/>
+        </w:rPr>
+        <w:t>10</w:t>
+      </w:r>
+      <w:r>
+        <w:rPr>
+          <w:noProof/>
+        </w:rPr>
+        <w:fldChar w:fldCharType="end"/>
+      </w:r>
+    </w:p>
+    <w:p>
+      <w:pPr>
+        <w:pStyle w:val="Obsah3"/>
+        <w:rPr>
+          <w:rFonts w:asciiTheme="minorHAnsi" w:eastAsiaTheme="minorEastAsia" w:hAnsiTheme="minorHAnsi" w:cstheme="minorBidi"/>
+          <w:iCs w:val="0"/>
+          <w:noProof/>
+          <w:kern w:val="2"/>
+          <w:sz w:val="24"/>
+          <w14:ligatures w14:val="standardContextual"/>
+        </w:rPr>
+      </w:pPr>
+      <w:r>
+        <w:rPr>
+          <w:noProof/>
+        </w:rPr>
+        <w:t>1.3.1</w:t>
+      </w:r>
+      <w:r>
+        <w:rPr>
+          <w:rFonts w:asciiTheme="minorHAnsi" w:eastAsiaTheme="minorEastAsia" w:hAnsiTheme="minorHAnsi" w:cstheme="minorBidi"/>
+          <w:iCs w:val="0"/>
+          <w:noProof/>
+          <w:kern w:val="2"/>
+          <w:sz w:val="24"/>
+          <w14:ligatures w14:val="standardContextual"/>
+        </w:rPr>
+        <w:tab/>
+      </w:r>
+      <w:r>
+        <w:rPr>
+          <w:noProof/>
+        </w:rPr>
+        <w:t>Analýza konkurenčních řešení</w:t>
+      </w:r>
+      <w:r>
+        <w:rPr>
+          <w:noProof/>
+        </w:rPr>
+        <w:tab/>
+      </w:r>
+      <w:r>
+        <w:rPr>
+          <w:noProof/>
+        </w:rPr>
+        <w:fldChar w:fldCharType="begin"/>
+      </w:r>
+      <w:r>
+        <w:rPr>
+          <w:noProof/>
+        </w:rPr>
+        <w:instrText xml:space="preserve"> PAGEREF _Toc223976691 \h </w:instrText>
+      </w:r>
+      <w:r>
+        <w:rPr>
+          <w:noProof/>
+        </w:rPr>
+      </w:r>
+      <w:r>
+        <w:rPr>
+          <w:noProof/>
+        </w:rPr>
+        <w:fldChar w:fldCharType="separate"/>
+      </w:r>
+      <w:r>
+        <w:rPr>
+          <w:noProof/>
+        </w:rPr>
+        <w:t>10</w:t>
+      </w:r>
+      <w:r>
+        <w:rPr>
+          <w:noProof/>
+        </w:rPr>
+        <w:fldChar w:fldCharType="end"/>
+      </w:r>
+    </w:p>
+    <w:p>
+      <w:pPr>
+        <w:pStyle w:val="Obsah3"/>
+        <w:rPr>
+          <w:rFonts w:asciiTheme="minorHAnsi" w:eastAsiaTheme="minorEastAsia" w:hAnsiTheme="minorHAnsi" w:cstheme="minorBidi"/>
+          <w:iCs w:val="0"/>
+          <w:noProof/>
+          <w:kern w:val="2"/>
+          <w:sz w:val="24"/>
+          <w14:ligatures w14:val="standardContextual"/>
+        </w:rPr>
+      </w:pPr>
+      <w:r>
+        <w:rPr>
+          <w:noProof/>
+        </w:rPr>
+        <w:t>1.3.2</w:t>
+      </w:r>
+      <w:r>
+        <w:rPr>
+          <w:rFonts w:asciiTheme="minorHAnsi" w:eastAsiaTheme="minorEastAsia" w:hAnsiTheme="minorHAnsi" w:cstheme="minorBidi"/>
+          <w:iCs w:val="0"/>
+          <w:noProof/>
+          <w:kern w:val="2"/>
+          <w:sz w:val="24"/>
+          <w14:ligatures w14:val="standardContextual"/>
+        </w:rPr>
+        <w:tab/>
+      </w:r>
+      <w:r>
+        <w:rPr>
+          <w:noProof/>
+        </w:rPr>
+        <w:t>Analyzované konkurenční řešení</w:t>
+      </w:r>
+      <w:r>
+        <w:rPr>
+          <w:noProof/>
+        </w:rPr>
+        <w:tab/>
+      </w:r>
+      <w:r>
+        <w:rPr>
+          <w:noProof/>
+        </w:rPr>
+        <w:fldChar w:fldCharType="begin"/>
+      </w:r>
+      <w:r>
+        <w:rPr>
+          <w:noProof/>
+        </w:rPr>
+        <w:instrText xml:space="preserve"> PAGEREF _Toc223976692 \h </w:instrText>
+      </w:r>
+      <w:r>
+        <w:rPr>
+          <w:noProof/>
+        </w:rPr>
+      </w:r>
+      <w:r>
+        <w:rPr>
+          <w:noProof/>
+        </w:rPr>
+        <w:fldChar w:fldCharType="separate"/>
+      </w:r>
+      <w:r>
+        <w:rPr>
+          <w:noProof/>
+        </w:rPr>
+        <w:t>11</w:t>
+      </w:r>
+      <w:r>
+        <w:rPr>
+          <w:noProof/>
+        </w:rPr>
+        <w:fldChar w:fldCharType="end"/>
+      </w:r>
+    </w:p>
+    <w:p>
+      <w:pPr>
+        <w:pStyle w:val="Obsah3"/>
+        <w:rPr>
+          <w:rFonts w:asciiTheme="minorHAnsi" w:eastAsiaTheme="minorEastAsia" w:hAnsiTheme="minorHAnsi" w:cstheme="minorBidi"/>
+          <w:iCs w:val="0"/>
+          <w:noProof/>
+          <w:kern w:val="2"/>
+          <w:sz w:val="24"/>
+          <w14:ligatures w14:val="standardContextual"/>
+        </w:rPr>
+      </w:pPr>
+      <w:r>
+        <w:rPr>
+          <w:noProof/>
+        </w:rPr>
+        <w:t>1.3.3</w:t>
+      </w:r>
+      <w:r>
+        <w:rPr>
+          <w:rFonts w:asciiTheme="minorHAnsi" w:eastAsiaTheme="minorEastAsia" w:hAnsiTheme="minorHAnsi" w:cstheme="minorBidi"/>
+          <w:iCs w:val="0"/>
+          <w:noProof/>
+          <w:kern w:val="2"/>
+          <w:sz w:val="24"/>
+          <w14:ligatures w14:val="standardContextual"/>
+        </w:rPr>
+        <w:tab/>
+      </w:r>
+      <w:r>
+        <w:rPr>
+          <w:noProof/>
+        </w:rPr>
+        <w:t>Shrnutí analýzy</w:t>
+      </w:r>
+      <w:r>
+        <w:rPr>
+          <w:noProof/>
+        </w:rPr>
+        <w:tab/>
+      </w:r>
+      <w:r>
+        <w:rPr>
+          <w:noProof/>
+        </w:rPr>
+        <w:fldChar w:fldCharType="begin"/>
+      </w:r>
+      <w:r>
+        <w:rPr>
+          <w:noProof/>
+        </w:rPr>
+        <w:instrText xml:space="preserve"> PAGEREF _Toc223976693 \h </w:instrText>
+      </w:r>
+      <w:r>
+        <w:rPr>
+          <w:noProof/>
+        </w:rPr>
+      </w:r>
+      <w:r>
+        <w:rPr>
+          <w:noProof/>
+        </w:rPr>
+        <w:fldChar w:fldCharType="separate"/>
+      </w:r>
+      <w:r>
+        <w:rPr>
+          <w:noProof/>
+        </w:rPr>
+        <w:t>11</w:t>
+      </w:r>
+      <w:r>
+        <w:rPr>
+          <w:noProof/>
+        </w:rPr>
+        <w:fldChar w:fldCharType="end"/>
+      </w:r>
+    </w:p>
+    <w:p>
+      <w:pPr>
+        <w:pStyle w:val="Obsah2"/>
+        <w:rPr>
+          <w:rFonts w:asciiTheme="minorHAnsi" w:eastAsiaTheme="minorEastAsia" w:hAnsiTheme="minorHAnsi" w:cstheme="minorBidi"/>
+          <w:noProof/>
+          <w:kern w:val="2"/>
+          <w:sz w:val="24"/>
+          <w:szCs w:val="24"/>
+          <w14:ligatures w14:val="standardContextual"/>
+        </w:rPr>
+      </w:pPr>
+      <w:r>
+        <w:rPr>
+          <w:noProof/>
+        </w:rPr>
+        <w:t>1.4</w:t>
+      </w:r>
+      <w:r>
+        <w:rPr>
+          <w:rFonts w:asciiTheme="minorHAnsi" w:eastAsiaTheme="minorEastAsia" w:hAnsiTheme="minorHAnsi" w:cstheme="minorBidi"/>
+          <w:noProof/>
+          <w:kern w:val="2"/>
+          <w:sz w:val="24"/>
+          <w:szCs w:val="24"/>
+          <w14:ligatures w14:val="standardContextual"/>
+        </w:rPr>
+        <w:tab/>
+      </w:r>
+      <w:r>
+        <w:rPr>
+          <w:noProof/>
+        </w:rPr>
+        <w:t>Herní design</w:t>
+      </w:r>
+      <w:r>
+        <w:rPr>
+          <w:noProof/>
+        </w:rPr>
+        <w:tab/>
+      </w:r>
+      <w:r>
+        <w:rPr>
+          <w:noProof/>
+        </w:rPr>
+        <w:fldChar w:fldCharType="begin"/>
+      </w:r>
+      <w:r>
+        <w:rPr>
+          <w:noProof/>
+        </w:rPr>
+        <w:instrText xml:space="preserve"> PAGEREF _Toc223976694 \h </w:instrText>
+      </w:r>
+      <w:r>
+        <w:rPr>
+          <w:noProof/>
+        </w:rPr>
+      </w:r>
+      <w:r>
+        <w:rPr>
+          <w:noProof/>
+        </w:rPr>
+        <w:fldChar w:fldCharType="separate"/>
+      </w:r>
+      <w:r>
+        <w:rPr>
+          <w:noProof/>
+        </w:rPr>
+        <w:t>11</w:t>
+      </w:r>
+      <w:r>
+        <w:rPr>
+          <w:noProof/>
+        </w:rPr>
+        <w:fldChar w:fldCharType="end"/>
+      </w:r>
+    </w:p>
+    <w:p>
+      <w:pPr>
+        <w:pStyle w:val="Obsah3"/>
+        <w:rPr>
+          <w:rFonts w:asciiTheme="minorHAnsi" w:eastAsiaTheme="minorEastAsia" w:hAnsiTheme="minorHAnsi" w:cstheme="minorBidi"/>
+          <w:iCs w:val="0"/>
+          <w:noProof/>
+          <w:kern w:val="2"/>
+          <w:sz w:val="24"/>
+          <w14:ligatures w14:val="standardContextual"/>
+        </w:rPr>
+      </w:pPr>
+      <w:r>
+        <w:rPr>
+          <w:noProof/>
+        </w:rPr>
+        <w:t>1.4.1</w:t>
+      </w:r>
+      <w:r>
+        <w:rPr>
+          <w:rFonts w:asciiTheme="minorHAnsi" w:eastAsiaTheme="minorEastAsia" w:hAnsiTheme="minorHAnsi" w:cstheme="minorBidi"/>
+          <w:iCs w:val="0"/>
+          <w:noProof/>
+          <w:kern w:val="2"/>
+          <w:sz w:val="24"/>
+          <w14:ligatures w14:val="standardContextual"/>
+        </w:rPr>
+        <w:tab/>
+      </w:r>
+      <w:r>
+        <w:rPr>
+          <w:noProof/>
+        </w:rPr>
+        <w:t>Charakteristika pohybu</w:t>
+      </w:r>
+      <w:r>
+        <w:rPr>
+          <w:noProof/>
+        </w:rPr>
+        <w:tab/>
+      </w:r>
+      <w:r>
+        <w:rPr>
+          <w:noProof/>
+        </w:rPr>
+        <w:fldChar w:fldCharType="begin"/>
+      </w:r>
+      <w:r>
+        <w:rPr>
+          <w:noProof/>
+        </w:rPr>
+        <w:instrText xml:space="preserve"> PAGEREF _Toc223976695 \h </w:instrText>
+      </w:r>
+      <w:r>
+        <w:rPr>
+          <w:noProof/>
+        </w:rPr>
+      </w:r>
+      <w:r>
+        <w:rPr>
+          <w:noProof/>
+        </w:rPr>
+        <w:fldChar w:fldCharType="separate"/>
+      </w:r>
+      <w:r>
+        <w:rPr>
+          <w:noProof/>
+        </w:rPr>
+        <w:t>11</w:t>
+      </w:r>
+      <w:r>
+        <w:rPr>
+          <w:noProof/>
+        </w:rPr>
+        <w:fldChar w:fldCharType="end"/>
+      </w:r>
+    </w:p>
+    <w:p>
+      <w:pPr>
+        <w:pStyle w:val="Obsah3"/>
+        <w:rPr>
+          <w:rFonts w:asciiTheme="minorHAnsi" w:eastAsiaTheme="minorEastAsia" w:hAnsiTheme="minorHAnsi" w:cstheme="minorBidi"/>
+          <w:iCs w:val="0"/>
+          <w:noProof/>
+          <w:kern w:val="2"/>
+          <w:sz w:val="24"/>
+          <w14:ligatures w14:val="standardContextual"/>
+        </w:rPr>
+      </w:pPr>
+      <w:r>
+        <w:rPr>
+          <w:noProof/>
+        </w:rPr>
+        <w:t>1.4.2</w:t>
+      </w:r>
+      <w:r>
+        <w:rPr>
+          <w:rFonts w:asciiTheme="minorHAnsi" w:eastAsiaTheme="minorEastAsia" w:hAnsiTheme="minorHAnsi" w:cstheme="minorBidi"/>
+          <w:iCs w:val="0"/>
+          <w:noProof/>
+          <w:kern w:val="2"/>
+          <w:sz w:val="24"/>
+          <w14:ligatures w14:val="standardContextual"/>
+        </w:rPr>
+        <w:tab/>
+      </w:r>
+      <w:r>
+        <w:rPr>
+          <w:noProof/>
+        </w:rPr>
+        <w:t>Soubojový systém a AI nepřátel</w:t>
+      </w:r>
+      <w:r>
+        <w:rPr>
+          <w:noProof/>
+        </w:rPr>
+        <w:tab/>
+      </w:r>
+      <w:r>
+        <w:rPr>
+          <w:noProof/>
+        </w:rPr>
+        <w:fldChar w:fldCharType="begin"/>
+      </w:r>
+      <w:r>
+        <w:rPr>
+          <w:noProof/>
+        </w:rPr>
+        <w:instrText xml:space="preserve"> PAGEREF _Toc223976696 \h </w:instrText>
+      </w:r>
+      <w:r>
+        <w:rPr>
+          <w:noProof/>
+        </w:rPr>
+      </w:r>
+      <w:r>
+        <w:rPr>
+          <w:noProof/>
+        </w:rPr>
+        <w:fldChar w:fldCharType="separate"/>
+      </w:r>
+      <w:r>
+        <w:rPr>
+          <w:noProof/>
+        </w:rPr>
+        <w:t>12</w:t>
+      </w:r>
+      <w:r>
+        <w:rPr>
+          <w:noProof/>
+        </w:rPr>
+        <w:fldChar w:fldCharType="end"/>
+      </w:r>
+    </w:p>
+    <w:p>
+      <w:pPr>
+        <w:pStyle w:val="Obsah2"/>
+        <w:rPr>
+          <w:rFonts w:asciiTheme="minorHAnsi" w:eastAsiaTheme="minorEastAsia" w:hAnsiTheme="minorHAnsi" w:cstheme="minorBidi"/>
+          <w:noProof/>
+          <w:kern w:val="2"/>
+          <w:sz w:val="24"/>
+          <w:szCs w:val="24"/>
+          <w14:ligatures w14:val="standardContextual"/>
+        </w:rPr>
+      </w:pPr>
+      <w:r>
+        <w:rPr>
+          <w:noProof/>
+        </w:rPr>
+        <w:t>1.5</w:t>
+      </w:r>
+      <w:r>
+        <w:rPr>
+          <w:rFonts w:asciiTheme="minorHAnsi" w:eastAsiaTheme="minorEastAsia" w:hAnsiTheme="minorHAnsi" w:cstheme="minorBidi"/>
+          <w:noProof/>
+          <w:kern w:val="2"/>
+          <w:sz w:val="24"/>
+          <w:szCs w:val="24"/>
+          <w14:ligatures w14:val="standardContextual"/>
+        </w:rPr>
+        <w:tab/>
+      </w:r>
+      <w:r>
+        <w:rPr>
+          <w:noProof/>
+        </w:rPr>
+        <w:t>Technická realizace</w:t>
+      </w:r>
+      <w:r>
+        <w:rPr>
+          <w:noProof/>
+        </w:rPr>
+        <w:tab/>
+      </w:r>
+      <w:r>
+        <w:rPr>
+          <w:noProof/>
+        </w:rPr>
+        <w:fldChar w:fldCharType="begin"/>
+      </w:r>
+      <w:r>
+        <w:rPr>
+          <w:noProof/>
+        </w:rPr>
+        <w:instrText xml:space="preserve"> PAGEREF _Toc223976697 \h </w:instrText>
+      </w:r>
+      <w:r>
+        <w:rPr>
+          <w:noProof/>
+        </w:rPr>
+      </w:r>
+      <w:r>
+        <w:rPr>
+          <w:noProof/>
+        </w:rPr>
+        <w:fldChar w:fldCharType="separate"/>
+      </w:r>
+      <w:r>
+        <w:rPr>
+          <w:noProof/>
+        </w:rPr>
+        <w:t>12</w:t>
+      </w:r>
+      <w:r>
+        <w:rPr>
+          <w:noProof/>
+        </w:rPr>
+        <w:fldChar w:fldCharType="end"/>
+      </w:r>
+    </w:p>
+    <w:p>
+      <w:pPr>
+        <w:pStyle w:val="Obsah3"/>
+        <w:rPr>
+          <w:rFonts w:asciiTheme="minorHAnsi" w:eastAsiaTheme="minorEastAsia" w:hAnsiTheme="minorHAnsi" w:cstheme="minorBidi"/>
+          <w:iCs w:val="0"/>
+          <w:noProof/>
+          <w:kern w:val="2"/>
+          <w:sz w:val="24"/>
+          <w14:ligatures w14:val="standardContextual"/>
+        </w:rPr>
+      </w:pPr>
+      <w:r>
+        <w:rPr>
+          <w:noProof/>
+        </w:rPr>
+        <w:t>1.5.1</w:t>
+      </w:r>
+      <w:r>
+        <w:rPr>
+          <w:rFonts w:asciiTheme="minorHAnsi" w:eastAsiaTheme="minorEastAsia" w:hAnsiTheme="minorHAnsi" w:cstheme="minorBidi"/>
+          <w:iCs w:val="0"/>
+          <w:noProof/>
+          <w:kern w:val="2"/>
+          <w:sz w:val="24"/>
+          <w14:ligatures w14:val="standardContextual"/>
+        </w:rPr>
+        <w:tab/>
+      </w:r>
+      <w:r>
+        <w:rPr>
+          <w:noProof/>
+        </w:rPr>
+        <w:t>Architektura scén a využití vestavěných tříd</w:t>
+      </w:r>
+      <w:r>
+        <w:rPr>
+          <w:noProof/>
+        </w:rPr>
+        <w:tab/>
+      </w:r>
+      <w:r>
+        <w:rPr>
+          <w:noProof/>
+        </w:rPr>
+        <w:fldChar w:fldCharType="begin"/>
+      </w:r>
+      <w:r>
+        <w:rPr>
+          <w:noProof/>
+        </w:rPr>
+        <w:instrText xml:space="preserve"> PAGEREF _Toc223976698 \h </w:instrText>
+      </w:r>
+      <w:r>
+        <w:rPr>
+          <w:noProof/>
+        </w:rPr>
+      </w:r>
+      <w:r>
+        <w:rPr>
+          <w:noProof/>
+        </w:rPr>
+        <w:fldChar w:fldCharType="separate"/>
+      </w:r>
+      <w:r>
+        <w:rPr>
+          <w:noProof/>
+        </w:rPr>
+        <w:t>12</w:t>
+      </w:r>
+      <w:r>
+        <w:rPr>
+          <w:noProof/>
+        </w:rPr>
+        <w:fldChar w:fldCharType="end"/>
+      </w:r>
+    </w:p>
+    <w:p>
+      <w:pPr>
+        <w:pStyle w:val="Obsah3"/>
+        <w:rPr>
+          <w:rFonts w:asciiTheme="minorHAnsi" w:eastAsiaTheme="minorEastAsia" w:hAnsiTheme="minorHAnsi" w:cstheme="minorBidi"/>
+          <w:iCs w:val="0"/>
+          <w:noProof/>
+          <w:kern w:val="2"/>
+          <w:sz w:val="24"/>
+          <w14:ligatures w14:val="standardContextual"/>
+        </w:rPr>
+      </w:pPr>
+      <w:r>
+        <w:rPr>
+          <w:noProof/>
+        </w:rPr>
+        <w:t>1.5.2</w:t>
+      </w:r>
+      <w:r>
+        <w:rPr>
+          <w:rFonts w:asciiTheme="minorHAnsi" w:eastAsiaTheme="minorEastAsia" w:hAnsiTheme="minorHAnsi" w:cstheme="minorBidi"/>
+          <w:iCs w:val="0"/>
+          <w:noProof/>
+          <w:kern w:val="2"/>
+          <w:sz w:val="24"/>
+          <w14:ligatures w14:val="standardContextual"/>
+        </w:rPr>
+        <w:tab/>
+      </w:r>
+      <w:r>
+        <w:rPr>
+          <w:noProof/>
+        </w:rPr>
+        <w:t>Herní smyčka a zpracování fyziky</w:t>
+      </w:r>
+      <w:r>
+        <w:rPr>
+          <w:noProof/>
+        </w:rPr>
+        <w:tab/>
+      </w:r>
+      <w:r>
+        <w:rPr>
+          <w:noProof/>
+        </w:rPr>
+        <w:fldChar w:fldCharType="begin"/>
+      </w:r>
+      <w:r>
+        <w:rPr>
+          <w:noProof/>
+        </w:rPr>
+        <w:instrText xml:space="preserve"> PAGEREF _Toc223976699 \h </w:instrText>
+      </w:r>
+      <w:r>
+        <w:rPr>
+          <w:noProof/>
+        </w:rPr>
+      </w:r>
+      <w:r>
+        <w:rPr>
+          <w:noProof/>
+        </w:rPr>
+        <w:fldChar w:fldCharType="separate"/>
+      </w:r>
+      <w:r>
+        <w:rPr>
+          <w:noProof/>
+        </w:rPr>
+        <w:t>13</w:t>
+      </w:r>
+      <w:r>
+        <w:rPr>
+          <w:noProof/>
+        </w:rPr>
+        <w:fldChar w:fldCharType="end"/>
+      </w:r>
+    </w:p>
+    <w:p>
+      <w:pPr>
+        <w:pStyle w:val="Obsah3"/>
+        <w:rPr>
+          <w:rFonts w:asciiTheme="minorHAnsi" w:eastAsiaTheme="minorEastAsia" w:hAnsiTheme="minorHAnsi" w:cstheme="minorBidi"/>
+          <w:iCs w:val="0"/>
+          <w:noProof/>
+          <w:kern w:val="2"/>
+          <w:sz w:val="24"/>
+          <w14:ligatures w14:val="standardContextual"/>
+        </w:rPr>
+      </w:pPr>
+      <w:r>
+        <w:rPr>
+          <w:noProof/>
+        </w:rPr>
+        <w:t>1.5.3</w:t>
+      </w:r>
+      <w:r>
+        <w:rPr>
+          <w:rFonts w:asciiTheme="minorHAnsi" w:eastAsiaTheme="minorEastAsia" w:hAnsiTheme="minorHAnsi" w:cstheme="minorBidi"/>
+          <w:iCs w:val="0"/>
+          <w:noProof/>
+          <w:kern w:val="2"/>
+          <w:sz w:val="24"/>
+          <w14:ligatures w14:val="standardContextual"/>
+        </w:rPr>
+        <w:tab/>
+      </w:r>
+      <w:r>
+        <w:rPr>
+          <w:noProof/>
+        </w:rPr>
+        <w:t>Level design a tvorba prostředí</w:t>
+      </w:r>
+      <w:r>
+        <w:rPr>
+          <w:noProof/>
+        </w:rPr>
+        <w:tab/>
+      </w:r>
+      <w:r>
+        <w:rPr>
+          <w:noProof/>
+        </w:rPr>
+        <w:fldChar w:fldCharType="begin"/>
+      </w:r>
+      <w:r>
+        <w:rPr>
+          <w:noProof/>
+        </w:rPr>
+        <w:instrText xml:space="preserve"> PAGEREF _Toc223976700 \h </w:instrText>
+      </w:r>
+      <w:r>
+        <w:rPr>
+          <w:noProof/>
+        </w:rPr>
+      </w:r>
+      <w:r>
+        <w:rPr>
+          <w:noProof/>
+        </w:rPr>
+        <w:fldChar w:fldCharType="separate"/>
+      </w:r>
+      <w:r>
+        <w:rPr>
+          <w:noProof/>
+        </w:rPr>
+        <w:t>13</w:t>
+      </w:r>
+      <w:r>
+        <w:rPr>
+          <w:noProof/>
+        </w:rPr>
+        <w:fldChar w:fldCharType="end"/>
+      </w:r>
+    </w:p>
+    <w:p>
+      <w:pPr>
         <w:pStyle w:val="Obsah1"/>
         <w:rPr>
+          <w:rFonts w:asciiTheme="minorHAnsi" w:eastAsiaTheme="minorEastAsia" w:hAnsiTheme="minorHAnsi" w:cstheme="minorBidi"/>
           <w:b w:val="0"/>
           <w:bCs w:val="0"/>
           <w:caps w:val="0"/>
+          <w:kern w:val="2"/>
           <w:sz w:val="24"/>
           <w:szCs w:val="24"/>
-        </w:rPr>
-      </w:pPr>
-      <w:r>
-        <w:t>Závěr</w:t>
-      </w:r>
-      <w:r>
-        <w:tab/>
-      </w:r>
-      <w:r>
-        <w:fldChar w:fldCharType="begin"/>
-      </w:r>
-      <w:r>
-        <w:instrText xml:space="preserve"> PAGEREF _Toc225217933 \h </w:instrText>
-      </w:r>
-      <w:r>
-        <w:fldChar w:fldCharType="separate"/>
-      </w:r>
-      <w:r>
-        <w:t>8</w:t>
-      </w:r>
-      <w:r>
-        <w:fldChar w:fldCharType="end"/>
-      </w:r>
-    </w:p>
-    <w:p>
-      <w:pPr>
-        <w:pStyle w:val="Obsah1"/>
-        <w:rPr>
+          <w14:ligatures w14:val="standardContextual"/>
+        </w:rPr>
+      </w:pPr>
+      <w:r>
+        <w:t>2</w:t>
+      </w:r>
+      <w:r>
+        <w:rPr>
+          <w:rFonts w:asciiTheme="minorHAnsi" w:eastAsiaTheme="minorEastAsia" w:hAnsiTheme="minorHAnsi" w:cstheme="minorBidi"/>
           <w:b w:val="0"/>
           <w:bCs w:val="0"/>
           <w:caps w:val="0"/>
+          <w:kern w:val="2"/>
           <w:sz w:val="24"/>
           <w:szCs w:val="24"/>
-        </w:rPr>
-      </w:pPr>
-      <w:r>
-        <w:t>seznam použité literatury</w:t>
-      </w:r>
-      <w:r>
+          <w14:ligatures w14:val="standardContextual"/>
+        </w:rPr>
         <w:tab/>
       </w:r>
       <w:r>
+        <w:t>UŽIVATELSKÁ ČÁST</w:t>
+      </w:r>
+      <w:r>
+        <w:tab/>
+      </w:r>
+      <w:r>
         <w:fldChar w:fldCharType="begin"/>
       </w:r>
       <w:r>
-        <w:instrText xml:space="preserve"> PAGEREF _Toc225217934 \h </w:instrText>
+        <w:instrText xml:space="preserve"> PAGEREF _Toc223976701 \h </w:instrText>
       </w:r>
       <w:r>
         <w:fldChar w:fldCharType="separate"/>
       </w:r>
       <w:r>
-        <w:t>9</w:t>
+        <w:t>15</w:t>
       </w:r>
       <w:r>
         <w:fldChar w:fldCharType="end"/>
@@ -748,65 +1777,205 @@
     </w:p>
     <w:p>
       <w:pPr>
+        <w:pStyle w:val="Obsah2"/>
+        <w:rPr>
+          <w:rFonts w:asciiTheme="minorHAnsi" w:eastAsiaTheme="minorEastAsia" w:hAnsiTheme="minorHAnsi" w:cstheme="minorBidi"/>
+          <w:noProof/>
+          <w:kern w:val="2"/>
+          <w:sz w:val="24"/>
+          <w:szCs w:val="24"/>
+          <w14:ligatures w14:val="standardContextual"/>
+        </w:rPr>
+      </w:pPr>
+      <w:r>
+        <w:rPr>
+          <w:noProof/>
+        </w:rPr>
+        <w:t>2.1</w:t>
+      </w:r>
+      <w:r>
+        <w:rPr>
+          <w:rFonts w:asciiTheme="minorHAnsi" w:eastAsiaTheme="minorEastAsia" w:hAnsiTheme="minorHAnsi" w:cstheme="minorBidi"/>
+          <w:noProof/>
+          <w:kern w:val="2"/>
+          <w:sz w:val="24"/>
+          <w:szCs w:val="24"/>
+          <w14:ligatures w14:val="standardContextual"/>
+        </w:rPr>
+        <w:tab/>
+      </w:r>
+      <w:r>
+        <w:rPr>
+          <w:noProof/>
+        </w:rPr>
+        <w:t>Návod ke spuštění hry</w:t>
+      </w:r>
+      <w:r>
+        <w:rPr>
+          <w:noProof/>
+        </w:rPr>
+        <w:tab/>
+      </w:r>
+      <w:r>
+        <w:rPr>
+          <w:noProof/>
+        </w:rPr>
+        <w:fldChar w:fldCharType="begin"/>
+      </w:r>
+      <w:r>
+        <w:rPr>
+          <w:noProof/>
+        </w:rPr>
+        <w:instrText xml:space="preserve"> PAGEREF _Toc223976702 \h </w:instrText>
+      </w:r>
+      <w:r>
+        <w:rPr>
+          <w:noProof/>
+        </w:rPr>
+      </w:r>
+      <w:r>
+        <w:rPr>
+          <w:noProof/>
+        </w:rPr>
+        <w:fldChar w:fldCharType="separate"/>
+      </w:r>
+      <w:r>
+        <w:rPr>
+          <w:noProof/>
+        </w:rPr>
+        <w:t>15</w:t>
+      </w:r>
+      <w:r>
+        <w:rPr>
+          <w:noProof/>
+        </w:rPr>
+        <w:fldChar w:fldCharType="end"/>
+      </w:r>
+    </w:p>
+    <w:p>
+      <w:pPr>
+        <w:pStyle w:val="Obsah2"/>
+        <w:rPr>
+          <w:rFonts w:asciiTheme="minorHAnsi" w:eastAsiaTheme="minorEastAsia" w:hAnsiTheme="minorHAnsi" w:cstheme="minorBidi"/>
+          <w:noProof/>
+          <w:kern w:val="2"/>
+          <w:sz w:val="24"/>
+          <w:szCs w:val="24"/>
+          <w14:ligatures w14:val="standardContextual"/>
+        </w:rPr>
+      </w:pPr>
+      <w:r>
+        <w:rPr>
+          <w:noProof/>
+        </w:rPr>
+        <w:t>2.2</w:t>
+      </w:r>
+      <w:r>
+        <w:rPr>
+          <w:rFonts w:asciiTheme="minorHAnsi" w:eastAsiaTheme="minorEastAsia" w:hAnsiTheme="minorHAnsi" w:cstheme="minorBidi"/>
+          <w:noProof/>
+          <w:kern w:val="2"/>
+          <w:sz w:val="24"/>
+          <w:szCs w:val="24"/>
+          <w14:ligatures w14:val="standardContextual"/>
+        </w:rPr>
+        <w:tab/>
+      </w:r>
+      <w:r>
+        <w:rPr>
+          <w:noProof/>
+        </w:rPr>
+        <w:t>Uživatelské rozhrání po spuštění hry</w:t>
+      </w:r>
+      <w:r>
+        <w:rPr>
+          <w:noProof/>
+        </w:rPr>
+        <w:tab/>
+      </w:r>
+      <w:r>
+        <w:rPr>
+          <w:noProof/>
+        </w:rPr>
+        <w:fldChar w:fldCharType="begin"/>
+      </w:r>
+      <w:r>
+        <w:rPr>
+          <w:noProof/>
+        </w:rPr>
+        <w:instrText xml:space="preserve"> PAGEREF _Toc223976703 \h </w:instrText>
+      </w:r>
+      <w:r>
+        <w:rPr>
+          <w:noProof/>
+        </w:rPr>
+      </w:r>
+      <w:r>
+        <w:rPr>
+          <w:noProof/>
+        </w:rPr>
+        <w:fldChar w:fldCharType="separate"/>
+      </w:r>
+      <w:r>
+        <w:rPr>
+          <w:noProof/>
+        </w:rPr>
+        <w:t>15</w:t>
+      </w:r>
+      <w:r>
+        <w:rPr>
+          <w:noProof/>
+        </w:rPr>
+        <w:fldChar w:fldCharType="end"/>
+      </w:r>
+    </w:p>
+    <w:p>
+      <w:pPr>
         <w:pStyle w:val="Obsah1"/>
         <w:rPr>
+          <w:rFonts w:asciiTheme="minorHAnsi" w:eastAsiaTheme="minorEastAsia" w:hAnsiTheme="minorHAnsi" w:cstheme="minorBidi"/>
           <w:b w:val="0"/>
           <w:bCs w:val="0"/>
           <w:caps w:val="0"/>
+          <w:kern w:val="2"/>
           <w:sz w:val="24"/>
           <w:szCs w:val="24"/>
-        </w:rPr>
-      </w:pPr>
-      <w:r>
-        <w:t>Seznam použitých symbolů a zkratek</w:t>
-      </w:r>
-      <w:r>
-        <w:tab/>
-      </w:r>
-      <w:r>
-        <w:fldChar w:fldCharType="begin"/>
-      </w:r>
-      <w:r>
-        <w:instrText xml:space="preserve"> PAGEREF _Toc225217935 \h </w:instrText>
-      </w:r>
-      <w:r>
-        <w:fldChar w:fldCharType="separate"/>
-      </w:r>
-      <w:r>
-        <w:t>10</w:t>
-      </w:r>
-      <w:r>
-        <w:fldChar w:fldCharType="end"/>
-      </w:r>
-    </w:p>
-    <w:p>
-      <w:pPr>
-        <w:pStyle w:val="Obsah1"/>
-        <w:rPr>
+          <w14:ligatures w14:val="standardContextual"/>
+        </w:rPr>
+      </w:pPr>
+      <w:r>
+        <w:t>3</w:t>
+      </w:r>
+      <w:r>
+        <w:rPr>
+          <w:rFonts w:asciiTheme="minorHAnsi" w:eastAsiaTheme="minorEastAsia" w:hAnsiTheme="minorHAnsi" w:cstheme="minorBidi"/>
           <w:b w:val="0"/>
           <w:bCs w:val="0"/>
           <w:caps w:val="0"/>
+          <w:kern w:val="2"/>
           <w:sz w:val="24"/>
           <w:szCs w:val="24"/>
-        </w:rPr>
-      </w:pPr>
-      <w:r>
-        <w:t>Seznam obrázků</w:t>
-      </w:r>
-      <w:r>
+          <w14:ligatures w14:val="standardContextual"/>
+        </w:rPr>
         <w:tab/>
       </w:r>
       <w:r>
+        <w:t>Testování</w:t>
+      </w:r>
+      <w:r>
+        <w:tab/>
+      </w:r>
+      <w:r>
         <w:fldChar w:fldCharType="begin"/>
       </w:r>
       <w:r>
-        <w:instrText xml:space="preserve"> PAGEREF _Toc225217936 \h </w:instrText>
+        <w:instrText xml:space="preserve"> PAGEREF _Toc223976704 \h </w:instrText>
       </w:r>
       <w:r>
         <w:fldChar w:fldCharType="separate"/>
       </w:r>
       <w:r>
-        <w:t>11</w:t>
+        <w:t>16</w:t>
       </w:r>
       <w:r>
         <w:fldChar w:fldCharType="end"/>
@@ -814,46 +1983,711 @@
     </w:p>
     <w:p>
       <w:pPr>
+        <w:pStyle w:val="Obsah2"/>
+        <w:rPr>
+          <w:rFonts w:asciiTheme="minorHAnsi" w:eastAsiaTheme="minorEastAsia" w:hAnsiTheme="minorHAnsi" w:cstheme="minorBidi"/>
+          <w:noProof/>
+          <w:kern w:val="2"/>
+          <w:sz w:val="24"/>
+          <w:szCs w:val="24"/>
+          <w14:ligatures w14:val="standardContextual"/>
+        </w:rPr>
+      </w:pPr>
+      <w:r>
+        <w:rPr>
+          <w:noProof/>
+        </w:rPr>
+        <w:t>3.1</w:t>
+      </w:r>
+      <w:r>
+        <w:rPr>
+          <w:rFonts w:asciiTheme="minorHAnsi" w:eastAsiaTheme="minorEastAsia" w:hAnsiTheme="minorHAnsi" w:cstheme="minorBidi"/>
+          <w:noProof/>
+          <w:kern w:val="2"/>
+          <w:sz w:val="24"/>
+          <w:szCs w:val="24"/>
+          <w14:ligatures w14:val="standardContextual"/>
+        </w:rPr>
+        <w:tab/>
+      </w:r>
+      <w:r>
+        <w:rPr>
+          <w:noProof/>
+        </w:rPr>
+        <w:t>Metodika testování</w:t>
+      </w:r>
+      <w:r>
+        <w:rPr>
+          <w:noProof/>
+        </w:rPr>
+        <w:tab/>
+      </w:r>
+      <w:r>
+        <w:rPr>
+          <w:noProof/>
+        </w:rPr>
+        <w:fldChar w:fldCharType="begin"/>
+      </w:r>
+      <w:r>
+        <w:rPr>
+          <w:noProof/>
+        </w:rPr>
+        <w:instrText xml:space="preserve"> PAGEREF _Toc223976705 \h </w:instrText>
+      </w:r>
+      <w:r>
+        <w:rPr>
+          <w:noProof/>
+        </w:rPr>
+      </w:r>
+      <w:r>
+        <w:rPr>
+          <w:noProof/>
+        </w:rPr>
+        <w:fldChar w:fldCharType="separate"/>
+      </w:r>
+      <w:r>
+        <w:rPr>
+          <w:noProof/>
+        </w:rPr>
+        <w:t>16</w:t>
+      </w:r>
+      <w:r>
+        <w:rPr>
+          <w:noProof/>
+        </w:rPr>
+        <w:fldChar w:fldCharType="end"/>
+      </w:r>
+    </w:p>
+    <w:p>
+      <w:pPr>
+        <w:pStyle w:val="Obsah3"/>
+        <w:rPr>
+          <w:rFonts w:asciiTheme="minorHAnsi" w:eastAsiaTheme="minorEastAsia" w:hAnsiTheme="minorHAnsi" w:cstheme="minorBidi"/>
+          <w:iCs w:val="0"/>
+          <w:noProof/>
+          <w:kern w:val="2"/>
+          <w:sz w:val="24"/>
+          <w14:ligatures w14:val="standardContextual"/>
+        </w:rPr>
+      </w:pPr>
+      <w:r>
+        <w:rPr>
+          <w:noProof/>
+        </w:rPr>
+        <w:t>3.1.1</w:t>
+      </w:r>
+      <w:r>
+        <w:rPr>
+          <w:rFonts w:asciiTheme="minorHAnsi" w:eastAsiaTheme="minorEastAsia" w:hAnsiTheme="minorHAnsi" w:cstheme="minorBidi"/>
+          <w:iCs w:val="0"/>
+          <w:noProof/>
+          <w:kern w:val="2"/>
+          <w:sz w:val="24"/>
+          <w14:ligatures w14:val="standardContextual"/>
+        </w:rPr>
+        <w:tab/>
+      </w:r>
+      <w:r>
+        <w:rPr>
+          <w:noProof/>
+        </w:rPr>
+        <w:t>Tester 1</w:t>
+      </w:r>
+      <w:r>
+        <w:rPr>
+          <w:noProof/>
+        </w:rPr>
+        <w:tab/>
+      </w:r>
+      <w:r>
+        <w:rPr>
+          <w:noProof/>
+        </w:rPr>
+        <w:fldChar w:fldCharType="begin"/>
+      </w:r>
+      <w:r>
+        <w:rPr>
+          <w:noProof/>
+        </w:rPr>
+        <w:instrText xml:space="preserve"> PAGEREF _Toc223976706 \h </w:instrText>
+      </w:r>
+      <w:r>
+        <w:rPr>
+          <w:noProof/>
+        </w:rPr>
+      </w:r>
+      <w:r>
+        <w:rPr>
+          <w:noProof/>
+        </w:rPr>
+        <w:fldChar w:fldCharType="separate"/>
+      </w:r>
+      <w:r>
+        <w:rPr>
+          <w:noProof/>
+        </w:rPr>
+        <w:t>16</w:t>
+      </w:r>
+      <w:r>
+        <w:rPr>
+          <w:noProof/>
+        </w:rPr>
+        <w:fldChar w:fldCharType="end"/>
+      </w:r>
+    </w:p>
+    <w:p>
+      <w:pPr>
+        <w:pStyle w:val="Obsah3"/>
+        <w:rPr>
+          <w:rFonts w:asciiTheme="minorHAnsi" w:eastAsiaTheme="minorEastAsia" w:hAnsiTheme="minorHAnsi" w:cstheme="minorBidi"/>
+          <w:iCs w:val="0"/>
+          <w:noProof/>
+          <w:kern w:val="2"/>
+          <w:sz w:val="24"/>
+          <w14:ligatures w14:val="standardContextual"/>
+        </w:rPr>
+      </w:pPr>
+      <w:r>
+        <w:rPr>
+          <w:noProof/>
+        </w:rPr>
+        <w:t>3.1.2</w:t>
+      </w:r>
+      <w:r>
+        <w:rPr>
+          <w:rFonts w:asciiTheme="minorHAnsi" w:eastAsiaTheme="minorEastAsia" w:hAnsiTheme="minorHAnsi" w:cstheme="minorBidi"/>
+          <w:iCs w:val="0"/>
+          <w:noProof/>
+          <w:kern w:val="2"/>
+          <w:sz w:val="24"/>
+          <w14:ligatures w14:val="standardContextual"/>
+        </w:rPr>
+        <w:tab/>
+      </w:r>
+      <w:r>
+        <w:rPr>
+          <w:noProof/>
+        </w:rPr>
+        <w:t>Tester 2</w:t>
+      </w:r>
+      <w:r>
+        <w:rPr>
+          <w:noProof/>
+        </w:rPr>
+        <w:tab/>
+      </w:r>
+      <w:r>
+        <w:rPr>
+          <w:noProof/>
+        </w:rPr>
+        <w:fldChar w:fldCharType="begin"/>
+      </w:r>
+      <w:r>
+        <w:rPr>
+          <w:noProof/>
+        </w:rPr>
+        <w:instrText xml:space="preserve"> PAGEREF _Toc223976707 \h </w:instrText>
+      </w:r>
+      <w:r>
+        <w:rPr>
+          <w:noProof/>
+        </w:rPr>
+      </w:r>
+      <w:r>
+        <w:rPr>
+          <w:noProof/>
+        </w:rPr>
+        <w:fldChar w:fldCharType="separate"/>
+      </w:r>
+      <w:r>
+        <w:rPr>
+          <w:noProof/>
+        </w:rPr>
+        <w:t>16</w:t>
+      </w:r>
+      <w:r>
+        <w:rPr>
+          <w:noProof/>
+        </w:rPr>
+        <w:fldChar w:fldCharType="end"/>
+      </w:r>
+    </w:p>
+    <w:p>
+      <w:pPr>
+        <w:pStyle w:val="Obsah3"/>
+        <w:rPr>
+          <w:rFonts w:asciiTheme="minorHAnsi" w:eastAsiaTheme="minorEastAsia" w:hAnsiTheme="minorHAnsi" w:cstheme="minorBidi"/>
+          <w:iCs w:val="0"/>
+          <w:noProof/>
+          <w:kern w:val="2"/>
+          <w:sz w:val="24"/>
+          <w14:ligatures w14:val="standardContextual"/>
+        </w:rPr>
+      </w:pPr>
+      <w:r>
+        <w:rPr>
+          <w:noProof/>
+        </w:rPr>
+        <w:t>3.1.3</w:t>
+      </w:r>
+      <w:r>
+        <w:rPr>
+          <w:rFonts w:asciiTheme="minorHAnsi" w:eastAsiaTheme="minorEastAsia" w:hAnsiTheme="minorHAnsi" w:cstheme="minorBidi"/>
+          <w:iCs w:val="0"/>
+          <w:noProof/>
+          <w:kern w:val="2"/>
+          <w:sz w:val="24"/>
+          <w14:ligatures w14:val="standardContextual"/>
+        </w:rPr>
+        <w:tab/>
+      </w:r>
+      <w:r>
+        <w:rPr>
+          <w:noProof/>
+        </w:rPr>
+        <w:t>Tester 3</w:t>
+      </w:r>
+      <w:r>
+        <w:rPr>
+          <w:noProof/>
+        </w:rPr>
+        <w:tab/>
+      </w:r>
+      <w:r>
+        <w:rPr>
+          <w:noProof/>
+        </w:rPr>
+        <w:fldChar w:fldCharType="begin"/>
+      </w:r>
+      <w:r>
+        <w:rPr>
+          <w:noProof/>
+        </w:rPr>
+        <w:instrText xml:space="preserve"> PAGEREF _Toc223976708 \h </w:instrText>
+      </w:r>
+      <w:r>
+        <w:rPr>
+          <w:noProof/>
+        </w:rPr>
+      </w:r>
+      <w:r>
+        <w:rPr>
+          <w:noProof/>
+        </w:rPr>
+        <w:fldChar w:fldCharType="separate"/>
+      </w:r>
+      <w:r>
+        <w:rPr>
+          <w:noProof/>
+        </w:rPr>
+        <w:t>16</w:t>
+      </w:r>
+      <w:r>
+        <w:rPr>
+          <w:noProof/>
+        </w:rPr>
+        <w:fldChar w:fldCharType="end"/>
+      </w:r>
+    </w:p>
+    <w:p>
+      <w:pPr>
+        <w:pStyle w:val="Obsah2"/>
+        <w:rPr>
+          <w:rFonts w:asciiTheme="minorHAnsi" w:eastAsiaTheme="minorEastAsia" w:hAnsiTheme="minorHAnsi" w:cstheme="minorBidi"/>
+          <w:noProof/>
+          <w:kern w:val="2"/>
+          <w:sz w:val="24"/>
+          <w:szCs w:val="24"/>
+          <w14:ligatures w14:val="standardContextual"/>
+        </w:rPr>
+      </w:pPr>
+      <w:r>
+        <w:rPr>
+          <w:noProof/>
+        </w:rPr>
+        <w:t>3.2</w:t>
+      </w:r>
+      <w:r>
+        <w:rPr>
+          <w:rFonts w:asciiTheme="minorHAnsi" w:eastAsiaTheme="minorEastAsia" w:hAnsiTheme="minorHAnsi" w:cstheme="minorBidi"/>
+          <w:noProof/>
+          <w:kern w:val="2"/>
+          <w:sz w:val="24"/>
+          <w:szCs w:val="24"/>
+          <w14:ligatures w14:val="standardContextual"/>
+        </w:rPr>
+        <w:tab/>
+      </w:r>
+      <w:r>
+        <w:rPr>
+          <w:noProof/>
+        </w:rPr>
+        <w:t>Odstranění chyb (bugů)</w:t>
+      </w:r>
+      <w:r>
+        <w:rPr>
+          <w:noProof/>
+        </w:rPr>
+        <w:tab/>
+      </w:r>
+      <w:r>
+        <w:rPr>
+          <w:noProof/>
+        </w:rPr>
+        <w:fldChar w:fldCharType="begin"/>
+      </w:r>
+      <w:r>
+        <w:rPr>
+          <w:noProof/>
+        </w:rPr>
+        <w:instrText xml:space="preserve"> PAGEREF _Toc223976709 \h </w:instrText>
+      </w:r>
+      <w:r>
+        <w:rPr>
+          <w:noProof/>
+        </w:rPr>
+      </w:r>
+      <w:r>
+        <w:rPr>
+          <w:noProof/>
+        </w:rPr>
+        <w:fldChar w:fldCharType="separate"/>
+      </w:r>
+      <w:r>
+        <w:rPr>
+          <w:noProof/>
+        </w:rPr>
+        <w:t>16</w:t>
+      </w:r>
+      <w:r>
+        <w:rPr>
+          <w:noProof/>
+        </w:rPr>
+        <w:fldChar w:fldCharType="end"/>
+      </w:r>
+    </w:p>
+    <w:p>
+      <w:pPr>
+        <w:pStyle w:val="Obsah2"/>
+        <w:rPr>
+          <w:rFonts w:asciiTheme="minorHAnsi" w:eastAsiaTheme="minorEastAsia" w:hAnsiTheme="minorHAnsi" w:cstheme="minorBidi"/>
+          <w:noProof/>
+          <w:kern w:val="2"/>
+          <w:sz w:val="24"/>
+          <w:szCs w:val="24"/>
+          <w14:ligatures w14:val="standardContextual"/>
+        </w:rPr>
+      </w:pPr>
+      <w:r>
+        <w:rPr>
+          <w:noProof/>
+        </w:rPr>
+        <w:t>3.3</w:t>
+      </w:r>
+      <w:r>
+        <w:rPr>
+          <w:rFonts w:asciiTheme="minorHAnsi" w:eastAsiaTheme="minorEastAsia" w:hAnsiTheme="minorHAnsi" w:cstheme="minorBidi"/>
+          <w:noProof/>
+          <w:kern w:val="2"/>
+          <w:sz w:val="24"/>
+          <w:szCs w:val="24"/>
+          <w14:ligatures w14:val="standardContextual"/>
+        </w:rPr>
+        <w:tab/>
+      </w:r>
+      <w:r>
+        <w:rPr>
+          <w:noProof/>
+        </w:rPr>
+        <w:t>Výsledek testování</w:t>
+      </w:r>
+      <w:r>
+        <w:rPr>
+          <w:noProof/>
+        </w:rPr>
+        <w:tab/>
+      </w:r>
+      <w:r>
+        <w:rPr>
+          <w:noProof/>
+        </w:rPr>
+        <w:fldChar w:fldCharType="begin"/>
+      </w:r>
+      <w:r>
+        <w:rPr>
+          <w:noProof/>
+        </w:rPr>
+        <w:instrText xml:space="preserve"> PAGEREF _Toc223976710 \h </w:instrText>
+      </w:r>
+      <w:r>
+        <w:rPr>
+          <w:noProof/>
+        </w:rPr>
+      </w:r>
+      <w:r>
+        <w:rPr>
+          <w:noProof/>
+        </w:rPr>
+        <w:fldChar w:fldCharType="separate"/>
+      </w:r>
+      <w:r>
+        <w:rPr>
+          <w:noProof/>
+        </w:rPr>
+        <w:t>16</w:t>
+      </w:r>
+      <w:r>
+        <w:rPr>
+          <w:noProof/>
+        </w:rPr>
+        <w:fldChar w:fldCharType="end"/>
+      </w:r>
+    </w:p>
+    <w:p>
+      <w:pPr>
         <w:pStyle w:val="Obsah1"/>
         <w:rPr>
+          <w:rFonts w:asciiTheme="minorHAnsi" w:eastAsiaTheme="minorEastAsia" w:hAnsiTheme="minorHAnsi" w:cstheme="minorBidi"/>
           <w:b w:val="0"/>
           <w:bCs w:val="0"/>
           <w:caps w:val="0"/>
+          <w:kern w:val="2"/>
           <w:sz w:val="24"/>
           <w:szCs w:val="24"/>
-        </w:rPr>
-      </w:pPr>
-      <w:r>
-        <w:t>Seznam tabulek</w:t>
-      </w:r>
-      <w:r>
-        <w:tab/>
-      </w:r>
-      <w:r>
-        <w:fldChar w:fldCharType="begin"/>
-      </w:r>
-      <w:r>
-        <w:instrText xml:space="preserve"> PAGEREF _Toc225217937 \h </w:instrText>
-      </w:r>
-      <w:r>
-        <w:fldChar w:fldCharType="separate"/>
-      </w:r>
-      <w:r>
-        <w:t>12</w:t>
-      </w:r>
-      <w:r>
-        <w:fldChar w:fldCharType="end"/>
-      </w:r>
-    </w:p>
-    <w:p>
-      <w:pPr>
-        <w:pStyle w:val="Obsah1"/>
-        <w:rPr>
+          <w14:ligatures w14:val="standardContextual"/>
+        </w:rPr>
+      </w:pPr>
+      <w:r>
+        <w:t>4</w:t>
+      </w:r>
+      <w:r>
+        <w:rPr>
+          <w:rFonts w:asciiTheme="minorHAnsi" w:eastAsiaTheme="minorEastAsia" w:hAnsiTheme="minorHAnsi" w:cstheme="minorBidi"/>
           <w:b w:val="0"/>
           <w:bCs w:val="0"/>
           <w:caps w:val="0"/>
+          <w:kern w:val="2"/>
           <w:sz w:val="24"/>
           <w:szCs w:val="24"/>
+          <w14:ligatures w14:val="standardContextual"/>
+        </w:rPr>
+        <w:tab/>
+      </w:r>
+      <w:r>
+        <w:t>repozitář s řešením práce</w:t>
+      </w:r>
+      <w:r>
+        <w:tab/>
+      </w:r>
+      <w:r>
+        <w:fldChar w:fldCharType="begin"/>
+      </w:r>
+      <w:r>
+        <w:instrText xml:space="preserve"> PAGEREF _Toc223976711 \h </w:instrText>
+      </w:r>
+      <w:r>
+        <w:fldChar w:fldCharType="separate"/>
+      </w:r>
+      <w:r>
+        <w:t>17</w:t>
+      </w:r>
+      <w:r>
+        <w:fldChar w:fldCharType="end"/>
+      </w:r>
+    </w:p>
+    <w:p>
+      <w:pPr>
+        <w:pStyle w:val="Obsah1"/>
+        <w:rPr>
+          <w:rFonts w:asciiTheme="minorHAnsi" w:eastAsiaTheme="minorEastAsia" w:hAnsiTheme="minorHAnsi" w:cstheme="minorBidi"/>
+          <w:b w:val="0"/>
+          <w:bCs w:val="0"/>
+          <w:caps w:val="0"/>
+          <w:kern w:val="2"/>
+          <w:sz w:val="24"/>
+          <w:szCs w:val="24"/>
+          <w14:ligatures w14:val="standardContextual"/>
+        </w:rPr>
+      </w:pPr>
+      <w:r>
+        <w:t>Závěr</w:t>
+      </w:r>
+      <w:r>
+        <w:tab/>
+      </w:r>
+      <w:r>
+        <w:fldChar w:fldCharType="begin"/>
+      </w:r>
+      <w:r>
+        <w:instrText xml:space="preserve"> PAGEREF _Toc223976712 \h </w:instrText>
+      </w:r>
+      <w:r>
+        <w:fldChar w:fldCharType="separate"/>
+      </w:r>
+      <w:r>
+        <w:t>18</w:t>
+      </w:r>
+      <w:r>
+        <w:fldChar w:fldCharType="end"/>
+      </w:r>
+    </w:p>
+    <w:p>
+      <w:pPr>
+        <w:pStyle w:val="Obsah1"/>
+        <w:rPr>
+          <w:rFonts w:asciiTheme="minorHAnsi" w:eastAsiaTheme="minorEastAsia" w:hAnsiTheme="minorHAnsi" w:cstheme="minorBidi"/>
+          <w:b w:val="0"/>
+          <w:bCs w:val="0"/>
+          <w:caps w:val="0"/>
+          <w:kern w:val="2"/>
+          <w:sz w:val="24"/>
+          <w:szCs w:val="24"/>
+          <w14:ligatures w14:val="standardContextual"/>
+        </w:rPr>
+      </w:pPr>
+      <w:r>
+        <w:t>seznam použité literatury</w:t>
+      </w:r>
+      <w:r>
+        <w:tab/>
+      </w:r>
+      <w:r>
+        <w:fldChar w:fldCharType="begin"/>
+      </w:r>
+      <w:r>
+        <w:instrText xml:space="preserve"> PAGEREF _Toc223976713 \h </w:instrText>
+      </w:r>
+      <w:r>
+        <w:fldChar w:fldCharType="separate"/>
+      </w:r>
+      <w:r>
+        <w:t>19</w:t>
+      </w:r>
+      <w:r>
+        <w:fldChar w:fldCharType="end"/>
+      </w:r>
+    </w:p>
+    <w:p>
+      <w:pPr>
+        <w:pStyle w:val="Obsah1"/>
+        <w:rPr>
+          <w:rFonts w:asciiTheme="minorHAnsi" w:eastAsiaTheme="minorEastAsia" w:hAnsiTheme="minorHAnsi" w:cstheme="minorBidi"/>
+          <w:b w:val="0"/>
+          <w:bCs w:val="0"/>
+          <w:caps w:val="0"/>
+          <w:kern w:val="2"/>
+          <w:sz w:val="24"/>
+          <w:szCs w:val="24"/>
+          <w14:ligatures w14:val="standardContextual"/>
+        </w:rPr>
+      </w:pPr>
+      <w:r>
+        <w:t>Seznam použitých symbolů a zkratek</w:t>
+      </w:r>
+      <w:r>
+        <w:tab/>
+      </w:r>
+      <w:r>
+        <w:fldChar w:fldCharType="begin"/>
+      </w:r>
+      <w:r>
+        <w:instrText xml:space="preserve"> PAGEREF _Toc223976714 \h </w:instrText>
+      </w:r>
+      <w:r>
+        <w:fldChar w:fldCharType="separate"/>
+      </w:r>
+      <w:r>
+        <w:t>20</w:t>
+      </w:r>
+      <w:r>
+        <w:fldChar w:fldCharType="end"/>
+      </w:r>
+    </w:p>
+    <w:p>
+      <w:pPr>
+        <w:pStyle w:val="Obsah1"/>
+        <w:rPr>
+          <w:rFonts w:asciiTheme="minorHAnsi" w:eastAsiaTheme="minorEastAsia" w:hAnsiTheme="minorHAnsi" w:cstheme="minorBidi"/>
+          <w:b w:val="0"/>
+          <w:bCs w:val="0"/>
+          <w:caps w:val="0"/>
+          <w:kern w:val="2"/>
+          <w:sz w:val="24"/>
+          <w:szCs w:val="24"/>
+          <w14:ligatures w14:val="standardContextual"/>
+        </w:rPr>
+      </w:pPr>
+      <w:r>
+        <w:t>Seznam obrázků</w:t>
+      </w:r>
+      <w:r>
+        <w:tab/>
+      </w:r>
+      <w:r>
+        <w:fldChar w:fldCharType="begin"/>
+      </w:r>
+      <w:r>
+        <w:instrText xml:space="preserve"> PAGEREF _Toc223976715 \h </w:instrText>
+      </w:r>
+      <w:r>
+        <w:fldChar w:fldCharType="separate"/>
+      </w:r>
+      <w:r>
+        <w:t>21</w:t>
+      </w:r>
+      <w:r>
+        <w:fldChar w:fldCharType="end"/>
+      </w:r>
+    </w:p>
+    <w:p>
+      <w:pPr>
+        <w:pStyle w:val="Obsah1"/>
+        <w:rPr>
+          <w:rFonts w:asciiTheme="minorHAnsi" w:eastAsiaTheme="minorEastAsia" w:hAnsiTheme="minorHAnsi" w:cstheme="minorBidi"/>
+          <w:b w:val="0"/>
+          <w:bCs w:val="0"/>
+          <w:caps w:val="0"/>
+          <w:kern w:val="2"/>
+          <w:sz w:val="24"/>
+          <w:szCs w:val="24"/>
+          <w14:ligatures w14:val="standardContextual"/>
+        </w:rPr>
+      </w:pPr>
+      <w:r>
+        <w:lastRenderedPageBreak/>
+        <w:t>Seznam tabulek</w:t>
+      </w:r>
+      <w:r>
+        <w:tab/>
+      </w:r>
+      <w:r>
+        <w:fldChar w:fldCharType="begin"/>
+      </w:r>
+      <w:r>
+        <w:instrText xml:space="preserve"> PAGEREF _Toc223976716 \h </w:instrText>
+      </w:r>
+      <w:r>
+        <w:fldChar w:fldCharType="separate"/>
+      </w:r>
+      <w:r>
+        <w:t>22</w:t>
+      </w:r>
+      <w:r>
+        <w:fldChar w:fldCharType="end"/>
+      </w:r>
+    </w:p>
+    <w:p>
+      <w:pPr>
+        <w:pStyle w:val="Obsah1"/>
+        <w:rPr>
+          <w:rFonts w:asciiTheme="minorHAnsi" w:eastAsiaTheme="minorEastAsia" w:hAnsiTheme="minorHAnsi" w:cstheme="minorBidi"/>
+          <w:b w:val="0"/>
+          <w:bCs w:val="0"/>
+          <w:caps w:val="0"/>
+          <w:kern w:val="2"/>
+          <w:sz w:val="24"/>
+          <w:szCs w:val="24"/>
+          <w14:ligatures w14:val="standardContextual"/>
         </w:rPr>
       </w:pPr>
       <w:r>
@@ -866,13 +2700,13 @@
         <w:fldChar w:fldCharType="begin"/>
       </w:r>
       <w:r>
-        <w:instrText xml:space="preserve"> PAGEREF _Toc225217938 \h </w:instrText>
+        <w:instrText xml:space="preserve"> PAGEREF _Toc223976717 \h </w:instrText>
       </w:r>
       <w:r>
         <w:fldChar w:fldCharType="separate"/>
       </w:r>
       <w:r>
-        <w:t>13</w:t>
+        <w:t>23</w:t>
       </w:r>
       <w:r>
         <w:fldChar w:fldCharType="end"/>
@@ -907,7 +2741,7 @@
         <w:pStyle w:val="NadpisHlavniNecisl"/>
       </w:pPr>
       <w:bookmarkStart w:id="5" w:name="_Toc37577730"/>
-      <w:bookmarkStart w:id="6" w:name="_Toc225217929"/>
+      <w:bookmarkStart w:id="6" w:name="_Toc223976684"/>
       <w:r>
         <w:lastRenderedPageBreak/>
         <w:t>úvod</w:t>
@@ -920,15 +2754,30 @@
       <w:bookmarkStart w:id="8" w:name="_Toc37577267"/>
       <w:bookmarkStart w:id="9" w:name="_Toc37577534"/>
       <w:bookmarkStart w:id="10" w:name="_Toc37577731"/>
-      <w:bookmarkStart w:id="11" w:name="_Toc225217930"/>
-      <w:r>
-        <w:t xml:space="preserve">V dnešní době jsou počítačové hry velmi rozšířenou formou zábavy a jejich tvorba už není omezena pouze na velká vývojářská studia. Díky moderním herním enginům je možné, aby i jednotlivci nebo menší týmy vytvářeli vlastní hry, které kombinují programování, grafiku, zvuk a herní mechaniky. Právě </w:t>
+      <w:r>
+        <w:t xml:space="preserve">V dnešní době jsou počítačové hry velmi rozšířenou formou zábavy a jejich tvorba už není omezena pouze na velká vývojářská studia. Díky moderním herním </w:t>
+      </w:r>
+      <w:proofErr w:type="spellStart"/>
+      <w:r>
+        <w:t>enginům</w:t>
+      </w:r>
+      <w:proofErr w:type="spellEnd"/>
+      <w:r>
+        <w:t xml:space="preserve"> je možné, aby i jednotlivci nebo menší týmy vytvářeli vlastní hry, které kombinují programování, grafiku, zvuk a herní mechaniky. Právě </w:t>
       </w:r>
       <w:r>
         <w:t>díky tomu jsem si za cíl vybral vytvořit</w:t>
       </w:r>
       <w:r>
-        <w:t xml:space="preserve"> 2D akční hr</w:t>
+        <w:t xml:space="preserve"> </w:t>
+      </w:r>
+      <w:proofErr w:type="gramStart"/>
+      <w:r>
+        <w:t>2D</w:t>
+      </w:r>
+      <w:proofErr w:type="gramEnd"/>
+      <w:r>
+        <w:t xml:space="preserve"> akční hr</w:t>
       </w:r>
       <w:r>
         <w:t>u</w:t>
@@ -936,58 +2785,136 @@
       <w:r>
         <w:t xml:space="preserve"> s názvem </w:t>
       </w:r>
+      <w:proofErr w:type="spellStart"/>
       <w:r>
         <w:rPr>
           <w:i/>
           <w:iCs/>
         </w:rPr>
-        <w:t>Lone Survivor</w:t>
-      </w:r>
-      <w:r>
-        <w:t>. Práce se zaměřuje na praktickou stránku vývoje hry</w:t>
-      </w:r>
-      <w:r>
-        <w:t>.</w:t>
-      </w:r>
-    </w:p>
-    <w:p>
-      <w:r>
-        <w:t xml:space="preserve">Hra </w:t>
-      </w:r>
+        <w:t>Lone</w:t>
+      </w:r>
+      <w:proofErr w:type="spellEnd"/>
       <w:r>
         <w:rPr>
           <w:i/>
           <w:iCs/>
         </w:rPr>
-        <w:t>Lone Survivor</w:t>
-      </w:r>
-      <w:r>
-        <w:t xml:space="preserve"> je založena na jednoduchém příběhu vojáka, který jako jediný přežil pád vojenského vrtulníku za nepřátelskými liniemi. Hráč se ocitá v neznámém a nebezpečném prostředí, kde musí čelit nepřátelům, překážkám a různým nástrahám. Hlavním cílem hry je přežít, postupně projít jednotlivými úrovněmi a najít cestu zpět k záchraně. Hra je rozdělena do několika levelů, které na sebe logicky navazují a postupně zvyšují obtížnost, aby byl hráč nucen zlepšovat své dovednosti a reagovat na nové situace.</w:t>
-      </w:r>
-    </w:p>
-    <w:p>
-      <w:r>
-        <w:t>Základem celé hry je hlavní postava, kterou hráč ovládá. Postava se může pohybovat po herním prostředí, skákat a bojovat s nepřáteli. Soubojový systém je navržen tak, aby byl jednoduchý na ovládání, ale zároveň zábavný a dostatečně akční. Kromě samotného boje hra obsahuje také jednoduché logické prvky, které umožňují projít některé části úrovní snadněji nebo jiným způsobem než pouze bojem. Díky tomu nejsou jednotlivé levely řešeny vždy stejným způsobem a hra nepůsobí jednotvárně.</w:t>
-      </w:r>
-    </w:p>
-    <w:p>
-      <w:r>
-        <w:t xml:space="preserve">Hra nabízí několik odlišných úrovní, které jsou navrženy tak, aby se neopakovaly a nabízely více možných řešení průchodu. Hráč si tak může zvolit vlastní styl hraní, například opatrnější postup nebo přímý boj s nepřáteli. Inspirací pro herní styl a celkové pojetí hry byla akční 2D hra </w:t>
-      </w:r>
+        <w:t xml:space="preserve"> </w:t>
+      </w:r>
+      <w:proofErr w:type="spellStart"/>
       <w:r>
         <w:rPr>
           <w:i/>
           <w:iCs/>
         </w:rPr>
-        <w:t>Cactus McCoy</w:t>
-      </w:r>
+        <w:t>Survivor</w:t>
+      </w:r>
+      <w:proofErr w:type="spellEnd"/>
+      <w:r>
+        <w:t>. Práce se zaměřuje na praktickou stránku vývoje hry</w:t>
+      </w:r>
+      <w:r>
+        <w:t>.</w:t>
+      </w:r>
+    </w:p>
+    <w:p>
+      <w:r>
+        <w:t xml:space="preserve">Hra </w:t>
+      </w:r>
+      <w:proofErr w:type="spellStart"/>
+      <w:r>
+        <w:rPr>
+          <w:i/>
+          <w:iCs/>
+        </w:rPr>
+        <w:t>Lone</w:t>
+      </w:r>
+      <w:proofErr w:type="spellEnd"/>
+      <w:r>
+        <w:rPr>
+          <w:i/>
+          <w:iCs/>
+        </w:rPr>
+        <w:t xml:space="preserve"> </w:t>
+      </w:r>
+      <w:proofErr w:type="spellStart"/>
+      <w:r>
+        <w:rPr>
+          <w:i/>
+          <w:iCs/>
+        </w:rPr>
+        <w:t>Survivor</w:t>
+      </w:r>
+      <w:proofErr w:type="spellEnd"/>
+      <w:r>
+        <w:t xml:space="preserve"> je založena na jednoduchém příběhu vojáka, který jako jediný přežil pád vojenského vrtulníku za nepřátelskými liniemi. Hráč se ocitá v neznámém a nebezpečném prostředí, kde musí čelit nepřátelům, překážkám a různým nástrahám. Hlavním cílem hry je přežít, postupně projít jednotlivými úrovněmi a najít cestu zpět k záchraně. Hra je rozdělena do několika levelů, které na sebe logicky navazují a postupně zvyšují obtížnost, aby byl hráč nucen zlepšovat své dovednosti a reagovat na nové situace.</w:t>
+      </w:r>
+    </w:p>
+    <w:p>
+      <w:r>
+        <w:t>Základem celé hry je hlavní postava, kterou hráč ovládá. Postava se může pohybovat po herním prostředí, skákat a bojovat s nepřáteli. Soubojový systém je navržen tak, aby byl jednoduchý na ovládání, ale zároveň zábavný a dostatečně akční. Kromě samotného boje hra obsahuje také jednoduché logické prvky, které umožňují projít některé části úrovní snadněji nebo jiným způsobem než pouze bojem. Díky tomu nejsou jednotlivé levely řešeny vždy stejným způsobem a hra nepůsobí jednotvárně.</w:t>
+      </w:r>
+    </w:p>
+    <w:p>
+      <w:r>
+        <w:t xml:space="preserve">Hra nabízí několik odlišných úrovní, které jsou navrženy tak, aby se neopakovaly a nabízely více možných řešení průchodu. Hráč si tak může zvolit vlastní styl hraní, například opatrnější postup nebo přímý boj s nepřáteli. Inspirací pro herní styl a celkové pojetí hry byla akční 2D hra </w:t>
+      </w:r>
+      <w:proofErr w:type="spellStart"/>
+      <w:r>
+        <w:rPr>
+          <w:i/>
+          <w:iCs/>
+        </w:rPr>
+        <w:t>Cactus</w:t>
+      </w:r>
+      <w:proofErr w:type="spellEnd"/>
+      <w:r>
+        <w:rPr>
+          <w:i/>
+          <w:iCs/>
+        </w:rPr>
+        <w:t xml:space="preserve"> </w:t>
+      </w:r>
+      <w:proofErr w:type="spellStart"/>
+      <w:r>
+        <w:rPr>
+          <w:i/>
+          <w:iCs/>
+        </w:rPr>
+        <w:t>McCoy</w:t>
+      </w:r>
+      <w:proofErr w:type="spellEnd"/>
       <w:r>
         <w:t>, především z hlediska pohybu postavy, soubojů a dynamiky hry.</w:t>
       </w:r>
     </w:p>
     <w:p>
       <w:r>
-        <w:t xml:space="preserve">Z technického hlediska je hra vyvíjena v herním enginu Godot s využitím programovacího jazyka GDScript. Tento engine </w:t>
+        <w:t xml:space="preserve">Z technického hlediska je hra vyvíjena v herním </w:t>
+      </w:r>
+      <w:proofErr w:type="spellStart"/>
+      <w:r>
+        <w:t>enginu</w:t>
+      </w:r>
+      <w:proofErr w:type="spellEnd"/>
+      <w:r>
+        <w:t xml:space="preserve"> Godot s využitím programovacího jazyka </w:t>
+      </w:r>
+      <w:proofErr w:type="spellStart"/>
+      <w:r>
+        <w:t>GDScript</w:t>
+      </w:r>
+      <w:proofErr w:type="spellEnd"/>
+      <w:r>
+        <w:t xml:space="preserve">. Tento </w:t>
+      </w:r>
+      <w:proofErr w:type="spellStart"/>
+      <w:r>
+        <w:t>engine</w:t>
+      </w:r>
+      <w:proofErr w:type="spellEnd"/>
+      <w:r>
+        <w:t xml:space="preserve"> </w:t>
       </w:r>
       <w:r>
         <w:t>jsem</w:t>
@@ -999,7 +2926,13 @@
         <w:t>il</w:t>
       </w:r>
       <w:r>
-        <w:t xml:space="preserve"> hlavně kvůli své přehlednosti, dobré podpoře pro 2D hry a dostupnosti výukových materiálů. Godot umožňuje jednoduše vytvářet herní scény, animace, kolize i základní umělou inteligenci nepřátel. Grafické zpracování hry je ve 2D stylu, konkrétně formou pixel art grafiky, která se hodí k akčnímu typu hry a odpovídá zvolenému hernímu stylu.</w:t>
+        <w:t xml:space="preserve"> hlavně kvůli své přehlednosti, dobré podpoře pro 2D hry a dostupnosti výukových materiálů</w:t>
+      </w:r>
+      <w:r>
+        <w:t xml:space="preserve"> a licenční svobodě.</w:t>
+      </w:r>
+      <w:r>
+        <w:t xml:space="preserve"> Godot umožňuje jednoduše vytvářet herní scény, animace, kolize i základní umělou inteligenci nepřátel. Grafické zpracování hry je ve 2D stylu, konkrétně formou pixel art grafiky, která se hodí k akčnímu typu hry a odpovídá zvolenému hernímu stylu.</w:t>
       </w:r>
     </w:p>
     <w:p>
@@ -1010,7 +2943,15 @@
     <w:p>
       <w:r>
         <w:lastRenderedPageBreak/>
-        <w:t xml:space="preserve">Tato maturitní práce slouží jako ukázka schopnosti samostatně navrhnout a vytvořit jednoduchou 2D akční hru. </w:t>
+        <w:t xml:space="preserve">Tato maturitní práce slouží jako ukázka schopnosti samostatně navrhnout a vytvořit jednoduchou </w:t>
+      </w:r>
+      <w:proofErr w:type="gramStart"/>
+      <w:r>
+        <w:t>2D</w:t>
+      </w:r>
+      <w:proofErr w:type="gramEnd"/>
+      <w:r>
+        <w:t xml:space="preserve"> akční hru. </w:t>
       </w:r>
     </w:p>
     <w:p>
@@ -1026,278 +2967,837 @@
     <w:p>
       <w:pPr>
         <w:pStyle w:val="Nadpis1"/>
-        <w:numPr>
-          <w:ilvl w:val="0"/>
-          <w:numId w:val="0"/>
-        </w:numPr>
-        <w:ind w:left="431"/>
-      </w:pPr>
-      <w:r>
-        <w:lastRenderedPageBreak/>
-        <w:t>Cíle</w:t>
-      </w:r>
-    </w:p>
-    <w:p>
-      <w:pPr>
-        <w:pStyle w:val="Nadpis1"/>
-      </w:pPr>
-      <w:r>
-        <w:lastRenderedPageBreak/>
-        <w:t>NADPISY HLAVNÍCH KAPITOL</w:t>
-      </w:r>
+      </w:pPr>
+      <w:bookmarkStart w:id="11" w:name="_Toc223976685"/>
       <w:bookmarkEnd w:id="7"/>
       <w:bookmarkEnd w:id="8"/>
       <w:bookmarkEnd w:id="9"/>
       <w:bookmarkEnd w:id="10"/>
+      <w:r>
+        <w:lastRenderedPageBreak/>
+        <w:t>Teoretický úvod</w:t>
+      </w:r>
       <w:bookmarkEnd w:id="11"/>
     </w:p>
     <w:p>
-      <w:r>
-        <w:t>použijte styl Nadpis1 pro –nadpis hlavní kapitoly</w:t>
-      </w:r>
-      <w:r>
-        <w:t xml:space="preserve">, pro hlavní nadpisy, které nejsou číslovány (Resumé, Závěr, Seznamy...) je použit styl </w:t>
-      </w:r>
-      <w:r>
-        <w:t>NadpisHlavniNecisl</w:t>
-      </w:r>
-    </w:p>
-    <w:p>
       <w:pPr>
         <w:pStyle w:val="Nadpis2"/>
       </w:pPr>
-      <w:bookmarkStart w:id="12" w:name="_Toc37577023"/>
-      <w:bookmarkStart w:id="13" w:name="_Toc37577268"/>
-      <w:bookmarkStart w:id="14" w:name="_Toc37577535"/>
-      <w:bookmarkStart w:id="15" w:name="_Toc37577732"/>
-      <w:bookmarkStart w:id="16" w:name="_Toc225217931"/>
-      <w:r>
-        <w:t xml:space="preserve">Nadpisy </w:t>
-      </w:r>
-      <w:r>
-        <w:t>kapitol</w:t>
+      <w:bookmarkStart w:id="12" w:name="_Toc223976686"/>
+      <w:r>
+        <w:t>Představení projektu</w:t>
       </w:r>
       <w:bookmarkEnd w:id="12"/>
+    </w:p>
+    <w:p>
+      <w:r>
+        <w:t xml:space="preserve">Projekt se zaměřuje na vývoj vlastní </w:t>
+      </w:r>
+      <w:proofErr w:type="gramStart"/>
+      <w:r>
+        <w:t>2D</w:t>
+      </w:r>
+      <w:proofErr w:type="gramEnd"/>
+      <w:r>
+        <w:t xml:space="preserve"> akční plošinové hry. Projekt spadá do oblasti vývoje počítačových her. Cílem je navrhnout a vytvořit funkční hru s propracovanými herními mechanikami, plynulým ovládáním a vyváženou obtížností pro všechny hráče. </w:t>
+      </w:r>
+    </w:p>
+    <w:p>
+      <w:pPr>
+        <w:pStyle w:val="Nadpis2"/>
+      </w:pPr>
+      <w:bookmarkStart w:id="13" w:name="_Toc223976687"/>
+      <w:r>
+        <w:t>Použité technologie</w:t>
+      </w:r>
       <w:bookmarkEnd w:id="13"/>
+    </w:p>
+    <w:p>
+      <w:r>
+        <w:t>Při vývoj hry bylo potřeba zvolit technologie, které umožňovali projekt realizovat. Při výběru byl hlavní důraz kladen na populární, aktualizované technologie a s kvalitní dokumentací. Dalšími důležitými faktory výběrů byla přehlednost frameworku a bohatý systém hotových řešení.</w:t>
+      </w:r>
+    </w:p>
+    <w:p>
+      <w:pPr>
+        <w:pStyle w:val="Nadpis3"/>
+      </w:pPr>
+      <w:bookmarkStart w:id="14" w:name="_Toc223976688"/>
+      <w:r>
+        <w:t xml:space="preserve">Herní </w:t>
+      </w:r>
+      <w:proofErr w:type="spellStart"/>
+      <w:proofErr w:type="gramStart"/>
+      <w:r>
+        <w:t>Engine</w:t>
+      </w:r>
+      <w:proofErr w:type="spellEnd"/>
+      <w:r>
+        <w:t xml:space="preserve"> - GODOT</w:t>
+      </w:r>
       <w:bookmarkEnd w:id="14"/>
+      <w:proofErr w:type="gramEnd"/>
+    </w:p>
+    <w:p>
+      <w:r>
+        <w:t>Hra je tvořena v </w:t>
+      </w:r>
+      <w:proofErr w:type="spellStart"/>
+      <w:r>
+        <w:t>Enginu</w:t>
+      </w:r>
+      <w:proofErr w:type="spellEnd"/>
+      <w:r>
+        <w:t xml:space="preserve"> GODOT, který má vlastní vestavěný skriptovací jazyk </w:t>
+      </w:r>
+      <w:proofErr w:type="spellStart"/>
+      <w:r>
+        <w:t>GDScript</w:t>
+      </w:r>
+      <w:proofErr w:type="spellEnd"/>
+      <w:r>
+        <w:t>, který je syntaxí podobný Pythonu.</w:t>
+      </w:r>
+      <w:r>
+        <w:t xml:space="preserve"> </w:t>
+      </w:r>
+      <w:r>
+        <w:t xml:space="preserve">Při výběru pro mě bylo klíčové, aby mě </w:t>
+      </w:r>
+      <w:proofErr w:type="spellStart"/>
+      <w:r>
+        <w:t>engine</w:t>
+      </w:r>
+      <w:proofErr w:type="spellEnd"/>
+      <w:r>
+        <w:t xml:space="preserve"> nebrzdil, ale naopak mi pomáhal. Godot jsem zvolil hlavně proto, že je to moderní </w:t>
+      </w:r>
+      <w:proofErr w:type="spellStart"/>
+      <w:r>
+        <w:t>engine</w:t>
+      </w:r>
+      <w:proofErr w:type="spellEnd"/>
+      <w:r>
+        <w:t xml:space="preserve"> </w:t>
+      </w:r>
+      <w:r>
+        <w:t xml:space="preserve">s výbornou dokumentací, kde člověk nemusí každou drobnost hodinu </w:t>
+      </w:r>
+      <w:r>
+        <w:t xml:space="preserve">vyhledávat. </w:t>
+      </w:r>
+      <w:r>
+        <w:t xml:space="preserve">Navíc je to open-source, což </w:t>
+      </w:r>
+      <w:r>
+        <w:t>dodává</w:t>
+      </w:r>
+      <w:r>
+        <w:t xml:space="preserve"> jistotu, </w:t>
+      </w:r>
+      <w:proofErr w:type="gramStart"/>
+      <w:r>
+        <w:t>že  v</w:t>
+      </w:r>
+      <w:proofErr w:type="gramEnd"/>
+      <w:r>
+        <w:t xml:space="preserve"> budoucnu </w:t>
+      </w:r>
+      <w:proofErr w:type="spellStart"/>
+      <w:r>
+        <w:t>nepříjdou</w:t>
+      </w:r>
+      <w:proofErr w:type="spellEnd"/>
+      <w:r>
+        <w:t xml:space="preserve"> žádné skryté poplatky nebo změny licencí.</w:t>
+      </w:r>
+    </w:p>
+    <w:p>
+      <w:pPr>
+        <w:pStyle w:val="Nadpis3"/>
+      </w:pPr>
+      <w:bookmarkStart w:id="15" w:name="_Toc223976689"/>
+      <w:r>
+        <w:t xml:space="preserve">Grafika </w:t>
+      </w:r>
+      <w:proofErr w:type="gramStart"/>
+      <w:r>
+        <w:t xml:space="preserve">hry - </w:t>
+      </w:r>
+      <w:proofErr w:type="spellStart"/>
+      <w:r>
+        <w:t>Pixelorama</w:t>
+      </w:r>
+      <w:proofErr w:type="spellEnd"/>
+      <w:proofErr w:type="gramEnd"/>
+      <w:r>
+        <w:t>/Photoshop</w:t>
+      </w:r>
       <w:bookmarkEnd w:id="15"/>
+    </w:p>
+    <w:p>
+      <w:r>
+        <w:t>Grafická část hry je tvořená v </w:t>
+      </w:r>
+      <w:proofErr w:type="spellStart"/>
+      <w:r>
+        <w:t>Pixeloramě</w:t>
+      </w:r>
+      <w:proofErr w:type="spellEnd"/>
+      <w:r>
+        <w:t>, což je open-source program pro pixel-art/animace vytvořený v Godotu.</w:t>
+      </w:r>
+    </w:p>
+    <w:p>
+      <w:r>
+        <w:t>Část grafiky (pozadí hry atd.) je také tvořená v aplikaci Photoshop.</w:t>
+      </w:r>
+    </w:p>
+    <w:p>
+      <w:pPr>
+        <w:pStyle w:val="Nadpis2"/>
+      </w:pPr>
+      <w:bookmarkStart w:id="16" w:name="_Toc223976690"/>
+      <w:r>
+        <w:t>Konkurenční řešení</w:t>
+      </w:r>
       <w:bookmarkEnd w:id="16"/>
     </w:p>
     <w:p>
-      <w:r>
-        <w:t>použijte styl Nadpis2 pro nadpis kapitoly</w:t>
-      </w:r>
-    </w:p>
-    <w:p>
       <w:pPr>
         <w:pStyle w:val="Nadpis3"/>
       </w:pPr>
-      <w:bookmarkStart w:id="17" w:name="_Toc37577024"/>
-      <w:bookmarkStart w:id="18" w:name="_Toc37577269"/>
-      <w:bookmarkStart w:id="19" w:name="_Toc37577536"/>
-      <w:bookmarkStart w:id="20" w:name="_Toc37577733"/>
-      <w:bookmarkStart w:id="21" w:name="_Toc225217932"/>
-      <w:r>
-        <w:t>Nadpisy podkapitol</w:t>
+      <w:bookmarkStart w:id="17" w:name="_Toc223976691"/>
+      <w:r>
+        <w:t>Analýza konkurenčních řešení</w:t>
       </w:r>
       <w:bookmarkEnd w:id="17"/>
+    </w:p>
+    <w:p>
+      <w:r>
+        <w:t>Pro vývoj vlastní hry jsem potřeboval analyzovat, jak fungují hry podobného principu, abych věděl, jaké mechaniky jsou běžné a co hráči mohou od mé hry očekávat. Cílem analýzy bylo zjistit jaké podobné produkty se již nachází na trhu, zjistit jakým způsobem řeší ovládaní, soubojový systém a návrh úrovní.</w:t>
+      </w:r>
+    </w:p>
+    <w:p>
+      <w:r>
+        <w:t>Hlavní úkol analýzy byl zjistit silné a slabé stránky konkurenčních her a zároveň díky ní zjistit, v čem může být má hra odlišná.</w:t>
+      </w:r>
+    </w:p>
+    <w:p>
+      <w:pPr>
+        <w:pStyle w:val="Nadpis3"/>
+      </w:pPr>
+      <w:bookmarkStart w:id="18" w:name="_Toc223976692"/>
+      <w:r>
+        <w:lastRenderedPageBreak/>
+        <w:t>Analyzované konkurenční řešení</w:t>
+      </w:r>
       <w:bookmarkEnd w:id="18"/>
+    </w:p>
+    <w:p>
+      <w:pPr>
+        <w:pStyle w:val="Nadpis4"/>
+      </w:pPr>
+      <w:proofErr w:type="spellStart"/>
+      <w:r>
+        <w:t>Cactus</w:t>
+      </w:r>
+      <w:proofErr w:type="spellEnd"/>
+      <w:r>
+        <w:t xml:space="preserve"> </w:t>
+      </w:r>
+      <w:proofErr w:type="spellStart"/>
+      <w:r>
+        <w:t>McCoy</w:t>
+      </w:r>
+      <w:proofErr w:type="spellEnd"/>
+    </w:p>
+    <w:p>
+      <w:r>
+        <w:t xml:space="preserve">Jedná se o </w:t>
+      </w:r>
+      <w:proofErr w:type="gramStart"/>
+      <w:r>
+        <w:t>2D</w:t>
+      </w:r>
+      <w:proofErr w:type="gramEnd"/>
+      <w:r>
+        <w:t xml:space="preserve"> akční plošinovou hru, ve které hráč ovládá prokletého kovboje proměněného v kaktus. Hra kombinuje boj zblízka, sbírání zbraní a plošinové prvky. Ve hře se nachází více úrovní.</w:t>
+      </w:r>
+    </w:p>
+    <w:p>
+      <w:r>
+        <w:t xml:space="preserve">Silné stránky této hry jsou plynulé animace, dynamický soubojový systém, dobře navržené levely. Slabé stránky hry jsou lehká obtížnost pro zkušenější hráče, použité starší technologie (hra byla tvořena pomocí </w:t>
+      </w:r>
+      <w:proofErr w:type="spellStart"/>
+      <w:r>
+        <w:t>Flash</w:t>
+      </w:r>
+      <w:proofErr w:type="spellEnd"/>
+      <w:r>
+        <w:t>).</w:t>
+      </w:r>
+    </w:p>
+    <w:p>
+      <w:pPr>
+        <w:pStyle w:val="Nadpis4"/>
+      </w:pPr>
+      <w:proofErr w:type="spellStart"/>
+      <w:r>
+        <w:t>Shovel</w:t>
+      </w:r>
+      <w:proofErr w:type="spellEnd"/>
+      <w:r>
+        <w:t xml:space="preserve"> </w:t>
+      </w:r>
+      <w:proofErr w:type="spellStart"/>
+      <w:r>
+        <w:t>knight</w:t>
+      </w:r>
+      <w:proofErr w:type="spellEnd"/>
+    </w:p>
+    <w:p>
+      <w:r>
+        <w:t xml:space="preserve">Jedná se o </w:t>
+      </w:r>
+      <w:proofErr w:type="gramStart"/>
+      <w:r>
+        <w:t>2D</w:t>
+      </w:r>
+      <w:proofErr w:type="gramEnd"/>
+      <w:r>
+        <w:t xml:space="preserve"> akční plošinovou hru, ve které hráč ovládá rytíře vyzbrojeného lopatou. Hra kombinuje boj zblízka, překonávání plošinových překážek a souboje s unikátními bossy. Hráč během hry sbírá herní měnu, za kterou si může odemykat vylepšení vybavení a schopností. Ve hře se nachází více samostatných úrovní.</w:t>
+      </w:r>
+    </w:p>
+    <w:p>
+      <w:r>
+        <w:t>Silné stránky této hry jsou přesné a responzivní ovládání, originální a propracované souboje s bossy.</w:t>
+      </w:r>
+    </w:p>
+    <w:p>
+      <w:r>
+        <w:t>Slabé stránky hry jsou vyšší obtížnost, která pro nezkušené hráče může být náročná, a jednodušší retro grafické zpracování, které nemusí vyhovovat všem moderním hráčům.</w:t>
+      </w:r>
+    </w:p>
+    <w:p>
+      <w:pPr>
+        <w:pStyle w:val="Nadpis3"/>
+      </w:pPr>
+      <w:bookmarkStart w:id="19" w:name="_Toc223976693"/>
+      <w:r>
+        <w:t>Shrnutí analýzy</w:t>
+      </w:r>
       <w:bookmarkEnd w:id="19"/>
+    </w:p>
+    <w:p>
+      <w:r>
+        <w:t xml:space="preserve">Analyzované hry jsou postavené na podobném principu. Jedná se o </w:t>
+      </w:r>
+      <w:proofErr w:type="gramStart"/>
+      <w:r>
+        <w:t>2D</w:t>
+      </w:r>
+      <w:proofErr w:type="gramEnd"/>
+      <w:r>
+        <w:t xml:space="preserve"> </w:t>
+      </w:r>
+      <w:proofErr w:type="spellStart"/>
+      <w:r>
+        <w:t>plošinovky</w:t>
+      </w:r>
+      <w:proofErr w:type="spellEnd"/>
+      <w:r>
+        <w:t xml:space="preserve"> s bojem proti nepřátelům a postupem úrovněmi. Důraz těchto her je kladen na plynulé ovládání, postupné zvyšování obtížnosti.</w:t>
+      </w:r>
+    </w:p>
+    <w:p>
+      <w:pPr>
+        <w:pStyle w:val="Nadpis2"/>
+      </w:pPr>
+      <w:bookmarkStart w:id="20" w:name="_Toc223976694"/>
+      <w:r>
+        <w:t xml:space="preserve">Herní </w:t>
+      </w:r>
+      <w:r>
+        <w:t>design</w:t>
+      </w:r>
       <w:bookmarkEnd w:id="20"/>
+    </w:p>
+    <w:p>
+      <w:r>
+        <w:t xml:space="preserve">V této kapitule </w:t>
+      </w:r>
+      <w:r>
+        <w:t xml:space="preserve">je popsán návrh herních mechanismů a způsob, jakým je realizována hratelnost s využitím nástrojů </w:t>
+      </w:r>
+      <w:proofErr w:type="spellStart"/>
+      <w:r>
+        <w:t>enginu</w:t>
+      </w:r>
+      <w:proofErr w:type="spellEnd"/>
+      <w:r>
+        <w:t xml:space="preserve"> Godot.</w:t>
+      </w:r>
+    </w:p>
+    <w:p>
+      <w:pPr>
+        <w:pStyle w:val="Nadpis3"/>
+      </w:pPr>
+      <w:bookmarkStart w:id="21" w:name="_Toc223976695"/>
+      <w:r>
+        <w:t>Charakteristika pohybu</w:t>
+      </w:r>
       <w:bookmarkEnd w:id="21"/>
     </w:p>
     <w:p>
       <w:r>
-        <w:t>použijte styl Nadpis3 pro nadpis podkapitoly</w:t>
-      </w:r>
-    </w:p>
-    <w:p>
-      <w:pPr>
-        <w:pStyle w:val="Nadpisneslovan"/>
-      </w:pPr>
-      <w:r>
-        <w:t>Nečíslované nadpisy</w:t>
-      </w:r>
-    </w:p>
-    <w:p>
-      <w:r>
-        <w:t>použijte styl Nadpis nečíslovaný pro nečíslované nadpisy</w:t>
-      </w:r>
-    </w:p>
-    <w:p>
-      <w:pPr>
-        <w:pStyle w:val="textpoznmky"/>
-      </w:pPr>
-      <w:r>
-        <w:t>! Nepoužívat hlubší dělení kapitol !</w:t>
-      </w:r>
-    </w:p>
-    <w:p>
-      <w:pPr>
-        <w:pStyle w:val="kod"/>
-      </w:pPr>
-      <w:r>
-        <w:t xml:space="preserve">styl pro zdrojový kód – </w:t>
-      </w:r>
-      <w:r>
-        <w:t>název stylu kod</w:t>
-      </w:r>
-    </w:p>
-    <w:p>
-      <w:r>
-        <w:t xml:space="preserve">Použitý font pro text je Times New Roman velikost </w:t>
-      </w:r>
-      <w:smartTag w:uri="urn:schemas-microsoft-com:office:smarttags" w:element="metricconverter">
-        <w:smartTagPr>
-          <w:attr w:name="ProductID" w:val="12 pt"/>
-        </w:smartTagPr>
-        <w:r>
-          <w:t>12 pt</w:t>
-        </w:r>
-      </w:smartTag>
-      <w:r>
-        <w:t xml:space="preserve">, řádkování 1.5 (styl </w:t>
-      </w:r>
-      <w:r>
-        <w:t>Normální</w:t>
-      </w:r>
-      <w:r>
-        <w:t xml:space="preserve">), </w:t>
-      </w:r>
-    </w:p>
-    <w:p>
-      <w:r>
-        <w:t>okraje stránky – Nahoře:</w:t>
-      </w:r>
-      <w:r>
-        <w:tab/>
-      </w:r>
-      <w:smartTag w:uri="urn:schemas-microsoft-com:office:smarttags" w:element="metricconverter">
-        <w:smartTagPr>
-          <w:attr w:name="ProductID" w:val="3 cm"/>
-        </w:smartTagPr>
-        <w:r>
-          <w:t>3 cm</w:t>
-        </w:r>
-      </w:smartTag>
-      <w:r>
-        <w:tab/>
-      </w:r>
-      <w:r>
-        <w:tab/>
-        <w:t>Vlevo:</w:t>
-      </w:r>
-      <w:r>
-        <w:tab/>
-        <w:t xml:space="preserve">  </w:t>
-      </w:r>
-      <w:smartTag w:uri="urn:schemas-microsoft-com:office:smarttags" w:element="metricconverter">
-        <w:smartTagPr>
-          <w:attr w:name="ProductID" w:val="2 cm"/>
-        </w:smartTagPr>
-        <w:r>
-          <w:t>2 cm</w:t>
-        </w:r>
-      </w:smartTag>
-      <w:r>
-        <w:t xml:space="preserve">  +  </w:t>
-      </w:r>
-      <w:smartTag w:uri="urn:schemas-microsoft-com:office:smarttags" w:element="metricconverter">
-        <w:smartTagPr>
-          <w:attr w:name="ProductID" w:val="1.5 cm"/>
-        </w:smartTagPr>
-        <w:r>
-          <w:t>1.5 cm</w:t>
-        </w:r>
-      </w:smartTag>
-      <w:r>
-        <w:t xml:space="preserve"> u hřbetu</w:t>
-      </w:r>
-    </w:p>
-    <w:p>
-      <w:pPr>
-        <w:pStyle w:val="nasted"/>
-      </w:pPr>
-      <w:r>
-        <w:t xml:space="preserve">   Dole:</w:t>
-      </w:r>
-      <w:r>
-        <w:tab/>
-      </w:r>
-      <w:smartTag w:uri="urn:schemas-microsoft-com:office:smarttags" w:element="metricconverter">
-        <w:smartTagPr>
-          <w:attr w:name="ProductID" w:val="2 cm"/>
-        </w:smartTagPr>
-        <w:r>
-          <w:t>2 cm</w:t>
-        </w:r>
-      </w:smartTag>
-      <w:r>
-        <w:tab/>
-      </w:r>
-      <w:r>
-        <w:tab/>
-        <w:t xml:space="preserve">Vpravo: </w:t>
-      </w:r>
-      <w:smartTag w:uri="urn:schemas-microsoft-com:office:smarttags" w:element="metricconverter">
-        <w:smartTagPr>
-          <w:attr w:name="ProductID" w:val="2 cm"/>
-        </w:smartTagPr>
-        <w:r>
-          <w:t>2 cm</w:t>
-        </w:r>
-      </w:smartTag>
+        <w:t xml:space="preserve">Hlavním cílem u pohybu postavy bylo dosáhnout responzivního pohybu postavy, který je pro </w:t>
+      </w:r>
+      <w:proofErr w:type="gramStart"/>
+      <w:r>
+        <w:t>2d</w:t>
+      </w:r>
+      <w:proofErr w:type="gramEnd"/>
+      <w:r>
+        <w:t xml:space="preserve"> </w:t>
+      </w:r>
+      <w:proofErr w:type="spellStart"/>
+      <w:r>
+        <w:t>plošinovky</w:t>
+      </w:r>
+      <w:proofErr w:type="spellEnd"/>
+      <w:r>
+        <w:t xml:space="preserve"> důležitý. Cílem bylo dosáhnout toho, aby se postava ovládala příjemně a hráč měl pocit, že má nad postavou plnou kontrolu. </w:t>
+      </w:r>
+      <w:r>
+        <w:t xml:space="preserve">Pro realizaci jsem využil přednastavené fyzikální metody, které </w:t>
+      </w:r>
+      <w:proofErr w:type="spellStart"/>
+      <w:r>
+        <w:lastRenderedPageBreak/>
+        <w:t>engine</w:t>
+      </w:r>
+      <w:proofErr w:type="spellEnd"/>
+      <w:r>
+        <w:t xml:space="preserve"> nabízí. Klíčovou roli hraje metoda _</w:t>
+      </w:r>
+      <w:proofErr w:type="spellStart"/>
+      <w:r>
+        <w:t>physics_process</w:t>
+      </w:r>
+      <w:proofErr w:type="spellEnd"/>
+      <w:r>
+        <w:t>(delta), která se stará o pravidelné vyhodnocování fyziky nezávisle na snímku hry.</w:t>
+      </w:r>
+    </w:p>
+    <w:p>
+      <w:r>
+        <w:t xml:space="preserve">V rámci této metody jsem využil vestavěnou metodu </w:t>
+      </w:r>
+      <w:proofErr w:type="spellStart"/>
+      <w:r>
+        <w:t>move_and_</w:t>
+      </w:r>
+      <w:proofErr w:type="gramStart"/>
+      <w:r>
+        <w:t>slide</w:t>
+      </w:r>
+      <w:proofErr w:type="spellEnd"/>
+      <w:r>
+        <w:t>(</w:t>
+      </w:r>
+      <w:proofErr w:type="gramEnd"/>
+      <w:r>
+        <w:t>). Tato metoda je součástí třídy CharacterBody2D a zajišťuje interakci s okolím (např. detekce podlahy). Po využití těchto dvou metod jsem si vytvořil proměnné pro rychlost chůze (SPEED) a délku výskoku, čímž jsem vytvořil základní dynamiku pohybu postavy. Pro úvodní nastavení parametrů po spuštění hry jsem využil metodu _</w:t>
+      </w:r>
+      <w:proofErr w:type="spellStart"/>
+      <w:proofErr w:type="gramStart"/>
+      <w:r>
+        <w:t>ready</w:t>
+      </w:r>
+      <w:proofErr w:type="spellEnd"/>
+      <w:r>
+        <w:t>(</w:t>
+      </w:r>
+      <w:proofErr w:type="gramEnd"/>
+      <w:r>
+        <w:t>), která zajišťuje inicializaci postavy a jejího okolí.</w:t>
+      </w:r>
+    </w:p>
+    <w:p>
+      <w:pPr>
+        <w:pStyle w:val="Nadpis3"/>
+      </w:pPr>
+      <w:bookmarkStart w:id="22" w:name="_Toc223976696"/>
+      <w:r>
+        <w:t>Soubojový systém a AI nepřátel</w:t>
+      </w:r>
+      <w:bookmarkEnd w:id="22"/>
+    </w:p>
+    <w:p>
+      <w:r>
+        <w:t xml:space="preserve">Soubojový systém hry je postaven na interakci hráče s protivníky. Nepřátelé využívají přepínání stavů, mezi režimem hlídkování a útokem, které jsem naprogramoval. </w:t>
+      </w:r>
+      <w:r>
+        <w:t>Pro detekování hráče jsem využil přednastavený uzel RayCast2D. Tento uzel je neviditelná přímka mezi nepřítelem a hráčem. Ve svém skriptu kontroluji, zda tato přímka narazila na hráče, nebo mu stojí v cestě nějaká překážka (např. zeď). Díky této metodě nepřítel nevidí postavu skrze pevné objekty. U dynamiky boje jsem se snažil, aby hra nebyla nefér, proto jsem ve skriptu vytvořil časovač výstřelů (SHOOT_COOLDOWN). Tím jsem zajistil, že nepřítel po detekci hráče střílí v pravidelných intervalech, což dodává hráči prostor pro schování se, nebo vyhnutí se výstřelu.</w:t>
+      </w:r>
+    </w:p>
+    <w:p>
+      <w:pPr>
+        <w:pStyle w:val="Nadpis2"/>
+      </w:pPr>
+      <w:bookmarkStart w:id="23" w:name="_Toc223976697"/>
+      <w:r>
+        <w:t>Technická realizace</w:t>
+      </w:r>
+      <w:bookmarkEnd w:id="23"/>
+    </w:p>
+    <w:p>
+      <w:r>
+        <w:t>V této kapitole se zaměřuji na popsaní technického pozadí aplikace, strukturu skriptů a využití přednastavených tříd frameworku Godot, které výrazně usnadňují vývoj herních mechanik.</w:t>
+      </w:r>
+    </w:p>
+    <w:p>
+      <w:pPr>
+        <w:pStyle w:val="Nadpis3"/>
+      </w:pPr>
+      <w:bookmarkStart w:id="24" w:name="_Toc223976698"/>
+      <w:r>
+        <w:t>Architektura scén a využití vestavěných tříd</w:t>
+      </w:r>
+      <w:bookmarkEnd w:id="24"/>
+    </w:p>
+    <w:p>
+      <w:r>
+        <w:t>Godot je objektově orientovaný framework, kde základem jsou třídy. Tyto třídy již v sobě mají naprogramovanou složitou logiku, kterou lze využít bez nutnosti psaní kódu pro fyziku nebo vykreslování.</w:t>
+      </w:r>
+    </w:p>
+    <w:p>
+      <w:pPr>
+        <w:pStyle w:val="Odstavecseseznamem"/>
+        <w:numPr>
+          <w:ilvl w:val="0"/>
+          <w:numId w:val="18"/>
+        </w:numPr>
+        <w:rPr>
+          <w:b/>
+          <w:bCs/>
+        </w:rPr>
+      </w:pPr>
+      <w:r>
+        <w:rPr>
+          <w:b/>
+          <w:bCs/>
+        </w:rPr>
+        <w:t>CharacterBody2D</w:t>
+      </w:r>
+      <w:r>
+        <w:rPr>
+          <w:b/>
+          <w:bCs/>
+        </w:rPr>
+        <w:t xml:space="preserve">: </w:t>
+      </w:r>
+      <w:r>
+        <w:t>Pro hlavní postavu i nepřátele jsem zvolil třídu CharacterBody2D. Jedná se o předpřipravený herní objekt, který má v </w:t>
+      </w:r>
+      <w:proofErr w:type="spellStart"/>
+      <w:r>
+        <w:t>enginu</w:t>
+      </w:r>
+      <w:proofErr w:type="spellEnd"/>
+      <w:r>
+        <w:t xml:space="preserve"> již </w:t>
+      </w:r>
+      <w:proofErr w:type="spellStart"/>
+      <w:r>
+        <w:t>předprogramované</w:t>
+      </w:r>
+      <w:proofErr w:type="spellEnd"/>
+      <w:r>
+        <w:t xml:space="preserve"> vlastnosti pro pohyb ve 2D prostoru. Klíčová je metoda </w:t>
+      </w:r>
+      <w:proofErr w:type="spellStart"/>
+      <w:r>
+        <w:t>move_and_</w:t>
+      </w:r>
+      <w:proofErr w:type="gramStart"/>
+      <w:r>
+        <w:t>slide</w:t>
+      </w:r>
+      <w:proofErr w:type="spellEnd"/>
+      <w:r>
+        <w:t>(</w:t>
+      </w:r>
+      <w:proofErr w:type="gramEnd"/>
+      <w:r>
+        <w:t>) – Tato metoda řeší detekci kolizí, klouzání podél stěn a pohyb po nakloněných rovinách</w:t>
+      </w:r>
+    </w:p>
+    <w:p>
+      <w:pPr>
+        <w:pStyle w:val="Odstavecseseznamem"/>
+        <w:numPr>
+          <w:ilvl w:val="0"/>
+          <w:numId w:val="18"/>
+        </w:numPr>
+        <w:rPr>
+          <w:b/>
+          <w:bCs/>
+        </w:rPr>
+      </w:pPr>
+      <w:r>
+        <w:rPr>
+          <w:b/>
+          <w:bCs/>
+        </w:rPr>
+        <w:t xml:space="preserve">RayCast2D: </w:t>
+      </w:r>
+      <w:r>
+        <w:t xml:space="preserve">Tento uzel funguje jako neviditelná přímka, která je </w:t>
+      </w:r>
+      <w:proofErr w:type="spellStart"/>
+      <w:r>
+        <w:t>vysíláná</w:t>
+      </w:r>
+      <w:proofErr w:type="spellEnd"/>
+      <w:r>
+        <w:t xml:space="preserve"> z bodu A do bodu B. Tato třída se využívá pro účely detekce objektů. Metodu jsem použil pro detekci viditelnosti hráče. Skript přebere informaci, že nepřítel narazil na hráče, další informace jsou popsány ve </w:t>
+      </w:r>
+      <w:proofErr w:type="spellStart"/>
+      <w:r>
+        <w:t>skritpu</w:t>
+      </w:r>
+      <w:proofErr w:type="spellEnd"/>
       <w:r>
         <w:t>.</w:t>
       </w:r>
     </w:p>
     <w:p>
       <w:pPr>
-        <w:pStyle w:val="Titulek"/>
+        <w:pStyle w:val="Odstavecseseznamem"/>
+        <w:numPr>
+          <w:ilvl w:val="0"/>
+          <w:numId w:val="18"/>
+        </w:numPr>
+        <w:rPr>
+          <w:b/>
+          <w:bCs/>
+        </w:rPr>
+      </w:pPr>
+      <w:r>
+        <w:rPr>
+          <w:b/>
+          <w:bCs/>
+        </w:rPr>
+        <w:lastRenderedPageBreak/>
+        <w:t xml:space="preserve">AnimatedSprite2D: </w:t>
+      </w:r>
+      <w:r>
+        <w:t xml:space="preserve">Tato třída slouží k správě 2D animací v Godotu. Godot v tomto uzlu nabízí rozhrání pro import obrázků a jejich řazení do sekvencí animace. </w:t>
+      </w:r>
+      <w:r>
+        <w:t xml:space="preserve">Ve skriptu pouze přepínám mezi těmito stavy pomocí </w:t>
+      </w:r>
+      <w:proofErr w:type="gramStart"/>
+      <w:r>
+        <w:t>metody .play</w:t>
+      </w:r>
+      <w:proofErr w:type="gramEnd"/>
+      <w:r>
+        <w:t>().</w:t>
+      </w:r>
+    </w:p>
+    <w:p>
+      <w:pPr>
+        <w:pStyle w:val="Nadpis3"/>
+      </w:pPr>
+      <w:bookmarkStart w:id="25" w:name="_Toc223976699"/>
+      <w:r>
+        <w:t>Herní smyčka a zpracování fyziky</w:t>
+      </w:r>
+      <w:bookmarkEnd w:id="25"/>
+    </w:p>
+    <w:p>
+      <w:r>
+        <w:t>Základem celé hry je metoda _</w:t>
+      </w:r>
+      <w:proofErr w:type="spellStart"/>
+      <w:r>
+        <w:t>physics_process</w:t>
+      </w:r>
+      <w:proofErr w:type="spellEnd"/>
+      <w:r>
+        <w:t xml:space="preserve">(delta). Tato metoda je </w:t>
+      </w:r>
+      <w:proofErr w:type="gramStart"/>
+      <w:r>
+        <w:t>v</w:t>
+      </w:r>
+      <w:proofErr w:type="gramEnd"/>
+      <w:r>
+        <w:t xml:space="preserve"> frameworku Godot již definována a navržena tak, aby byla </w:t>
+      </w:r>
+      <w:proofErr w:type="spellStart"/>
+      <w:r>
+        <w:t>enginem</w:t>
+      </w:r>
+      <w:proofErr w:type="spellEnd"/>
+      <w:r>
+        <w:t xml:space="preserve"> v pevných časových intervalech volána.</w:t>
+      </w:r>
+    </w:p>
+    <w:p>
+      <w:r>
+        <w:t>Využití parametru delta zajišťuje plynulost: reprezentuje čas hry v sekundách mezi jednotlivými kroky. Díky tomu, je zaručeno, že fyzikální interakce (skoky, střely) budou stabilní bez ohledu na výkon počítače.</w:t>
+      </w:r>
+    </w:p>
+    <w:p>
+      <w:pPr>
+        <w:pStyle w:val="Nadpis3"/>
+      </w:pPr>
+      <w:bookmarkStart w:id="26" w:name="_Toc223976700"/>
+      <w:r>
+        <w:t>Level design a tvorba prostředí</w:t>
+      </w:r>
+      <w:bookmarkEnd w:id="26"/>
+    </w:p>
+    <w:p>
+      <w:r>
+        <w:t>Tato podkapitola se věnuje struktuře herních úrovní a technickému postupu při tvorbě v editoru Godot.</w:t>
+      </w:r>
+    </w:p>
+    <w:p>
+      <w:pPr>
+        <w:pStyle w:val="Nadpis4"/>
+      </w:pPr>
+      <w:proofErr w:type="spellStart"/>
+      <w:r>
+        <w:t>TileMap</w:t>
+      </w:r>
+      <w:proofErr w:type="spellEnd"/>
+    </w:p>
+    <w:p>
+      <w:r>
+        <w:t xml:space="preserve">Pro tvorbu herního světa jsem zvolil systém </w:t>
+      </w:r>
+      <w:proofErr w:type="spellStart"/>
+      <w:r>
+        <w:t>TileMapLayer</w:t>
+      </w:r>
+      <w:proofErr w:type="spellEnd"/>
+      <w:r>
+        <w:t xml:space="preserve">. Tato metoda funguje tak, že rozdělí herní prostředí na pravidelnou mřížku, do které se již vkládají hotové jednotlivé dlaždice (bloky) z předpřipraveného souboru, tzv. </w:t>
+      </w:r>
+      <w:proofErr w:type="spellStart"/>
+      <w:r>
+        <w:t>Tilesetu</w:t>
+      </w:r>
+      <w:proofErr w:type="spellEnd"/>
+      <w:r>
+        <w:t>. Tuto metodu jsem zvolil z těchto dvou hlavních důvodů:</w:t>
+      </w:r>
+    </w:p>
+    <w:p>
+      <w:pPr>
+        <w:pStyle w:val="Odstavecseseznamem"/>
+        <w:numPr>
+          <w:ilvl w:val="0"/>
+          <w:numId w:val="18"/>
+        </w:numPr>
+        <w:rPr>
+          <w:b/>
+          <w:bCs/>
+        </w:rPr>
+      </w:pPr>
+      <w:r>
+        <w:rPr>
+          <w:b/>
+          <w:bCs/>
+        </w:rPr>
+        <w:t xml:space="preserve">Optimalizace: </w:t>
+      </w:r>
+      <w:proofErr w:type="spellStart"/>
+      <w:r>
+        <w:t>Engine</w:t>
+      </w:r>
+      <w:proofErr w:type="spellEnd"/>
+      <w:r>
+        <w:t xml:space="preserve"> vykresluje mapu jako celek, což setří výkon procesoru oproti vkládání </w:t>
+      </w:r>
+      <w:proofErr w:type="spellStart"/>
+      <w:r>
+        <w:t>samosatatných</w:t>
+      </w:r>
+      <w:proofErr w:type="spellEnd"/>
+      <w:r>
+        <w:t xml:space="preserve"> </w:t>
+      </w:r>
+      <w:proofErr w:type="spellStart"/>
+      <w:r>
+        <w:t>obrazků</w:t>
+      </w:r>
+      <w:proofErr w:type="spellEnd"/>
+    </w:p>
+    <w:p>
+      <w:pPr>
+        <w:pStyle w:val="Odstavecseseznamem"/>
+        <w:numPr>
+          <w:ilvl w:val="0"/>
+          <w:numId w:val="18"/>
+        </w:numPr>
+        <w:rPr>
+          <w:b/>
+          <w:bCs/>
+        </w:rPr>
+      </w:pPr>
+      <w:r>
+        <w:rPr>
+          <w:b/>
+          <w:bCs/>
+        </w:rPr>
+        <w:t xml:space="preserve">Efektivita: </w:t>
+      </w:r>
+      <w:r>
+        <w:t xml:space="preserve">V editoru </w:t>
+      </w:r>
+      <w:proofErr w:type="spellStart"/>
+      <w:r>
+        <w:t>Tilesetu</w:t>
+      </w:r>
+      <w:proofErr w:type="spellEnd"/>
+      <w:r>
+        <w:t xml:space="preserve"> jsem každé dlaždici (např. tráva, kámen, plošina) nadefinoval vlastní </w:t>
+      </w:r>
+      <w:proofErr w:type="spellStart"/>
+      <w:r>
+        <w:t>Collison</w:t>
+      </w:r>
+      <w:proofErr w:type="spellEnd"/>
+      <w:r>
+        <w:t xml:space="preserve"> </w:t>
+      </w:r>
+      <w:proofErr w:type="spellStart"/>
+      <w:r>
+        <w:t>Shape</w:t>
+      </w:r>
+      <w:proofErr w:type="spellEnd"/>
+      <w:r>
+        <w:t>. Díky tomu jsem nemusel kolize programovat ručně pro každou část mapy</w:t>
+      </w:r>
+    </w:p>
+    <w:p>
+      <w:pPr>
         <w:keepNext/>
-        <w:jc w:val="center"/>
-      </w:pPr>
-      <w:r>
-        <w:t xml:space="preserve">Obrázek </w:t>
-      </w:r>
-      <w:r>
-        <w:fldChar w:fldCharType="begin"/>
-      </w:r>
-      <w:r>
-        <w:instrText xml:space="preserve"> SEQ Obrázek \* ARABIC </w:instrText>
-      </w:r>
-      <w:r>
-        <w:fldChar w:fldCharType="separate"/>
-      </w:r>
-      <w:r>
-        <w:rPr>
-          <w:noProof/>
-        </w:rPr>
-        <w:t>1</w:t>
-      </w:r>
-      <w:r>
-        <w:rPr>
-          <w:noProof/>
-        </w:rPr>
-        <w:fldChar w:fldCharType="end"/>
-      </w:r>
-      <w:r>
-        <w:t xml:space="preserve"> graf xyz</w:t>
-      </w:r>
-    </w:p>
-    <w:p>
-      <w:pPr>
-        <w:pStyle w:val="nasted"/>
       </w:pPr>
       <w:r>
         <w:rPr>
           <w:noProof/>
         </w:rPr>
         <w:drawing>
-          <wp:inline distT="0" distB="0" distL="0" distR="0" wp14:anchorId="667CE1F5" wp14:editId="5FF554BC">
-            <wp:extent cx="1905000" cy="1428750"/>
+          <wp:inline distT="0" distB="0" distL="0" distR="0" wp14:anchorId="2358521C" wp14:editId="0E52B01A">
+            <wp:extent cx="6107693" cy="2225675"/>
             <wp:effectExtent l="0" t="0" r="0" b="0"/>
-            <wp:docPr id="2" name="obrázek 2" descr="bargradsmallex1"/>
+            <wp:docPr id="53266336" name="Obrázek 1"/>
             <wp:cNvGraphicFramePr>
               <a:graphicFrameLocks xmlns:a="http://schemas.openxmlformats.org/drawingml/2006/main" noChangeAspect="1"/>
             </wp:cNvGraphicFramePr>
@@ -1305,7 +3805,7 @@
               <a:graphicData uri="http://schemas.openxmlformats.org/drawingml/2006/picture">
                 <pic:pic xmlns:pic="http://schemas.openxmlformats.org/drawingml/2006/picture">
                   <pic:nvPicPr>
-                    <pic:cNvPr id="0" name="Picture 2" descr="bargradsmallex1"/>
+                    <pic:cNvPr id="0" name="Picture 1"/>
                     <pic:cNvPicPr>
                       <a:picLocks noChangeAspect="1" noChangeArrowheads="1"/>
                     </pic:cNvPicPr>
@@ -1326,7 +3826,7 @@
                   <pic:spPr bwMode="auto">
                     <a:xfrm>
                       <a:off x="0" y="0"/>
-                      <a:ext cx="1905000" cy="1428750"/>
+                      <a:ext cx="6110559" cy="2226719"/>
                     </a:xfrm>
                     <a:prstGeom prst="rect">
                       <a:avLst/>
@@ -1345,17 +3845,10 @@
     </w:p>
     <w:p>
       <w:pPr>
-        <w:pStyle w:val="textpoznmky"/>
-      </w:pPr>
-      <w:r>
-        <w:t>Obrázky centrovat</w:t>
-      </w:r>
-    </w:p>
-    <w:p>
-      <w:pPr>
-        <w:pStyle w:val="textpoznmky"/>
-      </w:pPr>
-      <w:bookmarkStart w:id="22" w:name="_Toc448208690"/>
+        <w:pStyle w:val="Titulek"/>
+        <w:jc w:val="center"/>
+      </w:pPr>
+      <w:bookmarkStart w:id="27" w:name="_Toc223976456"/>
       <w:r>
         <w:t xml:space="preserve">Obr. </w:t>
       </w:r>
@@ -1375,527 +3868,527 @@
         <w:t>1</w:t>
       </w:r>
       <w:r>
-        <w:rPr>
-          <w:noProof/>
-        </w:rPr>
         <w:fldChar w:fldCharType="end"/>
       </w:r>
       <w:r>
-        <w:t>. Popis obrázku centrovat, číslovat průběžně v celé práci</w:t>
-      </w:r>
-      <w:bookmarkEnd w:id="22"/>
-    </w:p>
-    <w:p/>
-    <w:p>
-      <w:pPr>
-        <w:pStyle w:val="textpoznmky"/>
-      </w:pPr>
-      <w:bookmarkStart w:id="23" w:name="_Toc448208715"/>
-      <w:r>
-        <w:t xml:space="preserve">Tabulka  </w:t>
-      </w:r>
-      <w:r>
-        <w:fldChar w:fldCharType="begin"/>
-      </w:r>
-      <w:r>
-        <w:instrText xml:space="preserve"> SEQ Tabulka_ \* ROMAN </w:instrText>
-      </w:r>
-      <w:r>
-        <w:fldChar w:fldCharType="separate"/>
-      </w:r>
-      <w:r>
-        <w:rPr>
-          <w:noProof/>
-        </w:rPr>
-        <w:t>I</w:t>
-      </w:r>
-      <w:r>
-        <w:rPr>
-          <w:noProof/>
-        </w:rPr>
-        <w:fldChar w:fldCharType="end"/>
-      </w:r>
-      <w:r>
-        <w:t>. Popis tabulky zarovnat s levým okrajem tabulky</w:t>
-      </w:r>
-      <w:bookmarkEnd w:id="23"/>
+        <w:t xml:space="preserve"> Použitý </w:t>
+      </w:r>
+      <w:proofErr w:type="spellStart"/>
+      <w:r>
+        <w:t>TileSet</w:t>
+      </w:r>
+      <w:bookmarkEnd w:id="27"/>
+      <w:proofErr w:type="spellEnd"/>
     </w:p>
     <w:p>
       <w:pPr>
         <w:pStyle w:val="Titulek"/>
-        <w:keepNext/>
-      </w:pPr>
-      <w:r>
-        <w:t xml:space="preserve">Tabulka </w:t>
-      </w:r>
-      <w:r>
-        <w:fldChar w:fldCharType="begin"/>
-      </w:r>
-      <w:r>
-        <w:instrText xml:space="preserve"> SEQ Tabulka \* ARABIC </w:instrText>
-      </w:r>
-      <w:r>
-        <w:fldChar w:fldCharType="separate"/>
-      </w:r>
-      <w:r>
-        <w:rPr>
-          <w:noProof/>
-        </w:rPr>
-        <w:t>1</w:t>
-      </w:r>
-      <w:r>
-        <w:rPr>
-          <w:noProof/>
-        </w:rPr>
-        <w:fldChar w:fldCharType="end"/>
-      </w:r>
-      <w:r>
-        <w:t xml:space="preserve"> xyz</w:t>
-      </w:r>
-    </w:p>
-    <w:tbl>
-      <w:tblPr>
-        <w:tblW w:w="0" w:type="auto"/>
-        <w:tblBorders>
-          <w:top w:val="single" w:sz="12" w:space="0" w:color="auto"/>
-          <w:left w:val="single" w:sz="12" w:space="0" w:color="auto"/>
-          <w:bottom w:val="single" w:sz="12" w:space="0" w:color="auto"/>
-          <w:right w:val="single" w:sz="12" w:space="0" w:color="auto"/>
-          <w:insideH w:val="single" w:sz="6" w:space="0" w:color="auto"/>
-          <w:insideV w:val="single" w:sz="6" w:space="0" w:color="auto"/>
-        </w:tblBorders>
-        <w:tblLayout w:type="fixed"/>
-        <w:tblCellMar>
-          <w:left w:w="70" w:type="dxa"/>
-          <w:right w:w="70" w:type="dxa"/>
-        </w:tblCellMar>
-        <w:tblLook w:val="0000" w:firstRow="0" w:lastRow="0" w:firstColumn="0" w:lastColumn="0" w:noHBand="0" w:noVBand="0"/>
-      </w:tblPr>
-      <w:tblGrid>
-        <w:gridCol w:w="2098"/>
-        <w:gridCol w:w="2098"/>
-        <w:gridCol w:w="2098"/>
-        <w:gridCol w:w="2098"/>
-      </w:tblGrid>
-      <w:tr>
-        <w:tc>
-          <w:tcPr>
-            <w:tcW w:w="2098" w:type="dxa"/>
-            <w:tcBorders>
-              <w:top w:val="single" w:sz="12" w:space="0" w:color="auto"/>
-              <w:bottom w:val="single" w:sz="12" w:space="0" w:color="auto"/>
-            </w:tcBorders>
-          </w:tcPr>
-          <w:p>
-            <w:pPr>
-              <w:rPr>
-                <w:b/>
-                <w:bCs/>
-              </w:rPr>
-            </w:pPr>
-            <w:r>
-              <w:rPr>
-                <w:b/>
-                <w:bCs/>
-              </w:rPr>
-              <w:t>záhlaví tabulky</w:t>
-            </w:r>
-          </w:p>
-        </w:tc>
-        <w:tc>
-          <w:tcPr>
-            <w:tcW w:w="2098" w:type="dxa"/>
-            <w:tcBorders>
-              <w:top w:val="single" w:sz="12" w:space="0" w:color="auto"/>
-              <w:bottom w:val="single" w:sz="12" w:space="0" w:color="auto"/>
-            </w:tcBorders>
-          </w:tcPr>
-          <w:p>
-            <w:pPr>
-              <w:rPr>
-                <w:b/>
-                <w:bCs/>
-              </w:rPr>
-            </w:pPr>
-            <w:r>
-              <w:rPr>
-                <w:b/>
-                <w:bCs/>
-              </w:rPr>
-              <w:t>záhlaví tabulky</w:t>
-            </w:r>
-          </w:p>
-        </w:tc>
-        <w:tc>
-          <w:tcPr>
-            <w:tcW w:w="2098" w:type="dxa"/>
-            <w:tcBorders>
-              <w:top w:val="single" w:sz="12" w:space="0" w:color="auto"/>
-              <w:bottom w:val="single" w:sz="12" w:space="0" w:color="auto"/>
-            </w:tcBorders>
-          </w:tcPr>
-          <w:p>
-            <w:pPr>
-              <w:rPr>
-                <w:b/>
-                <w:bCs/>
-              </w:rPr>
-            </w:pPr>
-            <w:r>
-              <w:rPr>
-                <w:b/>
-                <w:bCs/>
-              </w:rPr>
-              <w:t>záhlaví tabulky</w:t>
-            </w:r>
-          </w:p>
-        </w:tc>
-        <w:tc>
-          <w:tcPr>
-            <w:tcW w:w="2098" w:type="dxa"/>
-            <w:tcBorders>
-              <w:top w:val="single" w:sz="12" w:space="0" w:color="auto"/>
-              <w:bottom w:val="single" w:sz="12" w:space="0" w:color="auto"/>
-            </w:tcBorders>
-          </w:tcPr>
-          <w:p>
-            <w:pPr>
-              <w:rPr>
-                <w:b/>
-                <w:bCs/>
-              </w:rPr>
-            </w:pPr>
-            <w:r>
-              <w:rPr>
-                <w:b/>
-                <w:bCs/>
-              </w:rPr>
-              <w:t>záhlaví tabulky</w:t>
-            </w:r>
-          </w:p>
-        </w:tc>
-      </w:tr>
-      <w:tr>
-        <w:tc>
-          <w:tcPr>
-            <w:tcW w:w="2098" w:type="dxa"/>
-            <w:tcBorders>
-              <w:top w:val="single" w:sz="12" w:space="0" w:color="auto"/>
-            </w:tcBorders>
-          </w:tcPr>
-          <w:p/>
-        </w:tc>
-        <w:tc>
-          <w:tcPr>
-            <w:tcW w:w="2098" w:type="dxa"/>
-            <w:tcBorders>
-              <w:top w:val="single" w:sz="12" w:space="0" w:color="auto"/>
-            </w:tcBorders>
-          </w:tcPr>
-          <w:p/>
-        </w:tc>
-        <w:tc>
-          <w:tcPr>
-            <w:tcW w:w="2098" w:type="dxa"/>
-            <w:tcBorders>
-              <w:top w:val="single" w:sz="12" w:space="0" w:color="auto"/>
-            </w:tcBorders>
-          </w:tcPr>
-          <w:p/>
-        </w:tc>
-        <w:tc>
-          <w:tcPr>
-            <w:tcW w:w="2098" w:type="dxa"/>
-            <w:tcBorders>
-              <w:top w:val="single" w:sz="12" w:space="0" w:color="auto"/>
-            </w:tcBorders>
-          </w:tcPr>
-          <w:p/>
-        </w:tc>
-      </w:tr>
-      <w:tr>
-        <w:tc>
-          <w:tcPr>
-            <w:tcW w:w="2098" w:type="dxa"/>
-          </w:tcPr>
-          <w:p/>
-        </w:tc>
-        <w:tc>
-          <w:tcPr>
-            <w:tcW w:w="2098" w:type="dxa"/>
-          </w:tcPr>
-          <w:p/>
-        </w:tc>
-        <w:tc>
-          <w:tcPr>
-            <w:tcW w:w="2098" w:type="dxa"/>
-          </w:tcPr>
-          <w:p/>
-        </w:tc>
-        <w:tc>
-          <w:tcPr>
-            <w:tcW w:w="2098" w:type="dxa"/>
-          </w:tcPr>
-          <w:p/>
-        </w:tc>
-      </w:tr>
-    </w:tbl>
-    <w:p>
-      <w:r>
-        <w:t>Rozměrné tabulky se vkládají do příloh, které se číslují samostatně římskými číslicemi a mají svůj název.</w:t>
-      </w:r>
-    </w:p>
-    <w:p>
-      <w:r>
-        <w:rPr>
-          <w:rStyle w:val="NadpisneslovanChar"/>
-        </w:rPr>
+        <w:jc w:val="center"/>
+      </w:pPr>
+    </w:p>
+    <w:p>
+      <w:pPr>
+        <w:pStyle w:val="Odstavecseseznamem"/>
+        <w:rPr>
+          <w:b/>
+          <w:bCs/>
+        </w:rPr>
+      </w:pPr>
+    </w:p>
+    <w:p>
+      <w:pPr>
+        <w:pStyle w:val="Nadpis4"/>
+        <w:rPr>
+          <w:b/>
+          <w:bCs/>
+        </w:rPr>
+      </w:pPr>
+      <w:r>
+        <w:t>Vizuální vrstvy (</w:t>
+      </w:r>
+      <w:proofErr w:type="spellStart"/>
+      <w:r>
+        <w:t>Parallax</w:t>
+      </w:r>
+      <w:proofErr w:type="spellEnd"/>
+      <w:r>
+        <w:t xml:space="preserve"> background)</w:t>
+      </w:r>
+    </w:p>
+    <w:p>
+      <w:pPr>
+        <w:pStyle w:val="Nadpis4"/>
+        <w:rPr>
+          <w:b/>
+          <w:bCs/>
+        </w:rPr>
+      </w:pPr>
+      <w:r>
+        <w:t>Struktura úrovní</w:t>
+      </w:r>
+    </w:p>
+    <w:p>
+      <w:pPr>
+        <w:pStyle w:val="Nadpis4"/>
+        <w:rPr>
+          <w:b/>
+          <w:bCs/>
+        </w:rPr>
+      </w:pPr>
+      <w:r>
+        <w:t>Správa prostředků (</w:t>
+      </w:r>
+      <w:proofErr w:type="spellStart"/>
+      <w:r>
+        <w:t>Assets</w:t>
+      </w:r>
+      <w:proofErr w:type="spellEnd"/>
+      <w:r>
+        <w:t>)</w:t>
+      </w:r>
+      <w:r>
+        <w:rPr>
+          <w:b/>
+          <w:bCs/>
+        </w:rPr>
+        <w:br w:type="page"/>
+      </w:r>
+    </w:p>
+    <w:p>
+      <w:pPr>
+        <w:pStyle w:val="Nadpis1"/>
+      </w:pPr>
+      <w:bookmarkStart w:id="28" w:name="_Toc223976701"/>
+      <w:r>
         <w:lastRenderedPageBreak/>
-        <w:t xml:space="preserve">Rovnice </w:t>
-      </w:r>
-      <w:r>
-        <w:t>- centrovaná, číslování na pravém okraji, arabskými číslicemi</w:t>
-      </w:r>
-      <w:r>
-        <w:t>.</w:t>
-      </w:r>
+        <w:t>UŽIVATELSKÁ ČÁST</w:t>
+      </w:r>
+      <w:bookmarkEnd w:id="28"/>
+    </w:p>
+    <w:p>
+      <w:pPr>
+        <w:pStyle w:val="Nadpis2"/>
+      </w:pPr>
+      <w:bookmarkStart w:id="29" w:name="_Toc223976702"/>
+      <w:r>
+        <w:t>Návod ke spuštění hry</w:t>
+      </w:r>
+      <w:bookmarkEnd w:id="29"/>
+    </w:p>
+    <w:p>
+      <w:r>
+        <w:t xml:space="preserve">Hra </w:t>
+      </w:r>
+      <w:proofErr w:type="spellStart"/>
+      <w:r>
+        <w:t>Lone</w:t>
+      </w:r>
+      <w:proofErr w:type="spellEnd"/>
       <w:r>
         <w:t xml:space="preserve"> </w:t>
       </w:r>
-    </w:p>
-    <w:p>
-      <w:pPr>
-        <w:tabs>
-          <w:tab w:val="center" w:pos="5670"/>
-          <w:tab w:val="right" w:pos="9214"/>
-        </w:tabs>
-      </w:pPr>
-      <w:r>
-        <w:tab/>
-      </w:r>
-      <w:r>
-        <w:t>F</w:t>
-      </w:r>
-      <w:r>
-        <w:rPr>
-          <w:szCs w:val="24"/>
-          <w:vertAlign w:val="subscript"/>
-        </w:rPr>
-        <w:t>N</w:t>
-      </w:r>
-      <w:r>
-        <w:t>= Z</w:t>
-      </w:r>
-      <w:r>
-        <w:rPr>
-          <w:szCs w:val="24"/>
-          <w:vertAlign w:val="subscript"/>
-        </w:rPr>
-        <w:t>N</w:t>
-      </w:r>
-      <w:r>
-        <w:t>.</w:t>
-      </w:r>
-      <w:r>
-        <w:t xml:space="preserve">p </w:t>
-      </w:r>
-      <w:r>
-        <w:tab/>
-      </w:r>
-      <w:r>
-        <w:t>(</w:t>
-      </w:r>
-      <w:r>
-        <w:fldChar w:fldCharType="begin"/>
-      </w:r>
-      <w:r>
-        <w:instrText xml:space="preserve"> SEQ rovnice \* MERGEFORMAT </w:instrText>
-      </w:r>
-      <w:r>
-        <w:fldChar w:fldCharType="separate"/>
-      </w:r>
-      <w:r>
-        <w:rPr>
-          <w:noProof/>
-        </w:rPr>
-        <w:t>1</w:t>
-      </w:r>
-      <w:r>
-        <w:fldChar w:fldCharType="end"/>
-      </w:r>
-      <w:r>
-        <w:t>)</w:t>
-      </w:r>
-    </w:p>
-    <w:p>
-      <w:pPr>
-        <w:rPr>
-          <w:b/>
-        </w:rPr>
-      </w:pPr>
-    </w:p>
-    <w:p>
-      <w:pPr>
-        <w:rPr>
-          <w:b/>
-        </w:rPr>
-      </w:pPr>
-      <w:r>
-        <w:rPr>
-          <w:b/>
-        </w:rPr>
-        <w:t>Textová část by zpravidla měla obsahovat</w:t>
-      </w:r>
-      <w:r>
-        <w:rPr>
-          <w:b/>
-        </w:rPr>
-        <w:t xml:space="preserve"> také</w:t>
-      </w:r>
-      <w:r>
-        <w:rPr>
-          <w:b/>
-        </w:rPr>
-        <w:t>:</w:t>
-      </w:r>
-    </w:p>
-    <w:p>
-      <w:r>
-        <w:rPr>
-          <w:b/>
-        </w:rPr>
-        <w:t xml:space="preserve">Cíl práce - </w:t>
-      </w:r>
-      <w:r>
-        <w:t xml:space="preserve">- musí být věcné a jednoznačné. Nabízí-li se možnost více variantního postupu řešení, pak by mělo být součástí této kapitoly taky zdůvodnění zvoleného postupu (včetně formálních, věcných, technických popř. finančních, organizačních a jiných omezení). Tato kapitola činí svým rozsahem přibližně 2 </w:t>
-      </w:r>
-      <w:r>
-        <w:rPr>
-          <w:szCs w:val="24"/>
-        </w:rPr>
-        <w:t xml:space="preserve">- </w:t>
-      </w:r>
-      <w:r>
-        <w:t>3 stránky.</w:t>
-      </w:r>
-    </w:p>
-    <w:p>
-      <w:r>
-        <w:rPr>
-          <w:b/>
-        </w:rPr>
-        <w:t>Technické zpracování</w:t>
-      </w:r>
-      <w:r>
-        <w:t xml:space="preserve"> – student vysvětlí jakým způsobem je aplikace zpracována, popíše technické řešení daného úkolu. Vhodnou součástí je</w:t>
-      </w:r>
-      <w:r>
-        <w:t xml:space="preserve">  návrh databáze a návrh tříd. Pokud byly použity nějaké části aplikace </w:t>
-      </w:r>
-      <w:r>
-        <w:t xml:space="preserve">(myšlen design, obrázky, část kódu apod.) </w:t>
-      </w:r>
-      <w:r>
-        <w:t xml:space="preserve">z jiných zdrojů, je nutné je zde uvést. </w:t>
-      </w:r>
-    </w:p>
-    <w:p>
-      <w:r>
-        <w:rPr>
-          <w:b/>
-        </w:rPr>
-        <w:t>Diskuse výsledků</w:t>
-      </w:r>
-      <w:r>
-        <w:t xml:space="preserve"> - patří k nosným částem práce. </w:t>
-      </w:r>
-    </w:p>
-    <w:p>
-      <w:r>
-        <w:rPr>
-          <w:b/>
-        </w:rPr>
-        <w:t>Uživatelská dokumentace</w:t>
-      </w:r>
-      <w:r>
-        <w:t xml:space="preserve"> </w:t>
-      </w:r>
-      <w:r>
-        <w:t>–</w:t>
-      </w:r>
-      <w:r>
-        <w:t xml:space="preserve"> </w:t>
-      </w:r>
-      <w:r>
-        <w:t>popis funkčnosti jednotlivých částí projektu</w:t>
-      </w:r>
-    </w:p>
-    <w:p>
-      <w:pPr>
-        <w:spacing w:line="240" w:lineRule="auto"/>
-      </w:pPr>
-      <w:r>
-        <w:br w:type="page"/>
-      </w:r>
-    </w:p>
-    <w:p>
-      <w:pPr>
-        <w:pStyle w:val="Nadpis2"/>
-      </w:pPr>
-      <w:r>
-        <w:lastRenderedPageBreak/>
-        <w:t>repozitář s řešením práce</w:t>
-      </w:r>
-    </w:p>
-    <w:p>
-      <w:r>
-        <w:t xml:space="preserve">Odkaz: </w:t>
+      <w:proofErr w:type="spellStart"/>
+      <w:r>
+        <w:t>Survivor</w:t>
+      </w:r>
+      <w:proofErr w:type="spellEnd"/>
+      <w:r>
+        <w:t xml:space="preserve"> je vytvořená pro operační systém Windows. Hra nevyžaduje </w:t>
+      </w:r>
+      <w:proofErr w:type="spellStart"/>
+      <w:r>
+        <w:t>sloužitou</w:t>
+      </w:r>
+      <w:proofErr w:type="spellEnd"/>
+      <w:r>
+        <w:t xml:space="preserve"> instalaci. Pro spuštění hotového buildu je potřeba dodržet následující kroky:</w:t>
+      </w:r>
+    </w:p>
+    <w:p>
+      <w:pPr>
+        <w:pStyle w:val="Odstavecseseznamem"/>
+        <w:numPr>
+          <w:ilvl w:val="0"/>
+          <w:numId w:val="20"/>
+        </w:numPr>
+      </w:pPr>
+      <w:r>
+        <w:t xml:space="preserve">Build se nachází na oficiálním </w:t>
+      </w:r>
+      <w:proofErr w:type="spellStart"/>
+      <w:r>
+        <w:t>repozitáři</w:t>
+      </w:r>
+      <w:proofErr w:type="spellEnd"/>
+      <w:r>
+        <w:t xml:space="preserve"> projektu na GitHubu: </w:t>
       </w:r>
       <w:hyperlink r:id="rId14" w:history="1">
         <w:r>
           <w:rPr>
             <w:rStyle w:val="Hypertextovodkaz"/>
           </w:rPr>
-          <w:t>Githubový repozitář - Vacula - Lone Survivor</w:t>
+          <w:t>https://github.com/StanislavVacula/Maturitni_projekt_hra_Lone_Survivor</w:t>
         </w:r>
       </w:hyperlink>
     </w:p>
     <w:p>
       <w:pPr>
+        <w:pStyle w:val="Odstavecseseznamem"/>
+        <w:numPr>
+          <w:ilvl w:val="0"/>
+          <w:numId w:val="20"/>
+        </w:numPr>
+      </w:pPr>
+      <w:r>
+        <w:t xml:space="preserve">Na GitHubu si otevřete složku </w:t>
+      </w:r>
+      <w:proofErr w:type="spellStart"/>
+      <w:r>
+        <w:t>build_app</w:t>
+      </w:r>
+      <w:proofErr w:type="spellEnd"/>
+      <w:r>
+        <w:t xml:space="preserve"> a stáhněte si celou složku.</w:t>
+      </w:r>
+    </w:p>
+    <w:p>
+      <w:pPr>
+        <w:pStyle w:val="Odstavecseseznamem"/>
+        <w:numPr>
+          <w:ilvl w:val="0"/>
+          <w:numId w:val="20"/>
+        </w:numPr>
+      </w:pPr>
+      <w:r>
+        <w:t>Stažený archiv extrahujte do libovolné složky na počítači (soubor .</w:t>
+      </w:r>
+      <w:proofErr w:type="spellStart"/>
+      <w:r>
+        <w:t>exe</w:t>
+      </w:r>
+      <w:proofErr w:type="spellEnd"/>
+      <w:r>
+        <w:t xml:space="preserve"> musí zůstat ve stejné složce jako </w:t>
+      </w:r>
+      <w:proofErr w:type="gramStart"/>
+      <w:r>
+        <w:t>soubor .</w:t>
+      </w:r>
+      <w:proofErr w:type="spellStart"/>
+      <w:r>
+        <w:t>pck</w:t>
+      </w:r>
+      <w:proofErr w:type="spellEnd"/>
+      <w:proofErr w:type="gramEnd"/>
+      <w:r>
+        <w:t>, který obsahuje veškerá herní data.)</w:t>
+      </w:r>
+    </w:p>
+    <w:p>
+      <w:pPr>
+        <w:pStyle w:val="Odstavecseseznamem"/>
+        <w:numPr>
+          <w:ilvl w:val="0"/>
+          <w:numId w:val="20"/>
+        </w:numPr>
+      </w:pPr>
+      <w:r>
+        <w:t xml:space="preserve">Hru spusťte otevřením souboru </w:t>
+      </w:r>
+      <w:proofErr w:type="spellStart"/>
+      <w:r>
+        <w:t>Lone</w:t>
+      </w:r>
+      <w:proofErr w:type="spellEnd"/>
+      <w:r>
+        <w:t xml:space="preserve"> Survivor.exe</w:t>
+      </w:r>
+    </w:p>
+    <w:p>
+      <w:pPr>
+        <w:pStyle w:val="Nadpis2"/>
+      </w:pPr>
+      <w:bookmarkStart w:id="30" w:name="_Toc223976703"/>
+      <w:r>
+        <w:t>Uživatelské rozhrání po spuštění hry</w:t>
+      </w:r>
+      <w:bookmarkEnd w:id="30"/>
+    </w:p>
+    <w:p/>
+    <w:p>
+      <w:pPr>
+        <w:pStyle w:val="Nadpis1"/>
+      </w:pPr>
+      <w:bookmarkStart w:id="31" w:name="_Toc223976704"/>
+      <w:r>
+        <w:lastRenderedPageBreak/>
+        <w:t>Testování</w:t>
+      </w:r>
+      <w:bookmarkEnd w:id="31"/>
+    </w:p>
+    <w:p>
+      <w:pPr>
+        <w:pStyle w:val="Nadpis2"/>
+      </w:pPr>
+      <w:bookmarkStart w:id="32" w:name="_Toc223976705"/>
+      <w:r>
+        <w:t>Metodika testování</w:t>
+      </w:r>
+      <w:bookmarkEnd w:id="32"/>
+    </w:p>
+    <w:p>
+      <w:pPr>
+        <w:pStyle w:val="Nadpis3"/>
+      </w:pPr>
+      <w:bookmarkStart w:id="33" w:name="_Toc223976706"/>
+      <w:r>
+        <w:t>Tester 1</w:t>
+      </w:r>
+      <w:bookmarkEnd w:id="33"/>
+    </w:p>
+    <w:p>
+      <w:pPr>
+        <w:pStyle w:val="Nadpis3"/>
+      </w:pPr>
+      <w:bookmarkStart w:id="34" w:name="_Toc223976707"/>
+      <w:r>
+        <w:t>Tester 2</w:t>
+      </w:r>
+      <w:bookmarkEnd w:id="34"/>
+    </w:p>
+    <w:p>
+      <w:pPr>
+        <w:pStyle w:val="Nadpis3"/>
+      </w:pPr>
+      <w:bookmarkStart w:id="35" w:name="_Toc223976708"/>
+      <w:r>
+        <w:t>Tester 3</w:t>
+      </w:r>
+      <w:bookmarkEnd w:id="35"/>
+    </w:p>
+    <w:p>
+      <w:pPr>
+        <w:pStyle w:val="Nadpis2"/>
+      </w:pPr>
+      <w:bookmarkStart w:id="36" w:name="_Toc223976709"/>
+      <w:r>
+        <w:t>Odstranění chyb (bugů)</w:t>
+      </w:r>
+      <w:bookmarkEnd w:id="36"/>
+    </w:p>
+    <w:p>
+      <w:pPr>
+        <w:pStyle w:val="Nadpis2"/>
+      </w:pPr>
+      <w:bookmarkStart w:id="37" w:name="_Toc223976710"/>
+      <w:r>
+        <w:t>Výsledek testování</w:t>
+      </w:r>
+      <w:bookmarkEnd w:id="37"/>
+    </w:p>
+    <w:p>
+      <w:pPr>
+        <w:pStyle w:val="Nadpis1"/>
+      </w:pPr>
+      <w:bookmarkStart w:id="38" w:name="_Toc223976711"/>
+      <w:r>
+        <w:lastRenderedPageBreak/>
+        <w:t>repozitář s řešením práce</w:t>
+      </w:r>
+      <w:bookmarkEnd w:id="38"/>
+    </w:p>
+    <w:p>
+      <w:r>
+        <w:t xml:space="preserve">Odkaz: </w:t>
+      </w:r>
+      <w:hyperlink r:id="rId15" w:history="1">
+        <w:proofErr w:type="spellStart"/>
+        <w:r>
+          <w:rPr>
+            <w:rStyle w:val="Hypertextovodkaz"/>
+          </w:rPr>
+          <w:t>Githubový</w:t>
+        </w:r>
+        <w:proofErr w:type="spellEnd"/>
+        <w:r>
+          <w:rPr>
+            <w:rStyle w:val="Hypertextovodkaz"/>
+          </w:rPr>
+          <w:t xml:space="preserve"> </w:t>
+        </w:r>
+        <w:proofErr w:type="spellStart"/>
+        <w:proofErr w:type="gramStart"/>
+        <w:r>
+          <w:rPr>
+            <w:rStyle w:val="Hypertextovodkaz"/>
+          </w:rPr>
+          <w:t>repozitář</w:t>
+        </w:r>
+        <w:proofErr w:type="spellEnd"/>
+        <w:r>
+          <w:rPr>
+            <w:rStyle w:val="Hypertextovodkaz"/>
+          </w:rPr>
+          <w:t xml:space="preserve"> - Vacula</w:t>
+        </w:r>
+        <w:proofErr w:type="gramEnd"/>
+        <w:r>
+          <w:rPr>
+            <w:rStyle w:val="Hypertextovodkaz"/>
+          </w:rPr>
+          <w:t xml:space="preserve"> - </w:t>
+        </w:r>
+        <w:proofErr w:type="spellStart"/>
+        <w:r>
+          <w:rPr>
+            <w:rStyle w:val="Hypertextovodkaz"/>
+          </w:rPr>
+          <w:t>Lone</w:t>
+        </w:r>
+        <w:proofErr w:type="spellEnd"/>
+        <w:r>
+          <w:rPr>
+            <w:rStyle w:val="Hypertextovodkaz"/>
+          </w:rPr>
+          <w:t xml:space="preserve"> </w:t>
+        </w:r>
+        <w:proofErr w:type="spellStart"/>
+        <w:r>
+          <w:rPr>
+            <w:rStyle w:val="Hypertextovodkaz"/>
+          </w:rPr>
+          <w:t>Survivor</w:t>
+        </w:r>
+        <w:proofErr w:type="spellEnd"/>
+      </w:hyperlink>
+    </w:p>
+    <w:p>
+      <w:pPr>
         <w:pStyle w:val="NadpisHlavniNecisl"/>
       </w:pPr>
-      <w:bookmarkStart w:id="24" w:name="_Toc37577734"/>
-      <w:bookmarkStart w:id="25" w:name="_Toc225217933"/>
+      <w:bookmarkStart w:id="39" w:name="_Toc37577734"/>
+      <w:bookmarkStart w:id="40" w:name="_Toc223976712"/>
       <w:r>
         <w:lastRenderedPageBreak/>
         <w:t>Závěr</w:t>
       </w:r>
-      <w:bookmarkEnd w:id="24"/>
-      <w:bookmarkEnd w:id="25"/>
-    </w:p>
-    <w:p>
-      <w:r>
-        <w:t>Je jen stručným shrnutím nejvýznamnějších závěrů a poz</w:t>
-      </w:r>
-      <w:r>
-        <w:t>natků. Doporučuje se v rozsahu 0,5 až 1 strana</w:t>
+      <w:bookmarkEnd w:id="39"/>
+      <w:bookmarkEnd w:id="40"/>
+    </w:p>
+    <w:p>
+      <w:r>
+        <w:t xml:space="preserve">Výsledkem této maturitní práce je plně funkční a spustitelná </w:t>
+      </w:r>
+      <w:proofErr w:type="gramStart"/>
+      <w:r>
+        <w:t>2D</w:t>
+      </w:r>
+      <w:proofErr w:type="gramEnd"/>
+      <w:r>
+        <w:t xml:space="preserve"> akční videohra s názvem „</w:t>
+      </w:r>
+      <w:proofErr w:type="spellStart"/>
+      <w:r>
+        <w:t>Lone</w:t>
+      </w:r>
+      <w:proofErr w:type="spellEnd"/>
+      <w:r>
+        <w:t xml:space="preserve"> </w:t>
+      </w:r>
+      <w:proofErr w:type="spellStart"/>
+      <w:r>
+        <w:t>Survivor</w:t>
+      </w:r>
+      <w:proofErr w:type="spellEnd"/>
+      <w:r>
+        <w:t xml:space="preserve">“, vytvořená v moderním herním </w:t>
+      </w:r>
+      <w:proofErr w:type="spellStart"/>
+      <w:r>
+        <w:t>engine</w:t>
+      </w:r>
+      <w:proofErr w:type="spellEnd"/>
+      <w:r>
+        <w:t xml:space="preserve"> Godot 4.4. Jedná se o titul žánru „</w:t>
+      </w:r>
+      <w:proofErr w:type="spellStart"/>
+      <w:r>
+        <w:t>platformer</w:t>
+      </w:r>
+      <w:proofErr w:type="spellEnd"/>
+      <w:r>
+        <w:t xml:space="preserve">“, který kombinuje mechaniky pohybu v terénu s akčním soubojovým systémem. Hra obsahuje kompletní herní smyčku, animace postav vytvořené v softwaru </w:t>
+      </w:r>
+      <w:proofErr w:type="spellStart"/>
+      <w:r>
+        <w:t>Pixelorama</w:t>
+      </w:r>
+      <w:proofErr w:type="spellEnd"/>
+      <w:r>
+        <w:t xml:space="preserve"> a Photoshop a inteligentní protivníky. Po technické stránce produkt využívá objektově orientovanou architekturu, implementuje dynamickou detekci kolizí a umělou inteligenci nepřátel, která reaguje na přítomnost hráče v reálném čase</w:t>
       </w:r>
       <w:r>
         <w:t>.</w:t>
       </w:r>
     </w:p>
     <w:p>
+      <w:r>
+        <w:t>Všechny cíle projektu se podařilo splnit. Úspěšně se podařilo vytvořit aplikaci běžící na platformě Windows, která obsahuje propracovaný systém ovládání a mechaniky boje. V zadání bylo specifikováno vytvoření základního pohybu a interakce, což bylo v konečné fázi dosaženo implementací umělé inteligence nepřátel. Ti využívají k detekci hráče RayCast2D, který stimuluje zorné pole a díky tomu zabraňuje nepřátelům hráče vidět skrz pevné objekty.</w:t>
+      </w:r>
+    </w:p>
+    <w:p>
+      <w:r>
+        <w:t xml:space="preserve">Během práce na projektu jsem učinil několik důležitých technických rozhodnutí. Jedno z klíčových rozhodnutí, byla volba správné třídy pro fyziku postav, k čemuž jsem využil metodu CharacterBody2D, která s vestavěnou metodou </w:t>
+      </w:r>
+      <w:proofErr w:type="spellStart"/>
+      <w:r>
+        <w:t>move_and_</w:t>
+      </w:r>
+      <w:proofErr w:type="gramStart"/>
+      <w:r>
+        <w:t>slide</w:t>
+      </w:r>
+      <w:proofErr w:type="spellEnd"/>
+      <w:r>
+        <w:t>(</w:t>
+      </w:r>
+      <w:proofErr w:type="gramEnd"/>
+      <w:r>
+        <w:t>) zajistila stabilitu kolizí a plynulý pohyb po šikmých plochách. Toto rozhodnutí odstranilo problémy s propadáváním texturami a zasekávaní mezi objekty.</w:t>
+      </w:r>
+    </w:p>
+    <w:p>
+      <w:r>
+        <w:t>Produkt splnil všechna původní očekávání. Hra obsahuje jak všechny plánované prvky, jako je boj a interakce s </w:t>
+      </w:r>
+      <w:proofErr w:type="spellStart"/>
+      <w:r>
+        <w:t>TileMapou</w:t>
+      </w:r>
+      <w:proofErr w:type="spellEnd"/>
+      <w:r>
+        <w:t>, ale podařilo se mi i vytvořit funkční a plynulé animace, což nebylo v zadání plánováno.</w:t>
+      </w:r>
+    </w:p>
+    <w:p>
+      <w:r>
+        <w:t xml:space="preserve">Práce na projektu mi přinesla hluboké znalosti v oblasti tvorby her a skriptování. Projekt nabízí široké spektrum možností pro budoucí rozšíření, jako je vytvoření více úrovní, více zbraní, vylepšená AI nepřátel atd. </w:t>
+      </w:r>
+    </w:p>
+    <w:p/>
+    <w:p>
       <w:pPr>
         <w:pStyle w:val="NadpisHlavniNecisl"/>
       </w:pPr>
-      <w:bookmarkStart w:id="26" w:name="_Toc37577735"/>
-      <w:bookmarkStart w:id="27" w:name="_Toc225217934"/>
+      <w:bookmarkStart w:id="41" w:name="_Toc37577735"/>
+      <w:bookmarkStart w:id="42" w:name="_Toc223976713"/>
       <w:r>
         <w:lastRenderedPageBreak/>
         <w:t>seznam použité literatury</w:t>
       </w:r>
-      <w:bookmarkEnd w:id="26"/>
-      <w:bookmarkEnd w:id="27"/>
+      <w:bookmarkEnd w:id="41"/>
+      <w:bookmarkEnd w:id="42"/>
     </w:p>
     <w:p>
       <w:pPr>
@@ -1907,17 +4400,58 @@
       <w:r>
         <w:t>. </w:t>
       </w:r>
+      <w:proofErr w:type="spellStart"/>
       <w:r>
         <w:rPr>
           <w:i/>
           <w:iCs/>
         </w:rPr>
-        <w:t>How to Use the New TileMap in Godot 4</w:t>
+        <w:t>How</w:t>
+      </w:r>
+      <w:proofErr w:type="spellEnd"/>
+      <w:r>
+        <w:rPr>
+          <w:i/>
+          <w:iCs/>
+        </w:rPr>
+        <w:t xml:space="preserve"> to Use </w:t>
+      </w:r>
+      <w:proofErr w:type="spellStart"/>
+      <w:r>
+        <w:rPr>
+          <w:i/>
+          <w:iCs/>
+        </w:rPr>
+        <w:t>the</w:t>
+      </w:r>
+      <w:proofErr w:type="spellEnd"/>
+      <w:r>
+        <w:rPr>
+          <w:i/>
+          <w:iCs/>
+        </w:rPr>
+        <w:t xml:space="preserve"> New </w:t>
+      </w:r>
+      <w:proofErr w:type="spellStart"/>
+      <w:r>
+        <w:rPr>
+          <w:i/>
+          <w:iCs/>
+        </w:rPr>
+        <w:t>TileMap</w:t>
+      </w:r>
+      <w:proofErr w:type="spellEnd"/>
+      <w:r>
+        <w:rPr>
+          <w:i/>
+          <w:iCs/>
+        </w:rPr>
+        <w:t xml:space="preserve"> in Godot 4</w:t>
       </w:r>
       <w:r>
         <w:t>. Online. 2022. Dostupné z: </w:t>
       </w:r>
-      <w:hyperlink r:id="rId15" w:history="1">
+      <w:hyperlink r:id="rId16" w:history="1">
         <w:r>
           <w:rPr>
             <w:rStyle w:val="Hypertextovodkaz"/>
@@ -1941,12 +4475,29 @@
           <w:i/>
           <w:iCs/>
         </w:rPr>
-        <w:t>Godot Docs</w:t>
-      </w:r>
-      <w:r>
-        <w:t>. Online. © Copyright 2014-present. Dostupné z: </w:t>
-      </w:r>
-      <w:hyperlink r:id="rId16" w:history="1">
+        <w:t xml:space="preserve">Godot </w:t>
+      </w:r>
+      <w:proofErr w:type="spellStart"/>
+      <w:r>
+        <w:rPr>
+          <w:i/>
+          <w:iCs/>
+        </w:rPr>
+        <w:t>Docs</w:t>
+      </w:r>
+      <w:proofErr w:type="spellEnd"/>
+      <w:r>
+        <w:t xml:space="preserve">. Online. © Copyright </w:t>
+      </w:r>
+      <w:proofErr w:type="gramStart"/>
+      <w:r>
+        <w:t>2014-present</w:t>
+      </w:r>
+      <w:proofErr w:type="gramEnd"/>
+      <w:r>
+        <w:t>. Dostupné z: </w:t>
+      </w:r>
+      <w:hyperlink r:id="rId17" w:history="1">
         <w:r>
           <w:rPr>
             <w:rStyle w:val="Hypertextovodkaz"/>
@@ -1965,17 +4516,51 @@
       <w:r>
         <w:t>LINIETSKY, Juan; MANZUR, Ariel a GODOT COMMUNITY. </w:t>
       </w:r>
+      <w:proofErr w:type="spellStart"/>
       <w:r>
         <w:rPr>
           <w:i/>
           <w:iCs/>
         </w:rPr>
-        <w:t>Documentation 2D tutorials</w:t>
-      </w:r>
+        <w:t>Documentation</w:t>
+      </w:r>
+      <w:proofErr w:type="spellEnd"/>
+      <w:r>
+        <w:rPr>
+          <w:i/>
+          <w:iCs/>
+        </w:rPr>
+        <w:t xml:space="preserve"> </w:t>
+      </w:r>
+      <w:proofErr w:type="gramStart"/>
+      <w:r>
+        <w:rPr>
+          <w:i/>
+          <w:iCs/>
+        </w:rPr>
+        <w:t>2D</w:t>
+      </w:r>
+      <w:proofErr w:type="gramEnd"/>
+      <w:r>
+        <w:rPr>
+          <w:i/>
+          <w:iCs/>
+        </w:rPr>
+        <w:t xml:space="preserve"> </w:t>
+      </w:r>
+      <w:proofErr w:type="spellStart"/>
+      <w:r>
+        <w:rPr>
+          <w:i/>
+          <w:iCs/>
+        </w:rPr>
+        <w:t>tutorials</w:t>
+      </w:r>
+      <w:proofErr w:type="spellEnd"/>
       <w:r>
         <w:t>. Online. 2014. Dostupné z: </w:t>
       </w:r>
-      <w:hyperlink r:id="rId17" w:history="1">
+      <w:hyperlink r:id="rId18" w:history="1">
         <w:r>
           <w:rPr>
             <w:rStyle w:val="Hypertextovodkaz"/>
@@ -1994,17 +4579,51 @@
       <w:r>
         <w:t>SAULTOONS. </w:t>
       </w:r>
+      <w:proofErr w:type="spellStart"/>
       <w:r>
         <w:rPr>
           <w:i/>
           <w:iCs/>
         </w:rPr>
-        <w:t>The Ultimate Pixel Art Tutorial</w:t>
-      </w:r>
+        <w:t>The</w:t>
+      </w:r>
+      <w:proofErr w:type="spellEnd"/>
+      <w:r>
+        <w:rPr>
+          <w:i/>
+          <w:iCs/>
+        </w:rPr>
+        <w:t xml:space="preserve"> </w:t>
+      </w:r>
+      <w:proofErr w:type="spellStart"/>
+      <w:r>
+        <w:rPr>
+          <w:i/>
+          <w:iCs/>
+        </w:rPr>
+        <w:t>Ultimate</w:t>
+      </w:r>
+      <w:proofErr w:type="spellEnd"/>
+      <w:r>
+        <w:rPr>
+          <w:i/>
+          <w:iCs/>
+        </w:rPr>
+        <w:t xml:space="preserve"> Pixel Art </w:t>
+      </w:r>
+      <w:proofErr w:type="spellStart"/>
+      <w:r>
+        <w:rPr>
+          <w:i/>
+          <w:iCs/>
+        </w:rPr>
+        <w:t>Tutorial</w:t>
+      </w:r>
+      <w:proofErr w:type="spellEnd"/>
       <w:r>
         <w:t>. Online. 2021. Dostupné z: </w:t>
       </w:r>
-      <w:hyperlink r:id="rId18" w:history="1">
+      <w:hyperlink r:id="rId19" w:history="1">
         <w:r>
           <w:rPr>
             <w:rStyle w:val="Hypertextovodkaz"/>
@@ -2031,19 +4650,7 @@
         <w:jc w:val="both"/>
       </w:pPr>
       <w:r>
-        <w:t>Citace literatury se řídí platnou normou ČSN 01 0197 (bibliografické citace). Podrobné informace o citování literatury v odborné práci (i e</w:t>
-      </w:r>
-      <w:r>
-        <w:t>lektronických zdrojů) najdete</w:t>
-      </w:r>
-      <w:r>
-        <w:t xml:space="preserve"> </w:t>
-      </w:r>
-      <w:r>
-        <w:t xml:space="preserve">v dokumentu </w:t>
-      </w:r>
-      <w:r>
-        <w:t>citace</w:t>
+        <w:t>Citace literatury se řídí platnou normou ČSN 01 0197 (bibliografické citace). Podrobné informace o citování literatury v odborné práci (i elektronických zdrojů) najdete v dokumentu citace</w:t>
       </w:r>
       <w:r>
         <w:t>.</w:t>
@@ -2073,32 +4680,38 @@
       <w:pPr>
         <w:pStyle w:val="NadpisHlavniNecisl"/>
       </w:pPr>
-      <w:bookmarkStart w:id="28" w:name="_Toc37577736"/>
-      <w:bookmarkStart w:id="29" w:name="_Toc225217935"/>
+      <w:bookmarkStart w:id="43" w:name="_Toc37577736"/>
+      <w:bookmarkStart w:id="44" w:name="_Toc223976714"/>
       <w:r>
         <w:lastRenderedPageBreak/>
         <w:t>Seznam použitých symbolů a zkratek</w:t>
       </w:r>
-      <w:bookmarkEnd w:id="28"/>
-      <w:bookmarkEnd w:id="29"/>
+      <w:bookmarkEnd w:id="43"/>
+      <w:bookmarkEnd w:id="44"/>
     </w:p>
     <w:p/>
     <w:p>
       <w:pPr>
         <w:pStyle w:val="NadpisHlavniNecisl"/>
       </w:pPr>
-      <w:bookmarkStart w:id="30" w:name="_Toc37577737"/>
-      <w:bookmarkStart w:id="31" w:name="_Toc225217936"/>
+      <w:bookmarkStart w:id="45" w:name="_Toc37577737"/>
+      <w:bookmarkStart w:id="46" w:name="_Toc223976715"/>
       <w:r>
         <w:lastRenderedPageBreak/>
         <w:t>Seznam obrázků</w:t>
       </w:r>
-      <w:bookmarkEnd w:id="30"/>
-      <w:bookmarkEnd w:id="31"/>
+      <w:bookmarkEnd w:id="45"/>
+      <w:bookmarkEnd w:id="46"/>
     </w:p>
     <w:p>
       <w:pPr>
         <w:pStyle w:val="Seznamobrzk"/>
+        <w:rPr>
+          <w:rFonts w:asciiTheme="minorHAnsi" w:eastAsiaTheme="minorEastAsia" w:hAnsiTheme="minorHAnsi" w:cstheme="minorBidi"/>
+          <w:kern w:val="2"/>
+          <w:szCs w:val="24"/>
+          <w14:ligatures w14:val="standardContextual"/>
+        </w:rPr>
       </w:pPr>
       <w:r>
         <w:rPr>
@@ -2119,7 +4732,7 @@
         <w:fldChar w:fldCharType="separate"/>
       </w:r>
       <w:r>
-        <w:t>Obr. 1 Popis obrázku centrovat, číslovat průběžně</w:t>
+        <w:t>Obr. 1 Použitý TileSet</w:t>
       </w:r>
       <w:r>
         <w:tab/>
@@ -2128,13 +4741,13 @@
         <w:fldChar w:fldCharType="begin"/>
       </w:r>
       <w:r>
-        <w:instrText xml:space="preserve"> PAGEREF _Toc448208690 \h </w:instrText>
+        <w:instrText xml:space="preserve"> PAGEREF _Toc223976456 \h </w:instrText>
       </w:r>
       <w:r>
         <w:fldChar w:fldCharType="separate"/>
       </w:r>
       <w:r>
-        <w:t>6</w:t>
+        <w:t>12</w:t>
       </w:r>
       <w:r>
         <w:fldChar w:fldCharType="end"/>
@@ -2149,14 +4762,14 @@
       <w:pPr>
         <w:pStyle w:val="NadpisHlavniNecisl"/>
       </w:pPr>
-      <w:bookmarkStart w:id="32" w:name="_Toc37577738"/>
-      <w:bookmarkStart w:id="33" w:name="_Toc225217937"/>
+      <w:bookmarkStart w:id="47" w:name="_Toc37577738"/>
+      <w:bookmarkStart w:id="48" w:name="_Toc223976716"/>
       <w:r>
         <w:lastRenderedPageBreak/>
         <w:t>Seznam tabulek</w:t>
       </w:r>
-      <w:bookmarkEnd w:id="32"/>
-      <w:bookmarkEnd w:id="33"/>
+      <w:bookmarkEnd w:id="47"/>
+      <w:bookmarkEnd w:id="48"/>
     </w:p>
     <w:p>
       <w:pPr>
@@ -2214,32 +4827,33 @@
       </w:r>
     </w:p>
     <w:p>
-      <w:bookmarkStart w:id="34" w:name="_Toc420374803"/>
+      <w:bookmarkStart w:id="49" w:name="_Toc420374803"/>
     </w:p>
     <w:p/>
     <w:p>
       <w:pPr>
         <w:pStyle w:val="NadpisHlavniNecisl"/>
       </w:pPr>
-      <w:bookmarkStart w:id="35" w:name="_Toc37577739"/>
-      <w:bookmarkStart w:id="36" w:name="_Toc225217938"/>
-      <w:bookmarkEnd w:id="34"/>
+      <w:bookmarkStart w:id="50" w:name="_Toc37577739"/>
+      <w:bookmarkStart w:id="51" w:name="_Toc223976717"/>
+      <w:bookmarkEnd w:id="49"/>
       <w:r>
         <w:lastRenderedPageBreak/>
         <w:t>seznam Příloh</w:t>
       </w:r>
-      <w:bookmarkEnd w:id="35"/>
-      <w:bookmarkEnd w:id="36"/>
+      <w:bookmarkEnd w:id="50"/>
+      <w:bookmarkEnd w:id="51"/>
     </w:p>
     <w:p>
       <w:r>
         <w:t>Pokud je jich více, na toto místo umístit jejich seznam</w:t>
       </w:r>
     </w:p>
+    <w:p/>
     <w:p/>
     <w:p/>
     <w:sectPr>
-      <w:headerReference w:type="default" r:id="rId19"/>
+      <w:headerReference w:type="default" r:id="rId20"/>
       <w:pgSz w:w="11907" w:h="16840" w:code="9"/>
       <w:pgMar w:top="1701" w:right="1134" w:bottom="1134" w:left="1134" w:header="851" w:footer="709" w:gutter="0"/>
       <w:cols w:space="708"/>
@@ -2612,6 +5226,178 @@
     </w:lvl>
   </w:abstractNum>
   <w:abstractNum w:abstractNumId="11" w15:restartNumberingAfterBreak="0">
+    <w:nsid w:val="01137481"/>
+    <w:multiLevelType w:val="hybridMultilevel"/>
+    <w:tmpl w:val="81AC046C"/>
+    <w:lvl w:ilvl="0" w:tplc="0405000F">
+      <w:start w:val="1"/>
+      <w:numFmt w:val="decimal"/>
+      <w:lvlText w:val="%1."/>
+      <w:lvlJc w:val="left"/>
+      <w:pPr>
+        <w:ind w:left="3600" w:hanging="360"/>
+      </w:pPr>
+    </w:lvl>
+    <w:lvl w:ilvl="1" w:tplc="04050019" w:tentative="1">
+      <w:start w:val="1"/>
+      <w:numFmt w:val="lowerLetter"/>
+      <w:lvlText w:val="%2."/>
+      <w:lvlJc w:val="left"/>
+      <w:pPr>
+        <w:ind w:left="4320" w:hanging="360"/>
+      </w:pPr>
+    </w:lvl>
+    <w:lvl w:ilvl="2" w:tplc="0405001B" w:tentative="1">
+      <w:start w:val="1"/>
+      <w:numFmt w:val="lowerRoman"/>
+      <w:lvlText w:val="%3."/>
+      <w:lvlJc w:val="right"/>
+      <w:pPr>
+        <w:ind w:left="5040" w:hanging="180"/>
+      </w:pPr>
+    </w:lvl>
+    <w:lvl w:ilvl="3" w:tplc="0405000F" w:tentative="1">
+      <w:start w:val="1"/>
+      <w:numFmt w:val="decimal"/>
+      <w:lvlText w:val="%4."/>
+      <w:lvlJc w:val="left"/>
+      <w:pPr>
+        <w:ind w:left="5760" w:hanging="360"/>
+      </w:pPr>
+    </w:lvl>
+    <w:lvl w:ilvl="4" w:tplc="04050019" w:tentative="1">
+      <w:start w:val="1"/>
+      <w:numFmt w:val="lowerLetter"/>
+      <w:lvlText w:val="%5."/>
+      <w:lvlJc w:val="left"/>
+      <w:pPr>
+        <w:ind w:left="6480" w:hanging="360"/>
+      </w:pPr>
+    </w:lvl>
+    <w:lvl w:ilvl="5" w:tplc="0405001B" w:tentative="1">
+      <w:start w:val="1"/>
+      <w:numFmt w:val="lowerRoman"/>
+      <w:lvlText w:val="%6."/>
+      <w:lvlJc w:val="right"/>
+      <w:pPr>
+        <w:ind w:left="7200" w:hanging="180"/>
+      </w:pPr>
+    </w:lvl>
+    <w:lvl w:ilvl="6" w:tplc="0405000F" w:tentative="1">
+      <w:start w:val="1"/>
+      <w:numFmt w:val="decimal"/>
+      <w:lvlText w:val="%7."/>
+      <w:lvlJc w:val="left"/>
+      <w:pPr>
+        <w:ind w:left="7920" w:hanging="360"/>
+      </w:pPr>
+    </w:lvl>
+    <w:lvl w:ilvl="7" w:tplc="04050019" w:tentative="1">
+      <w:start w:val="1"/>
+      <w:numFmt w:val="lowerLetter"/>
+      <w:lvlText w:val="%8."/>
+      <w:lvlJc w:val="left"/>
+      <w:pPr>
+        <w:ind w:left="8640" w:hanging="360"/>
+      </w:pPr>
+    </w:lvl>
+    <w:lvl w:ilvl="8" w:tplc="0405001B" w:tentative="1">
+      <w:start w:val="1"/>
+      <w:numFmt w:val="lowerRoman"/>
+      <w:lvlText w:val="%9."/>
+      <w:lvlJc w:val="right"/>
+      <w:pPr>
+        <w:ind w:left="9360" w:hanging="180"/>
+      </w:pPr>
+    </w:lvl>
+  </w:abstractNum>
+  <w:abstractNum w:abstractNumId="12" w15:restartNumberingAfterBreak="0">
+    <w:nsid w:val="025F2168"/>
+    <w:multiLevelType w:val="hybridMultilevel"/>
+    <w:tmpl w:val="96827E1E"/>
+    <w:lvl w:ilvl="0" w:tplc="0405000F">
+      <w:start w:val="1"/>
+      <w:numFmt w:val="decimal"/>
+      <w:lvlText w:val="%1."/>
+      <w:lvlJc w:val="left"/>
+      <w:pPr>
+        <w:ind w:left="3600" w:hanging="360"/>
+      </w:pPr>
+    </w:lvl>
+    <w:lvl w:ilvl="1" w:tplc="04050019" w:tentative="1">
+      <w:start w:val="1"/>
+      <w:numFmt w:val="lowerLetter"/>
+      <w:lvlText w:val="%2."/>
+      <w:lvlJc w:val="left"/>
+      <w:pPr>
+        <w:ind w:left="4320" w:hanging="360"/>
+      </w:pPr>
+    </w:lvl>
+    <w:lvl w:ilvl="2" w:tplc="0405001B" w:tentative="1">
+      <w:start w:val="1"/>
+      <w:numFmt w:val="lowerRoman"/>
+      <w:lvlText w:val="%3."/>
+      <w:lvlJc w:val="right"/>
+      <w:pPr>
+        <w:ind w:left="5040" w:hanging="180"/>
+      </w:pPr>
+    </w:lvl>
+    <w:lvl w:ilvl="3" w:tplc="0405000F" w:tentative="1">
+      <w:start w:val="1"/>
+      <w:numFmt w:val="decimal"/>
+      <w:lvlText w:val="%4."/>
+      <w:lvlJc w:val="left"/>
+      <w:pPr>
+        <w:ind w:left="5760" w:hanging="360"/>
+      </w:pPr>
+    </w:lvl>
+    <w:lvl w:ilvl="4" w:tplc="04050019" w:tentative="1">
+      <w:start w:val="1"/>
+      <w:numFmt w:val="lowerLetter"/>
+      <w:lvlText w:val="%5."/>
+      <w:lvlJc w:val="left"/>
+      <w:pPr>
+        <w:ind w:left="6480" w:hanging="360"/>
+      </w:pPr>
+    </w:lvl>
+    <w:lvl w:ilvl="5" w:tplc="0405001B" w:tentative="1">
+      <w:start w:val="1"/>
+      <w:numFmt w:val="lowerRoman"/>
+      <w:lvlText w:val="%6."/>
+      <w:lvlJc w:val="right"/>
+      <w:pPr>
+        <w:ind w:left="7200" w:hanging="180"/>
+      </w:pPr>
+    </w:lvl>
+    <w:lvl w:ilvl="6" w:tplc="0405000F" w:tentative="1">
+      <w:start w:val="1"/>
+      <w:numFmt w:val="decimal"/>
+      <w:lvlText w:val="%7."/>
+      <w:lvlJc w:val="left"/>
+      <w:pPr>
+        <w:ind w:left="7920" w:hanging="360"/>
+      </w:pPr>
+    </w:lvl>
+    <w:lvl w:ilvl="7" w:tplc="04050019" w:tentative="1">
+      <w:start w:val="1"/>
+      <w:numFmt w:val="lowerLetter"/>
+      <w:lvlText w:val="%8."/>
+      <w:lvlJc w:val="left"/>
+      <w:pPr>
+        <w:ind w:left="8640" w:hanging="360"/>
+      </w:pPr>
+    </w:lvl>
+    <w:lvl w:ilvl="8" w:tplc="0405001B" w:tentative="1">
+      <w:start w:val="1"/>
+      <w:numFmt w:val="lowerRoman"/>
+      <w:lvlText w:val="%9."/>
+      <w:lvlJc w:val="right"/>
+      <w:pPr>
+        <w:ind w:left="9360" w:hanging="180"/>
+      </w:pPr>
+    </w:lvl>
+  </w:abstractNum>
+  <w:abstractNum w:abstractNumId="13" w15:restartNumberingAfterBreak="0">
     <w:nsid w:val="04B12EBE"/>
     <w:multiLevelType w:val="multilevel"/>
     <w:tmpl w:val="0405001D"/>
@@ -2724,7 +5510,7 @@
       </w:pPr>
     </w:lvl>
   </w:abstractNum>
-  <w:abstractNum w:abstractNumId="12" w15:restartNumberingAfterBreak="0">
+  <w:abstractNum w:abstractNumId="14" w15:restartNumberingAfterBreak="0">
     <w:nsid w:val="07103397"/>
     <w:multiLevelType w:val="singleLevel"/>
     <w:tmpl w:val="A54AB2B8"/>
@@ -2747,7 +5533,93 @@
       </w:rPr>
     </w:lvl>
   </w:abstractNum>
-  <w:abstractNum w:abstractNumId="13" w15:restartNumberingAfterBreak="0">
+  <w:abstractNum w:abstractNumId="15" w15:restartNumberingAfterBreak="0">
+    <w:nsid w:val="0C7D401A"/>
+    <w:multiLevelType w:val="hybridMultilevel"/>
+    <w:tmpl w:val="B150FAEA"/>
+    <w:lvl w:ilvl="0" w:tplc="0405000F">
+      <w:start w:val="1"/>
+      <w:numFmt w:val="decimal"/>
+      <w:lvlText w:val="%1."/>
+      <w:lvlJc w:val="left"/>
+      <w:pPr>
+        <w:ind w:left="720" w:hanging="360"/>
+      </w:pPr>
+    </w:lvl>
+    <w:lvl w:ilvl="1" w:tplc="04050019" w:tentative="1">
+      <w:start w:val="1"/>
+      <w:numFmt w:val="lowerLetter"/>
+      <w:lvlText w:val="%2."/>
+      <w:lvlJc w:val="left"/>
+      <w:pPr>
+        <w:ind w:left="1440" w:hanging="360"/>
+      </w:pPr>
+    </w:lvl>
+    <w:lvl w:ilvl="2" w:tplc="0405001B" w:tentative="1">
+      <w:start w:val="1"/>
+      <w:numFmt w:val="lowerRoman"/>
+      <w:lvlText w:val="%3."/>
+      <w:lvlJc w:val="right"/>
+      <w:pPr>
+        <w:ind w:left="2160" w:hanging="180"/>
+      </w:pPr>
+    </w:lvl>
+    <w:lvl w:ilvl="3" w:tplc="0405000F" w:tentative="1">
+      <w:start w:val="1"/>
+      <w:numFmt w:val="decimal"/>
+      <w:lvlText w:val="%4."/>
+      <w:lvlJc w:val="left"/>
+      <w:pPr>
+        <w:ind w:left="2880" w:hanging="360"/>
+      </w:pPr>
+    </w:lvl>
+    <w:lvl w:ilvl="4" w:tplc="04050019" w:tentative="1">
+      <w:start w:val="1"/>
+      <w:numFmt w:val="lowerLetter"/>
+      <w:lvlText w:val="%5."/>
+      <w:lvlJc w:val="left"/>
+      <w:pPr>
+        <w:ind w:left="3600" w:hanging="360"/>
+      </w:pPr>
+    </w:lvl>
+    <w:lvl w:ilvl="5" w:tplc="0405001B" w:tentative="1">
+      <w:start w:val="1"/>
+      <w:numFmt w:val="lowerRoman"/>
+      <w:lvlText w:val="%6."/>
+      <w:lvlJc w:val="right"/>
+      <w:pPr>
+        <w:ind w:left="4320" w:hanging="180"/>
+      </w:pPr>
+    </w:lvl>
+    <w:lvl w:ilvl="6" w:tplc="0405000F" w:tentative="1">
+      <w:start w:val="1"/>
+      <w:numFmt w:val="decimal"/>
+      <w:lvlText w:val="%7."/>
+      <w:lvlJc w:val="left"/>
+      <w:pPr>
+        <w:ind w:left="5040" w:hanging="360"/>
+      </w:pPr>
+    </w:lvl>
+    <w:lvl w:ilvl="7" w:tplc="04050019" w:tentative="1">
+      <w:start w:val="1"/>
+      <w:numFmt w:val="lowerLetter"/>
+      <w:lvlText w:val="%8."/>
+      <w:lvlJc w:val="left"/>
+      <w:pPr>
+        <w:ind w:left="5760" w:hanging="360"/>
+      </w:pPr>
+    </w:lvl>
+    <w:lvl w:ilvl="8" w:tplc="0405001B" w:tentative="1">
+      <w:start w:val="1"/>
+      <w:numFmt w:val="lowerRoman"/>
+      <w:lvlText w:val="%9."/>
+      <w:lvlJc w:val="right"/>
+      <w:pPr>
+        <w:ind w:left="6480" w:hanging="180"/>
+      </w:pPr>
+    </w:lvl>
+  </w:abstractNum>
+  <w:abstractNum w:abstractNumId="16" w15:restartNumberingAfterBreak="0">
     <w:nsid w:val="0FC24351"/>
     <w:multiLevelType w:val="hybridMultilevel"/>
     <w:tmpl w:val="CFFC6BC6"/>
@@ -2864,7 +5736,233 @@
       </w:pPr>
     </w:lvl>
   </w:abstractNum>
-  <w:abstractNum w:abstractNumId="14" w15:restartNumberingAfterBreak="0">
+  <w:abstractNum w:abstractNumId="17" w15:restartNumberingAfterBreak="0">
+    <w:nsid w:val="2A0C427E"/>
+    <w:multiLevelType w:val="hybridMultilevel"/>
+    <w:tmpl w:val="7E5E6652"/>
+    <w:lvl w:ilvl="0" w:tplc="04050001">
+      <w:start w:val="1"/>
+      <w:numFmt w:val="bullet"/>
+      <w:lvlText w:val=""/>
+      <w:lvlJc w:val="left"/>
+      <w:pPr>
+        <w:ind w:left="720" w:hanging="360"/>
+      </w:pPr>
+      <w:rPr>
+        <w:rFonts w:ascii="Symbol" w:hAnsi="Symbol" w:hint="default"/>
+      </w:rPr>
+    </w:lvl>
+    <w:lvl w:ilvl="1" w:tplc="04050003" w:tentative="1">
+      <w:start w:val="1"/>
+      <w:numFmt w:val="bullet"/>
+      <w:lvlText w:val="o"/>
+      <w:lvlJc w:val="left"/>
+      <w:pPr>
+        <w:ind w:left="1440" w:hanging="360"/>
+      </w:pPr>
+      <w:rPr>
+        <w:rFonts w:ascii="Courier New" w:hAnsi="Courier New" w:cs="Courier New" w:hint="default"/>
+      </w:rPr>
+    </w:lvl>
+    <w:lvl w:ilvl="2" w:tplc="04050005" w:tentative="1">
+      <w:start w:val="1"/>
+      <w:numFmt w:val="bullet"/>
+      <w:lvlText w:val=""/>
+      <w:lvlJc w:val="left"/>
+      <w:pPr>
+        <w:ind w:left="2160" w:hanging="360"/>
+      </w:pPr>
+      <w:rPr>
+        <w:rFonts w:ascii="Wingdings" w:hAnsi="Wingdings" w:hint="default"/>
+      </w:rPr>
+    </w:lvl>
+    <w:lvl w:ilvl="3" w:tplc="04050001" w:tentative="1">
+      <w:start w:val="1"/>
+      <w:numFmt w:val="bullet"/>
+      <w:lvlText w:val=""/>
+      <w:lvlJc w:val="left"/>
+      <w:pPr>
+        <w:ind w:left="2880" w:hanging="360"/>
+      </w:pPr>
+      <w:rPr>
+        <w:rFonts w:ascii="Symbol" w:hAnsi="Symbol" w:hint="default"/>
+      </w:rPr>
+    </w:lvl>
+    <w:lvl w:ilvl="4" w:tplc="04050003" w:tentative="1">
+      <w:start w:val="1"/>
+      <w:numFmt w:val="bullet"/>
+      <w:lvlText w:val="o"/>
+      <w:lvlJc w:val="left"/>
+      <w:pPr>
+        <w:ind w:left="3600" w:hanging="360"/>
+      </w:pPr>
+      <w:rPr>
+        <w:rFonts w:ascii="Courier New" w:hAnsi="Courier New" w:cs="Courier New" w:hint="default"/>
+      </w:rPr>
+    </w:lvl>
+    <w:lvl w:ilvl="5" w:tplc="04050005" w:tentative="1">
+      <w:start w:val="1"/>
+      <w:numFmt w:val="bullet"/>
+      <w:lvlText w:val=""/>
+      <w:lvlJc w:val="left"/>
+      <w:pPr>
+        <w:ind w:left="4320" w:hanging="360"/>
+      </w:pPr>
+      <w:rPr>
+        <w:rFonts w:ascii="Wingdings" w:hAnsi="Wingdings" w:hint="default"/>
+      </w:rPr>
+    </w:lvl>
+    <w:lvl w:ilvl="6" w:tplc="04050001" w:tentative="1">
+      <w:start w:val="1"/>
+      <w:numFmt w:val="bullet"/>
+      <w:lvlText w:val=""/>
+      <w:lvlJc w:val="left"/>
+      <w:pPr>
+        <w:ind w:left="5040" w:hanging="360"/>
+      </w:pPr>
+      <w:rPr>
+        <w:rFonts w:ascii="Symbol" w:hAnsi="Symbol" w:hint="default"/>
+      </w:rPr>
+    </w:lvl>
+    <w:lvl w:ilvl="7" w:tplc="04050003" w:tentative="1">
+      <w:start w:val="1"/>
+      <w:numFmt w:val="bullet"/>
+      <w:lvlText w:val="o"/>
+      <w:lvlJc w:val="left"/>
+      <w:pPr>
+        <w:ind w:left="5760" w:hanging="360"/>
+      </w:pPr>
+      <w:rPr>
+        <w:rFonts w:ascii="Courier New" w:hAnsi="Courier New" w:cs="Courier New" w:hint="default"/>
+      </w:rPr>
+    </w:lvl>
+    <w:lvl w:ilvl="8" w:tplc="04050005" w:tentative="1">
+      <w:start w:val="1"/>
+      <w:numFmt w:val="bullet"/>
+      <w:lvlText w:val=""/>
+      <w:lvlJc w:val="left"/>
+      <w:pPr>
+        <w:ind w:left="6480" w:hanging="360"/>
+      </w:pPr>
+      <w:rPr>
+        <w:rFonts w:ascii="Wingdings" w:hAnsi="Wingdings" w:hint="default"/>
+      </w:rPr>
+    </w:lvl>
+  </w:abstractNum>
+  <w:abstractNum w:abstractNumId="18" w15:restartNumberingAfterBreak="0">
+    <w:nsid w:val="2B117513"/>
+    <w:multiLevelType w:val="multilevel"/>
+    <w:tmpl w:val="5DBA19CA"/>
+    <w:lvl w:ilvl="0">
+      <w:start w:val="1"/>
+      <w:numFmt w:val="decimal"/>
+      <w:lvlText w:val="%1."/>
+      <w:lvlJc w:val="left"/>
+      <w:pPr>
+        <w:tabs>
+          <w:tab w:val="num" w:pos="720"/>
+        </w:tabs>
+        <w:ind w:left="720" w:hanging="360"/>
+      </w:pPr>
+    </w:lvl>
+    <w:lvl w:ilvl="1" w:tentative="1">
+      <w:start w:val="1"/>
+      <w:numFmt w:val="decimal"/>
+      <w:lvlText w:val="%2."/>
+      <w:lvlJc w:val="left"/>
+      <w:pPr>
+        <w:tabs>
+          <w:tab w:val="num" w:pos="1440"/>
+        </w:tabs>
+        <w:ind w:left="1440" w:hanging="360"/>
+      </w:pPr>
+    </w:lvl>
+    <w:lvl w:ilvl="2" w:tentative="1">
+      <w:start w:val="1"/>
+      <w:numFmt w:val="decimal"/>
+      <w:lvlText w:val="%3."/>
+      <w:lvlJc w:val="left"/>
+      <w:pPr>
+        <w:tabs>
+          <w:tab w:val="num" w:pos="2160"/>
+        </w:tabs>
+        <w:ind w:left="2160" w:hanging="360"/>
+      </w:pPr>
+    </w:lvl>
+    <w:lvl w:ilvl="3" w:tentative="1">
+      <w:start w:val="1"/>
+      <w:numFmt w:val="decimal"/>
+      <w:lvlText w:val="%4."/>
+      <w:lvlJc w:val="left"/>
+      <w:pPr>
+        <w:tabs>
+          <w:tab w:val="num" w:pos="2880"/>
+        </w:tabs>
+        <w:ind w:left="2880" w:hanging="360"/>
+      </w:pPr>
+    </w:lvl>
+    <w:lvl w:ilvl="4" w:tentative="1">
+      <w:start w:val="1"/>
+      <w:numFmt w:val="decimal"/>
+      <w:lvlText w:val="%5."/>
+      <w:lvlJc w:val="left"/>
+      <w:pPr>
+        <w:tabs>
+          <w:tab w:val="num" w:pos="3600"/>
+        </w:tabs>
+        <w:ind w:left="3600" w:hanging="360"/>
+      </w:pPr>
+    </w:lvl>
+    <w:lvl w:ilvl="5" w:tentative="1">
+      <w:start w:val="1"/>
+      <w:numFmt w:val="decimal"/>
+      <w:lvlText w:val="%6."/>
+      <w:lvlJc w:val="left"/>
+      <w:pPr>
+        <w:tabs>
+          <w:tab w:val="num" w:pos="4320"/>
+        </w:tabs>
+        <w:ind w:left="4320" w:hanging="360"/>
+      </w:pPr>
+    </w:lvl>
+    <w:lvl w:ilvl="6" w:tentative="1">
+      <w:start w:val="1"/>
+      <w:numFmt w:val="decimal"/>
+      <w:lvlText w:val="%7."/>
+      <w:lvlJc w:val="left"/>
+      <w:pPr>
+        <w:tabs>
+          <w:tab w:val="num" w:pos="5040"/>
+        </w:tabs>
+        <w:ind w:left="5040" w:hanging="360"/>
+      </w:pPr>
+    </w:lvl>
+    <w:lvl w:ilvl="7" w:tentative="1">
+      <w:start w:val="1"/>
+      <w:numFmt w:val="decimal"/>
+      <w:lvlText w:val="%8."/>
+      <w:lvlJc w:val="left"/>
+      <w:pPr>
+        <w:tabs>
+          <w:tab w:val="num" w:pos="5760"/>
+        </w:tabs>
+        <w:ind w:left="5760" w:hanging="360"/>
+      </w:pPr>
+    </w:lvl>
+    <w:lvl w:ilvl="8" w:tentative="1">
+      <w:start w:val="1"/>
+      <w:numFmt w:val="decimal"/>
+      <w:lvlText w:val="%9."/>
+      <w:lvlJc w:val="left"/>
+      <w:pPr>
+        <w:tabs>
+          <w:tab w:val="num" w:pos="6480"/>
+        </w:tabs>
+        <w:ind w:left="6480" w:hanging="360"/>
+      </w:pPr>
+    </w:lvl>
+  </w:abstractNum>
+  <w:abstractNum w:abstractNumId="19" w15:restartNumberingAfterBreak="0">
     <w:nsid w:val="381D7351"/>
     <w:multiLevelType w:val="singleLevel"/>
     <w:tmpl w:val="8F924AEA"/>
@@ -2884,10 +5982,10 @@
       </w:rPr>
     </w:lvl>
   </w:abstractNum>
-  <w:abstractNum w:abstractNumId="15" w15:restartNumberingAfterBreak="0">
+  <w:abstractNum w:abstractNumId="20" w15:restartNumberingAfterBreak="0">
     <w:nsid w:val="4E5D7BD8"/>
     <w:multiLevelType w:val="multilevel"/>
-    <w:tmpl w:val="5A28123A"/>
+    <w:tmpl w:val="0E4033D2"/>
     <w:lvl w:ilvl="0">
       <w:start w:val="1"/>
       <w:numFmt w:val="decimal"/>
@@ -2909,9 +6007,9 @@
       <w:lvlJc w:val="left"/>
       <w:pPr>
         <w:tabs>
-          <w:tab w:val="num" w:pos="576"/>
+          <w:tab w:val="num" w:pos="5396"/>
         </w:tabs>
-        <w:ind w:left="576" w:hanging="576"/>
+        <w:ind w:left="5396" w:hanging="576"/>
       </w:pPr>
     </w:lvl>
     <w:lvl w:ilvl="2">
@@ -2939,6 +6037,10 @@
         </w:tabs>
         <w:ind w:left="864" w:hanging="864"/>
       </w:pPr>
+      <w:rPr>
+        <w:b w:val="0"/>
+        <w:bCs w:val="0"/>
+      </w:rPr>
     </w:lvl>
     <w:lvl w:ilvl="4">
       <w:start w:val="1"/>
@@ -3006,7 +6108,7 @@
       </w:pPr>
     </w:lvl>
   </w:abstractNum>
-  <w:abstractNum w:abstractNumId="16" w15:restartNumberingAfterBreak="0">
+  <w:abstractNum w:abstractNumId="21" w15:restartNumberingAfterBreak="0">
     <w:nsid w:val="7FB33A2D"/>
     <w:multiLevelType w:val="hybridMultilevel"/>
     <w:tmpl w:val="3A727488"/>
@@ -3142,19 +6244,19 @@
     </w:lvlOverride>
   </w:num>
   <w:num w:numId="2" w16cid:durableId="210769937">
-    <w:abstractNumId w:val="15"/>
+    <w:abstractNumId w:val="20"/>
   </w:num>
   <w:num w:numId="3" w16cid:durableId="1711951674">
-    <w:abstractNumId w:val="14"/>
+    <w:abstractNumId w:val="19"/>
   </w:num>
   <w:num w:numId="4" w16cid:durableId="36131317">
+    <w:abstractNumId w:val="21"/>
+  </w:num>
+  <w:num w:numId="5" w16cid:durableId="2119250264">
     <w:abstractNumId w:val="16"/>
   </w:num>
-  <w:num w:numId="5" w16cid:durableId="2119250264">
-    <w:abstractNumId w:val="13"/>
-  </w:num>
   <w:num w:numId="6" w16cid:durableId="435055609">
-    <w:abstractNumId w:val="12"/>
+    <w:abstractNumId w:val="14"/>
   </w:num>
   <w:num w:numId="7" w16cid:durableId="1488207697">
     <w:abstractNumId w:val="8"/>
@@ -3187,6 +6289,21 @@
     <w:abstractNumId w:val="4"/>
   </w:num>
   <w:num w:numId="17" w16cid:durableId="1901361224">
+    <w:abstractNumId w:val="13"/>
+  </w:num>
+  <w:num w:numId="18" w16cid:durableId="1138566530">
+    <w:abstractNumId w:val="17"/>
+  </w:num>
+  <w:num w:numId="19" w16cid:durableId="1310283318">
+    <w:abstractNumId w:val="18"/>
+  </w:num>
+  <w:num w:numId="20" w16cid:durableId="86466065">
+    <w:abstractNumId w:val="15"/>
+  </w:num>
+  <w:num w:numId="21" w16cid:durableId="2012364390">
+    <w:abstractNumId w:val="12"/>
+  </w:num>
+  <w:num w:numId="22" w16cid:durableId="587546424">
     <w:abstractNumId w:val="11"/>
   </w:num>
 </w:numbering>
@@ -3214,7 +6331,11 @@
     <w:lsdException w:name="heading 7" w:qFormat="1"/>
     <w:lsdException w:name="heading 8" w:qFormat="1"/>
     <w:lsdException w:name="heading 9" w:qFormat="1"/>
+    <w:lsdException w:name="toc 1" w:uiPriority="39"/>
+    <w:lsdException w:name="toc 2" w:uiPriority="39"/>
+    <w:lsdException w:name="toc 3" w:uiPriority="39"/>
     <w:lsdException w:name="caption" w:qFormat="1"/>
+    <w:lsdException w:name="table of figures" w:uiPriority="99"/>
     <w:lsdException w:name="Title" w:qFormat="1"/>
     <w:lsdException w:name="Subtitle" w:qFormat="1"/>
     <w:lsdException w:name="Strong" w:uiPriority="22" w:qFormat="1"/>
@@ -3501,6 +6622,7 @@
     <w:name w:val="heading 1"/>
     <w:basedOn w:val="Normln"/>
     <w:next w:val="Normln"/>
+    <w:link w:val="Nadpis1Char"/>
     <w:qFormat/>
     <w:rsid w:val="00043948"/>
     <w:pPr>
@@ -3525,6 +6647,7 @@
     <w:name w:val="heading 2"/>
     <w:basedOn w:val="Normln"/>
     <w:next w:val="Normln"/>
+    <w:link w:val="Nadpis2Char"/>
     <w:qFormat/>
     <w:pPr>
       <w:keepNext/>
@@ -3546,6 +6669,7 @@
     <w:name w:val="heading 3"/>
     <w:basedOn w:val="Normln"/>
     <w:next w:val="Normln"/>
+    <w:link w:val="Nadpis3Char"/>
     <w:qFormat/>
     <w:pPr>
       <w:keepNext/>
@@ -3565,6 +6689,7 @@
     <w:name w:val="heading 4"/>
     <w:basedOn w:val="Normln"/>
     <w:next w:val="Normln"/>
+    <w:link w:val="Nadpis4Char"/>
     <w:qFormat/>
     <w:pPr>
       <w:keepNext/>
@@ -3707,6 +6832,7 @@
   <w:style w:type="paragraph" w:styleId="Zpat">
     <w:name w:val="footer"/>
     <w:basedOn w:val="Normln"/>
+    <w:link w:val="ZpatChar"/>
     <w:pPr>
       <w:tabs>
         <w:tab w:val="center" w:pos="4536"/>
@@ -3721,6 +6847,7 @@
   <w:style w:type="paragraph" w:styleId="Zhlav">
     <w:name w:val="header"/>
     <w:basedOn w:val="Normln"/>
+    <w:link w:val="ZhlavChar"/>
     <w:pPr>
       <w:tabs>
         <w:tab w:val="center" w:pos="4536"/>
@@ -3733,7 +6860,7 @@
     <w:basedOn w:val="Normln"/>
     <w:next w:val="Normln"/>
     <w:autoRedefine/>
-    <w:semiHidden/>
+    <w:uiPriority w:val="39"/>
     <w:rsid w:val="003B2B9F"/>
     <w:pPr>
       <w:tabs>
@@ -3752,7 +6879,7 @@
     <w:basedOn w:val="Normln"/>
     <w:next w:val="Normln"/>
     <w:autoRedefine/>
-    <w:semiHidden/>
+    <w:uiPriority w:val="39"/>
     <w:pPr>
       <w:tabs>
         <w:tab w:val="left" w:pos="284"/>
@@ -3775,7 +6902,7 @@
     <w:basedOn w:val="Normln"/>
     <w:next w:val="Normln"/>
     <w:autoRedefine/>
-    <w:semiHidden/>
+    <w:uiPriority w:val="39"/>
     <w:pPr>
       <w:tabs>
         <w:tab w:val="left" w:pos="1134"/>
@@ -3817,7 +6944,7 @@
     <w:name w:val="table of figures"/>
     <w:basedOn w:val="Normln"/>
     <w:next w:val="Normln"/>
-    <w:semiHidden/>
+    <w:uiPriority w:val="99"/>
     <w:pPr>
       <w:tabs>
         <w:tab w:val="right" w:leader="dot" w:pos="8789"/>
@@ -4187,6 +7314,80 @@
       <w:shd w:val="clear" w:color="auto" w:fill="E1DFDD"/>
     </w:rPr>
   </w:style>
+  <w:style w:type="character" w:customStyle="1" w:styleId="Nadpis1Char">
+    <w:name w:val="Nadpis 1 Char"/>
+    <w:basedOn w:val="Standardnpsmoodstavce"/>
+    <w:link w:val="Nadpis1"/>
+    <w:rsid w:val="00E05BC6"/>
+    <w:rPr>
+      <w:b/>
+      <w:caps/>
+      <w:kern w:val="28"/>
+      <w:sz w:val="32"/>
+      <w:szCs w:val="28"/>
+    </w:rPr>
+  </w:style>
+  <w:style w:type="character" w:customStyle="1" w:styleId="Nadpis2Char">
+    <w:name w:val="Nadpis 2 Char"/>
+    <w:basedOn w:val="Standardnpsmoodstavce"/>
+    <w:link w:val="Nadpis2"/>
+    <w:rsid w:val="00E05BC6"/>
+    <w:rPr>
+      <w:b/>
+      <w:sz w:val="28"/>
+      <w:szCs w:val="28"/>
+    </w:rPr>
+  </w:style>
+  <w:style w:type="character" w:customStyle="1" w:styleId="Nadpis3Char">
+    <w:name w:val="Nadpis 3 Char"/>
+    <w:basedOn w:val="Standardnpsmoodstavce"/>
+    <w:link w:val="Nadpis3"/>
+    <w:rsid w:val="00E05BC6"/>
+    <w:rPr>
+      <w:b/>
+      <w:sz w:val="24"/>
+      <w:szCs w:val="24"/>
+    </w:rPr>
+  </w:style>
+  <w:style w:type="character" w:customStyle="1" w:styleId="Nadpis4Char">
+    <w:name w:val="Nadpis 4 Char"/>
+    <w:basedOn w:val="Standardnpsmoodstavce"/>
+    <w:link w:val="Nadpis4"/>
+    <w:rsid w:val="00E05BC6"/>
+    <w:rPr>
+      <w:i/>
+      <w:sz w:val="24"/>
+    </w:rPr>
+  </w:style>
+  <w:style w:type="character" w:customStyle="1" w:styleId="ZpatChar">
+    <w:name w:val="Zápatí Char"/>
+    <w:basedOn w:val="Standardnpsmoodstavce"/>
+    <w:link w:val="Zpat"/>
+    <w:rsid w:val="00E05BC6"/>
+    <w:rPr>
+      <w:sz w:val="24"/>
+    </w:rPr>
+  </w:style>
+  <w:style w:type="character" w:customStyle="1" w:styleId="ZhlavChar">
+    <w:name w:val="Záhlaví Char"/>
+    <w:basedOn w:val="Standardnpsmoodstavce"/>
+    <w:link w:val="Zhlav"/>
+    <w:rsid w:val="00E05BC6"/>
+    <w:rPr>
+      <w:sz w:val="24"/>
+    </w:rPr>
+  </w:style>
+  <w:style w:type="paragraph" w:styleId="Odstavecseseznamem">
+    <w:name w:val="List Paragraph"/>
+    <w:basedOn w:val="Normln"/>
+    <w:uiPriority w:val="34"/>
+    <w:qFormat/>
+    <w:rsid w:val="00BF0B10"/>
+    <w:pPr>
+      <w:ind w:left="720"/>
+      <w:contextualSpacing/>
+    </w:pPr>
+  </w:style>
 </w:styles>
 </file>
 

--- a/Dokumentace_Maturitniho_projektu_Vacula.docx
+++ b/Dokumentace_Maturitniho_projektu_Vacula.docx
@@ -87,15 +87,7 @@
         <w:pStyle w:val="nazevprojektu"/>
       </w:pPr>
       <w:r>
-        <w:t xml:space="preserve">lone </w:t>
-      </w:r>
-      <w:proofErr w:type="gramStart"/>
-      <w:r>
-        <w:t>survivor - 2D</w:t>
-      </w:r>
-      <w:proofErr w:type="gramEnd"/>
-      <w:r>
-        <w:t xml:space="preserve"> akční hra </w:t>
+        <w:t xml:space="preserve">lone survivor - 2D akční hra </w:t>
       </w:r>
     </w:p>
     <w:p>
@@ -401,21 +393,7 @@
         <w:rPr>
           <w:rStyle w:val="doplnittext"/>
         </w:rPr>
-        <w:t xml:space="preserve">Moje maturitní práce je </w:t>
-      </w:r>
-      <w:proofErr w:type="gramStart"/>
-      <w:r>
-        <w:rPr>
-          <w:rStyle w:val="doplnittext"/>
-        </w:rPr>
-        <w:t>2D</w:t>
-      </w:r>
-      <w:proofErr w:type="gramEnd"/>
-      <w:r>
-        <w:rPr>
-          <w:rStyle w:val="doplnittext"/>
-        </w:rPr>
-        <w:t xml:space="preserve"> akční hra </w:t>
+        <w:t xml:space="preserve">Moje maturitní práce je 2D akční hra </w:t>
       </w:r>
       <w:proofErr w:type="spellStart"/>
       <w:r>
@@ -2755,203 +2733,138 @@
       <w:bookmarkStart w:id="9" w:name="_Toc37577534"/>
       <w:bookmarkStart w:id="10" w:name="_Toc37577731"/>
       <w:r>
-        <w:t xml:space="preserve">V dnešní době jsou počítačové hry velmi rozšířenou formou zábavy a jejich tvorba už není omezena pouze na velká vývojářská studia. Díky moderním herním </w:t>
-      </w:r>
-      <w:proofErr w:type="spellStart"/>
-      <w:r>
-        <w:t>enginům</w:t>
-      </w:r>
-      <w:proofErr w:type="spellEnd"/>
-      <w:r>
-        <w:t xml:space="preserve"> je možné, aby i jednotlivci nebo menší týmy vytvářeli vlastní hry, které kombinují programování, grafiku, zvuk a herní mechaniky. Právě </w:t>
-      </w:r>
-      <w:r>
-        <w:t>díky tomu jsem si za cíl vybral vytvořit</w:t>
-      </w:r>
+        <w:t xml:space="preserve">Herní průmysl se v posledních letech rychle rozvíjí a díky moderním nástrojům dnes může vlastní hru vytvořit i jeden člověk. Jedním z těchto nástrojů je herní </w:t>
+      </w:r>
+      <w:proofErr w:type="spellStart"/>
+      <w:r>
+        <w:t>engine</w:t>
+      </w:r>
+      <w:proofErr w:type="spellEnd"/>
+      <w:r>
+        <w:t xml:space="preserve"> Godot 4.4, který umožňuje poměrně jednoduše vytvářet 2D i 3D hry. Tato maturitní práce se zaměřuje na návrh a vytvoření 2D akční videohry s názvem „</w:t>
+      </w:r>
+      <w:proofErr w:type="spellStart"/>
+      <w:r>
+        <w:t>Lone</w:t>
+      </w:r>
+      <w:proofErr w:type="spellEnd"/>
       <w:r>
         <w:t xml:space="preserve"> </w:t>
       </w:r>
-      <w:proofErr w:type="gramStart"/>
-      <w:r>
-        <w:t>2D</w:t>
-      </w:r>
-      <w:proofErr w:type="gramEnd"/>
-      <w:r>
-        <w:t xml:space="preserve"> akční hr</w:t>
-      </w:r>
-      <w:r>
-        <w:t>u</w:t>
-      </w:r>
-      <w:r>
-        <w:t xml:space="preserve"> s názvem </w:t>
-      </w:r>
-      <w:proofErr w:type="spellStart"/>
-      <w:r>
-        <w:rPr>
-          <w:i/>
-          <w:iCs/>
-        </w:rPr>
-        <w:t>Lone</w:t>
-      </w:r>
-      <w:proofErr w:type="spellEnd"/>
-      <w:r>
-        <w:rPr>
-          <w:i/>
-          <w:iCs/>
-        </w:rPr>
+      <w:proofErr w:type="spellStart"/>
+      <w:r>
+        <w:t>Survivor</w:t>
+      </w:r>
+      <w:proofErr w:type="spellEnd"/>
+      <w:r>
+        <w:t>“.</w:t>
+      </w:r>
+    </w:p>
+    <w:p>
+      <w:r>
+        <w:t xml:space="preserve">Cílem práce bylo vytvořit funkční hru pro operační systém Windows, která kombinuje programování, herní design a vlastní grafiku. Hra je vytvořena v programovacím jazyce </w:t>
+      </w:r>
+      <w:proofErr w:type="spellStart"/>
+      <w:r>
+        <w:t>GDScript</w:t>
+      </w:r>
+      <w:proofErr w:type="spellEnd"/>
+      <w:r>
+        <w:t xml:space="preserve"> a běží v </w:t>
+      </w:r>
+      <w:proofErr w:type="spellStart"/>
+      <w:r>
+        <w:t>enginu</w:t>
+      </w:r>
+      <w:proofErr w:type="spellEnd"/>
+      <w:r>
+        <w:t xml:space="preserve"> Godot. Výsledkem projektu je samostatná aplikace, ve které se hráč snaží přežít v nepřátelském prostředí a postupně projít herní úrovně.</w:t>
+      </w:r>
+    </w:p>
+    <w:p>
+      <w:r>
+        <w:t xml:space="preserve">Grafická stránka hry je vytvořena ve stylu pixel art. Tento styl vychází ze starších videoher, ale i dnes je mezi hráči velmi populární. Pro tvorbu grafiky, například animací postavy nebo prostředí, jsem použil programy </w:t>
+      </w:r>
+      <w:proofErr w:type="spellStart"/>
+      <w:r>
+        <w:t>Pixelorama</w:t>
+      </w:r>
+      <w:proofErr w:type="spellEnd"/>
+      <w:r>
+        <w:t xml:space="preserve"> a Photoshop. Samotná hra byla vytvořena v </w:t>
+      </w:r>
+      <w:proofErr w:type="spellStart"/>
+      <w:r>
+        <w:t>enginu</w:t>
+      </w:r>
+      <w:proofErr w:type="spellEnd"/>
+      <w:r>
+        <w:t xml:space="preserve"> Godot, který umožňuje pracovat s fyzikou, animacemi, logikou hry i uživatelským rozhraním.</w:t>
+      </w:r>
+    </w:p>
+    <w:p>
+      <w:r>
+        <w:t xml:space="preserve">Důležitou částí hry je pohyb postavy a interakce s prostředím. Herní mapy jsou vytvořeny pomocí systému </w:t>
+      </w:r>
+      <w:proofErr w:type="spellStart"/>
+      <w:r>
+        <w:t>TileMap</w:t>
+      </w:r>
+      <w:proofErr w:type="spellEnd"/>
+      <w:r>
+        <w:t xml:space="preserve">, který umožňuje skládat úroveň z menších grafických dlaždic a zároveň nastavit jejich kolize. Hráč se pohybuje v terénu s různými překážkami, kde musí skákat, vyhýbat se nepřátelům a bránit se pomocí střelby. Inspirací pro pohyb a souboje byla hra </w:t>
+      </w:r>
+      <w:proofErr w:type="spellStart"/>
+      <w:r>
+        <w:t>Cactus</w:t>
+      </w:r>
+      <w:proofErr w:type="spellEnd"/>
+      <w:r>
         <w:t xml:space="preserve"> </w:t>
       </w:r>
       <w:proofErr w:type="spellStart"/>
       <w:r>
-        <w:rPr>
-          <w:i/>
-          <w:iCs/>
-        </w:rPr>
-        <w:t>Survivor</w:t>
-      </w:r>
-      <w:proofErr w:type="spellEnd"/>
-      <w:r>
-        <w:t>. Práce se zaměřuje na praktickou stránku vývoje hry</w:t>
-      </w:r>
+        <w:t>McCoy</w:t>
+      </w:r>
+      <w:proofErr w:type="spellEnd"/>
       <w:r>
         <w:t>.</w:t>
       </w:r>
     </w:p>
     <w:p>
       <w:r>
-        <w:t xml:space="preserve">Hra </w:t>
-      </w:r>
-      <w:proofErr w:type="spellStart"/>
-      <w:r>
-        <w:rPr>
-          <w:i/>
-          <w:iCs/>
-        </w:rPr>
-        <w:t>Lone</w:t>
-      </w:r>
-      <w:proofErr w:type="spellEnd"/>
-      <w:r>
-        <w:rPr>
-          <w:i/>
-          <w:iCs/>
-        </w:rPr>
-        <w:t xml:space="preserve"> </w:t>
-      </w:r>
-      <w:proofErr w:type="spellStart"/>
-      <w:r>
-        <w:rPr>
-          <w:i/>
-          <w:iCs/>
-        </w:rPr>
-        <w:t>Survivor</w:t>
-      </w:r>
-      <w:proofErr w:type="spellEnd"/>
-      <w:r>
-        <w:t xml:space="preserve"> je založena na jednoduchém příběhu vojáka, který jako jediný přežil pád vojenského vrtulníku za nepřátelskými liniemi. Hráč se ocitá v neznámém a nebezpečném prostředí, kde musí čelit nepřátelům, překážkám a různým nástrahám. Hlavním cílem hry je přežít, postupně projít jednotlivými úrovněmi a najít cestu zpět k záchraně. Hra je rozdělena do několika levelů, které na sebe logicky navazují a postupně zvyšují obtížnost, aby byl hráč nucen zlepšovat své dovednosti a reagovat na nové situace.</w:t>
-      </w:r>
-    </w:p>
-    <w:p>
-      <w:r>
-        <w:t>Základem celé hry je hlavní postava, kterou hráč ovládá. Postava se může pohybovat po herním prostředí, skákat a bojovat s nepřáteli. Soubojový systém je navržen tak, aby byl jednoduchý na ovládání, ale zároveň zábavný a dostatečně akční. Kromě samotného boje hra obsahuje také jednoduché logické prvky, které umožňují projít některé části úrovní snadněji nebo jiným způsobem než pouze bojem. Díky tomu nejsou jednotlivé levely řešeny vždy stejným způsobem a hra nepůsobí jednotvárně.</w:t>
-      </w:r>
-    </w:p>
-    <w:p>
-      <w:r>
-        <w:t xml:space="preserve">Hra nabízí několik odlišných úrovní, které jsou navrženy tak, aby se neopakovaly a nabízely více možných řešení průchodu. Hráč si tak může zvolit vlastní styl hraní, například opatrnější postup nebo přímý boj s nepřáteli. Inspirací pro herní styl a celkové pojetí hry byla akční 2D hra </w:t>
-      </w:r>
-      <w:proofErr w:type="spellStart"/>
-      <w:r>
-        <w:rPr>
-          <w:i/>
-          <w:iCs/>
-        </w:rPr>
-        <w:t>Cactus</w:t>
-      </w:r>
-      <w:proofErr w:type="spellEnd"/>
-      <w:r>
-        <w:rPr>
-          <w:i/>
-          <w:iCs/>
-        </w:rPr>
-        <w:t xml:space="preserve"> </w:t>
-      </w:r>
-      <w:proofErr w:type="spellStart"/>
-      <w:r>
-        <w:rPr>
-          <w:i/>
-          <w:iCs/>
-        </w:rPr>
-        <w:t>McCoy</w:t>
-      </w:r>
-      <w:proofErr w:type="spellEnd"/>
-      <w:r>
-        <w:t>, především z hlediska pohybu postavy, soubojů a dynamiky hry.</w:t>
-      </w:r>
-    </w:p>
-    <w:p>
-      <w:r>
-        <w:t xml:space="preserve">Z technického hlediska je hra vyvíjena v herním </w:t>
-      </w:r>
-      <w:proofErr w:type="spellStart"/>
-      <w:r>
-        <w:t>enginu</w:t>
-      </w:r>
-      <w:proofErr w:type="spellEnd"/>
-      <w:r>
-        <w:t xml:space="preserve"> Godot s využitím programovacího jazyka </w:t>
-      </w:r>
-      <w:proofErr w:type="spellStart"/>
-      <w:r>
-        <w:t>GDScript</w:t>
-      </w:r>
-      <w:proofErr w:type="spellEnd"/>
-      <w:r>
-        <w:t xml:space="preserve">. Tento </w:t>
-      </w:r>
-      <w:proofErr w:type="spellStart"/>
-      <w:r>
-        <w:t>engine</w:t>
-      </w:r>
-      <w:proofErr w:type="spellEnd"/>
-      <w:r>
-        <w:t xml:space="preserve"> </w:t>
-      </w:r>
-      <w:r>
-        <w:t>jsem</w:t>
-      </w:r>
-      <w:r>
-        <w:t xml:space="preserve"> zvol</w:t>
-      </w:r>
-      <w:r>
-        <w:t>il</w:t>
-      </w:r>
-      <w:r>
-        <w:t xml:space="preserve"> hlavně kvůli své přehlednosti, dobré podpoře pro 2D hry a dostupnosti výukových materiálů</w:t>
-      </w:r>
-      <w:r>
-        <w:t xml:space="preserve"> a licenční svobodě.</w:t>
-      </w:r>
-      <w:r>
-        <w:t xml:space="preserve"> Godot umožňuje jednoduše vytvářet herní scény, animace, kolize i základní umělou inteligenci nepřátel. Grafické zpracování hry je ve 2D stylu, konkrétně formou pixel art grafiky, která se hodí k akčnímu typu hry a odpovídá zvolenému hernímu stylu.</w:t>
-      </w:r>
-    </w:p>
-    <w:p>
-      <w:r>
-        <w:t>Součástí hry jsou také zvukové efekty, například zvuky soubojů, pohybu postavy nebo dalších herních akcí, které přispívají k lepší atmosféře. Hotová hra je určena pro operační systém Windows a je plně hratelná. Před odevzdáním práce je hra otestována minimálně dvěma testery, aby bylo možné odhalit případné chyby nebo problémy s ovládáním. Zjištěné poznatky z testování jsou následně popsány v dokumentaci práce.</w:t>
-      </w:r>
-    </w:p>
-    <w:p>
-      <w:r>
-        <w:lastRenderedPageBreak/>
-        <w:t xml:space="preserve">Tato maturitní práce slouží jako ukázka schopnosti samostatně navrhnout a vytvořit jednoduchou </w:t>
-      </w:r>
-      <w:proofErr w:type="gramStart"/>
-      <w:r>
-        <w:t>2D</w:t>
-      </w:r>
-      <w:proofErr w:type="gramEnd"/>
-      <w:r>
-        <w:t xml:space="preserve"> akční hru. </w:t>
+        <w:t>Ve hře se nachází také nepřátelé s jednoduchou umělou inteligencí. Ta funguje na principu stavového automatu. Nepřátelé dokážou hráče detekovat pomocí uzlu RayCast2D, který funguje jako neviditelný paprsek představující jejich zorné pole. Pokud paprsek narazí na hráče a není mezi nimi překážka, nepřítel začne útočit. Aby hra nebyla příliš obtížná, obsahuje také systém dobíjení zbraně (</w:t>
+      </w:r>
+      <w:proofErr w:type="spellStart"/>
+      <w:r>
+        <w:t>cooldown</w:t>
+      </w:r>
+      <w:proofErr w:type="spellEnd"/>
+      <w:r>
+        <w:t>), který dává hráči čas reagovat nebo se schovat.</w:t>
+      </w:r>
+    </w:p>
+    <w:p>
+      <w:r>
+        <w:t>Součástí hry je také jednoduché uživatelské rozhraní (GUI), které hráči zobrazuje například stav zdraví. Před dokončením projektu byla hra otestována dvěma nezávislými testery. Jejich zpětná vazba pomohla odhalit některé chyby a upravit obtížnost některých částí hry.</w:t>
+      </w:r>
+    </w:p>
+    <w:p>
+      <w:r>
+        <w:t xml:space="preserve">Práce na tomto projektu mi umožnila lépe pochopit, jak funguje vývoj her. Naučil jsem se pracovat s herním </w:t>
+      </w:r>
+      <w:proofErr w:type="spellStart"/>
+      <w:r>
+        <w:t>enginem</w:t>
+      </w:r>
+      <w:proofErr w:type="spellEnd"/>
+      <w:r>
+        <w:t>, programovat herní logiku a vytvářet vlastní grafiku. Tyto zkušenosti mohou být užitečné pro další studium nebo práci v oblasti informačních technologií.</w:t>
+      </w:r>
+    </w:p>
+    <w:p>
+      <w:r>
+        <w:t xml:space="preserve">Tato maturitní práce slouží jako ukázka schopnosti samostatně navrhnout a vytvořit jednoduchou 2D akční hru. </w:t>
       </w:r>
     </w:p>
     <w:p>
@@ -2991,15 +2904,7 @@
     </w:p>
     <w:p>
       <w:r>
-        <w:t xml:space="preserve">Projekt se zaměřuje na vývoj vlastní </w:t>
-      </w:r>
-      <w:proofErr w:type="gramStart"/>
-      <w:r>
-        <w:t>2D</w:t>
-      </w:r>
-      <w:proofErr w:type="gramEnd"/>
-      <w:r>
-        <w:t xml:space="preserve"> akční plošinové hry. Projekt spadá do oblasti vývoje počítačových her. Cílem je navrhnout a vytvořit funkční hru s propracovanými herními mechanikami, plynulým ovládáním a vyváženou obtížností pro všechny hráče. </w:t>
+        <w:t xml:space="preserve">Projekt se zaměřuje na vývoj vlastní 2D akční plošinové hry. Projekt spadá do oblasti vývoje počítačových her. Cílem je navrhnout a vytvořit funkční hru s propracovanými herními mechanikami, plynulým ovládáním a vyváženou obtížností pro všechny hráče. </w:t>
       </w:r>
     </w:p>
     <w:p>
@@ -3026,7 +2931,6 @@
         <w:t xml:space="preserve">Herní </w:t>
       </w:r>
       <w:proofErr w:type="spellStart"/>
-      <w:proofErr w:type="gramStart"/>
       <w:r>
         <w:t>Engine</w:t>
       </w:r>
@@ -3035,7 +2939,6 @@
         <w:t xml:space="preserve"> - GODOT</w:t>
       </w:r>
       <w:bookmarkEnd w:id="14"/>
-      <w:proofErr w:type="gramEnd"/>
     </w:p>
     <w:p>
       <w:r>
@@ -3092,15 +2995,7 @@
         <w:t>dodává</w:t>
       </w:r>
       <w:r>
-        <w:t xml:space="preserve"> jistotu, </w:t>
-      </w:r>
-      <w:proofErr w:type="gramStart"/>
-      <w:r>
-        <w:t>že  v</w:t>
-      </w:r>
-      <w:proofErr w:type="gramEnd"/>
-      <w:r>
-        <w:t xml:space="preserve"> budoucnu </w:t>
+        <w:t xml:space="preserve"> jistotu, že  v budoucnu </w:t>
       </w:r>
       <w:proofErr w:type="spellStart"/>
       <w:r>
@@ -3117,18 +3012,13 @@
       </w:pPr>
       <w:bookmarkStart w:id="15" w:name="_Toc223976689"/>
       <w:r>
-        <w:t xml:space="preserve">Grafika </w:t>
-      </w:r>
-      <w:proofErr w:type="gramStart"/>
-      <w:r>
-        <w:t xml:space="preserve">hry - </w:t>
+        <w:t xml:space="preserve">Grafika hry - </w:t>
       </w:r>
       <w:proofErr w:type="spellStart"/>
       <w:r>
         <w:t>Pixelorama</w:t>
       </w:r>
       <w:proofErr w:type="spellEnd"/>
-      <w:proofErr w:type="gramEnd"/>
       <w:r>
         <w:t>/Photoshop</w:t>
       </w:r>
@@ -3213,15 +3103,7 @@
     </w:p>
     <w:p>
       <w:r>
-        <w:t xml:space="preserve">Jedná se o </w:t>
-      </w:r>
-      <w:proofErr w:type="gramStart"/>
-      <w:r>
-        <w:t>2D</w:t>
-      </w:r>
-      <w:proofErr w:type="gramEnd"/>
-      <w:r>
-        <w:t xml:space="preserve"> akční plošinovou hru, ve které hráč ovládá prokletého kovboje proměněného v kaktus. Hra kombinuje boj zblízka, sbírání zbraní a plošinové prvky. Ve hře se nachází více úrovní.</w:t>
+        <w:t>Jedná se o 2D akční plošinovou hru, ve které hráč ovládá prokletého kovboje proměněného v kaktus. Hra kombinuje boj zblízka, sbírání zbraní a plošinové prvky. Ve hře se nachází více úrovní.</w:t>
       </w:r>
     </w:p>
     <w:p>
@@ -3257,15 +3139,7 @@
     </w:p>
     <w:p>
       <w:r>
-        <w:t xml:space="preserve">Jedná se o </w:t>
-      </w:r>
-      <w:proofErr w:type="gramStart"/>
-      <w:r>
-        <w:t>2D</w:t>
-      </w:r>
-      <w:proofErr w:type="gramEnd"/>
-      <w:r>
-        <w:t xml:space="preserve"> akční plošinovou hru, ve které hráč ovládá rytíře vyzbrojeného lopatou. Hra kombinuje boj zblízka, překonávání plošinových překážek a souboje s unikátními bossy. Hráč během hry sbírá herní měnu, za kterou si může odemykat vylepšení vybavení a schopností. Ve hře se nachází více samostatných úrovní.</w:t>
+        <w:t>Jedná se o 2D akční plošinovou hru, ve které hráč ovládá rytíře vyzbrojeného lopatou. Hra kombinuje boj zblízka, překonávání plošinových překážek a souboje s unikátními bossy. Hráč během hry sbírá herní měnu, za kterou si může odemykat vylepšení vybavení a schopností. Ve hře se nachází více samostatných úrovní.</w:t>
       </w:r>
     </w:p>
     <w:p>
@@ -3290,15 +3164,7 @@
     </w:p>
     <w:p>
       <w:r>
-        <w:t xml:space="preserve">Analyzované hry jsou postavené na podobném principu. Jedná se o </w:t>
-      </w:r>
-      <w:proofErr w:type="gramStart"/>
-      <w:r>
-        <w:t>2D</w:t>
-      </w:r>
-      <w:proofErr w:type="gramEnd"/>
-      <w:r>
-        <w:t xml:space="preserve"> </w:t>
+        <w:t xml:space="preserve">Analyzované hry jsou postavené na podobném principu. Jedná se o 2D </w:t>
       </w:r>
       <w:proofErr w:type="spellStart"/>
       <w:r>
@@ -3350,15 +3216,7 @@
     </w:p>
     <w:p>
       <w:r>
-        <w:t xml:space="preserve">Hlavním cílem u pohybu postavy bylo dosáhnout responzivního pohybu postavy, který je pro </w:t>
-      </w:r>
-      <w:proofErr w:type="gramStart"/>
-      <w:r>
-        <w:t>2d</w:t>
-      </w:r>
-      <w:proofErr w:type="gramEnd"/>
-      <w:r>
-        <w:t xml:space="preserve"> </w:t>
+        <w:t xml:space="preserve">Hlavním cílem u pohybu postavy bylo dosáhnout responzivního pohybu postavy, který je pro 2d </w:t>
       </w:r>
       <w:proofErr w:type="spellStart"/>
       <w:r>
@@ -3395,32 +3253,19 @@
       </w:r>
       <w:proofErr w:type="spellStart"/>
       <w:r>
-        <w:t>move_and_</w:t>
-      </w:r>
-      <w:proofErr w:type="gramStart"/>
-      <w:r>
-        <w:t>slide</w:t>
-      </w:r>
-      <w:proofErr w:type="spellEnd"/>
-      <w:r>
-        <w:t>(</w:t>
-      </w:r>
-      <w:proofErr w:type="gramEnd"/>
-      <w:r>
-        <w:t>). Tato metoda je součástí třídy CharacterBody2D a zajišťuje interakci s okolím (např. detekce podlahy). Po využití těchto dvou metod jsem si vytvořil proměnné pro rychlost chůze (SPEED) a délku výskoku, čímž jsem vytvořil základní dynamiku pohybu postavy. Pro úvodní nastavení parametrů po spuštění hry jsem využil metodu _</w:t>
-      </w:r>
-      <w:proofErr w:type="spellStart"/>
-      <w:proofErr w:type="gramStart"/>
+        <w:t>move_and_slide</w:t>
+      </w:r>
+      <w:proofErr w:type="spellEnd"/>
+      <w:r>
+        <w:t>(). Tato metoda je součástí třídy CharacterBody2D a zajišťuje interakci s okolím (např. detekce podlahy). Po využití těchto dvou metod jsem si vytvořil proměnné pro rychlost chůze (SPEED) a délku výskoku, čímž jsem vytvořil základní dynamiku pohybu postavy. Pro úvodní nastavení parametrů po spuštění hry jsem využil metodu _</w:t>
+      </w:r>
+      <w:proofErr w:type="spellStart"/>
       <w:r>
         <w:t>ready</w:t>
       </w:r>
       <w:proofErr w:type="spellEnd"/>
       <w:r>
-        <w:t>(</w:t>
-      </w:r>
-      <w:proofErr w:type="gramEnd"/>
-      <w:r>
-        <w:t>), která zajišťuje inicializaci postavy a jejího okolí.</w:t>
+        <w:t>(), která zajišťuje inicializaci postavy a jejího okolí.</w:t>
       </w:r>
     </w:p>
     <w:p>
@@ -3518,19 +3363,11 @@
       </w:r>
       <w:proofErr w:type="spellStart"/>
       <w:r>
-        <w:t>move_and_</w:t>
-      </w:r>
-      <w:proofErr w:type="gramStart"/>
-      <w:r>
-        <w:t>slide</w:t>
-      </w:r>
-      <w:proofErr w:type="spellEnd"/>
-      <w:r>
-        <w:t>(</w:t>
-      </w:r>
-      <w:proofErr w:type="gramEnd"/>
-      <w:r>
-        <w:t>) – Tato metoda řeší detekci kolizí, klouzání podél stěn a pohyb po nakloněných rovinách</w:t>
+        <w:t>move_and_slide</w:t>
+      </w:r>
+      <w:proofErr w:type="spellEnd"/>
+      <w:r>
+        <w:t>() – Tato metoda řeší detekci kolizí, klouzání podél stěn a pohyb po nakloněných rovinách</w:t>
       </w:r>
     </w:p>
     <w:p>
@@ -3596,15 +3433,7 @@
         <w:t xml:space="preserve">Tato třída slouží k správě 2D animací v Godotu. Godot v tomto uzlu nabízí rozhrání pro import obrázků a jejich řazení do sekvencí animace. </w:t>
       </w:r>
       <w:r>
-        <w:t xml:space="preserve">Ve skriptu pouze přepínám mezi těmito stavy pomocí </w:t>
-      </w:r>
-      <w:proofErr w:type="gramStart"/>
-      <w:r>
-        <w:t>metody .play</w:t>
-      </w:r>
-      <w:proofErr w:type="gramEnd"/>
-      <w:r>
-        <w:t>().</w:t>
+        <w:t>Ve skriptu pouze přepínám mezi těmito stavy pomocí metody .play().</w:t>
       </w:r>
     </w:p>
     <w:p>
@@ -3627,15 +3456,7 @@
       </w:r>
       <w:proofErr w:type="spellEnd"/>
       <w:r>
-        <w:t xml:space="preserve">(delta). Tato metoda je </w:t>
-      </w:r>
-      <w:proofErr w:type="gramStart"/>
-      <w:r>
-        <w:t>v</w:t>
-      </w:r>
-      <w:proofErr w:type="gramEnd"/>
-      <w:r>
-        <w:t xml:space="preserve"> frameworku Godot již definována a navržena tak, aby byla </w:t>
+        <w:t xml:space="preserve">(delta). Tato metoda je v frameworku Godot již definována a navržena tak, aby byla </w:t>
       </w:r>
       <w:proofErr w:type="spellStart"/>
       <w:r>
@@ -3852,24 +3673,14 @@
       <w:r>
         <w:t xml:space="preserve">Obr. </w:t>
       </w:r>
-      <w:r>
-        <w:fldChar w:fldCharType="begin"/>
-      </w:r>
-      <w:r>
-        <w:instrText xml:space="preserve"> SEQ Obr. \* ARABIC </w:instrText>
-      </w:r>
-      <w:r>
-        <w:fldChar w:fldCharType="separate"/>
-      </w:r>
-      <w:r>
-        <w:rPr>
-          <w:noProof/>
-        </w:rPr>
-        <w:t>1</w:t>
-      </w:r>
-      <w:r>
-        <w:fldChar w:fldCharType="end"/>
-      </w:r>
+      <w:fldSimple w:instr=" SEQ Obr. \* ARABIC ">
+        <w:r>
+          <w:rPr>
+            <w:noProof/>
+          </w:rPr>
+          <w:t>1</w:t>
+        </w:r>
+      </w:fldSimple>
       <w:r>
         <w:t xml:space="preserve"> Použitý </w:t>
       </w:r>
@@ -4069,18 +3880,13 @@
       </w:r>
       <w:proofErr w:type="spellEnd"/>
       <w:r>
-        <w:t xml:space="preserve"> musí zůstat ve stejné složce jako </w:t>
-      </w:r>
-      <w:proofErr w:type="gramStart"/>
-      <w:r>
-        <w:t>soubor .</w:t>
+        <w:t xml:space="preserve"> musí zůstat ve stejné složce jako soubor .</w:t>
       </w:r>
       <w:proofErr w:type="spellStart"/>
       <w:r>
         <w:t>pck</w:t>
       </w:r>
       <w:proofErr w:type="spellEnd"/>
-      <w:proofErr w:type="gramEnd"/>
       <w:r>
         <w:t>, který obsahuje veškerá herní data.)</w:t>
       </w:r>
@@ -4218,7 +4024,6 @@
           <w:t xml:space="preserve"> </w:t>
         </w:r>
         <w:proofErr w:type="spellStart"/>
-        <w:proofErr w:type="gramStart"/>
         <w:r>
           <w:rPr>
             <w:rStyle w:val="Hypertextovodkaz"/>
@@ -4230,14 +4035,7 @@
           <w:rPr>
             <w:rStyle w:val="Hypertextovodkaz"/>
           </w:rPr>
-          <w:t xml:space="preserve"> - Vacula</w:t>
-        </w:r>
-        <w:proofErr w:type="gramEnd"/>
-        <w:r>
-          <w:rPr>
-            <w:rStyle w:val="Hypertextovodkaz"/>
-          </w:rPr>
-          <w:t xml:space="preserve"> - </w:t>
+          <w:t xml:space="preserve"> - Vacula - </w:t>
         </w:r>
         <w:proofErr w:type="spellStart"/>
         <w:r>
@@ -4278,15 +4076,7 @@
     </w:p>
     <w:p>
       <w:r>
-        <w:t xml:space="preserve">Výsledkem této maturitní práce je plně funkční a spustitelná </w:t>
-      </w:r>
-      <w:proofErr w:type="gramStart"/>
-      <w:r>
-        <w:t>2D</w:t>
-      </w:r>
-      <w:proofErr w:type="gramEnd"/>
-      <w:r>
-        <w:t xml:space="preserve"> akční videohra s názvem „</w:t>
+        <w:t>Výsledkem této maturitní práce je plně funkční a spustitelná 2D akční videohra s názvem „</w:t>
       </w:r>
       <w:proofErr w:type="spellStart"/>
       <w:r>
@@ -4343,19 +4133,11 @@
       </w:r>
       <w:proofErr w:type="spellStart"/>
       <w:r>
-        <w:t>move_and_</w:t>
-      </w:r>
-      <w:proofErr w:type="gramStart"/>
-      <w:r>
-        <w:t>slide</w:t>
-      </w:r>
-      <w:proofErr w:type="spellEnd"/>
-      <w:r>
-        <w:t>(</w:t>
-      </w:r>
-      <w:proofErr w:type="gramEnd"/>
-      <w:r>
-        <w:t>) zajistila stabilitu kolizí a plynulý pohyb po šikmých plochách. Toto rozhodnutí odstranilo problémy s propadáváním texturami a zasekávaní mezi objekty.</w:t>
+        <w:t>move_and_slide</w:t>
+      </w:r>
+      <w:proofErr w:type="spellEnd"/>
+      <w:r>
+        <w:t>() zajistila stabilitu kolizí a plynulý pohyb po šikmých plochách. Toto rozhodnutí odstranilo problémy s propadáváním texturami a zasekávaní mezi objekty.</w:t>
       </w:r>
     </w:p>
     <w:p>
@@ -4487,15 +4269,7 @@
       </w:r>
       <w:proofErr w:type="spellEnd"/>
       <w:r>
-        <w:t xml:space="preserve">. Online. © Copyright </w:t>
-      </w:r>
-      <w:proofErr w:type="gramStart"/>
-      <w:r>
-        <w:t>2014-present</w:t>
-      </w:r>
-      <w:proofErr w:type="gramEnd"/>
-      <w:r>
-        <w:t>. Dostupné z: </w:t>
+        <w:t>. Online. © Copyright 2014-present. Dostupné z: </w:t>
       </w:r>
       <w:hyperlink r:id="rId17" w:history="1">
         <w:r>
@@ -4530,23 +4304,7 @@
           <w:i/>
           <w:iCs/>
         </w:rPr>
-        <w:t xml:space="preserve"> </w:t>
-      </w:r>
-      <w:proofErr w:type="gramStart"/>
-      <w:r>
-        <w:rPr>
-          <w:i/>
-          <w:iCs/>
-        </w:rPr>
-        <w:t>2D</w:t>
-      </w:r>
-      <w:proofErr w:type="gramEnd"/>
-      <w:r>
-        <w:rPr>
-          <w:i/>
-          <w:iCs/>
-        </w:rPr>
-        <w:t xml:space="preserve"> </w:t>
+        <w:t xml:space="preserve"> 2D </w:t>
       </w:r>
       <w:proofErr w:type="spellStart"/>
       <w:r>

--- a/Dokumentace_Maturitniho_projektu_Vacula.docx
+++ b/Dokumentace_Maturitniho_projektu_Vacula.docx
@@ -393,49 +393,7 @@
         <w:rPr>
           <w:rStyle w:val="doplnittext"/>
         </w:rPr>
-        <w:t xml:space="preserve">Moje maturitní práce je 2D akční hra </w:t>
-      </w:r>
-      <w:proofErr w:type="spellStart"/>
-      <w:r>
-        <w:rPr>
-          <w:rStyle w:val="doplnittext"/>
-        </w:rPr>
-        <w:t>Lone</w:t>
-      </w:r>
-      <w:proofErr w:type="spellEnd"/>
-      <w:r>
-        <w:rPr>
-          <w:rStyle w:val="doplnittext"/>
-        </w:rPr>
-        <w:t xml:space="preserve"> </w:t>
-      </w:r>
-      <w:proofErr w:type="spellStart"/>
-      <w:r>
-        <w:rPr>
-          <w:rStyle w:val="doplnittext"/>
-        </w:rPr>
-        <w:t>Survivor</w:t>
-      </w:r>
-      <w:proofErr w:type="spellEnd"/>
-      <w:r>
-        <w:rPr>
-          <w:rStyle w:val="doplnittext"/>
-        </w:rPr>
-        <w:t xml:space="preserve">, která je vytvořena v herním </w:t>
-      </w:r>
-      <w:proofErr w:type="spellStart"/>
-      <w:r>
-        <w:rPr>
-          <w:rStyle w:val="doplnittext"/>
-        </w:rPr>
-        <w:t>enginu</w:t>
-      </w:r>
-      <w:proofErr w:type="spellEnd"/>
-      <w:r>
-        <w:rPr>
-          <w:rStyle w:val="doplnittext"/>
-        </w:rPr>
-        <w:t xml:space="preserve"> Godot 4.4. Hra sleduje příběh vojáka, jenž po pádu vrtulníku musí přežít v nepřátelském území plném pastí a ozbrojených protivníků. Cílem projektu je ukázat propojení herního designu, programování a animace v jednotném funkčním celku a vytvořit hratelný prototyp, který demonstruje tvorbu herní logiky, pohybu, boje a interakce s prostředím v moderním vývojovém nástroji.</w:t>
+        <w:t>Moje maturitní práce je 2D akční hra Lone Survivor, která je vytvořena v herním enginu Godot 4.4. Hra sleduje příběh vojáka, jenž po pádu vrtulníku musí přežít v nepřátelském území plném pastí a ozbrojených protivníků. Cílem projektu je ukázat propojení herního designu, programování a animace v jednotném funkčním celku a vytvořit hratelný prototyp, který demonstruje tvorbu herní logiky, pohybu, boje a interakce s prostředím v moderním vývojovém nástroji.</w:t>
       </w:r>
     </w:p>
     <w:p>
@@ -2733,133 +2691,43 @@
       <w:bookmarkStart w:id="9" w:name="_Toc37577534"/>
       <w:bookmarkStart w:id="10" w:name="_Toc37577731"/>
       <w:r>
-        <w:t xml:space="preserve">Herní průmysl se v posledních letech rychle rozvíjí a díky moderním nástrojům dnes může vlastní hru vytvořit i jeden člověk. Jedním z těchto nástrojů je herní </w:t>
-      </w:r>
-      <w:proofErr w:type="spellStart"/>
-      <w:r>
-        <w:t>engine</w:t>
-      </w:r>
-      <w:proofErr w:type="spellEnd"/>
-      <w:r>
-        <w:t xml:space="preserve"> Godot 4.4, který umožňuje poměrně jednoduše vytvářet 2D i 3D hry. Tato maturitní práce se zaměřuje na návrh a vytvoření 2D akční videohry s názvem „</w:t>
-      </w:r>
-      <w:proofErr w:type="spellStart"/>
-      <w:r>
-        <w:t>Lone</w:t>
-      </w:r>
-      <w:proofErr w:type="spellEnd"/>
-      <w:r>
-        <w:t xml:space="preserve"> </w:t>
-      </w:r>
-      <w:proofErr w:type="spellStart"/>
-      <w:r>
-        <w:t>Survivor</w:t>
-      </w:r>
-      <w:proofErr w:type="spellEnd"/>
-      <w:r>
-        <w:t>“.</w:t>
-      </w:r>
-    </w:p>
-    <w:p>
-      <w:r>
-        <w:t xml:space="preserve">Cílem práce bylo vytvořit funkční hru pro operační systém Windows, která kombinuje programování, herní design a vlastní grafiku. Hra je vytvořena v programovacím jazyce </w:t>
-      </w:r>
-      <w:proofErr w:type="spellStart"/>
-      <w:r>
-        <w:t>GDScript</w:t>
-      </w:r>
-      <w:proofErr w:type="spellEnd"/>
-      <w:r>
-        <w:t xml:space="preserve"> a běží v </w:t>
-      </w:r>
-      <w:proofErr w:type="spellStart"/>
-      <w:r>
-        <w:t>enginu</w:t>
-      </w:r>
-      <w:proofErr w:type="spellEnd"/>
-      <w:r>
-        <w:t xml:space="preserve"> Godot. Výsledkem projektu je samostatná aplikace, ve které se hráč snaží přežít v nepřátelském prostředí a postupně projít herní úrovně.</w:t>
-      </w:r>
-    </w:p>
-    <w:p>
-      <w:r>
-        <w:t xml:space="preserve">Grafická stránka hry je vytvořena ve stylu pixel art. Tento styl vychází ze starších videoher, ale i dnes je mezi hráči velmi populární. Pro tvorbu grafiky, například animací postavy nebo prostředí, jsem použil programy </w:t>
-      </w:r>
-      <w:proofErr w:type="spellStart"/>
-      <w:r>
-        <w:t>Pixelorama</w:t>
-      </w:r>
-      <w:proofErr w:type="spellEnd"/>
-      <w:r>
-        <w:t xml:space="preserve"> a Photoshop. Samotná hra byla vytvořena v </w:t>
-      </w:r>
-      <w:proofErr w:type="spellStart"/>
-      <w:r>
-        <w:t>enginu</w:t>
-      </w:r>
-      <w:proofErr w:type="spellEnd"/>
-      <w:r>
-        <w:t xml:space="preserve"> Godot, který umožňuje pracovat s fyzikou, animacemi, logikou hry i uživatelským rozhraním.</w:t>
-      </w:r>
-    </w:p>
-    <w:p>
-      <w:r>
-        <w:t xml:space="preserve">Důležitou částí hry je pohyb postavy a interakce s prostředím. Herní mapy jsou vytvořeny pomocí systému </w:t>
-      </w:r>
-      <w:proofErr w:type="spellStart"/>
-      <w:r>
-        <w:t>TileMap</w:t>
-      </w:r>
-      <w:proofErr w:type="spellEnd"/>
-      <w:r>
-        <w:t xml:space="preserve">, který umožňuje skládat úroveň z menších grafických dlaždic a zároveň nastavit jejich kolize. Hráč se pohybuje v terénu s různými překážkami, kde musí skákat, vyhýbat se nepřátelům a bránit se pomocí střelby. Inspirací pro pohyb a souboje byla hra </w:t>
-      </w:r>
-      <w:proofErr w:type="spellStart"/>
-      <w:r>
-        <w:t>Cactus</w:t>
-      </w:r>
-      <w:proofErr w:type="spellEnd"/>
-      <w:r>
-        <w:t xml:space="preserve"> </w:t>
-      </w:r>
-      <w:proofErr w:type="spellStart"/>
-      <w:r>
-        <w:t>McCoy</w:t>
-      </w:r>
-      <w:proofErr w:type="spellEnd"/>
-      <w:r>
-        <w:t>.</w:t>
-      </w:r>
-    </w:p>
-    <w:p>
-      <w:r>
-        <w:t>Ve hře se nachází také nepřátelé s jednoduchou umělou inteligencí. Ta funguje na principu stavového automatu. Nepřátelé dokážou hráče detekovat pomocí uzlu RayCast2D, který funguje jako neviditelný paprsek představující jejich zorné pole. Pokud paprsek narazí na hráče a není mezi nimi překážka, nepřítel začne útočit. Aby hra nebyla příliš obtížná, obsahuje také systém dobíjení zbraně (</w:t>
-      </w:r>
-      <w:proofErr w:type="spellStart"/>
-      <w:r>
-        <w:t>cooldown</w:t>
-      </w:r>
-      <w:proofErr w:type="spellEnd"/>
-      <w:r>
-        <w:t>), který dává hráči čas reagovat nebo se schovat.</w:t>
-      </w:r>
-    </w:p>
-    <w:p>
-      <w:r>
-        <w:t>Součástí hry je také jednoduché uživatelské rozhraní (GUI), které hráči zobrazuje například stav zdraví. Před dokončením projektu byla hra otestována dvěma nezávislými testery. Jejich zpětná vazba pomohla odhalit některé chyby a upravit obtížnost některých částí hry.</w:t>
-      </w:r>
-    </w:p>
-    <w:p>
-      <w:r>
-        <w:t xml:space="preserve">Práce na tomto projektu mi umožnila lépe pochopit, jak funguje vývoj her. Naučil jsem se pracovat s herním </w:t>
-      </w:r>
-      <w:proofErr w:type="spellStart"/>
-      <w:r>
-        <w:t>enginem</w:t>
-      </w:r>
-      <w:proofErr w:type="spellEnd"/>
-      <w:r>
-        <w:t>, programovat herní logiku a vytvářet vlastní grafiku. Tyto zkušenosti mohou být užitečné pro další studium nebo práci v oblasti informačních technologií.</w:t>
+        <w:t>Herní průmysl se v posledních letech rychle rozvíjí a díky moderním nástrojům dnes může vlastní hru vytvořit i jeden člověk. Jedním z těchto nástrojů je herní engine Godot 4.4, který umožňuje poměrně jednoduše vytvářet 2D i 3D hry. Tato maturitní práce se zaměřuje na návrh a vytvoření 2D akční videohry s názvem „Lone Survivor“.</w:t>
+      </w:r>
+    </w:p>
+    <w:p>
+      <w:r>
+        <w:t>Cílem práce bylo vytvořit funkční hru pro operační systém Windows, která kombinuje programování, herní design a vlastní grafiku. Hra je vytvořena v programovacím jazyce GDScript a běží v enginu Godot. Výsledkem projektu je samostatná aplikace, ve které se hráč snaží přežít v nepřátelském prostředí a postupně projít herní úrovně.</w:t>
+      </w:r>
+    </w:p>
+    <w:p>
+      <w:r>
+        <w:t>Grafická stránka hry je vytvořena ve stylu pixel art. Tento styl vychází ze starších videoher, ale i dnes je mezi hráči velmi populární. Pro tvorbu grafiky, například animací postavy nebo prostředí, jsem použil programy Pixelorama a Photoshop. Samotná hra byla vytvořena v enginu Godot, který umožňuje pracovat s fyzikou, animacemi, logikou hry i uživatelským rozhraním.</w:t>
+      </w:r>
+    </w:p>
+    <w:p>
+      <w:r>
+        <w:t>Důležitou částí hry je pohyb postavy a interakce s prostředím. Herní mapy jsou vytvořeny pomocí systému TileMap, který umožňuje skládat úroveň z menších grafických dlaždic a zároveň nastavit jejich kolize. Hráč se pohybuje v terénu s různými překážkami, kde musí skákat, vyhýbat se nepřátelům a bránit se pomocí střelby. Inspirací pro pohyb a souboje byla hra Cactus McCoy.</w:t>
+      </w:r>
+    </w:p>
+    <w:p>
+      <w:r>
+        <w:t>Ve hře se nachází také nepřátelé s jednoduchou umělou inteligencí. Ta funguje na principu stavového automatu. Nepřátelé dokážou hráče detekovat pomocí uzlu RayCast2D, který funguje jako neviditelný paprsek představující jejich zorné pole. Pokud paprsek narazí na hráče a není mezi nimi překážka, nepřítel začne útočit. Aby hra nebyla příliš obtížná, obsahuje také systém dobíjení zbraně (cooldown), který dává hráči čas reagovat nebo se schovat.</w:t>
+      </w:r>
+    </w:p>
+    <w:p>
+      <w:r>
+        <w:t xml:space="preserve">Součástí hry je také jednoduché uživatelské rozhraní (GUI), které hráči zobrazuje například stav zdraví. Před dokončením projektu byla hra otestována </w:t>
+      </w:r>
+      <w:r>
+        <w:t>několika</w:t>
+      </w:r>
+      <w:r>
+        <w:t xml:space="preserve"> nezávislými testery. Jejich zpětná vazba pomohla odhalit některé chyby a upravit obtížnost některých částí hry.</w:t>
+      </w:r>
+    </w:p>
+    <w:p>
+      <w:r>
+        <w:t>Práce na tomto projektu mi umožnila lépe pochopit, jak funguje vývoj her. Naučil jsem se pracovat s herním enginem, programovat herní logiku a vytvářet vlastní grafiku. Tyto zkušenosti mohou být užitečné pro další studium nebo práci v oblasti informačních technologií.</w:t>
       </w:r>
     </w:p>
     <w:p>
@@ -2928,59 +2796,22 @@
       </w:pPr>
       <w:bookmarkStart w:id="14" w:name="_Toc223976688"/>
       <w:r>
-        <w:t xml:space="preserve">Herní </w:t>
-      </w:r>
-      <w:proofErr w:type="spellStart"/>
-      <w:r>
-        <w:t>Engine</w:t>
-      </w:r>
-      <w:proofErr w:type="spellEnd"/>
-      <w:r>
-        <w:t xml:space="preserve"> - GODOT</w:t>
+        <w:t>Herní Engine - GODOT</w:t>
       </w:r>
       <w:bookmarkEnd w:id="14"/>
     </w:p>
     <w:p>
       <w:r>
-        <w:t>Hra je tvořena v </w:t>
-      </w:r>
-      <w:proofErr w:type="spellStart"/>
-      <w:r>
-        <w:t>Enginu</w:t>
-      </w:r>
-      <w:proofErr w:type="spellEnd"/>
-      <w:r>
-        <w:t xml:space="preserve"> GODOT, který má vlastní vestavěný skriptovací jazyk </w:t>
-      </w:r>
-      <w:proofErr w:type="spellStart"/>
-      <w:r>
-        <w:t>GDScript</w:t>
-      </w:r>
-      <w:proofErr w:type="spellEnd"/>
-      <w:r>
-        <w:t>, který je syntaxí podobný Pythonu.</w:t>
+        <w:t>Hra je tvořena v Enginu GODOT, který má vlastní vestavěný skriptovací jazyk GDScript, který je syntaxí podobný Pythonu.</w:t>
       </w:r>
       <w:r>
         <w:t xml:space="preserve"> </w:t>
       </w:r>
       <w:r>
-        <w:t xml:space="preserve">Při výběru pro mě bylo klíčové, aby mě </w:t>
-      </w:r>
-      <w:proofErr w:type="spellStart"/>
-      <w:r>
-        <w:t>engine</w:t>
-      </w:r>
-      <w:proofErr w:type="spellEnd"/>
-      <w:r>
-        <w:t xml:space="preserve"> nebrzdil, ale naopak mi pomáhal. Godot jsem zvolil hlavně proto, že je to moderní </w:t>
-      </w:r>
-      <w:proofErr w:type="spellStart"/>
-      <w:r>
-        <w:t>engine</w:t>
-      </w:r>
-      <w:proofErr w:type="spellEnd"/>
-      <w:r>
-        <w:t xml:space="preserve"> </w:t>
+        <w:t xml:space="preserve">Při výběru pro mě bylo klíčové, aby mě engine nebrzdil, ale naopak mi pomáhal. Godot jsem zvolil hlavně proto, že je to moderní </w:t>
+      </w:r>
+      <w:r>
+        <w:t xml:space="preserve">engine </w:t>
       </w:r>
       <w:r>
         <w:t xml:space="preserve">s výbornou dokumentací, kde člověk nemusí každou drobnost hodinu </w:t>
@@ -2997,11 +2828,9 @@
       <w:r>
         <w:t xml:space="preserve"> jistotu, že  v budoucnu </w:t>
       </w:r>
-      <w:proofErr w:type="spellStart"/>
       <w:r>
         <w:t>nepříjdou</w:t>
       </w:r>
-      <w:proofErr w:type="spellEnd"/>
       <w:r>
         <w:t xml:space="preserve"> žádné skryté poplatky nebo změny licencí.</w:t>
       </w:r>
@@ -3012,29 +2841,13 @@
       </w:pPr>
       <w:bookmarkStart w:id="15" w:name="_Toc223976689"/>
       <w:r>
-        <w:t xml:space="preserve">Grafika hry - </w:t>
-      </w:r>
-      <w:proofErr w:type="spellStart"/>
-      <w:r>
-        <w:t>Pixelorama</w:t>
-      </w:r>
-      <w:proofErr w:type="spellEnd"/>
-      <w:r>
-        <w:t>/Photoshop</w:t>
+        <w:t>Grafika hry - Pixelorama/Photoshop</w:t>
       </w:r>
       <w:bookmarkEnd w:id="15"/>
     </w:p>
     <w:p>
       <w:r>
-        <w:t>Grafická část hry je tvořená v </w:t>
-      </w:r>
-      <w:proofErr w:type="spellStart"/>
-      <w:r>
-        <w:t>Pixeloramě</w:t>
-      </w:r>
-      <w:proofErr w:type="spellEnd"/>
-      <w:r>
-        <w:t>, což je open-source program pro pixel-art/animace vytvořený v Godotu.</w:t>
+        <w:t>Grafická část hry je tvořená v Pixeloramě, což je open-source program pro pixel-art/animace vytvořený v Godotu.</w:t>
       </w:r>
     </w:p>
     <w:p>
@@ -3087,19 +2900,9 @@
       <w:pPr>
         <w:pStyle w:val="Nadpis4"/>
       </w:pPr>
-      <w:proofErr w:type="spellStart"/>
-      <w:r>
-        <w:t>Cactus</w:t>
-      </w:r>
-      <w:proofErr w:type="spellEnd"/>
-      <w:r>
-        <w:t xml:space="preserve"> </w:t>
-      </w:r>
-      <w:proofErr w:type="spellStart"/>
-      <w:r>
-        <w:t>McCoy</w:t>
-      </w:r>
-      <w:proofErr w:type="spellEnd"/>
+      <w:r>
+        <w:t>Cactus McCoy</w:t>
+      </w:r>
     </w:p>
     <w:p>
       <w:r>
@@ -3108,34 +2911,16 @@
     </w:p>
     <w:p>
       <w:r>
-        <w:t xml:space="preserve">Silné stránky této hry jsou plynulé animace, dynamický soubojový systém, dobře navržené levely. Slabé stránky hry jsou lehká obtížnost pro zkušenější hráče, použité starší technologie (hra byla tvořena pomocí </w:t>
-      </w:r>
-      <w:proofErr w:type="spellStart"/>
-      <w:r>
-        <w:t>Flash</w:t>
-      </w:r>
-      <w:proofErr w:type="spellEnd"/>
-      <w:r>
-        <w:t>).</w:t>
+        <w:t>Silné stránky této hry jsou plynulé animace, dynamický soubojový systém, dobře navržené levely. Slabé stránky hry jsou lehká obtížnost pro zkušenější hráče, použité starší technologie (hra byla tvořena pomocí Flash).</w:t>
       </w:r>
     </w:p>
     <w:p>
       <w:pPr>
         <w:pStyle w:val="Nadpis4"/>
       </w:pPr>
-      <w:proofErr w:type="spellStart"/>
-      <w:r>
-        <w:t>Shovel</w:t>
-      </w:r>
-      <w:proofErr w:type="spellEnd"/>
-      <w:r>
-        <w:t xml:space="preserve"> </w:t>
-      </w:r>
-      <w:proofErr w:type="spellStart"/>
-      <w:r>
-        <w:t>knight</w:t>
-      </w:r>
-      <w:proofErr w:type="spellEnd"/>
+      <w:r>
+        <w:t>Shovel knight</w:t>
+      </w:r>
     </w:p>
     <w:p>
       <w:r>
@@ -3164,15 +2949,7 @@
     </w:p>
     <w:p>
       <w:r>
-        <w:t xml:space="preserve">Analyzované hry jsou postavené na podobném principu. Jedná se o 2D </w:t>
-      </w:r>
-      <w:proofErr w:type="spellStart"/>
-      <w:r>
-        <w:t>plošinovky</w:t>
-      </w:r>
-      <w:proofErr w:type="spellEnd"/>
-      <w:r>
-        <w:t xml:space="preserve"> s bojem proti nepřátelům a postupem úrovněmi. Důraz těchto her je kladen na plynulé ovládání, postupné zvyšování obtížnosti.</w:t>
+        <w:t>Analyzované hry jsou postavené na podobném principu. Jedná se o 2D plošinovky s bojem proti nepřátelům a postupem úrovněmi. Důraz těchto her je kladen na plynulé ovládání, postupné zvyšování obtížnosti.</w:t>
       </w:r>
     </w:p>
     <w:p>
@@ -3193,15 +2970,7 @@
         <w:t xml:space="preserve">V této kapitule </w:t>
       </w:r>
       <w:r>
-        <w:t xml:space="preserve">je popsán návrh herních mechanismů a způsob, jakým je realizována hratelnost s využitím nástrojů </w:t>
-      </w:r>
-      <w:proofErr w:type="spellStart"/>
-      <w:r>
-        <w:t>enginu</w:t>
-      </w:r>
-      <w:proofErr w:type="spellEnd"/>
-      <w:r>
-        <w:t xml:space="preserve"> Godot.</w:t>
+        <w:t>je popsán návrh herních mechanismů a způsob, jakým je realizována hratelnost s využitím nástrojů enginu Godot.</w:t>
       </w:r>
     </w:p>
     <w:p>
@@ -3216,56 +2985,19 @@
     </w:p>
     <w:p>
       <w:r>
-        <w:t xml:space="preserve">Hlavním cílem u pohybu postavy bylo dosáhnout responzivního pohybu postavy, který je pro 2d </w:t>
-      </w:r>
-      <w:proofErr w:type="spellStart"/>
-      <w:r>
-        <w:t>plošinovky</w:t>
-      </w:r>
-      <w:proofErr w:type="spellEnd"/>
-      <w:r>
-        <w:t xml:space="preserve"> důležitý. Cílem bylo dosáhnout toho, aby se postava ovládala příjemně a hráč měl pocit, že má nad postavou plnou kontrolu. </w:t>
+        <w:t xml:space="preserve">Hlavním cílem u pohybu postavy bylo dosáhnout responzivního pohybu postavy, který je pro 2d plošinovky důležitý. Cílem bylo dosáhnout toho, aby se postava ovládala příjemně a hráč měl pocit, že má nad postavou plnou kontrolu. </w:t>
       </w:r>
       <w:r>
         <w:t xml:space="preserve">Pro realizaci jsem využil přednastavené fyzikální metody, které </w:t>
       </w:r>
-      <w:proofErr w:type="spellStart"/>
       <w:r>
         <w:lastRenderedPageBreak/>
-        <w:t>engine</w:t>
-      </w:r>
-      <w:proofErr w:type="spellEnd"/>
-      <w:r>
-        <w:t xml:space="preserve"> nabízí. Klíčovou roli hraje metoda _</w:t>
-      </w:r>
-      <w:proofErr w:type="spellStart"/>
-      <w:r>
-        <w:t>physics_process</w:t>
-      </w:r>
-      <w:proofErr w:type="spellEnd"/>
-      <w:r>
-        <w:t>(delta), která se stará o pravidelné vyhodnocování fyziky nezávisle na snímku hry.</w:t>
-      </w:r>
-    </w:p>
-    <w:p>
-      <w:r>
-        <w:t xml:space="preserve">V rámci této metody jsem využil vestavěnou metodu </w:t>
-      </w:r>
-      <w:proofErr w:type="spellStart"/>
-      <w:r>
-        <w:t>move_and_slide</w:t>
-      </w:r>
-      <w:proofErr w:type="spellEnd"/>
-      <w:r>
-        <w:t>(). Tato metoda je součástí třídy CharacterBody2D a zajišťuje interakci s okolím (např. detekce podlahy). Po využití těchto dvou metod jsem si vytvořil proměnné pro rychlost chůze (SPEED) a délku výskoku, čímž jsem vytvořil základní dynamiku pohybu postavy. Pro úvodní nastavení parametrů po spuštění hry jsem využil metodu _</w:t>
-      </w:r>
-      <w:proofErr w:type="spellStart"/>
-      <w:r>
-        <w:t>ready</w:t>
-      </w:r>
-      <w:proofErr w:type="spellEnd"/>
-      <w:r>
-        <w:t>(), která zajišťuje inicializaci postavy a jejího okolí.</w:t>
+        <w:t>engine nabízí. Klíčovou roli hraje metoda _physics_process(delta), která se stará o pravidelné vyhodnocování fyziky nezávisle na snímku hry.</w:t>
+      </w:r>
+    </w:p>
+    <w:p>
+      <w:r>
+        <w:t>V rámci této metody jsem využil vestavěnou metodu move_and_slide(). Tato metoda je součástí třídy CharacterBody2D a zajišťuje interakci s okolím (např. detekce podlahy). Po využití těchto dvou metod jsem si vytvořil proměnné pro rychlost chůze (SPEED) a délku výskoku, čímž jsem vytvořil základní dynamiku pohybu postavy. Pro úvodní nastavení parametrů po spuštění hry jsem využil metodu _ready(), která zajišťuje inicializaci postavy a jejího okolí.</w:t>
       </w:r>
     </w:p>
     <w:p>
@@ -3343,31 +3075,7 @@
         <w:t xml:space="preserve">: </w:t>
       </w:r>
       <w:r>
-        <w:t>Pro hlavní postavu i nepřátele jsem zvolil třídu CharacterBody2D. Jedná se o předpřipravený herní objekt, který má v </w:t>
-      </w:r>
-      <w:proofErr w:type="spellStart"/>
-      <w:r>
-        <w:t>enginu</w:t>
-      </w:r>
-      <w:proofErr w:type="spellEnd"/>
-      <w:r>
-        <w:t xml:space="preserve"> již </w:t>
-      </w:r>
-      <w:proofErr w:type="spellStart"/>
-      <w:r>
-        <w:t>předprogramované</w:t>
-      </w:r>
-      <w:proofErr w:type="spellEnd"/>
-      <w:r>
-        <w:t xml:space="preserve"> vlastnosti pro pohyb ve 2D prostoru. Klíčová je metoda </w:t>
-      </w:r>
-      <w:proofErr w:type="spellStart"/>
-      <w:r>
-        <w:t>move_and_slide</w:t>
-      </w:r>
-      <w:proofErr w:type="spellEnd"/>
-      <w:r>
-        <w:t>() – Tato metoda řeší detekci kolizí, klouzání podél stěn a pohyb po nakloněných rovinách</w:t>
+        <w:t>Pro hlavní postavu i nepřátele jsem zvolil třídu CharacterBody2D. Jedná se o předpřipravený herní objekt, který má v enginu již předprogramované vlastnosti pro pohyb ve 2D prostoru. Klíčová je metoda move_and_slide() – Tato metoda řeší detekci kolizí, klouzání podél stěn a pohyb po nakloněných rovinách</w:t>
       </w:r>
     </w:p>
     <w:p>
@@ -3390,23 +3098,7 @@
         <w:t xml:space="preserve">RayCast2D: </w:t>
       </w:r>
       <w:r>
-        <w:t xml:space="preserve">Tento uzel funguje jako neviditelná přímka, která je </w:t>
-      </w:r>
-      <w:proofErr w:type="spellStart"/>
-      <w:r>
-        <w:t>vysíláná</w:t>
-      </w:r>
-      <w:proofErr w:type="spellEnd"/>
-      <w:r>
-        <w:t xml:space="preserve"> z bodu A do bodu B. Tato třída se využívá pro účely detekce objektů. Metodu jsem použil pro detekci viditelnosti hráče. Skript přebere informaci, že nepřítel narazil na hráče, další informace jsou popsány ve </w:t>
-      </w:r>
-      <w:proofErr w:type="spellStart"/>
-      <w:r>
-        <w:t>skritpu</w:t>
-      </w:r>
-      <w:proofErr w:type="spellEnd"/>
-      <w:r>
-        <w:t>.</w:t>
+        <w:t>Tento uzel funguje jako neviditelná přímka, která je vysíláná z bodu A do bodu B. Tato třída se využívá pro účely detekce objektů. Metodu jsem použil pro detekci viditelnosti hráče. Skript přebere informaci, že nepřítel narazil na hráče, další informace jsou popsány ve skritpu.</w:t>
       </w:r>
     </w:p>
     <w:p>
@@ -3448,23 +3140,7 @@
     </w:p>
     <w:p>
       <w:r>
-        <w:t>Základem celé hry je metoda _</w:t>
-      </w:r>
-      <w:proofErr w:type="spellStart"/>
-      <w:r>
-        <w:t>physics_process</w:t>
-      </w:r>
-      <w:proofErr w:type="spellEnd"/>
-      <w:r>
-        <w:t xml:space="preserve">(delta). Tato metoda je v frameworku Godot již definována a navržena tak, aby byla </w:t>
-      </w:r>
-      <w:proofErr w:type="spellStart"/>
-      <w:r>
-        <w:t>enginem</w:t>
-      </w:r>
-      <w:proofErr w:type="spellEnd"/>
-      <w:r>
-        <w:t xml:space="preserve"> v pevných časových intervalech volána.</w:t>
+        <w:t>Základem celé hry je metoda _physics_process(delta). Tato metoda je v frameworku Godot již definována a navržena tak, aby byla enginem v pevných časových intervalech volána.</w:t>
       </w:r>
     </w:p>
     <w:p>
@@ -3491,31 +3167,13 @@
       <w:pPr>
         <w:pStyle w:val="Nadpis4"/>
       </w:pPr>
-      <w:proofErr w:type="spellStart"/>
       <w:r>
         <w:t>TileMap</w:t>
       </w:r>
-      <w:proofErr w:type="spellEnd"/>
-    </w:p>
-    <w:p>
-      <w:r>
-        <w:t xml:space="preserve">Pro tvorbu herního světa jsem zvolil systém </w:t>
-      </w:r>
-      <w:proofErr w:type="spellStart"/>
-      <w:r>
-        <w:t>TileMapLayer</w:t>
-      </w:r>
-      <w:proofErr w:type="spellEnd"/>
-      <w:r>
-        <w:t xml:space="preserve">. Tato metoda funguje tak, že rozdělí herní prostředí na pravidelnou mřížku, do které se již vkládají hotové jednotlivé dlaždice (bloky) z předpřipraveného souboru, tzv. </w:t>
-      </w:r>
-      <w:proofErr w:type="spellStart"/>
-      <w:r>
-        <w:t>Tilesetu</w:t>
-      </w:r>
-      <w:proofErr w:type="spellEnd"/>
-      <w:r>
-        <w:t>. Tuto metodu jsem zvolil z těchto dvou hlavních důvodů:</w:t>
+    </w:p>
+    <w:p>
+      <w:r>
+        <w:t>Pro tvorbu herního světa jsem zvolil systém TileMapLayer. Tato metoda funguje tak, že rozdělí herní prostředí na pravidelnou mřížku, do které se již vkládají hotové jednotlivé dlaždice (bloky) z předpřipraveného souboru, tzv. Tilesetu. Tuto metodu jsem zvolil z těchto dvou hlavních důvodů:</w:t>
       </w:r>
     </w:p>
     <w:p>
@@ -3537,27 +3195,9 @@
         </w:rPr>
         <w:t xml:space="preserve">Optimalizace: </w:t>
       </w:r>
-      <w:proofErr w:type="spellStart"/>
-      <w:r>
-        <w:t>Engine</w:t>
-      </w:r>
-      <w:proofErr w:type="spellEnd"/>
-      <w:r>
-        <w:t xml:space="preserve"> vykresluje mapu jako celek, což setří výkon procesoru oproti vkládání </w:t>
-      </w:r>
-      <w:proofErr w:type="spellStart"/>
-      <w:r>
-        <w:t>samosatatných</w:t>
-      </w:r>
-      <w:proofErr w:type="spellEnd"/>
-      <w:r>
-        <w:t xml:space="preserve"> </w:t>
-      </w:r>
-      <w:proofErr w:type="spellStart"/>
-      <w:r>
-        <w:t>obrazků</w:t>
-      </w:r>
-      <w:proofErr w:type="spellEnd"/>
+      <w:r>
+        <w:t>Engine vykresluje mapu jako celek, což setří výkon procesoru oproti vkládání samosatatných obrazků</w:t>
+      </w:r>
     </w:p>
     <w:p>
       <w:pPr>
@@ -3579,31 +3219,7 @@
         <w:t xml:space="preserve">Efektivita: </w:t>
       </w:r>
       <w:r>
-        <w:t xml:space="preserve">V editoru </w:t>
-      </w:r>
-      <w:proofErr w:type="spellStart"/>
-      <w:r>
-        <w:t>Tilesetu</w:t>
-      </w:r>
-      <w:proofErr w:type="spellEnd"/>
-      <w:r>
-        <w:t xml:space="preserve"> jsem každé dlaždici (např. tráva, kámen, plošina) nadefinoval vlastní </w:t>
-      </w:r>
-      <w:proofErr w:type="spellStart"/>
-      <w:r>
-        <w:t>Collison</w:t>
-      </w:r>
-      <w:proofErr w:type="spellEnd"/>
-      <w:r>
-        <w:t xml:space="preserve"> </w:t>
-      </w:r>
-      <w:proofErr w:type="spellStart"/>
-      <w:r>
-        <w:t>Shape</w:t>
-      </w:r>
-      <w:proofErr w:type="spellEnd"/>
-      <w:r>
-        <w:t>. Díky tomu jsem nemusel kolize programovat ručně pro každou část mapy</w:t>
+        <w:t>V editoru Tilesetu jsem každé dlaždici (např. tráva, kámen, plošina) nadefinoval vlastní Collison Shape. Díky tomu jsem nemusel kolize programovat ručně pro každou část mapy</w:t>
       </w:r>
     </w:p>
     <w:p>
@@ -3682,14 +3298,9 @@
         </w:r>
       </w:fldSimple>
       <w:r>
-        <w:t xml:space="preserve"> Použitý </w:t>
-      </w:r>
-      <w:proofErr w:type="spellStart"/>
-      <w:r>
-        <w:t>TileSet</w:t>
+        <w:t xml:space="preserve"> Použitý TileSet</w:t>
       </w:r>
       <w:bookmarkEnd w:id="27"/>
-      <w:proofErr w:type="spellEnd"/>
     </w:p>
     <w:p>
       <w:pPr>
@@ -3715,15 +3326,7 @@
         </w:rPr>
       </w:pPr>
       <w:r>
-        <w:t>Vizuální vrstvy (</w:t>
-      </w:r>
-      <w:proofErr w:type="spellStart"/>
-      <w:r>
-        <w:t>Parallax</w:t>
-      </w:r>
-      <w:proofErr w:type="spellEnd"/>
-      <w:r>
-        <w:t xml:space="preserve"> background)</w:t>
+        <w:t>Vizuální vrstvy (Parallax background)</w:t>
       </w:r>
     </w:p>
     <w:p>
@@ -3747,15 +3350,7 @@
         </w:rPr>
       </w:pPr>
       <w:r>
-        <w:t>Správa prostředků (</w:t>
-      </w:r>
-      <w:proofErr w:type="spellStart"/>
-      <w:r>
-        <w:t>Assets</w:t>
-      </w:r>
-      <w:proofErr w:type="spellEnd"/>
-      <w:r>
-        <w:t>)</w:t>
+        <w:t>Správa prostředků (Assets)</w:t>
       </w:r>
       <w:r>
         <w:rPr>
@@ -3788,31 +3383,7 @@
     </w:p>
     <w:p>
       <w:r>
-        <w:t xml:space="preserve">Hra </w:t>
-      </w:r>
-      <w:proofErr w:type="spellStart"/>
-      <w:r>
-        <w:t>Lone</w:t>
-      </w:r>
-      <w:proofErr w:type="spellEnd"/>
-      <w:r>
-        <w:t xml:space="preserve"> </w:t>
-      </w:r>
-      <w:proofErr w:type="spellStart"/>
-      <w:r>
-        <w:t>Survivor</w:t>
-      </w:r>
-      <w:proofErr w:type="spellEnd"/>
-      <w:r>
-        <w:t xml:space="preserve"> je vytvořená pro operační systém Windows. Hra nevyžaduje </w:t>
-      </w:r>
-      <w:proofErr w:type="spellStart"/>
-      <w:r>
-        <w:t>sloužitou</w:t>
-      </w:r>
-      <w:proofErr w:type="spellEnd"/>
-      <w:r>
-        <w:t xml:space="preserve"> instalaci. Pro spuštění hotového buildu je potřeba dodržet následující kroky:</w:t>
+        <w:t>Hra Lone Survivor je vytvořená pro operační systém Windows. Hra nevyžaduje sloužitou instalaci. Pro spuštění hotového buildu je potřeba dodržet následující kroky:</w:t>
       </w:r>
     </w:p>
     <w:p>
@@ -3824,15 +3395,7 @@
         </w:numPr>
       </w:pPr>
       <w:r>
-        <w:t xml:space="preserve">Build se nachází na oficiálním </w:t>
-      </w:r>
-      <w:proofErr w:type="spellStart"/>
-      <w:r>
-        <w:t>repozitáři</w:t>
-      </w:r>
-      <w:proofErr w:type="spellEnd"/>
-      <w:r>
-        <w:t xml:space="preserve"> projektu na GitHubu: </w:t>
+        <w:t xml:space="preserve">Build se nachází na oficiálním repozitáři projektu na GitHubu: </w:t>
       </w:r>
       <w:hyperlink r:id="rId14" w:history="1">
         <w:r>
@@ -3852,15 +3415,7 @@
         </w:numPr>
       </w:pPr>
       <w:r>
-        <w:t xml:space="preserve">Na GitHubu si otevřete složku </w:t>
-      </w:r>
-      <w:proofErr w:type="spellStart"/>
-      <w:r>
-        <w:t>build_app</w:t>
-      </w:r>
-      <w:proofErr w:type="spellEnd"/>
-      <w:r>
-        <w:t xml:space="preserve"> a stáhněte si celou složku.</w:t>
+        <w:t>Na GitHubu si otevřete složku build_app a stáhněte si celou složku.</w:t>
       </w:r>
     </w:p>
     <w:p>
@@ -3872,23 +3427,7 @@
         </w:numPr>
       </w:pPr>
       <w:r>
-        <w:t>Stažený archiv extrahujte do libovolné složky na počítači (soubor .</w:t>
-      </w:r>
-      <w:proofErr w:type="spellStart"/>
-      <w:r>
-        <w:t>exe</w:t>
-      </w:r>
-      <w:proofErr w:type="spellEnd"/>
-      <w:r>
-        <w:t xml:space="preserve"> musí zůstat ve stejné složce jako soubor .</w:t>
-      </w:r>
-      <w:proofErr w:type="spellStart"/>
-      <w:r>
-        <w:t>pck</w:t>
-      </w:r>
-      <w:proofErr w:type="spellEnd"/>
-      <w:r>
-        <w:t>, který obsahuje veškerá herní data.)</w:t>
+        <w:t>Stažený archiv extrahujte do libovolné složky na počítači (soubor .exe musí zůstat ve stejné složce jako soubor .pck, který obsahuje veškerá herní data.)</w:t>
       </w:r>
     </w:p>
     <w:p>
@@ -3900,15 +3439,7 @@
         </w:numPr>
       </w:pPr>
       <w:r>
-        <w:t xml:space="preserve">Hru spusťte otevřením souboru </w:t>
-      </w:r>
-      <w:proofErr w:type="spellStart"/>
-      <w:r>
-        <w:t>Lone</w:t>
-      </w:r>
-      <w:proofErr w:type="spellEnd"/>
-      <w:r>
-        <w:t xml:space="preserve"> Survivor.exe</w:t>
+        <w:t>Hru spusťte otevřením souboru Lone Survivor.exe</w:t>
       </w:r>
     </w:p>
     <w:p>
@@ -4009,56 +3540,12 @@
         <w:t xml:space="preserve">Odkaz: </w:t>
       </w:r>
       <w:hyperlink r:id="rId15" w:history="1">
-        <w:proofErr w:type="spellStart"/>
         <w:r>
           <w:rPr>
             <w:rStyle w:val="Hypertextovodkaz"/>
           </w:rPr>
-          <w:t>Githubový</w:t>
+          <w:t>Githubový repozitář - Vacula - Lone Survivor</w:t>
         </w:r>
-        <w:proofErr w:type="spellEnd"/>
-        <w:r>
-          <w:rPr>
-            <w:rStyle w:val="Hypertextovodkaz"/>
-          </w:rPr>
-          <w:t xml:space="preserve"> </w:t>
-        </w:r>
-        <w:proofErr w:type="spellStart"/>
-        <w:r>
-          <w:rPr>
-            <w:rStyle w:val="Hypertextovodkaz"/>
-          </w:rPr>
-          <w:t>repozitář</w:t>
-        </w:r>
-        <w:proofErr w:type="spellEnd"/>
-        <w:r>
-          <w:rPr>
-            <w:rStyle w:val="Hypertextovodkaz"/>
-          </w:rPr>
-          <w:t xml:space="preserve"> - Vacula - </w:t>
-        </w:r>
-        <w:proofErr w:type="spellStart"/>
-        <w:r>
-          <w:rPr>
-            <w:rStyle w:val="Hypertextovodkaz"/>
-          </w:rPr>
-          <w:t>Lone</w:t>
-        </w:r>
-        <w:proofErr w:type="spellEnd"/>
-        <w:r>
-          <w:rPr>
-            <w:rStyle w:val="Hypertextovodkaz"/>
-          </w:rPr>
-          <w:t xml:space="preserve"> </w:t>
-        </w:r>
-        <w:proofErr w:type="spellStart"/>
-        <w:r>
-          <w:rPr>
-            <w:rStyle w:val="Hypertextovodkaz"/>
-          </w:rPr>
-          <w:t>Survivor</w:t>
-        </w:r>
-        <w:proofErr w:type="spellEnd"/>
       </w:hyperlink>
     </w:p>
     <w:p>
@@ -4076,47 +3563,7 @@
     </w:p>
     <w:p>
       <w:r>
-        <w:t>Výsledkem této maturitní práce je plně funkční a spustitelná 2D akční videohra s názvem „</w:t>
-      </w:r>
-      <w:proofErr w:type="spellStart"/>
-      <w:r>
-        <w:t>Lone</w:t>
-      </w:r>
-      <w:proofErr w:type="spellEnd"/>
-      <w:r>
-        <w:t xml:space="preserve"> </w:t>
-      </w:r>
-      <w:proofErr w:type="spellStart"/>
-      <w:r>
-        <w:t>Survivor</w:t>
-      </w:r>
-      <w:proofErr w:type="spellEnd"/>
-      <w:r>
-        <w:t xml:space="preserve">“, vytvořená v moderním herním </w:t>
-      </w:r>
-      <w:proofErr w:type="spellStart"/>
-      <w:r>
-        <w:t>engine</w:t>
-      </w:r>
-      <w:proofErr w:type="spellEnd"/>
-      <w:r>
-        <w:t xml:space="preserve"> Godot 4.4. Jedná se o titul žánru „</w:t>
-      </w:r>
-      <w:proofErr w:type="spellStart"/>
-      <w:r>
-        <w:t>platformer</w:t>
-      </w:r>
-      <w:proofErr w:type="spellEnd"/>
-      <w:r>
-        <w:t xml:space="preserve">“, který kombinuje mechaniky pohybu v terénu s akčním soubojovým systémem. Hra obsahuje kompletní herní smyčku, animace postav vytvořené v softwaru </w:t>
-      </w:r>
-      <w:proofErr w:type="spellStart"/>
-      <w:r>
-        <w:t>Pixelorama</w:t>
-      </w:r>
-      <w:proofErr w:type="spellEnd"/>
-      <w:r>
-        <w:t xml:space="preserve"> a Photoshop a inteligentní protivníky. Po technické stránce produkt využívá objektově orientovanou architekturu, implementuje dynamickou detekci kolizí a umělou inteligenci nepřátel, která reaguje na přítomnost hráče v reálném čase</w:t>
+        <w:t>Výsledkem této maturitní práce je plně funkční a spustitelná 2D akční videohra s názvem „Lone Survivor“, vytvořená v moderním herním engine Godot 4.4. Jedná se o titul žánru „platformer“, který kombinuje mechaniky pohybu v terénu s akčním soubojovým systémem. Hra obsahuje kompletní herní smyčku, animace postav vytvořené v softwaru Pixelorama a Photoshop a inteligentní protivníky. Po technické stránce produkt využívá objektově orientovanou architekturu, implementuje dynamickou detekci kolizí a umělou inteligenci nepřátel, která reaguje na přítomnost hráče v reálném čase</w:t>
       </w:r>
       <w:r>
         <w:t>.</w:t>
@@ -4129,28 +3576,12 @@
     </w:p>
     <w:p>
       <w:r>
-        <w:t xml:space="preserve">Během práce na projektu jsem učinil několik důležitých technických rozhodnutí. Jedno z klíčových rozhodnutí, byla volba správné třídy pro fyziku postav, k čemuž jsem využil metodu CharacterBody2D, která s vestavěnou metodou </w:t>
-      </w:r>
-      <w:proofErr w:type="spellStart"/>
-      <w:r>
-        <w:t>move_and_slide</w:t>
-      </w:r>
-      <w:proofErr w:type="spellEnd"/>
-      <w:r>
-        <w:t>() zajistila stabilitu kolizí a plynulý pohyb po šikmých plochách. Toto rozhodnutí odstranilo problémy s propadáváním texturami a zasekávaní mezi objekty.</w:t>
-      </w:r>
-    </w:p>
-    <w:p>
-      <w:r>
-        <w:t>Produkt splnil všechna původní očekávání. Hra obsahuje jak všechny plánované prvky, jako je boj a interakce s </w:t>
-      </w:r>
-      <w:proofErr w:type="spellStart"/>
-      <w:r>
-        <w:t>TileMapou</w:t>
-      </w:r>
-      <w:proofErr w:type="spellEnd"/>
-      <w:r>
-        <w:t>, ale podařilo se mi i vytvořit funkční a plynulé animace, což nebylo v zadání plánováno.</w:t>
+        <w:t>Během práce na projektu jsem učinil několik důležitých technických rozhodnutí. Jedno z klíčových rozhodnutí, byla volba správné třídy pro fyziku postav, k čemuž jsem využil metodu CharacterBody2D, která s vestavěnou metodou move_and_slide() zajistila stabilitu kolizí a plynulý pohyb po šikmých plochách. Toto rozhodnutí odstranilo problémy s propadáváním texturami a zasekávaní mezi objekty.</w:t>
+      </w:r>
+    </w:p>
+    <w:p>
+      <w:r>
+        <w:t>Produkt splnil všechna původní očekávání. Hra obsahuje jak všechny plánované prvky, jako je boj a interakce s TileMapou, ale podařilo se mi i vytvořit funkční a plynulé animace, což nebylo v zadání plánováno.</w:t>
       </w:r>
     </w:p>
     <w:p>
@@ -4182,53 +3613,12 @@
       <w:r>
         <w:t>. </w:t>
       </w:r>
-      <w:proofErr w:type="spellStart"/>
       <w:r>
         <w:rPr>
           <w:i/>
           <w:iCs/>
         </w:rPr>
-        <w:t>How</w:t>
-      </w:r>
-      <w:proofErr w:type="spellEnd"/>
-      <w:r>
-        <w:rPr>
-          <w:i/>
-          <w:iCs/>
-        </w:rPr>
-        <w:t xml:space="preserve"> to Use </w:t>
-      </w:r>
-      <w:proofErr w:type="spellStart"/>
-      <w:r>
-        <w:rPr>
-          <w:i/>
-          <w:iCs/>
-        </w:rPr>
-        <w:t>the</w:t>
-      </w:r>
-      <w:proofErr w:type="spellEnd"/>
-      <w:r>
-        <w:rPr>
-          <w:i/>
-          <w:iCs/>
-        </w:rPr>
-        <w:t xml:space="preserve"> New </w:t>
-      </w:r>
-      <w:proofErr w:type="spellStart"/>
-      <w:r>
-        <w:rPr>
-          <w:i/>
-          <w:iCs/>
-        </w:rPr>
-        <w:t>TileMap</w:t>
-      </w:r>
-      <w:proofErr w:type="spellEnd"/>
-      <w:r>
-        <w:rPr>
-          <w:i/>
-          <w:iCs/>
-        </w:rPr>
-        <w:t xml:space="preserve"> in Godot 4</w:t>
+        <w:t>How to Use the New TileMap in Godot 4</w:t>
       </w:r>
       <w:r>
         <w:t>. Online. 2022. Dostupné z: </w:t>
@@ -4257,17 +3647,8 @@
           <w:i/>
           <w:iCs/>
         </w:rPr>
-        <w:t xml:space="preserve">Godot </w:t>
-      </w:r>
-      <w:proofErr w:type="spellStart"/>
-      <w:r>
-        <w:rPr>
-          <w:i/>
-          <w:iCs/>
-        </w:rPr>
-        <w:t>Docs</w:t>
-      </w:r>
-      <w:proofErr w:type="spellEnd"/>
+        <w:t>Godot Docs</w:t>
+      </w:r>
       <w:r>
         <w:t>. Online. © Copyright 2014-present. Dostupné z: </w:t>
       </w:r>
@@ -4290,31 +3671,13 @@
       <w:r>
         <w:t>LINIETSKY, Juan; MANZUR, Ariel a GODOT COMMUNITY. </w:t>
       </w:r>
-      <w:proofErr w:type="spellStart"/>
       <w:r>
         <w:rPr>
           <w:i/>
           <w:iCs/>
         </w:rPr>
-        <w:t>Documentation</w:t>
-      </w:r>
-      <w:proofErr w:type="spellEnd"/>
-      <w:r>
-        <w:rPr>
-          <w:i/>
-          <w:iCs/>
-        </w:rPr>
-        <w:t xml:space="preserve"> 2D </w:t>
-      </w:r>
-      <w:proofErr w:type="spellStart"/>
-      <w:r>
-        <w:rPr>
-          <w:i/>
-          <w:iCs/>
-        </w:rPr>
-        <w:t>tutorials</w:t>
-      </w:r>
-      <w:proofErr w:type="spellEnd"/>
+        <w:t>Documentation 2D tutorials</w:t>
+      </w:r>
       <w:r>
         <w:t>. Online. 2014. Dostupné z: </w:t>
       </w:r>
@@ -4337,47 +3700,13 @@
       <w:r>
         <w:t>SAULTOONS. </w:t>
       </w:r>
-      <w:proofErr w:type="spellStart"/>
       <w:r>
         <w:rPr>
           <w:i/>
           <w:iCs/>
         </w:rPr>
-        <w:t>The</w:t>
-      </w:r>
-      <w:proofErr w:type="spellEnd"/>
-      <w:r>
-        <w:rPr>
-          <w:i/>
-          <w:iCs/>
-        </w:rPr>
-        <w:t xml:space="preserve"> </w:t>
-      </w:r>
-      <w:proofErr w:type="spellStart"/>
-      <w:r>
-        <w:rPr>
-          <w:i/>
-          <w:iCs/>
-        </w:rPr>
-        <w:t>Ultimate</w:t>
-      </w:r>
-      <w:proofErr w:type="spellEnd"/>
-      <w:r>
-        <w:rPr>
-          <w:i/>
-          <w:iCs/>
-        </w:rPr>
-        <w:t xml:space="preserve"> Pixel Art </w:t>
-      </w:r>
-      <w:proofErr w:type="spellStart"/>
-      <w:r>
-        <w:rPr>
-          <w:i/>
-          <w:iCs/>
-        </w:rPr>
-        <w:t>Tutorial</w:t>
-      </w:r>
-      <w:proofErr w:type="spellEnd"/>
+        <w:t>The Ultimate Pixel Art Tutorial</w:t>
+      </w:r>
       <w:r>
         <w:t>. Online. 2021. Dostupné z: </w:t>
       </w:r>
@@ -6549,6 +5878,7 @@
   <w:style w:type="character" w:default="1" w:styleId="Standardnpsmoodstavce">
     <w:name w:val="Default Paragraph Font"/>
     <w:uiPriority w:val="1"/>
+    <w:semiHidden/>
     <w:unhideWhenUsed/>
   </w:style>
   <w:style w:type="table" w:default="1" w:styleId="Normlntabulka">

--- a/Dokumentace_Maturitniho_projektu_Vacula.docx
+++ b/Dokumentace_Maturitniho_projektu_Vacula.docx
@@ -86,8 +86,13 @@
       <w:pPr>
         <w:pStyle w:val="nazevprojektu"/>
       </w:pPr>
-      <w:r>
-        <w:t xml:space="preserve">lone survivor - 2D akční hra </w:t>
+      <w:proofErr w:type="gramStart"/>
+      <w:r>
+        <w:t>2D</w:t>
+      </w:r>
+      <w:proofErr w:type="gramEnd"/>
+      <w:r>
+        <w:t xml:space="preserve"> akční hra </w:t>
       </w:r>
     </w:p>
     <w:p>
@@ -126,10 +131,11 @@
       <w:r>
         <w:rPr>
           <w:b/>
+          <w:noProof/>
           <w:szCs w:val="24"/>
         </w:rPr>
         <w:lastRenderedPageBreak/>
-        <w:t>Vložte naskenovanou kopii zadání</w:t>
+        <w:t xml:space="preserve"> </w:t>
       </w:r>
       <w:r>
         <w:rPr>
@@ -393,7 +399,21 @@
         <w:rPr>
           <w:rStyle w:val="doplnittext"/>
         </w:rPr>
-        <w:t>Moje maturitní práce je 2D akční hra Lone Survivor, která je vytvořena v herním enginu Godot 4.4. Hra sleduje příběh vojáka, jenž po pádu vrtulníku musí přežít v nepřátelském území plném pastí a ozbrojených protivníků. Cílem projektu je ukázat propojení herního designu, programování a animace v jednotném funkčním celku a vytvořit hratelný prototyp, který demonstruje tvorbu herní logiky, pohybu, boje a interakce s prostředím v moderním vývojovém nástroji.</w:t>
+        <w:t xml:space="preserve">Moje maturitní práce je </w:t>
+      </w:r>
+      <w:proofErr w:type="gramStart"/>
+      <w:r>
+        <w:rPr>
+          <w:rStyle w:val="doplnittext"/>
+        </w:rPr>
+        <w:t>2D</w:t>
+      </w:r>
+      <w:proofErr w:type="gramEnd"/>
+      <w:r>
+        <w:rPr>
+          <w:rStyle w:val="doplnittext"/>
+        </w:rPr>
+        <w:t xml:space="preserve"> akční hra Lone Survivor, která je vytvořena v herním enginu Godot 4.4. Hra sleduje příběh vojáka, jenž po pádu vrtulníku musí přežít v nepřátelském území plném pastí a ozbrojených protivníků. Cílem projektu je ukázat propojení herního designu, programování a animace v jednotném funkčním celku a vytvořit hratelný prototyp, který demonstruje tvorbu herní logiky, pohybu, boje a interakce s prostředím v moderním vývojovém nástroji.</w:t>
       </w:r>
     </w:p>
     <w:p>
@@ -2691,7 +2711,23 @@
       <w:bookmarkStart w:id="9" w:name="_Toc37577534"/>
       <w:bookmarkStart w:id="10" w:name="_Toc37577731"/>
       <w:r>
-        <w:t>Herní průmysl se v posledních letech rychle rozvíjí a díky moderním nástrojům dnes může vlastní hru vytvořit i jeden člověk. Jedním z těchto nástrojů je herní engine Godot 4.4, který umožňuje poměrně jednoduše vytvářet 2D i 3D hry. Tato maturitní práce se zaměřuje na návrh a vytvoření 2D akční videohry s názvem „Lone Survivor“.</w:t>
+        <w:t xml:space="preserve">Herní průmysl se v posledních letech rychle rozvíjí a díky moderním nástrojům dnes může vlastní hru vytvořit i jeden člověk. Jedním z těchto nástrojů je herní engine Godot 4.4, který umožňuje poměrně jednoduše vytvářet </w:t>
+      </w:r>
+      <w:proofErr w:type="gramStart"/>
+      <w:r>
+        <w:t>2D</w:t>
+      </w:r>
+      <w:proofErr w:type="gramEnd"/>
+      <w:r>
+        <w:t xml:space="preserve"> i 3D hry. Tato maturitní práce se zaměřuje na návrh a vytvoření </w:t>
+      </w:r>
+      <w:proofErr w:type="gramStart"/>
+      <w:r>
+        <w:t>2D</w:t>
+      </w:r>
+      <w:proofErr w:type="gramEnd"/>
+      <w:r>
+        <w:t xml:space="preserve"> akční videohry s názvem „Lone Survivor“.</w:t>
       </w:r>
     </w:p>
     <w:p>
@@ -2728,11 +2764,6 @@
     <w:p>
       <w:r>
         <w:t>Práce na tomto projektu mi umožnila lépe pochopit, jak funguje vývoj her. Naučil jsem se pracovat s herním enginem, programovat herní logiku a vytvářet vlastní grafiku. Tyto zkušenosti mohou být užitečné pro další studium nebo práci v oblasti informačních technologií.</w:t>
-      </w:r>
-    </w:p>
-    <w:p>
-      <w:r>
-        <w:t xml:space="preserve">Tato maturitní práce slouží jako ukázka schopnosti samostatně navrhnout a vytvořit jednoduchou 2D akční hru. </w:t>
       </w:r>
     </w:p>
     <w:p>
@@ -2772,7 +2803,15 @@
     </w:p>
     <w:p>
       <w:r>
-        <w:t xml:space="preserve">Projekt se zaměřuje na vývoj vlastní 2D akční plošinové hry. Projekt spadá do oblasti vývoje počítačových her. Cílem je navrhnout a vytvořit funkční hru s propracovanými herními mechanikami, plynulým ovládáním a vyváženou obtížností pro všechny hráče. </w:t>
+        <w:t xml:space="preserve">Projekt se zaměřuje na vývoj vlastní </w:t>
+      </w:r>
+      <w:proofErr w:type="gramStart"/>
+      <w:r>
+        <w:t>2D</w:t>
+      </w:r>
+      <w:proofErr w:type="gramEnd"/>
+      <w:r>
+        <w:t xml:space="preserve"> akční plošinové hry. Projekt spadá do oblasti vývoje počítačových her. Cílem je navrhnout a vytvořit funkční hru s propracovanými herními mechanikami, plynulým ovládáním a vyváženou obtížností pro všechny hráče. </w:t>
       </w:r>
     </w:p>
     <w:p>
@@ -2796,9 +2835,14 @@
       </w:pPr>
       <w:bookmarkStart w:id="14" w:name="_Toc223976688"/>
       <w:r>
-        <w:t>Herní Engine - GODOT</w:t>
+        <w:t xml:space="preserve">Herní </w:t>
+      </w:r>
+      <w:proofErr w:type="gramStart"/>
+      <w:r>
+        <w:t>Engine - GODOT</w:t>
       </w:r>
       <w:bookmarkEnd w:id="14"/>
+      <w:proofErr w:type="gramEnd"/>
     </w:p>
     <w:p>
       <w:r>
@@ -2826,7 +2870,15 @@
         <w:t>dodává</w:t>
       </w:r>
       <w:r>
-        <w:t xml:space="preserve"> jistotu, že  v budoucnu </w:t>
+        <w:t xml:space="preserve"> jistotu, </w:t>
+      </w:r>
+      <w:proofErr w:type="gramStart"/>
+      <w:r>
+        <w:t>že  v</w:t>
+      </w:r>
+      <w:proofErr w:type="gramEnd"/>
+      <w:r>
+        <w:t xml:space="preserve"> budoucnu </w:t>
       </w:r>
       <w:r>
         <w:t>nepříjdou</w:t>
@@ -2841,7 +2893,15 @@
       </w:pPr>
       <w:bookmarkStart w:id="15" w:name="_Toc223976689"/>
       <w:r>
-        <w:t>Grafika hry - Pixelorama/Photoshop</w:t>
+        <w:t xml:space="preserve">Grafika </w:t>
+      </w:r>
+      <w:proofErr w:type="gramStart"/>
+      <w:r>
+        <w:t>hry - Pixelorama</w:t>
+      </w:r>
+      <w:proofErr w:type="gramEnd"/>
+      <w:r>
+        <w:t>/Photoshop</w:t>
       </w:r>
       <w:bookmarkEnd w:id="15"/>
     </w:p>
@@ -2906,7 +2966,15 @@
     </w:p>
     <w:p>
       <w:r>
-        <w:t>Jedná se o 2D akční plošinovou hru, ve které hráč ovládá prokletého kovboje proměněného v kaktus. Hra kombinuje boj zblízka, sbírání zbraní a plošinové prvky. Ve hře se nachází více úrovní.</w:t>
+        <w:t xml:space="preserve">Jedná se o </w:t>
+      </w:r>
+      <w:proofErr w:type="gramStart"/>
+      <w:r>
+        <w:t>2D</w:t>
+      </w:r>
+      <w:proofErr w:type="gramEnd"/>
+      <w:r>
+        <w:t xml:space="preserve"> akční plošinovou hru, ve které hráč ovládá prokletého kovboje proměněného v kaktus. Hra kombinuje boj zblízka, sbírání zbraní a plošinové prvky. Ve hře se nachází více úrovní.</w:t>
       </w:r>
     </w:p>
     <w:p>
@@ -2924,7 +2992,15 @@
     </w:p>
     <w:p>
       <w:r>
-        <w:t>Jedná se o 2D akční plošinovou hru, ve které hráč ovládá rytíře vyzbrojeného lopatou. Hra kombinuje boj zblízka, překonávání plošinových překážek a souboje s unikátními bossy. Hráč během hry sbírá herní měnu, za kterou si může odemykat vylepšení vybavení a schopností. Ve hře se nachází více samostatných úrovní.</w:t>
+        <w:t xml:space="preserve">Jedná se o </w:t>
+      </w:r>
+      <w:proofErr w:type="gramStart"/>
+      <w:r>
+        <w:t>2D</w:t>
+      </w:r>
+      <w:proofErr w:type="gramEnd"/>
+      <w:r>
+        <w:t xml:space="preserve"> akční plošinovou hru, ve které hráč ovládá rytíře vyzbrojeného lopatou. Hra kombinuje boj zblízka, překonávání plošinových překážek a souboje s unikátními bossy. Hráč během hry sbírá herní měnu, za kterou si může odemykat vylepšení vybavení a schopností. Ve hře se nachází více samostatných úrovní.</w:t>
       </w:r>
     </w:p>
     <w:p>
@@ -2949,7 +3025,15 @@
     </w:p>
     <w:p>
       <w:r>
-        <w:t>Analyzované hry jsou postavené na podobném principu. Jedná se o 2D plošinovky s bojem proti nepřátelům a postupem úrovněmi. Důraz těchto her je kladen na plynulé ovládání, postupné zvyšování obtížnosti.</w:t>
+        <w:t xml:space="preserve">Analyzované hry jsou postavené na podobném principu. Jedná se o </w:t>
+      </w:r>
+      <w:proofErr w:type="gramStart"/>
+      <w:r>
+        <w:t>2D</w:t>
+      </w:r>
+      <w:proofErr w:type="gramEnd"/>
+      <w:r>
+        <w:t xml:space="preserve"> plošinovky s bojem proti nepřátelům a postupem úrovněmi. Důraz těchto her je kladen na plynulé ovládání, postupné zvyšování obtížnosti.</w:t>
       </w:r>
     </w:p>
     <w:p>
@@ -2985,7 +3069,15 @@
     </w:p>
     <w:p>
       <w:r>
-        <w:t xml:space="preserve">Hlavním cílem u pohybu postavy bylo dosáhnout responzivního pohybu postavy, který je pro 2d plošinovky důležitý. Cílem bylo dosáhnout toho, aby se postava ovládala příjemně a hráč měl pocit, že má nad postavou plnou kontrolu. </w:t>
+        <w:t xml:space="preserve">Hlavním cílem u pohybu postavy bylo dosáhnout responzivního pohybu postavy, který je pro </w:t>
+      </w:r>
+      <w:proofErr w:type="gramStart"/>
+      <w:r>
+        <w:t>2d</w:t>
+      </w:r>
+      <w:proofErr w:type="gramEnd"/>
+      <w:r>
+        <w:t xml:space="preserve"> plošinovky důležitý. Cílem bylo dosáhnout toho, aby se postava ovládala příjemně a hráč měl pocit, že má nad postavou plnou kontrolu. </w:t>
       </w:r>
       <w:r>
         <w:t xml:space="preserve">Pro realizaci jsem využil přednastavené fyzikální metody, které </w:t>
@@ -2997,7 +3089,23 @@
     </w:p>
     <w:p>
       <w:r>
-        <w:t>V rámci této metody jsem využil vestavěnou metodu move_and_slide(). Tato metoda je součástí třídy CharacterBody2D a zajišťuje interakci s okolím (např. detekce podlahy). Po využití těchto dvou metod jsem si vytvořil proměnné pro rychlost chůze (SPEED) a délku výskoku, čímž jsem vytvořil základní dynamiku pohybu postavy. Pro úvodní nastavení parametrů po spuštění hry jsem využil metodu _ready(), která zajišťuje inicializaci postavy a jejího okolí.</w:t>
+        <w:t>V rámci této metody jsem využil vestavěnou metodu move_and_</w:t>
+      </w:r>
+      <w:proofErr w:type="gramStart"/>
+      <w:r>
+        <w:t>slide(</w:t>
+      </w:r>
+      <w:proofErr w:type="gramEnd"/>
+      <w:r>
+        <w:t>). Tato metoda je součástí třídy CharacterBody2D a zajišťuje interakci s okolím (např. detekce podlahy). Po využití těchto dvou metod jsem si vytvořil proměnné pro rychlost chůze (SPEED) a délku výskoku, čímž jsem vytvořil základní dynamiku pohybu postavy. Pro úvodní nastavení parametrů po spuštění hry jsem využil metodu _</w:t>
+      </w:r>
+      <w:proofErr w:type="gramStart"/>
+      <w:r>
+        <w:t>ready(</w:t>
+      </w:r>
+      <w:proofErr w:type="gramEnd"/>
+      <w:r>
+        <w:t>), která zajišťuje inicializaci postavy a jejího okolí.</w:t>
       </w:r>
     </w:p>
     <w:p>
@@ -3075,7 +3183,15 @@
         <w:t xml:space="preserve">: </w:t>
       </w:r>
       <w:r>
-        <w:t>Pro hlavní postavu i nepřátele jsem zvolil třídu CharacterBody2D. Jedná se o předpřipravený herní objekt, který má v enginu již předprogramované vlastnosti pro pohyb ve 2D prostoru. Klíčová je metoda move_and_slide() – Tato metoda řeší detekci kolizí, klouzání podél stěn a pohyb po nakloněných rovinách</w:t>
+        <w:t>Pro hlavní postavu i nepřátele jsem zvolil třídu CharacterBody2D. Jedná se o předpřipravený herní objekt, který má v enginu již předprogramované vlastnosti pro pohyb ve 2D prostoru. Klíčová je metoda move_and_</w:t>
+      </w:r>
+      <w:proofErr w:type="gramStart"/>
+      <w:r>
+        <w:t>slide(</w:t>
+      </w:r>
+      <w:proofErr w:type="gramEnd"/>
+      <w:r>
+        <w:t>) – Tato metoda řeší detekci kolizí, klouzání podél stěn a pohyb po nakloněných rovinách</w:t>
       </w:r>
     </w:p>
     <w:p>
@@ -3125,7 +3241,15 @@
         <w:t xml:space="preserve">Tato třída slouží k správě 2D animací v Godotu. Godot v tomto uzlu nabízí rozhrání pro import obrázků a jejich řazení do sekvencí animace. </w:t>
       </w:r>
       <w:r>
-        <w:t>Ve skriptu pouze přepínám mezi těmito stavy pomocí metody .play().</w:t>
+        <w:t xml:space="preserve">Ve skriptu pouze přepínám mezi těmito stavy pomocí </w:t>
+      </w:r>
+      <w:proofErr w:type="gramStart"/>
+      <w:r>
+        <w:t>metody .play</w:t>
+      </w:r>
+      <w:proofErr w:type="gramEnd"/>
+      <w:r>
+        <w:t>().</w:t>
       </w:r>
     </w:p>
     <w:p>
@@ -3140,7 +3264,15 @@
     </w:p>
     <w:p>
       <w:r>
-        <w:t>Základem celé hry je metoda _physics_process(delta). Tato metoda je v frameworku Godot již definována a navržena tak, aby byla enginem v pevných časových intervalech volána.</w:t>
+        <w:t xml:space="preserve">Základem celé hry je metoda _physics_process(delta). Tato metoda je </w:t>
+      </w:r>
+      <w:proofErr w:type="gramStart"/>
+      <w:r>
+        <w:t>v</w:t>
+      </w:r>
+      <w:proofErr w:type="gramEnd"/>
+      <w:r>
+        <w:t> frameworku Godot již definována a navržena tak, aby byla enginem v pevných časových intervalech volána.</w:t>
       </w:r>
     </w:p>
     <w:p>
@@ -3427,7 +3559,15 @@
         </w:numPr>
       </w:pPr>
       <w:r>
-        <w:t>Stažený archiv extrahujte do libovolné složky na počítači (soubor .exe musí zůstat ve stejné složce jako soubor .pck, který obsahuje veškerá herní data.)</w:t>
+        <w:t xml:space="preserve">Stažený archiv extrahujte do libovolné složky na počítači (soubor .exe musí zůstat ve stejné složce jako </w:t>
+      </w:r>
+      <w:proofErr w:type="gramStart"/>
+      <w:r>
+        <w:t>soubor .pck</w:t>
+      </w:r>
+      <w:proofErr w:type="gramEnd"/>
+      <w:r>
+        <w:t>, který obsahuje veškerá herní data.)</w:t>
       </w:r>
     </w:p>
     <w:p>
@@ -3544,7 +3684,21 @@
           <w:rPr>
             <w:rStyle w:val="Hypertextovodkaz"/>
           </w:rPr>
-          <w:t>Githubový repozitář - Vacula - Lone Survivor</w:t>
+          <w:t xml:space="preserve">Githubový </w:t>
+        </w:r>
+        <w:proofErr w:type="gramStart"/>
+        <w:r>
+          <w:rPr>
+            <w:rStyle w:val="Hypertextovodkaz"/>
+          </w:rPr>
+          <w:t>repozitář - Vacula</w:t>
+        </w:r>
+        <w:proofErr w:type="gramEnd"/>
+        <w:r>
+          <w:rPr>
+            <w:rStyle w:val="Hypertextovodkaz"/>
+          </w:rPr>
+          <w:t xml:space="preserve"> - Lone Survivor</w:t>
         </w:r>
       </w:hyperlink>
     </w:p>
@@ -3563,7 +3717,15 @@
     </w:p>
     <w:p>
       <w:r>
-        <w:t>Výsledkem této maturitní práce je plně funkční a spustitelná 2D akční videohra s názvem „Lone Survivor“, vytvořená v moderním herním engine Godot 4.4. Jedná se o titul žánru „platformer“, který kombinuje mechaniky pohybu v terénu s akčním soubojovým systémem. Hra obsahuje kompletní herní smyčku, animace postav vytvořené v softwaru Pixelorama a Photoshop a inteligentní protivníky. Po technické stránce produkt využívá objektově orientovanou architekturu, implementuje dynamickou detekci kolizí a umělou inteligenci nepřátel, která reaguje na přítomnost hráče v reálném čase</w:t>
+        <w:t xml:space="preserve">Výsledkem této maturitní práce je plně funkční a spustitelná </w:t>
+      </w:r>
+      <w:proofErr w:type="gramStart"/>
+      <w:r>
+        <w:t>2D</w:t>
+      </w:r>
+      <w:proofErr w:type="gramEnd"/>
+      <w:r>
+        <w:t xml:space="preserve"> akční videohra s názvem „Lone Survivor“, vytvořená v moderním herním engine Godot 4.4. Jedná se o titul žánru „platformer“, který kombinuje mechaniky pohybu v terénu s akčním soubojovým systémem. Hra obsahuje kompletní herní smyčku, animace postav vytvořené v softwaru Pixelorama a Photoshop a inteligentní protivníky. Po technické stránce produkt využívá objektově orientovanou architekturu, implementuje dynamickou detekci kolizí a umělou inteligenci nepřátel, která reaguje na přítomnost hráče v reálném čase</w:t>
       </w:r>
       <w:r>
         <w:t>.</w:t>
@@ -3576,7 +3738,15 @@
     </w:p>
     <w:p>
       <w:r>
-        <w:t>Během práce na projektu jsem učinil několik důležitých technických rozhodnutí. Jedno z klíčových rozhodnutí, byla volba správné třídy pro fyziku postav, k čemuž jsem využil metodu CharacterBody2D, která s vestavěnou metodou move_and_slide() zajistila stabilitu kolizí a plynulý pohyb po šikmých plochách. Toto rozhodnutí odstranilo problémy s propadáváním texturami a zasekávaní mezi objekty.</w:t>
+        <w:t>Během práce na projektu jsem učinil několik důležitých technických rozhodnutí. Jedno z klíčových rozhodnutí, byla volba správné třídy pro fyziku postav, k čemuž jsem využil metodu CharacterBody2D, která s vestavěnou metodou move_and_</w:t>
+      </w:r>
+      <w:proofErr w:type="gramStart"/>
+      <w:r>
+        <w:t>slide(</w:t>
+      </w:r>
+      <w:proofErr w:type="gramEnd"/>
+      <w:r>
+        <w:t>) zajistila stabilitu kolizí a plynulý pohyb po šikmých plochách. Toto rozhodnutí odstranilo problémy s propadáváním texturami a zasekávaní mezi objekty.</w:t>
       </w:r>
     </w:p>
     <w:p>
@@ -3650,7 +3820,15 @@
         <w:t>Godot Docs</w:t>
       </w:r>
       <w:r>
-        <w:t>. Online. © Copyright 2014-present. Dostupné z: </w:t>
+        <w:t xml:space="preserve">. Online. © Copyright </w:t>
+      </w:r>
+      <w:proofErr w:type="gramStart"/>
+      <w:r>
+        <w:t>2014-present</w:t>
+      </w:r>
+      <w:proofErr w:type="gramEnd"/>
+      <w:r>
+        <w:t>. Dostupné z: </w:t>
       </w:r>
       <w:hyperlink r:id="rId17" w:history="1">
         <w:r>
@@ -3676,7 +3854,23 @@
           <w:i/>
           <w:iCs/>
         </w:rPr>
-        <w:t>Documentation 2D tutorials</w:t>
+        <w:t xml:space="preserve">Documentation </w:t>
+      </w:r>
+      <w:proofErr w:type="gramStart"/>
+      <w:r>
+        <w:rPr>
+          <w:i/>
+          <w:iCs/>
+        </w:rPr>
+        <w:t>2D</w:t>
+      </w:r>
+      <w:proofErr w:type="gramEnd"/>
+      <w:r>
+        <w:rPr>
+          <w:i/>
+          <w:iCs/>
+        </w:rPr>
+        <w:t xml:space="preserve"> tutorials</w:t>
       </w:r>
       <w:r>
         <w:t>. Online. 2014. Dostupné z: </w:t>

--- a/Dokumentace_Maturitniho_projektu_Vacula.docx
+++ b/Dokumentace_Maturitniho_projektu_Vacula.docx
@@ -344,13 +344,7 @@
         <w:rPr>
           <w:rStyle w:val="doplnittext"/>
         </w:rPr>
-        <w:t>doplnit</w:t>
-      </w:r>
-      <w:r>
-        <w:rPr>
-          <w:rStyle w:val="doplnittext"/>
-        </w:rPr>
-        <w:t xml:space="preserve"> datum</w:t>
+        <w:t>30. 1. 2026</w:t>
       </w:r>
     </w:p>
     <w:p>
@@ -413,7 +407,49 @@
         <w:rPr>
           <w:rStyle w:val="doplnittext"/>
         </w:rPr>
-        <w:t xml:space="preserve"> akční hra Lone Survivor, která je vytvořena v herním enginu Godot 4.4. Hra sleduje příběh vojáka, jenž po pádu vrtulníku musí přežít v nepřátelském území plném pastí a ozbrojených protivníků. Cílem projektu je ukázat propojení herního designu, programování a animace v jednotném funkčním celku a vytvořit hratelný prototyp, který demonstruje tvorbu herní logiky, pohybu, boje a interakce s prostředím v moderním vývojovém nástroji.</w:t>
+        <w:t xml:space="preserve"> akční hra </w:t>
+      </w:r>
+      <w:proofErr w:type="spellStart"/>
+      <w:r>
+        <w:rPr>
+          <w:rStyle w:val="doplnittext"/>
+        </w:rPr>
+        <w:t>Lone</w:t>
+      </w:r>
+      <w:proofErr w:type="spellEnd"/>
+      <w:r>
+        <w:rPr>
+          <w:rStyle w:val="doplnittext"/>
+        </w:rPr>
+        <w:t xml:space="preserve"> </w:t>
+      </w:r>
+      <w:proofErr w:type="spellStart"/>
+      <w:r>
+        <w:rPr>
+          <w:rStyle w:val="doplnittext"/>
+        </w:rPr>
+        <w:t>Survivor</w:t>
+      </w:r>
+      <w:proofErr w:type="spellEnd"/>
+      <w:r>
+        <w:rPr>
+          <w:rStyle w:val="doplnittext"/>
+        </w:rPr>
+        <w:t xml:space="preserve">, která je vytvořena v herním </w:t>
+      </w:r>
+      <w:proofErr w:type="spellStart"/>
+      <w:r>
+        <w:rPr>
+          <w:rStyle w:val="doplnittext"/>
+        </w:rPr>
+        <w:t>enginu</w:t>
+      </w:r>
+      <w:proofErr w:type="spellEnd"/>
+      <w:r>
+        <w:rPr>
+          <w:rStyle w:val="doplnittext"/>
+        </w:rPr>
+        <w:t xml:space="preserve"> Godot 4.4. Hra sleduje příběh vojáka, jenž po pádu vrtulníku musí přežít v nepřátelském území plném pastí a ozbrojených protivníků. Cílem projektu je ukázat propojení herního designu, programování a animace v jednotném funkčním celku a vytvořit hratelný prototyp, který demonstruje tvorbu herní logiky, pohybu, boje a interakce s prostředím v moderním vývojovém nástroji.</w:t>
       </w:r>
     </w:p>
     <w:p>
@@ -460,7 +496,7 @@
         <w:fldChar w:fldCharType="begin"/>
       </w:r>
       <w:r>
-        <w:instrText xml:space="preserve"> PAGEREF _Toc223976684 \h </w:instrText>
+        <w:instrText xml:space="preserve"> PAGEREF _Toc224845461 \h </w:instrText>
       </w:r>
       <w:r>
         <w:fldChar w:fldCharType="separate"/>
@@ -512,13 +548,13 @@
         <w:fldChar w:fldCharType="begin"/>
       </w:r>
       <w:r>
-        <w:instrText xml:space="preserve"> PAGEREF _Toc223976685 \h </w:instrText>
+        <w:instrText xml:space="preserve"> PAGEREF _Toc224845462 \h </w:instrText>
       </w:r>
       <w:r>
         <w:fldChar w:fldCharType="separate"/>
       </w:r>
       <w:r>
-        <w:t>10</w:t>
+        <w:t>9</w:t>
       </w:r>
       <w:r>
         <w:fldChar w:fldCharType="end"/>
@@ -575,7 +611,7 @@
         <w:rPr>
           <w:noProof/>
         </w:rPr>
-        <w:instrText xml:space="preserve"> PAGEREF _Toc223976686 \h </w:instrText>
+        <w:instrText xml:space="preserve"> PAGEREF _Toc224845463 \h </w:instrText>
       </w:r>
       <w:r>
         <w:rPr>
@@ -592,7 +628,7 @@
         <w:rPr>
           <w:noProof/>
         </w:rPr>
-        <w:t>10</w:t>
+        <w:t>9</w:t>
       </w:r>
       <w:r>
         <w:rPr>
@@ -652,7 +688,7 @@
         <w:rPr>
           <w:noProof/>
         </w:rPr>
-        <w:instrText xml:space="preserve"> PAGEREF _Toc223976687 \h </w:instrText>
+        <w:instrText xml:space="preserve"> PAGEREF _Toc224845464 \h </w:instrText>
       </w:r>
       <w:r>
         <w:rPr>
@@ -669,7 +705,7 @@
         <w:rPr>
           <w:noProof/>
         </w:rPr>
-        <w:t>10</w:t>
+        <w:t>9</w:t>
       </w:r>
       <w:r>
         <w:rPr>
@@ -729,7 +765,7 @@
         <w:rPr>
           <w:noProof/>
         </w:rPr>
-        <w:instrText xml:space="preserve"> PAGEREF _Toc223976688 \h </w:instrText>
+        <w:instrText xml:space="preserve"> PAGEREF _Toc224845465 \h </w:instrText>
       </w:r>
       <w:r>
         <w:rPr>
@@ -746,7 +782,7 @@
         <w:rPr>
           <w:noProof/>
         </w:rPr>
-        <w:t>10</w:t>
+        <w:t>9</w:t>
       </w:r>
       <w:r>
         <w:rPr>
@@ -806,7 +842,7 @@
         <w:rPr>
           <w:noProof/>
         </w:rPr>
-        <w:instrText xml:space="preserve"> PAGEREF _Toc223976689 \h </w:instrText>
+        <w:instrText xml:space="preserve"> PAGEREF _Toc224845466 \h </w:instrText>
       </w:r>
       <w:r>
         <w:rPr>
@@ -823,7 +859,7 @@
         <w:rPr>
           <w:noProof/>
         </w:rPr>
-        <w:t>10</w:t>
+        <w:t>9</w:t>
       </w:r>
       <w:r>
         <w:rPr>
@@ -883,7 +919,7 @@
         <w:rPr>
           <w:noProof/>
         </w:rPr>
-        <w:instrText xml:space="preserve"> PAGEREF _Toc223976690 \h </w:instrText>
+        <w:instrText xml:space="preserve"> PAGEREF _Toc224845467 \h </w:instrText>
       </w:r>
       <w:r>
         <w:rPr>
@@ -900,7 +936,7 @@
         <w:rPr>
           <w:noProof/>
         </w:rPr>
-        <w:t>10</w:t>
+        <w:t>9</w:t>
       </w:r>
       <w:r>
         <w:rPr>
@@ -960,7 +996,7 @@
         <w:rPr>
           <w:noProof/>
         </w:rPr>
-        <w:instrText xml:space="preserve"> PAGEREF _Toc223976691 \h </w:instrText>
+        <w:instrText xml:space="preserve"> PAGEREF _Toc224845468 \h </w:instrText>
       </w:r>
       <w:r>
         <w:rPr>
@@ -977,7 +1013,7 @@
         <w:rPr>
           <w:noProof/>
         </w:rPr>
-        <w:t>10</w:t>
+        <w:t>9</w:t>
       </w:r>
       <w:r>
         <w:rPr>
@@ -1037,7 +1073,7 @@
         <w:rPr>
           <w:noProof/>
         </w:rPr>
-        <w:instrText xml:space="preserve"> PAGEREF _Toc223976692 \h </w:instrText>
+        <w:instrText xml:space="preserve"> PAGEREF _Toc224845469 \h </w:instrText>
       </w:r>
       <w:r>
         <w:rPr>
@@ -1054,7 +1090,7 @@
         <w:rPr>
           <w:noProof/>
         </w:rPr>
-        <w:t>11</w:t>
+        <w:t>10</w:t>
       </w:r>
       <w:r>
         <w:rPr>
@@ -1114,7 +1150,7 @@
         <w:rPr>
           <w:noProof/>
         </w:rPr>
-        <w:instrText xml:space="preserve"> PAGEREF _Toc223976693 \h </w:instrText>
+        <w:instrText xml:space="preserve"> PAGEREF _Toc224845470 \h </w:instrText>
       </w:r>
       <w:r>
         <w:rPr>
@@ -1131,546 +1167,7 @@
         <w:rPr>
           <w:noProof/>
         </w:rPr>
-        <w:t>11</w:t>
-      </w:r>
-      <w:r>
-        <w:rPr>
-          <w:noProof/>
-        </w:rPr>
-        <w:fldChar w:fldCharType="end"/>
-      </w:r>
-    </w:p>
-    <w:p>
-      <w:pPr>
-        <w:pStyle w:val="Obsah2"/>
-        <w:rPr>
-          <w:rFonts w:asciiTheme="minorHAnsi" w:eastAsiaTheme="minorEastAsia" w:hAnsiTheme="minorHAnsi" w:cstheme="minorBidi"/>
-          <w:noProof/>
-          <w:kern w:val="2"/>
-          <w:sz w:val="24"/>
-          <w:szCs w:val="24"/>
-          <w14:ligatures w14:val="standardContextual"/>
-        </w:rPr>
-      </w:pPr>
-      <w:r>
-        <w:rPr>
-          <w:noProof/>
-        </w:rPr>
-        <w:t>1.4</w:t>
-      </w:r>
-      <w:r>
-        <w:rPr>
-          <w:rFonts w:asciiTheme="minorHAnsi" w:eastAsiaTheme="minorEastAsia" w:hAnsiTheme="minorHAnsi" w:cstheme="minorBidi"/>
-          <w:noProof/>
-          <w:kern w:val="2"/>
-          <w:sz w:val="24"/>
-          <w:szCs w:val="24"/>
-          <w14:ligatures w14:val="standardContextual"/>
-        </w:rPr>
-        <w:tab/>
-      </w:r>
-      <w:r>
-        <w:rPr>
-          <w:noProof/>
-        </w:rPr>
-        <w:t>Herní design</w:t>
-      </w:r>
-      <w:r>
-        <w:rPr>
-          <w:noProof/>
-        </w:rPr>
-        <w:tab/>
-      </w:r>
-      <w:r>
-        <w:rPr>
-          <w:noProof/>
-        </w:rPr>
-        <w:fldChar w:fldCharType="begin"/>
-      </w:r>
-      <w:r>
-        <w:rPr>
-          <w:noProof/>
-        </w:rPr>
-        <w:instrText xml:space="preserve"> PAGEREF _Toc223976694 \h </w:instrText>
-      </w:r>
-      <w:r>
-        <w:rPr>
-          <w:noProof/>
-        </w:rPr>
-      </w:r>
-      <w:r>
-        <w:rPr>
-          <w:noProof/>
-        </w:rPr>
-        <w:fldChar w:fldCharType="separate"/>
-      </w:r>
-      <w:r>
-        <w:rPr>
-          <w:noProof/>
-        </w:rPr>
-        <w:t>11</w:t>
-      </w:r>
-      <w:r>
-        <w:rPr>
-          <w:noProof/>
-        </w:rPr>
-        <w:fldChar w:fldCharType="end"/>
-      </w:r>
-    </w:p>
-    <w:p>
-      <w:pPr>
-        <w:pStyle w:val="Obsah3"/>
-        <w:rPr>
-          <w:rFonts w:asciiTheme="minorHAnsi" w:eastAsiaTheme="minorEastAsia" w:hAnsiTheme="minorHAnsi" w:cstheme="minorBidi"/>
-          <w:iCs w:val="0"/>
-          <w:noProof/>
-          <w:kern w:val="2"/>
-          <w:sz w:val="24"/>
-          <w14:ligatures w14:val="standardContextual"/>
-        </w:rPr>
-      </w:pPr>
-      <w:r>
-        <w:rPr>
-          <w:noProof/>
-        </w:rPr>
-        <w:t>1.4.1</w:t>
-      </w:r>
-      <w:r>
-        <w:rPr>
-          <w:rFonts w:asciiTheme="minorHAnsi" w:eastAsiaTheme="minorEastAsia" w:hAnsiTheme="minorHAnsi" w:cstheme="minorBidi"/>
-          <w:iCs w:val="0"/>
-          <w:noProof/>
-          <w:kern w:val="2"/>
-          <w:sz w:val="24"/>
-          <w14:ligatures w14:val="standardContextual"/>
-        </w:rPr>
-        <w:tab/>
-      </w:r>
-      <w:r>
-        <w:rPr>
-          <w:noProof/>
-        </w:rPr>
-        <w:t>Charakteristika pohybu</w:t>
-      </w:r>
-      <w:r>
-        <w:rPr>
-          <w:noProof/>
-        </w:rPr>
-        <w:tab/>
-      </w:r>
-      <w:r>
-        <w:rPr>
-          <w:noProof/>
-        </w:rPr>
-        <w:fldChar w:fldCharType="begin"/>
-      </w:r>
-      <w:r>
-        <w:rPr>
-          <w:noProof/>
-        </w:rPr>
-        <w:instrText xml:space="preserve"> PAGEREF _Toc223976695 \h </w:instrText>
-      </w:r>
-      <w:r>
-        <w:rPr>
-          <w:noProof/>
-        </w:rPr>
-      </w:r>
-      <w:r>
-        <w:rPr>
-          <w:noProof/>
-        </w:rPr>
-        <w:fldChar w:fldCharType="separate"/>
-      </w:r>
-      <w:r>
-        <w:rPr>
-          <w:noProof/>
-        </w:rPr>
-        <w:t>11</w:t>
-      </w:r>
-      <w:r>
-        <w:rPr>
-          <w:noProof/>
-        </w:rPr>
-        <w:fldChar w:fldCharType="end"/>
-      </w:r>
-    </w:p>
-    <w:p>
-      <w:pPr>
-        <w:pStyle w:val="Obsah3"/>
-        <w:rPr>
-          <w:rFonts w:asciiTheme="minorHAnsi" w:eastAsiaTheme="minorEastAsia" w:hAnsiTheme="minorHAnsi" w:cstheme="minorBidi"/>
-          <w:iCs w:val="0"/>
-          <w:noProof/>
-          <w:kern w:val="2"/>
-          <w:sz w:val="24"/>
-          <w14:ligatures w14:val="standardContextual"/>
-        </w:rPr>
-      </w:pPr>
-      <w:r>
-        <w:rPr>
-          <w:noProof/>
-        </w:rPr>
-        <w:t>1.4.2</w:t>
-      </w:r>
-      <w:r>
-        <w:rPr>
-          <w:rFonts w:asciiTheme="minorHAnsi" w:eastAsiaTheme="minorEastAsia" w:hAnsiTheme="minorHAnsi" w:cstheme="minorBidi"/>
-          <w:iCs w:val="0"/>
-          <w:noProof/>
-          <w:kern w:val="2"/>
-          <w:sz w:val="24"/>
-          <w14:ligatures w14:val="standardContextual"/>
-        </w:rPr>
-        <w:tab/>
-      </w:r>
-      <w:r>
-        <w:rPr>
-          <w:noProof/>
-        </w:rPr>
-        <w:t>Soubojový systém a AI nepřátel</w:t>
-      </w:r>
-      <w:r>
-        <w:rPr>
-          <w:noProof/>
-        </w:rPr>
-        <w:tab/>
-      </w:r>
-      <w:r>
-        <w:rPr>
-          <w:noProof/>
-        </w:rPr>
-        <w:fldChar w:fldCharType="begin"/>
-      </w:r>
-      <w:r>
-        <w:rPr>
-          <w:noProof/>
-        </w:rPr>
-        <w:instrText xml:space="preserve"> PAGEREF _Toc223976696 \h </w:instrText>
-      </w:r>
-      <w:r>
-        <w:rPr>
-          <w:noProof/>
-        </w:rPr>
-      </w:r>
-      <w:r>
-        <w:rPr>
-          <w:noProof/>
-        </w:rPr>
-        <w:fldChar w:fldCharType="separate"/>
-      </w:r>
-      <w:r>
-        <w:rPr>
-          <w:noProof/>
-        </w:rPr>
-        <w:t>12</w:t>
-      </w:r>
-      <w:r>
-        <w:rPr>
-          <w:noProof/>
-        </w:rPr>
-        <w:fldChar w:fldCharType="end"/>
-      </w:r>
-    </w:p>
-    <w:p>
-      <w:pPr>
-        <w:pStyle w:val="Obsah2"/>
-        <w:rPr>
-          <w:rFonts w:asciiTheme="minorHAnsi" w:eastAsiaTheme="minorEastAsia" w:hAnsiTheme="minorHAnsi" w:cstheme="minorBidi"/>
-          <w:noProof/>
-          <w:kern w:val="2"/>
-          <w:sz w:val="24"/>
-          <w:szCs w:val="24"/>
-          <w14:ligatures w14:val="standardContextual"/>
-        </w:rPr>
-      </w:pPr>
-      <w:r>
-        <w:rPr>
-          <w:noProof/>
-        </w:rPr>
-        <w:t>1.5</w:t>
-      </w:r>
-      <w:r>
-        <w:rPr>
-          <w:rFonts w:asciiTheme="minorHAnsi" w:eastAsiaTheme="minorEastAsia" w:hAnsiTheme="minorHAnsi" w:cstheme="minorBidi"/>
-          <w:noProof/>
-          <w:kern w:val="2"/>
-          <w:sz w:val="24"/>
-          <w:szCs w:val="24"/>
-          <w14:ligatures w14:val="standardContextual"/>
-        </w:rPr>
-        <w:tab/>
-      </w:r>
-      <w:r>
-        <w:rPr>
-          <w:noProof/>
-        </w:rPr>
-        <w:t>Technická realizace</w:t>
-      </w:r>
-      <w:r>
-        <w:rPr>
-          <w:noProof/>
-        </w:rPr>
-        <w:tab/>
-      </w:r>
-      <w:r>
-        <w:rPr>
-          <w:noProof/>
-        </w:rPr>
-        <w:fldChar w:fldCharType="begin"/>
-      </w:r>
-      <w:r>
-        <w:rPr>
-          <w:noProof/>
-        </w:rPr>
-        <w:instrText xml:space="preserve"> PAGEREF _Toc223976697 \h </w:instrText>
-      </w:r>
-      <w:r>
-        <w:rPr>
-          <w:noProof/>
-        </w:rPr>
-      </w:r>
-      <w:r>
-        <w:rPr>
-          <w:noProof/>
-        </w:rPr>
-        <w:fldChar w:fldCharType="separate"/>
-      </w:r>
-      <w:r>
-        <w:rPr>
-          <w:noProof/>
-        </w:rPr>
-        <w:t>12</w:t>
-      </w:r>
-      <w:r>
-        <w:rPr>
-          <w:noProof/>
-        </w:rPr>
-        <w:fldChar w:fldCharType="end"/>
-      </w:r>
-    </w:p>
-    <w:p>
-      <w:pPr>
-        <w:pStyle w:val="Obsah3"/>
-        <w:rPr>
-          <w:rFonts w:asciiTheme="minorHAnsi" w:eastAsiaTheme="minorEastAsia" w:hAnsiTheme="minorHAnsi" w:cstheme="minorBidi"/>
-          <w:iCs w:val="0"/>
-          <w:noProof/>
-          <w:kern w:val="2"/>
-          <w:sz w:val="24"/>
-          <w14:ligatures w14:val="standardContextual"/>
-        </w:rPr>
-      </w:pPr>
-      <w:r>
-        <w:rPr>
-          <w:noProof/>
-        </w:rPr>
-        <w:t>1.5.1</w:t>
-      </w:r>
-      <w:r>
-        <w:rPr>
-          <w:rFonts w:asciiTheme="minorHAnsi" w:eastAsiaTheme="minorEastAsia" w:hAnsiTheme="minorHAnsi" w:cstheme="minorBidi"/>
-          <w:iCs w:val="0"/>
-          <w:noProof/>
-          <w:kern w:val="2"/>
-          <w:sz w:val="24"/>
-          <w14:ligatures w14:val="standardContextual"/>
-        </w:rPr>
-        <w:tab/>
-      </w:r>
-      <w:r>
-        <w:rPr>
-          <w:noProof/>
-        </w:rPr>
-        <w:t>Architektura scén a využití vestavěných tříd</w:t>
-      </w:r>
-      <w:r>
-        <w:rPr>
-          <w:noProof/>
-        </w:rPr>
-        <w:tab/>
-      </w:r>
-      <w:r>
-        <w:rPr>
-          <w:noProof/>
-        </w:rPr>
-        <w:fldChar w:fldCharType="begin"/>
-      </w:r>
-      <w:r>
-        <w:rPr>
-          <w:noProof/>
-        </w:rPr>
-        <w:instrText xml:space="preserve"> PAGEREF _Toc223976698 \h </w:instrText>
-      </w:r>
-      <w:r>
-        <w:rPr>
-          <w:noProof/>
-        </w:rPr>
-      </w:r>
-      <w:r>
-        <w:rPr>
-          <w:noProof/>
-        </w:rPr>
-        <w:fldChar w:fldCharType="separate"/>
-      </w:r>
-      <w:r>
-        <w:rPr>
-          <w:noProof/>
-        </w:rPr>
-        <w:t>12</w:t>
-      </w:r>
-      <w:r>
-        <w:rPr>
-          <w:noProof/>
-        </w:rPr>
-        <w:fldChar w:fldCharType="end"/>
-      </w:r>
-    </w:p>
-    <w:p>
-      <w:pPr>
-        <w:pStyle w:val="Obsah3"/>
-        <w:rPr>
-          <w:rFonts w:asciiTheme="minorHAnsi" w:eastAsiaTheme="minorEastAsia" w:hAnsiTheme="minorHAnsi" w:cstheme="minorBidi"/>
-          <w:iCs w:val="0"/>
-          <w:noProof/>
-          <w:kern w:val="2"/>
-          <w:sz w:val="24"/>
-          <w14:ligatures w14:val="standardContextual"/>
-        </w:rPr>
-      </w:pPr>
-      <w:r>
-        <w:rPr>
-          <w:noProof/>
-        </w:rPr>
-        <w:t>1.5.2</w:t>
-      </w:r>
-      <w:r>
-        <w:rPr>
-          <w:rFonts w:asciiTheme="minorHAnsi" w:eastAsiaTheme="minorEastAsia" w:hAnsiTheme="minorHAnsi" w:cstheme="minorBidi"/>
-          <w:iCs w:val="0"/>
-          <w:noProof/>
-          <w:kern w:val="2"/>
-          <w:sz w:val="24"/>
-          <w14:ligatures w14:val="standardContextual"/>
-        </w:rPr>
-        <w:tab/>
-      </w:r>
-      <w:r>
-        <w:rPr>
-          <w:noProof/>
-        </w:rPr>
-        <w:t>Herní smyčka a zpracování fyziky</w:t>
-      </w:r>
-      <w:r>
-        <w:rPr>
-          <w:noProof/>
-        </w:rPr>
-        <w:tab/>
-      </w:r>
-      <w:r>
-        <w:rPr>
-          <w:noProof/>
-        </w:rPr>
-        <w:fldChar w:fldCharType="begin"/>
-      </w:r>
-      <w:r>
-        <w:rPr>
-          <w:noProof/>
-        </w:rPr>
-        <w:instrText xml:space="preserve"> PAGEREF _Toc223976699 \h </w:instrText>
-      </w:r>
-      <w:r>
-        <w:rPr>
-          <w:noProof/>
-        </w:rPr>
-      </w:r>
-      <w:r>
-        <w:rPr>
-          <w:noProof/>
-        </w:rPr>
-        <w:fldChar w:fldCharType="separate"/>
-      </w:r>
-      <w:r>
-        <w:rPr>
-          <w:noProof/>
-        </w:rPr>
-        <w:t>13</w:t>
-      </w:r>
-      <w:r>
-        <w:rPr>
-          <w:noProof/>
-        </w:rPr>
-        <w:fldChar w:fldCharType="end"/>
-      </w:r>
-    </w:p>
-    <w:p>
-      <w:pPr>
-        <w:pStyle w:val="Obsah3"/>
-        <w:rPr>
-          <w:rFonts w:asciiTheme="minorHAnsi" w:eastAsiaTheme="minorEastAsia" w:hAnsiTheme="minorHAnsi" w:cstheme="minorBidi"/>
-          <w:iCs w:val="0"/>
-          <w:noProof/>
-          <w:kern w:val="2"/>
-          <w:sz w:val="24"/>
-          <w14:ligatures w14:val="standardContextual"/>
-        </w:rPr>
-      </w:pPr>
-      <w:r>
-        <w:rPr>
-          <w:noProof/>
-        </w:rPr>
-        <w:t>1.5.3</w:t>
-      </w:r>
-      <w:r>
-        <w:rPr>
-          <w:rFonts w:asciiTheme="minorHAnsi" w:eastAsiaTheme="minorEastAsia" w:hAnsiTheme="minorHAnsi" w:cstheme="minorBidi"/>
-          <w:iCs w:val="0"/>
-          <w:noProof/>
-          <w:kern w:val="2"/>
-          <w:sz w:val="24"/>
-          <w14:ligatures w14:val="standardContextual"/>
-        </w:rPr>
-        <w:tab/>
-      </w:r>
-      <w:r>
-        <w:rPr>
-          <w:noProof/>
-        </w:rPr>
-        <w:t>Level design a tvorba prostředí</w:t>
-      </w:r>
-      <w:r>
-        <w:rPr>
-          <w:noProof/>
-        </w:rPr>
-        <w:tab/>
-      </w:r>
-      <w:r>
-        <w:rPr>
-          <w:noProof/>
-        </w:rPr>
-        <w:fldChar w:fldCharType="begin"/>
-      </w:r>
-      <w:r>
-        <w:rPr>
-          <w:noProof/>
-        </w:rPr>
-        <w:instrText xml:space="preserve"> PAGEREF _Toc223976700 \h </w:instrText>
-      </w:r>
-      <w:r>
-        <w:rPr>
-          <w:noProof/>
-        </w:rPr>
-      </w:r>
-      <w:r>
-        <w:rPr>
-          <w:noProof/>
-        </w:rPr>
-        <w:fldChar w:fldCharType="separate"/>
-      </w:r>
-      <w:r>
-        <w:rPr>
-          <w:noProof/>
-        </w:rPr>
-        <w:t>13</w:t>
+        <w:t>10</w:t>
       </w:r>
       <w:r>
         <w:rPr>
@@ -1710,7 +1207,7 @@
         <w:tab/>
       </w:r>
       <w:r>
-        <w:t>UŽIVATELSKÁ ČÁST</w:t>
+        <w:t>Koncept a design hry</w:t>
       </w:r>
       <w:r>
         <w:tab/>
@@ -1719,13 +1216,13 @@
         <w:fldChar w:fldCharType="begin"/>
       </w:r>
       <w:r>
-        <w:instrText xml:space="preserve"> PAGEREF _Toc223976701 \h </w:instrText>
+        <w:instrText xml:space="preserve"> PAGEREF _Toc224845471 \h </w:instrText>
       </w:r>
       <w:r>
         <w:fldChar w:fldCharType="separate"/>
       </w:r>
       <w:r>
-        <w:t>15</w:t>
+        <w:t>11</w:t>
       </w:r>
       <w:r>
         <w:fldChar w:fldCharType="end"/>
@@ -1764,7 +1261,7 @@
         <w:rPr>
           <w:noProof/>
         </w:rPr>
-        <w:t>Návod ke spuštění hry</w:t>
+        <w:t>Herní design</w:t>
       </w:r>
       <w:r>
         <w:rPr>
@@ -1782,7 +1279,7 @@
         <w:rPr>
           <w:noProof/>
         </w:rPr>
-        <w:instrText xml:space="preserve"> PAGEREF _Toc223976702 \h </w:instrText>
+        <w:instrText xml:space="preserve"> PAGEREF _Toc224845472 \h </w:instrText>
       </w:r>
       <w:r>
         <w:rPr>
@@ -1799,7 +1296,161 @@
         <w:rPr>
           <w:noProof/>
         </w:rPr>
-        <w:t>15</w:t>
+        <w:t>11</w:t>
+      </w:r>
+      <w:r>
+        <w:rPr>
+          <w:noProof/>
+        </w:rPr>
+        <w:fldChar w:fldCharType="end"/>
+      </w:r>
+    </w:p>
+    <w:p>
+      <w:pPr>
+        <w:pStyle w:val="Obsah3"/>
+        <w:rPr>
+          <w:rFonts w:asciiTheme="minorHAnsi" w:eastAsiaTheme="minorEastAsia" w:hAnsiTheme="minorHAnsi" w:cstheme="minorBidi"/>
+          <w:iCs w:val="0"/>
+          <w:noProof/>
+          <w:kern w:val="2"/>
+          <w:sz w:val="24"/>
+          <w14:ligatures w14:val="standardContextual"/>
+        </w:rPr>
+      </w:pPr>
+      <w:r>
+        <w:rPr>
+          <w:noProof/>
+        </w:rPr>
+        <w:t>2.1.1</w:t>
+      </w:r>
+      <w:r>
+        <w:rPr>
+          <w:rFonts w:asciiTheme="minorHAnsi" w:eastAsiaTheme="minorEastAsia" w:hAnsiTheme="minorHAnsi" w:cstheme="minorBidi"/>
+          <w:iCs w:val="0"/>
+          <w:noProof/>
+          <w:kern w:val="2"/>
+          <w:sz w:val="24"/>
+          <w14:ligatures w14:val="standardContextual"/>
+        </w:rPr>
+        <w:tab/>
+      </w:r>
+      <w:r>
+        <w:rPr>
+          <w:noProof/>
+        </w:rPr>
+        <w:t>Charakteristika pohybu</w:t>
+      </w:r>
+      <w:r>
+        <w:rPr>
+          <w:noProof/>
+        </w:rPr>
+        <w:tab/>
+      </w:r>
+      <w:r>
+        <w:rPr>
+          <w:noProof/>
+        </w:rPr>
+        <w:fldChar w:fldCharType="begin"/>
+      </w:r>
+      <w:r>
+        <w:rPr>
+          <w:noProof/>
+        </w:rPr>
+        <w:instrText xml:space="preserve"> PAGEREF _Toc224845473 \h </w:instrText>
+      </w:r>
+      <w:r>
+        <w:rPr>
+          <w:noProof/>
+        </w:rPr>
+      </w:r>
+      <w:r>
+        <w:rPr>
+          <w:noProof/>
+        </w:rPr>
+        <w:fldChar w:fldCharType="separate"/>
+      </w:r>
+      <w:r>
+        <w:rPr>
+          <w:noProof/>
+        </w:rPr>
+        <w:t>11</w:t>
+      </w:r>
+      <w:r>
+        <w:rPr>
+          <w:noProof/>
+        </w:rPr>
+        <w:fldChar w:fldCharType="end"/>
+      </w:r>
+    </w:p>
+    <w:p>
+      <w:pPr>
+        <w:pStyle w:val="Obsah3"/>
+        <w:rPr>
+          <w:rFonts w:asciiTheme="minorHAnsi" w:eastAsiaTheme="minorEastAsia" w:hAnsiTheme="minorHAnsi" w:cstheme="minorBidi"/>
+          <w:iCs w:val="0"/>
+          <w:noProof/>
+          <w:kern w:val="2"/>
+          <w:sz w:val="24"/>
+          <w14:ligatures w14:val="standardContextual"/>
+        </w:rPr>
+      </w:pPr>
+      <w:r>
+        <w:rPr>
+          <w:noProof/>
+        </w:rPr>
+        <w:t>2.1.2</w:t>
+      </w:r>
+      <w:r>
+        <w:rPr>
+          <w:rFonts w:asciiTheme="minorHAnsi" w:eastAsiaTheme="minorEastAsia" w:hAnsiTheme="minorHAnsi" w:cstheme="minorBidi"/>
+          <w:iCs w:val="0"/>
+          <w:noProof/>
+          <w:kern w:val="2"/>
+          <w:sz w:val="24"/>
+          <w14:ligatures w14:val="standardContextual"/>
+        </w:rPr>
+        <w:tab/>
+      </w:r>
+      <w:r>
+        <w:rPr>
+          <w:noProof/>
+        </w:rPr>
+        <w:t>Soubojový systém a AI nepřátel</w:t>
+      </w:r>
+      <w:r>
+        <w:rPr>
+          <w:noProof/>
+        </w:rPr>
+        <w:tab/>
+      </w:r>
+      <w:r>
+        <w:rPr>
+          <w:noProof/>
+        </w:rPr>
+        <w:fldChar w:fldCharType="begin"/>
+      </w:r>
+      <w:r>
+        <w:rPr>
+          <w:noProof/>
+        </w:rPr>
+        <w:instrText xml:space="preserve"> PAGEREF _Toc224845474 \h </w:instrText>
+      </w:r>
+      <w:r>
+        <w:rPr>
+          <w:noProof/>
+        </w:rPr>
+      </w:r>
+      <w:r>
+        <w:rPr>
+          <w:noProof/>
+        </w:rPr>
+        <w:fldChar w:fldCharType="separate"/>
+      </w:r>
+      <w:r>
+        <w:rPr>
+          <w:noProof/>
+        </w:rPr>
+        <w:t>11</w:t>
       </w:r>
       <w:r>
         <w:rPr>
@@ -1841,7 +1492,7 @@
         <w:rPr>
           <w:noProof/>
         </w:rPr>
-        <w:t>Uživatelské rozhrání po spuštění hry</w:t>
+        <w:t>Technická realizace</w:t>
       </w:r>
       <w:r>
         <w:rPr>
@@ -1859,7 +1510,7 @@
         <w:rPr>
           <w:noProof/>
         </w:rPr>
-        <w:instrText xml:space="preserve"> PAGEREF _Toc223976703 \h </w:instrText>
+        <w:instrText xml:space="preserve"> PAGEREF _Toc224845475 \h </w:instrText>
       </w:r>
       <w:r>
         <w:rPr>
@@ -1876,7 +1527,238 @@
         <w:rPr>
           <w:noProof/>
         </w:rPr>
-        <w:t>15</w:t>
+        <w:t>11</w:t>
+      </w:r>
+      <w:r>
+        <w:rPr>
+          <w:noProof/>
+        </w:rPr>
+        <w:fldChar w:fldCharType="end"/>
+      </w:r>
+    </w:p>
+    <w:p>
+      <w:pPr>
+        <w:pStyle w:val="Obsah3"/>
+        <w:rPr>
+          <w:rFonts w:asciiTheme="minorHAnsi" w:eastAsiaTheme="minorEastAsia" w:hAnsiTheme="minorHAnsi" w:cstheme="minorBidi"/>
+          <w:iCs w:val="0"/>
+          <w:noProof/>
+          <w:kern w:val="2"/>
+          <w:sz w:val="24"/>
+          <w14:ligatures w14:val="standardContextual"/>
+        </w:rPr>
+      </w:pPr>
+      <w:r>
+        <w:rPr>
+          <w:noProof/>
+        </w:rPr>
+        <w:t>2.2.1</w:t>
+      </w:r>
+      <w:r>
+        <w:rPr>
+          <w:rFonts w:asciiTheme="minorHAnsi" w:eastAsiaTheme="minorEastAsia" w:hAnsiTheme="minorHAnsi" w:cstheme="minorBidi"/>
+          <w:iCs w:val="0"/>
+          <w:noProof/>
+          <w:kern w:val="2"/>
+          <w:sz w:val="24"/>
+          <w14:ligatures w14:val="standardContextual"/>
+        </w:rPr>
+        <w:tab/>
+      </w:r>
+      <w:r>
+        <w:rPr>
+          <w:noProof/>
+        </w:rPr>
+        <w:t>Architektura scén a využití vestavěných tříd</w:t>
+      </w:r>
+      <w:r>
+        <w:rPr>
+          <w:noProof/>
+        </w:rPr>
+        <w:tab/>
+      </w:r>
+      <w:r>
+        <w:rPr>
+          <w:noProof/>
+        </w:rPr>
+        <w:fldChar w:fldCharType="begin"/>
+      </w:r>
+      <w:r>
+        <w:rPr>
+          <w:noProof/>
+        </w:rPr>
+        <w:instrText xml:space="preserve"> PAGEREF _Toc224845476 \h </w:instrText>
+      </w:r>
+      <w:r>
+        <w:rPr>
+          <w:noProof/>
+        </w:rPr>
+      </w:r>
+      <w:r>
+        <w:rPr>
+          <w:noProof/>
+        </w:rPr>
+        <w:fldChar w:fldCharType="separate"/>
+      </w:r>
+      <w:r>
+        <w:rPr>
+          <w:noProof/>
+        </w:rPr>
+        <w:t>12</w:t>
+      </w:r>
+      <w:r>
+        <w:rPr>
+          <w:noProof/>
+        </w:rPr>
+        <w:fldChar w:fldCharType="end"/>
+      </w:r>
+    </w:p>
+    <w:p>
+      <w:pPr>
+        <w:pStyle w:val="Obsah3"/>
+        <w:rPr>
+          <w:rFonts w:asciiTheme="minorHAnsi" w:eastAsiaTheme="minorEastAsia" w:hAnsiTheme="minorHAnsi" w:cstheme="minorBidi"/>
+          <w:iCs w:val="0"/>
+          <w:noProof/>
+          <w:kern w:val="2"/>
+          <w:sz w:val="24"/>
+          <w14:ligatures w14:val="standardContextual"/>
+        </w:rPr>
+      </w:pPr>
+      <w:r>
+        <w:rPr>
+          <w:noProof/>
+        </w:rPr>
+        <w:t>2.2.2</w:t>
+      </w:r>
+      <w:r>
+        <w:rPr>
+          <w:rFonts w:asciiTheme="minorHAnsi" w:eastAsiaTheme="minorEastAsia" w:hAnsiTheme="minorHAnsi" w:cstheme="minorBidi"/>
+          <w:iCs w:val="0"/>
+          <w:noProof/>
+          <w:kern w:val="2"/>
+          <w:sz w:val="24"/>
+          <w14:ligatures w14:val="standardContextual"/>
+        </w:rPr>
+        <w:tab/>
+      </w:r>
+      <w:r>
+        <w:rPr>
+          <w:noProof/>
+        </w:rPr>
+        <w:t>Herní smyčka a zpracování fyziky</w:t>
+      </w:r>
+      <w:r>
+        <w:rPr>
+          <w:noProof/>
+        </w:rPr>
+        <w:tab/>
+      </w:r>
+      <w:r>
+        <w:rPr>
+          <w:noProof/>
+        </w:rPr>
+        <w:fldChar w:fldCharType="begin"/>
+      </w:r>
+      <w:r>
+        <w:rPr>
+          <w:noProof/>
+        </w:rPr>
+        <w:instrText xml:space="preserve"> PAGEREF _Toc224845477 \h </w:instrText>
+      </w:r>
+      <w:r>
+        <w:rPr>
+          <w:noProof/>
+        </w:rPr>
+      </w:r>
+      <w:r>
+        <w:rPr>
+          <w:noProof/>
+        </w:rPr>
+        <w:fldChar w:fldCharType="separate"/>
+      </w:r>
+      <w:r>
+        <w:rPr>
+          <w:noProof/>
+        </w:rPr>
+        <w:t>12</w:t>
+      </w:r>
+      <w:r>
+        <w:rPr>
+          <w:noProof/>
+        </w:rPr>
+        <w:fldChar w:fldCharType="end"/>
+      </w:r>
+    </w:p>
+    <w:p>
+      <w:pPr>
+        <w:pStyle w:val="Obsah3"/>
+        <w:rPr>
+          <w:rFonts w:asciiTheme="minorHAnsi" w:eastAsiaTheme="minorEastAsia" w:hAnsiTheme="minorHAnsi" w:cstheme="minorBidi"/>
+          <w:iCs w:val="0"/>
+          <w:noProof/>
+          <w:kern w:val="2"/>
+          <w:sz w:val="24"/>
+          <w14:ligatures w14:val="standardContextual"/>
+        </w:rPr>
+      </w:pPr>
+      <w:r>
+        <w:rPr>
+          <w:noProof/>
+        </w:rPr>
+        <w:t>2.2.3</w:t>
+      </w:r>
+      <w:r>
+        <w:rPr>
+          <w:rFonts w:asciiTheme="minorHAnsi" w:eastAsiaTheme="minorEastAsia" w:hAnsiTheme="minorHAnsi" w:cstheme="minorBidi"/>
+          <w:iCs w:val="0"/>
+          <w:noProof/>
+          <w:kern w:val="2"/>
+          <w:sz w:val="24"/>
+          <w14:ligatures w14:val="standardContextual"/>
+        </w:rPr>
+        <w:tab/>
+      </w:r>
+      <w:r>
+        <w:rPr>
+          <w:noProof/>
+        </w:rPr>
+        <w:t>Level design a tvorba prostředí</w:t>
+      </w:r>
+      <w:r>
+        <w:rPr>
+          <w:noProof/>
+        </w:rPr>
+        <w:tab/>
+      </w:r>
+      <w:r>
+        <w:rPr>
+          <w:noProof/>
+        </w:rPr>
+        <w:fldChar w:fldCharType="begin"/>
+      </w:r>
+      <w:r>
+        <w:rPr>
+          <w:noProof/>
+        </w:rPr>
+        <w:instrText xml:space="preserve"> PAGEREF _Toc224845478 \h </w:instrText>
+      </w:r>
+      <w:r>
+        <w:rPr>
+          <w:noProof/>
+        </w:rPr>
+      </w:r>
+      <w:r>
+        <w:rPr>
+          <w:noProof/>
+        </w:rPr>
+        <w:fldChar w:fldCharType="separate"/>
+      </w:r>
+      <w:r>
+        <w:rPr>
+          <w:noProof/>
+        </w:rPr>
+        <w:t>12</w:t>
       </w:r>
       <w:r>
         <w:rPr>
@@ -1916,7 +1798,7 @@
         <w:tab/>
       </w:r>
       <w:r>
-        <w:t>Testování</w:t>
+        <w:t>realizace projektu</w:t>
       </w:r>
       <w:r>
         <w:tab/>
@@ -1925,13 +1807,13 @@
         <w:fldChar w:fldCharType="begin"/>
       </w:r>
       <w:r>
-        <w:instrText xml:space="preserve"> PAGEREF _Toc223976704 \h </w:instrText>
+        <w:instrText xml:space="preserve"> PAGEREF _Toc224845479 \h </w:instrText>
       </w:r>
       <w:r>
         <w:fldChar w:fldCharType="separate"/>
       </w:r>
       <w:r>
-        <w:t>16</w:t>
+        <w:t>14</w:t>
       </w:r>
       <w:r>
         <w:fldChar w:fldCharType="end"/>
@@ -1970,7 +1852,7 @@
         <w:rPr>
           <w:noProof/>
         </w:rPr>
-        <w:t>Metodika testování</w:t>
+        <w:t>Tvorba grafických assetů</w:t>
       </w:r>
       <w:r>
         <w:rPr>
@@ -1988,7 +1870,7 @@
         <w:rPr>
           <w:noProof/>
         </w:rPr>
-        <w:instrText xml:space="preserve"> PAGEREF _Toc223976705 \h </w:instrText>
+        <w:instrText xml:space="preserve"> PAGEREF _Toc224845480 \h </w:instrText>
       </w:r>
       <w:r>
         <w:rPr>
@@ -2005,238 +1887,7 @@
         <w:rPr>
           <w:noProof/>
         </w:rPr>
-        <w:t>16</w:t>
-      </w:r>
-      <w:r>
-        <w:rPr>
-          <w:noProof/>
-        </w:rPr>
-        <w:fldChar w:fldCharType="end"/>
-      </w:r>
-    </w:p>
-    <w:p>
-      <w:pPr>
-        <w:pStyle w:val="Obsah3"/>
-        <w:rPr>
-          <w:rFonts w:asciiTheme="minorHAnsi" w:eastAsiaTheme="minorEastAsia" w:hAnsiTheme="minorHAnsi" w:cstheme="minorBidi"/>
-          <w:iCs w:val="0"/>
-          <w:noProof/>
-          <w:kern w:val="2"/>
-          <w:sz w:val="24"/>
-          <w14:ligatures w14:val="standardContextual"/>
-        </w:rPr>
-      </w:pPr>
-      <w:r>
-        <w:rPr>
-          <w:noProof/>
-        </w:rPr>
-        <w:t>3.1.1</w:t>
-      </w:r>
-      <w:r>
-        <w:rPr>
-          <w:rFonts w:asciiTheme="minorHAnsi" w:eastAsiaTheme="minorEastAsia" w:hAnsiTheme="minorHAnsi" w:cstheme="minorBidi"/>
-          <w:iCs w:val="0"/>
-          <w:noProof/>
-          <w:kern w:val="2"/>
-          <w:sz w:val="24"/>
-          <w14:ligatures w14:val="standardContextual"/>
-        </w:rPr>
-        <w:tab/>
-      </w:r>
-      <w:r>
-        <w:rPr>
-          <w:noProof/>
-        </w:rPr>
-        <w:t>Tester 1</w:t>
-      </w:r>
-      <w:r>
-        <w:rPr>
-          <w:noProof/>
-        </w:rPr>
-        <w:tab/>
-      </w:r>
-      <w:r>
-        <w:rPr>
-          <w:noProof/>
-        </w:rPr>
-        <w:fldChar w:fldCharType="begin"/>
-      </w:r>
-      <w:r>
-        <w:rPr>
-          <w:noProof/>
-        </w:rPr>
-        <w:instrText xml:space="preserve"> PAGEREF _Toc223976706 \h </w:instrText>
-      </w:r>
-      <w:r>
-        <w:rPr>
-          <w:noProof/>
-        </w:rPr>
-      </w:r>
-      <w:r>
-        <w:rPr>
-          <w:noProof/>
-        </w:rPr>
-        <w:fldChar w:fldCharType="separate"/>
-      </w:r>
-      <w:r>
-        <w:rPr>
-          <w:noProof/>
-        </w:rPr>
-        <w:t>16</w:t>
-      </w:r>
-      <w:r>
-        <w:rPr>
-          <w:noProof/>
-        </w:rPr>
-        <w:fldChar w:fldCharType="end"/>
-      </w:r>
-    </w:p>
-    <w:p>
-      <w:pPr>
-        <w:pStyle w:val="Obsah3"/>
-        <w:rPr>
-          <w:rFonts w:asciiTheme="minorHAnsi" w:eastAsiaTheme="minorEastAsia" w:hAnsiTheme="minorHAnsi" w:cstheme="minorBidi"/>
-          <w:iCs w:val="0"/>
-          <w:noProof/>
-          <w:kern w:val="2"/>
-          <w:sz w:val="24"/>
-          <w14:ligatures w14:val="standardContextual"/>
-        </w:rPr>
-      </w:pPr>
-      <w:r>
-        <w:rPr>
-          <w:noProof/>
-        </w:rPr>
-        <w:t>3.1.2</w:t>
-      </w:r>
-      <w:r>
-        <w:rPr>
-          <w:rFonts w:asciiTheme="minorHAnsi" w:eastAsiaTheme="minorEastAsia" w:hAnsiTheme="minorHAnsi" w:cstheme="minorBidi"/>
-          <w:iCs w:val="0"/>
-          <w:noProof/>
-          <w:kern w:val="2"/>
-          <w:sz w:val="24"/>
-          <w14:ligatures w14:val="standardContextual"/>
-        </w:rPr>
-        <w:tab/>
-      </w:r>
-      <w:r>
-        <w:rPr>
-          <w:noProof/>
-        </w:rPr>
-        <w:t>Tester 2</w:t>
-      </w:r>
-      <w:r>
-        <w:rPr>
-          <w:noProof/>
-        </w:rPr>
-        <w:tab/>
-      </w:r>
-      <w:r>
-        <w:rPr>
-          <w:noProof/>
-        </w:rPr>
-        <w:fldChar w:fldCharType="begin"/>
-      </w:r>
-      <w:r>
-        <w:rPr>
-          <w:noProof/>
-        </w:rPr>
-        <w:instrText xml:space="preserve"> PAGEREF _Toc223976707 \h </w:instrText>
-      </w:r>
-      <w:r>
-        <w:rPr>
-          <w:noProof/>
-        </w:rPr>
-      </w:r>
-      <w:r>
-        <w:rPr>
-          <w:noProof/>
-        </w:rPr>
-        <w:fldChar w:fldCharType="separate"/>
-      </w:r>
-      <w:r>
-        <w:rPr>
-          <w:noProof/>
-        </w:rPr>
-        <w:t>16</w:t>
-      </w:r>
-      <w:r>
-        <w:rPr>
-          <w:noProof/>
-        </w:rPr>
-        <w:fldChar w:fldCharType="end"/>
-      </w:r>
-    </w:p>
-    <w:p>
-      <w:pPr>
-        <w:pStyle w:val="Obsah3"/>
-        <w:rPr>
-          <w:rFonts w:asciiTheme="minorHAnsi" w:eastAsiaTheme="minorEastAsia" w:hAnsiTheme="minorHAnsi" w:cstheme="minorBidi"/>
-          <w:iCs w:val="0"/>
-          <w:noProof/>
-          <w:kern w:val="2"/>
-          <w:sz w:val="24"/>
-          <w14:ligatures w14:val="standardContextual"/>
-        </w:rPr>
-      </w:pPr>
-      <w:r>
-        <w:rPr>
-          <w:noProof/>
-        </w:rPr>
-        <w:t>3.1.3</w:t>
-      </w:r>
-      <w:r>
-        <w:rPr>
-          <w:rFonts w:asciiTheme="minorHAnsi" w:eastAsiaTheme="minorEastAsia" w:hAnsiTheme="minorHAnsi" w:cstheme="minorBidi"/>
-          <w:iCs w:val="0"/>
-          <w:noProof/>
-          <w:kern w:val="2"/>
-          <w:sz w:val="24"/>
-          <w14:ligatures w14:val="standardContextual"/>
-        </w:rPr>
-        <w:tab/>
-      </w:r>
-      <w:r>
-        <w:rPr>
-          <w:noProof/>
-        </w:rPr>
-        <w:t>Tester 3</w:t>
-      </w:r>
-      <w:r>
-        <w:rPr>
-          <w:noProof/>
-        </w:rPr>
-        <w:tab/>
-      </w:r>
-      <w:r>
-        <w:rPr>
-          <w:noProof/>
-        </w:rPr>
-        <w:fldChar w:fldCharType="begin"/>
-      </w:r>
-      <w:r>
-        <w:rPr>
-          <w:noProof/>
-        </w:rPr>
-        <w:instrText xml:space="preserve"> PAGEREF _Toc223976708 \h </w:instrText>
-      </w:r>
-      <w:r>
-        <w:rPr>
-          <w:noProof/>
-        </w:rPr>
-      </w:r>
-      <w:r>
-        <w:rPr>
-          <w:noProof/>
-        </w:rPr>
-        <w:fldChar w:fldCharType="separate"/>
-      </w:r>
-      <w:r>
-        <w:rPr>
-          <w:noProof/>
-        </w:rPr>
-        <w:t>16</w:t>
+        <w:t>14</w:t>
       </w:r>
       <w:r>
         <w:rPr>
@@ -2278,7 +1929,7 @@
         <w:rPr>
           <w:noProof/>
         </w:rPr>
-        <w:t>Odstranění chyb (bugů)</w:t>
+        <w:t>Programování pohybu a animací</w:t>
       </w:r>
       <w:r>
         <w:rPr>
@@ -2296,7 +1947,7 @@
         <w:rPr>
           <w:noProof/>
         </w:rPr>
-        <w:instrText xml:space="preserve"> PAGEREF _Toc223976709 \h </w:instrText>
+        <w:instrText xml:space="preserve"> PAGEREF _Toc224845481 \h </w:instrText>
       </w:r>
       <w:r>
         <w:rPr>
@@ -2313,7 +1964,7 @@
         <w:rPr>
           <w:noProof/>
         </w:rPr>
-        <w:t>16</w:t>
+        <w:t>14</w:t>
       </w:r>
       <w:r>
         <w:rPr>
@@ -2355,7 +2006,7 @@
         <w:rPr>
           <w:noProof/>
         </w:rPr>
-        <w:t>Výsledek testování</w:t>
+        <w:t>Detekce kolizí a interakce</w:t>
       </w:r>
       <w:r>
         <w:rPr>
@@ -2373,7 +2024,7 @@
         <w:rPr>
           <w:noProof/>
         </w:rPr>
-        <w:instrText xml:space="preserve"> PAGEREF _Toc223976710 \h </w:instrText>
+        <w:instrText xml:space="preserve"> PAGEREF _Toc224845482 \h </w:instrText>
       </w:r>
       <w:r>
         <w:rPr>
@@ -2390,7 +2041,84 @@
         <w:rPr>
           <w:noProof/>
         </w:rPr>
-        <w:t>16</w:t>
+        <w:t>14</w:t>
+      </w:r>
+      <w:r>
+        <w:rPr>
+          <w:noProof/>
+        </w:rPr>
+        <w:fldChar w:fldCharType="end"/>
+      </w:r>
+    </w:p>
+    <w:p>
+      <w:pPr>
+        <w:pStyle w:val="Obsah2"/>
+        <w:rPr>
+          <w:rFonts w:asciiTheme="minorHAnsi" w:eastAsiaTheme="minorEastAsia" w:hAnsiTheme="minorHAnsi" w:cstheme="minorBidi"/>
+          <w:noProof/>
+          <w:kern w:val="2"/>
+          <w:sz w:val="24"/>
+          <w:szCs w:val="24"/>
+          <w14:ligatures w14:val="standardContextual"/>
+        </w:rPr>
+      </w:pPr>
+      <w:r>
+        <w:rPr>
+          <w:noProof/>
+        </w:rPr>
+        <w:t>3.4</w:t>
+      </w:r>
+      <w:r>
+        <w:rPr>
+          <w:rFonts w:asciiTheme="minorHAnsi" w:eastAsiaTheme="minorEastAsia" w:hAnsiTheme="minorHAnsi" w:cstheme="minorBidi"/>
+          <w:noProof/>
+          <w:kern w:val="2"/>
+          <w:sz w:val="24"/>
+          <w:szCs w:val="24"/>
+          <w14:ligatures w14:val="standardContextual"/>
+        </w:rPr>
+        <w:tab/>
+      </w:r>
+      <w:r>
+        <w:rPr>
+          <w:noProof/>
+        </w:rPr>
+        <w:t>Implementace UI a stavů hry</w:t>
+      </w:r>
+      <w:r>
+        <w:rPr>
+          <w:noProof/>
+        </w:rPr>
+        <w:tab/>
+      </w:r>
+      <w:r>
+        <w:rPr>
+          <w:noProof/>
+        </w:rPr>
+        <w:fldChar w:fldCharType="begin"/>
+      </w:r>
+      <w:r>
+        <w:rPr>
+          <w:noProof/>
+        </w:rPr>
+        <w:instrText xml:space="preserve"> PAGEREF _Toc224845483 \h </w:instrText>
+      </w:r>
+      <w:r>
+        <w:rPr>
+          <w:noProof/>
+        </w:rPr>
+      </w:r>
+      <w:r>
+        <w:rPr>
+          <w:noProof/>
+        </w:rPr>
+        <w:fldChar w:fldCharType="separate"/>
+      </w:r>
+      <w:r>
+        <w:rPr>
+          <w:noProof/>
+        </w:rPr>
+        <w:t>14</w:t>
       </w:r>
       <w:r>
         <w:rPr>
@@ -2430,7 +2158,7 @@
         <w:tab/>
       </w:r>
       <w:r>
-        <w:t>repozitář s řešením práce</w:t>
+        <w:t>UŽIVATELSKÁ ČÁST</w:t>
       </w:r>
       <w:r>
         <w:tab/>
@@ -2439,15 +2167,169 @@
         <w:fldChar w:fldCharType="begin"/>
       </w:r>
       <w:r>
-        <w:instrText xml:space="preserve"> PAGEREF _Toc223976711 \h </w:instrText>
+        <w:instrText xml:space="preserve"> PAGEREF _Toc224845484 \h </w:instrText>
       </w:r>
       <w:r>
         <w:fldChar w:fldCharType="separate"/>
       </w:r>
       <w:r>
-        <w:t>17</w:t>
-      </w:r>
-      <w:r>
+        <w:t>15</w:t>
+      </w:r>
+      <w:r>
+        <w:fldChar w:fldCharType="end"/>
+      </w:r>
+    </w:p>
+    <w:p>
+      <w:pPr>
+        <w:pStyle w:val="Obsah2"/>
+        <w:rPr>
+          <w:rFonts w:asciiTheme="minorHAnsi" w:eastAsiaTheme="minorEastAsia" w:hAnsiTheme="minorHAnsi" w:cstheme="minorBidi"/>
+          <w:noProof/>
+          <w:kern w:val="2"/>
+          <w:sz w:val="24"/>
+          <w:szCs w:val="24"/>
+          <w14:ligatures w14:val="standardContextual"/>
+        </w:rPr>
+      </w:pPr>
+      <w:r>
+        <w:rPr>
+          <w:noProof/>
+        </w:rPr>
+        <w:t>4.1</w:t>
+      </w:r>
+      <w:r>
+        <w:rPr>
+          <w:rFonts w:asciiTheme="minorHAnsi" w:eastAsiaTheme="minorEastAsia" w:hAnsiTheme="minorHAnsi" w:cstheme="minorBidi"/>
+          <w:noProof/>
+          <w:kern w:val="2"/>
+          <w:sz w:val="24"/>
+          <w:szCs w:val="24"/>
+          <w14:ligatures w14:val="standardContextual"/>
+        </w:rPr>
+        <w:tab/>
+      </w:r>
+      <w:r>
+        <w:rPr>
+          <w:noProof/>
+        </w:rPr>
+        <w:t>Návod ke spuštění hry</w:t>
+      </w:r>
+      <w:r>
+        <w:rPr>
+          <w:noProof/>
+        </w:rPr>
+        <w:tab/>
+      </w:r>
+      <w:r>
+        <w:rPr>
+          <w:noProof/>
+        </w:rPr>
+        <w:fldChar w:fldCharType="begin"/>
+      </w:r>
+      <w:r>
+        <w:rPr>
+          <w:noProof/>
+        </w:rPr>
+        <w:instrText xml:space="preserve"> PAGEREF _Toc224845485 \h </w:instrText>
+      </w:r>
+      <w:r>
+        <w:rPr>
+          <w:noProof/>
+        </w:rPr>
+      </w:r>
+      <w:r>
+        <w:rPr>
+          <w:noProof/>
+        </w:rPr>
+        <w:fldChar w:fldCharType="separate"/>
+      </w:r>
+      <w:r>
+        <w:rPr>
+          <w:noProof/>
+        </w:rPr>
+        <w:t>15</w:t>
+      </w:r>
+      <w:r>
+        <w:rPr>
+          <w:noProof/>
+        </w:rPr>
+        <w:fldChar w:fldCharType="end"/>
+      </w:r>
+    </w:p>
+    <w:p>
+      <w:pPr>
+        <w:pStyle w:val="Obsah2"/>
+        <w:rPr>
+          <w:rFonts w:asciiTheme="minorHAnsi" w:eastAsiaTheme="minorEastAsia" w:hAnsiTheme="minorHAnsi" w:cstheme="minorBidi"/>
+          <w:noProof/>
+          <w:kern w:val="2"/>
+          <w:sz w:val="24"/>
+          <w:szCs w:val="24"/>
+          <w14:ligatures w14:val="standardContextual"/>
+        </w:rPr>
+      </w:pPr>
+      <w:r>
+        <w:rPr>
+          <w:noProof/>
+        </w:rPr>
+        <w:t>4.2</w:t>
+      </w:r>
+      <w:r>
+        <w:rPr>
+          <w:rFonts w:asciiTheme="minorHAnsi" w:eastAsiaTheme="minorEastAsia" w:hAnsiTheme="minorHAnsi" w:cstheme="minorBidi"/>
+          <w:noProof/>
+          <w:kern w:val="2"/>
+          <w:sz w:val="24"/>
+          <w:szCs w:val="24"/>
+          <w14:ligatures w14:val="standardContextual"/>
+        </w:rPr>
+        <w:tab/>
+      </w:r>
+      <w:r>
+        <w:rPr>
+          <w:noProof/>
+        </w:rPr>
+        <w:t>Uživatelské rozhrání po spuštění hry</w:t>
+      </w:r>
+      <w:r>
+        <w:rPr>
+          <w:noProof/>
+        </w:rPr>
+        <w:tab/>
+      </w:r>
+      <w:r>
+        <w:rPr>
+          <w:noProof/>
+        </w:rPr>
+        <w:fldChar w:fldCharType="begin"/>
+      </w:r>
+      <w:r>
+        <w:rPr>
+          <w:noProof/>
+        </w:rPr>
+        <w:instrText xml:space="preserve"> PAGEREF _Toc224845486 \h </w:instrText>
+      </w:r>
+      <w:r>
+        <w:rPr>
+          <w:noProof/>
+        </w:rPr>
+      </w:r>
+      <w:r>
+        <w:rPr>
+          <w:noProof/>
+        </w:rPr>
+        <w:fldChar w:fldCharType="separate"/>
+      </w:r>
+      <w:r>
+        <w:rPr>
+          <w:noProof/>
+        </w:rPr>
+        <w:t>15</w:t>
+      </w:r>
+      <w:r>
+        <w:rPr>
+          <w:noProof/>
+        </w:rPr>
         <w:fldChar w:fldCharType="end"/>
       </w:r>
     </w:p>
@@ -2466,30 +2348,9 @@
         </w:rPr>
       </w:pPr>
       <w:r>
-        <w:t>Závěr</w:t>
-      </w:r>
-      <w:r>
-        <w:tab/>
-      </w:r>
-      <w:r>
-        <w:fldChar w:fldCharType="begin"/>
-      </w:r>
-      <w:r>
-        <w:instrText xml:space="preserve"> PAGEREF _Toc223976712 \h </w:instrText>
-      </w:r>
-      <w:r>
-        <w:fldChar w:fldCharType="separate"/>
-      </w:r>
-      <w:r>
-        <w:t>18</w:t>
-      </w:r>
-      <w:r>
-        <w:fldChar w:fldCharType="end"/>
-      </w:r>
-    </w:p>
-    <w:p>
-      <w:pPr>
-        <w:pStyle w:val="Obsah1"/>
+        <w:t>5</w:t>
+      </w:r>
+      <w:r>
         <w:rPr>
           <w:rFonts w:asciiTheme="minorHAnsi" w:eastAsiaTheme="minorEastAsia" w:hAnsiTheme="minorHAnsi" w:cstheme="minorBidi"/>
           <w:b w:val="0"/>
@@ -2500,26 +2361,489 @@
           <w:szCs w:val="24"/>
           <w14:ligatures w14:val="standardContextual"/>
         </w:rPr>
-      </w:pPr>
-      <w:r>
-        <w:t>seznam použité literatury</w:t>
-      </w:r>
-      <w:r>
         <w:tab/>
       </w:r>
       <w:r>
+        <w:t>Testování</w:t>
+      </w:r>
+      <w:r>
+        <w:tab/>
+      </w:r>
+      <w:r>
         <w:fldChar w:fldCharType="begin"/>
       </w:r>
       <w:r>
-        <w:instrText xml:space="preserve"> PAGEREF _Toc223976713 \h </w:instrText>
+        <w:instrText xml:space="preserve"> PAGEREF _Toc224845487 \h </w:instrText>
       </w:r>
       <w:r>
         <w:fldChar w:fldCharType="separate"/>
       </w:r>
       <w:r>
-        <w:t>19</w:t>
-      </w:r>
-      <w:r>
+        <w:t>16</w:t>
+      </w:r>
+      <w:r>
+        <w:fldChar w:fldCharType="end"/>
+      </w:r>
+    </w:p>
+    <w:p>
+      <w:pPr>
+        <w:pStyle w:val="Obsah2"/>
+        <w:rPr>
+          <w:rFonts w:asciiTheme="minorHAnsi" w:eastAsiaTheme="minorEastAsia" w:hAnsiTheme="minorHAnsi" w:cstheme="minorBidi"/>
+          <w:noProof/>
+          <w:kern w:val="2"/>
+          <w:sz w:val="24"/>
+          <w:szCs w:val="24"/>
+          <w14:ligatures w14:val="standardContextual"/>
+        </w:rPr>
+      </w:pPr>
+      <w:r>
+        <w:rPr>
+          <w:noProof/>
+        </w:rPr>
+        <w:t>5.1</w:t>
+      </w:r>
+      <w:r>
+        <w:rPr>
+          <w:rFonts w:asciiTheme="minorHAnsi" w:eastAsiaTheme="minorEastAsia" w:hAnsiTheme="minorHAnsi" w:cstheme="minorBidi"/>
+          <w:noProof/>
+          <w:kern w:val="2"/>
+          <w:sz w:val="24"/>
+          <w:szCs w:val="24"/>
+          <w14:ligatures w14:val="standardContextual"/>
+        </w:rPr>
+        <w:tab/>
+      </w:r>
+      <w:r>
+        <w:rPr>
+          <w:noProof/>
+        </w:rPr>
+        <w:t>Metodika testování</w:t>
+      </w:r>
+      <w:r>
+        <w:rPr>
+          <w:noProof/>
+        </w:rPr>
+        <w:tab/>
+      </w:r>
+      <w:r>
+        <w:rPr>
+          <w:noProof/>
+        </w:rPr>
+        <w:fldChar w:fldCharType="begin"/>
+      </w:r>
+      <w:r>
+        <w:rPr>
+          <w:noProof/>
+        </w:rPr>
+        <w:instrText xml:space="preserve"> PAGEREF _Toc224845488 \h </w:instrText>
+      </w:r>
+      <w:r>
+        <w:rPr>
+          <w:noProof/>
+        </w:rPr>
+      </w:r>
+      <w:r>
+        <w:rPr>
+          <w:noProof/>
+        </w:rPr>
+        <w:fldChar w:fldCharType="separate"/>
+      </w:r>
+      <w:r>
+        <w:rPr>
+          <w:noProof/>
+        </w:rPr>
+        <w:t>16</w:t>
+      </w:r>
+      <w:r>
+        <w:rPr>
+          <w:noProof/>
+        </w:rPr>
+        <w:fldChar w:fldCharType="end"/>
+      </w:r>
+    </w:p>
+    <w:p>
+      <w:pPr>
+        <w:pStyle w:val="Obsah3"/>
+        <w:rPr>
+          <w:rFonts w:asciiTheme="minorHAnsi" w:eastAsiaTheme="minorEastAsia" w:hAnsiTheme="minorHAnsi" w:cstheme="minorBidi"/>
+          <w:iCs w:val="0"/>
+          <w:noProof/>
+          <w:kern w:val="2"/>
+          <w:sz w:val="24"/>
+          <w14:ligatures w14:val="standardContextual"/>
+        </w:rPr>
+      </w:pPr>
+      <w:r>
+        <w:rPr>
+          <w:noProof/>
+        </w:rPr>
+        <w:t>5.1.1</w:t>
+      </w:r>
+      <w:r>
+        <w:rPr>
+          <w:rFonts w:asciiTheme="minorHAnsi" w:eastAsiaTheme="minorEastAsia" w:hAnsiTheme="minorHAnsi" w:cstheme="minorBidi"/>
+          <w:iCs w:val="0"/>
+          <w:noProof/>
+          <w:kern w:val="2"/>
+          <w:sz w:val="24"/>
+          <w14:ligatures w14:val="standardContextual"/>
+        </w:rPr>
+        <w:tab/>
+      </w:r>
+      <w:r>
+        <w:rPr>
+          <w:noProof/>
+        </w:rPr>
+        <w:t>Tester 1</w:t>
+      </w:r>
+      <w:r>
+        <w:rPr>
+          <w:noProof/>
+        </w:rPr>
+        <w:tab/>
+      </w:r>
+      <w:r>
+        <w:rPr>
+          <w:noProof/>
+        </w:rPr>
+        <w:fldChar w:fldCharType="begin"/>
+      </w:r>
+      <w:r>
+        <w:rPr>
+          <w:noProof/>
+        </w:rPr>
+        <w:instrText xml:space="preserve"> PAGEREF _Toc224845489 \h </w:instrText>
+      </w:r>
+      <w:r>
+        <w:rPr>
+          <w:noProof/>
+        </w:rPr>
+      </w:r>
+      <w:r>
+        <w:rPr>
+          <w:noProof/>
+        </w:rPr>
+        <w:fldChar w:fldCharType="separate"/>
+      </w:r>
+      <w:r>
+        <w:rPr>
+          <w:noProof/>
+        </w:rPr>
+        <w:t>16</w:t>
+      </w:r>
+      <w:r>
+        <w:rPr>
+          <w:noProof/>
+        </w:rPr>
+        <w:fldChar w:fldCharType="end"/>
+      </w:r>
+    </w:p>
+    <w:p>
+      <w:pPr>
+        <w:pStyle w:val="Obsah3"/>
+        <w:rPr>
+          <w:rFonts w:asciiTheme="minorHAnsi" w:eastAsiaTheme="minorEastAsia" w:hAnsiTheme="minorHAnsi" w:cstheme="minorBidi"/>
+          <w:iCs w:val="0"/>
+          <w:noProof/>
+          <w:kern w:val="2"/>
+          <w:sz w:val="24"/>
+          <w14:ligatures w14:val="standardContextual"/>
+        </w:rPr>
+      </w:pPr>
+      <w:r>
+        <w:rPr>
+          <w:noProof/>
+        </w:rPr>
+        <w:t>5.1.2</w:t>
+      </w:r>
+      <w:r>
+        <w:rPr>
+          <w:rFonts w:asciiTheme="minorHAnsi" w:eastAsiaTheme="minorEastAsia" w:hAnsiTheme="minorHAnsi" w:cstheme="minorBidi"/>
+          <w:iCs w:val="0"/>
+          <w:noProof/>
+          <w:kern w:val="2"/>
+          <w:sz w:val="24"/>
+          <w14:ligatures w14:val="standardContextual"/>
+        </w:rPr>
+        <w:tab/>
+      </w:r>
+      <w:r>
+        <w:rPr>
+          <w:noProof/>
+        </w:rPr>
+        <w:t>Tester 2</w:t>
+      </w:r>
+      <w:r>
+        <w:rPr>
+          <w:noProof/>
+        </w:rPr>
+        <w:tab/>
+      </w:r>
+      <w:r>
+        <w:rPr>
+          <w:noProof/>
+        </w:rPr>
+        <w:fldChar w:fldCharType="begin"/>
+      </w:r>
+      <w:r>
+        <w:rPr>
+          <w:noProof/>
+        </w:rPr>
+        <w:instrText xml:space="preserve"> PAGEREF _Toc224845490 \h </w:instrText>
+      </w:r>
+      <w:r>
+        <w:rPr>
+          <w:noProof/>
+        </w:rPr>
+      </w:r>
+      <w:r>
+        <w:rPr>
+          <w:noProof/>
+        </w:rPr>
+        <w:fldChar w:fldCharType="separate"/>
+      </w:r>
+      <w:r>
+        <w:rPr>
+          <w:noProof/>
+        </w:rPr>
+        <w:t>16</w:t>
+      </w:r>
+      <w:r>
+        <w:rPr>
+          <w:noProof/>
+        </w:rPr>
+        <w:fldChar w:fldCharType="end"/>
+      </w:r>
+    </w:p>
+    <w:p>
+      <w:pPr>
+        <w:pStyle w:val="Obsah3"/>
+        <w:rPr>
+          <w:rFonts w:asciiTheme="minorHAnsi" w:eastAsiaTheme="minorEastAsia" w:hAnsiTheme="minorHAnsi" w:cstheme="minorBidi"/>
+          <w:iCs w:val="0"/>
+          <w:noProof/>
+          <w:kern w:val="2"/>
+          <w:sz w:val="24"/>
+          <w14:ligatures w14:val="standardContextual"/>
+        </w:rPr>
+      </w:pPr>
+      <w:r>
+        <w:rPr>
+          <w:noProof/>
+        </w:rPr>
+        <w:t>5.1.3</w:t>
+      </w:r>
+      <w:r>
+        <w:rPr>
+          <w:rFonts w:asciiTheme="minorHAnsi" w:eastAsiaTheme="minorEastAsia" w:hAnsiTheme="minorHAnsi" w:cstheme="minorBidi"/>
+          <w:iCs w:val="0"/>
+          <w:noProof/>
+          <w:kern w:val="2"/>
+          <w:sz w:val="24"/>
+          <w14:ligatures w14:val="standardContextual"/>
+        </w:rPr>
+        <w:tab/>
+      </w:r>
+      <w:r>
+        <w:rPr>
+          <w:noProof/>
+        </w:rPr>
+        <w:t>Tester 3</w:t>
+      </w:r>
+      <w:r>
+        <w:rPr>
+          <w:noProof/>
+        </w:rPr>
+        <w:tab/>
+      </w:r>
+      <w:r>
+        <w:rPr>
+          <w:noProof/>
+        </w:rPr>
+        <w:fldChar w:fldCharType="begin"/>
+      </w:r>
+      <w:r>
+        <w:rPr>
+          <w:noProof/>
+        </w:rPr>
+        <w:instrText xml:space="preserve"> PAGEREF _Toc224845491 \h </w:instrText>
+      </w:r>
+      <w:r>
+        <w:rPr>
+          <w:noProof/>
+        </w:rPr>
+      </w:r>
+      <w:r>
+        <w:rPr>
+          <w:noProof/>
+        </w:rPr>
+        <w:fldChar w:fldCharType="separate"/>
+      </w:r>
+      <w:r>
+        <w:rPr>
+          <w:noProof/>
+        </w:rPr>
+        <w:t>16</w:t>
+      </w:r>
+      <w:r>
+        <w:rPr>
+          <w:noProof/>
+        </w:rPr>
+        <w:fldChar w:fldCharType="end"/>
+      </w:r>
+    </w:p>
+    <w:p>
+      <w:pPr>
+        <w:pStyle w:val="Obsah2"/>
+        <w:rPr>
+          <w:rFonts w:asciiTheme="minorHAnsi" w:eastAsiaTheme="minorEastAsia" w:hAnsiTheme="minorHAnsi" w:cstheme="minorBidi"/>
+          <w:noProof/>
+          <w:kern w:val="2"/>
+          <w:sz w:val="24"/>
+          <w:szCs w:val="24"/>
+          <w14:ligatures w14:val="standardContextual"/>
+        </w:rPr>
+      </w:pPr>
+      <w:r>
+        <w:rPr>
+          <w:noProof/>
+        </w:rPr>
+        <w:t>5.2</w:t>
+      </w:r>
+      <w:r>
+        <w:rPr>
+          <w:rFonts w:asciiTheme="minorHAnsi" w:eastAsiaTheme="minorEastAsia" w:hAnsiTheme="minorHAnsi" w:cstheme="minorBidi"/>
+          <w:noProof/>
+          <w:kern w:val="2"/>
+          <w:sz w:val="24"/>
+          <w:szCs w:val="24"/>
+          <w14:ligatures w14:val="standardContextual"/>
+        </w:rPr>
+        <w:tab/>
+      </w:r>
+      <w:r>
+        <w:rPr>
+          <w:noProof/>
+        </w:rPr>
+        <w:t>Odstranění chyb (bugů)</w:t>
+      </w:r>
+      <w:r>
+        <w:rPr>
+          <w:noProof/>
+        </w:rPr>
+        <w:tab/>
+      </w:r>
+      <w:r>
+        <w:rPr>
+          <w:noProof/>
+        </w:rPr>
+        <w:fldChar w:fldCharType="begin"/>
+      </w:r>
+      <w:r>
+        <w:rPr>
+          <w:noProof/>
+        </w:rPr>
+        <w:instrText xml:space="preserve"> PAGEREF _Toc224845492 \h </w:instrText>
+      </w:r>
+      <w:r>
+        <w:rPr>
+          <w:noProof/>
+        </w:rPr>
+      </w:r>
+      <w:r>
+        <w:rPr>
+          <w:noProof/>
+        </w:rPr>
+        <w:fldChar w:fldCharType="separate"/>
+      </w:r>
+      <w:r>
+        <w:rPr>
+          <w:noProof/>
+        </w:rPr>
+        <w:t>16</w:t>
+      </w:r>
+      <w:r>
+        <w:rPr>
+          <w:noProof/>
+        </w:rPr>
+        <w:fldChar w:fldCharType="end"/>
+      </w:r>
+    </w:p>
+    <w:p>
+      <w:pPr>
+        <w:pStyle w:val="Obsah2"/>
+        <w:rPr>
+          <w:rFonts w:asciiTheme="minorHAnsi" w:eastAsiaTheme="minorEastAsia" w:hAnsiTheme="minorHAnsi" w:cstheme="minorBidi"/>
+          <w:noProof/>
+          <w:kern w:val="2"/>
+          <w:sz w:val="24"/>
+          <w:szCs w:val="24"/>
+          <w14:ligatures w14:val="standardContextual"/>
+        </w:rPr>
+      </w:pPr>
+      <w:r>
+        <w:rPr>
+          <w:noProof/>
+        </w:rPr>
+        <w:t>5.3</w:t>
+      </w:r>
+      <w:r>
+        <w:rPr>
+          <w:rFonts w:asciiTheme="minorHAnsi" w:eastAsiaTheme="minorEastAsia" w:hAnsiTheme="minorHAnsi" w:cstheme="minorBidi"/>
+          <w:noProof/>
+          <w:kern w:val="2"/>
+          <w:sz w:val="24"/>
+          <w:szCs w:val="24"/>
+          <w14:ligatures w14:val="standardContextual"/>
+        </w:rPr>
+        <w:tab/>
+      </w:r>
+      <w:r>
+        <w:rPr>
+          <w:noProof/>
+        </w:rPr>
+        <w:t>Výsledek testování</w:t>
+      </w:r>
+      <w:r>
+        <w:rPr>
+          <w:noProof/>
+        </w:rPr>
+        <w:tab/>
+      </w:r>
+      <w:r>
+        <w:rPr>
+          <w:noProof/>
+        </w:rPr>
+        <w:fldChar w:fldCharType="begin"/>
+      </w:r>
+      <w:r>
+        <w:rPr>
+          <w:noProof/>
+        </w:rPr>
+        <w:instrText xml:space="preserve"> PAGEREF _Toc224845493 \h </w:instrText>
+      </w:r>
+      <w:r>
+        <w:rPr>
+          <w:noProof/>
+        </w:rPr>
+      </w:r>
+      <w:r>
+        <w:rPr>
+          <w:noProof/>
+        </w:rPr>
+        <w:fldChar w:fldCharType="separate"/>
+      </w:r>
+      <w:r>
+        <w:rPr>
+          <w:noProof/>
+        </w:rPr>
+        <w:t>16</w:t>
+      </w:r>
+      <w:r>
+        <w:rPr>
+          <w:noProof/>
+        </w:rPr>
         <w:fldChar w:fldCharType="end"/>
       </w:r>
     </w:p>
@@ -2538,30 +2862,10 @@
         </w:rPr>
       </w:pPr>
       <w:r>
-        <w:t>Seznam použitých symbolů a zkratek</w:t>
-      </w:r>
-      <w:r>
-        <w:tab/>
-      </w:r>
-      <w:r>
-        <w:fldChar w:fldCharType="begin"/>
-      </w:r>
-      <w:r>
-        <w:instrText xml:space="preserve"> PAGEREF _Toc223976714 \h </w:instrText>
-      </w:r>
-      <w:r>
-        <w:fldChar w:fldCharType="separate"/>
-      </w:r>
-      <w:r>
-        <w:t>20</w:t>
-      </w:r>
-      <w:r>
-        <w:fldChar w:fldCharType="end"/>
-      </w:r>
-    </w:p>
-    <w:p>
-      <w:pPr>
-        <w:pStyle w:val="Obsah1"/>
+        <w:lastRenderedPageBreak/>
+        <w:t>6</w:t>
+      </w:r>
+      <w:r>
         <w:rPr>
           <w:rFonts w:asciiTheme="minorHAnsi" w:eastAsiaTheme="minorEastAsia" w:hAnsiTheme="minorHAnsi" w:cstheme="minorBidi"/>
           <w:b w:val="0"/>
@@ -2572,24 +2876,25 @@
           <w:szCs w:val="24"/>
           <w14:ligatures w14:val="standardContextual"/>
         </w:rPr>
-      </w:pPr>
-      <w:r>
-        <w:t>Seznam obrázků</w:t>
-      </w:r>
-      <w:r>
         <w:tab/>
       </w:r>
       <w:r>
+        <w:t>repozitář s řešením práce</w:t>
+      </w:r>
+      <w:r>
+        <w:tab/>
+      </w:r>
+      <w:r>
         <w:fldChar w:fldCharType="begin"/>
       </w:r>
       <w:r>
-        <w:instrText xml:space="preserve"> PAGEREF _Toc223976715 \h </w:instrText>
+        <w:instrText xml:space="preserve"> PAGEREF _Toc224845494 \h </w:instrText>
       </w:r>
       <w:r>
         <w:fldChar w:fldCharType="separate"/>
       </w:r>
       <w:r>
-        <w:t>21</w:t>
+        <w:t>17</w:t>
       </w:r>
       <w:r>
         <w:fldChar w:fldCharType="end"/>
@@ -2610,8 +2915,7 @@
         </w:rPr>
       </w:pPr>
       <w:r>
-        <w:lastRenderedPageBreak/>
-        <w:t>Seznam tabulek</w:t>
+        <w:t>Závěr</w:t>
       </w:r>
       <w:r>
         <w:tab/>
@@ -2620,13 +2924,13 @@
         <w:fldChar w:fldCharType="begin"/>
       </w:r>
       <w:r>
-        <w:instrText xml:space="preserve"> PAGEREF _Toc223976716 \h </w:instrText>
+        <w:instrText xml:space="preserve"> PAGEREF _Toc224845495 \h </w:instrText>
       </w:r>
       <w:r>
         <w:fldChar w:fldCharType="separate"/>
       </w:r>
       <w:r>
-        <w:t>22</w:t>
+        <w:t>18</w:t>
       </w:r>
       <w:r>
         <w:fldChar w:fldCharType="end"/>
@@ -2647,6 +2951,150 @@
         </w:rPr>
       </w:pPr>
       <w:r>
+        <w:t>seznam použité literatury</w:t>
+      </w:r>
+      <w:r>
+        <w:tab/>
+      </w:r>
+      <w:r>
+        <w:fldChar w:fldCharType="begin"/>
+      </w:r>
+      <w:r>
+        <w:instrText xml:space="preserve"> PAGEREF _Toc224845496 \h </w:instrText>
+      </w:r>
+      <w:r>
+        <w:fldChar w:fldCharType="separate"/>
+      </w:r>
+      <w:r>
+        <w:t>19</w:t>
+      </w:r>
+      <w:r>
+        <w:fldChar w:fldCharType="end"/>
+      </w:r>
+    </w:p>
+    <w:p>
+      <w:pPr>
+        <w:pStyle w:val="Obsah1"/>
+        <w:rPr>
+          <w:rFonts w:asciiTheme="minorHAnsi" w:eastAsiaTheme="minorEastAsia" w:hAnsiTheme="minorHAnsi" w:cstheme="minorBidi"/>
+          <w:b w:val="0"/>
+          <w:bCs w:val="0"/>
+          <w:caps w:val="0"/>
+          <w:kern w:val="2"/>
+          <w:sz w:val="24"/>
+          <w:szCs w:val="24"/>
+          <w14:ligatures w14:val="standardContextual"/>
+        </w:rPr>
+      </w:pPr>
+      <w:r>
+        <w:t>Seznam použitých symbolů a zkratek</w:t>
+      </w:r>
+      <w:r>
+        <w:tab/>
+      </w:r>
+      <w:r>
+        <w:fldChar w:fldCharType="begin"/>
+      </w:r>
+      <w:r>
+        <w:instrText xml:space="preserve"> PAGEREF _Toc224845497 \h </w:instrText>
+      </w:r>
+      <w:r>
+        <w:fldChar w:fldCharType="separate"/>
+      </w:r>
+      <w:r>
+        <w:t>20</w:t>
+      </w:r>
+      <w:r>
+        <w:fldChar w:fldCharType="end"/>
+      </w:r>
+    </w:p>
+    <w:p>
+      <w:pPr>
+        <w:pStyle w:val="Obsah1"/>
+        <w:rPr>
+          <w:rFonts w:asciiTheme="minorHAnsi" w:eastAsiaTheme="minorEastAsia" w:hAnsiTheme="minorHAnsi" w:cstheme="minorBidi"/>
+          <w:b w:val="0"/>
+          <w:bCs w:val="0"/>
+          <w:caps w:val="0"/>
+          <w:kern w:val="2"/>
+          <w:sz w:val="24"/>
+          <w:szCs w:val="24"/>
+          <w14:ligatures w14:val="standardContextual"/>
+        </w:rPr>
+      </w:pPr>
+      <w:r>
+        <w:t>Seznam obrázků</w:t>
+      </w:r>
+      <w:r>
+        <w:tab/>
+      </w:r>
+      <w:r>
+        <w:fldChar w:fldCharType="begin"/>
+      </w:r>
+      <w:r>
+        <w:instrText xml:space="preserve"> PAGEREF _Toc224845498 \h </w:instrText>
+      </w:r>
+      <w:r>
+        <w:fldChar w:fldCharType="separate"/>
+      </w:r>
+      <w:r>
+        <w:t>21</w:t>
+      </w:r>
+      <w:r>
+        <w:fldChar w:fldCharType="end"/>
+      </w:r>
+    </w:p>
+    <w:p>
+      <w:pPr>
+        <w:pStyle w:val="Obsah1"/>
+        <w:rPr>
+          <w:rFonts w:asciiTheme="minorHAnsi" w:eastAsiaTheme="minorEastAsia" w:hAnsiTheme="minorHAnsi" w:cstheme="minorBidi"/>
+          <w:b w:val="0"/>
+          <w:bCs w:val="0"/>
+          <w:caps w:val="0"/>
+          <w:kern w:val="2"/>
+          <w:sz w:val="24"/>
+          <w:szCs w:val="24"/>
+          <w14:ligatures w14:val="standardContextual"/>
+        </w:rPr>
+      </w:pPr>
+      <w:r>
+        <w:t>Seznam tabulek</w:t>
+      </w:r>
+      <w:r>
+        <w:tab/>
+      </w:r>
+      <w:r>
+        <w:fldChar w:fldCharType="begin"/>
+      </w:r>
+      <w:r>
+        <w:instrText xml:space="preserve"> PAGEREF _Toc224845499 \h </w:instrText>
+      </w:r>
+      <w:r>
+        <w:fldChar w:fldCharType="separate"/>
+      </w:r>
+      <w:r>
+        <w:t>22</w:t>
+      </w:r>
+      <w:r>
+        <w:fldChar w:fldCharType="end"/>
+      </w:r>
+    </w:p>
+    <w:p>
+      <w:pPr>
+        <w:pStyle w:val="Obsah1"/>
+        <w:rPr>
+          <w:rFonts w:asciiTheme="minorHAnsi" w:eastAsiaTheme="minorEastAsia" w:hAnsiTheme="minorHAnsi" w:cstheme="minorBidi"/>
+          <w:b w:val="0"/>
+          <w:bCs w:val="0"/>
+          <w:caps w:val="0"/>
+          <w:kern w:val="2"/>
+          <w:sz w:val="24"/>
+          <w:szCs w:val="24"/>
+          <w14:ligatures w14:val="standardContextual"/>
+        </w:rPr>
+      </w:pPr>
+      <w:r>
         <w:t>seznam Příloh</w:t>
       </w:r>
       <w:r>
@@ -2656,7 +3104,7 @@
         <w:fldChar w:fldCharType="begin"/>
       </w:r>
       <w:r>
-        <w:instrText xml:space="preserve"> PAGEREF _Toc223976717 \h </w:instrText>
+        <w:instrText xml:space="preserve"> PAGEREF _Toc224845500 \h </w:instrText>
       </w:r>
       <w:r>
         <w:fldChar w:fldCharType="separate"/>
@@ -2697,7 +3145,7 @@
         <w:pStyle w:val="NadpisHlavniNecisl"/>
       </w:pPr>
       <w:bookmarkStart w:id="5" w:name="_Toc37577730"/>
-      <w:bookmarkStart w:id="6" w:name="_Toc223976684"/>
+      <w:bookmarkStart w:id="6" w:name="_Toc224845461"/>
       <w:r>
         <w:lastRenderedPageBreak/>
         <w:t>úvod</w:t>
@@ -2711,7 +3159,15 @@
       <w:bookmarkStart w:id="9" w:name="_Toc37577534"/>
       <w:bookmarkStart w:id="10" w:name="_Toc37577731"/>
       <w:r>
-        <w:t xml:space="preserve">Herní průmysl se v posledních letech rychle rozvíjí a díky moderním nástrojům dnes může vlastní hru vytvořit i jeden člověk. Jedním z těchto nástrojů je herní engine Godot 4.4, který umožňuje poměrně jednoduše vytvářet </w:t>
+        <w:t xml:space="preserve">Herní průmysl se v posledních letech rychle rozvíjí a díky moderním nástrojům dnes může vlastní hru vytvořit i jeden člověk. Jedním z těchto nástrojů je herní </w:t>
+      </w:r>
+      <w:proofErr w:type="spellStart"/>
+      <w:r>
+        <w:t>engine</w:t>
+      </w:r>
+      <w:proofErr w:type="spellEnd"/>
+      <w:r>
+        <w:t xml:space="preserve"> Godot 4.4, který umožňuje poměrně jednoduše vytvářet </w:t>
       </w:r>
       <w:proofErr w:type="gramStart"/>
       <w:r>
@@ -2727,27 +3183,107 @@
       </w:r>
       <w:proofErr w:type="gramEnd"/>
       <w:r>
-        <w:t xml:space="preserve"> akční videohry s názvem „Lone Survivor“.</w:t>
-      </w:r>
-    </w:p>
-    <w:p>
-      <w:r>
-        <w:t>Cílem práce bylo vytvořit funkční hru pro operační systém Windows, která kombinuje programování, herní design a vlastní grafiku. Hra je vytvořena v programovacím jazyce GDScript a běží v enginu Godot. Výsledkem projektu je samostatná aplikace, ve které se hráč snaží přežít v nepřátelském prostředí a postupně projít herní úrovně.</w:t>
-      </w:r>
-    </w:p>
-    <w:p>
-      <w:r>
-        <w:t>Grafická stránka hry je vytvořena ve stylu pixel art. Tento styl vychází ze starších videoher, ale i dnes je mezi hráči velmi populární. Pro tvorbu grafiky, například animací postavy nebo prostředí, jsem použil programy Pixelorama a Photoshop. Samotná hra byla vytvořena v enginu Godot, který umožňuje pracovat s fyzikou, animacemi, logikou hry i uživatelským rozhraním.</w:t>
-      </w:r>
-    </w:p>
-    <w:p>
-      <w:r>
-        <w:t>Důležitou částí hry je pohyb postavy a interakce s prostředím. Herní mapy jsou vytvořeny pomocí systému TileMap, který umožňuje skládat úroveň z menších grafických dlaždic a zároveň nastavit jejich kolize. Hráč se pohybuje v terénu s různými překážkami, kde musí skákat, vyhýbat se nepřátelům a bránit se pomocí střelby. Inspirací pro pohyb a souboje byla hra Cactus McCoy.</w:t>
-      </w:r>
-    </w:p>
-    <w:p>
-      <w:r>
-        <w:t>Ve hře se nachází také nepřátelé s jednoduchou umělou inteligencí. Ta funguje na principu stavového automatu. Nepřátelé dokážou hráče detekovat pomocí uzlu RayCast2D, který funguje jako neviditelný paprsek představující jejich zorné pole. Pokud paprsek narazí na hráče a není mezi nimi překážka, nepřítel začne útočit. Aby hra nebyla příliš obtížná, obsahuje také systém dobíjení zbraně (cooldown), který dává hráči čas reagovat nebo se schovat.</w:t>
+        <w:t xml:space="preserve"> akční videohry s názvem „</w:t>
+      </w:r>
+      <w:proofErr w:type="spellStart"/>
+      <w:r>
+        <w:t>Lone</w:t>
+      </w:r>
+      <w:proofErr w:type="spellEnd"/>
+      <w:r>
+        <w:t xml:space="preserve"> </w:t>
+      </w:r>
+      <w:proofErr w:type="spellStart"/>
+      <w:r>
+        <w:t>Survivor</w:t>
+      </w:r>
+      <w:proofErr w:type="spellEnd"/>
+      <w:r>
+        <w:t>“.</w:t>
+      </w:r>
+    </w:p>
+    <w:p>
+      <w:r>
+        <w:t xml:space="preserve">Cílem práce bylo vytvořit funkční hru pro operační systém Windows, která kombinuje programování, herní design a vlastní grafiku. Hra je vytvořena v programovacím jazyce </w:t>
+      </w:r>
+      <w:proofErr w:type="spellStart"/>
+      <w:r>
+        <w:t>GDScript</w:t>
+      </w:r>
+      <w:proofErr w:type="spellEnd"/>
+      <w:r>
+        <w:t xml:space="preserve"> a běží v </w:t>
+      </w:r>
+      <w:proofErr w:type="spellStart"/>
+      <w:r>
+        <w:t>enginu</w:t>
+      </w:r>
+      <w:proofErr w:type="spellEnd"/>
+      <w:r>
+        <w:t xml:space="preserve"> Godot. Výsledkem projektu je samostatná aplikace, ve které se hráč snaží přežít v nepřátelském prostředí a postupně projít herní úrovně.</w:t>
+      </w:r>
+    </w:p>
+    <w:p>
+      <w:r>
+        <w:t xml:space="preserve">Grafická stránka hry je vytvořena ve stylu pixel art. Tento styl vychází ze starších videoher, ale i dnes je mezi hráči velmi populární. Pro tvorbu grafiky, například animací postavy nebo prostředí, jsem použil programy </w:t>
+      </w:r>
+      <w:proofErr w:type="spellStart"/>
+      <w:r>
+        <w:t>Pixelorama</w:t>
+      </w:r>
+      <w:proofErr w:type="spellEnd"/>
+      <w:r>
+        <w:t xml:space="preserve"> a Photoshop. Samotná hra byla vytvořena v </w:t>
+      </w:r>
+      <w:proofErr w:type="spellStart"/>
+      <w:r>
+        <w:t>enginu</w:t>
+      </w:r>
+      <w:proofErr w:type="spellEnd"/>
+      <w:r>
+        <w:t xml:space="preserve"> Godot, který umožňuje pracovat s fyzikou, animacemi, logikou hry i uživatelským rozhraním.</w:t>
+      </w:r>
+    </w:p>
+    <w:p>
+      <w:r>
+        <w:t xml:space="preserve">Důležitou částí hry je pohyb postavy a interakce s prostředím. Herní mapy jsou vytvořeny pomocí systému </w:t>
+      </w:r>
+      <w:proofErr w:type="spellStart"/>
+      <w:r>
+        <w:t>TileMap</w:t>
+      </w:r>
+      <w:proofErr w:type="spellEnd"/>
+      <w:r>
+        <w:t xml:space="preserve">, který umožňuje skládat úroveň z menších grafických dlaždic a zároveň nastavit jejich kolize. Hráč se pohybuje v terénu s různými překážkami, kde musí skákat, vyhýbat se nepřátelům a bránit se pomocí střelby. Inspirací pro pohyb a souboje byla hra </w:t>
+      </w:r>
+      <w:proofErr w:type="spellStart"/>
+      <w:r>
+        <w:t>Cactus</w:t>
+      </w:r>
+      <w:proofErr w:type="spellEnd"/>
+      <w:r>
+        <w:t xml:space="preserve"> </w:t>
+      </w:r>
+      <w:proofErr w:type="spellStart"/>
+      <w:r>
+        <w:t>McCoy</w:t>
+      </w:r>
+      <w:proofErr w:type="spellEnd"/>
+      <w:r>
+        <w:t>.</w:t>
+      </w:r>
+    </w:p>
+    <w:p>
+      <w:r>
+        <w:t>Ve hře se nachází také nepřátelé s jednoduchou umělou inteligencí. Ta funguje na principu stavového automatu. Nepřátelé dokážou hráče detekovat pomocí uzlu RayCast2D, který funguje jako neviditelný paprsek představující jejich zorné pole. Pokud paprsek narazí na hráče a není mezi nimi překážka, nepřítel začne útočit. Aby hra nebyla příliš obtížná, obsahuje také systém dobíjení zbraně (</w:t>
+      </w:r>
+      <w:proofErr w:type="spellStart"/>
+      <w:r>
+        <w:t>cooldown</w:t>
+      </w:r>
+      <w:proofErr w:type="spellEnd"/>
+      <w:r>
+        <w:t>), který dává hráči čas reagovat nebo se schovat.</w:t>
       </w:r>
     </w:p>
     <w:p>
@@ -2763,7 +3299,15 @@
     </w:p>
     <w:p>
       <w:r>
-        <w:t>Práce na tomto projektu mi umožnila lépe pochopit, jak funguje vývoj her. Naučil jsem se pracovat s herním enginem, programovat herní logiku a vytvářet vlastní grafiku. Tyto zkušenosti mohou být užitečné pro další studium nebo práci v oblasti informačních technologií.</w:t>
+        <w:t xml:space="preserve">Práce na tomto projektu mi umožnila lépe pochopit, jak funguje vývoj her. Naučil jsem se pracovat s herním </w:t>
+      </w:r>
+      <w:proofErr w:type="spellStart"/>
+      <w:r>
+        <w:t>enginem</w:t>
+      </w:r>
+      <w:proofErr w:type="spellEnd"/>
+      <w:r>
+        <w:t>, programovat herní logiku a vytvářet vlastní grafiku. Tyto zkušenosti mohou být užitečné pro další studium nebo práci v oblasti informačních technologií.</w:t>
       </w:r>
     </w:p>
     <w:p>
@@ -2780,7 +3324,7 @@
       <w:pPr>
         <w:pStyle w:val="Nadpis1"/>
       </w:pPr>
-      <w:bookmarkStart w:id="11" w:name="_Toc223976685"/>
+      <w:bookmarkStart w:id="11" w:name="_Toc224845462"/>
       <w:bookmarkEnd w:id="7"/>
       <w:bookmarkEnd w:id="8"/>
       <w:bookmarkEnd w:id="9"/>
@@ -2795,7 +3339,7 @@
       <w:pPr>
         <w:pStyle w:val="Nadpis2"/>
       </w:pPr>
-      <w:bookmarkStart w:id="12" w:name="_Toc223976686"/>
+      <w:bookmarkStart w:id="12" w:name="_Toc224845463"/>
       <w:r>
         <w:t>Představení projektu</w:t>
       </w:r>
@@ -2818,7 +3362,7 @@
       <w:pPr>
         <w:pStyle w:val="Nadpis2"/>
       </w:pPr>
-      <w:bookmarkStart w:id="13" w:name="_Toc223976687"/>
+      <w:bookmarkStart w:id="13" w:name="_Toc224845464"/>
       <w:r>
         <w:t>Použité technologie</w:t>
       </w:r>
@@ -2833,29 +3377,69 @@
       <w:pPr>
         <w:pStyle w:val="Nadpis3"/>
       </w:pPr>
-      <w:bookmarkStart w:id="14" w:name="_Toc223976688"/>
+      <w:bookmarkStart w:id="14" w:name="_Toc224845465"/>
       <w:r>
         <w:t xml:space="preserve">Herní </w:t>
       </w:r>
+      <w:proofErr w:type="spellStart"/>
       <w:proofErr w:type="gramStart"/>
       <w:r>
-        <w:t>Engine - GODOT</w:t>
+        <w:t>Engine</w:t>
+      </w:r>
+      <w:proofErr w:type="spellEnd"/>
+      <w:r>
+        <w:t xml:space="preserve"> - GODOT</w:t>
       </w:r>
       <w:bookmarkEnd w:id="14"/>
       <w:proofErr w:type="gramEnd"/>
     </w:p>
     <w:p>
       <w:r>
-        <w:t>Hra je tvořena v Enginu GODOT, který má vlastní vestavěný skriptovací jazyk GDScript, který je syntaxí podobný Pythonu.</w:t>
+        <w:t>Hra je tvořena v </w:t>
+      </w:r>
+      <w:proofErr w:type="spellStart"/>
+      <w:r>
+        <w:t>Enginu</w:t>
+      </w:r>
+      <w:proofErr w:type="spellEnd"/>
+      <w:r>
+        <w:t xml:space="preserve"> GODOT, který má vlastní vestavěný skriptovací jazyk </w:t>
+      </w:r>
+      <w:proofErr w:type="spellStart"/>
+      <w:r>
+        <w:t>GDScript</w:t>
+      </w:r>
+      <w:proofErr w:type="spellEnd"/>
+      <w:r>
+        <w:t>, který je syntaxí podobný</w:t>
+      </w:r>
+      <w:r>
+        <w:t xml:space="preserve"> jazyku</w:t>
+      </w:r>
+      <w:r>
+        <w:t xml:space="preserve"> Python.</w:t>
       </w:r>
       <w:r>
         <w:t xml:space="preserve"> </w:t>
       </w:r>
       <w:r>
-        <w:t xml:space="preserve">Při výběru pro mě bylo klíčové, aby mě engine nebrzdil, ale naopak mi pomáhal. Godot jsem zvolil hlavně proto, že je to moderní </w:t>
-      </w:r>
-      <w:r>
-        <w:t xml:space="preserve">engine </w:t>
+        <w:t xml:space="preserve">Při výběru pro mě bylo klíčové, aby mě </w:t>
+      </w:r>
+      <w:proofErr w:type="spellStart"/>
+      <w:r>
+        <w:t>engine</w:t>
+      </w:r>
+      <w:proofErr w:type="spellEnd"/>
+      <w:r>
+        <w:t xml:space="preserve"> nebrzdil, ale naopak mi pomáhal. Godot jsem zvolil hlavně proto, že je to moderní </w:t>
+      </w:r>
+      <w:proofErr w:type="spellStart"/>
+      <w:r>
+        <w:t>engine</w:t>
+      </w:r>
+      <w:proofErr w:type="spellEnd"/>
+      <w:r>
+        <w:t xml:space="preserve"> </w:t>
       </w:r>
       <w:r>
         <w:t xml:space="preserve">s výbornou dokumentací, kde člověk nemusí každou drobnost hodinu </w:t>
@@ -2881,7 +3465,13 @@
         <w:t xml:space="preserve"> budoucnu </w:t>
       </w:r>
       <w:r>
-        <w:t>nepříjdou</w:t>
+        <w:t>nepř</w:t>
+      </w:r>
+      <w:r>
+        <w:t>i</w:t>
+      </w:r>
+      <w:r>
+        <w:t>jdou</w:t>
       </w:r>
       <w:r>
         <w:t xml:space="preserve"> žádné skryté poplatky nebo změny licencí.</w:t>
@@ -2891,14 +3481,19 @@
       <w:pPr>
         <w:pStyle w:val="Nadpis3"/>
       </w:pPr>
-      <w:bookmarkStart w:id="15" w:name="_Toc223976689"/>
+      <w:bookmarkStart w:id="15" w:name="_Toc224845466"/>
       <w:r>
         <w:t xml:space="preserve">Grafika </w:t>
       </w:r>
       <w:proofErr w:type="gramStart"/>
       <w:r>
-        <w:t>hry - Pixelorama</w:t>
-      </w:r>
+        <w:t xml:space="preserve">hry - </w:t>
+      </w:r>
+      <w:proofErr w:type="spellStart"/>
+      <w:r>
+        <w:t>Pixelorama</w:t>
+      </w:r>
+      <w:proofErr w:type="spellEnd"/>
       <w:proofErr w:type="gramEnd"/>
       <w:r>
         <w:t>/Photoshop</w:t>
@@ -2907,7 +3502,15 @@
     </w:p>
     <w:p>
       <w:r>
-        <w:t>Grafická část hry je tvořená v Pixeloramě, což je open-source program pro pixel-art/animace vytvořený v Godotu.</w:t>
+        <w:t>Grafická část hry je tvořená v </w:t>
+      </w:r>
+      <w:proofErr w:type="spellStart"/>
+      <w:r>
+        <w:t>Pixeloramě</w:t>
+      </w:r>
+      <w:proofErr w:type="spellEnd"/>
+      <w:r>
+        <w:t>, což je open-source program pro pixel-art/animace vytvořený v Godotu.</w:t>
       </w:r>
     </w:p>
     <w:p>
@@ -2919,7 +3522,7 @@
       <w:pPr>
         <w:pStyle w:val="Nadpis2"/>
       </w:pPr>
-      <w:bookmarkStart w:id="16" w:name="_Toc223976690"/>
+      <w:bookmarkStart w:id="16" w:name="_Toc224845467"/>
       <w:r>
         <w:t>Konkurenční řešení</w:t>
       </w:r>
@@ -2929,7 +3532,7 @@
       <w:pPr>
         <w:pStyle w:val="Nadpis3"/>
       </w:pPr>
-      <w:bookmarkStart w:id="17" w:name="_Toc223976691"/>
+      <w:bookmarkStart w:id="17" w:name="_Toc224845468"/>
       <w:r>
         <w:t>Analýza konkurenčních řešení</w:t>
       </w:r>
@@ -2949,7 +3552,7 @@
       <w:pPr>
         <w:pStyle w:val="Nadpis3"/>
       </w:pPr>
-      <w:bookmarkStart w:id="18" w:name="_Toc223976692"/>
+      <w:bookmarkStart w:id="18" w:name="_Toc224845469"/>
       <w:r>
         <w:lastRenderedPageBreak/>
         <w:t>Analyzované konkurenční řešení</w:t>
@@ -2960,9 +3563,19 @@
       <w:pPr>
         <w:pStyle w:val="Nadpis4"/>
       </w:pPr>
-      <w:r>
-        <w:t>Cactus McCoy</w:t>
-      </w:r>
+      <w:proofErr w:type="spellStart"/>
+      <w:r>
+        <w:t>Cactus</w:t>
+      </w:r>
+      <w:proofErr w:type="spellEnd"/>
+      <w:r>
+        <w:t xml:space="preserve"> </w:t>
+      </w:r>
+      <w:proofErr w:type="spellStart"/>
+      <w:r>
+        <w:t>McCoy</w:t>
+      </w:r>
+      <w:proofErr w:type="spellEnd"/>
     </w:p>
     <w:p>
       <w:r>
@@ -2979,16 +3592,34 @@
     </w:p>
     <w:p>
       <w:r>
-        <w:t>Silné stránky této hry jsou plynulé animace, dynamický soubojový systém, dobře navržené levely. Slabé stránky hry jsou lehká obtížnost pro zkušenější hráče, použité starší technologie (hra byla tvořena pomocí Flash).</w:t>
+        <w:t xml:space="preserve">Silné stránky této hry jsou plynulé animace, dynamický soubojový systém, dobře navržené levely. Slabé stránky hry jsou lehká obtížnost pro zkušenější hráče, použité starší technologie (hra byla tvořena pomocí </w:t>
+      </w:r>
+      <w:proofErr w:type="spellStart"/>
+      <w:r>
+        <w:t>Flash</w:t>
+      </w:r>
+      <w:proofErr w:type="spellEnd"/>
+      <w:r>
+        <w:t>).</w:t>
       </w:r>
     </w:p>
     <w:p>
       <w:pPr>
         <w:pStyle w:val="Nadpis4"/>
       </w:pPr>
-      <w:r>
-        <w:t>Shovel knight</w:t>
-      </w:r>
+      <w:proofErr w:type="spellStart"/>
+      <w:r>
+        <w:t>Shovel</w:t>
+      </w:r>
+      <w:proofErr w:type="spellEnd"/>
+      <w:r>
+        <w:t xml:space="preserve"> </w:t>
+      </w:r>
+      <w:proofErr w:type="spellStart"/>
+      <w:r>
+        <w:t>knight</w:t>
+      </w:r>
+      <w:proofErr w:type="spellEnd"/>
     </w:p>
     <w:p>
       <w:r>
@@ -3017,7 +3648,7 @@
       <w:pPr>
         <w:pStyle w:val="Nadpis3"/>
       </w:pPr>
-      <w:bookmarkStart w:id="19" w:name="_Toc223976693"/>
+      <w:bookmarkStart w:id="19" w:name="_Toc224845470"/>
       <w:r>
         <w:t>Shrnutí analýzy</w:t>
       </w:r>
@@ -3033,39 +3664,66 @@
       </w:r>
       <w:proofErr w:type="gramEnd"/>
       <w:r>
-        <w:t xml:space="preserve"> plošinovky s bojem proti nepřátelům a postupem úrovněmi. Důraz těchto her je kladen na plynulé ovládání, postupné zvyšování obtížnosti.</w:t>
-      </w:r>
+        <w:t xml:space="preserve"> </w:t>
+      </w:r>
+      <w:proofErr w:type="spellStart"/>
+      <w:r>
+        <w:t>plošinovky</w:t>
+      </w:r>
+      <w:proofErr w:type="spellEnd"/>
+      <w:r>
+        <w:t xml:space="preserve"> s bojem proti nepřátelům a postupem úrovněmi. Důraz těchto her je kladen na plynulé ovládání, postupné zvyšování obtížnosti.</w:t>
+      </w:r>
+    </w:p>
+    <w:p>
+      <w:pPr>
+        <w:pStyle w:val="Nadpis1"/>
+      </w:pPr>
+      <w:bookmarkStart w:id="20" w:name="_Toc224845471"/>
+      <w:r>
+        <w:lastRenderedPageBreak/>
+        <w:t>Koncept a design hry</w:t>
+      </w:r>
+      <w:bookmarkEnd w:id="20"/>
     </w:p>
     <w:p>
       <w:pPr>
         <w:pStyle w:val="Nadpis2"/>
       </w:pPr>
-      <w:bookmarkStart w:id="20" w:name="_Toc223976694"/>
+      <w:bookmarkStart w:id="21" w:name="_Toc224845472"/>
       <w:r>
         <w:t xml:space="preserve">Herní </w:t>
       </w:r>
       <w:r>
         <w:t>design</w:t>
       </w:r>
-      <w:bookmarkEnd w:id="20"/>
+      <w:bookmarkEnd w:id="21"/>
     </w:p>
     <w:p>
       <w:r>
         <w:t xml:space="preserve">V této kapitule </w:t>
       </w:r>
       <w:r>
-        <w:t>je popsán návrh herních mechanismů a způsob, jakým je realizována hratelnost s využitím nástrojů enginu Godot.</w:t>
+        <w:t xml:space="preserve">je popsán návrh herních mechanismů a způsob, jakým je realizována hratelnost s využitím nástrojů </w:t>
+      </w:r>
+      <w:proofErr w:type="spellStart"/>
+      <w:r>
+        <w:t>enginu</w:t>
+      </w:r>
+      <w:proofErr w:type="spellEnd"/>
+      <w:r>
+        <w:t xml:space="preserve"> Godot.</w:t>
       </w:r>
     </w:p>
     <w:p>
       <w:pPr>
         <w:pStyle w:val="Nadpis3"/>
       </w:pPr>
-      <w:bookmarkStart w:id="21" w:name="_Toc223976695"/>
+      <w:bookmarkStart w:id="22" w:name="_Toc224845473"/>
       <w:r>
         <w:t>Charakteristika pohybu</w:t>
       </w:r>
-      <w:bookmarkEnd w:id="21"/>
+      <w:bookmarkEnd w:id="22"/>
     </w:p>
     <w:p>
       <w:r>
@@ -3077,79 +3735,113 @@
       </w:r>
       <w:proofErr w:type="gramEnd"/>
       <w:r>
-        <w:t xml:space="preserve"> plošinovky důležitý. Cílem bylo dosáhnout toho, aby se postava ovládala příjemně a hráč měl pocit, že má nad postavou plnou kontrolu. </w:t>
+        <w:t xml:space="preserve"> </w:t>
+      </w:r>
+      <w:proofErr w:type="spellStart"/>
+      <w:r>
+        <w:t>plošinovky</w:t>
+      </w:r>
+      <w:proofErr w:type="spellEnd"/>
+      <w:r>
+        <w:t xml:space="preserve"> důležitý. Cílem bylo dosáhnout toho, aby se postava ovládala příjemně a hráč měl pocit, že má nad postavou plnou kontrolu. </w:t>
       </w:r>
       <w:r>
         <w:t xml:space="preserve">Pro realizaci jsem využil přednastavené fyzikální metody, které </w:t>
       </w:r>
+      <w:proofErr w:type="spellStart"/>
+      <w:r>
+        <w:t>engine</w:t>
+      </w:r>
+      <w:proofErr w:type="spellEnd"/>
+      <w:r>
+        <w:t xml:space="preserve"> nabízí. Klíčovou roli hraje metoda _</w:t>
+      </w:r>
+      <w:proofErr w:type="spellStart"/>
+      <w:r>
+        <w:t>physics_process</w:t>
+      </w:r>
+      <w:proofErr w:type="spellEnd"/>
+      <w:r>
+        <w:t>(delta), která se stará o pravidelné vyhodnocování fyziky nezávisle na snímku hry.</w:t>
+      </w:r>
+    </w:p>
+    <w:p>
+      <w:r>
+        <w:t xml:space="preserve">V rámci této metody jsem využil vestavěnou metodu </w:t>
+      </w:r>
+      <w:proofErr w:type="spellStart"/>
+      <w:r>
+        <w:t>move_and_</w:t>
+      </w:r>
+      <w:proofErr w:type="gramStart"/>
+      <w:r>
+        <w:t>slide</w:t>
+      </w:r>
+      <w:proofErr w:type="spellEnd"/>
+      <w:r>
+        <w:t>(</w:t>
+      </w:r>
+      <w:proofErr w:type="gramEnd"/>
+      <w:r>
+        <w:t>). Tato metoda je součástí třídy CharacterBody2D a zajišťuje interakci s okolím (např. detekce podlahy). Po využití těchto dvou metod jsem si vytvořil proměnné pro rychlost chůze (SPEED) a délku výskoku, čímž jsem vytvořil základní dynamiku pohybu postavy. Pro úvodní nastavení parametrů po spuštění hry jsem využil metodu _</w:t>
+      </w:r>
+      <w:proofErr w:type="spellStart"/>
+      <w:proofErr w:type="gramStart"/>
+      <w:r>
+        <w:t>ready</w:t>
+      </w:r>
+      <w:proofErr w:type="spellEnd"/>
+      <w:r>
+        <w:t>(</w:t>
+      </w:r>
+      <w:proofErr w:type="gramEnd"/>
+      <w:r>
+        <w:t>), která zajišťuje inicializaci postavy a jejího okolí.</w:t>
+      </w:r>
+    </w:p>
+    <w:p>
+      <w:pPr>
+        <w:pStyle w:val="Nadpis3"/>
+      </w:pPr>
+      <w:bookmarkStart w:id="23" w:name="_Toc224845474"/>
+      <w:r>
+        <w:t>Soubojový systém a AI nepřátel</w:t>
+      </w:r>
+      <w:bookmarkEnd w:id="23"/>
+    </w:p>
+    <w:p>
+      <w:r>
+        <w:t xml:space="preserve">Soubojový systém hry je postaven na interakci hráče s protivníky. Nepřátelé využívají přepínání stavů, mezi režimem hlídkování a útokem, které jsem naprogramoval. </w:t>
+      </w:r>
+      <w:r>
+        <w:t>Pro detekování hráče jsem využil přednastavený uzel RayCast2D. Tento uzel je neviditelná přímka mezi nepřítelem a hráčem. Ve svém skriptu kontroluji, zda tato přímka narazila na hráče, nebo mu stojí v cestě nějaká překážka (např. zeď). Díky této metodě nepřítel nevidí postavu skrze pevné objekty. U dynamiky boje jsem se snažil, aby hra nebyla nefér, proto jsem ve skriptu vytvořil časovač výstřelů (SHOOT_COOLDOWN). Tím jsem zajistil, že nepřítel po detekci hráče střílí v pravidelných intervalech, což dodává hráči prostor pro schování se, nebo vyhnutí se výstřelu.</w:t>
+      </w:r>
+    </w:p>
+    <w:p>
+      <w:pPr>
+        <w:pStyle w:val="Nadpis2"/>
+      </w:pPr>
+      <w:bookmarkStart w:id="24" w:name="_Toc224845475"/>
+      <w:r>
+        <w:t>Technická realizace</w:t>
+      </w:r>
+      <w:bookmarkEnd w:id="24"/>
+    </w:p>
+    <w:p>
+      <w:r>
+        <w:t>V této kapitole se zaměřuji na popsaní technického pozadí aplikace, strukturu skriptů a využití přednastavených tříd frameworku Godot, které výrazně usnadňují vývoj herních mechanik.</w:t>
+      </w:r>
+    </w:p>
+    <w:p>
+      <w:pPr>
+        <w:pStyle w:val="Nadpis3"/>
+      </w:pPr>
+      <w:bookmarkStart w:id="25" w:name="_Toc224845476"/>
       <w:r>
         <w:lastRenderedPageBreak/>
-        <w:t>engine nabízí. Klíčovou roli hraje metoda _physics_process(delta), která se stará o pravidelné vyhodnocování fyziky nezávisle na snímku hry.</w:t>
-      </w:r>
-    </w:p>
-    <w:p>
-      <w:r>
-        <w:t>V rámci této metody jsem využil vestavěnou metodu move_and_</w:t>
-      </w:r>
-      <w:proofErr w:type="gramStart"/>
-      <w:r>
-        <w:t>slide(</w:t>
-      </w:r>
-      <w:proofErr w:type="gramEnd"/>
-      <w:r>
-        <w:t>). Tato metoda je součástí třídy CharacterBody2D a zajišťuje interakci s okolím (např. detekce podlahy). Po využití těchto dvou metod jsem si vytvořil proměnné pro rychlost chůze (SPEED) a délku výskoku, čímž jsem vytvořil základní dynamiku pohybu postavy. Pro úvodní nastavení parametrů po spuštění hry jsem využil metodu _</w:t>
-      </w:r>
-      <w:proofErr w:type="gramStart"/>
-      <w:r>
-        <w:t>ready(</w:t>
-      </w:r>
-      <w:proofErr w:type="gramEnd"/>
-      <w:r>
-        <w:t>), která zajišťuje inicializaci postavy a jejího okolí.</w:t>
-      </w:r>
-    </w:p>
-    <w:p>
-      <w:pPr>
-        <w:pStyle w:val="Nadpis3"/>
-      </w:pPr>
-      <w:bookmarkStart w:id="22" w:name="_Toc223976696"/>
-      <w:r>
-        <w:t>Soubojový systém a AI nepřátel</w:t>
-      </w:r>
-      <w:bookmarkEnd w:id="22"/>
-    </w:p>
-    <w:p>
-      <w:r>
-        <w:t xml:space="preserve">Soubojový systém hry je postaven na interakci hráče s protivníky. Nepřátelé využívají přepínání stavů, mezi režimem hlídkování a útokem, které jsem naprogramoval. </w:t>
-      </w:r>
-      <w:r>
-        <w:t>Pro detekování hráče jsem využil přednastavený uzel RayCast2D. Tento uzel je neviditelná přímka mezi nepřítelem a hráčem. Ve svém skriptu kontroluji, zda tato přímka narazila na hráče, nebo mu stojí v cestě nějaká překážka (např. zeď). Díky této metodě nepřítel nevidí postavu skrze pevné objekty. U dynamiky boje jsem se snažil, aby hra nebyla nefér, proto jsem ve skriptu vytvořil časovač výstřelů (SHOOT_COOLDOWN). Tím jsem zajistil, že nepřítel po detekci hráče střílí v pravidelných intervalech, což dodává hráči prostor pro schování se, nebo vyhnutí se výstřelu.</w:t>
-      </w:r>
-    </w:p>
-    <w:p>
-      <w:pPr>
-        <w:pStyle w:val="Nadpis2"/>
-      </w:pPr>
-      <w:bookmarkStart w:id="23" w:name="_Toc223976697"/>
-      <w:r>
-        <w:t>Technická realizace</w:t>
-      </w:r>
-      <w:bookmarkEnd w:id="23"/>
-    </w:p>
-    <w:p>
-      <w:r>
-        <w:t>V této kapitole se zaměřuji na popsaní technického pozadí aplikace, strukturu skriptů a využití přednastavených tříd frameworku Godot, které výrazně usnadňují vývoj herních mechanik.</w:t>
-      </w:r>
-    </w:p>
-    <w:p>
-      <w:pPr>
-        <w:pStyle w:val="Nadpis3"/>
-      </w:pPr>
-      <w:bookmarkStart w:id="24" w:name="_Toc223976698"/>
-      <w:r>
         <w:t>Architektura scén a využití vestavěných tříd</w:t>
       </w:r>
-      <w:bookmarkEnd w:id="24"/>
+      <w:bookmarkEnd w:id="25"/>
     </w:p>
     <w:p>
       <w:r>
@@ -3183,11 +3875,35 @@
         <w:t xml:space="preserve">: </w:t>
       </w:r>
       <w:r>
-        <w:t>Pro hlavní postavu i nepřátele jsem zvolil třídu CharacterBody2D. Jedná se o předpřipravený herní objekt, který má v enginu již předprogramované vlastnosti pro pohyb ve 2D prostoru. Klíčová je metoda move_and_</w:t>
+        <w:t>Pro hlavní postavu i nepřátele jsem zvolil třídu CharacterBody2D. Jedná se o předpřipravený herní objekt, který má v </w:t>
+      </w:r>
+      <w:proofErr w:type="spellStart"/>
+      <w:r>
+        <w:t>enginu</w:t>
+      </w:r>
+      <w:proofErr w:type="spellEnd"/>
+      <w:r>
+        <w:t xml:space="preserve"> již </w:t>
+      </w:r>
+      <w:proofErr w:type="spellStart"/>
+      <w:r>
+        <w:t>předprogramované</w:t>
+      </w:r>
+      <w:proofErr w:type="spellEnd"/>
+      <w:r>
+        <w:t xml:space="preserve"> vlastnosti pro pohyb ve 2D prostoru. Klíčová je metoda </w:t>
+      </w:r>
+      <w:proofErr w:type="spellStart"/>
+      <w:r>
+        <w:t>move_and_</w:t>
       </w:r>
       <w:proofErr w:type="gramStart"/>
       <w:r>
-        <w:t>slide(</w:t>
+        <w:t>slide</w:t>
+      </w:r>
+      <w:proofErr w:type="spellEnd"/>
+      <w:r>
+        <w:t>(</w:t>
       </w:r>
       <w:proofErr w:type="gramEnd"/>
       <w:r>
@@ -3214,7 +3930,23 @@
         <w:t xml:space="preserve">RayCast2D: </w:t>
       </w:r>
       <w:r>
-        <w:t>Tento uzel funguje jako neviditelná přímka, která je vysíláná z bodu A do bodu B. Tato třída se využívá pro účely detekce objektů. Metodu jsem použil pro detekci viditelnosti hráče. Skript přebere informaci, že nepřítel narazil na hráče, další informace jsou popsány ve skritpu.</w:t>
+        <w:t xml:space="preserve">Tento uzel funguje jako neviditelná přímka, která je </w:t>
+      </w:r>
+      <w:proofErr w:type="spellStart"/>
+      <w:r>
+        <w:t>vysíláná</w:t>
+      </w:r>
+      <w:proofErr w:type="spellEnd"/>
+      <w:r>
+        <w:t xml:space="preserve"> z bodu A do bodu B. Tato třída se využívá pro účely detekce objektů. Metodu jsem použil pro detekci viditelnosti hráče. Skript přebere informaci, že nepřítel narazil na hráče, další informace jsou popsány ve </w:t>
+      </w:r>
+      <w:proofErr w:type="spellStart"/>
+      <w:r>
+        <w:t>skritpu</w:t>
+      </w:r>
+      <w:proofErr w:type="spellEnd"/>
+      <w:r>
+        <w:t>.</w:t>
       </w:r>
     </w:p>
     <w:p>
@@ -3234,7 +3966,6 @@
           <w:b/>
           <w:bCs/>
         </w:rPr>
-        <w:lastRenderedPageBreak/>
         <w:t xml:space="preserve">AnimatedSprite2D: </w:t>
       </w:r>
       <w:r>
@@ -3256,15 +3987,23 @@
       <w:pPr>
         <w:pStyle w:val="Nadpis3"/>
       </w:pPr>
-      <w:bookmarkStart w:id="25" w:name="_Toc223976699"/>
+      <w:bookmarkStart w:id="26" w:name="_Toc224845477"/>
       <w:r>
         <w:t>Herní smyčka a zpracování fyziky</w:t>
       </w:r>
-      <w:bookmarkEnd w:id="25"/>
-    </w:p>
-    <w:p>
-      <w:r>
-        <w:t xml:space="preserve">Základem celé hry je metoda _physics_process(delta). Tato metoda je </w:t>
+      <w:bookmarkEnd w:id="26"/>
+    </w:p>
+    <w:p>
+      <w:r>
+        <w:t>Základem celé hry je metoda _</w:t>
+      </w:r>
+      <w:proofErr w:type="spellStart"/>
+      <w:r>
+        <w:t>physics_process</w:t>
+      </w:r>
+      <w:proofErr w:type="spellEnd"/>
+      <w:r>
+        <w:t xml:space="preserve">(delta). Tato metoda je </w:t>
       </w:r>
       <w:proofErr w:type="gramStart"/>
       <w:r>
@@ -3272,7 +4011,15 @@
       </w:r>
       <w:proofErr w:type="gramEnd"/>
       <w:r>
-        <w:t> frameworku Godot již definována a navržena tak, aby byla enginem v pevných časových intervalech volána.</w:t>
+        <w:t xml:space="preserve"> frameworku Godot již definována a navržena tak, aby byla </w:t>
+      </w:r>
+      <w:proofErr w:type="spellStart"/>
+      <w:r>
+        <w:t>enginem</w:t>
+      </w:r>
+      <w:proofErr w:type="spellEnd"/>
+      <w:r>
+        <w:t xml:space="preserve"> v pevných časových intervalech volána.</w:t>
       </w:r>
     </w:p>
     <w:p>
@@ -3284,11 +4031,11 @@
       <w:pPr>
         <w:pStyle w:val="Nadpis3"/>
       </w:pPr>
-      <w:bookmarkStart w:id="26" w:name="_Toc223976700"/>
+      <w:bookmarkStart w:id="27" w:name="_Toc224845478"/>
       <w:r>
         <w:t>Level design a tvorba prostředí</w:t>
       </w:r>
-      <w:bookmarkEnd w:id="26"/>
+      <w:bookmarkEnd w:id="27"/>
     </w:p>
     <w:p>
       <w:r>
@@ -3299,13 +4046,31 @@
       <w:pPr>
         <w:pStyle w:val="Nadpis4"/>
       </w:pPr>
+      <w:proofErr w:type="spellStart"/>
       <w:r>
         <w:t>TileMap</w:t>
       </w:r>
-    </w:p>
-    <w:p>
-      <w:r>
-        <w:t>Pro tvorbu herního světa jsem zvolil systém TileMapLayer. Tato metoda funguje tak, že rozdělí herní prostředí na pravidelnou mřížku, do které se již vkládají hotové jednotlivé dlaždice (bloky) z předpřipraveného souboru, tzv. Tilesetu. Tuto metodu jsem zvolil z těchto dvou hlavních důvodů:</w:t>
+      <w:proofErr w:type="spellEnd"/>
+    </w:p>
+    <w:p>
+      <w:r>
+        <w:t xml:space="preserve">Pro tvorbu herního světa jsem zvolil systém </w:t>
+      </w:r>
+      <w:proofErr w:type="spellStart"/>
+      <w:r>
+        <w:t>TileMapLayer</w:t>
+      </w:r>
+      <w:proofErr w:type="spellEnd"/>
+      <w:r>
+        <w:t xml:space="preserve">. Tato metoda funguje tak, že rozdělí herní prostředí na pravidelnou mřížku, do které se již vkládají hotové jednotlivé dlaždice (bloky) z předpřipraveného souboru, tzv. </w:t>
+      </w:r>
+      <w:proofErr w:type="spellStart"/>
+      <w:r>
+        <w:t>Tilesetu</w:t>
+      </w:r>
+      <w:proofErr w:type="spellEnd"/>
+      <w:r>
+        <w:t>. Tuto metodu jsem zvolil z těchto dvou hlavních důvodů:</w:t>
       </w:r>
     </w:p>
     <w:p>
@@ -3327,9 +4092,36 @@
         </w:rPr>
         <w:t xml:space="preserve">Optimalizace: </w:t>
       </w:r>
-      <w:r>
-        <w:t>Engine vykresluje mapu jako celek, což setří výkon procesoru oproti vkládání samosatatných obrazků</w:t>
-      </w:r>
+      <w:proofErr w:type="spellStart"/>
+      <w:r>
+        <w:t>Engine</w:t>
+      </w:r>
+      <w:proofErr w:type="spellEnd"/>
+      <w:r>
+        <w:t xml:space="preserve"> vykresluje mapu jako celek, což setří výkon procesoru oproti vkládání </w:t>
+      </w:r>
+      <w:proofErr w:type="spellStart"/>
+      <w:r>
+        <w:t>samosatatných</w:t>
+      </w:r>
+      <w:proofErr w:type="spellEnd"/>
+      <w:r>
+        <w:t xml:space="preserve"> </w:t>
+      </w:r>
+      <w:proofErr w:type="spellStart"/>
+      <w:r>
+        <w:t>obrazků</w:t>
+      </w:r>
+      <w:proofErr w:type="spellEnd"/>
+    </w:p>
+    <w:p>
+      <w:pPr>
+        <w:pStyle w:val="Odstavecseseznamem"/>
+        <w:rPr>
+          <w:b/>
+          <w:bCs/>
+        </w:rPr>
+      </w:pPr>
     </w:p>
     <w:p>
       <w:pPr>
@@ -3348,10 +4140,35 @@
           <w:b/>
           <w:bCs/>
         </w:rPr>
+        <w:lastRenderedPageBreak/>
         <w:t xml:space="preserve">Efektivita: </w:t>
       </w:r>
       <w:r>
-        <w:t>V editoru Tilesetu jsem každé dlaždici (např. tráva, kámen, plošina) nadefinoval vlastní Collison Shape. Díky tomu jsem nemusel kolize programovat ručně pro každou část mapy</w:t>
+        <w:t xml:space="preserve">V editoru </w:t>
+      </w:r>
+      <w:proofErr w:type="spellStart"/>
+      <w:r>
+        <w:t>Tilesetu</w:t>
+      </w:r>
+      <w:proofErr w:type="spellEnd"/>
+      <w:r>
+        <w:t xml:space="preserve"> jsem každé dlaždici (např. tráva, kámen, plošina) nadefinoval vlastní </w:t>
+      </w:r>
+      <w:proofErr w:type="spellStart"/>
+      <w:r>
+        <w:t>Collison</w:t>
+      </w:r>
+      <w:proofErr w:type="spellEnd"/>
+      <w:r>
+        <w:t xml:space="preserve"> </w:t>
+      </w:r>
+      <w:proofErr w:type="spellStart"/>
+      <w:r>
+        <w:t>Shape</w:t>
+      </w:r>
+      <w:proofErr w:type="spellEnd"/>
+      <w:r>
+        <w:t>. Díky tomu jsem nemusel kolize programovat ručně pro každou část mapy</w:t>
       </w:r>
     </w:p>
     <w:p>
@@ -3417,22 +4234,40 @@
         <w:pStyle w:val="Titulek"/>
         <w:jc w:val="center"/>
       </w:pPr>
-      <w:bookmarkStart w:id="27" w:name="_Toc223976456"/>
+      <w:bookmarkStart w:id="28" w:name="_Toc223976456"/>
       <w:r>
         <w:t xml:space="preserve">Obr. </w:t>
       </w:r>
-      <w:fldSimple w:instr=" SEQ Obr. \* ARABIC ">
-        <w:r>
-          <w:rPr>
-            <w:noProof/>
-          </w:rPr>
-          <w:t>1</w:t>
-        </w:r>
-      </w:fldSimple>
-      <w:r>
-        <w:t xml:space="preserve"> Použitý TileSet</w:t>
-      </w:r>
-      <w:bookmarkEnd w:id="27"/>
+      <w:r>
+        <w:fldChar w:fldCharType="begin"/>
+      </w:r>
+      <w:r>
+        <w:instrText xml:space="preserve"> SEQ Obr. \* ARABIC </w:instrText>
+      </w:r>
+      <w:r>
+        <w:fldChar w:fldCharType="separate"/>
+      </w:r>
+      <w:r>
+        <w:rPr>
+          <w:noProof/>
+        </w:rPr>
+        <w:t>1</w:t>
+      </w:r>
+      <w:r>
+        <w:rPr>
+          <w:noProof/>
+        </w:rPr>
+        <w:fldChar w:fldCharType="end"/>
+      </w:r>
+      <w:r>
+        <w:t xml:space="preserve"> Použitý </w:t>
+      </w:r>
+      <w:proofErr w:type="spellStart"/>
+      <w:r>
+        <w:t>TileSet</w:t>
+      </w:r>
+      <w:bookmarkEnd w:id="28"/>
+      <w:proofErr w:type="spellEnd"/>
     </w:p>
     <w:p>
       <w:pPr>
@@ -3458,7 +4293,15 @@
         </w:rPr>
       </w:pPr>
       <w:r>
-        <w:t>Vizuální vrstvy (Parallax background)</w:t>
+        <w:t>Vizuální vrstvy (</w:t>
+      </w:r>
+      <w:proofErr w:type="spellStart"/>
+      <w:r>
+        <w:t>Parallax</w:t>
+      </w:r>
+      <w:proofErr w:type="spellEnd"/>
+      <w:r>
+        <w:t xml:space="preserve"> background)</w:t>
       </w:r>
     </w:p>
     <w:p>
@@ -3482,40 +4325,121 @@
         </w:rPr>
       </w:pPr>
       <w:r>
-        <w:t>Správa prostředků (Assets)</w:t>
-      </w:r>
-      <w:r>
-        <w:rPr>
-          <w:b/>
-          <w:bCs/>
-        </w:rPr>
-        <w:br w:type="page"/>
+        <w:t>Správa prostředků (</w:t>
+      </w:r>
+      <w:proofErr w:type="spellStart"/>
+      <w:r>
+        <w:t>Assets</w:t>
+      </w:r>
+      <w:proofErr w:type="spellEnd"/>
+      <w:r>
+        <w:t>)</w:t>
       </w:r>
     </w:p>
     <w:p>
       <w:pPr>
         <w:pStyle w:val="Nadpis1"/>
       </w:pPr>
-      <w:bookmarkStart w:id="28" w:name="_Toc223976701"/>
+      <w:bookmarkStart w:id="29" w:name="_Toc224845479"/>
+      <w:r>
+        <w:lastRenderedPageBreak/>
+        <w:t>realizace projektu</w:t>
+      </w:r>
+      <w:bookmarkEnd w:id="29"/>
+    </w:p>
+    <w:p>
+      <w:pPr>
+        <w:pStyle w:val="Nadpis2"/>
+      </w:pPr>
+      <w:bookmarkStart w:id="30" w:name="_Toc224845480"/>
+      <w:r>
+        <w:t xml:space="preserve">Tvorba grafických </w:t>
+      </w:r>
+      <w:proofErr w:type="spellStart"/>
+      <w:r>
+        <w:t>assetů</w:t>
+      </w:r>
+      <w:bookmarkEnd w:id="30"/>
+      <w:proofErr w:type="spellEnd"/>
+    </w:p>
+    <w:p>
+      <w:pPr>
+        <w:pStyle w:val="Nadpis2"/>
+      </w:pPr>
+      <w:bookmarkStart w:id="31" w:name="_Toc224845481"/>
+      <w:r>
+        <w:t>Programování pohybu a animací</w:t>
+      </w:r>
+      <w:bookmarkEnd w:id="31"/>
+    </w:p>
+    <w:p>
+      <w:pPr>
+        <w:pStyle w:val="Nadpis2"/>
+      </w:pPr>
+      <w:bookmarkStart w:id="32" w:name="_Toc224845482"/>
+      <w:r>
+        <w:t>Detekce kolizí a interakce</w:t>
+      </w:r>
+      <w:bookmarkEnd w:id="32"/>
+    </w:p>
+    <w:p>
+      <w:pPr>
+        <w:pStyle w:val="Nadpis2"/>
+      </w:pPr>
+      <w:bookmarkStart w:id="33" w:name="_Toc224845483"/>
+      <w:r>
+        <w:t>Implementace UI a stavů hry</w:t>
+      </w:r>
+      <w:bookmarkEnd w:id="33"/>
+    </w:p>
+    <w:p>
+      <w:pPr>
+        <w:pStyle w:val="Nadpis1"/>
+      </w:pPr>
+      <w:bookmarkStart w:id="34" w:name="_Toc224845484"/>
       <w:r>
         <w:lastRenderedPageBreak/>
         <w:t>UŽIVATELSKÁ ČÁST</w:t>
       </w:r>
-      <w:bookmarkEnd w:id="28"/>
+      <w:bookmarkEnd w:id="34"/>
     </w:p>
     <w:p>
       <w:pPr>
         <w:pStyle w:val="Nadpis2"/>
       </w:pPr>
-      <w:bookmarkStart w:id="29" w:name="_Toc223976702"/>
+      <w:bookmarkStart w:id="35" w:name="_Toc224845485"/>
       <w:r>
         <w:t>Návod ke spuštění hry</w:t>
       </w:r>
-      <w:bookmarkEnd w:id="29"/>
-    </w:p>
-    <w:p>
-      <w:r>
-        <w:t>Hra Lone Survivor je vytvořená pro operační systém Windows. Hra nevyžaduje sloužitou instalaci. Pro spuštění hotového buildu je potřeba dodržet následující kroky:</w:t>
+      <w:bookmarkEnd w:id="35"/>
+    </w:p>
+    <w:p>
+      <w:r>
+        <w:t xml:space="preserve">Hra </w:t>
+      </w:r>
+      <w:proofErr w:type="spellStart"/>
+      <w:r>
+        <w:t>Lone</w:t>
+      </w:r>
+      <w:proofErr w:type="spellEnd"/>
+      <w:r>
+        <w:t xml:space="preserve"> </w:t>
+      </w:r>
+      <w:proofErr w:type="spellStart"/>
+      <w:r>
+        <w:t>Survivor</w:t>
+      </w:r>
+      <w:proofErr w:type="spellEnd"/>
+      <w:r>
+        <w:t xml:space="preserve"> je vytvořená pro operační systém Windows. Hra nevyžaduje </w:t>
+      </w:r>
+      <w:proofErr w:type="spellStart"/>
+      <w:r>
+        <w:t>sloužitou</w:t>
+      </w:r>
+      <w:proofErr w:type="spellEnd"/>
+      <w:r>
+        <w:t xml:space="preserve"> instalaci. Pro spuštění hotového buildu je potřeba dodržet následující kroky:</w:t>
       </w:r>
     </w:p>
     <w:p>
@@ -3527,7 +4451,15 @@
         </w:numPr>
       </w:pPr>
       <w:r>
-        <w:t xml:space="preserve">Build se nachází na oficiálním repozitáři projektu na GitHubu: </w:t>
+        <w:t xml:space="preserve">Build se nachází na oficiálním </w:t>
+      </w:r>
+      <w:proofErr w:type="spellStart"/>
+      <w:r>
+        <w:t>repozitáři</w:t>
+      </w:r>
+      <w:proofErr w:type="spellEnd"/>
+      <w:r>
+        <w:t xml:space="preserve"> projektu na GitHubu: </w:t>
       </w:r>
       <w:hyperlink r:id="rId14" w:history="1">
         <w:r>
@@ -3547,7 +4479,15 @@
         </w:numPr>
       </w:pPr>
       <w:r>
-        <w:t>Na GitHubu si otevřete složku build_app a stáhněte si celou složku.</w:t>
+        <w:t xml:space="preserve">Na GitHubu si otevřete složku </w:t>
+      </w:r>
+      <w:proofErr w:type="spellStart"/>
+      <w:r>
+        <w:t>build_app</w:t>
+      </w:r>
+      <w:proofErr w:type="spellEnd"/>
+      <w:r>
+        <w:t xml:space="preserve"> a stáhněte si celou složku.</w:t>
       </w:r>
     </w:p>
     <w:p>
@@ -3559,12 +4499,25 @@
         </w:numPr>
       </w:pPr>
       <w:r>
-        <w:t xml:space="preserve">Stažený archiv extrahujte do libovolné složky na počítači (soubor .exe musí zůstat ve stejné složce jako </w:t>
+        <w:t>Stažený archiv extrahujte do libovolné složky na počítači (soubor .</w:t>
+      </w:r>
+      <w:proofErr w:type="spellStart"/>
+      <w:r>
+        <w:t>exe</w:t>
+      </w:r>
+      <w:proofErr w:type="spellEnd"/>
+      <w:r>
+        <w:t xml:space="preserve"> musí zůstat ve stejné složce jako </w:t>
       </w:r>
       <w:proofErr w:type="gramStart"/>
       <w:r>
-        <w:t>soubor .pck</w:t>
-      </w:r>
+        <w:t>soubor .</w:t>
+      </w:r>
+      <w:proofErr w:type="spellStart"/>
+      <w:r>
+        <w:t>pck</w:t>
+      </w:r>
+      <w:proofErr w:type="spellEnd"/>
       <w:proofErr w:type="gramEnd"/>
       <w:r>
         <w:t>, který obsahuje veškerá herní data.)</w:t>
@@ -3579,141 +4532,187 @@
         </w:numPr>
       </w:pPr>
       <w:r>
-        <w:t>Hru spusťte otevřením souboru Lone Survivor.exe</w:t>
+        <w:t xml:space="preserve">Hru spusťte otevřením souboru </w:t>
+      </w:r>
+      <w:proofErr w:type="spellStart"/>
+      <w:r>
+        <w:t>Lone</w:t>
+      </w:r>
+      <w:proofErr w:type="spellEnd"/>
+      <w:r>
+        <w:t xml:space="preserve"> Survivor.exe</w:t>
       </w:r>
     </w:p>
     <w:p>
       <w:pPr>
         <w:pStyle w:val="Nadpis2"/>
       </w:pPr>
-      <w:bookmarkStart w:id="30" w:name="_Toc223976703"/>
+      <w:bookmarkStart w:id="36" w:name="_Toc224845486"/>
       <w:r>
         <w:t>Uživatelské rozhrání po spuštění hry</w:t>
       </w:r>
-      <w:bookmarkEnd w:id="30"/>
+      <w:bookmarkEnd w:id="36"/>
     </w:p>
     <w:p/>
     <w:p>
       <w:pPr>
         <w:pStyle w:val="Nadpis1"/>
       </w:pPr>
-      <w:bookmarkStart w:id="31" w:name="_Toc223976704"/>
+      <w:bookmarkStart w:id="37" w:name="_Toc224845487"/>
       <w:r>
         <w:lastRenderedPageBreak/>
         <w:t>Testování</w:t>
       </w:r>
-      <w:bookmarkEnd w:id="31"/>
+      <w:bookmarkEnd w:id="37"/>
     </w:p>
     <w:p>
       <w:pPr>
         <w:pStyle w:val="Nadpis2"/>
       </w:pPr>
-      <w:bookmarkStart w:id="32" w:name="_Toc223976705"/>
+      <w:bookmarkStart w:id="38" w:name="_Toc224845488"/>
       <w:r>
         <w:t>Metodika testování</w:t>
       </w:r>
-      <w:bookmarkEnd w:id="32"/>
+      <w:bookmarkEnd w:id="38"/>
     </w:p>
     <w:p>
       <w:pPr>
         <w:pStyle w:val="Nadpis3"/>
       </w:pPr>
-      <w:bookmarkStart w:id="33" w:name="_Toc223976706"/>
+      <w:bookmarkStart w:id="39" w:name="_Toc224845489"/>
       <w:r>
         <w:t>Tester 1</w:t>
       </w:r>
-      <w:bookmarkEnd w:id="33"/>
+      <w:bookmarkEnd w:id="39"/>
     </w:p>
     <w:p>
       <w:pPr>
         <w:pStyle w:val="Nadpis3"/>
       </w:pPr>
-      <w:bookmarkStart w:id="34" w:name="_Toc223976707"/>
+      <w:bookmarkStart w:id="40" w:name="_Toc224845490"/>
       <w:r>
         <w:t>Tester 2</w:t>
       </w:r>
-      <w:bookmarkEnd w:id="34"/>
+      <w:bookmarkEnd w:id="40"/>
     </w:p>
     <w:p>
       <w:pPr>
         <w:pStyle w:val="Nadpis3"/>
       </w:pPr>
-      <w:bookmarkStart w:id="35" w:name="_Toc223976708"/>
+      <w:bookmarkStart w:id="41" w:name="_Toc224845491"/>
       <w:r>
         <w:t>Tester 3</w:t>
       </w:r>
-      <w:bookmarkEnd w:id="35"/>
+      <w:bookmarkEnd w:id="41"/>
     </w:p>
     <w:p>
       <w:pPr>
         <w:pStyle w:val="Nadpis2"/>
       </w:pPr>
-      <w:bookmarkStart w:id="36" w:name="_Toc223976709"/>
+      <w:bookmarkStart w:id="42" w:name="_Toc224845492"/>
       <w:r>
         <w:t>Odstranění chyb (bugů)</w:t>
       </w:r>
-      <w:bookmarkEnd w:id="36"/>
+      <w:bookmarkEnd w:id="42"/>
     </w:p>
     <w:p>
       <w:pPr>
         <w:pStyle w:val="Nadpis2"/>
       </w:pPr>
-      <w:bookmarkStart w:id="37" w:name="_Toc223976710"/>
+      <w:bookmarkStart w:id="43" w:name="_Toc224845493"/>
       <w:r>
         <w:t>Výsledek testování</w:t>
       </w:r>
-      <w:bookmarkEnd w:id="37"/>
+      <w:bookmarkEnd w:id="43"/>
     </w:p>
     <w:p>
       <w:pPr>
         <w:pStyle w:val="Nadpis1"/>
       </w:pPr>
-      <w:bookmarkStart w:id="38" w:name="_Toc223976711"/>
+      <w:bookmarkStart w:id="44" w:name="_Toc224845494"/>
       <w:r>
         <w:lastRenderedPageBreak/>
         <w:t>repozitář s řešením práce</w:t>
       </w:r>
-      <w:bookmarkEnd w:id="38"/>
+      <w:bookmarkEnd w:id="44"/>
     </w:p>
     <w:p>
       <w:r>
         <w:t xml:space="preserve">Odkaz: </w:t>
       </w:r>
       <w:hyperlink r:id="rId15" w:history="1">
+        <w:proofErr w:type="spellStart"/>
         <w:r>
           <w:rPr>
             <w:rStyle w:val="Hypertextovodkaz"/>
           </w:rPr>
-          <w:t xml:space="preserve">Githubový </w:t>
+          <w:t>Githubový</w:t>
         </w:r>
+        <w:proofErr w:type="spellEnd"/>
+        <w:r>
+          <w:rPr>
+            <w:rStyle w:val="Hypertextovodkaz"/>
+          </w:rPr>
+          <w:t xml:space="preserve"> </w:t>
+        </w:r>
+        <w:proofErr w:type="spellStart"/>
         <w:proofErr w:type="gramStart"/>
         <w:r>
           <w:rPr>
             <w:rStyle w:val="Hypertextovodkaz"/>
           </w:rPr>
-          <w:t>repozitář - Vacula</w:t>
+          <w:t>repozitář</w:t>
+        </w:r>
+        <w:proofErr w:type="spellEnd"/>
+        <w:r>
+          <w:rPr>
+            <w:rStyle w:val="Hypertextovodkaz"/>
+          </w:rPr>
+          <w:t xml:space="preserve"> - Vacula</w:t>
         </w:r>
         <w:proofErr w:type="gramEnd"/>
         <w:r>
           <w:rPr>
             <w:rStyle w:val="Hypertextovodkaz"/>
           </w:rPr>
-          <w:t xml:space="preserve"> - Lone Survivor</w:t>
+          <w:t xml:space="preserve"> - </w:t>
         </w:r>
+        <w:proofErr w:type="spellStart"/>
+        <w:r>
+          <w:rPr>
+            <w:rStyle w:val="Hypertextovodkaz"/>
+          </w:rPr>
+          <w:t>Lone</w:t>
+        </w:r>
+        <w:proofErr w:type="spellEnd"/>
+        <w:r>
+          <w:rPr>
+            <w:rStyle w:val="Hypertextovodkaz"/>
+          </w:rPr>
+          <w:t xml:space="preserve"> </w:t>
+        </w:r>
+        <w:proofErr w:type="spellStart"/>
+        <w:r>
+          <w:rPr>
+            <w:rStyle w:val="Hypertextovodkaz"/>
+          </w:rPr>
+          <w:t>Survivor</w:t>
+        </w:r>
+        <w:proofErr w:type="spellEnd"/>
       </w:hyperlink>
     </w:p>
     <w:p>
       <w:pPr>
         <w:pStyle w:val="NadpisHlavniNecisl"/>
       </w:pPr>
-      <w:bookmarkStart w:id="39" w:name="_Toc37577734"/>
-      <w:bookmarkStart w:id="40" w:name="_Toc223976712"/>
+      <w:bookmarkStart w:id="45" w:name="_Toc37577734"/>
+      <w:bookmarkStart w:id="46" w:name="_Toc224845495"/>
       <w:r>
         <w:lastRenderedPageBreak/>
         <w:t>Závěr</w:t>
       </w:r>
-      <w:bookmarkEnd w:id="39"/>
-      <w:bookmarkEnd w:id="40"/>
+      <w:bookmarkEnd w:id="45"/>
+      <w:bookmarkEnd w:id="46"/>
     </w:p>
     <w:p>
       <w:r>
@@ -3725,7 +4724,47 @@
       </w:r>
       <w:proofErr w:type="gramEnd"/>
       <w:r>
-        <w:t xml:space="preserve"> akční videohra s názvem „Lone Survivor“, vytvořená v moderním herním engine Godot 4.4. Jedná se o titul žánru „platformer“, který kombinuje mechaniky pohybu v terénu s akčním soubojovým systémem. Hra obsahuje kompletní herní smyčku, animace postav vytvořené v softwaru Pixelorama a Photoshop a inteligentní protivníky. Po technické stránce produkt využívá objektově orientovanou architekturu, implementuje dynamickou detekci kolizí a umělou inteligenci nepřátel, která reaguje na přítomnost hráče v reálném čase</w:t>
+        <w:t xml:space="preserve"> akční videohra s názvem „</w:t>
+      </w:r>
+      <w:proofErr w:type="spellStart"/>
+      <w:r>
+        <w:t>Lone</w:t>
+      </w:r>
+      <w:proofErr w:type="spellEnd"/>
+      <w:r>
+        <w:t xml:space="preserve"> </w:t>
+      </w:r>
+      <w:proofErr w:type="spellStart"/>
+      <w:r>
+        <w:t>Survivor</w:t>
+      </w:r>
+      <w:proofErr w:type="spellEnd"/>
+      <w:r>
+        <w:t xml:space="preserve">“, vytvořená v moderním herním </w:t>
+      </w:r>
+      <w:proofErr w:type="spellStart"/>
+      <w:r>
+        <w:t>engine</w:t>
+      </w:r>
+      <w:proofErr w:type="spellEnd"/>
+      <w:r>
+        <w:t xml:space="preserve"> Godot 4.4. Jedná se o titul žánru „</w:t>
+      </w:r>
+      <w:proofErr w:type="spellStart"/>
+      <w:r>
+        <w:t>platformer</w:t>
+      </w:r>
+      <w:proofErr w:type="spellEnd"/>
+      <w:r>
+        <w:t xml:space="preserve">“, který kombinuje mechaniky pohybu v terénu s akčním soubojovým systémem. Hra obsahuje kompletní herní smyčku, animace postav vytvořené v softwaru </w:t>
+      </w:r>
+      <w:proofErr w:type="spellStart"/>
+      <w:r>
+        <w:t>Pixelorama</w:t>
+      </w:r>
+      <w:proofErr w:type="spellEnd"/>
+      <w:r>
+        <w:t xml:space="preserve"> a Photoshop a inteligentní protivníky. Po technické stránce produkt využívá objektově orientovanou architekturu, implementuje dynamickou detekci kolizí a umělou inteligenci nepřátel, která reaguje na přítomnost hráče v reálném čase</w:t>
       </w:r>
       <w:r>
         <w:t>.</w:t>
@@ -3738,11 +4777,19 @@
     </w:p>
     <w:p>
       <w:r>
-        <w:t>Během práce na projektu jsem učinil několik důležitých technických rozhodnutí. Jedno z klíčových rozhodnutí, byla volba správné třídy pro fyziku postav, k čemuž jsem využil metodu CharacterBody2D, která s vestavěnou metodou move_and_</w:t>
+        <w:t xml:space="preserve">Během práce na projektu jsem učinil několik důležitých technických rozhodnutí. Jedno z klíčových rozhodnutí, byla volba správné třídy pro fyziku postav, k čemuž jsem využil metodu CharacterBody2D, která s vestavěnou metodou </w:t>
+      </w:r>
+      <w:proofErr w:type="spellStart"/>
+      <w:r>
+        <w:t>move_and_</w:t>
       </w:r>
       <w:proofErr w:type="gramStart"/>
       <w:r>
-        <w:t>slide(</w:t>
+        <w:t>slide</w:t>
+      </w:r>
+      <w:proofErr w:type="spellEnd"/>
+      <w:r>
+        <w:t>(</w:t>
       </w:r>
       <w:proofErr w:type="gramEnd"/>
       <w:r>
@@ -3751,7 +4798,15 @@
     </w:p>
     <w:p>
       <w:r>
-        <w:t>Produkt splnil všechna původní očekávání. Hra obsahuje jak všechny plánované prvky, jako je boj a interakce s TileMapou, ale podařilo se mi i vytvořit funkční a plynulé animace, což nebylo v zadání plánováno.</w:t>
+        <w:t>Produkt splnil všechna původní očekávání. Hra obsahuje jak všechny plánované prvky, jako je boj a interakce s </w:t>
+      </w:r>
+      <w:proofErr w:type="spellStart"/>
+      <w:r>
+        <w:t>TileMapou</w:t>
+      </w:r>
+      <w:proofErr w:type="spellEnd"/>
+      <w:r>
+        <w:t>, ale podařilo se mi i vytvořit funkční a plynulé animace, což nebylo v zadání plánováno.</w:t>
       </w:r>
     </w:p>
     <w:p>
@@ -3764,14 +4819,14 @@
       <w:pPr>
         <w:pStyle w:val="NadpisHlavniNecisl"/>
       </w:pPr>
-      <w:bookmarkStart w:id="41" w:name="_Toc37577735"/>
-      <w:bookmarkStart w:id="42" w:name="_Toc223976713"/>
+      <w:bookmarkStart w:id="47" w:name="_Toc37577735"/>
+      <w:bookmarkStart w:id="48" w:name="_Toc224845496"/>
       <w:r>
         <w:lastRenderedPageBreak/>
         <w:t>seznam použité literatury</w:t>
       </w:r>
-      <w:bookmarkEnd w:id="41"/>
-      <w:bookmarkEnd w:id="42"/>
+      <w:bookmarkEnd w:id="47"/>
+      <w:bookmarkEnd w:id="48"/>
     </w:p>
     <w:p>
       <w:pPr>
@@ -3783,12 +4838,53 @@
       <w:r>
         <w:t>. </w:t>
       </w:r>
+      <w:proofErr w:type="spellStart"/>
       <w:r>
         <w:rPr>
           <w:i/>
           <w:iCs/>
         </w:rPr>
-        <w:t>How to Use the New TileMap in Godot 4</w:t>
+        <w:t>How</w:t>
+      </w:r>
+      <w:proofErr w:type="spellEnd"/>
+      <w:r>
+        <w:rPr>
+          <w:i/>
+          <w:iCs/>
+        </w:rPr>
+        <w:t xml:space="preserve"> to Use </w:t>
+      </w:r>
+      <w:proofErr w:type="spellStart"/>
+      <w:r>
+        <w:rPr>
+          <w:i/>
+          <w:iCs/>
+        </w:rPr>
+        <w:t>the</w:t>
+      </w:r>
+      <w:proofErr w:type="spellEnd"/>
+      <w:r>
+        <w:rPr>
+          <w:i/>
+          <w:iCs/>
+        </w:rPr>
+        <w:t xml:space="preserve"> New </w:t>
+      </w:r>
+      <w:proofErr w:type="spellStart"/>
+      <w:r>
+        <w:rPr>
+          <w:i/>
+          <w:iCs/>
+        </w:rPr>
+        <w:t>TileMap</w:t>
+      </w:r>
+      <w:proofErr w:type="spellEnd"/>
+      <w:r>
+        <w:rPr>
+          <w:i/>
+          <w:iCs/>
+        </w:rPr>
+        <w:t xml:space="preserve"> in Godot 4</w:t>
       </w:r>
       <w:r>
         <w:t>. Online. 2022. Dostupné z: </w:t>
@@ -3798,7 +4894,21 @@
           <w:rPr>
             <w:rStyle w:val="Hypertextovodkaz"/>
           </w:rPr>
-          <w:t>https://www.youtube.com/watch?v=tQSL2scuqeU</w:t>
+          <w:t>https://www.youtube.com/</w:t>
+        </w:r>
+        <w:proofErr w:type="spellStart"/>
+        <w:r>
+          <w:rPr>
+            <w:rStyle w:val="Hypertextovodkaz"/>
+          </w:rPr>
+          <w:t>watch?v</w:t>
+        </w:r>
+        <w:proofErr w:type="spellEnd"/>
+        <w:r>
+          <w:rPr>
+            <w:rStyle w:val="Hypertextovodkaz"/>
+          </w:rPr>
+          <w:t>=tQSL2scuqeU</w:t>
         </w:r>
       </w:hyperlink>
       <w:r>
@@ -3817,8 +4927,17 @@
           <w:i/>
           <w:iCs/>
         </w:rPr>
-        <w:t>Godot Docs</w:t>
-      </w:r>
+        <w:t xml:space="preserve">Godot </w:t>
+      </w:r>
+      <w:proofErr w:type="spellStart"/>
+      <w:r>
+        <w:rPr>
+          <w:i/>
+          <w:iCs/>
+        </w:rPr>
+        <w:t>Docs</w:t>
+      </w:r>
+      <w:proofErr w:type="spellEnd"/>
       <w:r>
         <w:t xml:space="preserve">. Online. © Copyright </w:t>
       </w:r>
@@ -3835,7 +4954,21 @@
           <w:rPr>
             <w:rStyle w:val="Hypertextovodkaz"/>
           </w:rPr>
-          <w:t>https://docs.godotengine.org/en/stable/</w:t>
+          <w:t>https://docs.godotengine.org/en/</w:t>
+        </w:r>
+        <w:proofErr w:type="spellStart"/>
+        <w:r>
+          <w:rPr>
+            <w:rStyle w:val="Hypertextovodkaz"/>
+          </w:rPr>
+          <w:t>stable</w:t>
+        </w:r>
+        <w:proofErr w:type="spellEnd"/>
+        <w:r>
+          <w:rPr>
+            <w:rStyle w:val="Hypertextovodkaz"/>
+          </w:rPr>
+          <w:t>/</w:t>
         </w:r>
       </w:hyperlink>
       <w:r>
@@ -3849,29 +4982,47 @@
       <w:r>
         <w:t>LINIETSKY, Juan; MANZUR, Ariel a GODOT COMMUNITY. </w:t>
       </w:r>
+      <w:proofErr w:type="spellStart"/>
       <w:r>
         <w:rPr>
           <w:i/>
           <w:iCs/>
         </w:rPr>
-        <w:t xml:space="preserve">Documentation </w:t>
-      </w:r>
-      <w:proofErr w:type="gramStart"/>
+        <w:t>Documentation</w:t>
+      </w:r>
+      <w:proofErr w:type="spellEnd"/>
       <w:r>
         <w:rPr>
           <w:i/>
           <w:iCs/>
         </w:rPr>
-        <w:t>2D</w:t>
-      </w:r>
-      <w:proofErr w:type="gramEnd"/>
+        <w:t xml:space="preserve"> </w:t>
+      </w:r>
+      <w:proofErr w:type="gramStart"/>
       <w:r>
         <w:rPr>
           <w:i/>
           <w:iCs/>
         </w:rPr>
-        <w:t xml:space="preserve"> tutorials</w:t>
-      </w:r>
+        <w:t>2D</w:t>
+      </w:r>
+      <w:proofErr w:type="gramEnd"/>
+      <w:r>
+        <w:rPr>
+          <w:i/>
+          <w:iCs/>
+        </w:rPr>
+        <w:t xml:space="preserve"> </w:t>
+      </w:r>
+      <w:proofErr w:type="spellStart"/>
+      <w:r>
+        <w:rPr>
+          <w:i/>
+          <w:iCs/>
+        </w:rPr>
+        <w:t>tutorials</w:t>
+      </w:r>
+      <w:proofErr w:type="spellEnd"/>
       <w:r>
         <w:t>. Online. 2014. Dostupné z: </w:t>
       </w:r>
@@ -3894,13 +5045,47 @@
       <w:r>
         <w:t>SAULTOONS. </w:t>
       </w:r>
+      <w:proofErr w:type="spellStart"/>
       <w:r>
         <w:rPr>
           <w:i/>
           <w:iCs/>
         </w:rPr>
-        <w:t>The Ultimate Pixel Art Tutorial</w:t>
-      </w:r>
+        <w:t>The</w:t>
+      </w:r>
+      <w:proofErr w:type="spellEnd"/>
+      <w:r>
+        <w:rPr>
+          <w:i/>
+          <w:iCs/>
+        </w:rPr>
+        <w:t xml:space="preserve"> </w:t>
+      </w:r>
+      <w:proofErr w:type="spellStart"/>
+      <w:r>
+        <w:rPr>
+          <w:i/>
+          <w:iCs/>
+        </w:rPr>
+        <w:t>Ultimate</w:t>
+      </w:r>
+      <w:proofErr w:type="spellEnd"/>
+      <w:r>
+        <w:rPr>
+          <w:i/>
+          <w:iCs/>
+        </w:rPr>
+        <w:t xml:space="preserve"> Pixel Art </w:t>
+      </w:r>
+      <w:proofErr w:type="spellStart"/>
+      <w:r>
+        <w:rPr>
+          <w:i/>
+          <w:iCs/>
+        </w:rPr>
+        <w:t>Tutorial</w:t>
+      </w:r>
+      <w:proofErr w:type="spellEnd"/>
       <w:r>
         <w:t>. Online. 2021. Dostupné z: </w:t>
       </w:r>
@@ -3909,7 +5094,21 @@
           <w:rPr>
             <w:rStyle w:val="Hypertextovodkaz"/>
           </w:rPr>
-          <w:t>https://www.youtube.com/watch?v=lfR7Qj04-UA</w:t>
+          <w:t>https://www.youtube.com/</w:t>
+        </w:r>
+        <w:proofErr w:type="spellStart"/>
+        <w:r>
+          <w:rPr>
+            <w:rStyle w:val="Hypertextovodkaz"/>
+          </w:rPr>
+          <w:t>watch?v</w:t>
+        </w:r>
+        <w:proofErr w:type="spellEnd"/>
+        <w:r>
+          <w:rPr>
+            <w:rStyle w:val="Hypertextovodkaz"/>
+          </w:rPr>
+          <w:t>=lfR7Qj04-UA</w:t>
         </w:r>
       </w:hyperlink>
       <w:r>
@@ -3961,28 +5160,28 @@
       <w:pPr>
         <w:pStyle w:val="NadpisHlavniNecisl"/>
       </w:pPr>
-      <w:bookmarkStart w:id="43" w:name="_Toc37577736"/>
-      <w:bookmarkStart w:id="44" w:name="_Toc223976714"/>
+      <w:bookmarkStart w:id="49" w:name="_Toc37577736"/>
+      <w:bookmarkStart w:id="50" w:name="_Toc224845497"/>
       <w:r>
         <w:lastRenderedPageBreak/>
         <w:t>Seznam použitých symbolů a zkratek</w:t>
       </w:r>
-      <w:bookmarkEnd w:id="43"/>
-      <w:bookmarkEnd w:id="44"/>
+      <w:bookmarkEnd w:id="49"/>
+      <w:bookmarkEnd w:id="50"/>
     </w:p>
     <w:p/>
     <w:p>
       <w:pPr>
         <w:pStyle w:val="NadpisHlavniNecisl"/>
       </w:pPr>
-      <w:bookmarkStart w:id="45" w:name="_Toc37577737"/>
-      <w:bookmarkStart w:id="46" w:name="_Toc223976715"/>
+      <w:bookmarkStart w:id="51" w:name="_Toc37577737"/>
+      <w:bookmarkStart w:id="52" w:name="_Toc224845498"/>
       <w:r>
         <w:lastRenderedPageBreak/>
         <w:t>Seznam obrázků</w:t>
       </w:r>
-      <w:bookmarkEnd w:id="45"/>
-      <w:bookmarkEnd w:id="46"/>
+      <w:bookmarkEnd w:id="51"/>
+      <w:bookmarkEnd w:id="52"/>
     </w:p>
     <w:p>
       <w:pPr>
@@ -4043,14 +5242,14 @@
       <w:pPr>
         <w:pStyle w:val="NadpisHlavniNecisl"/>
       </w:pPr>
-      <w:bookmarkStart w:id="47" w:name="_Toc37577738"/>
-      <w:bookmarkStart w:id="48" w:name="_Toc223976716"/>
+      <w:bookmarkStart w:id="53" w:name="_Toc37577738"/>
+      <w:bookmarkStart w:id="54" w:name="_Toc224845499"/>
       <w:r>
         <w:lastRenderedPageBreak/>
         <w:t>Seznam tabulek</w:t>
       </w:r>
-      <w:bookmarkEnd w:id="47"/>
-      <w:bookmarkEnd w:id="48"/>
+      <w:bookmarkEnd w:id="53"/>
+      <w:bookmarkEnd w:id="54"/>
     </w:p>
     <w:p>
       <w:pPr>
@@ -4108,22 +5307,22 @@
       </w:r>
     </w:p>
     <w:p>
-      <w:bookmarkStart w:id="49" w:name="_Toc420374803"/>
+      <w:bookmarkStart w:id="55" w:name="_Toc420374803"/>
     </w:p>
     <w:p/>
     <w:p>
       <w:pPr>
         <w:pStyle w:val="NadpisHlavniNecisl"/>
       </w:pPr>
-      <w:bookmarkStart w:id="50" w:name="_Toc37577739"/>
-      <w:bookmarkStart w:id="51" w:name="_Toc223976717"/>
-      <w:bookmarkEnd w:id="49"/>
+      <w:bookmarkStart w:id="56" w:name="_Toc37577739"/>
+      <w:bookmarkStart w:id="57" w:name="_Toc224845500"/>
+      <w:bookmarkEnd w:id="55"/>
       <w:r>
         <w:lastRenderedPageBreak/>
         <w:t>seznam Příloh</w:t>
       </w:r>
-      <w:bookmarkEnd w:id="50"/>
-      <w:bookmarkEnd w:id="51"/>
+      <w:bookmarkEnd w:id="56"/>
+      <w:bookmarkEnd w:id="57"/>
     </w:p>
     <w:p>
       <w:r>

--- a/Dokumentace_Maturitniho_projektu_Vacula.docx
+++ b/Dokumentace_Maturitniho_projektu_Vacula.docx
@@ -86,13 +86,8 @@
       <w:pPr>
         <w:pStyle w:val="nazevprojektu"/>
       </w:pPr>
-      <w:proofErr w:type="gramStart"/>
-      <w:r>
-        <w:t>2D</w:t>
-      </w:r>
-      <w:proofErr w:type="gramEnd"/>
-      <w:r>
-        <w:t xml:space="preserve"> akční hra </w:t>
+      <w:r>
+        <w:t xml:space="preserve">2D akční hra </w:t>
       </w:r>
     </w:p>
     <w:p>
@@ -344,7 +339,19 @@
         <w:rPr>
           <w:rStyle w:val="doplnittext"/>
         </w:rPr>
-        <w:t>30. 1. 2026</w:t>
+        <w:t xml:space="preserve">30. </w:t>
+      </w:r>
+      <w:r>
+        <w:rPr>
+          <w:rStyle w:val="doplnittext"/>
+        </w:rPr>
+        <w:t>3</w:t>
+      </w:r>
+      <w:r>
+        <w:rPr>
+          <w:rStyle w:val="doplnittext"/>
+        </w:rPr>
+        <w:t>. 2026</w:t>
       </w:r>
     </w:p>
     <w:p>
@@ -393,63 +400,7 @@
         <w:rPr>
           <w:rStyle w:val="doplnittext"/>
         </w:rPr>
-        <w:t xml:space="preserve">Moje maturitní práce je </w:t>
-      </w:r>
-      <w:proofErr w:type="gramStart"/>
-      <w:r>
-        <w:rPr>
-          <w:rStyle w:val="doplnittext"/>
-        </w:rPr>
-        <w:t>2D</w:t>
-      </w:r>
-      <w:proofErr w:type="gramEnd"/>
-      <w:r>
-        <w:rPr>
-          <w:rStyle w:val="doplnittext"/>
-        </w:rPr>
-        <w:t xml:space="preserve"> akční hra </w:t>
-      </w:r>
-      <w:proofErr w:type="spellStart"/>
-      <w:r>
-        <w:rPr>
-          <w:rStyle w:val="doplnittext"/>
-        </w:rPr>
-        <w:t>Lone</w:t>
-      </w:r>
-      <w:proofErr w:type="spellEnd"/>
-      <w:r>
-        <w:rPr>
-          <w:rStyle w:val="doplnittext"/>
-        </w:rPr>
-        <w:t xml:space="preserve"> </w:t>
-      </w:r>
-      <w:proofErr w:type="spellStart"/>
-      <w:r>
-        <w:rPr>
-          <w:rStyle w:val="doplnittext"/>
-        </w:rPr>
-        <w:t>Survivor</w:t>
-      </w:r>
-      <w:proofErr w:type="spellEnd"/>
-      <w:r>
-        <w:rPr>
-          <w:rStyle w:val="doplnittext"/>
-        </w:rPr>
-        <w:t xml:space="preserve">, která je vytvořena v herním </w:t>
-      </w:r>
-      <w:proofErr w:type="spellStart"/>
-      <w:r>
-        <w:rPr>
-          <w:rStyle w:val="doplnittext"/>
-        </w:rPr>
-        <w:t>enginu</w:t>
-      </w:r>
-      <w:proofErr w:type="spellEnd"/>
-      <w:r>
-        <w:rPr>
-          <w:rStyle w:val="doplnittext"/>
-        </w:rPr>
-        <w:t xml:space="preserve"> Godot 4.4. Hra sleduje příběh vojáka, jenž po pádu vrtulníku musí přežít v nepřátelském území plném pastí a ozbrojených protivníků. Cílem projektu je ukázat propojení herního designu, programování a animace v jednotném funkčním celku a vytvořit hratelný prototyp, který demonstruje tvorbu herní logiky, pohybu, boje a interakce s prostředím v moderním vývojovém nástroji.</w:t>
+        <w:t>Moje maturitní práce je 2D akční hra Lone Survivor, která je vytvořena v herním enginu Godot 4.4. Hra sleduje příběh vojáka, jenž po pádu vrtulníku musí přežít v nepřátelském území plném pastí a ozbrojených protivníků. Cílem projektu je ukázat propojení herního designu, programování a animace v jednotném funkčním celku a vytvořit hratelný prototyp, který demonstruje tvorbu herní logiky, pohybu, boje a interakce s prostředím v moderním vývojovém nástroji.</w:t>
       </w:r>
     </w:p>
     <w:p>
@@ -3159,131 +3110,27 @@
       <w:bookmarkStart w:id="9" w:name="_Toc37577534"/>
       <w:bookmarkStart w:id="10" w:name="_Toc37577731"/>
       <w:r>
-        <w:t xml:space="preserve">Herní průmysl se v posledních letech rychle rozvíjí a díky moderním nástrojům dnes může vlastní hru vytvořit i jeden člověk. Jedním z těchto nástrojů je herní </w:t>
-      </w:r>
-      <w:proofErr w:type="spellStart"/>
-      <w:r>
-        <w:t>engine</w:t>
-      </w:r>
-      <w:proofErr w:type="spellEnd"/>
-      <w:r>
-        <w:t xml:space="preserve"> Godot 4.4, který umožňuje poměrně jednoduše vytvářet </w:t>
-      </w:r>
-      <w:proofErr w:type="gramStart"/>
-      <w:r>
-        <w:t>2D</w:t>
-      </w:r>
-      <w:proofErr w:type="gramEnd"/>
-      <w:r>
-        <w:t xml:space="preserve"> i 3D hry. Tato maturitní práce se zaměřuje na návrh a vytvoření </w:t>
-      </w:r>
-      <w:proofErr w:type="gramStart"/>
-      <w:r>
-        <w:t>2D</w:t>
-      </w:r>
-      <w:proofErr w:type="gramEnd"/>
-      <w:r>
-        <w:t xml:space="preserve"> akční videohry s názvem „</w:t>
-      </w:r>
-      <w:proofErr w:type="spellStart"/>
-      <w:r>
-        <w:t>Lone</w:t>
-      </w:r>
-      <w:proofErr w:type="spellEnd"/>
-      <w:r>
-        <w:t xml:space="preserve"> </w:t>
-      </w:r>
-      <w:proofErr w:type="spellStart"/>
-      <w:r>
-        <w:t>Survivor</w:t>
-      </w:r>
-      <w:proofErr w:type="spellEnd"/>
-      <w:r>
-        <w:t>“.</w:t>
-      </w:r>
-    </w:p>
-    <w:p>
-      <w:r>
-        <w:t xml:space="preserve">Cílem práce bylo vytvořit funkční hru pro operační systém Windows, která kombinuje programování, herní design a vlastní grafiku. Hra je vytvořena v programovacím jazyce </w:t>
-      </w:r>
-      <w:proofErr w:type="spellStart"/>
-      <w:r>
-        <w:t>GDScript</w:t>
-      </w:r>
-      <w:proofErr w:type="spellEnd"/>
-      <w:r>
-        <w:t xml:space="preserve"> a běží v </w:t>
-      </w:r>
-      <w:proofErr w:type="spellStart"/>
-      <w:r>
-        <w:t>enginu</w:t>
-      </w:r>
-      <w:proofErr w:type="spellEnd"/>
-      <w:r>
-        <w:t xml:space="preserve"> Godot. Výsledkem projektu je samostatná aplikace, ve které se hráč snaží přežít v nepřátelském prostředí a postupně projít herní úrovně.</w:t>
-      </w:r>
-    </w:p>
-    <w:p>
-      <w:r>
-        <w:t xml:space="preserve">Grafická stránka hry je vytvořena ve stylu pixel art. Tento styl vychází ze starších videoher, ale i dnes je mezi hráči velmi populární. Pro tvorbu grafiky, například animací postavy nebo prostředí, jsem použil programy </w:t>
-      </w:r>
-      <w:proofErr w:type="spellStart"/>
-      <w:r>
-        <w:t>Pixelorama</w:t>
-      </w:r>
-      <w:proofErr w:type="spellEnd"/>
-      <w:r>
-        <w:t xml:space="preserve"> a Photoshop. Samotná hra byla vytvořena v </w:t>
-      </w:r>
-      <w:proofErr w:type="spellStart"/>
-      <w:r>
-        <w:t>enginu</w:t>
-      </w:r>
-      <w:proofErr w:type="spellEnd"/>
-      <w:r>
-        <w:t xml:space="preserve"> Godot, který umožňuje pracovat s fyzikou, animacemi, logikou hry i uživatelským rozhraním.</w:t>
-      </w:r>
-    </w:p>
-    <w:p>
-      <w:r>
-        <w:t xml:space="preserve">Důležitou částí hry je pohyb postavy a interakce s prostředím. Herní mapy jsou vytvořeny pomocí systému </w:t>
-      </w:r>
-      <w:proofErr w:type="spellStart"/>
-      <w:r>
-        <w:t>TileMap</w:t>
-      </w:r>
-      <w:proofErr w:type="spellEnd"/>
-      <w:r>
-        <w:t xml:space="preserve">, který umožňuje skládat úroveň z menších grafických dlaždic a zároveň nastavit jejich kolize. Hráč se pohybuje v terénu s různými překážkami, kde musí skákat, vyhýbat se nepřátelům a bránit se pomocí střelby. Inspirací pro pohyb a souboje byla hra </w:t>
-      </w:r>
-      <w:proofErr w:type="spellStart"/>
-      <w:r>
-        <w:t>Cactus</w:t>
-      </w:r>
-      <w:proofErr w:type="spellEnd"/>
-      <w:r>
-        <w:t xml:space="preserve"> </w:t>
-      </w:r>
-      <w:proofErr w:type="spellStart"/>
-      <w:r>
-        <w:t>McCoy</w:t>
-      </w:r>
-      <w:proofErr w:type="spellEnd"/>
-      <w:r>
-        <w:t>.</w:t>
-      </w:r>
-    </w:p>
-    <w:p>
-      <w:r>
-        <w:t>Ve hře se nachází také nepřátelé s jednoduchou umělou inteligencí. Ta funguje na principu stavového automatu. Nepřátelé dokážou hráče detekovat pomocí uzlu RayCast2D, který funguje jako neviditelný paprsek představující jejich zorné pole. Pokud paprsek narazí na hráče a není mezi nimi překážka, nepřítel začne útočit. Aby hra nebyla příliš obtížná, obsahuje také systém dobíjení zbraně (</w:t>
-      </w:r>
-      <w:proofErr w:type="spellStart"/>
-      <w:r>
-        <w:t>cooldown</w:t>
-      </w:r>
-      <w:proofErr w:type="spellEnd"/>
-      <w:r>
-        <w:t>), který dává hráči čas reagovat nebo se schovat.</w:t>
+        <w:t>Herní průmysl se v posledních letech rychle rozvíjí a díky moderním nástrojům dnes může vlastní hru vytvořit i jeden člověk. Jedním z těchto nástrojů je herní engine Godot 4.4, který umožňuje poměrně jednoduše vytvářet 2D i 3D hry. Tato maturitní práce se zaměřuje na návrh a vytvoření 2D akční videohry s názvem „Lone Survivor“.</w:t>
+      </w:r>
+    </w:p>
+    <w:p>
+      <w:r>
+        <w:t>Cílem práce bylo vytvořit funkční hru pro operační systém Windows, která kombinuje programování, herní design a vlastní grafiku. Hra je vytvořena v programovacím jazyce GDScript a běží v enginu Godot. Výsledkem projektu je samostatná aplikace, ve které se hráč snaží přežít v nepřátelském prostředí a postupně projít herní úrovně.</w:t>
+      </w:r>
+    </w:p>
+    <w:p>
+      <w:r>
+        <w:t>Grafická stránka hry je vytvořena ve stylu pixel art. Tento styl vychází ze starších videoher, ale i dnes je mezi hráči velmi populární. Pro tvorbu grafiky, například animací postavy nebo prostředí, jsem použil programy Pixelorama a Photoshop. Samotná hra byla vytvořena v enginu Godot, který umožňuje pracovat s fyzikou, animacemi, logikou hry i uživatelským rozhraním.</w:t>
+      </w:r>
+    </w:p>
+    <w:p>
+      <w:r>
+        <w:t>Důležitou částí hry je pohyb postavy a interakce s prostředím. Herní mapy jsou vytvořeny pomocí systému TileMap, který umožňuje skládat úroveň z menších grafických dlaždic a zároveň nastavit jejich kolize. Hráč se pohybuje v terénu s různými překážkami, kde musí skákat, vyhýbat se nepřátelům a bránit se pomocí střelby. Inspirací pro pohyb a souboje byla hra Cactus McCoy.</w:t>
+      </w:r>
+    </w:p>
+    <w:p>
+      <w:r>
+        <w:t>Ve hře se nachází také nepřátelé s jednoduchou umělou inteligencí. Ta funguje na principu stavového automatu. Nepřátelé dokážou hráče detekovat pomocí uzlu RayCast2D, který funguje jako neviditelný paprsek představující jejich zorné pole. Pokud paprsek narazí na hráče a není mezi nimi překážka, nepřítel začne útočit. Aby hra nebyla příliš obtížná, obsahuje také systém dobíjení zbraně (cooldown), který dává hráči čas reagovat nebo se schovat.</w:t>
       </w:r>
     </w:p>
     <w:p>
@@ -3299,15 +3146,7 @@
     </w:p>
     <w:p>
       <w:r>
-        <w:t xml:space="preserve">Práce na tomto projektu mi umožnila lépe pochopit, jak funguje vývoj her. Naučil jsem se pracovat s herním </w:t>
-      </w:r>
-      <w:proofErr w:type="spellStart"/>
-      <w:r>
-        <w:t>enginem</w:t>
-      </w:r>
-      <w:proofErr w:type="spellEnd"/>
-      <w:r>
-        <w:t>, programovat herní logiku a vytvářet vlastní grafiku. Tyto zkušenosti mohou být užitečné pro další studium nebo práci v oblasti informačních technologií.</w:t>
+        <w:t>Práce na tomto projektu mi umožnila lépe pochopit, jak funguje vývoj her. Naučil jsem se pracovat s herním enginem, programovat herní logiku a vytvářet vlastní grafiku. Tyto zkušenosti mohou být užitečné pro další studium nebo práci v oblasti informačních technologií.</w:t>
       </w:r>
     </w:p>
     <w:p>
@@ -3347,15 +3186,7 @@
     </w:p>
     <w:p>
       <w:r>
-        <w:t xml:space="preserve">Projekt se zaměřuje na vývoj vlastní </w:t>
-      </w:r>
-      <w:proofErr w:type="gramStart"/>
-      <w:r>
-        <w:t>2D</w:t>
-      </w:r>
-      <w:proofErr w:type="gramEnd"/>
-      <w:r>
-        <w:t xml:space="preserve"> akční plošinové hry. Projekt spadá do oblasti vývoje počítačových her. Cílem je navrhnout a vytvořit funkční hru s propracovanými herními mechanikami, plynulým ovládáním a vyváženou obtížností pro všechny hráče. </w:t>
+        <w:t xml:space="preserve">Projekt se zaměřuje na vývoj vlastní 2D akční plošinové hry. Projekt spadá do oblasti vývoje počítačových her. Cílem je navrhnout a vytvořit funkční hru s propracovanými herními mechanikami, plynulým ovládáním a vyváženou obtížností pro všechny hráče. </w:t>
       </w:r>
     </w:p>
     <w:p>
@@ -3379,39 +3210,13 @@
       </w:pPr>
       <w:bookmarkStart w:id="14" w:name="_Toc224845465"/>
       <w:r>
-        <w:t xml:space="preserve">Herní </w:t>
-      </w:r>
-      <w:proofErr w:type="spellStart"/>
-      <w:proofErr w:type="gramStart"/>
-      <w:r>
-        <w:t>Engine</w:t>
-      </w:r>
-      <w:proofErr w:type="spellEnd"/>
-      <w:r>
-        <w:t xml:space="preserve"> - GODOT</w:t>
+        <w:t>Herní Engine - GODOT</w:t>
       </w:r>
       <w:bookmarkEnd w:id="14"/>
-      <w:proofErr w:type="gramEnd"/>
-    </w:p>
-    <w:p>
-      <w:r>
-        <w:t>Hra je tvořena v </w:t>
-      </w:r>
-      <w:proofErr w:type="spellStart"/>
-      <w:r>
-        <w:t>Enginu</w:t>
-      </w:r>
-      <w:proofErr w:type="spellEnd"/>
-      <w:r>
-        <w:t xml:space="preserve"> GODOT, který má vlastní vestavěný skriptovací jazyk </w:t>
-      </w:r>
-      <w:proofErr w:type="spellStart"/>
-      <w:r>
-        <w:t>GDScript</w:t>
-      </w:r>
-      <w:proofErr w:type="spellEnd"/>
-      <w:r>
-        <w:t>, který je syntaxí podobný</w:t>
+    </w:p>
+    <w:p>
+      <w:r>
+        <w:t>Hra je tvořena v Enginu GODOT, který má vlastní vestavěný skriptovací jazyk GDScript, který je syntaxí podobný</w:t>
       </w:r>
       <w:r>
         <w:t xml:space="preserve"> jazyku</w:t>
@@ -3423,23 +3228,10 @@
         <w:t xml:space="preserve"> </w:t>
       </w:r>
       <w:r>
-        <w:t xml:space="preserve">Při výběru pro mě bylo klíčové, aby mě </w:t>
-      </w:r>
-      <w:proofErr w:type="spellStart"/>
-      <w:r>
-        <w:t>engine</w:t>
-      </w:r>
-      <w:proofErr w:type="spellEnd"/>
-      <w:r>
-        <w:t xml:space="preserve"> nebrzdil, ale naopak mi pomáhal. Godot jsem zvolil hlavně proto, že je to moderní </w:t>
-      </w:r>
-      <w:proofErr w:type="spellStart"/>
-      <w:r>
-        <w:t>engine</w:t>
-      </w:r>
-      <w:proofErr w:type="spellEnd"/>
-      <w:r>
-        <w:t xml:space="preserve"> </w:t>
+        <w:t xml:space="preserve">Při výběru pro mě bylo klíčové, aby mě engine nebrzdil, ale naopak mi pomáhal. Godot jsem zvolil hlavně proto, že je to moderní </w:t>
+      </w:r>
+      <w:r>
+        <w:t xml:space="preserve">engine </w:t>
       </w:r>
       <w:r>
         <w:t xml:space="preserve">s výbornou dokumentací, kde člověk nemusí každou drobnost hodinu </w:t>
@@ -3454,15 +3246,7 @@
         <w:t>dodává</w:t>
       </w:r>
       <w:r>
-        <w:t xml:space="preserve"> jistotu, </w:t>
-      </w:r>
-      <w:proofErr w:type="gramStart"/>
-      <w:r>
-        <w:t>že  v</w:t>
-      </w:r>
-      <w:proofErr w:type="gramEnd"/>
-      <w:r>
-        <w:t xml:space="preserve"> budoucnu </w:t>
+        <w:t xml:space="preserve"> jistotu, že  v budoucnu </w:t>
       </w:r>
       <w:r>
         <w:t>nepř</w:t>
@@ -3483,34 +3267,13 @@
       </w:pPr>
       <w:bookmarkStart w:id="15" w:name="_Toc224845466"/>
       <w:r>
-        <w:t xml:space="preserve">Grafika </w:t>
-      </w:r>
-      <w:proofErr w:type="gramStart"/>
-      <w:r>
-        <w:t xml:space="preserve">hry - </w:t>
-      </w:r>
-      <w:proofErr w:type="spellStart"/>
-      <w:r>
-        <w:t>Pixelorama</w:t>
-      </w:r>
-      <w:proofErr w:type="spellEnd"/>
-      <w:proofErr w:type="gramEnd"/>
-      <w:r>
-        <w:t>/Photoshop</w:t>
+        <w:t>Grafika hry - Pixelorama/Photoshop</w:t>
       </w:r>
       <w:bookmarkEnd w:id="15"/>
     </w:p>
     <w:p>
       <w:r>
-        <w:t>Grafická část hry je tvořená v </w:t>
-      </w:r>
-      <w:proofErr w:type="spellStart"/>
-      <w:r>
-        <w:t>Pixeloramě</w:t>
-      </w:r>
-      <w:proofErr w:type="spellEnd"/>
-      <w:r>
-        <w:t>, což je open-source program pro pixel-art/animace vytvořený v Godotu.</w:t>
+        <w:t>Grafická část hry je tvořená v Pixeloramě, což je open-source program pro pixel-art/animace vytvořený v Godotu.</w:t>
       </w:r>
     </w:p>
     <w:p>
@@ -3563,75 +3326,31 @@
       <w:pPr>
         <w:pStyle w:val="Nadpis4"/>
       </w:pPr>
-      <w:proofErr w:type="spellStart"/>
-      <w:r>
-        <w:t>Cactus</w:t>
-      </w:r>
-      <w:proofErr w:type="spellEnd"/>
-      <w:r>
-        <w:t xml:space="preserve"> </w:t>
-      </w:r>
-      <w:proofErr w:type="spellStart"/>
-      <w:r>
-        <w:t>McCoy</w:t>
-      </w:r>
-      <w:proofErr w:type="spellEnd"/>
-    </w:p>
-    <w:p>
-      <w:r>
-        <w:t xml:space="preserve">Jedná se o </w:t>
-      </w:r>
-      <w:proofErr w:type="gramStart"/>
-      <w:r>
-        <w:t>2D</w:t>
-      </w:r>
-      <w:proofErr w:type="gramEnd"/>
-      <w:r>
-        <w:t xml:space="preserve"> akční plošinovou hru, ve které hráč ovládá prokletého kovboje proměněného v kaktus. Hra kombinuje boj zblízka, sbírání zbraní a plošinové prvky. Ve hře se nachází více úrovní.</w:t>
-      </w:r>
-    </w:p>
-    <w:p>
-      <w:r>
-        <w:t xml:space="preserve">Silné stránky této hry jsou plynulé animace, dynamický soubojový systém, dobře navržené levely. Slabé stránky hry jsou lehká obtížnost pro zkušenější hráče, použité starší technologie (hra byla tvořena pomocí </w:t>
-      </w:r>
-      <w:proofErr w:type="spellStart"/>
-      <w:r>
-        <w:t>Flash</w:t>
-      </w:r>
-      <w:proofErr w:type="spellEnd"/>
-      <w:r>
-        <w:t>).</w:t>
+      <w:r>
+        <w:t>Cactus McCoy</w:t>
+      </w:r>
+    </w:p>
+    <w:p>
+      <w:r>
+        <w:t>Jedná se o 2D akční plošinovou hru, ve které hráč ovládá prokletého kovboje proměněného v kaktus. Hra kombinuje boj zblízka, sbírání zbraní a plošinové prvky. Ve hře se nachází více úrovní.</w:t>
+      </w:r>
+    </w:p>
+    <w:p>
+      <w:r>
+        <w:t>Silné stránky této hry jsou plynulé animace, dynamický soubojový systém, dobře navržené levely. Slabé stránky hry jsou lehká obtížnost pro zkušenější hráče, použité starší technologie (hra byla tvořena pomocí Flash).</w:t>
       </w:r>
     </w:p>
     <w:p>
       <w:pPr>
         <w:pStyle w:val="Nadpis4"/>
       </w:pPr>
-      <w:proofErr w:type="spellStart"/>
-      <w:r>
-        <w:t>Shovel</w:t>
-      </w:r>
-      <w:proofErr w:type="spellEnd"/>
-      <w:r>
-        <w:t xml:space="preserve"> </w:t>
-      </w:r>
-      <w:proofErr w:type="spellStart"/>
-      <w:r>
-        <w:t>knight</w:t>
-      </w:r>
-      <w:proofErr w:type="spellEnd"/>
-    </w:p>
-    <w:p>
-      <w:r>
-        <w:t xml:space="preserve">Jedná se o </w:t>
-      </w:r>
-      <w:proofErr w:type="gramStart"/>
-      <w:r>
-        <w:t>2D</w:t>
-      </w:r>
-      <w:proofErr w:type="gramEnd"/>
-      <w:r>
-        <w:t xml:space="preserve"> akční plošinovou hru, ve které hráč ovládá rytíře vyzbrojeného lopatou. Hra kombinuje boj zblízka, překonávání plošinových překážek a souboje s unikátními bossy. Hráč během hry sbírá herní měnu, za kterou si může odemykat vylepšení vybavení a schopností. Ve hře se nachází více samostatných úrovní.</w:t>
+      <w:r>
+        <w:t>Shovel knight</w:t>
+      </w:r>
+    </w:p>
+    <w:p>
+      <w:r>
+        <w:t>Jedná se o 2D akční plošinovou hru, ve které hráč ovládá rytíře vyzbrojeného lopatou. Hra kombinuje boj zblízka, překonávání plošinových překážek a souboje s unikátními bossy. Hráč během hry sbírá herní měnu, za kterou si může odemykat vylepšení vybavení a schopností. Ve hře se nachází více samostatných úrovní.</w:t>
       </w:r>
     </w:p>
     <w:p>
@@ -3656,23 +3375,7 @@
     </w:p>
     <w:p>
       <w:r>
-        <w:t xml:space="preserve">Analyzované hry jsou postavené na podobném principu. Jedná se o </w:t>
-      </w:r>
-      <w:proofErr w:type="gramStart"/>
-      <w:r>
-        <w:t>2D</w:t>
-      </w:r>
-      <w:proofErr w:type="gramEnd"/>
-      <w:r>
-        <w:t xml:space="preserve"> </w:t>
-      </w:r>
-      <w:proofErr w:type="spellStart"/>
-      <w:r>
-        <w:t>plošinovky</w:t>
-      </w:r>
-      <w:proofErr w:type="spellEnd"/>
-      <w:r>
-        <w:t xml:space="preserve"> s bojem proti nepřátelům a postupem úrovněmi. Důraz těchto her je kladen na plynulé ovládání, postupné zvyšování obtížnosti.</w:t>
+        <w:t>Analyzované hry jsou postavené na podobném principu. Jedná se o 2D plošinovky s bojem proti nepřátelům a postupem úrovněmi. Důraz těchto her je kladen na plynulé ovládání, postupné zvyšování obtížnosti.</w:t>
       </w:r>
     </w:p>
     <w:p>
@@ -3704,15 +3407,7 @@
         <w:t xml:space="preserve">V této kapitule </w:t>
       </w:r>
       <w:r>
-        <w:t xml:space="preserve">je popsán návrh herních mechanismů a způsob, jakým je realizována hratelnost s využitím nástrojů </w:t>
-      </w:r>
-      <w:proofErr w:type="spellStart"/>
-      <w:r>
-        <w:t>enginu</w:t>
-      </w:r>
-      <w:proofErr w:type="spellEnd"/>
-      <w:r>
-        <w:t xml:space="preserve"> Godot.</w:t>
+        <w:t>je popsán návrh herních mechanismů a způsob, jakým je realizována hratelnost s využitím nástrojů enginu Godot.</w:t>
       </w:r>
     </w:p>
     <w:p>
@@ -3727,76 +3422,15 @@
     </w:p>
     <w:p>
       <w:r>
-        <w:t xml:space="preserve">Hlavním cílem u pohybu postavy bylo dosáhnout responzivního pohybu postavy, který je pro </w:t>
-      </w:r>
-      <w:proofErr w:type="gramStart"/>
-      <w:r>
-        <w:t>2d</w:t>
-      </w:r>
-      <w:proofErr w:type="gramEnd"/>
-      <w:r>
-        <w:t xml:space="preserve"> </w:t>
-      </w:r>
-      <w:proofErr w:type="spellStart"/>
-      <w:r>
-        <w:t>plošinovky</w:t>
-      </w:r>
-      <w:proofErr w:type="spellEnd"/>
-      <w:r>
-        <w:t xml:space="preserve"> důležitý. Cílem bylo dosáhnout toho, aby se postava ovládala příjemně a hráč měl pocit, že má nad postavou plnou kontrolu. </w:t>
-      </w:r>
-      <w:r>
-        <w:t xml:space="preserve">Pro realizaci jsem využil přednastavené fyzikální metody, které </w:t>
-      </w:r>
-      <w:proofErr w:type="spellStart"/>
-      <w:r>
-        <w:t>engine</w:t>
-      </w:r>
-      <w:proofErr w:type="spellEnd"/>
-      <w:r>
-        <w:t xml:space="preserve"> nabízí. Klíčovou roli hraje metoda _</w:t>
-      </w:r>
-      <w:proofErr w:type="spellStart"/>
-      <w:r>
-        <w:t>physics_process</w:t>
-      </w:r>
-      <w:proofErr w:type="spellEnd"/>
-      <w:r>
-        <w:t>(delta), která se stará o pravidelné vyhodnocování fyziky nezávisle na snímku hry.</w:t>
-      </w:r>
-    </w:p>
-    <w:p>
-      <w:r>
-        <w:t xml:space="preserve">V rámci této metody jsem využil vestavěnou metodu </w:t>
-      </w:r>
-      <w:proofErr w:type="spellStart"/>
-      <w:r>
-        <w:t>move_and_</w:t>
-      </w:r>
-      <w:proofErr w:type="gramStart"/>
-      <w:r>
-        <w:t>slide</w:t>
-      </w:r>
-      <w:proofErr w:type="spellEnd"/>
-      <w:r>
-        <w:t>(</w:t>
-      </w:r>
-      <w:proofErr w:type="gramEnd"/>
-      <w:r>
-        <w:t>). Tato metoda je součástí třídy CharacterBody2D a zajišťuje interakci s okolím (např. detekce podlahy). Po využití těchto dvou metod jsem si vytvořil proměnné pro rychlost chůze (SPEED) a délku výskoku, čímž jsem vytvořil základní dynamiku pohybu postavy. Pro úvodní nastavení parametrů po spuštění hry jsem využil metodu _</w:t>
-      </w:r>
-      <w:proofErr w:type="spellStart"/>
-      <w:proofErr w:type="gramStart"/>
-      <w:r>
-        <w:t>ready</w:t>
-      </w:r>
-      <w:proofErr w:type="spellEnd"/>
-      <w:r>
-        <w:t>(</w:t>
-      </w:r>
-      <w:proofErr w:type="gramEnd"/>
-      <w:r>
-        <w:t>), která zajišťuje inicializaci postavy a jejího okolí.</w:t>
+        <w:t xml:space="preserve">Hlavním cílem u pohybu postavy bylo dosáhnout responzivního pohybu postavy, který je pro 2d plošinovky důležitý. Cílem bylo dosáhnout toho, aby se postava ovládala příjemně a hráč měl pocit, že má nad postavou plnou kontrolu. </w:t>
+      </w:r>
+      <w:r>
+        <w:t>Pro realizaci jsem využil přednastavené fyzikální metody, které engine nabízí. Klíčovou roli hraje metoda _physics_process(delta), která se stará o pravidelné vyhodnocování fyziky nezávisle na snímku hry.</w:t>
+      </w:r>
+    </w:p>
+    <w:p>
+      <w:r>
+        <w:t>V rámci této metody jsem využil vestavěnou metodu move_and_slide(). Tato metoda je součástí třídy CharacterBody2D a zajišťuje interakci s okolím (např. detekce podlahy). Po využití těchto dvou metod jsem si vytvořil proměnné pro rychlost chůze (SPEED) a délku výskoku, čímž jsem vytvořil základní dynamiku pohybu postavy. Pro úvodní nastavení parametrů po spuštění hry jsem využil metodu _ready(), která zajišťuje inicializaci postavy a jejího okolí.</w:t>
       </w:r>
     </w:p>
     <w:p>
@@ -3875,39 +3509,7 @@
         <w:t xml:space="preserve">: </w:t>
       </w:r>
       <w:r>
-        <w:t>Pro hlavní postavu i nepřátele jsem zvolil třídu CharacterBody2D. Jedná se o předpřipravený herní objekt, který má v </w:t>
-      </w:r>
-      <w:proofErr w:type="spellStart"/>
-      <w:r>
-        <w:t>enginu</w:t>
-      </w:r>
-      <w:proofErr w:type="spellEnd"/>
-      <w:r>
-        <w:t xml:space="preserve"> již </w:t>
-      </w:r>
-      <w:proofErr w:type="spellStart"/>
-      <w:r>
-        <w:t>předprogramované</w:t>
-      </w:r>
-      <w:proofErr w:type="spellEnd"/>
-      <w:r>
-        <w:t xml:space="preserve"> vlastnosti pro pohyb ve 2D prostoru. Klíčová je metoda </w:t>
-      </w:r>
-      <w:proofErr w:type="spellStart"/>
-      <w:r>
-        <w:t>move_and_</w:t>
-      </w:r>
-      <w:proofErr w:type="gramStart"/>
-      <w:r>
-        <w:t>slide</w:t>
-      </w:r>
-      <w:proofErr w:type="spellEnd"/>
-      <w:r>
-        <w:t>(</w:t>
-      </w:r>
-      <w:proofErr w:type="gramEnd"/>
-      <w:r>
-        <w:t>) – Tato metoda řeší detekci kolizí, klouzání podél stěn a pohyb po nakloněných rovinách</w:t>
+        <w:t>Pro hlavní postavu i nepřátele jsem zvolil třídu CharacterBody2D. Jedná se o předpřipravený herní objekt, který má v enginu již předprogramované vlastnosti pro pohyb ve 2D prostoru. Klíčová je metoda move_and_slide() – Tato metoda řeší detekci kolizí, klouzání podél stěn a pohyb po nakloněných rovinách</w:t>
       </w:r>
     </w:p>
     <w:p>
@@ -3930,23 +3532,7 @@
         <w:t xml:space="preserve">RayCast2D: </w:t>
       </w:r>
       <w:r>
-        <w:t xml:space="preserve">Tento uzel funguje jako neviditelná přímka, která je </w:t>
-      </w:r>
-      <w:proofErr w:type="spellStart"/>
-      <w:r>
-        <w:t>vysíláná</w:t>
-      </w:r>
-      <w:proofErr w:type="spellEnd"/>
-      <w:r>
-        <w:t xml:space="preserve"> z bodu A do bodu B. Tato třída se využívá pro účely detekce objektů. Metodu jsem použil pro detekci viditelnosti hráče. Skript přebere informaci, že nepřítel narazil na hráče, další informace jsou popsány ve </w:t>
-      </w:r>
-      <w:proofErr w:type="spellStart"/>
-      <w:r>
-        <w:t>skritpu</w:t>
-      </w:r>
-      <w:proofErr w:type="spellEnd"/>
-      <w:r>
-        <w:t>.</w:t>
+        <w:t>Tento uzel funguje jako neviditelná přímka, která je vysíláná z bodu A do bodu B. Tato třída se využívá pro účely detekce objektů. Metodu jsem použil pro detekci viditelnosti hráče. Skript přebere informaci, že nepřítel narazil na hráče, další informace jsou popsány ve skritpu.</w:t>
       </w:r>
     </w:p>
     <w:p>
@@ -3972,15 +3558,7 @@
         <w:t xml:space="preserve">Tato třída slouží k správě 2D animací v Godotu. Godot v tomto uzlu nabízí rozhrání pro import obrázků a jejich řazení do sekvencí animace. </w:t>
       </w:r>
       <w:r>
-        <w:t xml:space="preserve">Ve skriptu pouze přepínám mezi těmito stavy pomocí </w:t>
-      </w:r>
-      <w:proofErr w:type="gramStart"/>
-      <w:r>
-        <w:t>metody .play</w:t>
-      </w:r>
-      <w:proofErr w:type="gramEnd"/>
-      <w:r>
-        <w:t>().</w:t>
+        <w:t>Ve skriptu pouze přepínám mezi těmito stavy pomocí metody .play().</w:t>
       </w:r>
     </w:p>
     <w:p>
@@ -3995,31 +3573,7 @@
     </w:p>
     <w:p>
       <w:r>
-        <w:t>Základem celé hry je metoda _</w:t>
-      </w:r>
-      <w:proofErr w:type="spellStart"/>
-      <w:r>
-        <w:t>physics_process</w:t>
-      </w:r>
-      <w:proofErr w:type="spellEnd"/>
-      <w:r>
-        <w:t xml:space="preserve">(delta). Tato metoda je </w:t>
-      </w:r>
-      <w:proofErr w:type="gramStart"/>
-      <w:r>
-        <w:t>v</w:t>
-      </w:r>
-      <w:proofErr w:type="gramEnd"/>
-      <w:r>
-        <w:t xml:space="preserve"> frameworku Godot již definována a navržena tak, aby byla </w:t>
-      </w:r>
-      <w:proofErr w:type="spellStart"/>
-      <w:r>
-        <w:t>enginem</w:t>
-      </w:r>
-      <w:proofErr w:type="spellEnd"/>
-      <w:r>
-        <w:t xml:space="preserve"> v pevných časových intervalech volána.</w:t>
+        <w:t>Základem celé hry je metoda _physics_process(delta). Tato metoda je v frameworku Godot již definována a navržena tak, aby byla enginem v pevných časových intervalech volána.</w:t>
       </w:r>
     </w:p>
     <w:p>
@@ -4046,31 +3600,13 @@
       <w:pPr>
         <w:pStyle w:val="Nadpis4"/>
       </w:pPr>
-      <w:proofErr w:type="spellStart"/>
       <w:r>
         <w:t>TileMap</w:t>
       </w:r>
-      <w:proofErr w:type="spellEnd"/>
-    </w:p>
-    <w:p>
-      <w:r>
-        <w:t xml:space="preserve">Pro tvorbu herního světa jsem zvolil systém </w:t>
-      </w:r>
-      <w:proofErr w:type="spellStart"/>
-      <w:r>
-        <w:t>TileMapLayer</w:t>
-      </w:r>
-      <w:proofErr w:type="spellEnd"/>
-      <w:r>
-        <w:t xml:space="preserve">. Tato metoda funguje tak, že rozdělí herní prostředí na pravidelnou mřížku, do které se již vkládají hotové jednotlivé dlaždice (bloky) z předpřipraveného souboru, tzv. </w:t>
-      </w:r>
-      <w:proofErr w:type="spellStart"/>
-      <w:r>
-        <w:t>Tilesetu</w:t>
-      </w:r>
-      <w:proofErr w:type="spellEnd"/>
-      <w:r>
-        <w:t>. Tuto metodu jsem zvolil z těchto dvou hlavních důvodů:</w:t>
+    </w:p>
+    <w:p>
+      <w:r>
+        <w:t>Pro tvorbu herního světa jsem zvolil systém TileMapLayer. Tato metoda funguje tak, že rozdělí herní prostředí na pravidelnou mřížku, do které se již vkládají hotové jednotlivé dlaždice (bloky) z předpřipraveného souboru, tzv. Tilesetu. Tuto metodu jsem zvolil z těchto dvou hlavních důvodů:</w:t>
       </w:r>
     </w:p>
     <w:p>
@@ -4092,27 +3628,9 @@
         </w:rPr>
         <w:t xml:space="preserve">Optimalizace: </w:t>
       </w:r>
-      <w:proofErr w:type="spellStart"/>
-      <w:r>
-        <w:t>Engine</w:t>
-      </w:r>
-      <w:proofErr w:type="spellEnd"/>
-      <w:r>
-        <w:t xml:space="preserve"> vykresluje mapu jako celek, což setří výkon procesoru oproti vkládání </w:t>
-      </w:r>
-      <w:proofErr w:type="spellStart"/>
-      <w:r>
-        <w:t>samosatatných</w:t>
-      </w:r>
-      <w:proofErr w:type="spellEnd"/>
-      <w:r>
-        <w:t xml:space="preserve"> </w:t>
-      </w:r>
-      <w:proofErr w:type="spellStart"/>
-      <w:r>
-        <w:t>obrazků</w:t>
-      </w:r>
-      <w:proofErr w:type="spellEnd"/>
+      <w:r>
+        <w:t>Engine vykresluje mapu jako celek, což setří výkon procesoru oproti vkládání samosatatných obrazků</w:t>
+      </w:r>
     </w:p>
     <w:p>
       <w:pPr>
@@ -4144,31 +3662,7 @@
         <w:t xml:space="preserve">Efektivita: </w:t>
       </w:r>
       <w:r>
-        <w:t xml:space="preserve">V editoru </w:t>
-      </w:r>
-      <w:proofErr w:type="spellStart"/>
-      <w:r>
-        <w:t>Tilesetu</w:t>
-      </w:r>
-      <w:proofErr w:type="spellEnd"/>
-      <w:r>
-        <w:t xml:space="preserve"> jsem každé dlaždici (např. tráva, kámen, plošina) nadefinoval vlastní </w:t>
-      </w:r>
-      <w:proofErr w:type="spellStart"/>
-      <w:r>
-        <w:t>Collison</w:t>
-      </w:r>
-      <w:proofErr w:type="spellEnd"/>
-      <w:r>
-        <w:t xml:space="preserve"> </w:t>
-      </w:r>
-      <w:proofErr w:type="spellStart"/>
-      <w:r>
-        <w:t>Shape</w:t>
-      </w:r>
-      <w:proofErr w:type="spellEnd"/>
-      <w:r>
-        <w:t>. Díky tomu jsem nemusel kolize programovat ručně pro každou část mapy</w:t>
+        <w:t>V editoru Tilesetu jsem každé dlaždici (např. tráva, kámen, plošina) nadefinoval vlastní Collison Shape. Díky tomu jsem nemusel kolize programovat ručně pro každou část mapy</w:t>
       </w:r>
     </w:p>
     <w:p>
@@ -4238,36 +3732,18 @@
       <w:r>
         <w:t xml:space="preserve">Obr. </w:t>
       </w:r>
-      <w:r>
-        <w:fldChar w:fldCharType="begin"/>
-      </w:r>
-      <w:r>
-        <w:instrText xml:space="preserve"> SEQ Obr. \* ARABIC </w:instrText>
-      </w:r>
-      <w:r>
-        <w:fldChar w:fldCharType="separate"/>
-      </w:r>
-      <w:r>
-        <w:rPr>
-          <w:noProof/>
-        </w:rPr>
-        <w:t>1</w:t>
-      </w:r>
-      <w:r>
-        <w:rPr>
-          <w:noProof/>
-        </w:rPr>
-        <w:fldChar w:fldCharType="end"/>
-      </w:r>
-      <w:r>
-        <w:t xml:space="preserve"> Použitý </w:t>
-      </w:r>
-      <w:proofErr w:type="spellStart"/>
-      <w:r>
-        <w:t>TileSet</w:t>
+      <w:fldSimple w:instr=" SEQ Obr. \* ARABIC ">
+        <w:r>
+          <w:rPr>
+            <w:noProof/>
+          </w:rPr>
+          <w:t>1</w:t>
+        </w:r>
+      </w:fldSimple>
+      <w:r>
+        <w:t xml:space="preserve"> Použitý TileSet</w:t>
       </w:r>
       <w:bookmarkEnd w:id="28"/>
-      <w:proofErr w:type="spellEnd"/>
     </w:p>
     <w:p>
       <w:pPr>
@@ -4293,15 +3769,7 @@
         </w:rPr>
       </w:pPr>
       <w:r>
-        <w:t>Vizuální vrstvy (</w:t>
-      </w:r>
-      <w:proofErr w:type="spellStart"/>
-      <w:r>
-        <w:t>Parallax</w:t>
-      </w:r>
-      <w:proofErr w:type="spellEnd"/>
-      <w:r>
-        <w:t xml:space="preserve"> background)</w:t>
+        <w:t>Vizuální vrstvy (Parallax background)</w:t>
       </w:r>
     </w:p>
     <w:p>
@@ -4325,15 +3793,7 @@
         </w:rPr>
       </w:pPr>
       <w:r>
-        <w:t>Správa prostředků (</w:t>
-      </w:r>
-      <w:proofErr w:type="spellStart"/>
-      <w:r>
-        <w:t>Assets</w:t>
-      </w:r>
-      <w:proofErr w:type="spellEnd"/>
-      <w:r>
-        <w:t>)</w:t>
+        <w:t>Správa prostředků (Assets)</w:t>
       </w:r>
     </w:p>
     <w:p>
@@ -4353,14 +3813,9 @@
       </w:pPr>
       <w:bookmarkStart w:id="30" w:name="_Toc224845480"/>
       <w:r>
-        <w:t xml:space="preserve">Tvorba grafických </w:t>
-      </w:r>
-      <w:proofErr w:type="spellStart"/>
-      <w:r>
-        <w:t>assetů</w:t>
+        <w:t>Tvorba grafických assetů</w:t>
       </w:r>
       <w:bookmarkEnd w:id="30"/>
-      <w:proofErr w:type="spellEnd"/>
     </w:p>
     <w:p>
       <w:pPr>
@@ -4415,31 +3870,7 @@
     </w:p>
     <w:p>
       <w:r>
-        <w:t xml:space="preserve">Hra </w:t>
-      </w:r>
-      <w:proofErr w:type="spellStart"/>
-      <w:r>
-        <w:t>Lone</w:t>
-      </w:r>
-      <w:proofErr w:type="spellEnd"/>
-      <w:r>
-        <w:t xml:space="preserve"> </w:t>
-      </w:r>
-      <w:proofErr w:type="spellStart"/>
-      <w:r>
-        <w:t>Survivor</w:t>
-      </w:r>
-      <w:proofErr w:type="spellEnd"/>
-      <w:r>
-        <w:t xml:space="preserve"> je vytvořená pro operační systém Windows. Hra nevyžaduje </w:t>
-      </w:r>
-      <w:proofErr w:type="spellStart"/>
-      <w:r>
-        <w:t>sloužitou</w:t>
-      </w:r>
-      <w:proofErr w:type="spellEnd"/>
-      <w:r>
-        <w:t xml:space="preserve"> instalaci. Pro spuštění hotového buildu je potřeba dodržet následující kroky:</w:t>
+        <w:t>Hra Lone Survivor je vytvořená pro operační systém Windows. Hra nevyžaduje sloužitou instalaci. Pro spuštění hotového buildu je potřeba dodržet následující kroky:</w:t>
       </w:r>
     </w:p>
     <w:p>
@@ -4451,15 +3882,7 @@
         </w:numPr>
       </w:pPr>
       <w:r>
-        <w:t xml:space="preserve">Build se nachází na oficiálním </w:t>
-      </w:r>
-      <w:proofErr w:type="spellStart"/>
-      <w:r>
-        <w:t>repozitáři</w:t>
-      </w:r>
-      <w:proofErr w:type="spellEnd"/>
-      <w:r>
-        <w:t xml:space="preserve"> projektu na GitHubu: </w:t>
+        <w:t xml:space="preserve">Build se nachází na oficiálním repozitáři projektu na GitHubu: </w:t>
       </w:r>
       <w:hyperlink r:id="rId14" w:history="1">
         <w:r>
@@ -4479,15 +3902,7 @@
         </w:numPr>
       </w:pPr>
       <w:r>
-        <w:t xml:space="preserve">Na GitHubu si otevřete složku </w:t>
-      </w:r>
-      <w:proofErr w:type="spellStart"/>
-      <w:r>
-        <w:t>build_app</w:t>
-      </w:r>
-      <w:proofErr w:type="spellEnd"/>
-      <w:r>
-        <w:t xml:space="preserve"> a stáhněte si celou složku.</w:t>
+        <w:t>Na GitHubu si otevřete složku build_app a stáhněte si celou složku.</w:t>
       </w:r>
     </w:p>
     <w:p>
@@ -4499,28 +3914,7 @@
         </w:numPr>
       </w:pPr>
       <w:r>
-        <w:t>Stažený archiv extrahujte do libovolné složky na počítači (soubor .</w:t>
-      </w:r>
-      <w:proofErr w:type="spellStart"/>
-      <w:r>
-        <w:t>exe</w:t>
-      </w:r>
-      <w:proofErr w:type="spellEnd"/>
-      <w:r>
-        <w:t xml:space="preserve"> musí zůstat ve stejné složce jako </w:t>
-      </w:r>
-      <w:proofErr w:type="gramStart"/>
-      <w:r>
-        <w:t>soubor .</w:t>
-      </w:r>
-      <w:proofErr w:type="spellStart"/>
-      <w:r>
-        <w:t>pck</w:t>
-      </w:r>
-      <w:proofErr w:type="spellEnd"/>
-      <w:proofErr w:type="gramEnd"/>
-      <w:r>
-        <w:t>, který obsahuje veškerá herní data.)</w:t>
+        <w:t>Stažený archiv extrahujte do libovolné složky na počítači (soubor .exe musí zůstat ve stejné složce jako soubor .pck, který obsahuje veškerá herní data.)</w:t>
       </w:r>
     </w:p>
     <w:p>
@@ -4532,15 +3926,7 @@
         </w:numPr>
       </w:pPr>
       <w:r>
-        <w:t xml:space="preserve">Hru spusťte otevřením souboru </w:t>
-      </w:r>
-      <w:proofErr w:type="spellStart"/>
-      <w:r>
-        <w:t>Lone</w:t>
-      </w:r>
-      <w:proofErr w:type="spellEnd"/>
-      <w:r>
-        <w:t xml:space="preserve"> Survivor.exe</w:t>
+        <w:t>Hru spusťte otevřením souboru Lone Survivor.exe</w:t>
       </w:r>
     </w:p>
     <w:p>
@@ -4641,64 +4027,12 @@
         <w:t xml:space="preserve">Odkaz: </w:t>
       </w:r>
       <w:hyperlink r:id="rId15" w:history="1">
-        <w:proofErr w:type="spellStart"/>
         <w:r>
           <w:rPr>
             <w:rStyle w:val="Hypertextovodkaz"/>
           </w:rPr>
-          <w:t>Githubový</w:t>
+          <w:t>Githubový repozitář - Vacula - Lone Survivor</w:t>
         </w:r>
-        <w:proofErr w:type="spellEnd"/>
-        <w:r>
-          <w:rPr>
-            <w:rStyle w:val="Hypertextovodkaz"/>
-          </w:rPr>
-          <w:t xml:space="preserve"> </w:t>
-        </w:r>
-        <w:proofErr w:type="spellStart"/>
-        <w:proofErr w:type="gramStart"/>
-        <w:r>
-          <w:rPr>
-            <w:rStyle w:val="Hypertextovodkaz"/>
-          </w:rPr>
-          <w:t>repozitář</w:t>
-        </w:r>
-        <w:proofErr w:type="spellEnd"/>
-        <w:r>
-          <w:rPr>
-            <w:rStyle w:val="Hypertextovodkaz"/>
-          </w:rPr>
-          <w:t xml:space="preserve"> - Vacula</w:t>
-        </w:r>
-        <w:proofErr w:type="gramEnd"/>
-        <w:r>
-          <w:rPr>
-            <w:rStyle w:val="Hypertextovodkaz"/>
-          </w:rPr>
-          <w:t xml:space="preserve"> - </w:t>
-        </w:r>
-        <w:proofErr w:type="spellStart"/>
-        <w:r>
-          <w:rPr>
-            <w:rStyle w:val="Hypertextovodkaz"/>
-          </w:rPr>
-          <w:t>Lone</w:t>
-        </w:r>
-        <w:proofErr w:type="spellEnd"/>
-        <w:r>
-          <w:rPr>
-            <w:rStyle w:val="Hypertextovodkaz"/>
-          </w:rPr>
-          <w:t xml:space="preserve"> </w:t>
-        </w:r>
-        <w:proofErr w:type="spellStart"/>
-        <w:r>
-          <w:rPr>
-            <w:rStyle w:val="Hypertextovodkaz"/>
-          </w:rPr>
-          <w:t>Survivor</w:t>
-        </w:r>
-        <w:proofErr w:type="spellEnd"/>
       </w:hyperlink>
     </w:p>
     <w:p>
@@ -4716,55 +4050,7 @@
     </w:p>
     <w:p>
       <w:r>
-        <w:t xml:space="preserve">Výsledkem této maturitní práce je plně funkční a spustitelná </w:t>
-      </w:r>
-      <w:proofErr w:type="gramStart"/>
-      <w:r>
-        <w:t>2D</w:t>
-      </w:r>
-      <w:proofErr w:type="gramEnd"/>
-      <w:r>
-        <w:t xml:space="preserve"> akční videohra s názvem „</w:t>
-      </w:r>
-      <w:proofErr w:type="spellStart"/>
-      <w:r>
-        <w:t>Lone</w:t>
-      </w:r>
-      <w:proofErr w:type="spellEnd"/>
-      <w:r>
-        <w:t xml:space="preserve"> </w:t>
-      </w:r>
-      <w:proofErr w:type="spellStart"/>
-      <w:r>
-        <w:t>Survivor</w:t>
-      </w:r>
-      <w:proofErr w:type="spellEnd"/>
-      <w:r>
-        <w:t xml:space="preserve">“, vytvořená v moderním herním </w:t>
-      </w:r>
-      <w:proofErr w:type="spellStart"/>
-      <w:r>
-        <w:t>engine</w:t>
-      </w:r>
-      <w:proofErr w:type="spellEnd"/>
-      <w:r>
-        <w:t xml:space="preserve"> Godot 4.4. Jedná se o titul žánru „</w:t>
-      </w:r>
-      <w:proofErr w:type="spellStart"/>
-      <w:r>
-        <w:t>platformer</w:t>
-      </w:r>
-      <w:proofErr w:type="spellEnd"/>
-      <w:r>
-        <w:t xml:space="preserve">“, který kombinuje mechaniky pohybu v terénu s akčním soubojovým systémem. Hra obsahuje kompletní herní smyčku, animace postav vytvořené v softwaru </w:t>
-      </w:r>
-      <w:proofErr w:type="spellStart"/>
-      <w:r>
-        <w:t>Pixelorama</w:t>
-      </w:r>
-      <w:proofErr w:type="spellEnd"/>
-      <w:r>
-        <w:t xml:space="preserve"> a Photoshop a inteligentní protivníky. Po technické stránce produkt využívá objektově orientovanou architekturu, implementuje dynamickou detekci kolizí a umělou inteligenci nepřátel, která reaguje na přítomnost hráče v reálném čase</w:t>
+        <w:t>Výsledkem této maturitní práce je plně funkční a spustitelná 2D akční videohra s názvem „Lone Survivor“, vytvořená v moderním herním engine Godot 4.4. Jedná se o titul žánru „platformer“, který kombinuje mechaniky pohybu v terénu s akčním soubojovým systémem. Hra obsahuje kompletní herní smyčku, animace postav vytvořené v softwaru Pixelorama a Photoshop a inteligentní protivníky. Po technické stránce produkt využívá objektově orientovanou architekturu, implementuje dynamickou detekci kolizí a umělou inteligenci nepřátel, která reaguje na přítomnost hráče v reálném čase</w:t>
       </w:r>
       <w:r>
         <w:t>.</w:t>
@@ -4777,36 +4063,12 @@
     </w:p>
     <w:p>
       <w:r>
-        <w:t xml:space="preserve">Během práce na projektu jsem učinil několik důležitých technických rozhodnutí. Jedno z klíčových rozhodnutí, byla volba správné třídy pro fyziku postav, k čemuž jsem využil metodu CharacterBody2D, která s vestavěnou metodou </w:t>
-      </w:r>
-      <w:proofErr w:type="spellStart"/>
-      <w:r>
-        <w:t>move_and_</w:t>
-      </w:r>
-      <w:proofErr w:type="gramStart"/>
-      <w:r>
-        <w:t>slide</w:t>
-      </w:r>
-      <w:proofErr w:type="spellEnd"/>
-      <w:r>
-        <w:t>(</w:t>
-      </w:r>
-      <w:proofErr w:type="gramEnd"/>
-      <w:r>
-        <w:t>) zajistila stabilitu kolizí a plynulý pohyb po šikmých plochách. Toto rozhodnutí odstranilo problémy s propadáváním texturami a zasekávaní mezi objekty.</w:t>
-      </w:r>
-    </w:p>
-    <w:p>
-      <w:r>
-        <w:t>Produkt splnil všechna původní očekávání. Hra obsahuje jak všechny plánované prvky, jako je boj a interakce s </w:t>
-      </w:r>
-      <w:proofErr w:type="spellStart"/>
-      <w:r>
-        <w:t>TileMapou</w:t>
-      </w:r>
-      <w:proofErr w:type="spellEnd"/>
-      <w:r>
-        <w:t>, ale podařilo se mi i vytvořit funkční a plynulé animace, což nebylo v zadání plánováno.</w:t>
+        <w:t>Během práce na projektu jsem učinil několik důležitých technických rozhodnutí. Jedno z klíčových rozhodnutí, byla volba správné třídy pro fyziku postav, k čemuž jsem využil metodu CharacterBody2D, která s vestavěnou metodou move_and_slide() zajistila stabilitu kolizí a plynulý pohyb po šikmých plochách. Toto rozhodnutí odstranilo problémy s propadáváním texturami a zasekávaní mezi objekty.</w:t>
+      </w:r>
+    </w:p>
+    <w:p>
+      <w:r>
+        <w:t>Produkt splnil všechna původní očekávání. Hra obsahuje jak všechny plánované prvky, jako je boj a interakce s TileMapou, ale podařilo se mi i vytvořit funkční a plynulé animace, což nebylo v zadání plánováno.</w:t>
       </w:r>
     </w:p>
     <w:p>
@@ -4838,53 +4100,12 @@
       <w:r>
         <w:t>. </w:t>
       </w:r>
-      <w:proofErr w:type="spellStart"/>
       <w:r>
         <w:rPr>
           <w:i/>
           <w:iCs/>
         </w:rPr>
-        <w:t>How</w:t>
-      </w:r>
-      <w:proofErr w:type="spellEnd"/>
-      <w:r>
-        <w:rPr>
-          <w:i/>
-          <w:iCs/>
-        </w:rPr>
-        <w:t xml:space="preserve"> to Use </w:t>
-      </w:r>
-      <w:proofErr w:type="spellStart"/>
-      <w:r>
-        <w:rPr>
-          <w:i/>
-          <w:iCs/>
-        </w:rPr>
-        <w:t>the</w:t>
-      </w:r>
-      <w:proofErr w:type="spellEnd"/>
-      <w:r>
-        <w:rPr>
-          <w:i/>
-          <w:iCs/>
-        </w:rPr>
-        <w:t xml:space="preserve"> New </w:t>
-      </w:r>
-      <w:proofErr w:type="spellStart"/>
-      <w:r>
-        <w:rPr>
-          <w:i/>
-          <w:iCs/>
-        </w:rPr>
-        <w:t>TileMap</w:t>
-      </w:r>
-      <w:proofErr w:type="spellEnd"/>
-      <w:r>
-        <w:rPr>
-          <w:i/>
-          <w:iCs/>
-        </w:rPr>
-        <w:t xml:space="preserve"> in Godot 4</w:t>
+        <w:t>How to Use the New TileMap in Godot 4</w:t>
       </w:r>
       <w:r>
         <w:t>. Online. 2022. Dostupné z: </w:t>
@@ -4894,21 +4115,7 @@
           <w:rPr>
             <w:rStyle w:val="Hypertextovodkaz"/>
           </w:rPr>
-          <w:t>https://www.youtube.com/</w:t>
-        </w:r>
-        <w:proofErr w:type="spellStart"/>
-        <w:r>
-          <w:rPr>
-            <w:rStyle w:val="Hypertextovodkaz"/>
-          </w:rPr>
-          <w:t>watch?v</w:t>
-        </w:r>
-        <w:proofErr w:type="spellEnd"/>
-        <w:r>
-          <w:rPr>
-            <w:rStyle w:val="Hypertextovodkaz"/>
-          </w:rPr>
-          <w:t>=tQSL2scuqeU</w:t>
+          <w:t>https://www.youtube.com/watch?v=tQSL2scuqeU</w:t>
         </w:r>
       </w:hyperlink>
       <w:r>
@@ -4927,48 +4134,17 @@
           <w:i/>
           <w:iCs/>
         </w:rPr>
-        <w:t xml:space="preserve">Godot </w:t>
-      </w:r>
-      <w:proofErr w:type="spellStart"/>
-      <w:r>
-        <w:rPr>
-          <w:i/>
-          <w:iCs/>
-        </w:rPr>
-        <w:t>Docs</w:t>
-      </w:r>
-      <w:proofErr w:type="spellEnd"/>
-      <w:r>
-        <w:t xml:space="preserve">. Online. © Copyright </w:t>
-      </w:r>
-      <w:proofErr w:type="gramStart"/>
-      <w:r>
-        <w:t>2014-present</w:t>
-      </w:r>
-      <w:proofErr w:type="gramEnd"/>
-      <w:r>
-        <w:t>. Dostupné z: </w:t>
+        <w:t>Godot Docs</w:t>
+      </w:r>
+      <w:r>
+        <w:t>. Online. © Copyright 2014-present. Dostupné z: </w:t>
       </w:r>
       <w:hyperlink r:id="rId17" w:history="1">
         <w:r>
           <w:rPr>
             <w:rStyle w:val="Hypertextovodkaz"/>
           </w:rPr>
-          <w:t>https://docs.godotengine.org/en/</w:t>
-        </w:r>
-        <w:proofErr w:type="spellStart"/>
-        <w:r>
-          <w:rPr>
-            <w:rStyle w:val="Hypertextovodkaz"/>
-          </w:rPr>
-          <w:t>stable</w:t>
-        </w:r>
-        <w:proofErr w:type="spellEnd"/>
-        <w:r>
-          <w:rPr>
-            <w:rStyle w:val="Hypertextovodkaz"/>
-          </w:rPr>
-          <w:t>/</w:t>
+          <w:t>https://docs.godotengine.org/en/stable/</w:t>
         </w:r>
       </w:hyperlink>
       <w:r>
@@ -4982,47 +4158,13 @@
       <w:r>
         <w:t>LINIETSKY, Juan; MANZUR, Ariel a GODOT COMMUNITY. </w:t>
       </w:r>
-      <w:proofErr w:type="spellStart"/>
       <w:r>
         <w:rPr>
           <w:i/>
           <w:iCs/>
         </w:rPr>
-        <w:t>Documentation</w:t>
-      </w:r>
-      <w:proofErr w:type="spellEnd"/>
-      <w:r>
-        <w:rPr>
-          <w:i/>
-          <w:iCs/>
-        </w:rPr>
-        <w:t xml:space="preserve"> </w:t>
-      </w:r>
-      <w:proofErr w:type="gramStart"/>
-      <w:r>
-        <w:rPr>
-          <w:i/>
-          <w:iCs/>
-        </w:rPr>
-        <w:t>2D</w:t>
-      </w:r>
-      <w:proofErr w:type="gramEnd"/>
-      <w:r>
-        <w:rPr>
-          <w:i/>
-          <w:iCs/>
-        </w:rPr>
-        <w:t xml:space="preserve"> </w:t>
-      </w:r>
-      <w:proofErr w:type="spellStart"/>
-      <w:r>
-        <w:rPr>
-          <w:i/>
-          <w:iCs/>
-        </w:rPr>
-        <w:t>tutorials</w:t>
-      </w:r>
-      <w:proofErr w:type="spellEnd"/>
+        <w:t>Documentation 2D tutorials</w:t>
+      </w:r>
       <w:r>
         <w:t>. Online. 2014. Dostupné z: </w:t>
       </w:r>
@@ -5045,47 +4187,13 @@
       <w:r>
         <w:t>SAULTOONS. </w:t>
       </w:r>
-      <w:proofErr w:type="spellStart"/>
       <w:r>
         <w:rPr>
           <w:i/>
           <w:iCs/>
         </w:rPr>
-        <w:t>The</w:t>
-      </w:r>
-      <w:proofErr w:type="spellEnd"/>
-      <w:r>
-        <w:rPr>
-          <w:i/>
-          <w:iCs/>
-        </w:rPr>
-        <w:t xml:space="preserve"> </w:t>
-      </w:r>
-      <w:proofErr w:type="spellStart"/>
-      <w:r>
-        <w:rPr>
-          <w:i/>
-          <w:iCs/>
-        </w:rPr>
-        <w:t>Ultimate</w:t>
-      </w:r>
-      <w:proofErr w:type="spellEnd"/>
-      <w:r>
-        <w:rPr>
-          <w:i/>
-          <w:iCs/>
-        </w:rPr>
-        <w:t xml:space="preserve"> Pixel Art </w:t>
-      </w:r>
-      <w:proofErr w:type="spellStart"/>
-      <w:r>
-        <w:rPr>
-          <w:i/>
-          <w:iCs/>
-        </w:rPr>
-        <w:t>Tutorial</w:t>
-      </w:r>
-      <w:proofErr w:type="spellEnd"/>
+        <w:t>The Ultimate Pixel Art Tutorial</w:t>
+      </w:r>
       <w:r>
         <w:t>. Online. 2021. Dostupné z: </w:t>
       </w:r>
@@ -5094,21 +4202,7 @@
           <w:rPr>
             <w:rStyle w:val="Hypertextovodkaz"/>
           </w:rPr>
-          <w:t>https://www.youtube.com/</w:t>
-        </w:r>
-        <w:proofErr w:type="spellStart"/>
-        <w:r>
-          <w:rPr>
-            <w:rStyle w:val="Hypertextovodkaz"/>
-          </w:rPr>
-          <w:t>watch?v</w:t>
-        </w:r>
-        <w:proofErr w:type="spellEnd"/>
-        <w:r>
-          <w:rPr>
-            <w:rStyle w:val="Hypertextovodkaz"/>
-          </w:rPr>
-          <w:t>=lfR7Qj04-UA</w:t>
+          <w:t>https://www.youtube.com/watch?v=lfR7Qj04-UA</w:t>
         </w:r>
       </w:hyperlink>
       <w:r>

--- a/Dokumentace_Maturitniho_projektu_Vacula.docx
+++ b/Dokumentace_Maturitniho_projektu_Vacula.docx
@@ -86,8 +86,13 @@
       <w:pPr>
         <w:pStyle w:val="nazevprojektu"/>
       </w:pPr>
-      <w:r>
-        <w:t xml:space="preserve">2D akční hra </w:t>
+      <w:proofErr w:type="gramStart"/>
+      <w:r>
+        <w:t>2D</w:t>
+      </w:r>
+      <w:proofErr w:type="gramEnd"/>
+      <w:r>
+        <w:t xml:space="preserve"> akční hra </w:t>
       </w:r>
     </w:p>
     <w:p>
@@ -400,7 +405,63 @@
         <w:rPr>
           <w:rStyle w:val="doplnittext"/>
         </w:rPr>
-        <w:t>Moje maturitní práce je 2D akční hra Lone Survivor, která je vytvořena v herním enginu Godot 4.4. Hra sleduje příběh vojáka, jenž po pádu vrtulníku musí přežít v nepřátelském území plném pastí a ozbrojených protivníků. Cílem projektu je ukázat propojení herního designu, programování a animace v jednotném funkčním celku a vytvořit hratelný prototyp, který demonstruje tvorbu herní logiky, pohybu, boje a interakce s prostředím v moderním vývojovém nástroji.</w:t>
+        <w:t xml:space="preserve">Moje maturitní práce je </w:t>
+      </w:r>
+      <w:proofErr w:type="gramStart"/>
+      <w:r>
+        <w:rPr>
+          <w:rStyle w:val="doplnittext"/>
+        </w:rPr>
+        <w:t>2D</w:t>
+      </w:r>
+      <w:proofErr w:type="gramEnd"/>
+      <w:r>
+        <w:rPr>
+          <w:rStyle w:val="doplnittext"/>
+        </w:rPr>
+        <w:t xml:space="preserve"> akční hra </w:t>
+      </w:r>
+      <w:proofErr w:type="spellStart"/>
+      <w:r>
+        <w:rPr>
+          <w:rStyle w:val="doplnittext"/>
+        </w:rPr>
+        <w:t>Lone</w:t>
+      </w:r>
+      <w:proofErr w:type="spellEnd"/>
+      <w:r>
+        <w:rPr>
+          <w:rStyle w:val="doplnittext"/>
+        </w:rPr>
+        <w:t xml:space="preserve"> </w:t>
+      </w:r>
+      <w:proofErr w:type="spellStart"/>
+      <w:r>
+        <w:rPr>
+          <w:rStyle w:val="doplnittext"/>
+        </w:rPr>
+        <w:t>Survivor</w:t>
+      </w:r>
+      <w:proofErr w:type="spellEnd"/>
+      <w:r>
+        <w:rPr>
+          <w:rStyle w:val="doplnittext"/>
+        </w:rPr>
+        <w:t xml:space="preserve">, která je vytvořena v herním </w:t>
+      </w:r>
+      <w:proofErr w:type="spellStart"/>
+      <w:r>
+        <w:rPr>
+          <w:rStyle w:val="doplnittext"/>
+        </w:rPr>
+        <w:t>enginu</w:t>
+      </w:r>
+      <w:proofErr w:type="spellEnd"/>
+      <w:r>
+        <w:rPr>
+          <w:rStyle w:val="doplnittext"/>
+        </w:rPr>
+        <w:t xml:space="preserve"> Godot 4.4. Hra sleduje příběh vojáka, jenž po pádu vrtulníku musí přežít v nepřátelském území plném pastí a ozbrojených protivníků. Cílem projektu je ukázat propojení herního designu, programování a animace v jednotném funkčním celku a vytvořit hratelný prototyp, který demonstruje tvorbu herní logiky, pohybu, boje a interakce s prostředím v moderním vývojovém nástroji.</w:t>
       </w:r>
     </w:p>
     <w:p>
@@ -447,7 +508,7 @@
         <w:fldChar w:fldCharType="begin"/>
       </w:r>
       <w:r>
-        <w:instrText xml:space="preserve"> PAGEREF _Toc224845461 \h </w:instrText>
+        <w:instrText xml:space="preserve"> PAGEREF _Toc224922960 \h </w:instrText>
       </w:r>
       <w:r>
         <w:fldChar w:fldCharType="separate"/>
@@ -499,7 +560,7 @@
         <w:fldChar w:fldCharType="begin"/>
       </w:r>
       <w:r>
-        <w:instrText xml:space="preserve"> PAGEREF _Toc224845462 \h </w:instrText>
+        <w:instrText xml:space="preserve"> PAGEREF _Toc224922961 \h </w:instrText>
       </w:r>
       <w:r>
         <w:fldChar w:fldCharType="separate"/>
@@ -562,7 +623,7 @@
         <w:rPr>
           <w:noProof/>
         </w:rPr>
-        <w:instrText xml:space="preserve"> PAGEREF _Toc224845463 \h </w:instrText>
+        <w:instrText xml:space="preserve"> PAGEREF _Toc224922962 \h </w:instrText>
       </w:r>
       <w:r>
         <w:rPr>
@@ -639,7 +700,7 @@
         <w:rPr>
           <w:noProof/>
         </w:rPr>
-        <w:instrText xml:space="preserve"> PAGEREF _Toc224845464 \h </w:instrText>
+        <w:instrText xml:space="preserve"> PAGEREF _Toc224922963 \h </w:instrText>
       </w:r>
       <w:r>
         <w:rPr>
@@ -716,7 +777,7 @@
         <w:rPr>
           <w:noProof/>
         </w:rPr>
-        <w:instrText xml:space="preserve"> PAGEREF _Toc224845465 \h </w:instrText>
+        <w:instrText xml:space="preserve"> PAGEREF _Toc224922964 \h </w:instrText>
       </w:r>
       <w:r>
         <w:rPr>
@@ -793,7 +854,7 @@
         <w:rPr>
           <w:noProof/>
         </w:rPr>
-        <w:instrText xml:space="preserve"> PAGEREF _Toc224845466 \h </w:instrText>
+        <w:instrText xml:space="preserve"> PAGEREF _Toc224922965 \h </w:instrText>
       </w:r>
       <w:r>
         <w:rPr>
@@ -870,7 +931,7 @@
         <w:rPr>
           <w:noProof/>
         </w:rPr>
-        <w:instrText xml:space="preserve"> PAGEREF _Toc224845467 \h </w:instrText>
+        <w:instrText xml:space="preserve"> PAGEREF _Toc224922966 \h </w:instrText>
       </w:r>
       <w:r>
         <w:rPr>
@@ -947,7 +1008,7 @@
         <w:rPr>
           <w:noProof/>
         </w:rPr>
-        <w:instrText xml:space="preserve"> PAGEREF _Toc224845468 \h </w:instrText>
+        <w:instrText xml:space="preserve"> PAGEREF _Toc224922967 \h </w:instrText>
       </w:r>
       <w:r>
         <w:rPr>
@@ -1024,7 +1085,7 @@
         <w:rPr>
           <w:noProof/>
         </w:rPr>
-        <w:instrText xml:space="preserve"> PAGEREF _Toc224845469 \h </w:instrText>
+        <w:instrText xml:space="preserve"> PAGEREF _Toc224922968 \h </w:instrText>
       </w:r>
       <w:r>
         <w:rPr>
@@ -1101,7 +1162,7 @@
         <w:rPr>
           <w:noProof/>
         </w:rPr>
-        <w:instrText xml:space="preserve"> PAGEREF _Toc224845470 \h </w:instrText>
+        <w:instrText xml:space="preserve"> PAGEREF _Toc224922969 \h </w:instrText>
       </w:r>
       <w:r>
         <w:rPr>
@@ -1167,7 +1228,7 @@
         <w:fldChar w:fldCharType="begin"/>
       </w:r>
       <w:r>
-        <w:instrText xml:space="preserve"> PAGEREF _Toc224845471 \h </w:instrText>
+        <w:instrText xml:space="preserve"> PAGEREF _Toc224922970 \h </w:instrText>
       </w:r>
       <w:r>
         <w:fldChar w:fldCharType="separate"/>
@@ -1230,7 +1291,7 @@
         <w:rPr>
           <w:noProof/>
         </w:rPr>
-        <w:instrText xml:space="preserve"> PAGEREF _Toc224845472 \h </w:instrText>
+        <w:instrText xml:space="preserve"> PAGEREF _Toc224922971 \h </w:instrText>
       </w:r>
       <w:r>
         <w:rPr>
@@ -1307,7 +1368,7 @@
         <w:rPr>
           <w:noProof/>
         </w:rPr>
-        <w:instrText xml:space="preserve"> PAGEREF _Toc224845473 \h </w:instrText>
+        <w:instrText xml:space="preserve"> PAGEREF _Toc224922972 \h </w:instrText>
       </w:r>
       <w:r>
         <w:rPr>
@@ -1384,7 +1445,7 @@
         <w:rPr>
           <w:noProof/>
         </w:rPr>
-        <w:instrText xml:space="preserve"> PAGEREF _Toc224845474 \h </w:instrText>
+        <w:instrText xml:space="preserve"> PAGEREF _Toc224922973 \h </w:instrText>
       </w:r>
       <w:r>
         <w:rPr>
@@ -1402,314 +1463,6 @@
           <w:noProof/>
         </w:rPr>
         <w:t>11</w:t>
-      </w:r>
-      <w:r>
-        <w:rPr>
-          <w:noProof/>
-        </w:rPr>
-        <w:fldChar w:fldCharType="end"/>
-      </w:r>
-    </w:p>
-    <w:p>
-      <w:pPr>
-        <w:pStyle w:val="Obsah2"/>
-        <w:rPr>
-          <w:rFonts w:asciiTheme="minorHAnsi" w:eastAsiaTheme="minorEastAsia" w:hAnsiTheme="minorHAnsi" w:cstheme="minorBidi"/>
-          <w:noProof/>
-          <w:kern w:val="2"/>
-          <w:sz w:val="24"/>
-          <w:szCs w:val="24"/>
-          <w14:ligatures w14:val="standardContextual"/>
-        </w:rPr>
-      </w:pPr>
-      <w:r>
-        <w:rPr>
-          <w:noProof/>
-        </w:rPr>
-        <w:t>2.2</w:t>
-      </w:r>
-      <w:r>
-        <w:rPr>
-          <w:rFonts w:asciiTheme="minorHAnsi" w:eastAsiaTheme="minorEastAsia" w:hAnsiTheme="minorHAnsi" w:cstheme="minorBidi"/>
-          <w:noProof/>
-          <w:kern w:val="2"/>
-          <w:sz w:val="24"/>
-          <w:szCs w:val="24"/>
-          <w14:ligatures w14:val="standardContextual"/>
-        </w:rPr>
-        <w:tab/>
-      </w:r>
-      <w:r>
-        <w:rPr>
-          <w:noProof/>
-        </w:rPr>
-        <w:t>Technická realizace</w:t>
-      </w:r>
-      <w:r>
-        <w:rPr>
-          <w:noProof/>
-        </w:rPr>
-        <w:tab/>
-      </w:r>
-      <w:r>
-        <w:rPr>
-          <w:noProof/>
-        </w:rPr>
-        <w:fldChar w:fldCharType="begin"/>
-      </w:r>
-      <w:r>
-        <w:rPr>
-          <w:noProof/>
-        </w:rPr>
-        <w:instrText xml:space="preserve"> PAGEREF _Toc224845475 \h </w:instrText>
-      </w:r>
-      <w:r>
-        <w:rPr>
-          <w:noProof/>
-        </w:rPr>
-      </w:r>
-      <w:r>
-        <w:rPr>
-          <w:noProof/>
-        </w:rPr>
-        <w:fldChar w:fldCharType="separate"/>
-      </w:r>
-      <w:r>
-        <w:rPr>
-          <w:noProof/>
-        </w:rPr>
-        <w:t>11</w:t>
-      </w:r>
-      <w:r>
-        <w:rPr>
-          <w:noProof/>
-        </w:rPr>
-        <w:fldChar w:fldCharType="end"/>
-      </w:r>
-    </w:p>
-    <w:p>
-      <w:pPr>
-        <w:pStyle w:val="Obsah3"/>
-        <w:rPr>
-          <w:rFonts w:asciiTheme="minorHAnsi" w:eastAsiaTheme="minorEastAsia" w:hAnsiTheme="minorHAnsi" w:cstheme="minorBidi"/>
-          <w:iCs w:val="0"/>
-          <w:noProof/>
-          <w:kern w:val="2"/>
-          <w:sz w:val="24"/>
-          <w14:ligatures w14:val="standardContextual"/>
-        </w:rPr>
-      </w:pPr>
-      <w:r>
-        <w:rPr>
-          <w:noProof/>
-        </w:rPr>
-        <w:t>2.2.1</w:t>
-      </w:r>
-      <w:r>
-        <w:rPr>
-          <w:rFonts w:asciiTheme="minorHAnsi" w:eastAsiaTheme="minorEastAsia" w:hAnsiTheme="minorHAnsi" w:cstheme="minorBidi"/>
-          <w:iCs w:val="0"/>
-          <w:noProof/>
-          <w:kern w:val="2"/>
-          <w:sz w:val="24"/>
-          <w14:ligatures w14:val="standardContextual"/>
-        </w:rPr>
-        <w:tab/>
-      </w:r>
-      <w:r>
-        <w:rPr>
-          <w:noProof/>
-        </w:rPr>
-        <w:t>Architektura scén a využití vestavěných tříd</w:t>
-      </w:r>
-      <w:r>
-        <w:rPr>
-          <w:noProof/>
-        </w:rPr>
-        <w:tab/>
-      </w:r>
-      <w:r>
-        <w:rPr>
-          <w:noProof/>
-        </w:rPr>
-        <w:fldChar w:fldCharType="begin"/>
-      </w:r>
-      <w:r>
-        <w:rPr>
-          <w:noProof/>
-        </w:rPr>
-        <w:instrText xml:space="preserve"> PAGEREF _Toc224845476 \h </w:instrText>
-      </w:r>
-      <w:r>
-        <w:rPr>
-          <w:noProof/>
-        </w:rPr>
-      </w:r>
-      <w:r>
-        <w:rPr>
-          <w:noProof/>
-        </w:rPr>
-        <w:fldChar w:fldCharType="separate"/>
-      </w:r>
-      <w:r>
-        <w:rPr>
-          <w:noProof/>
-        </w:rPr>
-        <w:t>12</w:t>
-      </w:r>
-      <w:r>
-        <w:rPr>
-          <w:noProof/>
-        </w:rPr>
-        <w:fldChar w:fldCharType="end"/>
-      </w:r>
-    </w:p>
-    <w:p>
-      <w:pPr>
-        <w:pStyle w:val="Obsah3"/>
-        <w:rPr>
-          <w:rFonts w:asciiTheme="minorHAnsi" w:eastAsiaTheme="minorEastAsia" w:hAnsiTheme="minorHAnsi" w:cstheme="minorBidi"/>
-          <w:iCs w:val="0"/>
-          <w:noProof/>
-          <w:kern w:val="2"/>
-          <w:sz w:val="24"/>
-          <w14:ligatures w14:val="standardContextual"/>
-        </w:rPr>
-      </w:pPr>
-      <w:r>
-        <w:rPr>
-          <w:noProof/>
-        </w:rPr>
-        <w:t>2.2.2</w:t>
-      </w:r>
-      <w:r>
-        <w:rPr>
-          <w:rFonts w:asciiTheme="minorHAnsi" w:eastAsiaTheme="minorEastAsia" w:hAnsiTheme="minorHAnsi" w:cstheme="minorBidi"/>
-          <w:iCs w:val="0"/>
-          <w:noProof/>
-          <w:kern w:val="2"/>
-          <w:sz w:val="24"/>
-          <w14:ligatures w14:val="standardContextual"/>
-        </w:rPr>
-        <w:tab/>
-      </w:r>
-      <w:r>
-        <w:rPr>
-          <w:noProof/>
-        </w:rPr>
-        <w:t>Herní smyčka a zpracování fyziky</w:t>
-      </w:r>
-      <w:r>
-        <w:rPr>
-          <w:noProof/>
-        </w:rPr>
-        <w:tab/>
-      </w:r>
-      <w:r>
-        <w:rPr>
-          <w:noProof/>
-        </w:rPr>
-        <w:fldChar w:fldCharType="begin"/>
-      </w:r>
-      <w:r>
-        <w:rPr>
-          <w:noProof/>
-        </w:rPr>
-        <w:instrText xml:space="preserve"> PAGEREF _Toc224845477 \h </w:instrText>
-      </w:r>
-      <w:r>
-        <w:rPr>
-          <w:noProof/>
-        </w:rPr>
-      </w:r>
-      <w:r>
-        <w:rPr>
-          <w:noProof/>
-        </w:rPr>
-        <w:fldChar w:fldCharType="separate"/>
-      </w:r>
-      <w:r>
-        <w:rPr>
-          <w:noProof/>
-        </w:rPr>
-        <w:t>12</w:t>
-      </w:r>
-      <w:r>
-        <w:rPr>
-          <w:noProof/>
-        </w:rPr>
-        <w:fldChar w:fldCharType="end"/>
-      </w:r>
-    </w:p>
-    <w:p>
-      <w:pPr>
-        <w:pStyle w:val="Obsah3"/>
-        <w:rPr>
-          <w:rFonts w:asciiTheme="minorHAnsi" w:eastAsiaTheme="minorEastAsia" w:hAnsiTheme="minorHAnsi" w:cstheme="minorBidi"/>
-          <w:iCs w:val="0"/>
-          <w:noProof/>
-          <w:kern w:val="2"/>
-          <w:sz w:val="24"/>
-          <w14:ligatures w14:val="standardContextual"/>
-        </w:rPr>
-      </w:pPr>
-      <w:r>
-        <w:rPr>
-          <w:noProof/>
-        </w:rPr>
-        <w:t>2.2.3</w:t>
-      </w:r>
-      <w:r>
-        <w:rPr>
-          <w:rFonts w:asciiTheme="minorHAnsi" w:eastAsiaTheme="minorEastAsia" w:hAnsiTheme="minorHAnsi" w:cstheme="minorBidi"/>
-          <w:iCs w:val="0"/>
-          <w:noProof/>
-          <w:kern w:val="2"/>
-          <w:sz w:val="24"/>
-          <w14:ligatures w14:val="standardContextual"/>
-        </w:rPr>
-        <w:tab/>
-      </w:r>
-      <w:r>
-        <w:rPr>
-          <w:noProof/>
-        </w:rPr>
-        <w:t>Level design a tvorba prostředí</w:t>
-      </w:r>
-      <w:r>
-        <w:rPr>
-          <w:noProof/>
-        </w:rPr>
-        <w:tab/>
-      </w:r>
-      <w:r>
-        <w:rPr>
-          <w:noProof/>
-        </w:rPr>
-        <w:fldChar w:fldCharType="begin"/>
-      </w:r>
-      <w:r>
-        <w:rPr>
-          <w:noProof/>
-        </w:rPr>
-        <w:instrText xml:space="preserve"> PAGEREF _Toc224845478 \h </w:instrText>
-      </w:r>
-      <w:r>
-        <w:rPr>
-          <w:noProof/>
-        </w:rPr>
-      </w:r>
-      <w:r>
-        <w:rPr>
-          <w:noProof/>
-        </w:rPr>
-        <w:fldChar w:fldCharType="separate"/>
-      </w:r>
-      <w:r>
-        <w:rPr>
-          <w:noProof/>
-        </w:rPr>
-        <w:t>12</w:t>
       </w:r>
       <w:r>
         <w:rPr>
@@ -1749,7 +1502,7 @@
         <w:tab/>
       </w:r>
       <w:r>
-        <w:t>realizace projektu</w:t>
+        <w:t>Technická realizace</w:t>
       </w:r>
       <w:r>
         <w:tab/>
@@ -1758,15 +1511,246 @@
         <w:fldChar w:fldCharType="begin"/>
       </w:r>
       <w:r>
-        <w:instrText xml:space="preserve"> PAGEREF _Toc224845479 \h </w:instrText>
+        <w:instrText xml:space="preserve"> PAGEREF _Toc224922974 \h </w:instrText>
       </w:r>
       <w:r>
         <w:fldChar w:fldCharType="separate"/>
       </w:r>
       <w:r>
-        <w:t>14</w:t>
-      </w:r>
-      <w:r>
+        <w:t>12</w:t>
+      </w:r>
+      <w:r>
+        <w:fldChar w:fldCharType="end"/>
+      </w:r>
+    </w:p>
+    <w:p>
+      <w:pPr>
+        <w:pStyle w:val="Obsah3"/>
+        <w:rPr>
+          <w:rFonts w:asciiTheme="minorHAnsi" w:eastAsiaTheme="minorEastAsia" w:hAnsiTheme="minorHAnsi" w:cstheme="minorBidi"/>
+          <w:iCs w:val="0"/>
+          <w:noProof/>
+          <w:kern w:val="2"/>
+          <w:sz w:val="24"/>
+          <w14:ligatures w14:val="standardContextual"/>
+        </w:rPr>
+      </w:pPr>
+      <w:r>
+        <w:rPr>
+          <w:noProof/>
+        </w:rPr>
+        <w:t>3.1.1</w:t>
+      </w:r>
+      <w:r>
+        <w:rPr>
+          <w:rFonts w:asciiTheme="minorHAnsi" w:eastAsiaTheme="minorEastAsia" w:hAnsiTheme="minorHAnsi" w:cstheme="minorBidi"/>
+          <w:iCs w:val="0"/>
+          <w:noProof/>
+          <w:kern w:val="2"/>
+          <w:sz w:val="24"/>
+          <w14:ligatures w14:val="standardContextual"/>
+        </w:rPr>
+        <w:tab/>
+      </w:r>
+      <w:r>
+        <w:rPr>
+          <w:noProof/>
+        </w:rPr>
+        <w:t>Architektura scén a využití vestavěných tříd</w:t>
+      </w:r>
+      <w:r>
+        <w:rPr>
+          <w:noProof/>
+        </w:rPr>
+        <w:tab/>
+      </w:r>
+      <w:r>
+        <w:rPr>
+          <w:noProof/>
+        </w:rPr>
+        <w:fldChar w:fldCharType="begin"/>
+      </w:r>
+      <w:r>
+        <w:rPr>
+          <w:noProof/>
+        </w:rPr>
+        <w:instrText xml:space="preserve"> PAGEREF _Toc224922975 \h </w:instrText>
+      </w:r>
+      <w:r>
+        <w:rPr>
+          <w:noProof/>
+        </w:rPr>
+      </w:r>
+      <w:r>
+        <w:rPr>
+          <w:noProof/>
+        </w:rPr>
+        <w:fldChar w:fldCharType="separate"/>
+      </w:r>
+      <w:r>
+        <w:rPr>
+          <w:noProof/>
+        </w:rPr>
+        <w:t>12</w:t>
+      </w:r>
+      <w:r>
+        <w:rPr>
+          <w:noProof/>
+        </w:rPr>
+        <w:fldChar w:fldCharType="end"/>
+      </w:r>
+    </w:p>
+    <w:p>
+      <w:pPr>
+        <w:pStyle w:val="Obsah3"/>
+        <w:rPr>
+          <w:rFonts w:asciiTheme="minorHAnsi" w:eastAsiaTheme="minorEastAsia" w:hAnsiTheme="minorHAnsi" w:cstheme="minorBidi"/>
+          <w:iCs w:val="0"/>
+          <w:noProof/>
+          <w:kern w:val="2"/>
+          <w:sz w:val="24"/>
+          <w14:ligatures w14:val="standardContextual"/>
+        </w:rPr>
+      </w:pPr>
+      <w:r>
+        <w:rPr>
+          <w:noProof/>
+        </w:rPr>
+        <w:t>3.1.2</w:t>
+      </w:r>
+      <w:r>
+        <w:rPr>
+          <w:rFonts w:asciiTheme="minorHAnsi" w:eastAsiaTheme="minorEastAsia" w:hAnsiTheme="minorHAnsi" w:cstheme="minorBidi"/>
+          <w:iCs w:val="0"/>
+          <w:noProof/>
+          <w:kern w:val="2"/>
+          <w:sz w:val="24"/>
+          <w14:ligatures w14:val="standardContextual"/>
+        </w:rPr>
+        <w:tab/>
+      </w:r>
+      <w:r>
+        <w:rPr>
+          <w:noProof/>
+        </w:rPr>
+        <w:t>Herní smyčka a zpracování fyziky</w:t>
+      </w:r>
+      <w:r>
+        <w:rPr>
+          <w:noProof/>
+        </w:rPr>
+        <w:tab/>
+      </w:r>
+      <w:r>
+        <w:rPr>
+          <w:noProof/>
+        </w:rPr>
+        <w:fldChar w:fldCharType="begin"/>
+      </w:r>
+      <w:r>
+        <w:rPr>
+          <w:noProof/>
+        </w:rPr>
+        <w:instrText xml:space="preserve"> PAGEREF _Toc224922976 \h </w:instrText>
+      </w:r>
+      <w:r>
+        <w:rPr>
+          <w:noProof/>
+        </w:rPr>
+      </w:r>
+      <w:r>
+        <w:rPr>
+          <w:noProof/>
+        </w:rPr>
+        <w:fldChar w:fldCharType="separate"/>
+      </w:r>
+      <w:r>
+        <w:rPr>
+          <w:noProof/>
+        </w:rPr>
+        <w:t>13</w:t>
+      </w:r>
+      <w:r>
+        <w:rPr>
+          <w:noProof/>
+        </w:rPr>
+        <w:fldChar w:fldCharType="end"/>
+      </w:r>
+    </w:p>
+    <w:p>
+      <w:pPr>
+        <w:pStyle w:val="Obsah3"/>
+        <w:rPr>
+          <w:rFonts w:asciiTheme="minorHAnsi" w:eastAsiaTheme="minorEastAsia" w:hAnsiTheme="minorHAnsi" w:cstheme="minorBidi"/>
+          <w:iCs w:val="0"/>
+          <w:noProof/>
+          <w:kern w:val="2"/>
+          <w:sz w:val="24"/>
+          <w14:ligatures w14:val="standardContextual"/>
+        </w:rPr>
+      </w:pPr>
+      <w:r>
+        <w:rPr>
+          <w:noProof/>
+        </w:rPr>
+        <w:t>3.1.3</w:t>
+      </w:r>
+      <w:r>
+        <w:rPr>
+          <w:rFonts w:asciiTheme="minorHAnsi" w:eastAsiaTheme="minorEastAsia" w:hAnsiTheme="minorHAnsi" w:cstheme="minorBidi"/>
+          <w:iCs w:val="0"/>
+          <w:noProof/>
+          <w:kern w:val="2"/>
+          <w:sz w:val="24"/>
+          <w14:ligatures w14:val="standardContextual"/>
+        </w:rPr>
+        <w:tab/>
+      </w:r>
+      <w:r>
+        <w:rPr>
+          <w:noProof/>
+        </w:rPr>
+        <w:t>Level design a tvorba prostředí</w:t>
+      </w:r>
+      <w:r>
+        <w:rPr>
+          <w:noProof/>
+        </w:rPr>
+        <w:tab/>
+      </w:r>
+      <w:r>
+        <w:rPr>
+          <w:noProof/>
+        </w:rPr>
+        <w:fldChar w:fldCharType="begin"/>
+      </w:r>
+      <w:r>
+        <w:rPr>
+          <w:noProof/>
+        </w:rPr>
+        <w:instrText xml:space="preserve"> PAGEREF _Toc224922977 \h </w:instrText>
+      </w:r>
+      <w:r>
+        <w:rPr>
+          <w:noProof/>
+        </w:rPr>
+      </w:r>
+      <w:r>
+        <w:rPr>
+          <w:noProof/>
+        </w:rPr>
+        <w:fldChar w:fldCharType="separate"/>
+      </w:r>
+      <w:r>
+        <w:rPr>
+          <w:noProof/>
+        </w:rPr>
+        <w:t>13</w:t>
+      </w:r>
+      <w:r>
+        <w:rPr>
+          <w:noProof/>
+        </w:rPr>
         <w:fldChar w:fldCharType="end"/>
       </w:r>
     </w:p>
@@ -1786,7 +1770,7 @@
         <w:rPr>
           <w:noProof/>
         </w:rPr>
-        <w:t>3.1</w:t>
+        <w:t>3.2</w:t>
       </w:r>
       <w:r>
         <w:rPr>
@@ -1821,7 +1805,7 @@
         <w:rPr>
           <w:noProof/>
         </w:rPr>
-        <w:instrText xml:space="preserve"> PAGEREF _Toc224845480 \h </w:instrText>
+        <w:instrText xml:space="preserve"> PAGEREF _Toc224922978 \h </w:instrText>
       </w:r>
       <w:r>
         <w:rPr>
@@ -1838,7 +1822,7 @@
         <w:rPr>
           <w:noProof/>
         </w:rPr>
-        <w:t>14</w:t>
+        <w:t>15</w:t>
       </w:r>
       <w:r>
         <w:rPr>
@@ -1863,7 +1847,7 @@
         <w:rPr>
           <w:noProof/>
         </w:rPr>
-        <w:t>3.2</w:t>
+        <w:t>3.3</w:t>
       </w:r>
       <w:r>
         <w:rPr>
@@ -1898,7 +1882,7 @@
         <w:rPr>
           <w:noProof/>
         </w:rPr>
-        <w:instrText xml:space="preserve"> PAGEREF _Toc224845481 \h </w:instrText>
+        <w:instrText xml:space="preserve"> PAGEREF _Toc224922979 \h </w:instrText>
       </w:r>
       <w:r>
         <w:rPr>
@@ -1915,7 +1899,7 @@
         <w:rPr>
           <w:noProof/>
         </w:rPr>
-        <w:t>14</w:t>
+        <w:t>15</w:t>
       </w:r>
       <w:r>
         <w:rPr>
@@ -1940,7 +1924,7 @@
         <w:rPr>
           <w:noProof/>
         </w:rPr>
-        <w:t>3.3</w:t>
+        <w:t>3.4</w:t>
       </w:r>
       <w:r>
         <w:rPr>
@@ -1975,7 +1959,7 @@
         <w:rPr>
           <w:noProof/>
         </w:rPr>
-        <w:instrText xml:space="preserve"> PAGEREF _Toc224845482 \h </w:instrText>
+        <w:instrText xml:space="preserve"> PAGEREF _Toc224922980 \h </w:instrText>
       </w:r>
       <w:r>
         <w:rPr>
@@ -1992,7 +1976,7 @@
         <w:rPr>
           <w:noProof/>
         </w:rPr>
-        <w:t>14</w:t>
+        <w:t>16</w:t>
       </w:r>
       <w:r>
         <w:rPr>
@@ -2017,7 +2001,7 @@
         <w:rPr>
           <w:noProof/>
         </w:rPr>
-        <w:t>3.4</w:t>
+        <w:t>3.5</w:t>
       </w:r>
       <w:r>
         <w:rPr>
@@ -2052,7 +2036,7 @@
         <w:rPr>
           <w:noProof/>
         </w:rPr>
-        <w:instrText xml:space="preserve"> PAGEREF _Toc224845483 \h </w:instrText>
+        <w:instrText xml:space="preserve"> PAGEREF _Toc224922981 \h </w:instrText>
       </w:r>
       <w:r>
         <w:rPr>
@@ -2069,7 +2053,238 @@
         <w:rPr>
           <w:noProof/>
         </w:rPr>
-        <w:t>14</w:t>
+        <w:t>17</w:t>
+      </w:r>
+      <w:r>
+        <w:rPr>
+          <w:noProof/>
+        </w:rPr>
+        <w:fldChar w:fldCharType="end"/>
+      </w:r>
+    </w:p>
+    <w:p>
+      <w:pPr>
+        <w:pStyle w:val="Obsah3"/>
+        <w:rPr>
+          <w:rFonts w:asciiTheme="minorHAnsi" w:eastAsiaTheme="minorEastAsia" w:hAnsiTheme="minorHAnsi" w:cstheme="minorBidi"/>
+          <w:iCs w:val="0"/>
+          <w:noProof/>
+          <w:kern w:val="2"/>
+          <w:sz w:val="24"/>
+          <w14:ligatures w14:val="standardContextual"/>
+        </w:rPr>
+      </w:pPr>
+      <w:r>
+        <w:rPr>
+          <w:noProof/>
+        </w:rPr>
+        <w:t>3.5.1</w:t>
+      </w:r>
+      <w:r>
+        <w:rPr>
+          <w:rFonts w:asciiTheme="minorHAnsi" w:eastAsiaTheme="minorEastAsia" w:hAnsiTheme="minorHAnsi" w:cstheme="minorBidi"/>
+          <w:iCs w:val="0"/>
+          <w:noProof/>
+          <w:kern w:val="2"/>
+          <w:sz w:val="24"/>
+          <w14:ligatures w14:val="standardContextual"/>
+        </w:rPr>
+        <w:tab/>
+      </w:r>
+      <w:r>
+        <w:rPr>
+          <w:noProof/>
+        </w:rPr>
+        <w:t>Heads-Up Display (HUD):</w:t>
+      </w:r>
+      <w:r>
+        <w:rPr>
+          <w:noProof/>
+        </w:rPr>
+        <w:tab/>
+      </w:r>
+      <w:r>
+        <w:rPr>
+          <w:noProof/>
+        </w:rPr>
+        <w:fldChar w:fldCharType="begin"/>
+      </w:r>
+      <w:r>
+        <w:rPr>
+          <w:noProof/>
+        </w:rPr>
+        <w:instrText xml:space="preserve"> PAGEREF _Toc224922982 \h </w:instrText>
+      </w:r>
+      <w:r>
+        <w:rPr>
+          <w:noProof/>
+        </w:rPr>
+      </w:r>
+      <w:r>
+        <w:rPr>
+          <w:noProof/>
+        </w:rPr>
+        <w:fldChar w:fldCharType="separate"/>
+      </w:r>
+      <w:r>
+        <w:rPr>
+          <w:noProof/>
+        </w:rPr>
+        <w:t>18</w:t>
+      </w:r>
+      <w:r>
+        <w:rPr>
+          <w:noProof/>
+        </w:rPr>
+        <w:fldChar w:fldCharType="end"/>
+      </w:r>
+    </w:p>
+    <w:p>
+      <w:pPr>
+        <w:pStyle w:val="Obsah3"/>
+        <w:rPr>
+          <w:rFonts w:asciiTheme="minorHAnsi" w:eastAsiaTheme="minorEastAsia" w:hAnsiTheme="minorHAnsi" w:cstheme="minorBidi"/>
+          <w:iCs w:val="0"/>
+          <w:noProof/>
+          <w:kern w:val="2"/>
+          <w:sz w:val="24"/>
+          <w14:ligatures w14:val="standardContextual"/>
+        </w:rPr>
+      </w:pPr>
+      <w:r>
+        <w:rPr>
+          <w:noProof/>
+        </w:rPr>
+        <w:t>3.5.2</w:t>
+      </w:r>
+      <w:r>
+        <w:rPr>
+          <w:rFonts w:asciiTheme="minorHAnsi" w:eastAsiaTheme="minorEastAsia" w:hAnsiTheme="minorHAnsi" w:cstheme="minorBidi"/>
+          <w:iCs w:val="0"/>
+          <w:noProof/>
+          <w:kern w:val="2"/>
+          <w:sz w:val="24"/>
+          <w14:ligatures w14:val="standardContextual"/>
+        </w:rPr>
+        <w:tab/>
+      </w:r>
+      <w:r>
+        <w:rPr>
+          <w:noProof/>
+        </w:rPr>
+        <w:t>Systém stavů hry:</w:t>
+      </w:r>
+      <w:r>
+        <w:rPr>
+          <w:noProof/>
+        </w:rPr>
+        <w:tab/>
+      </w:r>
+      <w:r>
+        <w:rPr>
+          <w:noProof/>
+        </w:rPr>
+        <w:fldChar w:fldCharType="begin"/>
+      </w:r>
+      <w:r>
+        <w:rPr>
+          <w:noProof/>
+        </w:rPr>
+        <w:instrText xml:space="preserve"> PAGEREF _Toc224922983 \h </w:instrText>
+      </w:r>
+      <w:r>
+        <w:rPr>
+          <w:noProof/>
+        </w:rPr>
+      </w:r>
+      <w:r>
+        <w:rPr>
+          <w:noProof/>
+        </w:rPr>
+        <w:fldChar w:fldCharType="separate"/>
+      </w:r>
+      <w:r>
+        <w:rPr>
+          <w:noProof/>
+        </w:rPr>
+        <w:t>19</w:t>
+      </w:r>
+      <w:r>
+        <w:rPr>
+          <w:noProof/>
+        </w:rPr>
+        <w:fldChar w:fldCharType="end"/>
+      </w:r>
+    </w:p>
+    <w:p>
+      <w:pPr>
+        <w:pStyle w:val="Obsah2"/>
+        <w:rPr>
+          <w:rFonts w:asciiTheme="minorHAnsi" w:eastAsiaTheme="minorEastAsia" w:hAnsiTheme="minorHAnsi" w:cstheme="minorBidi"/>
+          <w:noProof/>
+          <w:kern w:val="2"/>
+          <w:sz w:val="24"/>
+          <w:szCs w:val="24"/>
+          <w14:ligatures w14:val="standardContextual"/>
+        </w:rPr>
+      </w:pPr>
+      <w:r>
+        <w:rPr>
+          <w:noProof/>
+        </w:rPr>
+        <w:t>3.6</w:t>
+      </w:r>
+      <w:r>
+        <w:rPr>
+          <w:rFonts w:asciiTheme="minorHAnsi" w:eastAsiaTheme="minorEastAsia" w:hAnsiTheme="minorHAnsi" w:cstheme="minorBidi"/>
+          <w:noProof/>
+          <w:kern w:val="2"/>
+          <w:sz w:val="24"/>
+          <w:szCs w:val="24"/>
+          <w14:ligatures w14:val="standardContextual"/>
+        </w:rPr>
+        <w:tab/>
+      </w:r>
+      <w:r>
+        <w:rPr>
+          <w:noProof/>
+        </w:rPr>
+        <w:t>Implementace audia</w:t>
+      </w:r>
+      <w:r>
+        <w:rPr>
+          <w:noProof/>
+        </w:rPr>
+        <w:tab/>
+      </w:r>
+      <w:r>
+        <w:rPr>
+          <w:noProof/>
+        </w:rPr>
+        <w:fldChar w:fldCharType="begin"/>
+      </w:r>
+      <w:r>
+        <w:rPr>
+          <w:noProof/>
+        </w:rPr>
+        <w:instrText xml:space="preserve"> PAGEREF _Toc224922984 \h </w:instrText>
+      </w:r>
+      <w:r>
+        <w:rPr>
+          <w:noProof/>
+        </w:rPr>
+      </w:r>
+      <w:r>
+        <w:rPr>
+          <w:noProof/>
+        </w:rPr>
+        <w:fldChar w:fldCharType="separate"/>
+      </w:r>
+      <w:r>
+        <w:rPr>
+          <w:noProof/>
+        </w:rPr>
+        <w:t>20</w:t>
       </w:r>
       <w:r>
         <w:rPr>
@@ -2118,13 +2333,13 @@
         <w:fldChar w:fldCharType="begin"/>
       </w:r>
       <w:r>
-        <w:instrText xml:space="preserve"> PAGEREF _Toc224845484 \h </w:instrText>
+        <w:instrText xml:space="preserve"> PAGEREF _Toc224922985 \h </w:instrText>
       </w:r>
       <w:r>
         <w:fldChar w:fldCharType="separate"/>
       </w:r>
       <w:r>
-        <w:t>15</w:t>
+        <w:t>22</w:t>
       </w:r>
       <w:r>
         <w:fldChar w:fldCharType="end"/>
@@ -2181,7 +2396,7 @@
         <w:rPr>
           <w:noProof/>
         </w:rPr>
-        <w:instrText xml:space="preserve"> PAGEREF _Toc224845485 \h </w:instrText>
+        <w:instrText xml:space="preserve"> PAGEREF _Toc224922986 \h </w:instrText>
       </w:r>
       <w:r>
         <w:rPr>
@@ -2198,7 +2413,7 @@
         <w:rPr>
           <w:noProof/>
         </w:rPr>
-        <w:t>15</w:t>
+        <w:t>22</w:t>
       </w:r>
       <w:r>
         <w:rPr>
@@ -2258,7 +2473,7 @@
         <w:rPr>
           <w:noProof/>
         </w:rPr>
-        <w:instrText xml:space="preserve"> PAGEREF _Toc224845486 \h </w:instrText>
+        <w:instrText xml:space="preserve"> PAGEREF _Toc224922987 \h </w:instrText>
       </w:r>
       <w:r>
         <w:rPr>
@@ -2275,7 +2490,7 @@
         <w:rPr>
           <w:noProof/>
         </w:rPr>
-        <w:t>15</w:t>
+        <w:t>22</w:t>
       </w:r>
       <w:r>
         <w:rPr>
@@ -2324,13 +2539,13 @@
         <w:fldChar w:fldCharType="begin"/>
       </w:r>
       <w:r>
-        <w:instrText xml:space="preserve"> PAGEREF _Toc224845487 \h </w:instrText>
+        <w:instrText xml:space="preserve"> PAGEREF _Toc224922988 \h </w:instrText>
       </w:r>
       <w:r>
         <w:fldChar w:fldCharType="separate"/>
       </w:r>
       <w:r>
-        <w:t>16</w:t>
+        <w:t>23</w:t>
       </w:r>
       <w:r>
         <w:fldChar w:fldCharType="end"/>
@@ -2387,7 +2602,7 @@
         <w:rPr>
           <w:noProof/>
         </w:rPr>
-        <w:instrText xml:space="preserve"> PAGEREF _Toc224845488 \h </w:instrText>
+        <w:instrText xml:space="preserve"> PAGEREF _Toc224922989 \h </w:instrText>
       </w:r>
       <w:r>
         <w:rPr>
@@ -2404,7 +2619,7 @@
         <w:rPr>
           <w:noProof/>
         </w:rPr>
-        <w:t>16</w:t>
+        <w:t>23</w:t>
       </w:r>
       <w:r>
         <w:rPr>
@@ -2464,7 +2679,7 @@
         <w:rPr>
           <w:noProof/>
         </w:rPr>
-        <w:instrText xml:space="preserve"> PAGEREF _Toc224845489 \h </w:instrText>
+        <w:instrText xml:space="preserve"> PAGEREF _Toc224922990 \h </w:instrText>
       </w:r>
       <w:r>
         <w:rPr>
@@ -2481,7 +2696,7 @@
         <w:rPr>
           <w:noProof/>
         </w:rPr>
-        <w:t>16</w:t>
+        <w:t>23</w:t>
       </w:r>
       <w:r>
         <w:rPr>
@@ -2541,7 +2756,7 @@
         <w:rPr>
           <w:noProof/>
         </w:rPr>
-        <w:instrText xml:space="preserve"> PAGEREF _Toc224845490 \h </w:instrText>
+        <w:instrText xml:space="preserve"> PAGEREF _Toc224922991 \h </w:instrText>
       </w:r>
       <w:r>
         <w:rPr>
@@ -2558,7 +2773,7 @@
         <w:rPr>
           <w:noProof/>
         </w:rPr>
-        <w:t>16</w:t>
+        <w:t>23</w:t>
       </w:r>
       <w:r>
         <w:rPr>
@@ -2618,7 +2833,7 @@
         <w:rPr>
           <w:noProof/>
         </w:rPr>
-        <w:instrText xml:space="preserve"> PAGEREF _Toc224845491 \h </w:instrText>
+        <w:instrText xml:space="preserve"> PAGEREF _Toc224922992 \h </w:instrText>
       </w:r>
       <w:r>
         <w:rPr>
@@ -2635,7 +2850,7 @@
         <w:rPr>
           <w:noProof/>
         </w:rPr>
-        <w:t>16</w:t>
+        <w:t>23</w:t>
       </w:r>
       <w:r>
         <w:rPr>
@@ -2660,6 +2875,7 @@
         <w:rPr>
           <w:noProof/>
         </w:rPr>
+        <w:lastRenderedPageBreak/>
         <w:t>5.2</w:t>
       </w:r>
       <w:r>
@@ -2695,7 +2911,7 @@
         <w:rPr>
           <w:noProof/>
         </w:rPr>
-        <w:instrText xml:space="preserve"> PAGEREF _Toc224845492 \h </w:instrText>
+        <w:instrText xml:space="preserve"> PAGEREF _Toc224922993 \h </w:instrText>
       </w:r>
       <w:r>
         <w:rPr>
@@ -2712,7 +2928,7 @@
         <w:rPr>
           <w:noProof/>
         </w:rPr>
-        <w:t>16</w:t>
+        <w:t>23</w:t>
       </w:r>
       <w:r>
         <w:rPr>
@@ -2772,7 +2988,7 @@
         <w:rPr>
           <w:noProof/>
         </w:rPr>
-        <w:instrText xml:space="preserve"> PAGEREF _Toc224845493 \h </w:instrText>
+        <w:instrText xml:space="preserve"> PAGEREF _Toc224922994 \h </w:instrText>
       </w:r>
       <w:r>
         <w:rPr>
@@ -2789,7 +3005,7 @@
         <w:rPr>
           <w:noProof/>
         </w:rPr>
-        <w:t>16</w:t>
+        <w:t>23</w:t>
       </w:r>
       <w:r>
         <w:rPr>
@@ -2813,7 +3029,6 @@
         </w:rPr>
       </w:pPr>
       <w:r>
-        <w:lastRenderedPageBreak/>
         <w:t>6</w:t>
       </w:r>
       <w:r>
@@ -2839,13 +3054,13 @@
         <w:fldChar w:fldCharType="begin"/>
       </w:r>
       <w:r>
-        <w:instrText xml:space="preserve"> PAGEREF _Toc224845494 \h </w:instrText>
+        <w:instrText xml:space="preserve"> PAGEREF _Toc224922995 \h </w:instrText>
       </w:r>
       <w:r>
         <w:fldChar w:fldCharType="separate"/>
       </w:r>
       <w:r>
-        <w:t>17</w:t>
+        <w:t>24</w:t>
       </w:r>
       <w:r>
         <w:fldChar w:fldCharType="end"/>
@@ -2875,13 +3090,13 @@
         <w:fldChar w:fldCharType="begin"/>
       </w:r>
       <w:r>
-        <w:instrText xml:space="preserve"> PAGEREF _Toc224845495 \h </w:instrText>
+        <w:instrText xml:space="preserve"> PAGEREF _Toc224922996 \h </w:instrText>
       </w:r>
       <w:r>
         <w:fldChar w:fldCharType="separate"/>
       </w:r>
       <w:r>
-        <w:t>18</w:t>
+        <w:t>25</w:t>
       </w:r>
       <w:r>
         <w:fldChar w:fldCharType="end"/>
@@ -2911,13 +3126,13 @@
         <w:fldChar w:fldCharType="begin"/>
       </w:r>
       <w:r>
-        <w:instrText xml:space="preserve"> PAGEREF _Toc224845496 \h </w:instrText>
+        <w:instrText xml:space="preserve"> PAGEREF _Toc224922997 \h </w:instrText>
       </w:r>
       <w:r>
         <w:fldChar w:fldCharType="separate"/>
       </w:r>
       <w:r>
-        <w:t>19</w:t>
+        <w:t>26</w:t>
       </w:r>
       <w:r>
         <w:fldChar w:fldCharType="end"/>
@@ -2947,13 +3162,13 @@
         <w:fldChar w:fldCharType="begin"/>
       </w:r>
       <w:r>
-        <w:instrText xml:space="preserve"> PAGEREF _Toc224845497 \h </w:instrText>
+        <w:instrText xml:space="preserve"> PAGEREF _Toc224922998 \h </w:instrText>
       </w:r>
       <w:r>
         <w:fldChar w:fldCharType="separate"/>
       </w:r>
       <w:r>
-        <w:t>20</w:t>
+        <w:t>27</w:t>
       </w:r>
       <w:r>
         <w:fldChar w:fldCharType="end"/>
@@ -2983,13 +3198,13 @@
         <w:fldChar w:fldCharType="begin"/>
       </w:r>
       <w:r>
-        <w:instrText xml:space="preserve"> PAGEREF _Toc224845498 \h </w:instrText>
+        <w:instrText xml:space="preserve"> PAGEREF _Toc224922999 \h </w:instrText>
       </w:r>
       <w:r>
         <w:fldChar w:fldCharType="separate"/>
       </w:r>
       <w:r>
-        <w:t>21</w:t>
+        <w:t>28</w:t>
       </w:r>
       <w:r>
         <w:fldChar w:fldCharType="end"/>
@@ -3019,13 +3234,13 @@
         <w:fldChar w:fldCharType="begin"/>
       </w:r>
       <w:r>
-        <w:instrText xml:space="preserve"> PAGEREF _Toc224845499 \h </w:instrText>
+        <w:instrText xml:space="preserve"> PAGEREF _Toc224923000 \h </w:instrText>
       </w:r>
       <w:r>
         <w:fldChar w:fldCharType="separate"/>
       </w:r>
       <w:r>
-        <w:t>22</w:t>
+        <w:t>29</w:t>
       </w:r>
       <w:r>
         <w:fldChar w:fldCharType="end"/>
@@ -3055,13 +3270,13 @@
         <w:fldChar w:fldCharType="begin"/>
       </w:r>
       <w:r>
-        <w:instrText xml:space="preserve"> PAGEREF _Toc224845500 \h </w:instrText>
+        <w:instrText xml:space="preserve"> PAGEREF _Toc224923001 \h </w:instrText>
       </w:r>
       <w:r>
         <w:fldChar w:fldCharType="separate"/>
       </w:r>
       <w:r>
-        <w:t>23</w:t>
+        <w:t>30</w:t>
       </w:r>
       <w:r>
         <w:fldChar w:fldCharType="end"/>
@@ -3096,7 +3311,7 @@
         <w:pStyle w:val="NadpisHlavniNecisl"/>
       </w:pPr>
       <w:bookmarkStart w:id="5" w:name="_Toc37577730"/>
-      <w:bookmarkStart w:id="6" w:name="_Toc224845461"/>
+      <w:bookmarkStart w:id="6" w:name="_Toc224922960"/>
       <w:r>
         <w:lastRenderedPageBreak/>
         <w:t>úvod</w:t>
@@ -3110,27 +3325,131 @@
       <w:bookmarkStart w:id="9" w:name="_Toc37577534"/>
       <w:bookmarkStart w:id="10" w:name="_Toc37577731"/>
       <w:r>
-        <w:t>Herní průmysl se v posledních letech rychle rozvíjí a díky moderním nástrojům dnes může vlastní hru vytvořit i jeden člověk. Jedním z těchto nástrojů je herní engine Godot 4.4, který umožňuje poměrně jednoduše vytvářet 2D i 3D hry. Tato maturitní práce se zaměřuje na návrh a vytvoření 2D akční videohry s názvem „Lone Survivor“.</w:t>
-      </w:r>
-    </w:p>
-    <w:p>
-      <w:r>
-        <w:t>Cílem práce bylo vytvořit funkční hru pro operační systém Windows, která kombinuje programování, herní design a vlastní grafiku. Hra je vytvořena v programovacím jazyce GDScript a běží v enginu Godot. Výsledkem projektu je samostatná aplikace, ve které se hráč snaží přežít v nepřátelském prostředí a postupně projít herní úrovně.</w:t>
-      </w:r>
-    </w:p>
-    <w:p>
-      <w:r>
-        <w:t>Grafická stránka hry je vytvořena ve stylu pixel art. Tento styl vychází ze starších videoher, ale i dnes je mezi hráči velmi populární. Pro tvorbu grafiky, například animací postavy nebo prostředí, jsem použil programy Pixelorama a Photoshop. Samotná hra byla vytvořena v enginu Godot, který umožňuje pracovat s fyzikou, animacemi, logikou hry i uživatelským rozhraním.</w:t>
-      </w:r>
-    </w:p>
-    <w:p>
-      <w:r>
-        <w:t>Důležitou částí hry je pohyb postavy a interakce s prostředím. Herní mapy jsou vytvořeny pomocí systému TileMap, který umožňuje skládat úroveň z menších grafických dlaždic a zároveň nastavit jejich kolize. Hráč se pohybuje v terénu s různými překážkami, kde musí skákat, vyhýbat se nepřátelům a bránit se pomocí střelby. Inspirací pro pohyb a souboje byla hra Cactus McCoy.</w:t>
-      </w:r>
-    </w:p>
-    <w:p>
-      <w:r>
-        <w:t>Ve hře se nachází také nepřátelé s jednoduchou umělou inteligencí. Ta funguje na principu stavového automatu. Nepřátelé dokážou hráče detekovat pomocí uzlu RayCast2D, který funguje jako neviditelný paprsek představující jejich zorné pole. Pokud paprsek narazí na hráče a není mezi nimi překážka, nepřítel začne útočit. Aby hra nebyla příliš obtížná, obsahuje také systém dobíjení zbraně (cooldown), který dává hráči čas reagovat nebo se schovat.</w:t>
+        <w:t xml:space="preserve">Herní průmysl se v posledních letech rychle rozvíjí a díky moderním nástrojům dnes může vlastní hru vytvořit i jeden člověk. Jedním z těchto nástrojů je herní </w:t>
+      </w:r>
+      <w:proofErr w:type="spellStart"/>
+      <w:r>
+        <w:t>engine</w:t>
+      </w:r>
+      <w:proofErr w:type="spellEnd"/>
+      <w:r>
+        <w:t xml:space="preserve"> Godot 4.4, který umožňuje poměrně jednoduše vytvářet </w:t>
+      </w:r>
+      <w:proofErr w:type="gramStart"/>
+      <w:r>
+        <w:t>2D</w:t>
+      </w:r>
+      <w:proofErr w:type="gramEnd"/>
+      <w:r>
+        <w:t xml:space="preserve"> i 3D hry. Tato maturitní práce se zaměřuje na návrh a vytvoření </w:t>
+      </w:r>
+      <w:proofErr w:type="gramStart"/>
+      <w:r>
+        <w:t>2D</w:t>
+      </w:r>
+      <w:proofErr w:type="gramEnd"/>
+      <w:r>
+        <w:t xml:space="preserve"> akční videohry s názvem „</w:t>
+      </w:r>
+      <w:proofErr w:type="spellStart"/>
+      <w:r>
+        <w:t>Lone</w:t>
+      </w:r>
+      <w:proofErr w:type="spellEnd"/>
+      <w:r>
+        <w:t xml:space="preserve"> </w:t>
+      </w:r>
+      <w:proofErr w:type="spellStart"/>
+      <w:r>
+        <w:t>Survivor</w:t>
+      </w:r>
+      <w:proofErr w:type="spellEnd"/>
+      <w:r>
+        <w:t>“.</w:t>
+      </w:r>
+    </w:p>
+    <w:p>
+      <w:r>
+        <w:t xml:space="preserve">Cílem práce bylo vytvořit funkční hru pro operační systém Windows, která kombinuje programování, herní design a vlastní grafiku. Hra je vytvořena v programovacím jazyce </w:t>
+      </w:r>
+      <w:proofErr w:type="spellStart"/>
+      <w:r>
+        <w:t>GDScript</w:t>
+      </w:r>
+      <w:proofErr w:type="spellEnd"/>
+      <w:r>
+        <w:t xml:space="preserve"> a běží v </w:t>
+      </w:r>
+      <w:proofErr w:type="spellStart"/>
+      <w:r>
+        <w:t>enginu</w:t>
+      </w:r>
+      <w:proofErr w:type="spellEnd"/>
+      <w:r>
+        <w:t xml:space="preserve"> Godot. Výsledkem projektu je samostatná aplikace, ve které se hráč snaží přežít v nepřátelském prostředí a postupně projít herní úrovně.</w:t>
+      </w:r>
+    </w:p>
+    <w:p>
+      <w:r>
+        <w:t xml:space="preserve">Grafická stránka hry je vytvořena ve stylu pixel art. Tento styl vychází ze starších videoher, ale i dnes je mezi hráči velmi populární. Pro tvorbu grafiky, například animací postavy nebo prostředí, jsem použil programy </w:t>
+      </w:r>
+      <w:proofErr w:type="spellStart"/>
+      <w:r>
+        <w:t>Pixelorama</w:t>
+      </w:r>
+      <w:proofErr w:type="spellEnd"/>
+      <w:r>
+        <w:t xml:space="preserve"> a Photoshop. Samotná hra byla vytvořena v </w:t>
+      </w:r>
+      <w:proofErr w:type="spellStart"/>
+      <w:r>
+        <w:t>enginu</w:t>
+      </w:r>
+      <w:proofErr w:type="spellEnd"/>
+      <w:r>
+        <w:t xml:space="preserve"> Godot, který umožňuje pracovat s fyzikou, animacemi, logikou hry i uživatelským rozhraním.</w:t>
+      </w:r>
+    </w:p>
+    <w:p>
+      <w:r>
+        <w:t xml:space="preserve">Důležitou částí hry je pohyb postavy a interakce s prostředím. Herní mapy jsou vytvořeny pomocí systému </w:t>
+      </w:r>
+      <w:proofErr w:type="spellStart"/>
+      <w:r>
+        <w:t>TileMap</w:t>
+      </w:r>
+      <w:proofErr w:type="spellEnd"/>
+      <w:r>
+        <w:t xml:space="preserve">, který umožňuje skládat úroveň z menších grafických dlaždic a zároveň nastavit jejich kolize. Hráč se pohybuje v terénu s různými překážkami, kde musí skákat, vyhýbat se nepřátelům a bránit se pomocí střelby. Inspirací pro pohyb a souboje byla hra </w:t>
+      </w:r>
+      <w:proofErr w:type="spellStart"/>
+      <w:r>
+        <w:t>Cactus</w:t>
+      </w:r>
+      <w:proofErr w:type="spellEnd"/>
+      <w:r>
+        <w:t xml:space="preserve"> </w:t>
+      </w:r>
+      <w:proofErr w:type="spellStart"/>
+      <w:r>
+        <w:t>McCoy</w:t>
+      </w:r>
+      <w:proofErr w:type="spellEnd"/>
+      <w:r>
+        <w:t>.</w:t>
+      </w:r>
+    </w:p>
+    <w:p>
+      <w:r>
+        <w:t>Ve hře se nachází také nepřátelé s jednoduchou umělou inteligencí. Ta funguje na principu stavového automatu. Nepřátelé dokážou hráče detekovat pomocí uzlu RayCast2D, který funguje jako neviditelný paprsek představující jejich zorné pole. Pokud paprsek narazí na hráče a není mezi nimi překážka, nepřítel začne útočit. Aby hra nebyla příliš obtížná, obsahuje také systém dobíjení zbraně (</w:t>
+      </w:r>
+      <w:proofErr w:type="spellStart"/>
+      <w:r>
+        <w:t>cooldown</w:t>
+      </w:r>
+      <w:proofErr w:type="spellEnd"/>
+      <w:r>
+        <w:t>), který dává hráči čas reagovat nebo se schovat.</w:t>
       </w:r>
     </w:p>
     <w:p>
@@ -3146,7 +3465,15 @@
     </w:p>
     <w:p>
       <w:r>
-        <w:t>Práce na tomto projektu mi umožnila lépe pochopit, jak funguje vývoj her. Naučil jsem se pracovat s herním enginem, programovat herní logiku a vytvářet vlastní grafiku. Tyto zkušenosti mohou být užitečné pro další studium nebo práci v oblasti informačních technologií.</w:t>
+        <w:t xml:space="preserve">Práce na tomto projektu mi umožnila lépe pochopit, jak funguje vývoj her. Naučil jsem se pracovat s herním </w:t>
+      </w:r>
+      <w:proofErr w:type="spellStart"/>
+      <w:r>
+        <w:t>enginem</w:t>
+      </w:r>
+      <w:proofErr w:type="spellEnd"/>
+      <w:r>
+        <w:t>, programovat herní logiku a vytvářet vlastní grafiku. Tyto zkušenosti mohou být užitečné pro další studium nebo práci v oblasti informačních technologií.</w:t>
       </w:r>
     </w:p>
     <w:p>
@@ -3163,7 +3490,7 @@
       <w:pPr>
         <w:pStyle w:val="Nadpis1"/>
       </w:pPr>
-      <w:bookmarkStart w:id="11" w:name="_Toc224845462"/>
+      <w:bookmarkStart w:id="11" w:name="_Toc224922961"/>
       <w:bookmarkEnd w:id="7"/>
       <w:bookmarkEnd w:id="8"/>
       <w:bookmarkEnd w:id="9"/>
@@ -3178,7 +3505,7 @@
       <w:pPr>
         <w:pStyle w:val="Nadpis2"/>
       </w:pPr>
-      <w:bookmarkStart w:id="12" w:name="_Toc224845463"/>
+      <w:bookmarkStart w:id="12" w:name="_Toc224922962"/>
       <w:r>
         <w:t>Představení projektu</w:t>
       </w:r>
@@ -3186,14 +3513,22 @@
     </w:p>
     <w:p>
       <w:r>
-        <w:t xml:space="preserve">Projekt se zaměřuje na vývoj vlastní 2D akční plošinové hry. Projekt spadá do oblasti vývoje počítačových her. Cílem je navrhnout a vytvořit funkční hru s propracovanými herními mechanikami, plynulým ovládáním a vyváženou obtížností pro všechny hráče. </w:t>
+        <w:t xml:space="preserve">Projekt se zaměřuje na vývoj vlastní </w:t>
+      </w:r>
+      <w:proofErr w:type="gramStart"/>
+      <w:r>
+        <w:t>2D</w:t>
+      </w:r>
+      <w:proofErr w:type="gramEnd"/>
+      <w:r>
+        <w:t xml:space="preserve"> akční plošinové hry. Projekt spadá do oblasti vývoje počítačových her. Cílem je navrhnout a vytvořit funkční hru s propracovanými herními mechanikami, plynulým ovládáním a vyváženou obtížností pro všechny hráče. </w:t>
       </w:r>
     </w:p>
     <w:p>
       <w:pPr>
         <w:pStyle w:val="Nadpis2"/>
       </w:pPr>
-      <w:bookmarkStart w:id="13" w:name="_Toc224845464"/>
+      <w:bookmarkStart w:id="13" w:name="_Toc224922963"/>
       <w:r>
         <w:t>Použité technologie</w:t>
       </w:r>
@@ -3208,15 +3543,41 @@
       <w:pPr>
         <w:pStyle w:val="Nadpis3"/>
       </w:pPr>
-      <w:bookmarkStart w:id="14" w:name="_Toc224845465"/>
-      <w:r>
-        <w:t>Herní Engine - GODOT</w:t>
+      <w:bookmarkStart w:id="14" w:name="_Toc224922964"/>
+      <w:r>
+        <w:t xml:space="preserve">Herní </w:t>
+      </w:r>
+      <w:proofErr w:type="spellStart"/>
+      <w:proofErr w:type="gramStart"/>
+      <w:r>
+        <w:t>Engine</w:t>
+      </w:r>
+      <w:proofErr w:type="spellEnd"/>
+      <w:r>
+        <w:t xml:space="preserve"> - GODOT</w:t>
       </w:r>
       <w:bookmarkEnd w:id="14"/>
-    </w:p>
-    <w:p>
-      <w:r>
-        <w:t>Hra je tvořena v Enginu GODOT, který má vlastní vestavěný skriptovací jazyk GDScript, který je syntaxí podobný</w:t>
+      <w:proofErr w:type="gramEnd"/>
+    </w:p>
+    <w:p>
+      <w:r>
+        <w:t>Hra je tvořena v </w:t>
+      </w:r>
+      <w:proofErr w:type="spellStart"/>
+      <w:r>
+        <w:t>Enginu</w:t>
+      </w:r>
+      <w:proofErr w:type="spellEnd"/>
+      <w:r>
+        <w:t xml:space="preserve"> GODOT, který má vlastní vestavěný skriptovací jazyk </w:t>
+      </w:r>
+      <w:proofErr w:type="spellStart"/>
+      <w:r>
+        <w:t>GDScript</w:t>
+      </w:r>
+      <w:proofErr w:type="spellEnd"/>
+      <w:r>
+        <w:t>, který je syntaxí podobný</w:t>
       </w:r>
       <w:r>
         <w:t xml:space="preserve"> jazyku</w:t>
@@ -3228,10 +3589,23 @@
         <w:t xml:space="preserve"> </w:t>
       </w:r>
       <w:r>
-        <w:t xml:space="preserve">Při výběru pro mě bylo klíčové, aby mě engine nebrzdil, ale naopak mi pomáhal. Godot jsem zvolil hlavně proto, že je to moderní </w:t>
-      </w:r>
-      <w:r>
-        <w:t xml:space="preserve">engine </w:t>
+        <w:t xml:space="preserve">Při výběru pro mě bylo klíčové, aby mě </w:t>
+      </w:r>
+      <w:proofErr w:type="spellStart"/>
+      <w:r>
+        <w:t>engine</w:t>
+      </w:r>
+      <w:proofErr w:type="spellEnd"/>
+      <w:r>
+        <w:t xml:space="preserve"> nebrzdil, ale naopak mi pomáhal. Godot jsem zvolil hlavně proto, že je to moderní </w:t>
+      </w:r>
+      <w:proofErr w:type="spellStart"/>
+      <w:r>
+        <w:t>engine</w:t>
+      </w:r>
+      <w:proofErr w:type="spellEnd"/>
+      <w:r>
+        <w:t xml:space="preserve"> </w:t>
       </w:r>
       <w:r>
         <w:t xml:space="preserve">s výbornou dokumentací, kde člověk nemusí každou drobnost hodinu </w:t>
@@ -3246,7 +3620,15 @@
         <w:t>dodává</w:t>
       </w:r>
       <w:r>
-        <w:t xml:space="preserve"> jistotu, že  v budoucnu </w:t>
+        <w:t xml:space="preserve"> jistotu, </w:t>
+      </w:r>
+      <w:proofErr w:type="gramStart"/>
+      <w:r>
+        <w:t>že  v</w:t>
+      </w:r>
+      <w:proofErr w:type="gramEnd"/>
+      <w:r>
+        <w:t xml:space="preserve"> budoucnu </w:t>
       </w:r>
       <w:r>
         <w:t>nepř</w:t>
@@ -3265,15 +3647,36 @@
       <w:pPr>
         <w:pStyle w:val="Nadpis3"/>
       </w:pPr>
-      <w:bookmarkStart w:id="15" w:name="_Toc224845466"/>
-      <w:r>
-        <w:t>Grafika hry - Pixelorama/Photoshop</w:t>
+      <w:bookmarkStart w:id="15" w:name="_Toc224922965"/>
+      <w:r>
+        <w:t xml:space="preserve">Grafika </w:t>
+      </w:r>
+      <w:proofErr w:type="gramStart"/>
+      <w:r>
+        <w:t xml:space="preserve">hry - </w:t>
+      </w:r>
+      <w:proofErr w:type="spellStart"/>
+      <w:r>
+        <w:t>Pixelorama</w:t>
+      </w:r>
+      <w:proofErr w:type="spellEnd"/>
+      <w:proofErr w:type="gramEnd"/>
+      <w:r>
+        <w:t>/Photoshop</w:t>
       </w:r>
       <w:bookmarkEnd w:id="15"/>
     </w:p>
     <w:p>
       <w:r>
-        <w:t>Grafická část hry je tvořená v Pixeloramě, což je open-source program pro pixel-art/animace vytvořený v Godotu.</w:t>
+        <w:t>Grafická část hry je tvořená v </w:t>
+      </w:r>
+      <w:proofErr w:type="spellStart"/>
+      <w:r>
+        <w:t>Pixeloramě</w:t>
+      </w:r>
+      <w:proofErr w:type="spellEnd"/>
+      <w:r>
+        <w:t>, což je open-source program pro pixel-art/animace vytvořený v Godotu.</w:t>
       </w:r>
     </w:p>
     <w:p>
@@ -3285,7 +3688,7 @@
       <w:pPr>
         <w:pStyle w:val="Nadpis2"/>
       </w:pPr>
-      <w:bookmarkStart w:id="16" w:name="_Toc224845467"/>
+      <w:bookmarkStart w:id="16" w:name="_Toc224922966"/>
       <w:r>
         <w:t>Konkurenční řešení</w:t>
       </w:r>
@@ -3295,7 +3698,7 @@
       <w:pPr>
         <w:pStyle w:val="Nadpis3"/>
       </w:pPr>
-      <w:bookmarkStart w:id="17" w:name="_Toc224845468"/>
+      <w:bookmarkStart w:id="17" w:name="_Toc224922967"/>
       <w:r>
         <w:t>Analýza konkurenčních řešení</w:t>
       </w:r>
@@ -3315,7 +3718,7 @@
       <w:pPr>
         <w:pStyle w:val="Nadpis3"/>
       </w:pPr>
-      <w:bookmarkStart w:id="18" w:name="_Toc224845469"/>
+      <w:bookmarkStart w:id="18" w:name="_Toc224922968"/>
       <w:r>
         <w:lastRenderedPageBreak/>
         <w:t>Analyzované konkurenční řešení</w:t>
@@ -3326,31 +3729,75 @@
       <w:pPr>
         <w:pStyle w:val="Nadpis4"/>
       </w:pPr>
-      <w:r>
-        <w:t>Cactus McCoy</w:t>
-      </w:r>
-    </w:p>
-    <w:p>
-      <w:r>
-        <w:t>Jedná se o 2D akční plošinovou hru, ve které hráč ovládá prokletého kovboje proměněného v kaktus. Hra kombinuje boj zblízka, sbírání zbraní a plošinové prvky. Ve hře se nachází více úrovní.</w:t>
-      </w:r>
-    </w:p>
-    <w:p>
-      <w:r>
-        <w:t>Silné stránky této hry jsou plynulé animace, dynamický soubojový systém, dobře navržené levely. Slabé stránky hry jsou lehká obtížnost pro zkušenější hráče, použité starší technologie (hra byla tvořena pomocí Flash).</w:t>
+      <w:proofErr w:type="spellStart"/>
+      <w:r>
+        <w:t>Cactus</w:t>
+      </w:r>
+      <w:proofErr w:type="spellEnd"/>
+      <w:r>
+        <w:t xml:space="preserve"> </w:t>
+      </w:r>
+      <w:proofErr w:type="spellStart"/>
+      <w:r>
+        <w:t>McCoy</w:t>
+      </w:r>
+      <w:proofErr w:type="spellEnd"/>
+    </w:p>
+    <w:p>
+      <w:r>
+        <w:t xml:space="preserve">Jedná se o </w:t>
+      </w:r>
+      <w:proofErr w:type="gramStart"/>
+      <w:r>
+        <w:t>2D</w:t>
+      </w:r>
+      <w:proofErr w:type="gramEnd"/>
+      <w:r>
+        <w:t xml:space="preserve"> akční plošinovou hru, ve které hráč ovládá prokletého kovboje proměněného v kaktus. Hra kombinuje boj zblízka, sbírání zbraní a plošinové prvky. Ve hře se nachází více úrovní.</w:t>
+      </w:r>
+    </w:p>
+    <w:p>
+      <w:r>
+        <w:t xml:space="preserve">Silné stránky této hry jsou plynulé animace, dynamický soubojový systém, dobře navržené levely. Slabé stránky hry jsou lehká obtížnost pro zkušenější hráče, použité starší technologie (hra byla tvořena pomocí </w:t>
+      </w:r>
+      <w:proofErr w:type="spellStart"/>
+      <w:r>
+        <w:t>Flash</w:t>
+      </w:r>
+      <w:proofErr w:type="spellEnd"/>
+      <w:r>
+        <w:t>).</w:t>
       </w:r>
     </w:p>
     <w:p>
       <w:pPr>
         <w:pStyle w:val="Nadpis4"/>
       </w:pPr>
-      <w:r>
-        <w:t>Shovel knight</w:t>
-      </w:r>
-    </w:p>
-    <w:p>
-      <w:r>
-        <w:t>Jedná se o 2D akční plošinovou hru, ve které hráč ovládá rytíře vyzbrojeného lopatou. Hra kombinuje boj zblízka, překonávání plošinových překážek a souboje s unikátními bossy. Hráč během hry sbírá herní měnu, za kterou si může odemykat vylepšení vybavení a schopností. Ve hře se nachází více samostatných úrovní.</w:t>
+      <w:proofErr w:type="spellStart"/>
+      <w:r>
+        <w:t>Shovel</w:t>
+      </w:r>
+      <w:proofErr w:type="spellEnd"/>
+      <w:r>
+        <w:t xml:space="preserve"> </w:t>
+      </w:r>
+      <w:proofErr w:type="spellStart"/>
+      <w:r>
+        <w:t>knight</w:t>
+      </w:r>
+      <w:proofErr w:type="spellEnd"/>
+    </w:p>
+    <w:p>
+      <w:r>
+        <w:t xml:space="preserve">Jedná se o </w:t>
+      </w:r>
+      <w:proofErr w:type="gramStart"/>
+      <w:r>
+        <w:t>2D</w:t>
+      </w:r>
+      <w:proofErr w:type="gramEnd"/>
+      <w:r>
+        <w:t xml:space="preserve"> akční plošinovou hru, ve které hráč ovládá rytíře vyzbrojeného lopatou. Hra kombinuje boj zblízka, překonávání plošinových překážek a souboje s unikátními bossy. Hráč během hry sbírá herní měnu, za kterou si může odemykat vylepšení vybavení a schopností. Ve hře se nachází více samostatných úrovní.</w:t>
       </w:r>
     </w:p>
     <w:p>
@@ -3367,7 +3814,7 @@
       <w:pPr>
         <w:pStyle w:val="Nadpis3"/>
       </w:pPr>
-      <w:bookmarkStart w:id="19" w:name="_Toc224845470"/>
+      <w:bookmarkStart w:id="19" w:name="_Toc224922969"/>
       <w:r>
         <w:t>Shrnutí analýzy</w:t>
       </w:r>
@@ -3375,14 +3822,30 @@
     </w:p>
     <w:p>
       <w:r>
-        <w:t>Analyzované hry jsou postavené na podobném principu. Jedná se o 2D plošinovky s bojem proti nepřátelům a postupem úrovněmi. Důraz těchto her je kladen na plynulé ovládání, postupné zvyšování obtížnosti.</w:t>
+        <w:t xml:space="preserve">Analyzované hry jsou postavené na podobném principu. Jedná se o </w:t>
+      </w:r>
+      <w:proofErr w:type="gramStart"/>
+      <w:r>
+        <w:t>2D</w:t>
+      </w:r>
+      <w:proofErr w:type="gramEnd"/>
+      <w:r>
+        <w:t xml:space="preserve"> </w:t>
+      </w:r>
+      <w:proofErr w:type="spellStart"/>
+      <w:r>
+        <w:t>plošinovky</w:t>
+      </w:r>
+      <w:proofErr w:type="spellEnd"/>
+      <w:r>
+        <w:t xml:space="preserve"> s bojem proti nepřátelům a postupem úrovněmi. Důraz těchto her je kladen na plynulé ovládání, postupné zvyšování obtížnosti.</w:t>
       </w:r>
     </w:p>
     <w:p>
       <w:pPr>
         <w:pStyle w:val="Nadpis1"/>
       </w:pPr>
-      <w:bookmarkStart w:id="20" w:name="_Toc224845471"/>
+      <w:bookmarkStart w:id="20" w:name="_Toc224922970"/>
       <w:r>
         <w:lastRenderedPageBreak/>
         <w:t>Koncept a design hry</w:t>
@@ -3393,7 +3856,7 @@
       <w:pPr>
         <w:pStyle w:val="Nadpis2"/>
       </w:pPr>
-      <w:bookmarkStart w:id="21" w:name="_Toc224845472"/>
+      <w:bookmarkStart w:id="21" w:name="_Toc224922971"/>
       <w:r>
         <w:t xml:space="preserve">Herní </w:t>
       </w:r>
@@ -3407,14 +3870,22 @@
         <w:t xml:space="preserve">V této kapitule </w:t>
       </w:r>
       <w:r>
-        <w:t>je popsán návrh herních mechanismů a způsob, jakým je realizována hratelnost s využitím nástrojů enginu Godot.</w:t>
+        <w:t xml:space="preserve">je popsán návrh herních mechanismů a způsob, jakým je realizována hratelnost s využitím nástrojů </w:t>
+      </w:r>
+      <w:proofErr w:type="spellStart"/>
+      <w:r>
+        <w:t>enginu</w:t>
+      </w:r>
+      <w:proofErr w:type="spellEnd"/>
+      <w:r>
+        <w:t xml:space="preserve"> Godot.</w:t>
       </w:r>
     </w:p>
     <w:p>
       <w:pPr>
         <w:pStyle w:val="Nadpis3"/>
       </w:pPr>
-      <w:bookmarkStart w:id="22" w:name="_Toc224845473"/>
+      <w:bookmarkStart w:id="22" w:name="_Toc224922972"/>
       <w:r>
         <w:t>Charakteristika pohybu</w:t>
       </w:r>
@@ -3422,22 +3893,83 @@
     </w:p>
     <w:p>
       <w:r>
-        <w:t xml:space="preserve">Hlavním cílem u pohybu postavy bylo dosáhnout responzivního pohybu postavy, který je pro 2d plošinovky důležitý. Cílem bylo dosáhnout toho, aby se postava ovládala příjemně a hráč měl pocit, že má nad postavou plnou kontrolu. </w:t>
-      </w:r>
-      <w:r>
-        <w:t>Pro realizaci jsem využil přednastavené fyzikální metody, které engine nabízí. Klíčovou roli hraje metoda _physics_process(delta), která se stará o pravidelné vyhodnocování fyziky nezávisle na snímku hry.</w:t>
-      </w:r>
-    </w:p>
-    <w:p>
-      <w:r>
-        <w:t>V rámci této metody jsem využil vestavěnou metodu move_and_slide(). Tato metoda je součástí třídy CharacterBody2D a zajišťuje interakci s okolím (např. detekce podlahy). Po využití těchto dvou metod jsem si vytvořil proměnné pro rychlost chůze (SPEED) a délku výskoku, čímž jsem vytvořil základní dynamiku pohybu postavy. Pro úvodní nastavení parametrů po spuštění hry jsem využil metodu _ready(), která zajišťuje inicializaci postavy a jejího okolí.</w:t>
+        <w:t xml:space="preserve">Hlavním cílem u pohybu postavy bylo dosáhnout responzivního pohybu postavy, který je pro </w:t>
+      </w:r>
+      <w:proofErr w:type="gramStart"/>
+      <w:r>
+        <w:t>2d</w:t>
+      </w:r>
+      <w:proofErr w:type="gramEnd"/>
+      <w:r>
+        <w:t xml:space="preserve"> </w:t>
+      </w:r>
+      <w:proofErr w:type="spellStart"/>
+      <w:r>
+        <w:t>plošinovky</w:t>
+      </w:r>
+      <w:proofErr w:type="spellEnd"/>
+      <w:r>
+        <w:t xml:space="preserve"> důležitý. Cílem bylo dosáhnout toho, aby se postava ovládala příjemně a hráč měl pocit, že má nad postavou plnou kontrolu. </w:t>
+      </w:r>
+      <w:r>
+        <w:t xml:space="preserve">Pro realizaci jsem využil přednastavené fyzikální metody, které </w:t>
+      </w:r>
+      <w:proofErr w:type="spellStart"/>
+      <w:r>
+        <w:t>engine</w:t>
+      </w:r>
+      <w:proofErr w:type="spellEnd"/>
+      <w:r>
+        <w:t xml:space="preserve"> nabízí. Klíčovou roli hraje metoda _</w:t>
+      </w:r>
+      <w:proofErr w:type="spellStart"/>
+      <w:r>
+        <w:t>physics_process</w:t>
+      </w:r>
+      <w:proofErr w:type="spellEnd"/>
+      <w:r>
+        <w:t>(delta), která se stará o pravidelné vyhodnocování fyziky nezávisle na snímku hry.</w:t>
+      </w:r>
+    </w:p>
+    <w:p>
+      <w:r>
+        <w:t xml:space="preserve">V rámci této metody jsem využil vestavěnou metodu </w:t>
+      </w:r>
+      <w:proofErr w:type="spellStart"/>
+      <w:r>
+        <w:t>move_and_</w:t>
+      </w:r>
+      <w:proofErr w:type="gramStart"/>
+      <w:r>
+        <w:t>slide</w:t>
+      </w:r>
+      <w:proofErr w:type="spellEnd"/>
+      <w:r>
+        <w:t>(</w:t>
+      </w:r>
+      <w:proofErr w:type="gramEnd"/>
+      <w:r>
+        <w:t>). Tato metoda je součástí třídy CharacterBody2D a zajišťuje interakci s okolím (např. detekce podlahy). Po využití těchto dvou metod jsem si vytvořil proměnné pro rychlost chůze (SPEED) a délku výskoku, čímž jsem vytvořil základní dynamiku pohybu postavy. Pro úvodní nastavení parametrů po spuštění hry jsem využil metodu _</w:t>
+      </w:r>
+      <w:proofErr w:type="spellStart"/>
+      <w:proofErr w:type="gramStart"/>
+      <w:r>
+        <w:t>ready</w:t>
+      </w:r>
+      <w:proofErr w:type="spellEnd"/>
+      <w:r>
+        <w:t>(</w:t>
+      </w:r>
+      <w:proofErr w:type="gramEnd"/>
+      <w:r>
+        <w:t>), která zajišťuje inicializaci postavy a jejího okolí.</w:t>
       </w:r>
     </w:p>
     <w:p>
       <w:pPr>
         <w:pStyle w:val="Nadpis3"/>
       </w:pPr>
-      <w:bookmarkStart w:id="23" w:name="_Toc224845474"/>
+      <w:bookmarkStart w:id="23" w:name="_Toc224922973"/>
       <w:r>
         <w:t>Soubojový systém a AI nepřátel</w:t>
       </w:r>
@@ -3453,26 +3985,29 @@
     </w:p>
     <w:p>
       <w:pPr>
-        <w:pStyle w:val="Nadpis2"/>
-      </w:pPr>
-      <w:bookmarkStart w:id="24" w:name="_Toc224845475"/>
-      <w:r>
+        <w:pStyle w:val="Nadpis1"/>
+      </w:pPr>
+      <w:bookmarkStart w:id="24" w:name="_Toc224922974"/>
+      <w:r>
+        <w:lastRenderedPageBreak/>
         <w:t>Technická realizace</w:t>
       </w:r>
       <w:bookmarkEnd w:id="24"/>
     </w:p>
     <w:p>
       <w:r>
-        <w:t>V této kapitole se zaměřuji na popsaní technického pozadí aplikace, strukturu skriptů a využití přednastavených tříd frameworku Godot, které výrazně usnadňují vývoj herních mechanik.</w:t>
+        <w:t>Tato kapitola je zaměřena</w:t>
+      </w:r>
+      <w:r>
+        <w:t xml:space="preserve"> na popsaní technického pozadí aplikace, strukturu skriptů a využití přednastavených tříd frameworku Godot, které výrazně usnadňují vývoj herních mechanik.</w:t>
       </w:r>
     </w:p>
     <w:p>
       <w:pPr>
         <w:pStyle w:val="Nadpis3"/>
       </w:pPr>
-      <w:bookmarkStart w:id="25" w:name="_Toc224845476"/>
-      <w:r>
-        <w:lastRenderedPageBreak/>
+      <w:bookmarkStart w:id="25" w:name="_Toc224922975"/>
+      <w:r>
         <w:t>Architektura scén a využití vestavěných tříd</w:t>
       </w:r>
       <w:bookmarkEnd w:id="25"/>
@@ -3509,7 +4044,39 @@
         <w:t xml:space="preserve">: </w:t>
       </w:r>
       <w:r>
-        <w:t>Pro hlavní postavu i nepřátele jsem zvolil třídu CharacterBody2D. Jedná se o předpřipravený herní objekt, který má v enginu již předprogramované vlastnosti pro pohyb ve 2D prostoru. Klíčová je metoda move_and_slide() – Tato metoda řeší detekci kolizí, klouzání podél stěn a pohyb po nakloněných rovinách</w:t>
+        <w:t>Pro hlavní postavu i nepřátele jsem zvolil třídu CharacterBody2D. Jedná se o předpřipravený herní objekt, který má v </w:t>
+      </w:r>
+      <w:proofErr w:type="spellStart"/>
+      <w:r>
+        <w:t>enginu</w:t>
+      </w:r>
+      <w:proofErr w:type="spellEnd"/>
+      <w:r>
+        <w:t xml:space="preserve"> již </w:t>
+      </w:r>
+      <w:proofErr w:type="spellStart"/>
+      <w:r>
+        <w:t>předprogramované</w:t>
+      </w:r>
+      <w:proofErr w:type="spellEnd"/>
+      <w:r>
+        <w:t xml:space="preserve"> vlastnosti pro pohyb ve 2D prostoru. Klíčová je metoda </w:t>
+      </w:r>
+      <w:proofErr w:type="spellStart"/>
+      <w:r>
+        <w:t>move_and_</w:t>
+      </w:r>
+      <w:proofErr w:type="gramStart"/>
+      <w:r>
+        <w:t>slide</w:t>
+      </w:r>
+      <w:proofErr w:type="spellEnd"/>
+      <w:r>
+        <w:t>(</w:t>
+      </w:r>
+      <w:proofErr w:type="gramEnd"/>
+      <w:r>
+        <w:t>) – Tato metoda řeší detekci kolizí, klouzání podél stěn a pohyb po nakloněných rovinách</w:t>
       </w:r>
     </w:p>
     <w:p>
@@ -3532,7 +4099,227 @@
         <w:t xml:space="preserve">RayCast2D: </w:t>
       </w:r>
       <w:r>
-        <w:t>Tento uzel funguje jako neviditelná přímka, která je vysíláná z bodu A do bodu B. Tato třída se využívá pro účely detekce objektů. Metodu jsem použil pro detekci viditelnosti hráče. Skript přebere informaci, že nepřítel narazil na hráče, další informace jsou popsány ve skritpu.</w:t>
+        <w:t xml:space="preserve">Tento uzel funguje jako neviditelná přímka, která je </w:t>
+      </w:r>
+      <w:proofErr w:type="spellStart"/>
+      <w:r>
+        <w:t>vysíláná</w:t>
+      </w:r>
+      <w:proofErr w:type="spellEnd"/>
+      <w:r>
+        <w:t xml:space="preserve"> z bodu A do bodu B. Tato třída se využívá pro účely detekce objektů. Metodu jsem použil pro detekci viditelnosti hráče. Skript přebere informaci, že nepřítel narazil na hráče, další informace jsou popsány ve </w:t>
+      </w:r>
+      <w:proofErr w:type="spellStart"/>
+      <w:r>
+        <w:t>skritpu</w:t>
+      </w:r>
+      <w:proofErr w:type="spellEnd"/>
+      <w:r>
+        <w:t>.</w:t>
+      </w:r>
+    </w:p>
+    <w:p>
+      <w:pPr>
+        <w:pStyle w:val="Odstavecseseznamem"/>
+        <w:keepNext/>
+        <w:numPr>
+          <w:ilvl w:val="0"/>
+          <w:numId w:val="18"/>
+        </w:numPr>
+        <w:ind w:left="714" w:hanging="357"/>
+        <w:rPr>
+          <w:b/>
+          <w:bCs/>
+        </w:rPr>
+      </w:pPr>
+      <w:r>
+        <w:rPr>
+          <w:b/>
+          <w:bCs/>
+        </w:rPr>
+        <w:t xml:space="preserve">AnimatedSprite2D: </w:t>
+      </w:r>
+      <w:r>
+        <w:t xml:space="preserve">Tato třída slouží k správě 2D animací v Godotu. Godot v tomto uzlu nabízí rozhrání pro import obrázků a jejich řazení do sekvencí animace. </w:t>
+      </w:r>
+      <w:r>
+        <w:t xml:space="preserve">Ve skriptu pouze přepínám mezi těmito stavy pomocí </w:t>
+      </w:r>
+      <w:proofErr w:type="gramStart"/>
+      <w:r>
+        <w:t>metody .play</w:t>
+      </w:r>
+      <w:proofErr w:type="gramEnd"/>
+      <w:r>
+        <w:t>().</w:t>
+      </w:r>
+    </w:p>
+    <w:p>
+      <w:pPr>
+        <w:keepNext/>
+        <w:ind w:left="360"/>
+        <w:jc w:val="center"/>
+      </w:pPr>
+      <w:r>
+        <w:rPr>
+          <w:b/>
+          <w:bCs/>
+          <w:noProof/>
+        </w:rPr>
+        <w:drawing>
+          <wp:inline distT="0" distB="0" distL="0" distR="0" wp14:anchorId="14034A37" wp14:editId="74CBEDCC">
+            <wp:extent cx="2476846" cy="3286584"/>
+            <wp:effectExtent l="0" t="0" r="0" b="9525"/>
+            <wp:docPr id="2080227370" name="Obrázek 1"/>
+            <wp:cNvGraphicFramePr>
+              <a:graphicFrameLocks xmlns:a="http://schemas.openxmlformats.org/drawingml/2006/main" noChangeAspect="1"/>
+            </wp:cNvGraphicFramePr>
+            <a:graphic xmlns:a="http://schemas.openxmlformats.org/drawingml/2006/main">
+              <a:graphicData uri="http://schemas.openxmlformats.org/drawingml/2006/picture">
+                <pic:pic xmlns:pic="http://schemas.openxmlformats.org/drawingml/2006/picture">
+                  <pic:nvPicPr>
+                    <pic:cNvPr id="2080227370" name=""/>
+                    <pic:cNvPicPr/>
+                  </pic:nvPicPr>
+                  <pic:blipFill>
+                    <a:blip r:embed="rId13"/>
+                    <a:stretch>
+                      <a:fillRect/>
+                    </a:stretch>
+                  </pic:blipFill>
+                  <pic:spPr>
+                    <a:xfrm>
+                      <a:off x="0" y="0"/>
+                      <a:ext cx="2476846" cy="3286584"/>
+                    </a:xfrm>
+                    <a:prstGeom prst="rect">
+                      <a:avLst/>
+                    </a:prstGeom>
+                  </pic:spPr>
+                </pic:pic>
+              </a:graphicData>
+            </a:graphic>
+          </wp:inline>
+        </w:drawing>
+      </w:r>
+    </w:p>
+    <w:p>
+      <w:pPr>
+        <w:pStyle w:val="Titulek"/>
+        <w:jc w:val="center"/>
+      </w:pPr>
+      <w:bookmarkStart w:id="26" w:name="_Toc224922949"/>
+      <w:r>
+        <w:t xml:space="preserve">Obr. </w:t>
+      </w:r>
+      <w:fldSimple w:instr=" SEQ Obr. \* ARABIC ">
+        <w:r>
+          <w:rPr>
+            <w:noProof/>
+          </w:rPr>
+          <w:t>1</w:t>
+        </w:r>
+      </w:fldSimple>
+      <w:r>
+        <w:t xml:space="preserve"> Ukázka stromu scén u hlavní postavy</w:t>
+      </w:r>
+      <w:bookmarkEnd w:id="26"/>
+    </w:p>
+    <w:p>
+      <w:pPr>
+        <w:pStyle w:val="Nadpis3"/>
+      </w:pPr>
+      <w:bookmarkStart w:id="27" w:name="_Toc224922976"/>
+      <w:r>
+        <w:lastRenderedPageBreak/>
+        <w:t>Herní smyčka a zpracování fyziky</w:t>
+      </w:r>
+      <w:bookmarkEnd w:id="27"/>
+    </w:p>
+    <w:p>
+      <w:r>
+        <w:t>Základem celé hry je metoda _</w:t>
+      </w:r>
+      <w:proofErr w:type="spellStart"/>
+      <w:r>
+        <w:t>physics_process</w:t>
+      </w:r>
+      <w:proofErr w:type="spellEnd"/>
+      <w:r>
+        <w:t xml:space="preserve">(delta). Tato metoda je </w:t>
+      </w:r>
+      <w:proofErr w:type="gramStart"/>
+      <w:r>
+        <w:t>v</w:t>
+      </w:r>
+      <w:proofErr w:type="gramEnd"/>
+      <w:r>
+        <w:t xml:space="preserve"> frameworku Godot již definována a navržena tak, aby byla </w:t>
+      </w:r>
+      <w:proofErr w:type="spellStart"/>
+      <w:r>
+        <w:t>enginem</w:t>
+      </w:r>
+      <w:proofErr w:type="spellEnd"/>
+      <w:r>
+        <w:t xml:space="preserve"> v pevných časových intervalech volána.</w:t>
+      </w:r>
+    </w:p>
+    <w:p>
+      <w:r>
+        <w:t>Využití parametru delta zajišťuje plynulost: reprezentuje čas hry v sekundách mezi jednotlivými kroky. Díky tomu, je zaručeno, že fyzikální interakce (skoky, střely) budou stabilní bez ohledu na výkon počítače.</w:t>
+      </w:r>
+    </w:p>
+    <w:p>
+      <w:pPr>
+        <w:pStyle w:val="Nadpis3"/>
+      </w:pPr>
+      <w:bookmarkStart w:id="28" w:name="_Toc224922977"/>
+      <w:r>
+        <w:t>Level design a tvorba prostředí</w:t>
+      </w:r>
+      <w:bookmarkEnd w:id="28"/>
+    </w:p>
+    <w:p>
+      <w:r>
+        <w:t>Tato podkapitola se věnuje struktuře herních úrovní a technickému postupu při tvorbě v editoru Godot.</w:t>
+      </w:r>
+    </w:p>
+    <w:p>
+      <w:pPr>
+        <w:pStyle w:val="Nadpis4"/>
+      </w:pPr>
+      <w:proofErr w:type="spellStart"/>
+      <w:r>
+        <w:t>TileMap</w:t>
+      </w:r>
+      <w:proofErr w:type="spellEnd"/>
+    </w:p>
+    <w:p>
+      <w:r>
+        <w:t xml:space="preserve">Pro tvorbu herního světa </w:t>
+      </w:r>
+      <w:r>
+        <w:t>je zvolen</w:t>
+      </w:r>
+      <w:r>
+        <w:t xml:space="preserve"> systém </w:t>
+      </w:r>
+      <w:proofErr w:type="spellStart"/>
+      <w:r>
+        <w:t>TileMapLayer</w:t>
+      </w:r>
+      <w:proofErr w:type="spellEnd"/>
+      <w:r>
+        <w:t xml:space="preserve">. Tato metoda funguje tak, že rozdělí herní prostředí na pravidelnou mřížku, do které se již vkládají hotové jednotlivé dlaždice (bloky) z předpřipraveného souboru, tzv. </w:t>
+      </w:r>
+      <w:proofErr w:type="spellStart"/>
+      <w:r>
+        <w:t>Tilesetu</w:t>
+      </w:r>
+      <w:proofErr w:type="spellEnd"/>
+      <w:r>
+        <w:t>. Tuto metodu jsem zvolil z těchto dvou hlavních důvodů:</w:t>
       </w:r>
     </w:p>
     <w:p>
@@ -3552,70 +4339,48 @@
           <w:b/>
           <w:bCs/>
         </w:rPr>
-        <w:t xml:space="preserve">AnimatedSprite2D: </w:t>
-      </w:r>
-      <w:r>
-        <w:t xml:space="preserve">Tato třída slouží k správě 2D animací v Godotu. Godot v tomto uzlu nabízí rozhrání pro import obrázků a jejich řazení do sekvencí animace. </w:t>
-      </w:r>
-      <w:r>
-        <w:t>Ve skriptu pouze přepínám mezi těmito stavy pomocí metody .play().</w:t>
-      </w:r>
-    </w:p>
-    <w:p>
-      <w:pPr>
-        <w:pStyle w:val="Nadpis3"/>
-      </w:pPr>
-      <w:bookmarkStart w:id="26" w:name="_Toc224845477"/>
-      <w:r>
-        <w:t>Herní smyčka a zpracování fyziky</w:t>
-      </w:r>
-      <w:bookmarkEnd w:id="26"/>
-    </w:p>
-    <w:p>
-      <w:r>
-        <w:t>Základem celé hry je metoda _physics_process(delta). Tato metoda je v frameworku Godot již definována a navržena tak, aby byla enginem v pevných časových intervalech volána.</w:t>
-      </w:r>
-    </w:p>
-    <w:p>
-      <w:r>
-        <w:t>Využití parametru delta zajišťuje plynulost: reprezentuje čas hry v sekundách mezi jednotlivými kroky. Díky tomu, je zaručeno, že fyzikální interakce (skoky, střely) budou stabilní bez ohledu na výkon počítače.</w:t>
-      </w:r>
-    </w:p>
-    <w:p>
-      <w:pPr>
-        <w:pStyle w:val="Nadpis3"/>
-      </w:pPr>
-      <w:bookmarkStart w:id="27" w:name="_Toc224845478"/>
-      <w:r>
-        <w:t>Level design a tvorba prostředí</w:t>
-      </w:r>
-      <w:bookmarkEnd w:id="27"/>
-    </w:p>
-    <w:p>
-      <w:r>
-        <w:t>Tato podkapitola se věnuje struktuře herních úrovní a technickému postupu při tvorbě v editoru Godot.</w:t>
-      </w:r>
-    </w:p>
-    <w:p>
-      <w:pPr>
-        <w:pStyle w:val="Nadpis4"/>
-      </w:pPr>
-      <w:r>
-        <w:t>TileMap</w:t>
-      </w:r>
-    </w:p>
-    <w:p>
-      <w:r>
-        <w:t>Pro tvorbu herního světa jsem zvolil systém TileMapLayer. Tato metoda funguje tak, že rozdělí herní prostředí na pravidelnou mřížku, do které se již vkládají hotové jednotlivé dlaždice (bloky) z předpřipraveného souboru, tzv. Tilesetu. Tuto metodu jsem zvolil z těchto dvou hlavních důvodů:</w:t>
-      </w:r>
+        <w:t xml:space="preserve">Optimalizace: </w:t>
+      </w:r>
+      <w:proofErr w:type="spellStart"/>
+      <w:r>
+        <w:t>Engine</w:t>
+      </w:r>
+      <w:proofErr w:type="spellEnd"/>
+      <w:r>
+        <w:t xml:space="preserve"> vykresluje mapu jako celek, což setří výkon procesoru oproti vkládání </w:t>
+      </w:r>
+      <w:proofErr w:type="spellStart"/>
+      <w:r>
+        <w:t>samosatatných</w:t>
+      </w:r>
+      <w:proofErr w:type="spellEnd"/>
+      <w:r>
+        <w:t xml:space="preserve"> </w:t>
+      </w:r>
+      <w:proofErr w:type="spellStart"/>
+      <w:r>
+        <w:t>obrazků</w:t>
+      </w:r>
+      <w:proofErr w:type="spellEnd"/>
     </w:p>
     <w:p>
       <w:pPr>
         <w:pStyle w:val="Odstavecseseznamem"/>
+        <w:rPr>
+          <w:b/>
+          <w:bCs/>
+        </w:rPr>
+      </w:pPr>
+    </w:p>
+    <w:p>
+      <w:pPr>
+        <w:pStyle w:val="Odstavecseseznamem"/>
+        <w:keepNext/>
         <w:numPr>
           <w:ilvl w:val="0"/>
           <w:numId w:val="18"/>
         </w:numPr>
+        <w:ind w:left="714" w:hanging="357"/>
         <w:rPr>
           <w:b/>
           <w:bCs/>
@@ -3626,56 +4391,47 @@
           <w:b/>
           <w:bCs/>
         </w:rPr>
-        <w:t xml:space="preserve">Optimalizace: </w:t>
-      </w:r>
-      <w:r>
-        <w:t>Engine vykresluje mapu jako celek, což setří výkon procesoru oproti vkládání samosatatných obrazků</w:t>
-      </w:r>
-    </w:p>
-    <w:p>
-      <w:pPr>
-        <w:pStyle w:val="Odstavecseseznamem"/>
-        <w:rPr>
-          <w:b/>
-          <w:bCs/>
-        </w:rPr>
-      </w:pPr>
-    </w:p>
-    <w:p>
-      <w:pPr>
-        <w:pStyle w:val="Odstavecseseznamem"/>
-        <w:numPr>
-          <w:ilvl w:val="0"/>
-          <w:numId w:val="18"/>
-        </w:numPr>
-        <w:rPr>
-          <w:b/>
-          <w:bCs/>
-        </w:rPr>
-      </w:pPr>
-      <w:r>
-        <w:rPr>
-          <w:b/>
-          <w:bCs/>
-        </w:rPr>
-        <w:lastRenderedPageBreak/>
         <w:t xml:space="preserve">Efektivita: </w:t>
       </w:r>
       <w:r>
-        <w:t>V editoru Tilesetu jsem každé dlaždici (např. tráva, kámen, plošina) nadefinoval vlastní Collison Shape. Díky tomu jsem nemusel kolize programovat ručně pro každou část mapy</w:t>
-      </w:r>
-    </w:p>
-    <w:p>
-      <w:pPr>
-        <w:keepNext/>
+        <w:t xml:space="preserve">V editoru </w:t>
+      </w:r>
+      <w:proofErr w:type="spellStart"/>
+      <w:r>
+        <w:t>Tilesetu</w:t>
+      </w:r>
+      <w:proofErr w:type="spellEnd"/>
+      <w:r>
+        <w:t xml:space="preserve"> jsem každé dlaždici (např. tráva, kámen, plošina) nadefinoval vlastní </w:t>
+      </w:r>
+      <w:proofErr w:type="spellStart"/>
+      <w:r>
+        <w:t>Collison</w:t>
+      </w:r>
+      <w:proofErr w:type="spellEnd"/>
+      <w:r>
+        <w:t xml:space="preserve"> </w:t>
+      </w:r>
+      <w:proofErr w:type="spellStart"/>
+      <w:r>
+        <w:t>Shape</w:t>
+      </w:r>
+      <w:proofErr w:type="spellEnd"/>
+      <w:r>
+        <w:t>. Díky tomu jsem nemusel kolize programovat ručně pro každou část mapy</w:t>
+      </w:r>
+    </w:p>
+    <w:p>
+      <w:pPr>
+        <w:jc w:val="center"/>
       </w:pPr>
       <w:r>
         <w:rPr>
           <w:noProof/>
         </w:rPr>
         <w:drawing>
-          <wp:inline distT="0" distB="0" distL="0" distR="0" wp14:anchorId="2358521C" wp14:editId="0E52B01A">
-            <wp:extent cx="6107693" cy="2225675"/>
+          <wp:inline distT="0" distB="0" distL="0" distR="0" wp14:anchorId="2358521C" wp14:editId="7BFC2F1F">
+            <wp:extent cx="6107430" cy="2162175"/>
             <wp:effectExtent l="0" t="0" r="0" b="0"/>
             <wp:docPr id="53266336" name="Obrázek 1"/>
             <wp:cNvGraphicFramePr>
@@ -3691,7 +4447,7 @@
                     </pic:cNvPicPr>
                   </pic:nvPicPr>
                   <pic:blipFill>
-                    <a:blip r:embed="rId13">
+                    <a:blip r:embed="rId14">
                       <a:extLst>
                         <a:ext uri="{28A0092B-C50C-407E-A947-70E740481C1C}">
                           <a14:useLocalDpi xmlns:a14="http://schemas.microsoft.com/office/drawing/2010/main" val="0"/>
@@ -3706,7 +4462,7 @@
                   <pic:spPr bwMode="auto">
                     <a:xfrm>
                       <a:off x="0" y="0"/>
-                      <a:ext cx="6110559" cy="2226719"/>
+                      <a:ext cx="6107696" cy="2162269"/>
                     </a:xfrm>
                     <a:prstGeom prst="rect">
                       <a:avLst/>
@@ -3726,9 +4482,10 @@
     <w:p>
       <w:pPr>
         <w:pStyle w:val="Titulek"/>
+        <w:keepNext/>
         <w:jc w:val="center"/>
       </w:pPr>
-      <w:bookmarkStart w:id="28" w:name="_Toc223976456"/>
+      <w:bookmarkStart w:id="29" w:name="_Toc224922950"/>
       <w:r>
         <w:t xml:space="preserve">Obr. </w:t>
       </w:r>
@@ -3737,140 +4494,2452 @@
           <w:rPr>
             <w:noProof/>
           </w:rPr>
-          <w:t>1</w:t>
+          <w:t>2</w:t>
         </w:r>
       </w:fldSimple>
       <w:r>
-        <w:t xml:space="preserve"> Použitý TileSet</w:t>
-      </w:r>
-      <w:bookmarkEnd w:id="28"/>
+        <w:t xml:space="preserve"> Použitý </w:t>
+      </w:r>
+      <w:proofErr w:type="spellStart"/>
+      <w:r>
+        <w:t>TileSet</w:t>
+      </w:r>
+      <w:bookmarkEnd w:id="29"/>
+      <w:proofErr w:type="spellEnd"/>
+    </w:p>
+    <w:p>
+      <w:pPr>
+        <w:pStyle w:val="Titulek"/>
+        <w:keepNext/>
+        <w:jc w:val="center"/>
+      </w:pPr>
+    </w:p>
+    <w:p>
+      <w:pPr>
+        <w:pStyle w:val="Odstavecseseznamem"/>
+        <w:rPr>
+          <w:b/>
+          <w:bCs/>
+        </w:rPr>
+      </w:pPr>
+    </w:p>
+    <w:p>
+      <w:pPr>
+        <w:pStyle w:val="Nadpis4"/>
+      </w:pPr>
+      <w:r>
+        <w:lastRenderedPageBreak/>
+        <w:t>Vizuální vrstvy (</w:t>
+      </w:r>
+      <w:proofErr w:type="spellStart"/>
+      <w:r>
+        <w:t>Parallax</w:t>
+      </w:r>
+      <w:proofErr w:type="spellEnd"/>
+      <w:r>
+        <w:t xml:space="preserve"> background)</w:t>
+      </w:r>
+    </w:p>
+    <w:p>
+      <w:r>
+        <w:t xml:space="preserve">Pro tvorbu pozadí </w:t>
+      </w:r>
+      <w:r>
+        <w:t>j</w:t>
+      </w:r>
+      <w:r>
+        <w:t>e zvolen</w:t>
+      </w:r>
+      <w:r>
+        <w:t xml:space="preserve"> systém </w:t>
+      </w:r>
+      <w:proofErr w:type="spellStart"/>
+      <w:r>
+        <w:t>Parallax</w:t>
+      </w:r>
+      <w:proofErr w:type="spellEnd"/>
+      <w:r>
+        <w:t xml:space="preserve"> background, který je v </w:t>
+      </w:r>
+      <w:proofErr w:type="spellStart"/>
+      <w:r>
+        <w:t>godotu</w:t>
+      </w:r>
+      <w:proofErr w:type="spellEnd"/>
+      <w:r>
+        <w:t xml:space="preserve"> implementován. Systém spočívá v tom, že pozadí může mít více vrstev a zároveň se dá pozadí na sebe navázat, díky tomu pozadí pokračuje „do nekonečna“.</w:t>
+      </w:r>
+    </w:p>
+    <w:p>
+      <w:r>
+        <w:t xml:space="preserve">V Godotu existují dva uzly, které to </w:t>
+      </w:r>
+      <w:proofErr w:type="gramStart"/>
+      <w:r>
+        <w:t>umožňují</w:t>
+      </w:r>
+      <w:proofErr w:type="gramEnd"/>
+      <w:r>
+        <w:t xml:space="preserve"> a to </w:t>
+      </w:r>
+      <w:proofErr w:type="spellStart"/>
+      <w:r>
+        <w:t>ParallaxBackground</w:t>
+      </w:r>
+      <w:proofErr w:type="spellEnd"/>
+      <w:r>
+        <w:t xml:space="preserve"> a </w:t>
+      </w:r>
+      <w:proofErr w:type="spellStart"/>
+      <w:r>
+        <w:t>ParallaxLayer</w:t>
+      </w:r>
+      <w:proofErr w:type="spellEnd"/>
+      <w:r>
+        <w:t xml:space="preserve">. Vrstva má nastaven </w:t>
+      </w:r>
+      <w:proofErr w:type="spellStart"/>
+      <w:r>
+        <w:t>Motion</w:t>
+      </w:r>
+      <w:proofErr w:type="spellEnd"/>
+      <w:r>
+        <w:t xml:space="preserve"> </w:t>
+      </w:r>
+      <w:proofErr w:type="spellStart"/>
+      <w:r>
+        <w:t>Scale</w:t>
+      </w:r>
+      <w:proofErr w:type="spellEnd"/>
+      <w:r>
+        <w:t xml:space="preserve">, který </w:t>
+      </w:r>
+      <w:proofErr w:type="spellStart"/>
+      <w:r>
+        <w:t>úrčuje</w:t>
+      </w:r>
+      <w:proofErr w:type="spellEnd"/>
+      <w:r>
+        <w:t xml:space="preserve"> poměr rychlosti pohybu vůči kameře. Díky tomu </w:t>
+      </w:r>
+      <w:proofErr w:type="spellStart"/>
+      <w:r>
+        <w:t>scéne</w:t>
+      </w:r>
+      <w:proofErr w:type="spellEnd"/>
+      <w:r>
+        <w:t xml:space="preserve"> nepůsobí staticky.</w:t>
+      </w:r>
+    </w:p>
+    <w:p>
+      <w:pPr>
+        <w:pStyle w:val="Nadpis4"/>
+      </w:pPr>
+      <w:r>
+        <w:t>Struktura úrovní</w:t>
+      </w:r>
+    </w:p>
+    <w:p>
+      <w:r>
+        <w:t xml:space="preserve">Hra je logicky rozdělena do samostatných scén. Každá úroveň (Level) je v Godotu uložena jako samostatný </w:t>
+      </w:r>
+      <w:proofErr w:type="gramStart"/>
+      <w:r>
+        <w:t>soubor .</w:t>
+      </w:r>
+      <w:proofErr w:type="spellStart"/>
+      <w:r>
+        <w:t>tscn</w:t>
+      </w:r>
+      <w:proofErr w:type="spellEnd"/>
+      <w:proofErr w:type="gramEnd"/>
+      <w:r>
+        <w:t>. Toto umožňuje snadnou správu a opětovné využití objektů. Každý level obsahuje:</w:t>
+      </w:r>
+    </w:p>
+    <w:p>
+      <w:pPr>
+        <w:pStyle w:val="Odstavecseseznamem"/>
+        <w:numPr>
+          <w:ilvl w:val="0"/>
+          <w:numId w:val="23"/>
+        </w:numPr>
+      </w:pPr>
+      <w:proofErr w:type="spellStart"/>
+      <w:r>
+        <w:t>TileMapLayer</w:t>
+      </w:r>
+      <w:proofErr w:type="spellEnd"/>
+      <w:r>
+        <w:t>: Pevný terén s kolizemi</w:t>
+      </w:r>
+    </w:p>
+    <w:p>
+      <w:pPr>
+        <w:pStyle w:val="Odstavecseseznamem"/>
+        <w:numPr>
+          <w:ilvl w:val="0"/>
+          <w:numId w:val="23"/>
+        </w:numPr>
+      </w:pPr>
+      <w:proofErr w:type="spellStart"/>
+      <w:r>
+        <w:t>Player</w:t>
+      </w:r>
+      <w:proofErr w:type="spellEnd"/>
+      <w:r>
+        <w:t xml:space="preserve"> scéna: Instance hlavní postavy</w:t>
+      </w:r>
+    </w:p>
+    <w:p>
+      <w:pPr>
+        <w:pStyle w:val="Odstavecseseznamem"/>
+        <w:numPr>
+          <w:ilvl w:val="0"/>
+          <w:numId w:val="23"/>
+        </w:numPr>
+      </w:pPr>
+      <w:proofErr w:type="spellStart"/>
+      <w:r>
+        <w:t>Enemies</w:t>
+      </w:r>
+      <w:proofErr w:type="spellEnd"/>
+      <w:r>
+        <w:t xml:space="preserve">: Skupina </w:t>
+      </w:r>
+      <w:proofErr w:type="spellStart"/>
+      <w:r>
+        <w:t>instancovaných</w:t>
+      </w:r>
+      <w:proofErr w:type="spellEnd"/>
+      <w:r>
+        <w:t xml:space="preserve"> nepřátel</w:t>
+      </w:r>
+    </w:p>
+    <w:p>
+      <w:pPr>
+        <w:pStyle w:val="Odstavecseseznamem"/>
+        <w:numPr>
+          <w:ilvl w:val="0"/>
+          <w:numId w:val="23"/>
+        </w:numPr>
+      </w:pPr>
+      <w:r>
+        <w:t xml:space="preserve">Zóny konce levelu: Area2D uzly, které při detekci hráče spustí přechod </w:t>
+      </w:r>
+      <w:proofErr w:type="spellStart"/>
+      <w:r>
+        <w:t>vítěžného</w:t>
+      </w:r>
+      <w:proofErr w:type="spellEnd"/>
+      <w:r>
+        <w:t xml:space="preserve"> menu.</w:t>
+      </w:r>
+    </w:p>
+    <w:p>
+      <w:pPr>
+        <w:pStyle w:val="Nadpis4"/>
+      </w:pPr>
+      <w:r>
+        <w:t>Správa prostředků (</w:t>
+      </w:r>
+      <w:proofErr w:type="spellStart"/>
+      <w:r>
+        <w:t>Assets</w:t>
+      </w:r>
+      <w:proofErr w:type="spellEnd"/>
+      <w:r>
+        <w:t>)</w:t>
+      </w:r>
+    </w:p>
+    <w:p>
+      <w:r>
+        <w:t>Všechny herní prostředky jsou v projektu organizovány do složkové struktury.</w:t>
+      </w:r>
+    </w:p>
+    <w:p>
+      <w:pPr>
+        <w:pStyle w:val="Odstavecseseznamem"/>
+        <w:numPr>
+          <w:ilvl w:val="0"/>
+          <w:numId w:val="24"/>
+        </w:numPr>
+      </w:pPr>
+      <w:r>
+        <w:t>/</w:t>
+      </w:r>
+      <w:proofErr w:type="spellStart"/>
+      <w:r>
+        <w:t>assets</w:t>
+      </w:r>
+      <w:proofErr w:type="spellEnd"/>
+      <w:r>
+        <w:t>: Složka obsahuje veškerou grafiku</w:t>
+      </w:r>
+    </w:p>
+    <w:p>
+      <w:pPr>
+        <w:pStyle w:val="Odstavecseseznamem"/>
+        <w:numPr>
+          <w:ilvl w:val="0"/>
+          <w:numId w:val="24"/>
+        </w:numPr>
+      </w:pPr>
+      <w:r>
+        <w:t>/</w:t>
+      </w:r>
+      <w:proofErr w:type="spellStart"/>
+      <w:r>
+        <w:t>scenes</w:t>
+      </w:r>
+      <w:proofErr w:type="spellEnd"/>
+      <w:r>
+        <w:t>: Složka obsahuje uložené scény objektů a úrovní.</w:t>
+      </w:r>
+    </w:p>
+    <w:p>
+      <w:pPr>
+        <w:pStyle w:val="Odstavecseseznamem"/>
+        <w:numPr>
+          <w:ilvl w:val="0"/>
+          <w:numId w:val="24"/>
+        </w:numPr>
+      </w:pPr>
+      <w:r>
+        <w:t>/</w:t>
+      </w:r>
+      <w:proofErr w:type="spellStart"/>
+      <w:r>
+        <w:t>scripts</w:t>
+      </w:r>
+      <w:proofErr w:type="spellEnd"/>
+      <w:r>
+        <w:t>: Složka obsahuje všechny</w:t>
+      </w:r>
+      <w:r>
+        <w:t xml:space="preserve"> script soubory .</w:t>
+      </w:r>
+      <w:proofErr w:type="spellStart"/>
+      <w:r>
+        <w:t>gd</w:t>
+      </w:r>
+      <w:proofErr w:type="spellEnd"/>
+      <w:r>
+        <w:t xml:space="preserve"> s kódem.</w:t>
+      </w:r>
+    </w:p>
+    <w:p>
+      <w:pPr>
+        <w:pStyle w:val="Odstavecseseznamem"/>
+        <w:numPr>
+          <w:ilvl w:val="0"/>
+          <w:numId w:val="24"/>
+        </w:numPr>
+      </w:pPr>
+      <w:r>
+        <w:t>/</w:t>
+      </w:r>
+      <w:proofErr w:type="spellStart"/>
+      <w:r>
+        <w:t>sounds</w:t>
+      </w:r>
+      <w:proofErr w:type="spellEnd"/>
+      <w:r>
+        <w:t>: Složka obsahuje veškeré zvukové efekty použity ve hře.</w:t>
+      </w:r>
+    </w:p>
+    <w:p>
+      <w:pPr>
+        <w:pStyle w:val="Nadpis2"/>
+      </w:pPr>
+      <w:bookmarkStart w:id="30" w:name="_Toc224922978"/>
+      <w:r>
+        <w:lastRenderedPageBreak/>
+        <w:t xml:space="preserve">Tvorba grafických </w:t>
+      </w:r>
+      <w:proofErr w:type="spellStart"/>
+      <w:r>
+        <w:t>assetů</w:t>
+      </w:r>
+      <w:bookmarkEnd w:id="30"/>
+      <w:proofErr w:type="spellEnd"/>
+    </w:p>
+    <w:p>
+      <w:pPr>
+        <w:keepNext/>
+      </w:pPr>
+      <w:proofErr w:type="spellStart"/>
+      <w:r>
+        <w:t>Vizualní</w:t>
+      </w:r>
+      <w:proofErr w:type="spellEnd"/>
+      <w:r>
+        <w:t xml:space="preserve"> stránka hry využívá styl pixel art. Grafika pro hru byla tvořena v programu Adobe Photoshop. Každá animace (např. </w:t>
+      </w:r>
+      <w:proofErr w:type="spellStart"/>
+      <w:r>
+        <w:t>idle</w:t>
+      </w:r>
+      <w:proofErr w:type="spellEnd"/>
+      <w:r>
+        <w:t xml:space="preserve">, run, </w:t>
+      </w:r>
+      <w:proofErr w:type="spellStart"/>
+      <w:r>
+        <w:t>jump</w:t>
+      </w:r>
+      <w:proofErr w:type="spellEnd"/>
+      <w:r>
+        <w:t xml:space="preserve">, </w:t>
+      </w:r>
+      <w:proofErr w:type="spellStart"/>
+      <w:r>
+        <w:t>shoot</w:t>
+      </w:r>
+      <w:proofErr w:type="spellEnd"/>
+      <w:r>
+        <w:t>) se skládá z několika snímků (</w:t>
+      </w:r>
+      <w:proofErr w:type="spellStart"/>
+      <w:r>
+        <w:t>framů</w:t>
+      </w:r>
+      <w:proofErr w:type="spellEnd"/>
+      <w:r>
+        <w:t xml:space="preserve">), které jsou následně v Godotu spojeny do uzlu </w:t>
+      </w:r>
+      <w:proofErr w:type="spellStart"/>
+      <w:r>
+        <w:t>SpriteFrames</w:t>
+      </w:r>
+      <w:proofErr w:type="spellEnd"/>
+      <w:r>
+        <w:t>.</w:t>
+      </w:r>
+    </w:p>
+    <w:p>
+      <w:pPr>
+        <w:keepNext/>
+        <w:jc w:val="center"/>
+      </w:pPr>
+      <w:r>
+        <w:rPr>
+          <w:noProof/>
+        </w:rPr>
+        <w:drawing>
+          <wp:inline distT="0" distB="0" distL="0" distR="0" wp14:anchorId="6555D6B5" wp14:editId="051A05EC">
+            <wp:extent cx="5962015" cy="1304925"/>
+            <wp:effectExtent l="0" t="0" r="635" b="9525"/>
+            <wp:docPr id="2101797712" name="Obrázek 1"/>
+            <wp:cNvGraphicFramePr>
+              <a:graphicFrameLocks xmlns:a="http://schemas.openxmlformats.org/drawingml/2006/main" noChangeAspect="1"/>
+            </wp:cNvGraphicFramePr>
+            <a:graphic xmlns:a="http://schemas.openxmlformats.org/drawingml/2006/main">
+              <a:graphicData uri="http://schemas.openxmlformats.org/drawingml/2006/picture">
+                <pic:pic xmlns:pic="http://schemas.openxmlformats.org/drawingml/2006/picture">
+                  <pic:nvPicPr>
+                    <pic:cNvPr id="2101797712" name=""/>
+                    <pic:cNvPicPr/>
+                  </pic:nvPicPr>
+                  <pic:blipFill>
+                    <a:blip r:embed="rId15">
+                      <a:extLst>
+                        <a:ext uri="{28A0092B-C50C-407E-A947-70E740481C1C}">
+                          <a14:useLocalDpi xmlns:a14="http://schemas.microsoft.com/office/drawing/2010/main" val="0"/>
+                        </a:ext>
+                      </a:extLst>
+                    </a:blip>
+                    <a:stretch>
+                      <a:fillRect/>
+                    </a:stretch>
+                  </pic:blipFill>
+                  <pic:spPr>
+                    <a:xfrm>
+                      <a:off x="0" y="0"/>
+                      <a:ext cx="5962015" cy="1304925"/>
+                    </a:xfrm>
+                    <a:prstGeom prst="rect">
+                      <a:avLst/>
+                    </a:prstGeom>
+                  </pic:spPr>
+                </pic:pic>
+              </a:graphicData>
+            </a:graphic>
+          </wp:inline>
+        </w:drawing>
+      </w:r>
     </w:p>
     <w:p>
       <w:pPr>
         <w:pStyle w:val="Titulek"/>
         <w:jc w:val="center"/>
       </w:pPr>
-    </w:p>
-    <w:p>
-      <w:pPr>
-        <w:pStyle w:val="Odstavecseseznamem"/>
+      <w:bookmarkStart w:id="31" w:name="_Toc224922951"/>
+      <w:r>
+        <w:t xml:space="preserve">Obr. </w:t>
+      </w:r>
+      <w:fldSimple w:instr=" SEQ Obr. \* ARABIC ">
+        <w:r>
+          <w:rPr>
+            <w:noProof/>
+          </w:rPr>
+          <w:t>3</w:t>
+        </w:r>
+      </w:fldSimple>
+      <w:r>
+        <w:t xml:space="preserve"> Jednotlivé snímky animace pro chůzi a skok</w:t>
+      </w:r>
+      <w:bookmarkEnd w:id="31"/>
+    </w:p>
+    <w:p>
+      <w:r>
+        <w:t xml:space="preserve">Prostředí hry (země, kameny) jsou tvořeny pomocí </w:t>
+      </w:r>
+      <w:proofErr w:type="spellStart"/>
+      <w:r>
+        <w:t>Tilesetu</w:t>
+      </w:r>
+      <w:proofErr w:type="spellEnd"/>
+      <w:r>
+        <w:t xml:space="preserve">. Každá dlaždice má rozměr 16x16 pixelů. </w:t>
+      </w:r>
+      <w:proofErr w:type="spellStart"/>
+      <w:r>
+        <w:t>TileSet</w:t>
+      </w:r>
+      <w:proofErr w:type="spellEnd"/>
+      <w:r>
+        <w:t xml:space="preserve"> použitý ve hře je vypůjčen a odkaz na něj je ve zdrojích práce.</w:t>
+      </w:r>
+    </w:p>
+    <w:p>
+      <w:pPr>
         <w:rPr>
           <w:b/>
           <w:bCs/>
         </w:rPr>
       </w:pPr>
-    </w:p>
-    <w:p>
-      <w:pPr>
-        <w:pStyle w:val="Nadpis4"/>
+      <w:r>
         <w:rPr>
           <w:b/>
           <w:bCs/>
         </w:rPr>
-      </w:pPr>
-      <w:r>
-        <w:t>Vizuální vrstvy (Parallax background)</w:t>
-      </w:r>
-    </w:p>
-    <w:p>
-      <w:pPr>
-        <w:pStyle w:val="Nadpis4"/>
+        <w:t>Animace postavy:</w:t>
+      </w:r>
+    </w:p>
+    <w:p>
+      <w:r>
+        <w:t xml:space="preserve">Pro hlavní postavu jsem vytvořil několik sad animací (Sprite </w:t>
+      </w:r>
+      <w:proofErr w:type="spellStart"/>
+      <w:r>
+        <w:t>Sheets</w:t>
+      </w:r>
+      <w:proofErr w:type="spellEnd"/>
+      <w:r>
+        <w:t>):</w:t>
+      </w:r>
+    </w:p>
+    <w:p>
+      <w:pPr>
+        <w:pStyle w:val="Odstavecseseznamem"/>
+        <w:numPr>
+          <w:ilvl w:val="0"/>
+          <w:numId w:val="31"/>
+        </w:numPr>
+      </w:pPr>
+      <w:proofErr w:type="spellStart"/>
+      <w:r>
+        <w:t>Idle</w:t>
+      </w:r>
+      <w:proofErr w:type="spellEnd"/>
+      <w:r>
+        <w:t xml:space="preserve">: Statická poloha </w:t>
+      </w:r>
+    </w:p>
+    <w:p>
+      <w:pPr>
+        <w:pStyle w:val="Odstavecseseznamem"/>
+        <w:numPr>
+          <w:ilvl w:val="0"/>
+          <w:numId w:val="31"/>
+        </w:numPr>
+      </w:pPr>
+      <w:proofErr w:type="spellStart"/>
+      <w:r>
+        <w:t>Walk</w:t>
+      </w:r>
+      <w:proofErr w:type="spellEnd"/>
+      <w:r>
+        <w:t>: Animace pohybu nohou a rukou</w:t>
+      </w:r>
+    </w:p>
+    <w:p>
+      <w:pPr>
+        <w:pStyle w:val="Odstavecseseznamem"/>
+        <w:numPr>
+          <w:ilvl w:val="0"/>
+          <w:numId w:val="31"/>
+        </w:numPr>
+      </w:pPr>
+      <w:proofErr w:type="spellStart"/>
+      <w:r>
+        <w:t>Jump</w:t>
+      </w:r>
+      <w:proofErr w:type="spellEnd"/>
+      <w:r>
+        <w:t>: Animace pro skok</w:t>
+      </w:r>
+    </w:p>
+    <w:p>
+      <w:pPr>
+        <w:pStyle w:val="Odstavecseseznamem"/>
+        <w:numPr>
+          <w:ilvl w:val="0"/>
+          <w:numId w:val="31"/>
+        </w:numPr>
+      </w:pPr>
+      <w:proofErr w:type="spellStart"/>
+      <w:r>
+        <w:t>Attack</w:t>
+      </w:r>
+      <w:proofErr w:type="spellEnd"/>
+      <w:r>
+        <w:t xml:space="preserve"> (</w:t>
+      </w:r>
+      <w:proofErr w:type="spellStart"/>
+      <w:r>
+        <w:t>Fist</w:t>
+      </w:r>
+      <w:proofErr w:type="spellEnd"/>
+      <w:r>
+        <w:t>): Animace úderu, kde je kladen důraz na přenesení váhy postavy.</w:t>
+      </w:r>
+    </w:p>
+    <w:p>
+      <w:pPr>
+        <w:pStyle w:val="Nadpis2"/>
+      </w:pPr>
+      <w:bookmarkStart w:id="32" w:name="_Toc224922979"/>
+      <w:r>
+        <w:t>Programování pohybu a animací</w:t>
+      </w:r>
+      <w:bookmarkEnd w:id="32"/>
+    </w:p>
+    <w:p>
+      <w:pPr>
         <w:rPr>
           <w:b/>
           <w:bCs/>
         </w:rPr>
       </w:pPr>
       <w:r>
-        <w:t>Struktura úrovní</w:t>
-      </w:r>
-    </w:p>
-    <w:p>
-      <w:pPr>
-        <w:pStyle w:val="Nadpis4"/>
+        <w:t xml:space="preserve">Tato kapitola rozebírá skriptování fyziky a </w:t>
+      </w:r>
+      <w:proofErr w:type="spellStart"/>
+      <w:r>
+        <w:t>logikiu</w:t>
+      </w:r>
+      <w:proofErr w:type="spellEnd"/>
+      <w:r>
+        <w:t xml:space="preserve"> vizuální odezvy postavy. Pohyb je implementován v jazyce </w:t>
+      </w:r>
+      <w:proofErr w:type="spellStart"/>
+      <w:r>
+        <w:t>GDScript</w:t>
+      </w:r>
+      <w:proofErr w:type="spellEnd"/>
+      <w:r>
+        <w:t xml:space="preserve"> v rámci metody </w:t>
+      </w:r>
+      <w:r>
         <w:rPr>
           <w:b/>
           <w:bCs/>
         </w:rPr>
-      </w:pPr>
-      <w:r>
-        <w:t>Správa prostředků (Assets)</w:t>
-      </w:r>
+        <w:t>_</w:t>
+      </w:r>
+      <w:proofErr w:type="spellStart"/>
+      <w:r>
+        <w:rPr>
+          <w:b/>
+          <w:bCs/>
+        </w:rPr>
+        <w:t>physics_process</w:t>
+      </w:r>
+      <w:proofErr w:type="spellEnd"/>
+      <w:r>
+        <w:rPr>
+          <w:b/>
+          <w:bCs/>
+        </w:rPr>
+        <w:t>(delta).</w:t>
+      </w:r>
+    </w:p>
+    <w:p>
+      <w:pPr>
+        <w:rPr>
+          <w:b/>
+          <w:bCs/>
+        </w:rPr>
+      </w:pPr>
+      <w:r>
+        <w:rPr>
+          <w:b/>
+          <w:bCs/>
+        </w:rPr>
+        <w:t>Zpracování vstupu z klávesnice a horizontální pohyb</w:t>
+      </w:r>
+    </w:p>
+    <w:p>
+      <w:r>
+        <w:t xml:space="preserve">Pro detekci vstupu hráče je využit systém </w:t>
+      </w:r>
+      <w:r>
+        <w:rPr>
+          <w:b/>
+          <w:bCs/>
+        </w:rPr>
+        <w:t>Input Map</w:t>
+      </w:r>
+      <w:r>
+        <w:t xml:space="preserve"> integrovaný přímo v Godotu. Funkce </w:t>
+      </w:r>
+      <w:proofErr w:type="spellStart"/>
+      <w:r>
+        <w:t>Input.get_</w:t>
+      </w:r>
+      <w:proofErr w:type="gramStart"/>
+      <w:r>
+        <w:t>axis</w:t>
+      </w:r>
+      <w:proofErr w:type="spellEnd"/>
+      <w:r>
+        <w:t>(</w:t>
+      </w:r>
+      <w:proofErr w:type="gramEnd"/>
+      <w:r>
+        <w:t>„</w:t>
+      </w:r>
+      <w:proofErr w:type="spellStart"/>
+      <w:r>
+        <w:t>ui_left</w:t>
+      </w:r>
+      <w:proofErr w:type="spellEnd"/>
+      <w:r>
+        <w:t>“, „</w:t>
+      </w:r>
+      <w:proofErr w:type="spellStart"/>
+      <w:r>
+        <w:t>ui-right</w:t>
+      </w:r>
+      <w:proofErr w:type="spellEnd"/>
+      <w:r>
+        <w:t xml:space="preserve">“) vrací číselnou hodnotu od -1 (pohyb vlevo) do 1 (pohyb vpravo). Tato hodnota určuje směr, kterým je následně násobena proměnná SPEED. Pokud hráč nestiskne žádnou klávesu, směr zůstane na 0. Pro zajištění plynulého zastavení postavy není využito okamžité vynulování rychlosti, ale metoda </w:t>
+      </w:r>
+      <w:proofErr w:type="spellStart"/>
+      <w:r>
+        <w:t>move_</w:t>
+      </w:r>
+      <w:proofErr w:type="gramStart"/>
+      <w:r>
+        <w:t>toward</w:t>
+      </w:r>
+      <w:proofErr w:type="spellEnd"/>
+      <w:r>
+        <w:t>(</w:t>
+      </w:r>
+      <w:proofErr w:type="gramEnd"/>
+      <w:r>
+        <w:t>), která stimuluje přirozenou setrvačnost.</w:t>
+      </w:r>
+    </w:p>
+    <w:p>
+      <w:pPr>
+        <w:keepNext/>
+        <w:rPr>
+          <w:b/>
+          <w:bCs/>
+        </w:rPr>
+      </w:pPr>
+      <w:r>
+        <w:rPr>
+          <w:b/>
+          <w:bCs/>
+        </w:rPr>
+        <w:lastRenderedPageBreak/>
+        <w:t>Implementace gravitace a skoku</w:t>
+      </w:r>
+    </w:p>
+    <w:p>
+      <w:pPr>
+        <w:keepNext/>
+      </w:pPr>
+      <w:r>
+        <w:t xml:space="preserve">Vertikální pohyb je závislý na gravitaci, která je použitá v každém snímku, pokud postava nestojí na pevné zemi (což ověřuje metoda </w:t>
+      </w:r>
+      <w:proofErr w:type="spellStart"/>
+      <w:r>
+        <w:t>is_on_</w:t>
+      </w:r>
+      <w:proofErr w:type="gramStart"/>
+      <w:r>
+        <w:t>floor</w:t>
+      </w:r>
+      <w:proofErr w:type="spellEnd"/>
+      <w:r>
+        <w:t>(</w:t>
+      </w:r>
+      <w:proofErr w:type="gramEnd"/>
+      <w:r>
+        <w:t xml:space="preserve">)). Samotný skok je způsoben přirazením záporné hodnoty k ose Y (v </w:t>
+      </w:r>
+      <w:proofErr w:type="spellStart"/>
+      <w:r>
+        <w:t>enginu</w:t>
+      </w:r>
+      <w:proofErr w:type="spellEnd"/>
+      <w:r>
+        <w:t xml:space="preserve"> Godot směřuje osa Y do kladných hodnot směrem dolů.)</w:t>
+      </w:r>
+    </w:p>
+    <w:p>
+      <w:pPr>
+        <w:keepNext/>
+        <w:jc w:val="center"/>
+      </w:pPr>
+      <w:r>
+        <w:rPr>
+          <w:noProof/>
+        </w:rPr>
+        <w:drawing>
+          <wp:inline distT="0" distB="0" distL="0" distR="0" wp14:anchorId="0EF4163A" wp14:editId="4F6D0898">
+            <wp:extent cx="6120765" cy="4603115"/>
+            <wp:effectExtent l="0" t="0" r="0" b="6985"/>
+            <wp:docPr id="564620667" name="Obrázek 1"/>
+            <wp:cNvGraphicFramePr>
+              <a:graphicFrameLocks xmlns:a="http://schemas.openxmlformats.org/drawingml/2006/main" noChangeAspect="1"/>
+            </wp:cNvGraphicFramePr>
+            <a:graphic xmlns:a="http://schemas.openxmlformats.org/drawingml/2006/main">
+              <a:graphicData uri="http://schemas.openxmlformats.org/drawingml/2006/picture">
+                <pic:pic xmlns:pic="http://schemas.openxmlformats.org/drawingml/2006/picture">
+                  <pic:nvPicPr>
+                    <pic:cNvPr id="564620667" name=""/>
+                    <pic:cNvPicPr/>
+                  </pic:nvPicPr>
+                  <pic:blipFill>
+                    <a:blip r:embed="rId16"/>
+                    <a:stretch>
+                      <a:fillRect/>
+                    </a:stretch>
+                  </pic:blipFill>
+                  <pic:spPr>
+                    <a:xfrm>
+                      <a:off x="0" y="0"/>
+                      <a:ext cx="6120765" cy="4603115"/>
+                    </a:xfrm>
+                    <a:prstGeom prst="rect">
+                      <a:avLst/>
+                    </a:prstGeom>
+                  </pic:spPr>
+                </pic:pic>
+              </a:graphicData>
+            </a:graphic>
+          </wp:inline>
+        </w:drawing>
+      </w:r>
+    </w:p>
+    <w:p>
+      <w:pPr>
+        <w:pStyle w:val="Titulek"/>
+        <w:jc w:val="center"/>
+      </w:pPr>
+      <w:bookmarkStart w:id="33" w:name="_Toc224922952"/>
+      <w:r>
+        <w:t xml:space="preserve">Obr. </w:t>
+      </w:r>
+      <w:fldSimple w:instr=" SEQ Obr. \* ARABIC ">
+        <w:r>
+          <w:rPr>
+            <w:noProof/>
+          </w:rPr>
+          <w:t>4</w:t>
+        </w:r>
+      </w:fldSimple>
+      <w:r>
+        <w:t xml:space="preserve"> Ukázka kódu funkce _</w:t>
+      </w:r>
+      <w:proofErr w:type="spellStart"/>
+      <w:r>
+        <w:t>physics_process</w:t>
+      </w:r>
+      <w:proofErr w:type="spellEnd"/>
+      <w:r>
+        <w:t>(delta)</w:t>
+      </w:r>
+      <w:bookmarkEnd w:id="33"/>
+    </w:p>
+    <w:p>
+      <w:pPr>
+        <w:rPr>
+          <w:b/>
+          <w:bCs/>
+        </w:rPr>
+      </w:pPr>
+      <w:r>
+        <w:rPr>
+          <w:b/>
+          <w:bCs/>
+        </w:rPr>
+        <w:t>Propojení s</w:t>
+      </w:r>
+      <w:r>
+        <w:rPr>
+          <w:b/>
+          <w:bCs/>
+        </w:rPr>
+        <w:t> </w:t>
+      </w:r>
+      <w:r>
+        <w:rPr>
+          <w:b/>
+          <w:bCs/>
+        </w:rPr>
+        <w:t>animacemi</w:t>
+      </w:r>
+    </w:p>
+    <w:p>
+      <w:proofErr w:type="spellStart"/>
+      <w:r>
+        <w:t>Vizualní</w:t>
+      </w:r>
+      <w:proofErr w:type="spellEnd"/>
+      <w:r>
+        <w:t xml:space="preserve"> odezva na pohyb je řešena pomocí uzlu </w:t>
+      </w:r>
+      <w:r>
+        <w:rPr>
+          <w:b/>
+          <w:bCs/>
+        </w:rPr>
+        <w:t>AnimatedSprite2D.</w:t>
+      </w:r>
+      <w:r>
+        <w:rPr>
+          <w:b/>
+          <w:bCs/>
+        </w:rPr>
+        <w:t xml:space="preserve"> </w:t>
+      </w:r>
+      <w:r>
+        <w:t xml:space="preserve">Skript vyhodnocuje stav fyziky – pokud je postava ve vzduchu, přehraje se animace skoku. Pokud je na zemi a vektor rychlosti není nulový, přehraje se animace chůze. Otáčení postavy do správného směru je vyřešeno úpravou vlastnosti </w:t>
+      </w:r>
+      <w:proofErr w:type="spellStart"/>
+      <w:r>
+        <w:t>flip_h</w:t>
+      </w:r>
+      <w:proofErr w:type="spellEnd"/>
+      <w:r>
+        <w:t xml:space="preserve"> na hodnotu </w:t>
+      </w:r>
+      <w:proofErr w:type="spellStart"/>
+      <w:r>
+        <w:t>true</w:t>
+      </w:r>
+      <w:proofErr w:type="spellEnd"/>
+      <w:r>
+        <w:t xml:space="preserve"> nebo </w:t>
+      </w:r>
+      <w:proofErr w:type="spellStart"/>
+      <w:r>
+        <w:t>false</w:t>
+      </w:r>
+      <w:proofErr w:type="spellEnd"/>
+      <w:r>
+        <w:t xml:space="preserve"> podle toho, </w:t>
+      </w:r>
+      <w:r>
+        <w:t>zda je směr pohybu menší než nula.</w:t>
+      </w:r>
+    </w:p>
+    <w:p>
+      <w:pPr>
+        <w:pStyle w:val="Nadpis2"/>
+      </w:pPr>
+      <w:bookmarkStart w:id="34" w:name="_Toc224922980"/>
+      <w:r>
+        <w:t>Detekce kolizí a interakce</w:t>
+      </w:r>
+      <w:bookmarkEnd w:id="34"/>
+    </w:p>
+    <w:p>
+      <w:r>
+        <w:t xml:space="preserve">Godot k detekci kolizí využívá systém </w:t>
+      </w:r>
+      <w:proofErr w:type="spellStart"/>
+      <w:r>
+        <w:t>Collision</w:t>
+      </w:r>
+      <w:proofErr w:type="spellEnd"/>
+      <w:r>
+        <w:t xml:space="preserve"> </w:t>
+      </w:r>
+      <w:proofErr w:type="spellStart"/>
+      <w:r>
+        <w:t>Layers</w:t>
+      </w:r>
+      <w:proofErr w:type="spellEnd"/>
+      <w:r>
+        <w:t xml:space="preserve"> (vrstvy) a </w:t>
+      </w:r>
+      <w:proofErr w:type="spellStart"/>
+      <w:r>
+        <w:t>Collision</w:t>
+      </w:r>
+      <w:proofErr w:type="spellEnd"/>
+      <w:r>
+        <w:t xml:space="preserve"> </w:t>
+      </w:r>
+      <w:proofErr w:type="spellStart"/>
+      <w:r>
+        <w:t>Masks</w:t>
+      </w:r>
+      <w:proofErr w:type="spellEnd"/>
+      <w:r>
+        <w:t xml:space="preserve"> (masky).</w:t>
+      </w:r>
+      <w:r>
+        <w:t xml:space="preserve"> </w:t>
+      </w:r>
+    </w:p>
+    <w:p>
+      <w:pPr>
+        <w:pStyle w:val="Odstavecseseznamem"/>
+        <w:numPr>
+          <w:ilvl w:val="0"/>
+          <w:numId w:val="25"/>
+        </w:numPr>
+      </w:pPr>
+      <w:proofErr w:type="spellStart"/>
+      <w:r>
+        <w:t>Collision</w:t>
+      </w:r>
+      <w:proofErr w:type="spellEnd"/>
+      <w:r>
+        <w:t xml:space="preserve"> </w:t>
+      </w:r>
+      <w:proofErr w:type="spellStart"/>
+      <w:r>
+        <w:t>Layers</w:t>
+      </w:r>
+      <w:proofErr w:type="spellEnd"/>
+      <w:r>
+        <w:t xml:space="preserve">: Definují, do jaké skupiny objekt patří. (např. </w:t>
+      </w:r>
+      <w:proofErr w:type="spellStart"/>
+      <w:r>
+        <w:t>Layer</w:t>
+      </w:r>
+      <w:proofErr w:type="spellEnd"/>
+      <w:r>
+        <w:t xml:space="preserve"> 1: Svět, Layer:2 Hráč)</w:t>
+      </w:r>
+    </w:p>
+    <w:p>
+      <w:pPr>
+        <w:pStyle w:val="Odstavecseseznamem"/>
+        <w:numPr>
+          <w:ilvl w:val="0"/>
+          <w:numId w:val="25"/>
+        </w:numPr>
+      </w:pPr>
+      <w:proofErr w:type="spellStart"/>
+      <w:r>
+        <w:t>Collision</w:t>
+      </w:r>
+      <w:proofErr w:type="spellEnd"/>
+      <w:r>
+        <w:t xml:space="preserve"> </w:t>
+      </w:r>
+      <w:proofErr w:type="spellStart"/>
+      <w:r>
+        <w:t>Masks</w:t>
+      </w:r>
+      <w:proofErr w:type="spellEnd"/>
+      <w:r>
+        <w:t>: Definují, se kterými vrstvami má daný objekt interagovat</w:t>
+      </w:r>
+    </w:p>
+    <w:p>
+      <w:pPr>
+        <w:keepNext/>
+        <w:rPr>
+          <w:b/>
+          <w:bCs/>
+        </w:rPr>
+      </w:pPr>
+      <w:r>
+        <w:rPr>
+          <w:b/>
+          <w:bCs/>
+        </w:rPr>
+        <w:lastRenderedPageBreak/>
+        <w:t>Interakce se světem</w:t>
+      </w:r>
+    </w:p>
+    <w:p>
+      <w:r>
+        <w:t xml:space="preserve">Hráči i nepřátelé mají definován </w:t>
+      </w:r>
+      <w:r>
+        <w:rPr>
+          <w:b/>
+          <w:bCs/>
+        </w:rPr>
+        <w:t>CollisionShape2D</w:t>
+      </w:r>
+      <w:r>
+        <w:rPr>
+          <w:b/>
+          <w:bCs/>
+        </w:rPr>
+        <w:t>,</w:t>
+      </w:r>
+      <w:r>
+        <w:t xml:space="preserve"> ve kterém se nachází různé výběry tvarů (např. </w:t>
+      </w:r>
+      <w:proofErr w:type="spellStart"/>
+      <w:r>
+        <w:t>obdelník</w:t>
+      </w:r>
+      <w:proofErr w:type="spellEnd"/>
+      <w:r>
+        <w:t xml:space="preserve">, kruh atd.). </w:t>
+      </w:r>
+      <w:r>
+        <w:rPr>
+          <w:b/>
+          <w:bCs/>
+        </w:rPr>
+        <w:t>CollisionShape2D</w:t>
+      </w:r>
+      <w:r>
+        <w:rPr>
+          <w:b/>
+          <w:bCs/>
+        </w:rPr>
+        <w:t xml:space="preserve"> </w:t>
+      </w:r>
+      <w:r>
+        <w:t>je zvolen proto, aby postava hladce klouzala po hranách a nezasekávala se o rohy dlaždic v </w:t>
+      </w:r>
+      <w:proofErr w:type="spellStart"/>
+      <w:r>
+        <w:t>TileMapě</w:t>
+      </w:r>
+      <w:proofErr w:type="spellEnd"/>
+      <w:r>
+        <w:t>.</w:t>
+      </w:r>
+    </w:p>
+    <w:p>
+      <w:pPr>
+        <w:keepNext/>
+        <w:rPr>
+          <w:b/>
+          <w:bCs/>
+        </w:rPr>
+      </w:pPr>
+      <w:r>
+        <w:rPr>
+          <w:b/>
+          <w:bCs/>
+        </w:rPr>
+        <w:t>Soubojový systém a detekce zásahů:</w:t>
+      </w:r>
+    </w:p>
+    <w:p>
+      <w:pPr>
+        <w:keepNext/>
+      </w:pPr>
+      <w:r>
+        <w:t xml:space="preserve">Střelba je realizována pomocí scény </w:t>
+      </w:r>
+      <w:proofErr w:type="spellStart"/>
+      <w:r>
+        <w:t>Bullet.tscn</w:t>
+      </w:r>
+      <w:proofErr w:type="spellEnd"/>
+      <w:r>
+        <w:t>. Každý náboj je typu Area2D. Při vstupu jiného objektu do této oblasti (</w:t>
+      </w:r>
+      <w:proofErr w:type="spellStart"/>
+      <w:r>
+        <w:t>body_entered</w:t>
+      </w:r>
+      <w:proofErr w:type="spellEnd"/>
+      <w:r>
+        <w:t>) dojde k následujícím krokům:</w:t>
+      </w:r>
+    </w:p>
+    <w:p>
+      <w:pPr>
+        <w:pStyle w:val="Odstavecseseznamem"/>
+        <w:keepNext/>
+        <w:numPr>
+          <w:ilvl w:val="0"/>
+          <w:numId w:val="26"/>
+        </w:numPr>
+      </w:pPr>
+      <w:r>
+        <w:t>Skript zkontroluje, zda objekt patří do skupiny „</w:t>
+      </w:r>
+      <w:proofErr w:type="spellStart"/>
+      <w:r>
+        <w:t>player</w:t>
+      </w:r>
+      <w:proofErr w:type="spellEnd"/>
+      <w:r>
+        <w:t>“</w:t>
+      </w:r>
+    </w:p>
+    <w:p>
+      <w:pPr>
+        <w:pStyle w:val="Odstavecseseznamem"/>
+        <w:keepNext/>
+        <w:numPr>
+          <w:ilvl w:val="0"/>
+          <w:numId w:val="26"/>
+        </w:numPr>
+      </w:pPr>
+      <w:r>
+        <w:t xml:space="preserve">Pokud ano, zavolá se funkce </w:t>
+      </w:r>
+      <w:proofErr w:type="spellStart"/>
+      <w:r>
+        <w:t>take_</w:t>
+      </w:r>
+      <w:proofErr w:type="gramStart"/>
+      <w:r>
+        <w:t>damage</w:t>
+      </w:r>
+      <w:proofErr w:type="spellEnd"/>
+      <w:r>
+        <w:t>(</w:t>
+      </w:r>
+      <w:proofErr w:type="gramEnd"/>
+      <w:r>
+        <w:t>), která odečte hodnotu z proměnné zdraví.</w:t>
+      </w:r>
+    </w:p>
+    <w:p>
+      <w:pPr>
+        <w:pStyle w:val="Odstavecseseznamem"/>
+        <w:keepNext/>
+        <w:numPr>
+          <w:ilvl w:val="0"/>
+          <w:numId w:val="26"/>
+        </w:numPr>
+      </w:pPr>
+      <w:r>
+        <w:t xml:space="preserve">Projektil je následně odstraněn z paměti pomocí </w:t>
+      </w:r>
+      <w:proofErr w:type="spellStart"/>
+      <w:r>
+        <w:t>queue_</w:t>
+      </w:r>
+      <w:proofErr w:type="gramStart"/>
+      <w:r>
+        <w:t>free</w:t>
+      </w:r>
+      <w:proofErr w:type="spellEnd"/>
+      <w:r>
+        <w:t>(</w:t>
+      </w:r>
+      <w:proofErr w:type="gramEnd"/>
+      <w:r>
+        <w:t>).</w:t>
+      </w:r>
+    </w:p>
+    <w:p>
+      <w:pPr>
+        <w:keepNext/>
+        <w:jc w:val="center"/>
+      </w:pPr>
+      <w:r>
+        <w:rPr>
+          <w:noProof/>
+        </w:rPr>
+        <w:drawing>
+          <wp:inline distT="0" distB="0" distL="0" distR="0" wp14:anchorId="163C3C21" wp14:editId="26BA510A">
+            <wp:extent cx="5895975" cy="3314700"/>
+            <wp:effectExtent l="0" t="0" r="9525" b="0"/>
+            <wp:docPr id="666461520" name="Obrázek 1"/>
+            <wp:cNvGraphicFramePr>
+              <a:graphicFrameLocks xmlns:a="http://schemas.openxmlformats.org/drawingml/2006/main" noChangeAspect="1"/>
+            </wp:cNvGraphicFramePr>
+            <a:graphic xmlns:a="http://schemas.openxmlformats.org/drawingml/2006/main">
+              <a:graphicData uri="http://schemas.openxmlformats.org/drawingml/2006/picture">
+                <pic:pic xmlns:pic="http://schemas.openxmlformats.org/drawingml/2006/picture">
+                  <pic:nvPicPr>
+                    <pic:cNvPr id="666461520" name=""/>
+                    <pic:cNvPicPr/>
+                  </pic:nvPicPr>
+                  <pic:blipFill>
+                    <a:blip r:embed="rId17">
+                      <a:extLst>
+                        <a:ext uri="{28A0092B-C50C-407E-A947-70E740481C1C}">
+                          <a14:useLocalDpi xmlns:a14="http://schemas.microsoft.com/office/drawing/2010/main" val="0"/>
+                        </a:ext>
+                      </a:extLst>
+                    </a:blip>
+                    <a:stretch>
+                      <a:fillRect/>
+                    </a:stretch>
+                  </pic:blipFill>
+                  <pic:spPr>
+                    <a:xfrm>
+                      <a:off x="0" y="0"/>
+                      <a:ext cx="5895975" cy="3314700"/>
+                    </a:xfrm>
+                    <a:prstGeom prst="rect">
+                      <a:avLst/>
+                    </a:prstGeom>
+                  </pic:spPr>
+                </pic:pic>
+              </a:graphicData>
+            </a:graphic>
+          </wp:inline>
+        </w:drawing>
+      </w:r>
+    </w:p>
+    <w:p>
+      <w:pPr>
+        <w:pStyle w:val="Titulek"/>
+        <w:jc w:val="center"/>
+      </w:pPr>
+      <w:bookmarkStart w:id="35" w:name="_Toc224922953"/>
+      <w:r>
+        <w:t xml:space="preserve">Obr. </w:t>
+      </w:r>
+      <w:fldSimple w:instr=" SEQ Obr. \* ARABIC ">
+        <w:r>
+          <w:rPr>
+            <w:noProof/>
+          </w:rPr>
+          <w:t>5</w:t>
+        </w:r>
+      </w:fldSimple>
+      <w:r>
+        <w:t xml:space="preserve"> Ukázka scriptu bullet.gd</w:t>
+      </w:r>
+      <w:bookmarkEnd w:id="35"/>
+    </w:p>
+    <w:p>
+      <w:pPr>
+        <w:pStyle w:val="Nadpis2"/>
+      </w:pPr>
+      <w:bookmarkStart w:id="36" w:name="_Toc224922981"/>
+      <w:r>
+        <w:t>Implementace UI a stavů hry</w:t>
+      </w:r>
+      <w:bookmarkEnd w:id="36"/>
+    </w:p>
+    <w:p>
+      <w:r>
+        <w:t xml:space="preserve">Uživatelské rozhraní (UI) ukazuje hráči důležité informace, které se hráči hodí vědět. Je postaveno na systému </w:t>
+      </w:r>
+      <w:r>
+        <w:rPr>
+          <w:b/>
+          <w:bCs/>
+        </w:rPr>
+        <w:t>„</w:t>
+      </w:r>
+      <w:proofErr w:type="spellStart"/>
+      <w:r>
+        <w:rPr>
+          <w:b/>
+          <w:bCs/>
+        </w:rPr>
+        <w:t>Control</w:t>
+      </w:r>
+      <w:proofErr w:type="spellEnd"/>
+      <w:r>
+        <w:rPr>
+          <w:b/>
+          <w:bCs/>
+        </w:rPr>
+        <w:t xml:space="preserve"> </w:t>
+      </w:r>
+      <w:proofErr w:type="spellStart"/>
+      <w:r>
+        <w:rPr>
+          <w:b/>
+          <w:bCs/>
+        </w:rPr>
+        <w:t>Nodes</w:t>
+      </w:r>
+      <w:proofErr w:type="spellEnd"/>
+      <w:r>
+        <w:rPr>
+          <w:b/>
+          <w:bCs/>
+        </w:rPr>
+        <w:t xml:space="preserve">“. </w:t>
+      </w:r>
+      <w:r>
+        <w:t xml:space="preserve">Všechny prvky rozhraní jsou umístěny v uzlu </w:t>
+      </w:r>
+      <w:proofErr w:type="spellStart"/>
+      <w:r>
+        <w:t>CanvasLayer</w:t>
+      </w:r>
+      <w:proofErr w:type="spellEnd"/>
+      <w:r>
+        <w:t xml:space="preserve">, to je důležité, protože </w:t>
+      </w:r>
+      <w:proofErr w:type="spellStart"/>
+      <w:r>
+        <w:t>CanvasLayer</w:t>
+      </w:r>
+      <w:proofErr w:type="spellEnd"/>
+      <w:r>
+        <w:t xml:space="preserve"> vytváří samostatnou vrstvu, která není ovlivněna pohybem herní kamery – díky tomu HUD (srdíčka) zůstávají stále na stejném místě obrazovky. </w:t>
+      </w:r>
+    </w:p>
+    <w:p>
+      <w:pPr>
+        <w:pStyle w:val="Nadpis3"/>
+      </w:pPr>
+      <w:bookmarkStart w:id="37" w:name="_Toc224922982"/>
+      <w:proofErr w:type="spellStart"/>
+      <w:r>
+        <w:lastRenderedPageBreak/>
+        <w:t>Heads</w:t>
+      </w:r>
+      <w:proofErr w:type="spellEnd"/>
+      <w:r>
+        <w:t>-Up Display (HUD):</w:t>
+      </w:r>
+      <w:bookmarkEnd w:id="37"/>
+    </w:p>
+    <w:p>
+      <w:pPr>
+        <w:keepNext/>
+      </w:pPr>
+      <w:r>
+        <w:t>Hlavním prvkem je ukazatel zdraví (</w:t>
+      </w:r>
+      <w:proofErr w:type="spellStart"/>
+      <w:r>
+        <w:t>Health</w:t>
+      </w:r>
+      <w:proofErr w:type="spellEnd"/>
+      <w:r>
+        <w:t xml:space="preserve"> bar). Je využit uzel </w:t>
+      </w:r>
+      <w:proofErr w:type="spellStart"/>
+      <w:r>
+        <w:t>TextureProgressBar</w:t>
+      </w:r>
+      <w:proofErr w:type="spellEnd"/>
+      <w:r>
+        <w:t>. Tento uzel je v </w:t>
+      </w:r>
+      <w:proofErr w:type="spellStart"/>
+      <w:r>
+        <w:t>realném</w:t>
+      </w:r>
+      <w:proofErr w:type="spellEnd"/>
+      <w:r>
+        <w:t xml:space="preserve"> čase propojen se skriptem hráče pomocí </w:t>
+      </w:r>
+      <w:proofErr w:type="spellStart"/>
+      <w:r>
+        <w:t>signalů</w:t>
+      </w:r>
+      <w:proofErr w:type="spellEnd"/>
+      <w:r>
+        <w:t xml:space="preserve">. Jakmile hráč utrpí poškození, vyšle se signál </w:t>
+      </w:r>
+      <w:proofErr w:type="spellStart"/>
+      <w:r>
+        <w:t>health_changed</w:t>
+      </w:r>
+      <w:proofErr w:type="spellEnd"/>
+      <w:r>
+        <w:t>, na který UI reaguje aktualizací hodnoty zdraví.</w:t>
+      </w:r>
+    </w:p>
+    <w:p>
+      <w:pPr>
+        <w:keepNext/>
+        <w:jc w:val="center"/>
+      </w:pPr>
+      <w:r>
+        <w:rPr>
+          <w:noProof/>
+        </w:rPr>
+        <w:drawing>
+          <wp:inline distT="0" distB="0" distL="0" distR="0" wp14:anchorId="4D319C77" wp14:editId="2C759DEE">
+            <wp:extent cx="6120765" cy="2962275"/>
+            <wp:effectExtent l="0" t="0" r="0" b="9525"/>
+            <wp:docPr id="213115451" name="Obrázek 1"/>
+            <wp:cNvGraphicFramePr>
+              <a:graphicFrameLocks xmlns:a="http://schemas.openxmlformats.org/drawingml/2006/main" noChangeAspect="1"/>
+            </wp:cNvGraphicFramePr>
+            <a:graphic xmlns:a="http://schemas.openxmlformats.org/drawingml/2006/main">
+              <a:graphicData uri="http://schemas.openxmlformats.org/drawingml/2006/picture">
+                <pic:pic xmlns:pic="http://schemas.openxmlformats.org/drawingml/2006/picture">
+                  <pic:nvPicPr>
+                    <pic:cNvPr id="213115451" name=""/>
+                    <pic:cNvPicPr/>
+                  </pic:nvPicPr>
+                  <pic:blipFill>
+                    <a:blip r:embed="rId18"/>
+                    <a:stretch>
+                      <a:fillRect/>
+                    </a:stretch>
+                  </pic:blipFill>
+                  <pic:spPr>
+                    <a:xfrm>
+                      <a:off x="0" y="0"/>
+                      <a:ext cx="6120765" cy="2962275"/>
+                    </a:xfrm>
+                    <a:prstGeom prst="rect">
+                      <a:avLst/>
+                    </a:prstGeom>
+                  </pic:spPr>
+                </pic:pic>
+              </a:graphicData>
+            </a:graphic>
+          </wp:inline>
+        </w:drawing>
+      </w:r>
+    </w:p>
+    <w:p>
+      <w:pPr>
+        <w:pStyle w:val="Titulek"/>
+        <w:jc w:val="center"/>
+      </w:pPr>
+      <w:bookmarkStart w:id="38" w:name="_Toc224922954"/>
+      <w:r>
+        <w:t xml:space="preserve">Obr. </w:t>
+      </w:r>
+      <w:fldSimple w:instr=" SEQ Obr. \* ARABIC ">
+        <w:r>
+          <w:rPr>
+            <w:noProof/>
+          </w:rPr>
+          <w:t>6</w:t>
+        </w:r>
+      </w:fldSimple>
+      <w:r>
+        <w:t xml:space="preserve"> Ukázka HUD hry</w:t>
+      </w:r>
+      <w:bookmarkEnd w:id="38"/>
+    </w:p>
+    <w:p>
+      <w:pPr>
+        <w:pStyle w:val="Nadpis3"/>
+      </w:pPr>
+      <w:bookmarkStart w:id="39" w:name="_Toc224922983"/>
+      <w:r>
+        <w:lastRenderedPageBreak/>
+        <w:t>Systém stavů hry:</w:t>
+      </w:r>
+      <w:bookmarkEnd w:id="39"/>
+    </w:p>
+    <w:p>
+      <w:pPr>
+        <w:keepNext/>
+      </w:pPr>
+      <w:r>
+        <w:t>Hra má několik základních stavů, které jsou spravovány globálním skriptem:</w:t>
+      </w:r>
+    </w:p>
+    <w:p>
+      <w:pPr>
+        <w:pStyle w:val="Odstavecseseznamem"/>
+        <w:keepNext/>
+        <w:numPr>
+          <w:ilvl w:val="0"/>
+          <w:numId w:val="29"/>
+        </w:numPr>
+      </w:pPr>
+      <w:proofErr w:type="spellStart"/>
+      <w:r>
+        <w:rPr>
+          <w:b/>
+          <w:bCs/>
+        </w:rPr>
+        <w:t>Main</w:t>
+      </w:r>
+      <w:proofErr w:type="spellEnd"/>
+      <w:r>
+        <w:rPr>
+          <w:b/>
+          <w:bCs/>
+        </w:rPr>
+        <w:t xml:space="preserve"> Menu</w:t>
+      </w:r>
+      <w:r>
+        <w:t>: Úvodní obrazovka se startem hry</w:t>
+      </w:r>
+      <w:r>
+        <w:t xml:space="preserve">. V tomto stavu hry se hráči zobrazí počáteční scéna s logem hry v pozadí a třemi tlačítky: Play, </w:t>
+      </w:r>
+      <w:proofErr w:type="spellStart"/>
+      <w:r>
+        <w:t>Options</w:t>
+      </w:r>
+      <w:proofErr w:type="spellEnd"/>
+      <w:r>
+        <w:t xml:space="preserve">, Quit. Každé tlačítko má k sobě připojenou metodu </w:t>
+      </w:r>
+      <w:proofErr w:type="spellStart"/>
+      <w:r>
+        <w:t>pressed</w:t>
+      </w:r>
+      <w:proofErr w:type="spellEnd"/>
+      <w:r>
+        <w:t xml:space="preserve">, díky které tlačítko </w:t>
+      </w:r>
+      <w:proofErr w:type="gramStart"/>
+      <w:r>
+        <w:t>ví</w:t>
+      </w:r>
+      <w:proofErr w:type="gramEnd"/>
+      <w:r>
+        <w:t xml:space="preserve"> co má dělat, pokud je zmáčknuto.</w:t>
+      </w:r>
+    </w:p>
+    <w:p>
+      <w:pPr>
+        <w:keepNext/>
+        <w:jc w:val="center"/>
+      </w:pPr>
+      <w:r>
+        <w:rPr>
+          <w:noProof/>
+        </w:rPr>
+        <w:drawing>
+          <wp:inline distT="0" distB="0" distL="0" distR="0" wp14:anchorId="50AEC42D" wp14:editId="5BE37C9F">
+            <wp:extent cx="6120765" cy="3200400"/>
+            <wp:effectExtent l="0" t="0" r="0" b="0"/>
+            <wp:docPr id="807833032" name="Obrázek 1"/>
+            <wp:cNvGraphicFramePr>
+              <a:graphicFrameLocks xmlns:a="http://schemas.openxmlformats.org/drawingml/2006/main" noChangeAspect="1"/>
+            </wp:cNvGraphicFramePr>
+            <a:graphic xmlns:a="http://schemas.openxmlformats.org/drawingml/2006/main">
+              <a:graphicData uri="http://schemas.openxmlformats.org/drawingml/2006/picture">
+                <pic:pic xmlns:pic="http://schemas.openxmlformats.org/drawingml/2006/picture">
+                  <pic:nvPicPr>
+                    <pic:cNvPr id="807833032" name=""/>
+                    <pic:cNvPicPr/>
+                  </pic:nvPicPr>
+                  <pic:blipFill>
+                    <a:blip r:embed="rId19">
+                      <a:extLst>
+                        <a:ext uri="{28A0092B-C50C-407E-A947-70E740481C1C}">
+                          <a14:useLocalDpi xmlns:a14="http://schemas.microsoft.com/office/drawing/2010/main" val="0"/>
+                        </a:ext>
+                      </a:extLst>
+                    </a:blip>
+                    <a:stretch>
+                      <a:fillRect/>
+                    </a:stretch>
+                  </pic:blipFill>
+                  <pic:spPr>
+                    <a:xfrm>
+                      <a:off x="0" y="0"/>
+                      <a:ext cx="6120765" cy="3200400"/>
+                    </a:xfrm>
+                    <a:prstGeom prst="rect">
+                      <a:avLst/>
+                    </a:prstGeom>
+                  </pic:spPr>
+                </pic:pic>
+              </a:graphicData>
+            </a:graphic>
+          </wp:inline>
+        </w:drawing>
+      </w:r>
+    </w:p>
+    <w:p>
+      <w:pPr>
+        <w:pStyle w:val="Titulek"/>
+        <w:jc w:val="center"/>
+      </w:pPr>
+      <w:bookmarkStart w:id="40" w:name="_Toc224922955"/>
+      <w:r>
+        <w:t xml:space="preserve">Obr. </w:t>
+      </w:r>
+      <w:fldSimple w:instr=" SEQ Obr. \* ARABIC ">
+        <w:r>
+          <w:rPr>
+            <w:noProof/>
+          </w:rPr>
+          <w:t>7</w:t>
+        </w:r>
+      </w:fldSimple>
+      <w:r>
+        <w:t xml:space="preserve"> Ukázka </w:t>
+      </w:r>
+      <w:proofErr w:type="spellStart"/>
+      <w:r>
+        <w:t>Main</w:t>
+      </w:r>
+      <w:proofErr w:type="spellEnd"/>
+      <w:r>
+        <w:t xml:space="preserve"> Menu hry</w:t>
+      </w:r>
+      <w:bookmarkEnd w:id="40"/>
+    </w:p>
+    <w:p>
+      <w:pPr>
+        <w:pStyle w:val="Odstavecseseznamem"/>
+        <w:numPr>
+          <w:ilvl w:val="0"/>
+          <w:numId w:val="29"/>
+        </w:numPr>
+      </w:pPr>
+      <w:proofErr w:type="spellStart"/>
+      <w:r>
+        <w:rPr>
+          <w:b/>
+          <w:bCs/>
+        </w:rPr>
+        <w:t>Active</w:t>
+      </w:r>
+      <w:proofErr w:type="spellEnd"/>
+      <w:r>
+        <w:rPr>
+          <w:b/>
+          <w:bCs/>
+        </w:rPr>
+        <w:t xml:space="preserve"> Play</w:t>
+      </w:r>
+      <w:r>
+        <w:t>:</w:t>
+      </w:r>
+      <w:r>
+        <w:t xml:space="preserve"> Standardní průběh úrovně.</w:t>
+      </w:r>
+      <w:r>
+        <w:t xml:space="preserve"> V tomto stavu se odehrává průběh hry.</w:t>
+      </w:r>
+    </w:p>
+    <w:p>
+      <w:pPr>
+        <w:pStyle w:val="Odstavecseseznamem"/>
+        <w:keepNext/>
+        <w:numPr>
+          <w:ilvl w:val="0"/>
+          <w:numId w:val="29"/>
+        </w:numPr>
+        <w:ind w:left="641" w:hanging="357"/>
+      </w:pPr>
+      <w:proofErr w:type="spellStart"/>
+      <w:r>
+        <w:rPr>
+          <w:b/>
+          <w:bCs/>
+        </w:rPr>
+        <w:t>Death</w:t>
+      </w:r>
+      <w:proofErr w:type="spellEnd"/>
+      <w:r>
+        <w:rPr>
+          <w:b/>
+          <w:bCs/>
+        </w:rPr>
+        <w:t xml:space="preserve"> Menu</w:t>
+      </w:r>
+      <w:r>
+        <w:t>:</w:t>
+      </w:r>
+      <w:r>
+        <w:t xml:space="preserve"> Zobrazuje se při nulovém zdraví. V tomto stavu hry se hráči zobrazí text „</w:t>
+      </w:r>
+      <w:proofErr w:type="spellStart"/>
+      <w:r>
+        <w:t>You</w:t>
+      </w:r>
+      <w:proofErr w:type="spellEnd"/>
+      <w:r>
+        <w:t xml:space="preserve"> </w:t>
+      </w:r>
+      <w:proofErr w:type="spellStart"/>
+      <w:r>
+        <w:t>Died</w:t>
+      </w:r>
+      <w:proofErr w:type="spellEnd"/>
+      <w:r>
+        <w:t>“ spolu s dvěm</w:t>
+      </w:r>
+      <w:r>
+        <w:t>a</w:t>
+      </w:r>
+      <w:r>
+        <w:t xml:space="preserve"> tlačítky: </w:t>
+      </w:r>
+      <w:proofErr w:type="spellStart"/>
+      <w:r>
+        <w:t>RestartButton</w:t>
+      </w:r>
+      <w:proofErr w:type="spellEnd"/>
+      <w:r>
+        <w:t xml:space="preserve">, </w:t>
+      </w:r>
+      <w:proofErr w:type="spellStart"/>
+      <w:r>
+        <w:t>BackToMenuButton</w:t>
+      </w:r>
+      <w:proofErr w:type="spellEnd"/>
+      <w:r>
+        <w:t xml:space="preserve">. Tlačítko </w:t>
+      </w:r>
+      <w:proofErr w:type="spellStart"/>
+      <w:r>
+        <w:t>RestartButton</w:t>
+      </w:r>
+      <w:proofErr w:type="spellEnd"/>
+      <w:r>
+        <w:t xml:space="preserve"> při stisknutí resetuje běh scény a hra běží znovu od začátku. </w:t>
+      </w:r>
+      <w:proofErr w:type="spellStart"/>
+      <w:r>
+        <w:t>BackToMenuButton</w:t>
+      </w:r>
+      <w:proofErr w:type="spellEnd"/>
+      <w:r>
+        <w:t xml:space="preserve"> při stisknutí vrátí hráče zpátky do úvodní obrazovky </w:t>
+      </w:r>
+      <w:proofErr w:type="spellStart"/>
+      <w:r>
+        <w:t>Main</w:t>
+      </w:r>
+      <w:proofErr w:type="spellEnd"/>
+      <w:r>
+        <w:t xml:space="preserve"> Menu.</w:t>
+      </w:r>
+    </w:p>
+    <w:p>
+      <w:pPr>
+        <w:keepNext/>
+        <w:jc w:val="center"/>
+      </w:pPr>
+      <w:r>
+        <w:rPr>
+          <w:noProof/>
+        </w:rPr>
+        <w:drawing>
+          <wp:inline distT="0" distB="0" distL="0" distR="0" wp14:anchorId="69608C53" wp14:editId="02361E3E">
+            <wp:extent cx="6120765" cy="2390775"/>
+            <wp:effectExtent l="0" t="0" r="0" b="9525"/>
+            <wp:docPr id="892375566" name="Obrázek 1"/>
+            <wp:cNvGraphicFramePr>
+              <a:graphicFrameLocks xmlns:a="http://schemas.openxmlformats.org/drawingml/2006/main" noChangeAspect="1"/>
+            </wp:cNvGraphicFramePr>
+            <a:graphic xmlns:a="http://schemas.openxmlformats.org/drawingml/2006/main">
+              <a:graphicData uri="http://schemas.openxmlformats.org/drawingml/2006/picture">
+                <pic:pic xmlns:pic="http://schemas.openxmlformats.org/drawingml/2006/picture">
+                  <pic:nvPicPr>
+                    <pic:cNvPr id="892375566" name=""/>
+                    <pic:cNvPicPr/>
+                  </pic:nvPicPr>
+                  <pic:blipFill>
+                    <a:blip r:embed="rId20">
+                      <a:extLst>
+                        <a:ext uri="{28A0092B-C50C-407E-A947-70E740481C1C}">
+                          <a14:useLocalDpi xmlns:a14="http://schemas.microsoft.com/office/drawing/2010/main" val="0"/>
+                        </a:ext>
+                      </a:extLst>
+                    </a:blip>
+                    <a:stretch>
+                      <a:fillRect/>
+                    </a:stretch>
+                  </pic:blipFill>
+                  <pic:spPr>
+                    <a:xfrm>
+                      <a:off x="0" y="0"/>
+                      <a:ext cx="6120765" cy="2390775"/>
+                    </a:xfrm>
+                    <a:prstGeom prst="rect">
+                      <a:avLst/>
+                    </a:prstGeom>
+                  </pic:spPr>
+                </pic:pic>
+              </a:graphicData>
+            </a:graphic>
+          </wp:inline>
+        </w:drawing>
+      </w:r>
+    </w:p>
+    <w:p>
+      <w:pPr>
+        <w:pStyle w:val="Titulek"/>
+        <w:jc w:val="center"/>
+      </w:pPr>
+      <w:bookmarkStart w:id="41" w:name="_Toc224922956"/>
+      <w:r>
+        <w:t xml:space="preserve">Obr. </w:t>
+      </w:r>
+      <w:fldSimple w:instr=" SEQ Obr. \* ARABIC ">
+        <w:r>
+          <w:rPr>
+            <w:noProof/>
+          </w:rPr>
+          <w:t>8</w:t>
+        </w:r>
+      </w:fldSimple>
+      <w:r>
+        <w:t xml:space="preserve"> Ukázka </w:t>
+      </w:r>
+      <w:proofErr w:type="spellStart"/>
+      <w:r>
+        <w:t>Death</w:t>
+      </w:r>
+      <w:proofErr w:type="spellEnd"/>
+      <w:r>
+        <w:t xml:space="preserve"> Menu</w:t>
+      </w:r>
+      <w:bookmarkEnd w:id="41"/>
+    </w:p>
+    <w:p>
+      <w:pPr>
+        <w:pStyle w:val="Odstavecseseznamem"/>
+        <w:keepNext/>
+        <w:numPr>
+          <w:ilvl w:val="0"/>
+          <w:numId w:val="30"/>
+        </w:numPr>
+        <w:ind w:left="714" w:hanging="357"/>
+        <w:rPr>
+          <w:b/>
+          <w:bCs/>
+        </w:rPr>
+      </w:pPr>
+      <w:proofErr w:type="spellStart"/>
+      <w:r>
+        <w:rPr>
+          <w:b/>
+          <w:bCs/>
+        </w:rPr>
+        <w:lastRenderedPageBreak/>
+        <w:t>Win</w:t>
+      </w:r>
+      <w:proofErr w:type="spellEnd"/>
+      <w:r>
+        <w:rPr>
+          <w:b/>
+          <w:bCs/>
+        </w:rPr>
+        <w:t xml:space="preserve"> Menu</w:t>
+      </w:r>
+      <w:r>
+        <w:rPr>
+          <w:b/>
+          <w:bCs/>
+        </w:rPr>
+        <w:t xml:space="preserve">: </w:t>
+      </w:r>
+      <w:r>
+        <w:t>Zobrazí se po dosažení cílové zóny (Area2D na konci levelu). V tomto stavu hry se hráči zobrazí text „</w:t>
+      </w:r>
+      <w:proofErr w:type="spellStart"/>
+      <w:r>
+        <w:t>Mission</w:t>
+      </w:r>
+      <w:proofErr w:type="spellEnd"/>
+      <w:r>
+        <w:t xml:space="preserve"> </w:t>
+      </w:r>
+      <w:proofErr w:type="spellStart"/>
+      <w:r>
+        <w:t>Completed</w:t>
+      </w:r>
+      <w:proofErr w:type="spellEnd"/>
+      <w:r>
+        <w:t xml:space="preserve">!“ spolu s jedním tlačítkem: </w:t>
+      </w:r>
+      <w:proofErr w:type="spellStart"/>
+      <w:r>
+        <w:t>NextMissionButton</w:t>
+      </w:r>
+      <w:proofErr w:type="spellEnd"/>
+      <w:r>
+        <w:t xml:space="preserve">. Toto tlačítko při stisknutí odkazuje na scénu s další úrovní. </w:t>
+      </w:r>
+    </w:p>
+    <w:p>
+      <w:pPr>
+        <w:keepNext/>
+        <w:jc w:val="center"/>
+      </w:pPr>
+      <w:r>
+        <w:rPr>
+          <w:b/>
+          <w:bCs/>
+          <w:noProof/>
+        </w:rPr>
+        <w:drawing>
+          <wp:inline distT="0" distB="0" distL="0" distR="0" wp14:anchorId="13479126" wp14:editId="0926A8DC">
+            <wp:extent cx="6120765" cy="2914650"/>
+            <wp:effectExtent l="0" t="0" r="0" b="0"/>
+            <wp:docPr id="1604313014" name="Obrázek 1"/>
+            <wp:cNvGraphicFramePr>
+              <a:graphicFrameLocks xmlns:a="http://schemas.openxmlformats.org/drawingml/2006/main" noChangeAspect="1"/>
+            </wp:cNvGraphicFramePr>
+            <a:graphic xmlns:a="http://schemas.openxmlformats.org/drawingml/2006/main">
+              <a:graphicData uri="http://schemas.openxmlformats.org/drawingml/2006/picture">
+                <pic:pic xmlns:pic="http://schemas.openxmlformats.org/drawingml/2006/picture">
+                  <pic:nvPicPr>
+                    <pic:cNvPr id="1604313014" name=""/>
+                    <pic:cNvPicPr/>
+                  </pic:nvPicPr>
+                  <pic:blipFill>
+                    <a:blip r:embed="rId21">
+                      <a:extLst>
+                        <a:ext uri="{28A0092B-C50C-407E-A947-70E740481C1C}">
+                          <a14:useLocalDpi xmlns:a14="http://schemas.microsoft.com/office/drawing/2010/main" val="0"/>
+                        </a:ext>
+                      </a:extLst>
+                    </a:blip>
+                    <a:stretch>
+                      <a:fillRect/>
+                    </a:stretch>
+                  </pic:blipFill>
+                  <pic:spPr>
+                    <a:xfrm>
+                      <a:off x="0" y="0"/>
+                      <a:ext cx="6120765" cy="2914650"/>
+                    </a:xfrm>
+                    <a:prstGeom prst="rect">
+                      <a:avLst/>
+                    </a:prstGeom>
+                  </pic:spPr>
+                </pic:pic>
+              </a:graphicData>
+            </a:graphic>
+          </wp:inline>
+        </w:drawing>
+      </w:r>
+    </w:p>
+    <w:p>
+      <w:pPr>
+        <w:pStyle w:val="Titulek"/>
+        <w:jc w:val="center"/>
+      </w:pPr>
+      <w:bookmarkStart w:id="42" w:name="_Toc224922957"/>
+      <w:r>
+        <w:t xml:space="preserve">Obr. </w:t>
+      </w:r>
+      <w:fldSimple w:instr=" SEQ Obr. \* ARABIC ">
+        <w:r>
+          <w:rPr>
+            <w:noProof/>
+          </w:rPr>
+          <w:t>9</w:t>
+        </w:r>
+      </w:fldSimple>
+      <w:r>
+        <w:t xml:space="preserve"> Ukázka </w:t>
+      </w:r>
+      <w:proofErr w:type="spellStart"/>
+      <w:r>
+        <w:t>Win</w:t>
+      </w:r>
+      <w:proofErr w:type="spellEnd"/>
+      <w:r>
+        <w:t xml:space="preserve"> Menu</w:t>
+      </w:r>
+      <w:bookmarkEnd w:id="42"/>
+    </w:p>
+    <w:p>
+      <w:pPr>
+        <w:keepNext/>
+        <w:rPr>
+          <w:b/>
+          <w:bCs/>
+        </w:rPr>
+      </w:pPr>
+      <w:r>
+        <w:t xml:space="preserve">Při přechodu mezi těmito stavy je využita metoda </w:t>
+      </w:r>
+      <w:proofErr w:type="spellStart"/>
+      <w:r>
+        <w:rPr>
+          <w:b/>
+          <w:bCs/>
+        </w:rPr>
+        <w:t>get_tree</w:t>
+      </w:r>
+      <w:proofErr w:type="spellEnd"/>
+      <w:r>
+        <w:rPr>
+          <w:b/>
+          <w:bCs/>
+        </w:rPr>
+        <w:t>(</w:t>
+      </w:r>
+      <w:proofErr w:type="gramStart"/>
+      <w:r>
+        <w:rPr>
+          <w:b/>
+          <w:bCs/>
+        </w:rPr>
+        <w:t>).</w:t>
+      </w:r>
+      <w:proofErr w:type="spellStart"/>
+      <w:r>
+        <w:rPr>
+          <w:b/>
+          <w:bCs/>
+        </w:rPr>
+        <w:t>change</w:t>
+      </w:r>
+      <w:proofErr w:type="gramEnd"/>
+      <w:r>
+        <w:rPr>
+          <w:b/>
+          <w:bCs/>
+        </w:rPr>
+        <w:t>_scene_to_</w:t>
+      </w:r>
+      <w:proofErr w:type="gramStart"/>
+      <w:r>
+        <w:rPr>
+          <w:b/>
+          <w:bCs/>
+        </w:rPr>
+        <w:t>file</w:t>
+      </w:r>
+      <w:proofErr w:type="spellEnd"/>
+      <w:r>
+        <w:rPr>
+          <w:b/>
+          <w:bCs/>
+        </w:rPr>
+        <w:t>(</w:t>
+      </w:r>
+      <w:proofErr w:type="gramEnd"/>
+      <w:r>
+        <w:rPr>
+          <w:b/>
+          <w:bCs/>
+        </w:rPr>
+        <w:t>).</w:t>
+      </w:r>
+      <w:r>
+        <w:rPr>
+          <w:b/>
+          <w:bCs/>
+        </w:rPr>
+        <w:t xml:space="preserve"> </w:t>
+      </w:r>
+      <w:r>
+        <w:t xml:space="preserve">Pro zatraktivnění hry jsem implementoval jednoduché animace, které se zobrazují při určitých stavech hry. Tyto animace jsou vytvořeny pomocí uzlu </w:t>
+      </w:r>
+      <w:proofErr w:type="spellStart"/>
+      <w:r>
+        <w:rPr>
+          <w:b/>
+          <w:bCs/>
+        </w:rPr>
+        <w:t>AnimationPlayer</w:t>
+      </w:r>
+      <w:proofErr w:type="spellEnd"/>
+      <w:r>
+        <w:rPr>
+          <w:b/>
+          <w:bCs/>
+        </w:rPr>
+        <w:t>.</w:t>
+      </w:r>
+    </w:p>
+    <w:p>
+      <w:pPr>
+        <w:keepNext/>
+        <w:jc w:val="center"/>
+      </w:pPr>
+      <w:r>
+        <w:rPr>
+          <w:noProof/>
+        </w:rPr>
+        <w:drawing>
+          <wp:inline distT="0" distB="0" distL="0" distR="0" wp14:anchorId="24CE452C" wp14:editId="6EA70EFC">
+            <wp:extent cx="5353797" cy="647790"/>
+            <wp:effectExtent l="0" t="0" r="0" b="0"/>
+            <wp:docPr id="686637597" name="Obrázek 1"/>
+            <wp:cNvGraphicFramePr>
+              <a:graphicFrameLocks xmlns:a="http://schemas.openxmlformats.org/drawingml/2006/main" noChangeAspect="1"/>
+            </wp:cNvGraphicFramePr>
+            <a:graphic xmlns:a="http://schemas.openxmlformats.org/drawingml/2006/main">
+              <a:graphicData uri="http://schemas.openxmlformats.org/drawingml/2006/picture">
+                <pic:pic xmlns:pic="http://schemas.openxmlformats.org/drawingml/2006/picture">
+                  <pic:nvPicPr>
+                    <pic:cNvPr id="686637597" name=""/>
+                    <pic:cNvPicPr/>
+                  </pic:nvPicPr>
+                  <pic:blipFill>
+                    <a:blip r:embed="rId22">
+                      <a:extLst>
+                        <a:ext uri="{28A0092B-C50C-407E-A947-70E740481C1C}">
+                          <a14:useLocalDpi xmlns:a14="http://schemas.microsoft.com/office/drawing/2010/main" val="0"/>
+                        </a:ext>
+                      </a:extLst>
+                    </a:blip>
+                    <a:stretch>
+                      <a:fillRect/>
+                    </a:stretch>
+                  </pic:blipFill>
+                  <pic:spPr>
+                    <a:xfrm>
+                      <a:off x="0" y="0"/>
+                      <a:ext cx="5353797" cy="647790"/>
+                    </a:xfrm>
+                    <a:prstGeom prst="rect">
+                      <a:avLst/>
+                    </a:prstGeom>
+                  </pic:spPr>
+                </pic:pic>
+              </a:graphicData>
+            </a:graphic>
+          </wp:inline>
+        </w:drawing>
+      </w:r>
+    </w:p>
+    <w:p>
+      <w:pPr>
+        <w:pStyle w:val="Titulek"/>
+        <w:jc w:val="center"/>
+      </w:pPr>
+      <w:bookmarkStart w:id="43" w:name="_Toc224922958"/>
+      <w:r>
+        <w:t xml:space="preserve">Obr. </w:t>
+      </w:r>
+      <w:fldSimple w:instr=" SEQ Obr. \* ARABIC ">
+        <w:r>
+          <w:rPr>
+            <w:noProof/>
+          </w:rPr>
+          <w:t>10</w:t>
+        </w:r>
+      </w:fldSimple>
+      <w:r>
+        <w:t xml:space="preserve"> Ukázka kódu pro přepnutí scény (stavu) hry.</w:t>
+      </w:r>
+      <w:bookmarkEnd w:id="43"/>
+    </w:p>
+    <w:p>
+      <w:pPr>
+        <w:pStyle w:val="Nadpis2"/>
+      </w:pPr>
+      <w:bookmarkStart w:id="44" w:name="_Toc224922984"/>
+      <w:r>
+        <w:t>Implementace audia</w:t>
+      </w:r>
+      <w:bookmarkEnd w:id="44"/>
+    </w:p>
+    <w:p>
+      <w:r>
+        <w:t>Tato kapitola se zabývá správou zvuků. V </w:t>
+      </w:r>
+      <w:proofErr w:type="spellStart"/>
+      <w:r>
+        <w:t>enginu</w:t>
+      </w:r>
+      <w:proofErr w:type="spellEnd"/>
+      <w:r>
+        <w:t xml:space="preserve"> Godot jsem pro správu zvuků využil uzly AudioStreamPlayer2D.</w:t>
+      </w:r>
+    </w:p>
+    <w:p>
+      <w:pPr>
+        <w:keepNext/>
+        <w:rPr>
+          <w:b/>
+          <w:bCs/>
+        </w:rPr>
+      </w:pPr>
+      <w:r>
+        <w:rPr>
+          <w:b/>
+          <w:bCs/>
+        </w:rPr>
+        <w:lastRenderedPageBreak/>
+        <w:t>Technické řešení:</w:t>
+      </w:r>
+    </w:p>
+    <w:p>
+      <w:pPr>
+        <w:keepNext/>
+      </w:pPr>
+      <w:r>
+        <w:t xml:space="preserve">Zvuky jsou do hry </w:t>
+      </w:r>
+      <w:proofErr w:type="spellStart"/>
+      <w:r>
+        <w:t>vkládany</w:t>
+      </w:r>
+      <w:proofErr w:type="spellEnd"/>
+      <w:r>
+        <w:t xml:space="preserve"> dynamicky pomocí skriptu. Například při skoku je v momentě stisknutí klávesy zavolána </w:t>
+      </w:r>
+      <w:proofErr w:type="spellStart"/>
+      <w:r>
+        <w:t>metda</w:t>
+      </w:r>
+      <w:proofErr w:type="spellEnd"/>
+      <w:r>
+        <w:t xml:space="preserve"> </w:t>
+      </w:r>
+      <w:proofErr w:type="spellStart"/>
+      <w:r>
+        <w:t>jump_</w:t>
+      </w:r>
+      <w:proofErr w:type="gramStart"/>
+      <w:r>
+        <w:t>sound.play</w:t>
+      </w:r>
+      <w:proofErr w:type="spellEnd"/>
+      <w:proofErr w:type="gramEnd"/>
+      <w:r>
+        <w:t xml:space="preserve">(). Podobně je řešen i zvuk úderu v metodě </w:t>
+      </w:r>
+      <w:proofErr w:type="spellStart"/>
+      <w:r>
+        <w:t>perform_</w:t>
+      </w:r>
+      <w:proofErr w:type="gramStart"/>
+      <w:r>
+        <w:t>attack</w:t>
+      </w:r>
+      <w:proofErr w:type="spellEnd"/>
+      <w:r>
+        <w:t>(</w:t>
+      </w:r>
+      <w:proofErr w:type="gramEnd"/>
+      <w:r>
+        <w:t>).</w:t>
+      </w:r>
+    </w:p>
+    <w:p>
+      <w:pPr>
+        <w:keepNext/>
+        <w:jc w:val="center"/>
+      </w:pPr>
+      <w:r>
+        <w:drawing>
+          <wp:inline distT="0" distB="0" distL="0" distR="0" wp14:anchorId="6FE97037" wp14:editId="6982E4E4">
+            <wp:extent cx="2534004" cy="5115639"/>
+            <wp:effectExtent l="0" t="0" r="0" b="0"/>
+            <wp:docPr id="1801862688" name="Obrázek 1"/>
+            <wp:cNvGraphicFramePr>
+              <a:graphicFrameLocks xmlns:a="http://schemas.openxmlformats.org/drawingml/2006/main" noChangeAspect="1"/>
+            </wp:cNvGraphicFramePr>
+            <a:graphic xmlns:a="http://schemas.openxmlformats.org/drawingml/2006/main">
+              <a:graphicData uri="http://schemas.openxmlformats.org/drawingml/2006/picture">
+                <pic:pic xmlns:pic="http://schemas.openxmlformats.org/drawingml/2006/picture">
+                  <pic:nvPicPr>
+                    <pic:cNvPr id="1801862688" name=""/>
+                    <pic:cNvPicPr/>
+                  </pic:nvPicPr>
+                  <pic:blipFill>
+                    <a:blip r:embed="rId23"/>
+                    <a:stretch>
+                      <a:fillRect/>
+                    </a:stretch>
+                  </pic:blipFill>
+                  <pic:spPr>
+                    <a:xfrm>
+                      <a:off x="0" y="0"/>
+                      <a:ext cx="2534004" cy="5115639"/>
+                    </a:xfrm>
+                    <a:prstGeom prst="rect">
+                      <a:avLst/>
+                    </a:prstGeom>
+                  </pic:spPr>
+                </pic:pic>
+              </a:graphicData>
+            </a:graphic>
+          </wp:inline>
+        </w:drawing>
+      </w:r>
+    </w:p>
+    <w:p>
+      <w:pPr>
+        <w:pStyle w:val="Titulek"/>
+        <w:jc w:val="center"/>
+      </w:pPr>
+      <w:bookmarkStart w:id="45" w:name="_Toc224922959"/>
+      <w:r>
+        <w:t xml:space="preserve">Obr. </w:t>
+      </w:r>
+      <w:fldSimple w:instr=" SEQ Obr. \* ARABIC ">
+        <w:r>
+          <w:rPr>
+            <w:noProof/>
+          </w:rPr>
+          <w:t>11</w:t>
+        </w:r>
+      </w:fldSimple>
+      <w:r>
+        <w:t xml:space="preserve"> Ukázka uzlu AudioStreamPlayer2D</w:t>
+      </w:r>
+      <w:bookmarkEnd w:id="45"/>
     </w:p>
     <w:p>
       <w:pPr>
         <w:pStyle w:val="Nadpis1"/>
       </w:pPr>
-      <w:bookmarkStart w:id="29" w:name="_Toc224845479"/>
-      <w:r>
-        <w:lastRenderedPageBreak/>
-        <w:t>realizace projektu</w:t>
-      </w:r>
-      <w:bookmarkEnd w:id="29"/>
-    </w:p>
-    <w:p>
-      <w:pPr>
-        <w:pStyle w:val="Nadpis2"/>
-      </w:pPr>
-      <w:bookmarkStart w:id="30" w:name="_Toc224845480"/>
-      <w:r>
-        <w:t>Tvorba grafických assetů</w:t>
-      </w:r>
-      <w:bookmarkEnd w:id="30"/>
-    </w:p>
-    <w:p>
-      <w:pPr>
-        <w:pStyle w:val="Nadpis2"/>
-      </w:pPr>
-      <w:bookmarkStart w:id="31" w:name="_Toc224845481"/>
-      <w:r>
-        <w:t>Programování pohybu a animací</w:t>
-      </w:r>
-      <w:bookmarkEnd w:id="31"/>
-    </w:p>
-    <w:p>
-      <w:pPr>
-        <w:pStyle w:val="Nadpis2"/>
-      </w:pPr>
-      <w:bookmarkStart w:id="32" w:name="_Toc224845482"/>
-      <w:r>
-        <w:t>Detekce kolizí a interakce</w:t>
-      </w:r>
-      <w:bookmarkEnd w:id="32"/>
-    </w:p>
-    <w:p>
-      <w:pPr>
-        <w:pStyle w:val="Nadpis2"/>
-      </w:pPr>
-      <w:bookmarkStart w:id="33" w:name="_Toc224845483"/>
-      <w:r>
-        <w:t>Implementace UI a stavů hry</w:t>
-      </w:r>
-      <w:bookmarkEnd w:id="33"/>
-    </w:p>
-    <w:p>
-      <w:pPr>
-        <w:pStyle w:val="Nadpis1"/>
-      </w:pPr>
-      <w:bookmarkStart w:id="34" w:name="_Toc224845484"/>
+      <w:bookmarkStart w:id="46" w:name="_Toc224922985"/>
       <w:r>
         <w:lastRenderedPageBreak/>
         <w:t>UŽIVATELSKÁ ČÁST</w:t>
       </w:r>
-      <w:bookmarkEnd w:id="34"/>
+      <w:bookmarkEnd w:id="46"/>
     </w:p>
     <w:p>
       <w:pPr>
         <w:pStyle w:val="Nadpis2"/>
       </w:pPr>
-      <w:bookmarkStart w:id="35" w:name="_Toc224845485"/>
+      <w:bookmarkStart w:id="47" w:name="_Toc224922986"/>
       <w:r>
         <w:t>Návod ke spuštění hry</w:t>
       </w:r>
-      <w:bookmarkEnd w:id="35"/>
-    </w:p>
-    <w:p>
-      <w:r>
-        <w:t>Hra Lone Survivor je vytvořená pro operační systém Windows. Hra nevyžaduje sloužitou instalaci. Pro spuštění hotového buildu je potřeba dodržet následující kroky:</w:t>
+      <w:bookmarkEnd w:id="47"/>
+    </w:p>
+    <w:p>
+      <w:r>
+        <w:t xml:space="preserve">Hra </w:t>
+      </w:r>
+      <w:proofErr w:type="spellStart"/>
+      <w:r>
+        <w:t>Lone</w:t>
+      </w:r>
+      <w:proofErr w:type="spellEnd"/>
+      <w:r>
+        <w:t xml:space="preserve"> </w:t>
+      </w:r>
+      <w:proofErr w:type="spellStart"/>
+      <w:r>
+        <w:t>Survivor</w:t>
+      </w:r>
+      <w:proofErr w:type="spellEnd"/>
+      <w:r>
+        <w:t xml:space="preserve"> je vytvořená pro operační systém Windows. Hra nevyžaduje </w:t>
+      </w:r>
+      <w:proofErr w:type="spellStart"/>
+      <w:r>
+        <w:t>sloužitou</w:t>
+      </w:r>
+      <w:proofErr w:type="spellEnd"/>
+      <w:r>
+        <w:t xml:space="preserve"> instalaci. Pro spuštění hotového buildu je potřeba dodržet následující kroky:</w:t>
       </w:r>
     </w:p>
     <w:p>
@@ -3882,9 +6951,17 @@
         </w:numPr>
       </w:pPr>
       <w:r>
-        <w:t xml:space="preserve">Build se nachází na oficiálním repozitáři projektu na GitHubu: </w:t>
-      </w:r>
-      <w:hyperlink r:id="rId14" w:history="1">
+        <w:t xml:space="preserve">Build se nachází na oficiálním </w:t>
+      </w:r>
+      <w:proofErr w:type="spellStart"/>
+      <w:r>
+        <w:t>repozitáři</w:t>
+      </w:r>
+      <w:proofErr w:type="spellEnd"/>
+      <w:r>
+        <w:t xml:space="preserve"> projektu na GitHubu: </w:t>
+      </w:r>
+      <w:hyperlink r:id="rId24" w:history="1">
         <w:r>
           <w:rPr>
             <w:rStyle w:val="Hypertextovodkaz"/>
@@ -3902,7 +6979,15 @@
         </w:numPr>
       </w:pPr>
       <w:r>
-        <w:t>Na GitHubu si otevřete složku build_app a stáhněte si celou složku.</w:t>
+        <w:t xml:space="preserve">Na GitHubu si otevřete složku </w:t>
+      </w:r>
+      <w:proofErr w:type="spellStart"/>
+      <w:r>
+        <w:t>build_app</w:t>
+      </w:r>
+      <w:proofErr w:type="spellEnd"/>
+      <w:r>
+        <w:t xml:space="preserve"> a stáhněte si celou složku.</w:t>
       </w:r>
     </w:p>
     <w:p>
@@ -3914,7 +6999,28 @@
         </w:numPr>
       </w:pPr>
       <w:r>
-        <w:t>Stažený archiv extrahujte do libovolné složky na počítači (soubor .exe musí zůstat ve stejné složce jako soubor .pck, který obsahuje veškerá herní data.)</w:t>
+        <w:t>Stažený archiv extrahujte do libovolné složky na počítači (soubor .</w:t>
+      </w:r>
+      <w:proofErr w:type="spellStart"/>
+      <w:r>
+        <w:t>exe</w:t>
+      </w:r>
+      <w:proofErr w:type="spellEnd"/>
+      <w:r>
+        <w:t xml:space="preserve"> musí zůstat ve stejné složce jako </w:t>
+      </w:r>
+      <w:proofErr w:type="gramStart"/>
+      <w:r>
+        <w:t>soubor .</w:t>
+      </w:r>
+      <w:proofErr w:type="spellStart"/>
+      <w:r>
+        <w:t>pck</w:t>
+      </w:r>
+      <w:proofErr w:type="spellEnd"/>
+      <w:proofErr w:type="gramEnd"/>
+      <w:r>
+        <w:t>, který obsahuje veškerá herní data.)</w:t>
       </w:r>
     </w:p>
     <w:p>
@@ -3926,225 +7032,431 @@
         </w:numPr>
       </w:pPr>
       <w:r>
-        <w:t>Hru spusťte otevřením souboru Lone Survivor.exe</w:t>
+        <w:t xml:space="preserve">Hru spusťte otevřením souboru </w:t>
+      </w:r>
+      <w:proofErr w:type="spellStart"/>
+      <w:r>
+        <w:t>Lone</w:t>
+      </w:r>
+      <w:proofErr w:type="spellEnd"/>
+      <w:r>
+        <w:t xml:space="preserve"> Survivor.exe</w:t>
       </w:r>
     </w:p>
     <w:p>
       <w:pPr>
         <w:pStyle w:val="Nadpis2"/>
       </w:pPr>
-      <w:bookmarkStart w:id="36" w:name="_Toc224845486"/>
+      <w:bookmarkStart w:id="48" w:name="_Toc224922987"/>
       <w:r>
         <w:t>Uživatelské rozhrání po spuštění hry</w:t>
       </w:r>
-      <w:bookmarkEnd w:id="36"/>
-    </w:p>
-    <w:p/>
+      <w:bookmarkEnd w:id="48"/>
+    </w:p>
+    <w:p>
+      <w:r>
+        <w:t>Po spuštění hry se hráči zobrazí hlavní menu, na kterém hráč může stisknout tlačítko pro spuštění tutoriálu. Po kliknutí na tlačítko se hráč ocitá v herním světě. Pro úspěšné přežití je nutné sledovat vizuální prvky na obrazovce:</w:t>
+      </w:r>
+    </w:p>
+    <w:p>
+      <w:pPr>
+        <w:pStyle w:val="Odstavecseseznamem"/>
+        <w:numPr>
+          <w:ilvl w:val="0"/>
+          <w:numId w:val="30"/>
+        </w:numPr>
+      </w:pPr>
+      <w:r>
+        <w:t xml:space="preserve">Ukazatel zdraví (vlevo nahoře): Pět červených srdcí znázorňuje zbývající životy vojáka. Jakmile dojde ke kontaktu s nábojem vystřeleným od nepřítele, srdce zmizí a hráčovi </w:t>
+      </w:r>
+      <w:proofErr w:type="gramStart"/>
+      <w:r>
+        <w:t>ubyde</w:t>
+      </w:r>
+      <w:proofErr w:type="gramEnd"/>
+      <w:r>
+        <w:t xml:space="preserve"> život. Pokud zmizí všechna srdíčka a hráč tak bude mít nula životů, hra končí.</w:t>
+      </w:r>
+    </w:p>
+    <w:p>
+      <w:pPr>
+        <w:pStyle w:val="Odstavecseseznamem"/>
+        <w:numPr>
+          <w:ilvl w:val="0"/>
+          <w:numId w:val="30"/>
+        </w:numPr>
+      </w:pPr>
+      <w:r>
+        <w:t>Interaktivní prvky: V prostředí se nachází páky a lékárničky. Pokud hráč dojde k páčce, může provést akci. Po dotknutí lékárničky se hráči automaticky doplní životy na plnou hodnotu.</w:t>
+      </w:r>
+    </w:p>
+    <w:p>
+      <w:pPr>
+        <w:pStyle w:val="Odstavecseseznamem"/>
+        <w:numPr>
+          <w:ilvl w:val="0"/>
+          <w:numId w:val="30"/>
+        </w:numPr>
+      </w:pPr>
+      <w:r>
+        <w:t>Pokud hráč zemře, zobrazí se varování „YOU DIED“ s možností restartovat úroveň</w:t>
+      </w:r>
+    </w:p>
     <w:p>
       <w:pPr>
         <w:pStyle w:val="Nadpis1"/>
       </w:pPr>
-      <w:bookmarkStart w:id="37" w:name="_Toc224845487"/>
+      <w:bookmarkStart w:id="49" w:name="_Toc224922988"/>
       <w:r>
         <w:lastRenderedPageBreak/>
         <w:t>Testování</w:t>
       </w:r>
-      <w:bookmarkEnd w:id="37"/>
+      <w:bookmarkEnd w:id="49"/>
     </w:p>
     <w:p>
       <w:pPr>
         <w:pStyle w:val="Nadpis2"/>
       </w:pPr>
-      <w:bookmarkStart w:id="38" w:name="_Toc224845488"/>
+      <w:bookmarkStart w:id="50" w:name="_Toc224922989"/>
       <w:r>
         <w:t>Metodika testování</w:t>
       </w:r>
-      <w:bookmarkEnd w:id="38"/>
+      <w:bookmarkEnd w:id="50"/>
     </w:p>
     <w:p>
       <w:pPr>
         <w:pStyle w:val="Nadpis3"/>
       </w:pPr>
-      <w:bookmarkStart w:id="39" w:name="_Toc224845489"/>
+      <w:bookmarkStart w:id="51" w:name="_Toc224922990"/>
       <w:r>
         <w:t>Tester 1</w:t>
       </w:r>
-      <w:bookmarkEnd w:id="39"/>
+      <w:bookmarkEnd w:id="51"/>
     </w:p>
     <w:p>
       <w:pPr>
         <w:pStyle w:val="Nadpis3"/>
       </w:pPr>
-      <w:bookmarkStart w:id="40" w:name="_Toc224845490"/>
+      <w:bookmarkStart w:id="52" w:name="_Toc224922991"/>
       <w:r>
         <w:t>Tester 2</w:t>
       </w:r>
-      <w:bookmarkEnd w:id="40"/>
+      <w:bookmarkEnd w:id="52"/>
     </w:p>
     <w:p>
       <w:pPr>
         <w:pStyle w:val="Nadpis3"/>
       </w:pPr>
-      <w:bookmarkStart w:id="41" w:name="_Toc224845491"/>
+      <w:bookmarkStart w:id="53" w:name="_Toc224922992"/>
       <w:r>
         <w:t>Tester 3</w:t>
       </w:r>
-      <w:bookmarkEnd w:id="41"/>
+      <w:bookmarkEnd w:id="53"/>
     </w:p>
     <w:p>
       <w:pPr>
         <w:pStyle w:val="Nadpis2"/>
       </w:pPr>
-      <w:bookmarkStart w:id="42" w:name="_Toc224845492"/>
+      <w:bookmarkStart w:id="54" w:name="_Toc224922993"/>
       <w:r>
         <w:t>Odstranění chyb (bugů)</w:t>
       </w:r>
-      <w:bookmarkEnd w:id="42"/>
+      <w:bookmarkEnd w:id="54"/>
     </w:p>
     <w:p>
       <w:pPr>
         <w:pStyle w:val="Nadpis2"/>
       </w:pPr>
-      <w:bookmarkStart w:id="43" w:name="_Toc224845493"/>
+      <w:bookmarkStart w:id="55" w:name="_Toc224922994"/>
       <w:r>
         <w:t>Výsledek testování</w:t>
       </w:r>
-      <w:bookmarkEnd w:id="43"/>
+      <w:bookmarkEnd w:id="55"/>
     </w:p>
     <w:p>
       <w:pPr>
         <w:pStyle w:val="Nadpis1"/>
       </w:pPr>
-      <w:bookmarkStart w:id="44" w:name="_Toc224845494"/>
+      <w:bookmarkStart w:id="56" w:name="_Toc224922995"/>
       <w:r>
         <w:lastRenderedPageBreak/>
         <w:t>repozitář s řešením práce</w:t>
       </w:r>
-      <w:bookmarkEnd w:id="44"/>
+      <w:bookmarkEnd w:id="56"/>
     </w:p>
     <w:p>
       <w:r>
         <w:t xml:space="preserve">Odkaz: </w:t>
       </w:r>
-      <w:hyperlink r:id="rId15" w:history="1">
+      <w:hyperlink r:id="rId25" w:history="1">
+        <w:proofErr w:type="spellStart"/>
         <w:r>
           <w:rPr>
             <w:rStyle w:val="Hypertextovodkaz"/>
           </w:rPr>
-          <w:t>Githubový repozitář - Vacula - Lone Survivor</w:t>
+          <w:t>Githubový</w:t>
         </w:r>
-      </w:hyperlink>
-    </w:p>
-    <w:p>
-      <w:pPr>
-        <w:pStyle w:val="NadpisHlavniNecisl"/>
-      </w:pPr>
-      <w:bookmarkStart w:id="45" w:name="_Toc37577734"/>
-      <w:bookmarkStart w:id="46" w:name="_Toc224845495"/>
-      <w:r>
-        <w:lastRenderedPageBreak/>
-        <w:t>Závěr</w:t>
-      </w:r>
-      <w:bookmarkEnd w:id="45"/>
-      <w:bookmarkEnd w:id="46"/>
-    </w:p>
-    <w:p>
-      <w:r>
-        <w:t>Výsledkem této maturitní práce je plně funkční a spustitelná 2D akční videohra s názvem „Lone Survivor“, vytvořená v moderním herním engine Godot 4.4. Jedná se o titul žánru „platformer“, který kombinuje mechaniky pohybu v terénu s akčním soubojovým systémem. Hra obsahuje kompletní herní smyčku, animace postav vytvořené v softwaru Pixelorama a Photoshop a inteligentní protivníky. Po technické stránce produkt využívá objektově orientovanou architekturu, implementuje dynamickou detekci kolizí a umělou inteligenci nepřátel, která reaguje na přítomnost hráče v reálném čase</w:t>
-      </w:r>
-      <w:r>
-        <w:t>.</w:t>
-      </w:r>
-    </w:p>
-    <w:p>
-      <w:r>
-        <w:t>Všechny cíle projektu se podařilo splnit. Úspěšně se podařilo vytvořit aplikaci běžící na platformě Windows, která obsahuje propracovaný systém ovládání a mechaniky boje. V zadání bylo specifikováno vytvoření základního pohybu a interakce, což bylo v konečné fázi dosaženo implementací umělé inteligence nepřátel. Ti využívají k detekci hráče RayCast2D, který stimuluje zorné pole a díky tomu zabraňuje nepřátelům hráče vidět skrz pevné objekty.</w:t>
-      </w:r>
-    </w:p>
-    <w:p>
-      <w:r>
-        <w:t>Během práce na projektu jsem učinil několik důležitých technických rozhodnutí. Jedno z klíčových rozhodnutí, byla volba správné třídy pro fyziku postav, k čemuž jsem využil metodu CharacterBody2D, která s vestavěnou metodou move_and_slide() zajistila stabilitu kolizí a plynulý pohyb po šikmých plochách. Toto rozhodnutí odstranilo problémy s propadáváním texturami a zasekávaní mezi objekty.</w:t>
-      </w:r>
-    </w:p>
-    <w:p>
-      <w:r>
-        <w:t>Produkt splnil všechna původní očekávání. Hra obsahuje jak všechny plánované prvky, jako je boj a interakce s TileMapou, ale podařilo se mi i vytvořit funkční a plynulé animace, což nebylo v zadání plánováno.</w:t>
-      </w:r>
-    </w:p>
-    <w:p>
-      <w:r>
-        <w:t xml:space="preserve">Práce na projektu mi přinesla hluboké znalosti v oblasti tvorby her a skriptování. Projekt nabízí široké spektrum možností pro budoucí rozšíření, jako je vytvoření více úrovní, více zbraní, vylepšená AI nepřátel atd. </w:t>
-      </w:r>
-    </w:p>
-    <w:p/>
-    <w:p>
-      <w:pPr>
-        <w:pStyle w:val="NadpisHlavniNecisl"/>
-      </w:pPr>
-      <w:bookmarkStart w:id="47" w:name="_Toc37577735"/>
-      <w:bookmarkStart w:id="48" w:name="_Toc224845496"/>
-      <w:r>
-        <w:lastRenderedPageBreak/>
-        <w:t>seznam použité literatury</w:t>
-      </w:r>
-      <w:bookmarkEnd w:id="47"/>
-      <w:bookmarkEnd w:id="48"/>
-    </w:p>
-    <w:p>
-      <w:pPr>
-        <w:pStyle w:val="Literatura"/>
-      </w:pPr>
-      <w:r>
-        <w:t>PLAYWITHFURCIFER</w:t>
-      </w:r>
-      <w:r>
-        <w:t>. </w:t>
-      </w:r>
-      <w:r>
-        <w:rPr>
-          <w:i/>
-          <w:iCs/>
-        </w:rPr>
-        <w:t>How to Use the New TileMap in Godot 4</w:t>
-      </w:r>
-      <w:r>
-        <w:t>. Online. 2022. Dostupné z: </w:t>
-      </w:r>
-      <w:hyperlink r:id="rId16" w:history="1">
+        <w:proofErr w:type="spellEnd"/>
         <w:r>
           <w:rPr>
             <w:rStyle w:val="Hypertextovodkaz"/>
           </w:rPr>
-          <w:t>https://www.youtube.com/watch?v=tQSL2scuqeU</w:t>
+          <w:t xml:space="preserve"> </w:t>
         </w:r>
-      </w:hyperlink>
-      <w:r>
-        <w:t>. [cit. 2025-11-25].</w:t>
-      </w:r>
-    </w:p>
-    <w:p>
-      <w:pPr>
-        <w:pStyle w:val="Literatura"/>
-      </w:pPr>
-      <w:r>
-        <w:t>LINIETSKY, Juan a MANZUR, Ariel. </w:t>
-      </w:r>
-      <w:r>
-        <w:rPr>
-          <w:i/>
-          <w:iCs/>
-        </w:rPr>
-        <w:t>Godot Docs</w:t>
-      </w:r>
-      <w:r>
-        <w:t>. Online. © Copyright 2014-present. Dostupné z: </w:t>
-      </w:r>
-      <w:hyperlink r:id="rId17" w:history="1">
+        <w:proofErr w:type="spellStart"/>
+        <w:proofErr w:type="gramStart"/>
         <w:r>
           <w:rPr>
             <w:rStyle w:val="Hypertextovodkaz"/>
           </w:rPr>
-          <w:t>https://docs.godotengine.org/en/stable/</w:t>
+          <w:t>repozitář</w:t>
+        </w:r>
+        <w:proofErr w:type="spellEnd"/>
+        <w:r>
+          <w:rPr>
+            <w:rStyle w:val="Hypertextovodkaz"/>
+          </w:rPr>
+          <w:t xml:space="preserve"> - Vacula</w:t>
+        </w:r>
+        <w:proofErr w:type="gramEnd"/>
+        <w:r>
+          <w:rPr>
+            <w:rStyle w:val="Hypertextovodkaz"/>
+          </w:rPr>
+          <w:t xml:space="preserve"> - </w:t>
+        </w:r>
+        <w:proofErr w:type="spellStart"/>
+        <w:r>
+          <w:rPr>
+            <w:rStyle w:val="Hypertextovodkaz"/>
+          </w:rPr>
+          <w:t>Lone</w:t>
+        </w:r>
+        <w:proofErr w:type="spellEnd"/>
+        <w:r>
+          <w:rPr>
+            <w:rStyle w:val="Hypertextovodkaz"/>
+          </w:rPr>
+          <w:t xml:space="preserve"> </w:t>
+        </w:r>
+        <w:proofErr w:type="spellStart"/>
+        <w:r>
+          <w:rPr>
+            <w:rStyle w:val="Hypertextovodkaz"/>
+          </w:rPr>
+          <w:t>Survivor</w:t>
+        </w:r>
+        <w:proofErr w:type="spellEnd"/>
+      </w:hyperlink>
+    </w:p>
+    <w:p>
+      <w:pPr>
+        <w:pStyle w:val="NadpisHlavniNecisl"/>
+      </w:pPr>
+      <w:bookmarkStart w:id="57" w:name="_Toc37577734"/>
+      <w:bookmarkStart w:id="58" w:name="_Toc224922996"/>
+      <w:r>
+        <w:lastRenderedPageBreak/>
+        <w:t>Závěr</w:t>
+      </w:r>
+      <w:bookmarkEnd w:id="57"/>
+      <w:bookmarkEnd w:id="58"/>
+    </w:p>
+    <w:p>
+      <w:r>
+        <w:t xml:space="preserve">Výsledkem této maturitní práce je plně funkční a spustitelná </w:t>
+      </w:r>
+      <w:proofErr w:type="gramStart"/>
+      <w:r>
+        <w:t>2D</w:t>
+      </w:r>
+      <w:proofErr w:type="gramEnd"/>
+      <w:r>
+        <w:t xml:space="preserve"> akční videohra s názvem „</w:t>
+      </w:r>
+      <w:proofErr w:type="spellStart"/>
+      <w:r>
+        <w:t>Lone</w:t>
+      </w:r>
+      <w:proofErr w:type="spellEnd"/>
+      <w:r>
+        <w:t xml:space="preserve"> </w:t>
+      </w:r>
+      <w:proofErr w:type="spellStart"/>
+      <w:r>
+        <w:t>Survivor</w:t>
+      </w:r>
+      <w:proofErr w:type="spellEnd"/>
+      <w:r>
+        <w:t xml:space="preserve">“, vytvořená v moderním herním </w:t>
+      </w:r>
+      <w:proofErr w:type="spellStart"/>
+      <w:r>
+        <w:t>engine</w:t>
+      </w:r>
+      <w:proofErr w:type="spellEnd"/>
+      <w:r>
+        <w:t xml:space="preserve"> Godot 4.4. Jedná se o titul žánru „</w:t>
+      </w:r>
+      <w:proofErr w:type="spellStart"/>
+      <w:r>
+        <w:t>platformer</w:t>
+      </w:r>
+      <w:proofErr w:type="spellEnd"/>
+      <w:r>
+        <w:t xml:space="preserve">“, který kombinuje mechaniky pohybu v terénu s akčním soubojovým systémem. Hra obsahuje kompletní herní smyčku, animace postav vytvořené v softwaru </w:t>
+      </w:r>
+      <w:proofErr w:type="spellStart"/>
+      <w:r>
+        <w:t>Pixelorama</w:t>
+      </w:r>
+      <w:proofErr w:type="spellEnd"/>
+      <w:r>
+        <w:t xml:space="preserve"> a Photoshop a inteligentní protivníky. Po technické stránce produkt využívá objektově orientovanou architekturu, implementuje dynamickou detekci kolizí a umělou inteligenci nepřátel, která reaguje na přítomnost hráče v reálném čase</w:t>
+      </w:r>
+      <w:r>
+        <w:t>.</w:t>
+      </w:r>
+    </w:p>
+    <w:p>
+      <w:r>
+        <w:t>Všechny cíle projektu se podařilo splnit. Úspěšně se podařilo vytvořit aplikaci běžící na platformě Windows, která obsahuje propracovaný systém ovládání a mechaniky boje. V zadání bylo specifikováno vytvoření základního pohybu a interakce, což bylo v konečné fázi dosaženo implementací umělé inteligence nepřátel. Ti využívají k detekci hráče RayCast2D, který stimuluje zorné pole a díky tomu zabraňuje nepřátelům hráče vidět skrz pevné objekty.</w:t>
+      </w:r>
+    </w:p>
+    <w:p>
+      <w:r>
+        <w:t xml:space="preserve">Během práce na projektu jsem učinil několik důležitých technických rozhodnutí. Jedno z klíčových rozhodnutí, byla volba správné třídy pro fyziku postav, k čemuž jsem využil metodu CharacterBody2D, která s vestavěnou metodou </w:t>
+      </w:r>
+      <w:proofErr w:type="spellStart"/>
+      <w:r>
+        <w:t>move_and_</w:t>
+      </w:r>
+      <w:proofErr w:type="gramStart"/>
+      <w:r>
+        <w:t>slide</w:t>
+      </w:r>
+      <w:proofErr w:type="spellEnd"/>
+      <w:r>
+        <w:t>(</w:t>
+      </w:r>
+      <w:proofErr w:type="gramEnd"/>
+      <w:r>
+        <w:t>) zajistila stabilitu kolizí a plynulý pohyb po šikmých plochách. Toto rozhodnutí odstranilo problémy s propadáváním texturami a zasekávaní mezi objekty.</w:t>
+      </w:r>
+    </w:p>
+    <w:p>
+      <w:r>
+        <w:t>Produkt splnil všechna původní očekávání. Hra obsahuje jak všechny plánované prvky, jako je boj a interakce s </w:t>
+      </w:r>
+      <w:proofErr w:type="spellStart"/>
+      <w:r>
+        <w:t>TileMapou</w:t>
+      </w:r>
+      <w:proofErr w:type="spellEnd"/>
+      <w:r>
+        <w:t>, ale podařilo se mi i vytvořit funkční a plynulé animace, což nebylo v zadání plánováno.</w:t>
+      </w:r>
+    </w:p>
+    <w:p>
+      <w:r>
+        <w:t xml:space="preserve">Práce na projektu mi přinesla hluboké znalosti v oblasti tvorby her a skriptování. Projekt nabízí široké spektrum možností pro budoucí rozšíření, jako je vytvoření více úrovní, více zbraní, vylepšená AI nepřátel atd. </w:t>
+      </w:r>
+    </w:p>
+    <w:p/>
+    <w:p>
+      <w:pPr>
+        <w:pStyle w:val="NadpisHlavniNecisl"/>
+      </w:pPr>
+      <w:bookmarkStart w:id="59" w:name="_Toc37577735"/>
+      <w:bookmarkStart w:id="60" w:name="_Toc224922997"/>
+      <w:r>
+        <w:lastRenderedPageBreak/>
+        <w:t>seznam použité literatury</w:t>
+      </w:r>
+      <w:bookmarkEnd w:id="59"/>
+      <w:bookmarkEnd w:id="60"/>
+    </w:p>
+    <w:p>
+      <w:pPr>
+        <w:pStyle w:val="Literatura"/>
+      </w:pPr>
+      <w:r>
+        <w:t>PLAYWITHFURCIFER</w:t>
+      </w:r>
+      <w:r>
+        <w:t>. </w:t>
+      </w:r>
+      <w:proofErr w:type="spellStart"/>
+      <w:r>
+        <w:rPr>
+          <w:i/>
+          <w:iCs/>
+        </w:rPr>
+        <w:t>How</w:t>
+      </w:r>
+      <w:proofErr w:type="spellEnd"/>
+      <w:r>
+        <w:rPr>
+          <w:i/>
+          <w:iCs/>
+        </w:rPr>
+        <w:t xml:space="preserve"> to Use </w:t>
+      </w:r>
+      <w:proofErr w:type="spellStart"/>
+      <w:r>
+        <w:rPr>
+          <w:i/>
+          <w:iCs/>
+        </w:rPr>
+        <w:t>the</w:t>
+      </w:r>
+      <w:proofErr w:type="spellEnd"/>
+      <w:r>
+        <w:rPr>
+          <w:i/>
+          <w:iCs/>
+        </w:rPr>
+        <w:t xml:space="preserve"> New </w:t>
+      </w:r>
+      <w:proofErr w:type="spellStart"/>
+      <w:r>
+        <w:rPr>
+          <w:i/>
+          <w:iCs/>
+        </w:rPr>
+        <w:t>TileMap</w:t>
+      </w:r>
+      <w:proofErr w:type="spellEnd"/>
+      <w:r>
+        <w:rPr>
+          <w:i/>
+          <w:iCs/>
+        </w:rPr>
+        <w:t xml:space="preserve"> in Godot 4</w:t>
+      </w:r>
+      <w:r>
+        <w:t>. Online. 2022. Dostupné z: </w:t>
+      </w:r>
+      <w:hyperlink r:id="rId26" w:history="1">
+        <w:r>
+          <w:rPr>
+            <w:rStyle w:val="Hypertextovodkaz"/>
+          </w:rPr>
+          <w:t>https://www.youtube.com/</w:t>
+        </w:r>
+        <w:proofErr w:type="spellStart"/>
+        <w:r>
+          <w:rPr>
+            <w:rStyle w:val="Hypertextovodkaz"/>
+          </w:rPr>
+          <w:t>watch?v</w:t>
+        </w:r>
+        <w:proofErr w:type="spellEnd"/>
+        <w:r>
+          <w:rPr>
+            <w:rStyle w:val="Hypertextovodkaz"/>
+          </w:rPr>
+          <w:t>=tQSL2scuqeU</w:t>
         </w:r>
       </w:hyperlink>
       <w:r>
@@ -4156,19 +7468,113 @@
         <w:pStyle w:val="Literatura"/>
       </w:pPr>
       <w:r>
-        <w:t>LINIETSKY, Juan; MANZUR, Ariel a GODOT COMMUNITY. </w:t>
+        <w:t>LINIETSKY, Juan a MANZUR, Ariel. </w:t>
       </w:r>
       <w:r>
         <w:rPr>
           <w:i/>
           <w:iCs/>
         </w:rPr>
-        <w:t>Documentation 2D tutorials</w:t>
-      </w:r>
+        <w:t xml:space="preserve">Godot </w:t>
+      </w:r>
+      <w:proofErr w:type="spellStart"/>
+      <w:r>
+        <w:rPr>
+          <w:i/>
+          <w:iCs/>
+        </w:rPr>
+        <w:t>Docs</w:t>
+      </w:r>
+      <w:proofErr w:type="spellEnd"/>
+      <w:r>
+        <w:t xml:space="preserve">. Online. © Copyright </w:t>
+      </w:r>
+      <w:proofErr w:type="gramStart"/>
+      <w:r>
+        <w:t>2014-present</w:t>
+      </w:r>
+      <w:proofErr w:type="gramEnd"/>
+      <w:r>
+        <w:t>. Dostupné z: </w:t>
+      </w:r>
+      <w:hyperlink r:id="rId27" w:history="1">
+        <w:r>
+          <w:rPr>
+            <w:rStyle w:val="Hypertextovodkaz"/>
+          </w:rPr>
+          <w:t>https://docs.godotengine.org/en/</w:t>
+        </w:r>
+        <w:proofErr w:type="spellStart"/>
+        <w:r>
+          <w:rPr>
+            <w:rStyle w:val="Hypertextovodkaz"/>
+          </w:rPr>
+          <w:t>stable</w:t>
+        </w:r>
+        <w:proofErr w:type="spellEnd"/>
+        <w:r>
+          <w:rPr>
+            <w:rStyle w:val="Hypertextovodkaz"/>
+          </w:rPr>
+          <w:t>/</w:t>
+        </w:r>
+      </w:hyperlink>
+      <w:r>
+        <w:t>. [cit. 2025-11-25].</w:t>
+      </w:r>
+    </w:p>
+    <w:p>
+      <w:pPr>
+        <w:pStyle w:val="Literatura"/>
+      </w:pPr>
+      <w:r>
+        <w:t>LINIETSKY, Juan; MANZUR, Ariel a GODOT COMMUNITY. </w:t>
+      </w:r>
+      <w:proofErr w:type="spellStart"/>
+      <w:r>
+        <w:rPr>
+          <w:i/>
+          <w:iCs/>
+        </w:rPr>
+        <w:t>Documentation</w:t>
+      </w:r>
+      <w:proofErr w:type="spellEnd"/>
+      <w:r>
+        <w:rPr>
+          <w:i/>
+          <w:iCs/>
+        </w:rPr>
+        <w:t xml:space="preserve"> </w:t>
+      </w:r>
+      <w:proofErr w:type="gramStart"/>
+      <w:r>
+        <w:rPr>
+          <w:i/>
+          <w:iCs/>
+        </w:rPr>
+        <w:t>2D</w:t>
+      </w:r>
+      <w:proofErr w:type="gramEnd"/>
+      <w:r>
+        <w:rPr>
+          <w:i/>
+          <w:iCs/>
+        </w:rPr>
+        <w:t xml:space="preserve"> </w:t>
+      </w:r>
+      <w:proofErr w:type="spellStart"/>
+      <w:r>
+        <w:rPr>
+          <w:i/>
+          <w:iCs/>
+        </w:rPr>
+        <w:t>tutorials</w:t>
+      </w:r>
+      <w:proofErr w:type="spellEnd"/>
       <w:r>
         <w:t>. Online. 2014. Dostupné z: </w:t>
       </w:r>
-      <w:hyperlink r:id="rId18" w:history="1">
+      <w:hyperlink r:id="rId28" w:history="1">
         <w:r>
           <w:rPr>
             <w:rStyle w:val="Hypertextovodkaz"/>
@@ -4187,26 +7593,1198 @@
       <w:r>
         <w:t>SAULTOONS. </w:t>
       </w:r>
+      <w:proofErr w:type="spellStart"/>
       <w:r>
         <w:rPr>
           <w:i/>
           <w:iCs/>
         </w:rPr>
-        <w:t>The Ultimate Pixel Art Tutorial</w:t>
-      </w:r>
+        <w:t>The</w:t>
+      </w:r>
+      <w:proofErr w:type="spellEnd"/>
+      <w:r>
+        <w:rPr>
+          <w:i/>
+          <w:iCs/>
+        </w:rPr>
+        <w:t xml:space="preserve"> </w:t>
+      </w:r>
+      <w:proofErr w:type="spellStart"/>
+      <w:r>
+        <w:rPr>
+          <w:i/>
+          <w:iCs/>
+        </w:rPr>
+        <w:t>Ultimate</w:t>
+      </w:r>
+      <w:proofErr w:type="spellEnd"/>
+      <w:r>
+        <w:rPr>
+          <w:i/>
+          <w:iCs/>
+        </w:rPr>
+        <w:t xml:space="preserve"> Pixel Art </w:t>
+      </w:r>
+      <w:proofErr w:type="spellStart"/>
+      <w:r>
+        <w:rPr>
+          <w:i/>
+          <w:iCs/>
+        </w:rPr>
+        <w:t>Tutorial</w:t>
+      </w:r>
+      <w:proofErr w:type="spellEnd"/>
       <w:r>
         <w:t>. Online. 2021. Dostupné z: </w:t>
       </w:r>
-      <w:hyperlink r:id="rId19" w:history="1">
+      <w:hyperlink r:id="rId29" w:history="1">
         <w:r>
           <w:rPr>
             <w:rStyle w:val="Hypertextovodkaz"/>
           </w:rPr>
-          <w:t>https://www.youtube.com/watch?v=lfR7Qj04-UA</w:t>
+          <w:t>https://www.youtube.com/</w:t>
+        </w:r>
+        <w:proofErr w:type="spellStart"/>
+        <w:r>
+          <w:rPr>
+            <w:rStyle w:val="Hypertextovodkaz"/>
+          </w:rPr>
+          <w:t>watch?v</w:t>
+        </w:r>
+        <w:proofErr w:type="spellEnd"/>
+        <w:r>
+          <w:rPr>
+            <w:rStyle w:val="Hypertextovodkaz"/>
+          </w:rPr>
+          <w:t>=lfR7Qj04-UA</w:t>
         </w:r>
       </w:hyperlink>
       <w:r>
         <w:t>. [cit. 2025-12-09].</w:t>
+      </w:r>
+    </w:p>
+    <w:p>
+      <w:pPr>
+        <w:pStyle w:val="Literatura"/>
+      </w:pPr>
+      <w:r>
+        <w:t xml:space="preserve">CODE, </w:t>
+      </w:r>
+      <w:proofErr w:type="spellStart"/>
+      <w:r>
+        <w:t>Coco</w:t>
+      </w:r>
+      <w:proofErr w:type="spellEnd"/>
+      <w:r>
+        <w:t>. </w:t>
+      </w:r>
+      <w:r>
+        <w:rPr>
+          <w:i/>
+          <w:iCs/>
+        </w:rPr>
+        <w:t xml:space="preserve">Start </w:t>
+      </w:r>
+      <w:proofErr w:type="spellStart"/>
+      <w:r>
+        <w:rPr>
+          <w:i/>
+          <w:iCs/>
+        </w:rPr>
+        <w:t>Your</w:t>
+      </w:r>
+      <w:proofErr w:type="spellEnd"/>
+      <w:r>
+        <w:rPr>
+          <w:i/>
+          <w:iCs/>
+        </w:rPr>
+        <w:t xml:space="preserve"> Game </w:t>
+      </w:r>
+      <w:proofErr w:type="spellStart"/>
+      <w:r>
+        <w:rPr>
+          <w:i/>
+          <w:iCs/>
+        </w:rPr>
+        <w:t>Creation</w:t>
+      </w:r>
+      <w:proofErr w:type="spellEnd"/>
+      <w:r>
+        <w:rPr>
+          <w:i/>
+          <w:iCs/>
+        </w:rPr>
+        <w:t xml:space="preserve"> </w:t>
+      </w:r>
+      <w:proofErr w:type="spellStart"/>
+      <w:r>
+        <w:rPr>
+          <w:i/>
+          <w:iCs/>
+        </w:rPr>
+        <w:t>Journey</w:t>
+      </w:r>
+      <w:proofErr w:type="spellEnd"/>
+      <w:r>
+        <w:rPr>
+          <w:i/>
+          <w:iCs/>
+        </w:rPr>
+        <w:t xml:space="preserve"> </w:t>
+      </w:r>
+      <w:proofErr w:type="spellStart"/>
+      <w:r>
+        <w:rPr>
+          <w:i/>
+          <w:iCs/>
+        </w:rPr>
+        <w:t>Today</w:t>
+      </w:r>
+      <w:proofErr w:type="spellEnd"/>
+      <w:r>
+        <w:rPr>
+          <w:i/>
+          <w:iCs/>
+        </w:rPr>
+        <w:t xml:space="preserve">! (Godot </w:t>
+      </w:r>
+      <w:proofErr w:type="spellStart"/>
+      <w:r>
+        <w:rPr>
+          <w:i/>
+          <w:iCs/>
+        </w:rPr>
+        <w:t>beginner</w:t>
+      </w:r>
+      <w:proofErr w:type="spellEnd"/>
+      <w:r>
+        <w:rPr>
+          <w:i/>
+          <w:iCs/>
+        </w:rPr>
+        <w:t xml:space="preserve"> </w:t>
+      </w:r>
+      <w:proofErr w:type="spellStart"/>
+      <w:r>
+        <w:rPr>
+          <w:i/>
+          <w:iCs/>
+        </w:rPr>
+        <w:t>tutorial</w:t>
+      </w:r>
+      <w:proofErr w:type="spellEnd"/>
+      <w:r>
+        <w:rPr>
+          <w:i/>
+          <w:iCs/>
+        </w:rPr>
+        <w:t>)</w:t>
+      </w:r>
+      <w:r>
+        <w:t>. Online. 2024. Dostupné z: </w:t>
+      </w:r>
+      <w:hyperlink r:id="rId30" w:history="1">
+        <w:r>
+          <w:rPr>
+            <w:rStyle w:val="Hypertextovodkaz"/>
+          </w:rPr>
+          <w:t>https://www.youtube.com/</w:t>
+        </w:r>
+        <w:proofErr w:type="spellStart"/>
+        <w:r>
+          <w:rPr>
+            <w:rStyle w:val="Hypertextovodkaz"/>
+          </w:rPr>
+          <w:t>watch?v</w:t>
+        </w:r>
+        <w:proofErr w:type="spellEnd"/>
+        <w:r>
+          <w:rPr>
+            <w:rStyle w:val="Hypertextovodkaz"/>
+          </w:rPr>
+          <w:t>=5V9f3MT86M8</w:t>
+        </w:r>
+      </w:hyperlink>
+      <w:r>
+        <w:t>. [cit. 2026-01-20].</w:t>
+      </w:r>
+    </w:p>
+    <w:p>
+      <w:pPr>
+        <w:pStyle w:val="Literatura"/>
+      </w:pPr>
+      <w:r>
+        <w:t>BRACKEYS. </w:t>
+      </w:r>
+      <w:proofErr w:type="spellStart"/>
+      <w:r>
+        <w:rPr>
+          <w:i/>
+          <w:iCs/>
+        </w:rPr>
+        <w:t>How</w:t>
+      </w:r>
+      <w:proofErr w:type="spellEnd"/>
+      <w:r>
+        <w:rPr>
+          <w:i/>
+          <w:iCs/>
+        </w:rPr>
+        <w:t xml:space="preserve"> to program in </w:t>
+      </w:r>
+      <w:proofErr w:type="gramStart"/>
+      <w:r>
+        <w:rPr>
+          <w:i/>
+          <w:iCs/>
+        </w:rPr>
+        <w:t xml:space="preserve">Godot - </w:t>
+      </w:r>
+      <w:proofErr w:type="spellStart"/>
+      <w:r>
+        <w:rPr>
+          <w:i/>
+          <w:iCs/>
+        </w:rPr>
+        <w:t>GDScript</w:t>
+      </w:r>
+      <w:proofErr w:type="spellEnd"/>
+      <w:proofErr w:type="gramEnd"/>
+      <w:r>
+        <w:rPr>
+          <w:i/>
+          <w:iCs/>
+        </w:rPr>
+        <w:t xml:space="preserve"> </w:t>
+      </w:r>
+      <w:proofErr w:type="spellStart"/>
+      <w:r>
+        <w:rPr>
+          <w:i/>
+          <w:iCs/>
+        </w:rPr>
+        <w:t>Tutorial</w:t>
+      </w:r>
+      <w:proofErr w:type="spellEnd"/>
+      <w:r>
+        <w:t>. Online. 2024. Dostupné z: </w:t>
+      </w:r>
+      <w:hyperlink r:id="rId31" w:history="1">
+        <w:r>
+          <w:rPr>
+            <w:rStyle w:val="Hypertextovodkaz"/>
+          </w:rPr>
+          <w:t>https://www.youtube.com/</w:t>
+        </w:r>
+        <w:proofErr w:type="spellStart"/>
+        <w:r>
+          <w:rPr>
+            <w:rStyle w:val="Hypertextovodkaz"/>
+          </w:rPr>
+          <w:t>watch?v</w:t>
+        </w:r>
+        <w:proofErr w:type="spellEnd"/>
+        <w:r>
+          <w:rPr>
+            <w:rStyle w:val="Hypertextovodkaz"/>
+          </w:rPr>
+          <w:t>=e1zJS31tr88</w:t>
+        </w:r>
+      </w:hyperlink>
+      <w:r>
+        <w:t>. [cit. 2026-01-20].</w:t>
+      </w:r>
+    </w:p>
+    <w:p>
+      <w:pPr>
+        <w:pStyle w:val="Literatura"/>
+      </w:pPr>
+      <w:r>
+        <w:t>SWYDEV. </w:t>
+      </w:r>
+      <w:r>
+        <w:rPr>
+          <w:i/>
+          <w:iCs/>
+        </w:rPr>
+        <w:t xml:space="preserve">MASTER </w:t>
+      </w:r>
+      <w:proofErr w:type="gramStart"/>
+      <w:r>
+        <w:rPr>
+          <w:i/>
+          <w:iCs/>
+        </w:rPr>
+        <w:t>2D</w:t>
+      </w:r>
+      <w:proofErr w:type="gramEnd"/>
+      <w:r>
+        <w:rPr>
+          <w:i/>
+          <w:iCs/>
+        </w:rPr>
+        <w:t xml:space="preserve"> </w:t>
+      </w:r>
+      <w:proofErr w:type="spellStart"/>
+      <w:r>
+        <w:rPr>
+          <w:i/>
+          <w:iCs/>
+        </w:rPr>
+        <w:t>Movement</w:t>
+      </w:r>
+      <w:proofErr w:type="spellEnd"/>
+      <w:r>
+        <w:rPr>
+          <w:i/>
+          <w:iCs/>
+        </w:rPr>
+        <w:t xml:space="preserve"> in </w:t>
+      </w:r>
+      <w:proofErr w:type="gramStart"/>
+      <w:r>
+        <w:rPr>
+          <w:i/>
+          <w:iCs/>
+        </w:rPr>
+        <w:t xml:space="preserve">Godot - </w:t>
+      </w:r>
+      <w:proofErr w:type="spellStart"/>
+      <w:r>
+        <w:rPr>
+          <w:i/>
+          <w:iCs/>
+        </w:rPr>
+        <w:t>Everything</w:t>
+      </w:r>
+      <w:proofErr w:type="spellEnd"/>
+      <w:proofErr w:type="gramEnd"/>
+      <w:r>
+        <w:rPr>
+          <w:i/>
+          <w:iCs/>
+        </w:rPr>
+        <w:t xml:space="preserve"> </w:t>
+      </w:r>
+      <w:proofErr w:type="spellStart"/>
+      <w:r>
+        <w:rPr>
+          <w:i/>
+          <w:iCs/>
+        </w:rPr>
+        <w:t>You</w:t>
+      </w:r>
+      <w:proofErr w:type="spellEnd"/>
+      <w:r>
+        <w:rPr>
+          <w:i/>
+          <w:iCs/>
+        </w:rPr>
+        <w:t xml:space="preserve"> </w:t>
+      </w:r>
+      <w:proofErr w:type="spellStart"/>
+      <w:r>
+        <w:rPr>
+          <w:i/>
+          <w:iCs/>
+        </w:rPr>
+        <w:t>Need</w:t>
+      </w:r>
+      <w:proofErr w:type="spellEnd"/>
+      <w:r>
+        <w:rPr>
+          <w:i/>
+          <w:iCs/>
+        </w:rPr>
+        <w:t xml:space="preserve"> To </w:t>
+      </w:r>
+      <w:proofErr w:type="spellStart"/>
+      <w:r>
+        <w:rPr>
+          <w:i/>
+          <w:iCs/>
+        </w:rPr>
+        <w:t>Know</w:t>
+      </w:r>
+      <w:proofErr w:type="spellEnd"/>
+      <w:r>
+        <w:t>. Online. 2024. Dostupné z: </w:t>
+      </w:r>
+      <w:hyperlink r:id="rId32" w:history="1">
+        <w:r>
+          <w:rPr>
+            <w:rStyle w:val="Hypertextovodkaz"/>
+          </w:rPr>
+          <w:t>https://www.youtube.com/</w:t>
+        </w:r>
+        <w:proofErr w:type="spellStart"/>
+        <w:r>
+          <w:rPr>
+            <w:rStyle w:val="Hypertextovodkaz"/>
+          </w:rPr>
+          <w:t>watch?v</w:t>
+        </w:r>
+        <w:proofErr w:type="spellEnd"/>
+        <w:r>
+          <w:rPr>
+            <w:rStyle w:val="Hypertextovodkaz"/>
+          </w:rPr>
+          <w:t>=RDT5hfYWCrQ</w:t>
+        </w:r>
+      </w:hyperlink>
+      <w:r>
+        <w:t>. [cit. 2026-01-20].</w:t>
+      </w:r>
+    </w:p>
+    <w:p>
+      <w:pPr>
+        <w:pStyle w:val="Literatura"/>
+      </w:pPr>
+      <w:r>
+        <w:t>DEVWORM. </w:t>
+      </w:r>
+      <w:r>
+        <w:rPr>
+          <w:i/>
+          <w:iCs/>
+        </w:rPr>
+        <w:t xml:space="preserve">Full </w:t>
+      </w:r>
+      <w:proofErr w:type="spellStart"/>
+      <w:r>
+        <w:rPr>
+          <w:i/>
+          <w:iCs/>
+        </w:rPr>
+        <w:t>Guide</w:t>
+      </w:r>
+      <w:proofErr w:type="spellEnd"/>
+      <w:r>
+        <w:rPr>
+          <w:i/>
+          <w:iCs/>
+        </w:rPr>
+        <w:t xml:space="preserve"> To </w:t>
+      </w:r>
+      <w:proofErr w:type="gramStart"/>
+      <w:r>
+        <w:rPr>
+          <w:i/>
+          <w:iCs/>
+        </w:rPr>
+        <w:t>2D</w:t>
+      </w:r>
+      <w:proofErr w:type="gramEnd"/>
+      <w:r>
+        <w:rPr>
+          <w:i/>
+          <w:iCs/>
+        </w:rPr>
+        <w:t xml:space="preserve"> </w:t>
+      </w:r>
+      <w:proofErr w:type="spellStart"/>
+      <w:r>
+        <w:rPr>
+          <w:i/>
+          <w:iCs/>
+        </w:rPr>
+        <w:t>Collisions</w:t>
+      </w:r>
+      <w:proofErr w:type="spellEnd"/>
+      <w:r>
+        <w:rPr>
+          <w:i/>
+          <w:iCs/>
+        </w:rPr>
+        <w:t xml:space="preserve"> in Godot 4</w:t>
+      </w:r>
+      <w:r>
+        <w:t>. Online. 2023. Dostupné z: </w:t>
+      </w:r>
+      <w:hyperlink r:id="rId33" w:history="1">
+        <w:r>
+          <w:rPr>
+            <w:rStyle w:val="Hypertextovodkaz"/>
+          </w:rPr>
+          <w:t>https://www.youtube.com/</w:t>
+        </w:r>
+        <w:proofErr w:type="spellStart"/>
+        <w:r>
+          <w:rPr>
+            <w:rStyle w:val="Hypertextovodkaz"/>
+          </w:rPr>
+          <w:t>watch?v</w:t>
+        </w:r>
+        <w:proofErr w:type="spellEnd"/>
+        <w:r>
+          <w:rPr>
+            <w:rStyle w:val="Hypertextovodkaz"/>
+          </w:rPr>
+          <w:t>=GiZuWjXmvcc</w:t>
+        </w:r>
+      </w:hyperlink>
+      <w:r>
+        <w:t>. [cit. 2026-01-2</w:t>
+      </w:r>
+      <w:r>
+        <w:t>2</w:t>
+      </w:r>
+      <w:r>
+        <w:t>].</w:t>
+      </w:r>
+    </w:p>
+    <w:p>
+      <w:pPr>
+        <w:pStyle w:val="Literatura"/>
+      </w:pPr>
+      <w:r>
+        <w:t>GAMESTICK. </w:t>
+      </w:r>
+      <w:proofErr w:type="spellStart"/>
+      <w:r>
+        <w:rPr>
+          <w:i/>
+          <w:iCs/>
+        </w:rPr>
+        <w:t>Simple</w:t>
+      </w:r>
+      <w:proofErr w:type="spellEnd"/>
+      <w:r>
+        <w:rPr>
+          <w:i/>
+          <w:iCs/>
+        </w:rPr>
+        <w:t xml:space="preserve"> </w:t>
+      </w:r>
+      <w:proofErr w:type="spellStart"/>
+      <w:r>
+        <w:rPr>
+          <w:i/>
+          <w:iCs/>
+        </w:rPr>
+        <w:t>Shooting</w:t>
+      </w:r>
+      <w:proofErr w:type="spellEnd"/>
+      <w:r>
+        <w:rPr>
+          <w:i/>
+          <w:iCs/>
+        </w:rPr>
+        <w:t xml:space="preserve"> </w:t>
+      </w:r>
+      <w:proofErr w:type="spellStart"/>
+      <w:r>
+        <w:rPr>
+          <w:i/>
+          <w:iCs/>
+        </w:rPr>
+        <w:t>system</w:t>
+      </w:r>
+      <w:proofErr w:type="spellEnd"/>
+      <w:r>
+        <w:rPr>
+          <w:i/>
+          <w:iCs/>
+        </w:rPr>
+        <w:t xml:space="preserve"> in Godot4 </w:t>
+      </w:r>
+      <w:proofErr w:type="gramStart"/>
+      <w:r>
+        <w:rPr>
+          <w:i/>
+          <w:iCs/>
+        </w:rPr>
+        <w:t>2D</w:t>
+      </w:r>
+      <w:proofErr w:type="gramEnd"/>
+      <w:r>
+        <w:rPr>
+          <w:i/>
+          <w:iCs/>
+        </w:rPr>
+        <w:t xml:space="preserve"> | </w:t>
+      </w:r>
+      <w:proofErr w:type="spellStart"/>
+      <w:r>
+        <w:rPr>
+          <w:i/>
+          <w:iCs/>
+        </w:rPr>
+        <w:t>godot</w:t>
+      </w:r>
+      <w:proofErr w:type="spellEnd"/>
+      <w:r>
+        <w:rPr>
+          <w:i/>
+          <w:iCs/>
+        </w:rPr>
+        <w:t xml:space="preserve"> </w:t>
+      </w:r>
+      <w:proofErr w:type="spellStart"/>
+      <w:r>
+        <w:rPr>
+          <w:i/>
+          <w:iCs/>
+        </w:rPr>
+        <w:t>tutorial</w:t>
+      </w:r>
+      <w:proofErr w:type="spellEnd"/>
+      <w:r>
+        <w:t>. Online. 2024. Dostupné z: </w:t>
+      </w:r>
+      <w:hyperlink r:id="rId34" w:history="1">
+        <w:r>
+          <w:rPr>
+            <w:rStyle w:val="Hypertextovodkaz"/>
+          </w:rPr>
+          <w:t>https://www.youtube.com/</w:t>
+        </w:r>
+        <w:proofErr w:type="spellStart"/>
+        <w:r>
+          <w:rPr>
+            <w:rStyle w:val="Hypertextovodkaz"/>
+          </w:rPr>
+          <w:t>watch?v</w:t>
+        </w:r>
+        <w:proofErr w:type="spellEnd"/>
+        <w:r>
+          <w:rPr>
+            <w:rStyle w:val="Hypertextovodkaz"/>
+          </w:rPr>
+          <w:t>=d8a5xaxSWks</w:t>
+        </w:r>
+      </w:hyperlink>
+      <w:r>
+        <w:t>. [cit. 2026-01-2</w:t>
+      </w:r>
+      <w:r>
+        <w:t>3</w:t>
+      </w:r>
+      <w:r>
+        <w:t>].</w:t>
+      </w:r>
+    </w:p>
+    <w:p>
+      <w:pPr>
+        <w:pStyle w:val="Literatura"/>
+      </w:pPr>
+      <w:r>
+        <w:t>GDQUEST. </w:t>
+      </w:r>
+      <w:r>
+        <w:rPr>
+          <w:i/>
+          <w:iCs/>
+        </w:rPr>
+        <w:t xml:space="preserve">All </w:t>
+      </w:r>
+      <w:proofErr w:type="spellStart"/>
+      <w:r>
+        <w:rPr>
+          <w:i/>
+          <w:iCs/>
+        </w:rPr>
+        <w:t>There</w:t>
+      </w:r>
+      <w:proofErr w:type="spellEnd"/>
+      <w:r>
+        <w:rPr>
+          <w:i/>
+          <w:iCs/>
+        </w:rPr>
+        <w:t xml:space="preserve"> </w:t>
+      </w:r>
+      <w:proofErr w:type="spellStart"/>
+      <w:r>
+        <w:rPr>
+          <w:i/>
+          <w:iCs/>
+        </w:rPr>
+        <w:t>Is</w:t>
+      </w:r>
+      <w:proofErr w:type="spellEnd"/>
+      <w:r>
+        <w:rPr>
+          <w:i/>
+          <w:iCs/>
+        </w:rPr>
+        <w:t xml:space="preserve"> To </w:t>
+      </w:r>
+      <w:proofErr w:type="spellStart"/>
+      <w:r>
+        <w:rPr>
+          <w:i/>
+          <w:iCs/>
+        </w:rPr>
+        <w:t>Know</w:t>
+      </w:r>
+      <w:proofErr w:type="spellEnd"/>
+      <w:r>
+        <w:rPr>
+          <w:i/>
+          <w:iCs/>
+        </w:rPr>
+        <w:t xml:space="preserve"> </w:t>
+      </w:r>
+      <w:proofErr w:type="spellStart"/>
+      <w:r>
+        <w:rPr>
+          <w:i/>
+          <w:iCs/>
+        </w:rPr>
+        <w:t>About</w:t>
+      </w:r>
+      <w:proofErr w:type="spellEnd"/>
+      <w:r>
+        <w:rPr>
+          <w:i/>
+          <w:iCs/>
+        </w:rPr>
+        <w:t xml:space="preserve"> </w:t>
+      </w:r>
+      <w:proofErr w:type="spellStart"/>
+      <w:r>
+        <w:rPr>
+          <w:i/>
+          <w:iCs/>
+        </w:rPr>
+        <w:t>Godot's</w:t>
+      </w:r>
+      <w:proofErr w:type="spellEnd"/>
+      <w:r>
+        <w:rPr>
+          <w:i/>
+          <w:iCs/>
+        </w:rPr>
+        <w:t xml:space="preserve"> </w:t>
+      </w:r>
+      <w:proofErr w:type="spellStart"/>
+      <w:r>
+        <w:rPr>
+          <w:i/>
+          <w:iCs/>
+        </w:rPr>
+        <w:t>Scenes</w:t>
+      </w:r>
+      <w:proofErr w:type="spellEnd"/>
+      <w:r>
+        <w:rPr>
+          <w:i/>
+          <w:iCs/>
+        </w:rPr>
+        <w:t xml:space="preserve"> and </w:t>
+      </w:r>
+      <w:proofErr w:type="spellStart"/>
+      <w:r>
+        <w:rPr>
+          <w:i/>
+          <w:iCs/>
+        </w:rPr>
+        <w:t>Nodes</w:t>
+      </w:r>
+      <w:proofErr w:type="spellEnd"/>
+      <w:r>
+        <w:t>. Online. 2021. Dostupné z: </w:t>
+      </w:r>
+      <w:hyperlink r:id="rId35" w:history="1">
+        <w:r>
+          <w:rPr>
+            <w:rStyle w:val="Hypertextovodkaz"/>
+          </w:rPr>
+          <w:t>https://www.youtube.com/</w:t>
+        </w:r>
+        <w:proofErr w:type="spellStart"/>
+        <w:r>
+          <w:rPr>
+            <w:rStyle w:val="Hypertextovodkaz"/>
+          </w:rPr>
+          <w:t>watch?v</w:t>
+        </w:r>
+        <w:proofErr w:type="spellEnd"/>
+        <w:r>
+          <w:rPr>
+            <w:rStyle w:val="Hypertextovodkaz"/>
+          </w:rPr>
+          <w:t>=y0QAvyv9Wbw</w:t>
+        </w:r>
+      </w:hyperlink>
+      <w:r>
+        <w:t>. [cit. 2026-01-2</w:t>
+      </w:r>
+      <w:r>
+        <w:t>3</w:t>
+      </w:r>
+      <w:r>
+        <w:t>].</w:t>
+      </w:r>
+    </w:p>
+    <w:p>
+      <w:pPr>
+        <w:pStyle w:val="Literatura"/>
+      </w:pPr>
+      <w:r>
+        <w:t>GDQUEST. </w:t>
+      </w:r>
+      <w:proofErr w:type="spellStart"/>
+      <w:r>
+        <w:rPr>
+          <w:i/>
+          <w:iCs/>
+        </w:rPr>
+        <w:t>Getting</w:t>
+      </w:r>
+      <w:proofErr w:type="spellEnd"/>
+      <w:r>
+        <w:rPr>
+          <w:i/>
+          <w:iCs/>
+        </w:rPr>
+        <w:t xml:space="preserve"> </w:t>
+      </w:r>
+      <w:proofErr w:type="spellStart"/>
+      <w:r>
+        <w:rPr>
+          <w:i/>
+          <w:iCs/>
+        </w:rPr>
+        <w:t>Started</w:t>
+      </w:r>
+      <w:proofErr w:type="spellEnd"/>
+      <w:r>
+        <w:rPr>
+          <w:i/>
+          <w:iCs/>
+        </w:rPr>
+        <w:t xml:space="preserve"> </w:t>
+      </w:r>
+      <w:proofErr w:type="spellStart"/>
+      <w:r>
+        <w:rPr>
+          <w:i/>
+          <w:iCs/>
+        </w:rPr>
+        <w:t>With</w:t>
+      </w:r>
+      <w:proofErr w:type="spellEnd"/>
+      <w:r>
+        <w:rPr>
+          <w:i/>
+          <w:iCs/>
+        </w:rPr>
+        <w:t xml:space="preserve"> </w:t>
+      </w:r>
+      <w:proofErr w:type="spellStart"/>
+      <w:r>
+        <w:rPr>
+          <w:i/>
+          <w:iCs/>
+        </w:rPr>
+        <w:t>Godot's</w:t>
+      </w:r>
+      <w:proofErr w:type="spellEnd"/>
+      <w:r>
+        <w:rPr>
+          <w:i/>
+          <w:iCs/>
+        </w:rPr>
+        <w:t xml:space="preserve"> </w:t>
+      </w:r>
+      <w:proofErr w:type="spellStart"/>
+      <w:r>
+        <w:rPr>
+          <w:i/>
+          <w:iCs/>
+        </w:rPr>
+        <w:t>Scene</w:t>
+      </w:r>
+      <w:proofErr w:type="spellEnd"/>
+      <w:r>
+        <w:rPr>
+          <w:i/>
+          <w:iCs/>
+        </w:rPr>
+        <w:t xml:space="preserve"> </w:t>
+      </w:r>
+      <w:proofErr w:type="spellStart"/>
+      <w:r>
+        <w:rPr>
+          <w:i/>
+          <w:iCs/>
+        </w:rPr>
+        <w:t>Instances</w:t>
+      </w:r>
+      <w:proofErr w:type="spellEnd"/>
+      <w:r>
+        <w:t>. Online. 2021. Dostupné z: </w:t>
+      </w:r>
+      <w:hyperlink r:id="rId36" w:history="1">
+        <w:r>
+          <w:rPr>
+            <w:rStyle w:val="Hypertextovodkaz"/>
+          </w:rPr>
+          <w:t>https://www.youtube.com/</w:t>
+        </w:r>
+        <w:proofErr w:type="spellStart"/>
+        <w:r>
+          <w:rPr>
+            <w:rStyle w:val="Hypertextovodkaz"/>
+          </w:rPr>
+          <w:t>watch?v</w:t>
+        </w:r>
+        <w:proofErr w:type="spellEnd"/>
+        <w:r>
+          <w:rPr>
+            <w:rStyle w:val="Hypertextovodkaz"/>
+          </w:rPr>
+          <w:t>=_ImAgihyy3A</w:t>
+        </w:r>
+      </w:hyperlink>
+      <w:r>
+        <w:t>. [cit. 2026-01-2</w:t>
+      </w:r>
+      <w:r>
+        <w:t>3</w:t>
+      </w:r>
+      <w:r>
+        <w:t>].</w:t>
+      </w:r>
+    </w:p>
+    <w:p>
+      <w:pPr>
+        <w:pStyle w:val="Literatura"/>
+      </w:pPr>
+      <w:r>
+        <w:t>PAPER MOUSE GAMES. </w:t>
+      </w:r>
+      <w:proofErr w:type="gramStart"/>
+      <w:r>
+        <w:rPr>
+          <w:i/>
+          <w:iCs/>
+        </w:rPr>
+        <w:t>2D</w:t>
+      </w:r>
+      <w:proofErr w:type="gramEnd"/>
+      <w:r>
+        <w:rPr>
+          <w:i/>
+          <w:iCs/>
+        </w:rPr>
+        <w:t xml:space="preserve"> </w:t>
+      </w:r>
+      <w:proofErr w:type="spellStart"/>
+      <w:r>
+        <w:rPr>
+          <w:i/>
+          <w:iCs/>
+        </w:rPr>
+        <w:t>Platformer</w:t>
+      </w:r>
+      <w:proofErr w:type="spellEnd"/>
+      <w:r>
+        <w:rPr>
+          <w:i/>
+          <w:iCs/>
+        </w:rPr>
+        <w:t xml:space="preserve"> </w:t>
+      </w:r>
+      <w:proofErr w:type="spellStart"/>
+      <w:r>
+        <w:rPr>
+          <w:i/>
+          <w:iCs/>
+        </w:rPr>
+        <w:t>Tutorial</w:t>
+      </w:r>
+      <w:proofErr w:type="spellEnd"/>
+      <w:r>
+        <w:rPr>
+          <w:i/>
+          <w:iCs/>
+        </w:rPr>
+        <w:t xml:space="preserve"> In Godot 4</w:t>
+      </w:r>
+      <w:r>
+        <w:t>. Online. 2024. Dostupné z: </w:t>
+      </w:r>
+      <w:hyperlink r:id="rId37" w:history="1">
+        <w:r>
+          <w:rPr>
+            <w:rStyle w:val="Hypertextovodkaz"/>
+          </w:rPr>
+          <w:t>https://www.youtube.com/playlist?list=P</w:t>
+        </w:r>
+        <w:r>
+          <w:rPr>
+            <w:rStyle w:val="Hypertextovodkaz"/>
+          </w:rPr>
+          <w:t>L</w:t>
+        </w:r>
+        <w:r>
+          <w:rPr>
+            <w:rStyle w:val="Hypertextovodkaz"/>
+          </w:rPr>
+          <w:t>Ccur7_Y2zTdKIQ2oM2Ec8MEfeBnAbEXT</w:t>
+        </w:r>
+      </w:hyperlink>
+      <w:r>
+        <w:t>. [cit. 2026-01-20].</w:t>
+      </w:r>
+    </w:p>
+    <w:p>
+      <w:pPr>
+        <w:pStyle w:val="Literatura"/>
+      </w:pPr>
+      <w:r>
+        <w:t>GDQUEST. </w:t>
+      </w:r>
+      <w:r>
+        <w:rPr>
+          <w:i/>
+          <w:iCs/>
+        </w:rPr>
+        <w:t xml:space="preserve">Make </w:t>
+      </w:r>
+      <w:proofErr w:type="spellStart"/>
+      <w:r>
+        <w:rPr>
+          <w:i/>
+          <w:iCs/>
+        </w:rPr>
+        <w:t>Your</w:t>
+      </w:r>
+      <w:proofErr w:type="spellEnd"/>
+      <w:r>
+        <w:rPr>
+          <w:i/>
+          <w:iCs/>
+        </w:rPr>
+        <w:t xml:space="preserve"> </w:t>
+      </w:r>
+      <w:proofErr w:type="spellStart"/>
+      <w:r>
+        <w:rPr>
+          <w:i/>
+          <w:iCs/>
+        </w:rPr>
+        <w:t>First</w:t>
+      </w:r>
+      <w:proofErr w:type="spellEnd"/>
+      <w:r>
+        <w:rPr>
+          <w:i/>
+          <w:iCs/>
+        </w:rPr>
+        <w:t xml:space="preserve"> 2D Game </w:t>
+      </w:r>
+      <w:proofErr w:type="spellStart"/>
+      <w:r>
+        <w:rPr>
+          <w:i/>
+          <w:iCs/>
+        </w:rPr>
+        <w:t>with</w:t>
+      </w:r>
+      <w:proofErr w:type="spellEnd"/>
+      <w:r>
+        <w:rPr>
+          <w:i/>
+          <w:iCs/>
+        </w:rPr>
+        <w:t xml:space="preserve"> Godot: </w:t>
+      </w:r>
+      <w:proofErr w:type="spellStart"/>
+      <w:r>
+        <w:rPr>
+          <w:i/>
+          <w:iCs/>
+        </w:rPr>
+        <w:t>Player</w:t>
+      </w:r>
+      <w:proofErr w:type="spellEnd"/>
+      <w:r>
+        <w:rPr>
+          <w:i/>
+          <w:iCs/>
+        </w:rPr>
+        <w:t xml:space="preserve"> and </w:t>
+      </w:r>
+      <w:proofErr w:type="spellStart"/>
+      <w:r>
+        <w:rPr>
+          <w:i/>
+          <w:iCs/>
+        </w:rPr>
+        <w:t>Enemy</w:t>
+      </w:r>
+      <w:proofErr w:type="spellEnd"/>
+      <w:r>
+        <w:rPr>
+          <w:i/>
+          <w:iCs/>
+        </w:rPr>
+        <w:t xml:space="preserve"> (</w:t>
+      </w:r>
+      <w:proofErr w:type="spellStart"/>
+      <w:r>
+        <w:rPr>
+          <w:i/>
+          <w:iCs/>
+        </w:rPr>
+        <w:t>beginner</w:t>
+      </w:r>
+      <w:proofErr w:type="spellEnd"/>
+      <w:r>
+        <w:rPr>
+          <w:i/>
+          <w:iCs/>
+        </w:rPr>
+        <w:t xml:space="preserve"> </w:t>
+      </w:r>
+      <w:proofErr w:type="spellStart"/>
+      <w:r>
+        <w:rPr>
+          <w:i/>
+          <w:iCs/>
+        </w:rPr>
+        <w:t>tutorial</w:t>
+      </w:r>
+      <w:proofErr w:type="spellEnd"/>
+      <w:r>
+        <w:rPr>
+          <w:i/>
+          <w:iCs/>
+        </w:rPr>
+        <w:t xml:space="preserve"> part 1)</w:t>
+      </w:r>
+      <w:r>
+        <w:t>. Online. 2019. Dostupné z: </w:t>
+      </w:r>
+      <w:hyperlink r:id="rId38" w:history="1">
+        <w:r>
+          <w:rPr>
+            <w:rStyle w:val="Hypertextovodkaz"/>
+          </w:rPr>
+          <w:t>https://www.youtube.com/</w:t>
+        </w:r>
+        <w:proofErr w:type="spellStart"/>
+        <w:r>
+          <w:rPr>
+            <w:rStyle w:val="Hypertextovodkaz"/>
+          </w:rPr>
+          <w:t>watch?v</w:t>
+        </w:r>
+        <w:proofErr w:type="spellEnd"/>
+        <w:r>
+          <w:rPr>
+            <w:rStyle w:val="Hypertextovodkaz"/>
+          </w:rPr>
+          <w:t>=Mc13Z2gboEk</w:t>
+        </w:r>
+      </w:hyperlink>
+      <w:r>
+        <w:t>. [cit. 2026-01-20].</w:t>
       </w:r>
     </w:p>
     <w:p>
@@ -4224,6 +8802,7 @@
         <w:jc w:val="both"/>
       </w:pPr>
       <w:r>
+        <w:lastRenderedPageBreak/>
         <w:t>Citace literatury se řídí platnou normou ČSN 01 0197 (bibliografické citace). Podrobné informace o citování literatury v odborné práci (i elektronických zdrojů) najdete v dokumentu citace</w:t>
       </w:r>
       <w:r>
@@ -4254,28 +8833,28 @@
       <w:pPr>
         <w:pStyle w:val="NadpisHlavniNecisl"/>
       </w:pPr>
-      <w:bookmarkStart w:id="49" w:name="_Toc37577736"/>
-      <w:bookmarkStart w:id="50" w:name="_Toc224845497"/>
+      <w:bookmarkStart w:id="61" w:name="_Toc37577736"/>
+      <w:bookmarkStart w:id="62" w:name="_Toc224922998"/>
       <w:r>
         <w:lastRenderedPageBreak/>
         <w:t>Seznam použitých symbolů a zkratek</w:t>
       </w:r>
-      <w:bookmarkEnd w:id="49"/>
-      <w:bookmarkEnd w:id="50"/>
+      <w:bookmarkEnd w:id="61"/>
+      <w:bookmarkEnd w:id="62"/>
     </w:p>
     <w:p/>
     <w:p>
       <w:pPr>
         <w:pStyle w:val="NadpisHlavniNecisl"/>
       </w:pPr>
-      <w:bookmarkStart w:id="51" w:name="_Toc37577737"/>
-      <w:bookmarkStart w:id="52" w:name="_Toc224845498"/>
+      <w:bookmarkStart w:id="63" w:name="_Toc37577737"/>
+      <w:bookmarkStart w:id="64" w:name="_Toc224922999"/>
       <w:r>
         <w:lastRenderedPageBreak/>
         <w:t>Seznam obrázků</w:t>
       </w:r>
-      <w:bookmarkEnd w:id="51"/>
-      <w:bookmarkEnd w:id="52"/>
+      <w:bookmarkEnd w:id="63"/>
+      <w:bookmarkEnd w:id="64"/>
     </w:p>
     <w:p>
       <w:pPr>
@@ -4306,7 +8885,7 @@
         <w:fldChar w:fldCharType="separate"/>
       </w:r>
       <w:r>
-        <w:t>Obr. 1 Použitý TileSet</w:t>
+        <w:t>Obr. 1 Ukázka stromu scén u hlavní postavy</w:t>
       </w:r>
       <w:r>
         <w:tab/>
@@ -4315,7 +8894,7 @@
         <w:fldChar w:fldCharType="begin"/>
       </w:r>
       <w:r>
-        <w:instrText xml:space="preserve"> PAGEREF _Toc223976456 \h </w:instrText>
+        <w:instrText xml:space="preserve"> PAGEREF _Toc224922949 \h </w:instrText>
       </w:r>
       <w:r>
         <w:fldChar w:fldCharType="separate"/>
@@ -4328,95 +8907,396 @@
       </w:r>
     </w:p>
     <w:p>
+      <w:pPr>
+        <w:pStyle w:val="Seznamobrzk"/>
+        <w:rPr>
+          <w:rFonts w:asciiTheme="minorHAnsi" w:eastAsiaTheme="minorEastAsia" w:hAnsiTheme="minorHAnsi" w:cstheme="minorBidi"/>
+          <w:kern w:val="2"/>
+          <w:szCs w:val="24"/>
+          <w14:ligatures w14:val="standardContextual"/>
+        </w:rPr>
+      </w:pPr>
+      <w:r>
+        <w:t>Obr. 2 Použitý TileSet</w:t>
+      </w:r>
+      <w:r>
+        <w:tab/>
+      </w:r>
+      <w:r>
+        <w:fldChar w:fldCharType="begin"/>
+      </w:r>
+      <w:r>
+        <w:instrText xml:space="preserve"> PAGEREF _Toc224922950 \h </w:instrText>
+      </w:r>
+      <w:r>
+        <w:fldChar w:fldCharType="separate"/>
+      </w:r>
+      <w:r>
+        <w:t>13</w:t>
+      </w:r>
       <w:r>
         <w:fldChar w:fldCharType="end"/>
       </w:r>
     </w:p>
     <w:p>
       <w:pPr>
+        <w:pStyle w:val="Seznamobrzk"/>
+        <w:rPr>
+          <w:rFonts w:asciiTheme="minorHAnsi" w:eastAsiaTheme="minorEastAsia" w:hAnsiTheme="minorHAnsi" w:cstheme="minorBidi"/>
+          <w:kern w:val="2"/>
+          <w:szCs w:val="24"/>
+          <w14:ligatures w14:val="standardContextual"/>
+        </w:rPr>
+      </w:pPr>
+      <w:r>
+        <w:t>Obr. 3 Jednotlivé snímky animace pro chůzi a skok</w:t>
+      </w:r>
+      <w:r>
+        <w:tab/>
+      </w:r>
+      <w:r>
+        <w:fldChar w:fldCharType="begin"/>
+      </w:r>
+      <w:r>
+        <w:instrText xml:space="preserve"> PAGEREF _Toc224922951 \h </w:instrText>
+      </w:r>
+      <w:r>
+        <w:fldChar w:fldCharType="separate"/>
+      </w:r>
+      <w:r>
+        <w:t>15</w:t>
+      </w:r>
+      <w:r>
+        <w:fldChar w:fldCharType="end"/>
+      </w:r>
+    </w:p>
+    <w:p>
+      <w:pPr>
+        <w:pStyle w:val="Seznamobrzk"/>
+        <w:rPr>
+          <w:rFonts w:asciiTheme="minorHAnsi" w:eastAsiaTheme="minorEastAsia" w:hAnsiTheme="minorHAnsi" w:cstheme="minorBidi"/>
+          <w:kern w:val="2"/>
+          <w:szCs w:val="24"/>
+          <w14:ligatures w14:val="standardContextual"/>
+        </w:rPr>
+      </w:pPr>
+      <w:r>
+        <w:t>Obr. 4 Ukázka kódu funkce _physics_process(delta)</w:t>
+      </w:r>
+      <w:r>
+        <w:tab/>
+      </w:r>
+      <w:r>
+        <w:fldChar w:fldCharType="begin"/>
+      </w:r>
+      <w:r>
+        <w:instrText xml:space="preserve"> PAGEREF _Toc224922952 \h </w:instrText>
+      </w:r>
+      <w:r>
+        <w:fldChar w:fldCharType="separate"/>
+      </w:r>
+      <w:r>
+        <w:t>16</w:t>
+      </w:r>
+      <w:r>
+        <w:fldChar w:fldCharType="end"/>
+      </w:r>
+    </w:p>
+    <w:p>
+      <w:pPr>
+        <w:pStyle w:val="Seznamobrzk"/>
+        <w:rPr>
+          <w:rFonts w:asciiTheme="minorHAnsi" w:eastAsiaTheme="minorEastAsia" w:hAnsiTheme="minorHAnsi" w:cstheme="minorBidi"/>
+          <w:kern w:val="2"/>
+          <w:szCs w:val="24"/>
+          <w14:ligatures w14:val="standardContextual"/>
+        </w:rPr>
+      </w:pPr>
+      <w:r>
+        <w:t>Obr. 5 Ukázka scriptu bullet.gd</w:t>
+      </w:r>
+      <w:r>
+        <w:tab/>
+      </w:r>
+      <w:r>
+        <w:fldChar w:fldCharType="begin"/>
+      </w:r>
+      <w:r>
+        <w:instrText xml:space="preserve"> PAGEREF _Toc224922953 \h </w:instrText>
+      </w:r>
+      <w:r>
+        <w:fldChar w:fldCharType="separate"/>
+      </w:r>
+      <w:r>
+        <w:t>17</w:t>
+      </w:r>
+      <w:r>
+        <w:fldChar w:fldCharType="end"/>
+      </w:r>
+    </w:p>
+    <w:p>
+      <w:pPr>
+        <w:pStyle w:val="Seznamobrzk"/>
+        <w:rPr>
+          <w:rFonts w:asciiTheme="minorHAnsi" w:eastAsiaTheme="minorEastAsia" w:hAnsiTheme="minorHAnsi" w:cstheme="minorBidi"/>
+          <w:kern w:val="2"/>
+          <w:szCs w:val="24"/>
+          <w14:ligatures w14:val="standardContextual"/>
+        </w:rPr>
+      </w:pPr>
+      <w:r>
+        <w:t>Obr. 6 Ukázka HUD hry</w:t>
+      </w:r>
+      <w:r>
+        <w:tab/>
+      </w:r>
+      <w:r>
+        <w:fldChar w:fldCharType="begin"/>
+      </w:r>
+      <w:r>
+        <w:instrText xml:space="preserve"> PAGEREF _Toc224922954 \h </w:instrText>
+      </w:r>
+      <w:r>
+        <w:fldChar w:fldCharType="separate"/>
+      </w:r>
+      <w:r>
+        <w:t>18</w:t>
+      </w:r>
+      <w:r>
+        <w:fldChar w:fldCharType="end"/>
+      </w:r>
+    </w:p>
+    <w:p>
+      <w:pPr>
+        <w:pStyle w:val="Seznamobrzk"/>
+        <w:rPr>
+          <w:rFonts w:asciiTheme="minorHAnsi" w:eastAsiaTheme="minorEastAsia" w:hAnsiTheme="minorHAnsi" w:cstheme="minorBidi"/>
+          <w:kern w:val="2"/>
+          <w:szCs w:val="24"/>
+          <w14:ligatures w14:val="standardContextual"/>
+        </w:rPr>
+      </w:pPr>
+      <w:r>
+        <w:t>Obr. 7 Ukázka Main Menu hry</w:t>
+      </w:r>
+      <w:r>
+        <w:tab/>
+      </w:r>
+      <w:r>
+        <w:fldChar w:fldCharType="begin"/>
+      </w:r>
+      <w:r>
+        <w:instrText xml:space="preserve"> PAGEREF _Toc224922955 \h </w:instrText>
+      </w:r>
+      <w:r>
+        <w:fldChar w:fldCharType="separate"/>
+      </w:r>
+      <w:r>
+        <w:t>19</w:t>
+      </w:r>
+      <w:r>
+        <w:fldChar w:fldCharType="end"/>
+      </w:r>
+    </w:p>
+    <w:p>
+      <w:pPr>
+        <w:pStyle w:val="Seznamobrzk"/>
+        <w:rPr>
+          <w:rFonts w:asciiTheme="minorHAnsi" w:eastAsiaTheme="minorEastAsia" w:hAnsiTheme="minorHAnsi" w:cstheme="minorBidi"/>
+          <w:kern w:val="2"/>
+          <w:szCs w:val="24"/>
+          <w14:ligatures w14:val="standardContextual"/>
+        </w:rPr>
+      </w:pPr>
+      <w:r>
+        <w:t>Obr. 8 Ukázka Death Menu</w:t>
+      </w:r>
+      <w:r>
+        <w:tab/>
+      </w:r>
+      <w:r>
+        <w:fldChar w:fldCharType="begin"/>
+      </w:r>
+      <w:r>
+        <w:instrText xml:space="preserve"> PAGEREF _Toc224922956 \h </w:instrText>
+      </w:r>
+      <w:r>
+        <w:fldChar w:fldCharType="separate"/>
+      </w:r>
+      <w:r>
+        <w:t>19</w:t>
+      </w:r>
+      <w:r>
+        <w:fldChar w:fldCharType="end"/>
+      </w:r>
+    </w:p>
+    <w:p>
+      <w:pPr>
+        <w:pStyle w:val="Seznamobrzk"/>
+        <w:rPr>
+          <w:rFonts w:asciiTheme="minorHAnsi" w:eastAsiaTheme="minorEastAsia" w:hAnsiTheme="minorHAnsi" w:cstheme="minorBidi"/>
+          <w:kern w:val="2"/>
+          <w:szCs w:val="24"/>
+          <w14:ligatures w14:val="standardContextual"/>
+        </w:rPr>
+      </w:pPr>
+      <w:r>
+        <w:t>Obr. 9 Ukázka Win Menu</w:t>
+      </w:r>
+      <w:r>
+        <w:tab/>
+      </w:r>
+      <w:r>
+        <w:fldChar w:fldCharType="begin"/>
+      </w:r>
+      <w:r>
+        <w:instrText xml:space="preserve"> PAGEREF _Toc224922957 \h </w:instrText>
+      </w:r>
+      <w:r>
+        <w:fldChar w:fldCharType="separate"/>
+      </w:r>
+      <w:r>
+        <w:t>20</w:t>
+      </w:r>
+      <w:r>
+        <w:fldChar w:fldCharType="end"/>
+      </w:r>
+    </w:p>
+    <w:p>
+      <w:pPr>
+        <w:pStyle w:val="Seznamobrzk"/>
+        <w:rPr>
+          <w:rFonts w:asciiTheme="minorHAnsi" w:eastAsiaTheme="minorEastAsia" w:hAnsiTheme="minorHAnsi" w:cstheme="minorBidi"/>
+          <w:kern w:val="2"/>
+          <w:szCs w:val="24"/>
+          <w14:ligatures w14:val="standardContextual"/>
+        </w:rPr>
+      </w:pPr>
+      <w:r>
+        <w:t>Obr. 10 Ukázka kódu pro přepnutí scény (stavu) hry.</w:t>
+      </w:r>
+      <w:r>
+        <w:tab/>
+      </w:r>
+      <w:r>
+        <w:fldChar w:fldCharType="begin"/>
+      </w:r>
+      <w:r>
+        <w:instrText xml:space="preserve"> PAGEREF _Toc224922958 \h </w:instrText>
+      </w:r>
+      <w:r>
+        <w:fldChar w:fldCharType="separate"/>
+      </w:r>
+      <w:r>
+        <w:t>20</w:t>
+      </w:r>
+      <w:r>
+        <w:fldChar w:fldCharType="end"/>
+      </w:r>
+    </w:p>
+    <w:p>
+      <w:pPr>
+        <w:pStyle w:val="Seznamobrzk"/>
+        <w:rPr>
+          <w:rFonts w:asciiTheme="minorHAnsi" w:eastAsiaTheme="minorEastAsia" w:hAnsiTheme="minorHAnsi" w:cstheme="minorBidi"/>
+          <w:kern w:val="2"/>
+          <w:szCs w:val="24"/>
+          <w14:ligatures w14:val="standardContextual"/>
+        </w:rPr>
+      </w:pPr>
+      <w:r>
+        <w:t>Obr. 11 Ukázka uzlu AudioStreamPlayer2D</w:t>
+      </w:r>
+      <w:r>
+        <w:tab/>
+      </w:r>
+      <w:r>
+        <w:fldChar w:fldCharType="begin"/>
+      </w:r>
+      <w:r>
+        <w:instrText xml:space="preserve"> PAGEREF _Toc224922959 \h </w:instrText>
+      </w:r>
+      <w:r>
+        <w:fldChar w:fldCharType="separate"/>
+      </w:r>
+      <w:r>
+        <w:t>21</w:t>
+      </w:r>
+      <w:r>
+        <w:fldChar w:fldCharType="end"/>
+      </w:r>
+    </w:p>
+    <w:p>
+      <w:r>
+        <w:fldChar w:fldCharType="end"/>
+      </w:r>
+    </w:p>
+    <w:p>
+      <w:pPr>
         <w:pStyle w:val="NadpisHlavniNecisl"/>
       </w:pPr>
-      <w:bookmarkStart w:id="53" w:name="_Toc37577738"/>
-      <w:bookmarkStart w:id="54" w:name="_Toc224845499"/>
+      <w:bookmarkStart w:id="65" w:name="_Toc37577738"/>
+      <w:bookmarkStart w:id="66" w:name="_Toc224923000"/>
       <w:r>
         <w:lastRenderedPageBreak/>
         <w:t>Seznam tabulek</w:t>
       </w:r>
-      <w:bookmarkEnd w:id="53"/>
-      <w:bookmarkEnd w:id="54"/>
-    </w:p>
-    <w:p>
-      <w:pPr>
-        <w:pStyle w:val="Seznamobrzk"/>
-        <w:tabs>
-          <w:tab w:val="right" w:leader="dot" w:pos="9062"/>
-        </w:tabs>
-      </w:pPr>
+      <w:bookmarkEnd w:id="65"/>
+      <w:bookmarkEnd w:id="66"/>
+    </w:p>
+    <w:p>
+      <w:r>
+        <w:rPr>
+          <w:b/>
+          <w:noProof/>
+          <w:sz w:val="32"/>
+        </w:rPr>
+        <w:fldChar w:fldCharType="begin"/>
+      </w:r>
       <w:r>
         <w:rPr>
           <w:b/>
           <w:sz w:val="32"/>
         </w:rPr>
-        <w:fldChar w:fldCharType="begin"/>
+        <w:instrText xml:space="preserve"> TOC \c "Tab." </w:instrText>
       </w:r>
       <w:r>
         <w:rPr>
           <w:b/>
+          <w:noProof/>
           <w:sz w:val="32"/>
         </w:rPr>
-        <w:instrText xml:space="preserve"> TOC \c "Tab." </w:instrText>
-      </w:r>
-      <w:r>
-        <w:rPr>
-          <w:b/>
+        <w:fldChar w:fldCharType="separate"/>
+      </w:r>
+      <w:r>
+        <w:rPr>
+          <w:bCs/>
+          <w:noProof/>
           <w:sz w:val="32"/>
         </w:rPr>
-        <w:fldChar w:fldCharType="separate"/>
-      </w:r>
-      <w:r>
-        <w:t>Tab. 1 Popis tabulky zarovnat s levým okrajem tabulky</w:t>
-      </w:r>
-      <w:r>
-        <w:tab/>
-      </w:r>
-      <w:r>
-        <w:fldChar w:fldCharType="begin"/>
-      </w:r>
-      <w:r>
-        <w:instrText xml:space="preserve"> PAGEREF _Toc448208715 \h </w:instrText>
-      </w:r>
-      <w:r>
-        <w:fldChar w:fldCharType="separate"/>
-      </w:r>
-      <w:r>
-        <w:t>6</w:t>
+        <w:t>Nenalezena položka seznamu obrázků.</w:t>
       </w:r>
       <w:r>
         <w:fldChar w:fldCharType="end"/>
       </w:r>
     </w:p>
     <w:p>
-      <w:r>
-        <w:fldChar w:fldCharType="end"/>
-      </w:r>
-    </w:p>
-    <w:p>
-      <w:bookmarkStart w:id="55" w:name="_Toc420374803"/>
+      <w:bookmarkStart w:id="67" w:name="_Toc420374803"/>
     </w:p>
     <w:p/>
     <w:p>
       <w:pPr>
         <w:pStyle w:val="NadpisHlavniNecisl"/>
       </w:pPr>
-      <w:bookmarkStart w:id="56" w:name="_Toc37577739"/>
-      <w:bookmarkStart w:id="57" w:name="_Toc224845500"/>
-      <w:bookmarkEnd w:id="55"/>
+      <w:bookmarkStart w:id="68" w:name="_Toc37577739"/>
+      <w:bookmarkStart w:id="69" w:name="_Toc224923001"/>
+      <w:bookmarkEnd w:id="67"/>
       <w:r>
         <w:lastRenderedPageBreak/>
         <w:t>seznam Příloh</w:t>
       </w:r>
-      <w:bookmarkEnd w:id="56"/>
-      <w:bookmarkEnd w:id="57"/>
+      <w:bookmarkEnd w:id="68"/>
+      <w:bookmarkEnd w:id="69"/>
     </w:p>
     <w:p>
       <w:r>
@@ -4427,7 +9307,7 @@
     <w:p/>
     <w:p/>
     <w:sectPr>
-      <w:headerReference w:type="default" r:id="rId20"/>
+      <w:headerReference w:type="default" r:id="rId39"/>
       <w:pgSz w:w="11907" w:h="16840" w:code="9"/>
       <w:pgMar w:top="1701" w:right="1134" w:bottom="1134" w:left="1134" w:header="851" w:footer="709" w:gutter="0"/>
       <w:cols w:space="708"/>
@@ -5311,6 +10191,178 @@
     </w:lvl>
   </w:abstractNum>
   <w:abstractNum w:abstractNumId="17" w15:restartNumberingAfterBreak="0">
+    <w:nsid w:val="11B61AA8"/>
+    <w:multiLevelType w:val="hybridMultilevel"/>
+    <w:tmpl w:val="8D4AFC2A"/>
+    <w:lvl w:ilvl="0" w:tplc="0405000F">
+      <w:start w:val="1"/>
+      <w:numFmt w:val="decimal"/>
+      <w:lvlText w:val="%1."/>
+      <w:lvlJc w:val="left"/>
+      <w:pPr>
+        <w:ind w:left="720" w:hanging="360"/>
+      </w:pPr>
+    </w:lvl>
+    <w:lvl w:ilvl="1" w:tplc="04050019" w:tentative="1">
+      <w:start w:val="1"/>
+      <w:numFmt w:val="lowerLetter"/>
+      <w:lvlText w:val="%2."/>
+      <w:lvlJc w:val="left"/>
+      <w:pPr>
+        <w:ind w:left="1440" w:hanging="360"/>
+      </w:pPr>
+    </w:lvl>
+    <w:lvl w:ilvl="2" w:tplc="0405001B" w:tentative="1">
+      <w:start w:val="1"/>
+      <w:numFmt w:val="lowerRoman"/>
+      <w:lvlText w:val="%3."/>
+      <w:lvlJc w:val="right"/>
+      <w:pPr>
+        <w:ind w:left="2160" w:hanging="180"/>
+      </w:pPr>
+    </w:lvl>
+    <w:lvl w:ilvl="3" w:tplc="0405000F" w:tentative="1">
+      <w:start w:val="1"/>
+      <w:numFmt w:val="decimal"/>
+      <w:lvlText w:val="%4."/>
+      <w:lvlJc w:val="left"/>
+      <w:pPr>
+        <w:ind w:left="2880" w:hanging="360"/>
+      </w:pPr>
+    </w:lvl>
+    <w:lvl w:ilvl="4" w:tplc="04050019" w:tentative="1">
+      <w:start w:val="1"/>
+      <w:numFmt w:val="lowerLetter"/>
+      <w:lvlText w:val="%5."/>
+      <w:lvlJc w:val="left"/>
+      <w:pPr>
+        <w:ind w:left="3600" w:hanging="360"/>
+      </w:pPr>
+    </w:lvl>
+    <w:lvl w:ilvl="5" w:tplc="0405001B" w:tentative="1">
+      <w:start w:val="1"/>
+      <w:numFmt w:val="lowerRoman"/>
+      <w:lvlText w:val="%6."/>
+      <w:lvlJc w:val="right"/>
+      <w:pPr>
+        <w:ind w:left="4320" w:hanging="180"/>
+      </w:pPr>
+    </w:lvl>
+    <w:lvl w:ilvl="6" w:tplc="0405000F" w:tentative="1">
+      <w:start w:val="1"/>
+      <w:numFmt w:val="decimal"/>
+      <w:lvlText w:val="%7."/>
+      <w:lvlJc w:val="left"/>
+      <w:pPr>
+        <w:ind w:left="5040" w:hanging="360"/>
+      </w:pPr>
+    </w:lvl>
+    <w:lvl w:ilvl="7" w:tplc="04050019" w:tentative="1">
+      <w:start w:val="1"/>
+      <w:numFmt w:val="lowerLetter"/>
+      <w:lvlText w:val="%8."/>
+      <w:lvlJc w:val="left"/>
+      <w:pPr>
+        <w:ind w:left="5760" w:hanging="360"/>
+      </w:pPr>
+    </w:lvl>
+    <w:lvl w:ilvl="8" w:tplc="0405001B" w:tentative="1">
+      <w:start w:val="1"/>
+      <w:numFmt w:val="lowerRoman"/>
+      <w:lvlText w:val="%9."/>
+      <w:lvlJc w:val="right"/>
+      <w:pPr>
+        <w:ind w:left="6480" w:hanging="180"/>
+      </w:pPr>
+    </w:lvl>
+  </w:abstractNum>
+  <w:abstractNum w:abstractNumId="18" w15:restartNumberingAfterBreak="0">
+    <w:nsid w:val="1B2B7A30"/>
+    <w:multiLevelType w:val="hybridMultilevel"/>
+    <w:tmpl w:val="CFEC103C"/>
+    <w:lvl w:ilvl="0" w:tplc="0405000F">
+      <w:start w:val="1"/>
+      <w:numFmt w:val="decimal"/>
+      <w:lvlText w:val="%1."/>
+      <w:lvlJc w:val="left"/>
+      <w:pPr>
+        <w:ind w:left="720" w:hanging="360"/>
+      </w:pPr>
+    </w:lvl>
+    <w:lvl w:ilvl="1" w:tplc="04050019" w:tentative="1">
+      <w:start w:val="1"/>
+      <w:numFmt w:val="lowerLetter"/>
+      <w:lvlText w:val="%2."/>
+      <w:lvlJc w:val="left"/>
+      <w:pPr>
+        <w:ind w:left="1440" w:hanging="360"/>
+      </w:pPr>
+    </w:lvl>
+    <w:lvl w:ilvl="2" w:tplc="0405001B" w:tentative="1">
+      <w:start w:val="1"/>
+      <w:numFmt w:val="lowerRoman"/>
+      <w:lvlText w:val="%3."/>
+      <w:lvlJc w:val="right"/>
+      <w:pPr>
+        <w:ind w:left="2160" w:hanging="180"/>
+      </w:pPr>
+    </w:lvl>
+    <w:lvl w:ilvl="3" w:tplc="0405000F" w:tentative="1">
+      <w:start w:val="1"/>
+      <w:numFmt w:val="decimal"/>
+      <w:lvlText w:val="%4."/>
+      <w:lvlJc w:val="left"/>
+      <w:pPr>
+        <w:ind w:left="2880" w:hanging="360"/>
+      </w:pPr>
+    </w:lvl>
+    <w:lvl w:ilvl="4" w:tplc="04050019" w:tentative="1">
+      <w:start w:val="1"/>
+      <w:numFmt w:val="lowerLetter"/>
+      <w:lvlText w:val="%5."/>
+      <w:lvlJc w:val="left"/>
+      <w:pPr>
+        <w:ind w:left="3600" w:hanging="360"/>
+      </w:pPr>
+    </w:lvl>
+    <w:lvl w:ilvl="5" w:tplc="0405001B" w:tentative="1">
+      <w:start w:val="1"/>
+      <w:numFmt w:val="lowerRoman"/>
+      <w:lvlText w:val="%6."/>
+      <w:lvlJc w:val="right"/>
+      <w:pPr>
+        <w:ind w:left="4320" w:hanging="180"/>
+      </w:pPr>
+    </w:lvl>
+    <w:lvl w:ilvl="6" w:tplc="0405000F" w:tentative="1">
+      <w:start w:val="1"/>
+      <w:numFmt w:val="decimal"/>
+      <w:lvlText w:val="%7."/>
+      <w:lvlJc w:val="left"/>
+      <w:pPr>
+        <w:ind w:left="5040" w:hanging="360"/>
+      </w:pPr>
+    </w:lvl>
+    <w:lvl w:ilvl="7" w:tplc="04050019" w:tentative="1">
+      <w:start w:val="1"/>
+      <w:numFmt w:val="lowerLetter"/>
+      <w:lvlText w:val="%8."/>
+      <w:lvlJc w:val="left"/>
+      <w:pPr>
+        <w:ind w:left="5760" w:hanging="360"/>
+      </w:pPr>
+    </w:lvl>
+    <w:lvl w:ilvl="8" w:tplc="0405001B" w:tentative="1">
+      <w:start w:val="1"/>
+      <w:numFmt w:val="lowerRoman"/>
+      <w:lvlText w:val="%9."/>
+      <w:lvlJc w:val="right"/>
+      <w:pPr>
+        <w:ind w:left="6480" w:hanging="180"/>
+      </w:pPr>
+    </w:lvl>
+  </w:abstractNum>
+  <w:abstractNum w:abstractNumId="19" w15:restartNumberingAfterBreak="0">
     <w:nsid w:val="2A0C427E"/>
     <w:multiLevelType w:val="hybridMultilevel"/>
     <w:tmpl w:val="7E5E6652"/>
@@ -5423,7 +10475,7 @@
       </w:rPr>
     </w:lvl>
   </w:abstractNum>
-  <w:abstractNum w:abstractNumId="18" w15:restartNumberingAfterBreak="0">
+  <w:abstractNum w:abstractNumId="20" w15:restartNumberingAfterBreak="0">
     <w:nsid w:val="2B117513"/>
     <w:multiLevelType w:val="multilevel"/>
     <w:tmpl w:val="5DBA19CA"/>
@@ -5536,7 +10588,7 @@
       </w:pPr>
     </w:lvl>
   </w:abstractNum>
-  <w:abstractNum w:abstractNumId="19" w15:restartNumberingAfterBreak="0">
+  <w:abstractNum w:abstractNumId="21" w15:restartNumberingAfterBreak="0">
     <w:nsid w:val="381D7351"/>
     <w:multiLevelType w:val="singleLevel"/>
     <w:tmpl w:val="8F924AEA"/>
@@ -5556,7 +10608,319 @@
       </w:rPr>
     </w:lvl>
   </w:abstractNum>
-  <w:abstractNum w:abstractNumId="20" w15:restartNumberingAfterBreak="0">
+  <w:abstractNum w:abstractNumId="22" w15:restartNumberingAfterBreak="0">
+    <w:nsid w:val="3D6211B0"/>
+    <w:multiLevelType w:val="hybridMultilevel"/>
+    <w:tmpl w:val="A73409CA"/>
+    <w:lvl w:ilvl="0" w:tplc="04050001">
+      <w:start w:val="1"/>
+      <w:numFmt w:val="bullet"/>
+      <w:lvlText w:val=""/>
+      <w:lvlJc w:val="left"/>
+      <w:pPr>
+        <w:ind w:left="644" w:hanging="360"/>
+      </w:pPr>
+      <w:rPr>
+        <w:rFonts w:ascii="Symbol" w:hAnsi="Symbol" w:hint="default"/>
+      </w:rPr>
+    </w:lvl>
+    <w:lvl w:ilvl="1" w:tplc="04050003" w:tentative="1">
+      <w:start w:val="1"/>
+      <w:numFmt w:val="bullet"/>
+      <w:lvlText w:val="o"/>
+      <w:lvlJc w:val="left"/>
+      <w:pPr>
+        <w:ind w:left="1440" w:hanging="360"/>
+      </w:pPr>
+      <w:rPr>
+        <w:rFonts w:ascii="Courier New" w:hAnsi="Courier New" w:cs="Courier New" w:hint="default"/>
+      </w:rPr>
+    </w:lvl>
+    <w:lvl w:ilvl="2" w:tplc="04050005" w:tentative="1">
+      <w:start w:val="1"/>
+      <w:numFmt w:val="bullet"/>
+      <w:lvlText w:val=""/>
+      <w:lvlJc w:val="left"/>
+      <w:pPr>
+        <w:ind w:left="2160" w:hanging="360"/>
+      </w:pPr>
+      <w:rPr>
+        <w:rFonts w:ascii="Wingdings" w:hAnsi="Wingdings" w:hint="default"/>
+      </w:rPr>
+    </w:lvl>
+    <w:lvl w:ilvl="3" w:tplc="04050001" w:tentative="1">
+      <w:start w:val="1"/>
+      <w:numFmt w:val="bullet"/>
+      <w:lvlText w:val=""/>
+      <w:lvlJc w:val="left"/>
+      <w:pPr>
+        <w:ind w:left="2880" w:hanging="360"/>
+      </w:pPr>
+      <w:rPr>
+        <w:rFonts w:ascii="Symbol" w:hAnsi="Symbol" w:hint="default"/>
+      </w:rPr>
+    </w:lvl>
+    <w:lvl w:ilvl="4" w:tplc="04050003" w:tentative="1">
+      <w:start w:val="1"/>
+      <w:numFmt w:val="bullet"/>
+      <w:lvlText w:val="o"/>
+      <w:lvlJc w:val="left"/>
+      <w:pPr>
+        <w:ind w:left="3600" w:hanging="360"/>
+      </w:pPr>
+      <w:rPr>
+        <w:rFonts w:ascii="Courier New" w:hAnsi="Courier New" w:cs="Courier New" w:hint="default"/>
+      </w:rPr>
+    </w:lvl>
+    <w:lvl w:ilvl="5" w:tplc="04050005" w:tentative="1">
+      <w:start w:val="1"/>
+      <w:numFmt w:val="bullet"/>
+      <w:lvlText w:val=""/>
+      <w:lvlJc w:val="left"/>
+      <w:pPr>
+        <w:ind w:left="4320" w:hanging="360"/>
+      </w:pPr>
+      <w:rPr>
+        <w:rFonts w:ascii="Wingdings" w:hAnsi="Wingdings" w:hint="default"/>
+      </w:rPr>
+    </w:lvl>
+    <w:lvl w:ilvl="6" w:tplc="04050001" w:tentative="1">
+      <w:start w:val="1"/>
+      <w:numFmt w:val="bullet"/>
+      <w:lvlText w:val=""/>
+      <w:lvlJc w:val="left"/>
+      <w:pPr>
+        <w:ind w:left="5040" w:hanging="360"/>
+      </w:pPr>
+      <w:rPr>
+        <w:rFonts w:ascii="Symbol" w:hAnsi="Symbol" w:hint="default"/>
+      </w:rPr>
+    </w:lvl>
+    <w:lvl w:ilvl="7" w:tplc="04050003" w:tentative="1">
+      <w:start w:val="1"/>
+      <w:numFmt w:val="bullet"/>
+      <w:lvlText w:val="o"/>
+      <w:lvlJc w:val="left"/>
+      <w:pPr>
+        <w:ind w:left="5760" w:hanging="360"/>
+      </w:pPr>
+      <w:rPr>
+        <w:rFonts w:ascii="Courier New" w:hAnsi="Courier New" w:cs="Courier New" w:hint="default"/>
+      </w:rPr>
+    </w:lvl>
+    <w:lvl w:ilvl="8" w:tplc="04050005" w:tentative="1">
+      <w:start w:val="1"/>
+      <w:numFmt w:val="bullet"/>
+      <w:lvlText w:val=""/>
+      <w:lvlJc w:val="left"/>
+      <w:pPr>
+        <w:ind w:left="6480" w:hanging="360"/>
+      </w:pPr>
+      <w:rPr>
+        <w:rFonts w:ascii="Wingdings" w:hAnsi="Wingdings" w:hint="default"/>
+      </w:rPr>
+    </w:lvl>
+  </w:abstractNum>
+  <w:abstractNum w:abstractNumId="23" w15:restartNumberingAfterBreak="0">
+    <w:nsid w:val="44E12F04"/>
+    <w:multiLevelType w:val="hybridMultilevel"/>
+    <w:tmpl w:val="72BAE14C"/>
+    <w:lvl w:ilvl="0" w:tplc="04050001">
+      <w:start w:val="1"/>
+      <w:numFmt w:val="bullet"/>
+      <w:lvlText w:val=""/>
+      <w:lvlJc w:val="left"/>
+      <w:pPr>
+        <w:ind w:left="720" w:hanging="360"/>
+      </w:pPr>
+      <w:rPr>
+        <w:rFonts w:ascii="Symbol" w:hAnsi="Symbol" w:hint="default"/>
+      </w:rPr>
+    </w:lvl>
+    <w:lvl w:ilvl="1" w:tplc="04050003" w:tentative="1">
+      <w:start w:val="1"/>
+      <w:numFmt w:val="bullet"/>
+      <w:lvlText w:val="o"/>
+      <w:lvlJc w:val="left"/>
+      <w:pPr>
+        <w:ind w:left="1440" w:hanging="360"/>
+      </w:pPr>
+      <w:rPr>
+        <w:rFonts w:ascii="Courier New" w:hAnsi="Courier New" w:cs="Courier New" w:hint="default"/>
+      </w:rPr>
+    </w:lvl>
+    <w:lvl w:ilvl="2" w:tplc="04050005" w:tentative="1">
+      <w:start w:val="1"/>
+      <w:numFmt w:val="bullet"/>
+      <w:lvlText w:val=""/>
+      <w:lvlJc w:val="left"/>
+      <w:pPr>
+        <w:ind w:left="2160" w:hanging="360"/>
+      </w:pPr>
+      <w:rPr>
+        <w:rFonts w:ascii="Wingdings" w:hAnsi="Wingdings" w:hint="default"/>
+      </w:rPr>
+    </w:lvl>
+    <w:lvl w:ilvl="3" w:tplc="04050001" w:tentative="1">
+      <w:start w:val="1"/>
+      <w:numFmt w:val="bullet"/>
+      <w:lvlText w:val=""/>
+      <w:lvlJc w:val="left"/>
+      <w:pPr>
+        <w:ind w:left="2880" w:hanging="360"/>
+      </w:pPr>
+      <w:rPr>
+        <w:rFonts w:ascii="Symbol" w:hAnsi="Symbol" w:hint="default"/>
+      </w:rPr>
+    </w:lvl>
+    <w:lvl w:ilvl="4" w:tplc="04050003" w:tentative="1">
+      <w:start w:val="1"/>
+      <w:numFmt w:val="bullet"/>
+      <w:lvlText w:val="o"/>
+      <w:lvlJc w:val="left"/>
+      <w:pPr>
+        <w:ind w:left="3600" w:hanging="360"/>
+      </w:pPr>
+      <w:rPr>
+        <w:rFonts w:ascii="Courier New" w:hAnsi="Courier New" w:cs="Courier New" w:hint="default"/>
+      </w:rPr>
+    </w:lvl>
+    <w:lvl w:ilvl="5" w:tplc="04050005" w:tentative="1">
+      <w:start w:val="1"/>
+      <w:numFmt w:val="bullet"/>
+      <w:lvlText w:val=""/>
+      <w:lvlJc w:val="left"/>
+      <w:pPr>
+        <w:ind w:left="4320" w:hanging="360"/>
+      </w:pPr>
+      <w:rPr>
+        <w:rFonts w:ascii="Wingdings" w:hAnsi="Wingdings" w:hint="default"/>
+      </w:rPr>
+    </w:lvl>
+    <w:lvl w:ilvl="6" w:tplc="04050001" w:tentative="1">
+      <w:start w:val="1"/>
+      <w:numFmt w:val="bullet"/>
+      <w:lvlText w:val=""/>
+      <w:lvlJc w:val="left"/>
+      <w:pPr>
+        <w:ind w:left="5040" w:hanging="360"/>
+      </w:pPr>
+      <w:rPr>
+        <w:rFonts w:ascii="Symbol" w:hAnsi="Symbol" w:hint="default"/>
+      </w:rPr>
+    </w:lvl>
+    <w:lvl w:ilvl="7" w:tplc="04050003" w:tentative="1">
+      <w:start w:val="1"/>
+      <w:numFmt w:val="bullet"/>
+      <w:lvlText w:val="o"/>
+      <w:lvlJc w:val="left"/>
+      <w:pPr>
+        <w:ind w:left="5760" w:hanging="360"/>
+      </w:pPr>
+      <w:rPr>
+        <w:rFonts w:ascii="Courier New" w:hAnsi="Courier New" w:cs="Courier New" w:hint="default"/>
+      </w:rPr>
+    </w:lvl>
+    <w:lvl w:ilvl="8" w:tplc="04050005" w:tentative="1">
+      <w:start w:val="1"/>
+      <w:numFmt w:val="bullet"/>
+      <w:lvlText w:val=""/>
+      <w:lvlJc w:val="left"/>
+      <w:pPr>
+        <w:ind w:left="6480" w:hanging="360"/>
+      </w:pPr>
+      <w:rPr>
+        <w:rFonts w:ascii="Wingdings" w:hAnsi="Wingdings" w:hint="default"/>
+      </w:rPr>
+    </w:lvl>
+  </w:abstractNum>
+  <w:abstractNum w:abstractNumId="24" w15:restartNumberingAfterBreak="0">
+    <w:nsid w:val="4C800003"/>
+    <w:multiLevelType w:val="hybridMultilevel"/>
+    <w:tmpl w:val="50D8EA9E"/>
+    <w:lvl w:ilvl="0" w:tplc="0405000F">
+      <w:start w:val="1"/>
+      <w:numFmt w:val="decimal"/>
+      <w:lvlText w:val="%1."/>
+      <w:lvlJc w:val="left"/>
+      <w:pPr>
+        <w:ind w:left="720" w:hanging="360"/>
+      </w:pPr>
+    </w:lvl>
+    <w:lvl w:ilvl="1" w:tplc="04050019" w:tentative="1">
+      <w:start w:val="1"/>
+      <w:numFmt w:val="lowerLetter"/>
+      <w:lvlText w:val="%2."/>
+      <w:lvlJc w:val="left"/>
+      <w:pPr>
+        <w:ind w:left="1440" w:hanging="360"/>
+      </w:pPr>
+    </w:lvl>
+    <w:lvl w:ilvl="2" w:tplc="0405001B" w:tentative="1">
+      <w:start w:val="1"/>
+      <w:numFmt w:val="lowerRoman"/>
+      <w:lvlText w:val="%3."/>
+      <w:lvlJc w:val="right"/>
+      <w:pPr>
+        <w:ind w:left="2160" w:hanging="180"/>
+      </w:pPr>
+    </w:lvl>
+    <w:lvl w:ilvl="3" w:tplc="0405000F" w:tentative="1">
+      <w:start w:val="1"/>
+      <w:numFmt w:val="decimal"/>
+      <w:lvlText w:val="%4."/>
+      <w:lvlJc w:val="left"/>
+      <w:pPr>
+        <w:ind w:left="2880" w:hanging="360"/>
+      </w:pPr>
+    </w:lvl>
+    <w:lvl w:ilvl="4" w:tplc="04050019" w:tentative="1">
+      <w:start w:val="1"/>
+      <w:numFmt w:val="lowerLetter"/>
+      <w:lvlText w:val="%5."/>
+      <w:lvlJc w:val="left"/>
+      <w:pPr>
+        <w:ind w:left="3600" w:hanging="360"/>
+      </w:pPr>
+    </w:lvl>
+    <w:lvl w:ilvl="5" w:tplc="0405001B" w:tentative="1">
+      <w:start w:val="1"/>
+      <w:numFmt w:val="lowerRoman"/>
+      <w:lvlText w:val="%6."/>
+      <w:lvlJc w:val="right"/>
+      <w:pPr>
+        <w:ind w:left="4320" w:hanging="180"/>
+      </w:pPr>
+    </w:lvl>
+    <w:lvl w:ilvl="6" w:tplc="0405000F" w:tentative="1">
+      <w:start w:val="1"/>
+      <w:numFmt w:val="decimal"/>
+      <w:lvlText w:val="%7."/>
+      <w:lvlJc w:val="left"/>
+      <w:pPr>
+        <w:ind w:left="5040" w:hanging="360"/>
+      </w:pPr>
+    </w:lvl>
+    <w:lvl w:ilvl="7" w:tplc="04050019" w:tentative="1">
+      <w:start w:val="1"/>
+      <w:numFmt w:val="lowerLetter"/>
+      <w:lvlText w:val="%8."/>
+      <w:lvlJc w:val="left"/>
+      <w:pPr>
+        <w:ind w:left="5760" w:hanging="360"/>
+      </w:pPr>
+    </w:lvl>
+    <w:lvl w:ilvl="8" w:tplc="0405001B" w:tentative="1">
+      <w:start w:val="1"/>
+      <w:numFmt w:val="lowerRoman"/>
+      <w:lvlText w:val="%9."/>
+      <w:lvlJc w:val="right"/>
+      <w:pPr>
+        <w:ind w:left="6480" w:hanging="180"/>
+      </w:pPr>
+    </w:lvl>
+  </w:abstractNum>
+  <w:abstractNum w:abstractNumId="25" w15:restartNumberingAfterBreak="0">
     <w:nsid w:val="4E5D7BD8"/>
     <w:multiLevelType w:val="multilevel"/>
     <w:tmpl w:val="0E4033D2"/>
@@ -5682,7 +11046,432 @@
       </w:pPr>
     </w:lvl>
   </w:abstractNum>
-  <w:abstractNum w:abstractNumId="21" w15:restartNumberingAfterBreak="0">
+  <w:abstractNum w:abstractNumId="26" w15:restartNumberingAfterBreak="0">
+    <w:nsid w:val="58CB390D"/>
+    <w:multiLevelType w:val="hybridMultilevel"/>
+    <w:tmpl w:val="DA6012D0"/>
+    <w:lvl w:ilvl="0" w:tplc="04050001">
+      <w:start w:val="1"/>
+      <w:numFmt w:val="bullet"/>
+      <w:lvlText w:val=""/>
+      <w:lvlJc w:val="left"/>
+      <w:pPr>
+        <w:ind w:left="720" w:hanging="360"/>
+      </w:pPr>
+      <w:rPr>
+        <w:rFonts w:ascii="Symbol" w:hAnsi="Symbol" w:hint="default"/>
+      </w:rPr>
+    </w:lvl>
+    <w:lvl w:ilvl="1" w:tplc="04050003" w:tentative="1">
+      <w:start w:val="1"/>
+      <w:numFmt w:val="bullet"/>
+      <w:lvlText w:val="o"/>
+      <w:lvlJc w:val="left"/>
+      <w:pPr>
+        <w:ind w:left="1440" w:hanging="360"/>
+      </w:pPr>
+      <w:rPr>
+        <w:rFonts w:ascii="Courier New" w:hAnsi="Courier New" w:cs="Courier New" w:hint="default"/>
+      </w:rPr>
+    </w:lvl>
+    <w:lvl w:ilvl="2" w:tplc="04050005" w:tentative="1">
+      <w:start w:val="1"/>
+      <w:numFmt w:val="bullet"/>
+      <w:lvlText w:val=""/>
+      <w:lvlJc w:val="left"/>
+      <w:pPr>
+        <w:ind w:left="2160" w:hanging="360"/>
+      </w:pPr>
+      <w:rPr>
+        <w:rFonts w:ascii="Wingdings" w:hAnsi="Wingdings" w:hint="default"/>
+      </w:rPr>
+    </w:lvl>
+    <w:lvl w:ilvl="3" w:tplc="04050001" w:tentative="1">
+      <w:start w:val="1"/>
+      <w:numFmt w:val="bullet"/>
+      <w:lvlText w:val=""/>
+      <w:lvlJc w:val="left"/>
+      <w:pPr>
+        <w:ind w:left="2880" w:hanging="360"/>
+      </w:pPr>
+      <w:rPr>
+        <w:rFonts w:ascii="Symbol" w:hAnsi="Symbol" w:hint="default"/>
+      </w:rPr>
+    </w:lvl>
+    <w:lvl w:ilvl="4" w:tplc="04050003" w:tentative="1">
+      <w:start w:val="1"/>
+      <w:numFmt w:val="bullet"/>
+      <w:lvlText w:val="o"/>
+      <w:lvlJc w:val="left"/>
+      <w:pPr>
+        <w:ind w:left="3600" w:hanging="360"/>
+      </w:pPr>
+      <w:rPr>
+        <w:rFonts w:ascii="Courier New" w:hAnsi="Courier New" w:cs="Courier New" w:hint="default"/>
+      </w:rPr>
+    </w:lvl>
+    <w:lvl w:ilvl="5" w:tplc="04050005" w:tentative="1">
+      <w:start w:val="1"/>
+      <w:numFmt w:val="bullet"/>
+      <w:lvlText w:val=""/>
+      <w:lvlJc w:val="left"/>
+      <w:pPr>
+        <w:ind w:left="4320" w:hanging="360"/>
+      </w:pPr>
+      <w:rPr>
+        <w:rFonts w:ascii="Wingdings" w:hAnsi="Wingdings" w:hint="default"/>
+      </w:rPr>
+    </w:lvl>
+    <w:lvl w:ilvl="6" w:tplc="04050001" w:tentative="1">
+      <w:start w:val="1"/>
+      <w:numFmt w:val="bullet"/>
+      <w:lvlText w:val=""/>
+      <w:lvlJc w:val="left"/>
+      <w:pPr>
+        <w:ind w:left="5040" w:hanging="360"/>
+      </w:pPr>
+      <w:rPr>
+        <w:rFonts w:ascii="Symbol" w:hAnsi="Symbol" w:hint="default"/>
+      </w:rPr>
+    </w:lvl>
+    <w:lvl w:ilvl="7" w:tplc="04050003" w:tentative="1">
+      <w:start w:val="1"/>
+      <w:numFmt w:val="bullet"/>
+      <w:lvlText w:val="o"/>
+      <w:lvlJc w:val="left"/>
+      <w:pPr>
+        <w:ind w:left="5760" w:hanging="360"/>
+      </w:pPr>
+      <w:rPr>
+        <w:rFonts w:ascii="Courier New" w:hAnsi="Courier New" w:cs="Courier New" w:hint="default"/>
+      </w:rPr>
+    </w:lvl>
+    <w:lvl w:ilvl="8" w:tplc="04050005" w:tentative="1">
+      <w:start w:val="1"/>
+      <w:numFmt w:val="bullet"/>
+      <w:lvlText w:val=""/>
+      <w:lvlJc w:val="left"/>
+      <w:pPr>
+        <w:ind w:left="6480" w:hanging="360"/>
+      </w:pPr>
+      <w:rPr>
+        <w:rFonts w:ascii="Wingdings" w:hAnsi="Wingdings" w:hint="default"/>
+      </w:rPr>
+    </w:lvl>
+  </w:abstractNum>
+  <w:abstractNum w:abstractNumId="27" w15:restartNumberingAfterBreak="0">
+    <w:nsid w:val="58E63E00"/>
+    <w:multiLevelType w:val="hybridMultilevel"/>
+    <w:tmpl w:val="8D80FD34"/>
+    <w:lvl w:ilvl="0" w:tplc="0405000F">
+      <w:start w:val="1"/>
+      <w:numFmt w:val="decimal"/>
+      <w:lvlText w:val="%1."/>
+      <w:lvlJc w:val="left"/>
+      <w:pPr>
+        <w:ind w:left="720" w:hanging="360"/>
+      </w:pPr>
+    </w:lvl>
+    <w:lvl w:ilvl="1" w:tplc="04050019" w:tentative="1">
+      <w:start w:val="1"/>
+      <w:numFmt w:val="lowerLetter"/>
+      <w:lvlText w:val="%2."/>
+      <w:lvlJc w:val="left"/>
+      <w:pPr>
+        <w:ind w:left="1440" w:hanging="360"/>
+      </w:pPr>
+    </w:lvl>
+    <w:lvl w:ilvl="2" w:tplc="0405001B" w:tentative="1">
+      <w:start w:val="1"/>
+      <w:numFmt w:val="lowerRoman"/>
+      <w:lvlText w:val="%3."/>
+      <w:lvlJc w:val="right"/>
+      <w:pPr>
+        <w:ind w:left="2160" w:hanging="180"/>
+      </w:pPr>
+    </w:lvl>
+    <w:lvl w:ilvl="3" w:tplc="0405000F" w:tentative="1">
+      <w:start w:val="1"/>
+      <w:numFmt w:val="decimal"/>
+      <w:lvlText w:val="%4."/>
+      <w:lvlJc w:val="left"/>
+      <w:pPr>
+        <w:ind w:left="2880" w:hanging="360"/>
+      </w:pPr>
+    </w:lvl>
+    <w:lvl w:ilvl="4" w:tplc="04050019" w:tentative="1">
+      <w:start w:val="1"/>
+      <w:numFmt w:val="lowerLetter"/>
+      <w:lvlText w:val="%5."/>
+      <w:lvlJc w:val="left"/>
+      <w:pPr>
+        <w:ind w:left="3600" w:hanging="360"/>
+      </w:pPr>
+    </w:lvl>
+    <w:lvl w:ilvl="5" w:tplc="0405001B" w:tentative="1">
+      <w:start w:val="1"/>
+      <w:numFmt w:val="lowerRoman"/>
+      <w:lvlText w:val="%6."/>
+      <w:lvlJc w:val="right"/>
+      <w:pPr>
+        <w:ind w:left="4320" w:hanging="180"/>
+      </w:pPr>
+    </w:lvl>
+    <w:lvl w:ilvl="6" w:tplc="0405000F" w:tentative="1">
+      <w:start w:val="1"/>
+      <w:numFmt w:val="decimal"/>
+      <w:lvlText w:val="%7."/>
+      <w:lvlJc w:val="left"/>
+      <w:pPr>
+        <w:ind w:left="5040" w:hanging="360"/>
+      </w:pPr>
+    </w:lvl>
+    <w:lvl w:ilvl="7" w:tplc="04050019" w:tentative="1">
+      <w:start w:val="1"/>
+      <w:numFmt w:val="lowerLetter"/>
+      <w:lvlText w:val="%8."/>
+      <w:lvlJc w:val="left"/>
+      <w:pPr>
+        <w:ind w:left="5760" w:hanging="360"/>
+      </w:pPr>
+    </w:lvl>
+    <w:lvl w:ilvl="8" w:tplc="0405001B" w:tentative="1">
+      <w:start w:val="1"/>
+      <w:numFmt w:val="lowerRoman"/>
+      <w:lvlText w:val="%9."/>
+      <w:lvlJc w:val="right"/>
+      <w:pPr>
+        <w:ind w:left="6480" w:hanging="180"/>
+      </w:pPr>
+    </w:lvl>
+  </w:abstractNum>
+  <w:abstractNum w:abstractNumId="28" w15:restartNumberingAfterBreak="0">
+    <w:nsid w:val="61D72FA5"/>
+    <w:multiLevelType w:val="hybridMultilevel"/>
+    <w:tmpl w:val="31EC8066"/>
+    <w:lvl w:ilvl="0" w:tplc="04050001">
+      <w:start w:val="1"/>
+      <w:numFmt w:val="bullet"/>
+      <w:lvlText w:val=""/>
+      <w:lvlJc w:val="left"/>
+      <w:pPr>
+        <w:ind w:left="720" w:hanging="360"/>
+      </w:pPr>
+      <w:rPr>
+        <w:rFonts w:ascii="Symbol" w:hAnsi="Symbol" w:hint="default"/>
+      </w:rPr>
+    </w:lvl>
+    <w:lvl w:ilvl="1" w:tplc="04050003" w:tentative="1">
+      <w:start w:val="1"/>
+      <w:numFmt w:val="bullet"/>
+      <w:lvlText w:val="o"/>
+      <w:lvlJc w:val="left"/>
+      <w:pPr>
+        <w:ind w:left="1440" w:hanging="360"/>
+      </w:pPr>
+      <w:rPr>
+        <w:rFonts w:ascii="Courier New" w:hAnsi="Courier New" w:cs="Courier New" w:hint="default"/>
+      </w:rPr>
+    </w:lvl>
+    <w:lvl w:ilvl="2" w:tplc="04050005" w:tentative="1">
+      <w:start w:val="1"/>
+      <w:numFmt w:val="bullet"/>
+      <w:lvlText w:val=""/>
+      <w:lvlJc w:val="left"/>
+      <w:pPr>
+        <w:ind w:left="2160" w:hanging="360"/>
+      </w:pPr>
+      <w:rPr>
+        <w:rFonts w:ascii="Wingdings" w:hAnsi="Wingdings" w:hint="default"/>
+      </w:rPr>
+    </w:lvl>
+    <w:lvl w:ilvl="3" w:tplc="04050001" w:tentative="1">
+      <w:start w:val="1"/>
+      <w:numFmt w:val="bullet"/>
+      <w:lvlText w:val=""/>
+      <w:lvlJc w:val="left"/>
+      <w:pPr>
+        <w:ind w:left="2880" w:hanging="360"/>
+      </w:pPr>
+      <w:rPr>
+        <w:rFonts w:ascii="Symbol" w:hAnsi="Symbol" w:hint="default"/>
+      </w:rPr>
+    </w:lvl>
+    <w:lvl w:ilvl="4" w:tplc="04050003" w:tentative="1">
+      <w:start w:val="1"/>
+      <w:numFmt w:val="bullet"/>
+      <w:lvlText w:val="o"/>
+      <w:lvlJc w:val="left"/>
+      <w:pPr>
+        <w:ind w:left="3600" w:hanging="360"/>
+      </w:pPr>
+      <w:rPr>
+        <w:rFonts w:ascii="Courier New" w:hAnsi="Courier New" w:cs="Courier New" w:hint="default"/>
+      </w:rPr>
+    </w:lvl>
+    <w:lvl w:ilvl="5" w:tplc="04050005" w:tentative="1">
+      <w:start w:val="1"/>
+      <w:numFmt w:val="bullet"/>
+      <w:lvlText w:val=""/>
+      <w:lvlJc w:val="left"/>
+      <w:pPr>
+        <w:ind w:left="4320" w:hanging="360"/>
+      </w:pPr>
+      <w:rPr>
+        <w:rFonts w:ascii="Wingdings" w:hAnsi="Wingdings" w:hint="default"/>
+      </w:rPr>
+    </w:lvl>
+    <w:lvl w:ilvl="6" w:tplc="04050001" w:tentative="1">
+      <w:start w:val="1"/>
+      <w:numFmt w:val="bullet"/>
+      <w:lvlText w:val=""/>
+      <w:lvlJc w:val="left"/>
+      <w:pPr>
+        <w:ind w:left="5040" w:hanging="360"/>
+      </w:pPr>
+      <w:rPr>
+        <w:rFonts w:ascii="Symbol" w:hAnsi="Symbol" w:hint="default"/>
+      </w:rPr>
+    </w:lvl>
+    <w:lvl w:ilvl="7" w:tplc="04050003" w:tentative="1">
+      <w:start w:val="1"/>
+      <w:numFmt w:val="bullet"/>
+      <w:lvlText w:val="o"/>
+      <w:lvlJc w:val="left"/>
+      <w:pPr>
+        <w:ind w:left="5760" w:hanging="360"/>
+      </w:pPr>
+      <w:rPr>
+        <w:rFonts w:ascii="Courier New" w:hAnsi="Courier New" w:cs="Courier New" w:hint="default"/>
+      </w:rPr>
+    </w:lvl>
+    <w:lvl w:ilvl="8" w:tplc="04050005" w:tentative="1">
+      <w:start w:val="1"/>
+      <w:numFmt w:val="bullet"/>
+      <w:lvlText w:val=""/>
+      <w:lvlJc w:val="left"/>
+      <w:pPr>
+        <w:ind w:left="6480" w:hanging="360"/>
+      </w:pPr>
+      <w:rPr>
+        <w:rFonts w:ascii="Wingdings" w:hAnsi="Wingdings" w:hint="default"/>
+      </w:rPr>
+    </w:lvl>
+  </w:abstractNum>
+  <w:abstractNum w:abstractNumId="29" w15:restartNumberingAfterBreak="0">
+    <w:nsid w:val="655425D3"/>
+    <w:multiLevelType w:val="hybridMultilevel"/>
+    <w:tmpl w:val="8E5E439C"/>
+    <w:lvl w:ilvl="0" w:tplc="04050001">
+      <w:start w:val="1"/>
+      <w:numFmt w:val="bullet"/>
+      <w:lvlText w:val=""/>
+      <w:lvlJc w:val="left"/>
+      <w:pPr>
+        <w:ind w:left="720" w:hanging="360"/>
+      </w:pPr>
+      <w:rPr>
+        <w:rFonts w:ascii="Symbol" w:hAnsi="Symbol" w:hint="default"/>
+      </w:rPr>
+    </w:lvl>
+    <w:lvl w:ilvl="1" w:tplc="04050003" w:tentative="1">
+      <w:start w:val="1"/>
+      <w:numFmt w:val="bullet"/>
+      <w:lvlText w:val="o"/>
+      <w:lvlJc w:val="left"/>
+      <w:pPr>
+        <w:ind w:left="1440" w:hanging="360"/>
+      </w:pPr>
+      <w:rPr>
+        <w:rFonts w:ascii="Courier New" w:hAnsi="Courier New" w:cs="Courier New" w:hint="default"/>
+      </w:rPr>
+    </w:lvl>
+    <w:lvl w:ilvl="2" w:tplc="04050005" w:tentative="1">
+      <w:start w:val="1"/>
+      <w:numFmt w:val="bullet"/>
+      <w:lvlText w:val=""/>
+      <w:lvlJc w:val="left"/>
+      <w:pPr>
+        <w:ind w:left="2160" w:hanging="360"/>
+      </w:pPr>
+      <w:rPr>
+        <w:rFonts w:ascii="Wingdings" w:hAnsi="Wingdings" w:hint="default"/>
+      </w:rPr>
+    </w:lvl>
+    <w:lvl w:ilvl="3" w:tplc="04050001" w:tentative="1">
+      <w:start w:val="1"/>
+      <w:numFmt w:val="bullet"/>
+      <w:lvlText w:val=""/>
+      <w:lvlJc w:val="left"/>
+      <w:pPr>
+        <w:ind w:left="2880" w:hanging="360"/>
+      </w:pPr>
+      <w:rPr>
+        <w:rFonts w:ascii="Symbol" w:hAnsi="Symbol" w:hint="default"/>
+      </w:rPr>
+    </w:lvl>
+    <w:lvl w:ilvl="4" w:tplc="04050003" w:tentative="1">
+      <w:start w:val="1"/>
+      <w:numFmt w:val="bullet"/>
+      <w:lvlText w:val="o"/>
+      <w:lvlJc w:val="left"/>
+      <w:pPr>
+        <w:ind w:left="3600" w:hanging="360"/>
+      </w:pPr>
+      <w:rPr>
+        <w:rFonts w:ascii="Courier New" w:hAnsi="Courier New" w:cs="Courier New" w:hint="default"/>
+      </w:rPr>
+    </w:lvl>
+    <w:lvl w:ilvl="5" w:tplc="04050005" w:tentative="1">
+      <w:start w:val="1"/>
+      <w:numFmt w:val="bullet"/>
+      <w:lvlText w:val=""/>
+      <w:lvlJc w:val="left"/>
+      <w:pPr>
+        <w:ind w:left="4320" w:hanging="360"/>
+      </w:pPr>
+      <w:rPr>
+        <w:rFonts w:ascii="Wingdings" w:hAnsi="Wingdings" w:hint="default"/>
+      </w:rPr>
+    </w:lvl>
+    <w:lvl w:ilvl="6" w:tplc="04050001" w:tentative="1">
+      <w:start w:val="1"/>
+      <w:numFmt w:val="bullet"/>
+      <w:lvlText w:val=""/>
+      <w:lvlJc w:val="left"/>
+      <w:pPr>
+        <w:ind w:left="5040" w:hanging="360"/>
+      </w:pPr>
+      <w:rPr>
+        <w:rFonts w:ascii="Symbol" w:hAnsi="Symbol" w:hint="default"/>
+      </w:rPr>
+    </w:lvl>
+    <w:lvl w:ilvl="7" w:tplc="04050003" w:tentative="1">
+      <w:start w:val="1"/>
+      <w:numFmt w:val="bullet"/>
+      <w:lvlText w:val="o"/>
+      <w:lvlJc w:val="left"/>
+      <w:pPr>
+        <w:ind w:left="5760" w:hanging="360"/>
+      </w:pPr>
+      <w:rPr>
+        <w:rFonts w:ascii="Courier New" w:hAnsi="Courier New" w:cs="Courier New" w:hint="default"/>
+      </w:rPr>
+    </w:lvl>
+    <w:lvl w:ilvl="8" w:tplc="04050005" w:tentative="1">
+      <w:start w:val="1"/>
+      <w:numFmt w:val="bullet"/>
+      <w:lvlText w:val=""/>
+      <w:lvlJc w:val="left"/>
+      <w:pPr>
+        <w:ind w:left="6480" w:hanging="360"/>
+      </w:pPr>
+      <w:rPr>
+        <w:rFonts w:ascii="Wingdings" w:hAnsi="Wingdings" w:hint="default"/>
+      </w:rPr>
+    </w:lvl>
+  </w:abstractNum>
+  <w:abstractNum w:abstractNumId="30" w15:restartNumberingAfterBreak="0">
     <w:nsid w:val="7FB33A2D"/>
     <w:multiLevelType w:val="hybridMultilevel"/>
     <w:tmpl w:val="3A727488"/>
@@ -5818,13 +11607,13 @@
     </w:lvlOverride>
   </w:num>
   <w:num w:numId="2" w16cid:durableId="210769937">
-    <w:abstractNumId w:val="20"/>
+    <w:abstractNumId w:val="25"/>
   </w:num>
   <w:num w:numId="3" w16cid:durableId="1711951674">
-    <w:abstractNumId w:val="19"/>
+    <w:abstractNumId w:val="21"/>
   </w:num>
   <w:num w:numId="4" w16cid:durableId="36131317">
-    <w:abstractNumId w:val="21"/>
+    <w:abstractNumId w:val="30"/>
   </w:num>
   <w:num w:numId="5" w16cid:durableId="2119250264">
     <w:abstractNumId w:val="16"/>
@@ -5866,10 +11655,10 @@
     <w:abstractNumId w:val="13"/>
   </w:num>
   <w:num w:numId="18" w16cid:durableId="1138566530">
-    <w:abstractNumId w:val="17"/>
+    <w:abstractNumId w:val="19"/>
   </w:num>
   <w:num w:numId="19" w16cid:durableId="1310283318">
-    <w:abstractNumId w:val="18"/>
+    <w:abstractNumId w:val="20"/>
   </w:num>
   <w:num w:numId="20" w16cid:durableId="86466065">
     <w:abstractNumId w:val="15"/>
@@ -5879,6 +11668,33 @@
   </w:num>
   <w:num w:numId="22" w16cid:durableId="587546424">
     <w:abstractNumId w:val="11"/>
+  </w:num>
+  <w:num w:numId="23" w16cid:durableId="1254048023">
+    <w:abstractNumId w:val="24"/>
+  </w:num>
+  <w:num w:numId="24" w16cid:durableId="1995645089">
+    <w:abstractNumId w:val="29"/>
+  </w:num>
+  <w:num w:numId="25" w16cid:durableId="1140733257">
+    <w:abstractNumId w:val="28"/>
+  </w:num>
+  <w:num w:numId="26" w16cid:durableId="645739867">
+    <w:abstractNumId w:val="18"/>
+  </w:num>
+  <w:num w:numId="27" w16cid:durableId="1284068853">
+    <w:abstractNumId w:val="27"/>
+  </w:num>
+  <w:num w:numId="28" w16cid:durableId="1339236819">
+    <w:abstractNumId w:val="26"/>
+  </w:num>
+  <w:num w:numId="29" w16cid:durableId="635718405">
+    <w:abstractNumId w:val="22"/>
+  </w:num>
+  <w:num w:numId="30" w16cid:durableId="1579709692">
+    <w:abstractNumId w:val="23"/>
+  </w:num>
+  <w:num w:numId="31" w16cid:durableId="173766313">
+    <w:abstractNumId w:val="17"/>
   </w:num>
 </w:numbering>
 </file>
@@ -6365,7 +12181,6 @@
   <w:style w:type="character" w:default="1" w:styleId="Standardnpsmoodstavce">
     <w:name w:val="Default Paragraph Font"/>
     <w:uiPriority w:val="1"/>
-    <w:semiHidden/>
     <w:unhideWhenUsed/>
   </w:style>
   <w:style w:type="table" w:default="1" w:styleId="Normlntabulka">
